--- a/docs/exports/05-CIRCLE-CHANGES.docx
+++ b/docs/exports/05-CIRCLE-CHANGES.docx
@@ -921,6 +921,1048 @@
           </w:p>
         </w:tc>
       </w:tr>
+      <w:tr>
+        <w:tc>
+          <w:tcPr/>
+          <w:p>
+            <w:pPr>
+              <w:pStyle w:val="Compact"/>
+            </w:pPr>
+            <w:r>
+              <w:t xml:space="preserve">4</w:t>
+            </w:r>
+          </w:p>
+        </w:tc>
+        <w:tc>
+          <w:tcPr/>
+          <w:p>
+            <w:pPr>
+              <w:pStyle w:val="Compact"/>
+            </w:pPr>
+            <w:r>
+              <w:rPr>
+                <w:b/>
+                <w:bCs/>
+              </w:rPr>
+              <w:t xml:space="preserve">Multi-core enabled</w:t>
+            </w:r>
+            <w:r>
+              <w:t xml:space="preserve"> </w:t>
+            </w:r>
+            <w:r>
+              <w:t xml:space="preserve">(</w:t>
+            </w:r>
+            <w:r>
+              <w:rPr>
+                <w:rStyle w:val="VerbatimChar"/>
+              </w:rPr>
+              <w:t xml:space="preserve">ARM_ALLOW_MULTI_CORE</w:t>
+            </w:r>
+            <w:r>
+              <w:t xml:space="preserve">): core 1 runs the sound producer</w:t>
+            </w:r>
+          </w:p>
+        </w:tc>
+        <w:tc>
+          <w:tcPr/>
+          <w:p>
+            <w:pPr>
+              <w:pStyle w:val="Compact"/>
+            </w:pPr>
+            <w:r>
+              <w:rPr>
+                <w:rStyle w:val="VerbatimChar"/>
+              </w:rPr>
+              <w:t xml:space="preserve">sysconfig.h</w:t>
+            </w:r>
+          </w:p>
+        </w:tc>
+        <w:tc>
+          <w:tcPr/>
+          <w:p>
+            <w:pPr>
+              <w:pStyle w:val="Compact"/>
+            </w:pPr>
+            <w:r>
+              <w:rPr>
+                <w:b/>
+                <w:bCs/>
+              </w:rPr>
+              <w:t xml:space="preserve">every library</w:t>
+            </w:r>
+            <w:r>
+              <w:t xml:space="preserve"> </w:t>
+            </w:r>
+            <w:r>
+              <w:t xml:space="preserve">(clean rebuild) + kernel</w:t>
+            </w:r>
+          </w:p>
+        </w:tc>
+      </w:tr>
+      <w:tr>
+        <w:tc>
+          <w:tcPr/>
+          <w:p>
+            <w:pPr>
+              <w:pStyle w:val="Compact"/>
+            </w:pPr>
+            <w:r>
+              <w:t xml:space="preserve">5</w:t>
+            </w:r>
+          </w:p>
+        </w:tc>
+        <w:tc>
+          <w:tcPr/>
+          <w:p>
+            <w:pPr>
+              <w:pStyle w:val="Compact"/>
+            </w:pPr>
+            <w:r>
+              <w:rPr>
+                <w:b/>
+                <w:bCs/>
+              </w:rPr>
+              <w:t xml:space="preserve">Shift + navigation keys</w:t>
+            </w:r>
+            <w:r>
+              <w:t xml:space="preserve"> </w:t>
+            </w:r>
+            <w:r>
+              <w:t xml:space="preserve">(</w:t>
+            </w:r>
+            <w:r>
+              <w:rPr>
+                <w:rStyle w:val="VerbatimChar"/>
+              </w:rPr>
+              <w:t xml:space="preserve">KeyShiftUp</w:t>
+            </w:r>
+            <w:r>
+              <w:t xml:space="preserve">… appended to</w:t>
+            </w:r>
+            <w:r>
+              <w:t xml:space="preserve"> </w:t>
+            </w:r>
+            <w:r>
+              <w:rPr>
+                <w:rStyle w:val="VerbatimChar"/>
+              </w:rPr>
+              <w:t xml:space="preserve">TSpecialKey</w:t>
+            </w:r>
+            <w:r>
+              <w:t xml:space="preserve">, xterm</w:t>
+            </w:r>
+            <w:r>
+              <w:t xml:space="preserve"> </w:t>
+            </w:r>
+            <w:r>
+              <w:rPr>
+                <w:rStyle w:val="VerbatimChar"/>
+              </w:rPr>
+              <w:t xml:space="preserve">;2</w:t>
+            </w:r>
+            <w:r>
+              <w:t xml:space="preserve"> </w:t>
+            </w:r>
+            <w:r>
+              <w:t xml:space="preserve">sequences)</w:t>
+            </w:r>
+          </w:p>
+        </w:tc>
+        <w:tc>
+          <w:tcPr/>
+          <w:p>
+            <w:pPr>
+              <w:pStyle w:val="Compact"/>
+            </w:pPr>
+            <w:r>
+              <w:rPr>
+                <w:rStyle w:val="VerbatimChar"/>
+              </w:rPr>
+              <w:t xml:space="preserve">input/keymap.{h,cpp}</w:t>
+            </w:r>
+          </w:p>
+        </w:tc>
+        <w:tc>
+          <w:tcPr/>
+          <w:p>
+            <w:pPr>
+              <w:pStyle w:val="Compact"/>
+            </w:pPr>
+            <w:r>
+              <w:rPr>
+                <w:rStyle w:val="VerbatimChar"/>
+              </w:rPr>
+              <w:t xml:space="preserve">libinput</w:t>
+            </w:r>
+            <w:r>
+              <w:t xml:space="preserve">,</w:t>
+            </w:r>
+            <w:r>
+              <w:t xml:space="preserve"> </w:t>
+            </w:r>
+            <w:r>
+              <w:rPr>
+                <w:rStyle w:val="VerbatimChar"/>
+              </w:rPr>
+              <w:t xml:space="preserve">libusb</w:t>
+            </w:r>
+            <w:r>
+              <w:t xml:space="preserve"> </w:t>
+            </w:r>
+            <w:r>
+              <w:t xml:space="preserve">+ the</w:t>
+            </w:r>
+            <w:r>
+              <w:t xml:space="preserve"> </w:t>
+            </w:r>
+            <w:r>
+              <w:rPr>
+                <w:rStyle w:val="VerbatimChar"/>
+              </w:rPr>
+              <w:t xml:space="preserve">.kmap</w:t>
+            </w:r>
+            <w:r>
+              <w:t xml:space="preserve"> </w:t>
+            </w:r>
+            <w:r>
+              <w:t xml:space="preserve">files</w:t>
+            </w:r>
+          </w:p>
+        </w:tc>
+      </w:tr>
+      <w:tr>
+        <w:tc>
+          <w:tcPr/>
+          <w:p>
+            <w:pPr>
+              <w:pStyle w:val="Compact"/>
+            </w:pPr>
+            <w:r>
+              <w:t xml:space="preserve">6</w:t>
+            </w:r>
+          </w:p>
+        </w:tc>
+        <w:tc>
+          <w:tcPr/>
+          <w:p>
+            <w:pPr>
+              <w:pStyle w:val="Compact"/>
+            </w:pPr>
+            <w:r>
+              <w:rPr>
+                <w:b/>
+                <w:bCs/>
+              </w:rPr>
+              <w:t xml:space="preserve">Partial display update</w:t>
+            </w:r>
+            <w:r>
+              <w:t xml:space="preserve"> </w:t>
+            </w:r>
+            <w:r>
+              <w:rPr>
+                <w:rStyle w:val="VerbatimChar"/>
+              </w:rPr>
+              <w:t xml:space="preserve">C2DGraphics::UpdateDisplay (x, y, w, h)</w:t>
+            </w:r>
+            <w:r>
+              <w:t xml:space="preserve"> </w:t>
+            </w:r>
+            <w:r>
+              <w:t xml:space="preserve">(the compositor's dirty rectangles)</w:t>
+            </w:r>
+          </w:p>
+        </w:tc>
+        <w:tc>
+          <w:tcPr/>
+          <w:p>
+            <w:pPr>
+              <w:pStyle w:val="Compact"/>
+            </w:pPr>
+            <w:r>
+              <w:rPr>
+                <w:rStyle w:val="VerbatimChar"/>
+              </w:rPr>
+              <w:t xml:space="preserve">2dgraphics.{h,cpp}</w:t>
+            </w:r>
+          </w:p>
+        </w:tc>
+        <w:tc>
+          <w:tcPr/>
+          <w:p>
+            <w:pPr>
+              <w:pStyle w:val="Compact"/>
+            </w:pPr>
+            <w:r>
+              <w:rPr>
+                <w:rStyle w:val="VerbatimChar"/>
+              </w:rPr>
+              <w:t xml:space="preserve">libcircle</w:t>
+            </w:r>
+          </w:p>
+        </w:tc>
+      </w:tr>
+      <w:tr>
+        <w:tc>
+          <w:tcPr/>
+          <w:p>
+            <w:pPr>
+              <w:pStyle w:val="Compact"/>
+            </w:pPr>
+            <w:r>
+              <w:t xml:space="preserve">7</w:t>
+            </w:r>
+          </w:p>
+        </w:tc>
+        <w:tc>
+          <w:tcPr/>
+          <w:p>
+            <w:pPr>
+              <w:pStyle w:val="Compact"/>
+            </w:pPr>
+            <w:r>
+              <w:rPr>
+                <w:b/>
+                <w:bCs/>
+              </w:rPr>
+              <w:t xml:space="preserve">Yielding SD waits</w:t>
+            </w:r>
+            <w:r>
+              <w:t xml:space="preserve">: weak hooks for the FatFs volume lock and the EMMC wait loop</w:t>
+            </w:r>
+          </w:p>
+        </w:tc>
+        <w:tc>
+          <w:tcPr/>
+          <w:p>
+            <w:pPr>
+              <w:pStyle w:val="Compact"/>
+            </w:pPr>
+            <w:r>
+              <w:rPr>
+                <w:rStyle w:val="VerbatimChar"/>
+              </w:rPr>
+              <w:t xml:space="preserve">addon/fatfs/ffsystem.cpp</w:t>
+            </w:r>
+            <w:r>
+              <w:t xml:space="preserve">,</w:t>
+            </w:r>
+            <w:r>
+              <w:t xml:space="preserve"> </w:t>
+            </w:r>
+            <w:r>
+              <w:rPr>
+                <w:rStyle w:val="VerbatimChar"/>
+              </w:rPr>
+              <w:t xml:space="preserve">addon/SDCard/emmc.cpp</w:t>
+            </w:r>
+          </w:p>
+        </w:tc>
+        <w:tc>
+          <w:tcPr/>
+          <w:p>
+            <w:pPr>
+              <w:pStyle w:val="Compact"/>
+            </w:pPr>
+            <w:r>
+              <w:rPr>
+                <w:rStyle w:val="VerbatimChar"/>
+              </w:rPr>
+              <w:t xml:space="preserve">libfatfs</w:t>
+            </w:r>
+            <w:r>
+              <w:t xml:space="preserve">,</w:t>
+            </w:r>
+            <w:r>
+              <w:t xml:space="preserve"> </w:t>
+            </w:r>
+            <w:r>
+              <w:rPr>
+                <w:rStyle w:val="VerbatimChar"/>
+              </w:rPr>
+              <w:t xml:space="preserve">libsdcard</w:t>
+            </w:r>
+          </w:p>
+        </w:tc>
+      </w:tr>
+      <w:tr>
+        <w:tc>
+          <w:tcPr/>
+          <w:p>
+            <w:pPr>
+              <w:pStyle w:val="Compact"/>
+            </w:pPr>
+            <w:r>
+              <w:t xml:space="preserve">8</w:t>
+            </w:r>
+          </w:p>
+        </w:tc>
+        <w:tc>
+          <w:tcPr/>
+          <w:p>
+            <w:pPr>
+              <w:pStyle w:val="Compact"/>
+            </w:pPr>
+            <w:r>
+              <w:rPr>
+                <w:b/>
+                <w:bCs/>
+              </w:rPr>
+              <w:t xml:space="preserve">Sector cache</w:t>
+            </w:r>
+            <w:r>
+              <w:t xml:space="preserve"> </w:t>
+            </w:r>
+            <w:r>
+              <w:t xml:space="preserve">in the FatFs disk layer (write-through), one bounce buffer per volume</w:t>
+            </w:r>
+          </w:p>
+        </w:tc>
+        <w:tc>
+          <w:tcPr/>
+          <w:p>
+            <w:pPr>
+              <w:pStyle w:val="Compact"/>
+            </w:pPr>
+            <w:r>
+              <w:rPr>
+                <w:rStyle w:val="VerbatimChar"/>
+              </w:rPr>
+              <w:t xml:space="preserve">addon/fatfs/diskio.{h,cpp}</w:t>
+            </w:r>
+          </w:p>
+        </w:tc>
+        <w:tc>
+          <w:tcPr/>
+          <w:p>
+            <w:pPr>
+              <w:pStyle w:val="Compact"/>
+            </w:pPr>
+            <w:r>
+              <w:rPr>
+                <w:rStyle w:val="VerbatimChar"/>
+              </w:rPr>
+              <w:t xml:space="preserve">libfatfs</w:t>
+            </w:r>
+          </w:p>
+        </w:tc>
+      </w:tr>
+      <w:tr>
+        <w:tc>
+          <w:tcPr/>
+          <w:p>
+            <w:pPr>
+              <w:pStyle w:val="Compact"/>
+            </w:pPr>
+            <w:r>
+              <w:t xml:space="preserve">10</w:t>
+            </w:r>
+          </w:p>
+        </w:tc>
+        <w:tc>
+          <w:tcPr/>
+          <w:p>
+            <w:pPr>
+              <w:pStyle w:val="Compact"/>
+            </w:pPr>
+            <w:r>
+              <w:rPr>
+                <w:b/>
+                <w:bCs/>
+              </w:rPr>
+              <w:t xml:space="preserve">Multi-cluster transfers</w:t>
+            </w:r>
+            <w:r>
+              <w:t xml:space="preserve"> </w:t>
+            </w:r>
+            <w:r>
+              <w:t xml:space="preserve">in</w:t>
+            </w:r>
+            <w:r>
+              <w:t xml:space="preserve"> </w:t>
+            </w:r>
+            <w:r>
+              <w:rPr>
+                <w:rStyle w:val="VerbatimChar"/>
+              </w:rPr>
+              <w:t xml:space="preserve">f_read</w:t>
+            </w:r>
+            <w:r>
+              <w:t xml:space="preserve"> </w:t>
+            </w:r>
+            <w:r>
+              <w:t xml:space="preserve">/</w:t>
+            </w:r>
+            <w:r>
+              <w:t xml:space="preserve"> </w:t>
+            </w:r>
+            <w:r>
+              <w:rPr>
+                <w:rStyle w:val="VerbatimChar"/>
+              </w:rPr>
+              <w:t xml:space="preserve">f_write</w:t>
+            </w:r>
+            <w:r>
+              <w:t xml:space="preserve"> </w:t>
+            </w:r>
+            <w:r>
+              <w:t xml:space="preserve">(one SD command across contiguous clusters)</w:t>
+            </w:r>
+          </w:p>
+        </w:tc>
+        <w:tc>
+          <w:tcPr/>
+          <w:p>
+            <w:pPr>
+              <w:pStyle w:val="Compact"/>
+            </w:pPr>
+            <w:r>
+              <w:rPr>
+                <w:rStyle w:val="VerbatimChar"/>
+              </w:rPr>
+              <w:t xml:space="preserve">addon/fatfs/ff.c</w:t>
+            </w:r>
+          </w:p>
+        </w:tc>
+        <w:tc>
+          <w:tcPr/>
+          <w:p>
+            <w:pPr>
+              <w:pStyle w:val="Compact"/>
+            </w:pPr>
+            <w:r>
+              <w:rPr>
+                <w:rStyle w:val="VerbatimChar"/>
+              </w:rPr>
+              <w:t xml:space="preserve">libfatfs</w:t>
+            </w:r>
+          </w:p>
+        </w:tc>
+      </w:tr>
+      <w:tr>
+        <w:tc>
+          <w:tcPr/>
+          <w:p>
+            <w:pPr>
+              <w:pStyle w:val="Compact"/>
+            </w:pPr>
+            <w:r>
+              <w:t xml:space="preserve">9</w:t>
+            </w:r>
+          </w:p>
+        </w:tc>
+        <w:tc>
+          <w:tcPr/>
+          <w:p>
+            <w:pPr>
+              <w:pStyle w:val="Compact"/>
+            </w:pPr>
+            <w:r>
+              <w:rPr>
+                <w:b/>
+                <w:bCs/>
+              </w:rPr>
+              <w:t xml:space="preserve">High Speed SD at run time</w:t>
+            </w:r>
+            <w:r>
+              <w:t xml:space="preserve"> </w:t>
+            </w:r>
+            <w:r>
+              <w:t xml:space="preserve">(</w:t>
+            </w:r>
+            <w:r>
+              <w:rPr>
+                <w:rStyle w:val="VerbatimChar"/>
+              </w:rPr>
+              <w:t xml:space="preserve">CEMMCDevice::SetHighSpeed</w:t>
+            </w:r>
+            <w:r>
+              <w:t xml:space="preserve">) + the host's High Speed Enable bit</w:t>
+            </w:r>
+          </w:p>
+        </w:tc>
+        <w:tc>
+          <w:tcPr/>
+          <w:p>
+            <w:pPr>
+              <w:pStyle w:val="Compact"/>
+            </w:pPr>
+            <w:r>
+              <w:rPr>
+                <w:rStyle w:val="VerbatimChar"/>
+              </w:rPr>
+              <w:t xml:space="preserve">addon/SDCard/emmc.{h,cpp}</w:t>
+            </w:r>
+          </w:p>
+        </w:tc>
+        <w:tc>
+          <w:tcPr/>
+          <w:p>
+            <w:pPr>
+              <w:pStyle w:val="Compact"/>
+            </w:pPr>
+            <w:r>
+              <w:rPr>
+                <w:rStyle w:val="VerbatimChar"/>
+              </w:rPr>
+              <w:t xml:space="preserve">libsdcard</w:t>
+            </w:r>
+          </w:p>
+        </w:tc>
+      </w:tr>
+      <w:tr>
+        <w:tc>
+          <w:tcPr/>
+          <w:p>
+            <w:pPr>
+              <w:pStyle w:val="Compact"/>
+            </w:pPr>
+            <w:r>
+              <w:t xml:space="preserve">11</w:t>
+            </w:r>
+          </w:p>
+        </w:tc>
+        <w:tc>
+          <w:tcPr/>
+          <w:p>
+            <w:pPr>
+              <w:pStyle w:val="Compact"/>
+            </w:pPr>
+            <w:r>
+              <w:rPr>
+                <w:b/>
+                <w:bCs/>
+              </w:rPr>
+              <w:t xml:space="preserve">FatFs fast seek</w:t>
+            </w:r>
+            <w:r>
+              <w:t xml:space="preserve"> </w:t>
+            </w:r>
+            <w:r>
+              <w:t xml:space="preserve">on (</w:t>
+            </w:r>
+            <w:r>
+              <w:rPr>
+                <w:rStyle w:val="VerbatimChar"/>
+              </w:rPr>
+              <w:t xml:space="preserve">FF_USE_FASTSEEK 1</w:t>
+            </w:r>
+            <w:r>
+              <w:t xml:space="preserve">:</w:t>
+            </w:r>
+            <w:r>
+              <w:t xml:space="preserve"> </w:t>
+            </w:r>
+            <w:r>
+              <w:rPr>
+                <w:rStyle w:val="VerbatimChar"/>
+              </w:rPr>
+              <w:t xml:space="preserve">kapi_seek</w:t>
+            </w:r>
+            <w:r>
+              <w:t xml:space="preserve"> </w:t>
+            </w:r>
+            <w:r>
+              <w:t xml:space="preserve">in a GameCube disc image)</w:t>
+            </w:r>
+          </w:p>
+        </w:tc>
+        <w:tc>
+          <w:tcPr/>
+          <w:p>
+            <w:pPr>
+              <w:pStyle w:val="Compact"/>
+            </w:pPr>
+            <w:r>
+              <w:rPr>
+                <w:rStyle w:val="VerbatimChar"/>
+              </w:rPr>
+              <w:t xml:space="preserve">addon/fatfs/ffconf.h</w:t>
+            </w:r>
+          </w:p>
+        </w:tc>
+        <w:tc>
+          <w:tcPr/>
+          <w:p>
+            <w:pPr>
+              <w:pStyle w:val="Compact"/>
+            </w:pPr>
+            <w:r>
+              <w:rPr>
+                <w:rStyle w:val="VerbatimChar"/>
+              </w:rPr>
+              <w:t xml:space="preserve">libfatfs</w:t>
+            </w:r>
+            <w:r>
+              <w:t xml:space="preserve"> </w:t>
+            </w:r>
+            <w:r>
+              <w:t xml:space="preserve">+ the kernel (the</w:t>
+            </w:r>
+            <w:r>
+              <w:t xml:space="preserve"> </w:t>
+            </w:r>
+            <w:r>
+              <w:rPr>
+                <w:rStyle w:val="VerbatimChar"/>
+              </w:rPr>
+              <w:t xml:space="preserve">FIL</w:t>
+            </w:r>
+            <w:r>
+              <w:t xml:space="preserve"> </w:t>
+            </w:r>
+            <w:r>
+              <w:t xml:space="preserve">layout: clean rebuild)</w:t>
+            </w:r>
+          </w:p>
+        </w:tc>
+      </w:tr>
+      <w:tr>
+        <w:tc>
+          <w:tcPr/>
+          <w:p>
+            <w:pPr>
+              <w:pStyle w:val="Compact"/>
+            </w:pPr>
+            <w:r>
+              <w:t xml:space="preserve">14</w:t>
+            </w:r>
+          </w:p>
+        </w:tc>
+        <w:tc>
+          <w:tcPr/>
+          <w:p>
+            <w:pPr>
+              <w:pStyle w:val="Compact"/>
+            </w:pPr>
+            <w:r>
+              <w:rPr>
+                <w:b/>
+                <w:bCs/>
+              </w:rPr>
+              <w:t xml:space="preserve">DHCP restart</w:t>
+            </w:r>
+            <w:r>
+              <w:t xml:space="preserve"> </w:t>
+            </w:r>
+            <w:r>
+              <w:t xml:space="preserve">(joining another Wi-Fi network while running; the reconfiguration itself: the kernel's link-time wrap, no hostap change)</w:t>
+            </w:r>
+          </w:p>
+        </w:tc>
+        <w:tc>
+          <w:tcPr/>
+          <w:p>
+            <w:pPr>
+              <w:pStyle w:val="Compact"/>
+            </w:pPr>
+            <w:r>
+              <w:rPr>
+                <w:rStyle w:val="VerbatimChar"/>
+              </w:rPr>
+              <w:t xml:space="preserve">include/circle/net/dhcpclient.h</w:t>
+            </w:r>
+            <w:r>
+              <w:t xml:space="preserve">,</w:t>
+            </w:r>
+            <w:r>
+              <w:t xml:space="preserve"> </w:t>
+            </w:r>
+            <w:r>
+              <w:rPr>
+                <w:rStyle w:val="VerbatimChar"/>
+              </w:rPr>
+              <w:t xml:space="preserve">lib/net/dhcpclient.cpp</w:t>
+            </w:r>
+          </w:p>
+        </w:tc>
+        <w:tc>
+          <w:tcPr/>
+          <w:p>
+            <w:pPr>
+              <w:pStyle w:val="Compact"/>
+            </w:pPr>
+            <w:r>
+              <w:rPr>
+                <w:rStyle w:val="VerbatimChar"/>
+              </w:rPr>
+              <w:t xml:space="preserve">libnet</w:t>
+            </w:r>
+            <w:r>
+              <w:t xml:space="preserve"> </w:t>
+            </w:r>
+            <w:r>
+              <w:t xml:space="preserve">(+ the kernel)</w:t>
+            </w:r>
+          </w:p>
+        </w:tc>
+      </w:tr>
+      <w:tr>
+        <w:tc>
+          <w:tcPr/>
+          <w:p>
+            <w:pPr>
+              <w:pStyle w:val="Compact"/>
+            </w:pPr>
+            <w:r>
+              <w:t xml:space="preserve">13</w:t>
+            </w:r>
+          </w:p>
+        </w:tc>
+        <w:tc>
+          <w:tcPr/>
+          <w:p>
+            <w:pPr>
+              <w:pStyle w:val="Compact"/>
+            </w:pPr>
+            <w:r>
+              <w:rPr>
+                <w:b/>
+                <w:bCs/>
+              </w:rPr>
+              <w:t xml:space="preserve">The SD card's partitions as volumes</w:t>
+            </w:r>
+            <w:r>
+              <w:t xml:space="preserve"> </w:t>
+            </w:r>
+            <w:r>
+              <w:rPr>
+                <w:rStyle w:val="VerbatimChar"/>
+              </w:rPr>
+              <w:t xml:space="preserve">SD:</w:t>
+            </w:r>
+            <w:r>
+              <w:t xml:space="preserve"> </w:t>
+            </w:r>
+            <w:r>
+              <w:rPr>
+                <w:rStyle w:val="VerbatimChar"/>
+              </w:rPr>
+              <w:t xml:space="preserve">SD1:</w:t>
+            </w:r>
+            <w:r>
+              <w:t xml:space="preserve"> </w:t>
+            </w:r>
+            <w:r>
+              <w:t xml:space="preserve">…</w:t>
+            </w:r>
+            <w:r>
+              <w:t xml:space="preserve"> </w:t>
+            </w:r>
+            <w:r>
+              <w:rPr>
+                <w:rStyle w:val="VerbatimChar"/>
+              </w:rPr>
+              <w:t xml:space="preserve">SD3:</w:t>
+            </w:r>
+            <w:r>
+              <w:t xml:space="preserve"> </w:t>
+            </w:r>
+            <w:r>
+              <w:t xml:space="preserve">+</w:t>
+            </w:r>
+            <w:r>
+              <w:t xml:space="preserve"> </w:t>
+            </w:r>
+            <w:r>
+              <w:rPr>
+                <w:b/>
+                <w:bCs/>
+              </w:rPr>
+              <w:t xml:space="preserve">exFAT</w:t>
+            </w:r>
+            <w:r>
+              <w:t xml:space="preserve"> </w:t>
+            </w:r>
+            <w:r>
+              <w:t xml:space="preserve">on</w:t>
+            </w:r>
+          </w:p>
+        </w:tc>
+        <w:tc>
+          <w:tcPr/>
+          <w:p>
+            <w:pPr>
+              <w:pStyle w:val="Compact"/>
+            </w:pPr>
+            <w:r>
+              <w:rPr>
+                <w:rStyle w:val="VerbatimChar"/>
+              </w:rPr>
+              <w:t xml:space="preserve">addon/fatfs/ffconf.h</w:t>
+            </w:r>
+            <w:r>
+              <w:t xml:space="preserve">,</w:t>
+            </w:r>
+            <w:r>
+              <w:t xml:space="preserve"> </w:t>
+            </w:r>
+            <w:r>
+              <w:rPr>
+                <w:rStyle w:val="VerbatimChar"/>
+              </w:rPr>
+              <w:t xml:space="preserve">addon/fatfs/diskio.cpp</w:t>
+            </w:r>
+            <w:r>
+              <w:t xml:space="preserve">,</w:t>
+            </w:r>
+            <w:r>
+              <w:t xml:space="preserve"> </w:t>
+            </w:r>
+            <w:r>
+              <w:rPr>
+                <w:rStyle w:val="VerbatimChar"/>
+              </w:rPr>
+              <w:t xml:space="preserve">addon/fatfs/ff.c</w:t>
+            </w:r>
+          </w:p>
+        </w:tc>
+        <w:tc>
+          <w:tcPr/>
+          <w:p>
+            <w:pPr>
+              <w:pStyle w:val="Compact"/>
+            </w:pPr>
+            <w:r>
+              <w:rPr>
+                <w:rStyle w:val="VerbatimChar"/>
+              </w:rPr>
+              <w:t xml:space="preserve">libfatfs</w:t>
+            </w:r>
+            <w:r>
+              <w:t xml:space="preserve"> </w:t>
+            </w:r>
+            <w:r>
+              <w:t xml:space="preserve">+ the kernel (</w:t>
+            </w:r>
+            <w:r>
+              <w:rPr>
+                <w:rStyle w:val="VerbatimChar"/>
+              </w:rPr>
+              <w:t xml:space="preserve">FSIZE_t</w:t>
+            </w:r>
+            <w:r>
+              <w:t xml:space="preserve"> </w:t>
+            </w:r>
+            <w:r>
+              <w:t xml:space="preserve">is 64-bit: clean rebuild)</w:t>
+            </w:r>
+          </w:p>
+        </w:tc>
+      </w:tr>
+      <w:tr>
+        <w:tc>
+          <w:tcPr/>
+          <w:p>
+            <w:pPr>
+              <w:pStyle w:val="Compact"/>
+            </w:pPr>
+            <w:r>
+              <w:t xml:space="preserve">12</w:t>
+            </w:r>
+          </w:p>
+        </w:tc>
+        <w:tc>
+          <w:tcPr/>
+          <w:p>
+            <w:pPr>
+              <w:pStyle w:val="Compact"/>
+            </w:pPr>
+            <w:r>
+              <w:rPr>
+                <w:b/>
+                <w:bCs/>
+              </w:rPr>
+              <w:t xml:space="preserve">2D DMA with a source stride</w:t>
+            </w:r>
+            <w:r>
+              <w:t xml:space="preserve"> </w:t>
+            </w:r>
+            <w:r>
+              <w:t xml:space="preserve">(a rectangle read in place: no gathering) + an</w:t>
+            </w:r>
+            <w:r>
+              <w:t xml:space="preserve"> </w:t>
+            </w:r>
+            <w:r>
+              <w:rPr>
+                <w:b/>
+                <w:bCs/>
+              </w:rPr>
+              <w:t xml:space="preserve">asynchronous</w:t>
+            </w:r>
+            <w:r>
+              <w:t xml:space="preserve"> </w:t>
+            </w:r>
+            <w:r>
+              <w:t xml:space="preserve">partial update (the compositor yields instead of spinning)</w:t>
+            </w:r>
+          </w:p>
+        </w:tc>
+        <w:tc>
+          <w:tcPr/>
+          <w:p>
+            <w:pPr>
+              <w:pStyle w:val="Compact"/>
+            </w:pPr>
+            <w:r>
+              <w:rPr>
+                <w:rStyle w:val="VerbatimChar"/>
+              </w:rPr>
+              <w:t xml:space="preserve">dmachannel.{h,cpp}</w:t>
+            </w:r>
+            <w:r>
+              <w:t xml:space="preserve">,</w:t>
+            </w:r>
+            <w:r>
+              <w:t xml:space="preserve"> </w:t>
+            </w:r>
+            <w:r>
+              <w:rPr>
+                <w:rStyle w:val="VerbatimChar"/>
+              </w:rPr>
+              <w:t xml:space="preserve">dma4channel.{h,cpp}</w:t>
+            </w:r>
+            <w:r>
+              <w:t xml:space="preserve">,</w:t>
+            </w:r>
+            <w:r>
+              <w:t xml:space="preserve"> </w:t>
+            </w:r>
+            <w:r>
+              <w:rPr>
+                <w:rStyle w:val="VerbatimChar"/>
+              </w:rPr>
+              <w:t xml:space="preserve">bcmframebuffer.{h,cpp}</w:t>
+            </w:r>
+            <w:r>
+              <w:t xml:space="preserve">,</w:t>
+            </w:r>
+            <w:r>
+              <w:t xml:space="preserve"> </w:t>
+            </w:r>
+            <w:r>
+              <w:rPr>
+                <w:rStyle w:val="VerbatimChar"/>
+              </w:rPr>
+              <w:t xml:space="preserve">2dgraphics.{h,cpp}</w:t>
+            </w:r>
+          </w:p>
+        </w:tc>
+        <w:tc>
+          <w:tcPr/>
+          <w:p>
+            <w:pPr>
+              <w:pStyle w:val="Compact"/>
+            </w:pPr>
+            <w:r>
+              <w:rPr>
+                <w:rStyle w:val="VerbatimChar"/>
+              </w:rPr>
+              <w:t xml:space="preserve">libcircle</w:t>
+            </w:r>
+          </w:p>
+        </w:tc>
+      </w:tr>
     </w:tbl>
     <w:p>
       <w:r>
@@ -4184,13 +5226,22 @@
       </w:r>
     </w:p>
     <w:bookmarkEnd w:id="22"/>
-    <w:bookmarkStart w:id="24" w:name="not-a-patch-build-configuration"/>
+    <w:bookmarkStart w:id="25" w:name="Xe90ed3e77ce1968eb553f8c11b1c4bf0b525579"/>
     <w:p>
       <w:pPr>
         <w:pStyle w:val="Heading2"/>
       </w:pPr>
       <w:r>
-        <w:t xml:space="preserve">Not a patch: build configuration</w:t>
+        <w:t xml:space="preserve">4. Multi-core enabled (</w:t>
+      </w:r>
+      <w:r>
+        <w:rPr>
+          <w:rStyle w:val="VerbatimChar"/>
+        </w:rPr>
+        <w:t xml:space="preserve">ARM_ALLOW_MULTI_CORE</w:t>
+      </w:r>
+      <w:r>
+        <w:t xml:space="preserve">)</w:t>
       </w:r>
     </w:p>
     <w:p>
@@ -4198,7 +5249,34 @@
         <w:pStyle w:val="FirstParagraph"/>
       </w:pPr>
       <w:r>
-        <w:t xml:space="preserve">One required setting is a</w:t>
+        <w:rPr>
+          <w:rStyle w:val="VerbatimChar"/>
+        </w:rPr>
+        <w:t xml:space="preserve">include/circle/sysconfig.h</w:t>
+      </w:r>
+      <w:r>
+        <w:t xml:space="preserve">: the define is un-commented, so Circle builds its multi-core</w:t>
+      </w:r>
+      <w:r>
+        <w:t xml:space="preserve"> </w:t>
+      </w:r>
+      <w:r>
+        <w:t xml:space="preserve">support (</w:t>
+      </w:r>
+      <w:r>
+        <w:rPr>
+          <w:rStyle w:val="VerbatimChar"/>
+        </w:rPr>
+        <w:t xml:space="preserve">CMultiCoreSupport</w:t>
+      </w:r>
+      <w:r>
+        <w:t xml:space="preserve">, real spin locks, per-core stacks and MMU setup, IPIs). The</w:t>
+      </w:r>
+      <w:r>
+        <w:t xml:space="preserve"> </w:t>
+      </w:r>
+      <w:r>
+        <w:t xml:space="preserve">Onyx kernel starts cores 1–3 at boot; core 1 is the</w:t>
       </w:r>
       <w:r>
         <w:t xml:space="preserve"> </w:t>
@@ -4208,30 +5286,45 @@
           <w:b/>
           <w:bCs/>
         </w:rPr>
-        <w:t xml:space="preserve">configure option</w:t>
-      </w:r>
-      <w:r>
-        <w:t xml:space="preserve">, not a source change: Onyx renders 32-bit</w:t>
-      </w:r>
-      <w:r>
-        <w:t xml:space="preserve"> </w:t>
-      </w:r>
-      <w:r>
-        <w:t xml:space="preserve">pixels, so Circle must be configured with</w:t>
-      </w:r>
-      <w:r>
-        <w:t xml:space="preserve"> </w:t>
-      </w:r>
-      <w:r>
-        <w:rPr>
-          <w:rStyle w:val="VerbatimChar"/>
-          <w:b/>
-          <w:bCs/>
-        </w:rPr>
-        <w:t xml:space="preserve">DEPTH=32</w:t>
-      </w:r>
-      <w:r>
-        <w:t xml:space="preserve">:</w:t>
+        <w:t xml:space="preserve">sound producer</w:t>
+      </w:r>
+      <w:r>
+        <w:t xml:space="preserve"> </w:t>
+      </w:r>
+      <w:r>
+        <w:t xml:space="preserve">(it renders the</w:t>
+      </w:r>
+      <w:r>
+        <w:t xml:space="preserve"> </w:t>
+      </w:r>
+      <w:r>
+        <w:t xml:space="preserve">audio chunks ahead, see</w:t>
+      </w:r>
+      <w:r>
+        <w:t xml:space="preserve"> </w:t>
+      </w:r>
+      <w:hyperlink r:id="rId23">
+        <w:r>
+          <w:rPr>
+            <w:rStyle w:val="Hyperlink"/>
+          </w:rPr>
+          <w:t xml:space="preserve">Kernel Internals §12</w:t>
+        </w:r>
+      </w:hyperlink>
+      <w:r>
+        <w:t xml:space="preserve">); the scheduler,</w:t>
+      </w:r>
+      <w:r>
+        <w:t xml:space="preserve"> </w:t>
+      </w:r>
+      <w:r>
+        <w:t xml:space="preserve">the processes and the interrupts stay on core 0. The memory map is unchanged (Circle</w:t>
+      </w:r>
+      <w:r>
+        <w:t xml:space="preserve"> </w:t>
+      </w:r>
+      <w:r>
+        <w:t xml:space="preserve">always reserves the stacks of the 4 cores).</w:t>
       </w:r>
     </w:p>
     <w:p>
@@ -4240,94 +5333,101 @@
       </w:pPr>
       <w:r>
         <w:rPr>
-          <w:rStyle w:val="BuiltInTok"/>
-        </w:rPr>
-        <w:t xml:space="preserve">cd</w:t>
-      </w:r>
-      <w:r>
-        <w:rPr>
-          <w:rStyle w:val="NormalTok"/>
-        </w:rPr>
-        <w:t xml:space="preserve"> circle </w:t>
-      </w:r>
-      <w:r>
-        <w:rPr>
-          <w:rStyle w:val="KeywordTok"/>
-        </w:rPr>
-        <w:t xml:space="preserve">&amp;&amp;</w:t>
-      </w:r>
-      <w:r>
-        <w:rPr>
-          <w:rStyle w:val="NormalTok"/>
-        </w:rPr>
-        <w:t xml:space="preserve"> </w:t>
-      </w:r>
-      <w:r>
-        <w:rPr>
-          <w:rStyle w:val="ExtensionTok"/>
-        </w:rPr>
-        <w:t xml:space="preserve">./configure</w:t>
-      </w:r>
-      <w:r>
-        <w:rPr>
-          <w:rStyle w:val="NormalTok"/>
-        </w:rPr>
-        <w:t xml:space="preserve"> </w:t>
-      </w:r>
-      <w:r>
-        <w:rPr>
-          <w:rStyle w:val="AttributeTok"/>
-        </w:rPr>
-        <w:t xml:space="preserve">-r</w:t>
-      </w:r>
-      <w:r>
-        <w:rPr>
-          <w:rStyle w:val="NormalTok"/>
-        </w:rPr>
-        <w:t xml:space="preserve"> 4 </w:t>
-      </w:r>
-      <w:r>
-        <w:rPr>
-          <w:rStyle w:val="AttributeTok"/>
-        </w:rPr>
-        <w:t xml:space="preserve">-p</w:t>
-      </w:r>
-      <w:r>
-        <w:rPr>
-          <w:rStyle w:val="NormalTok"/>
-        </w:rPr>
-        <w:t xml:space="preserve"> aarch64-none-elf- </w:t>
-      </w:r>
-      <w:r>
-        <w:rPr>
-          <w:rStyle w:val="AttributeTok"/>
-        </w:rPr>
-        <w:t xml:space="preserve">-d</w:t>
-      </w:r>
-      <w:r>
-        <w:rPr>
-          <w:rStyle w:val="NormalTok"/>
-        </w:rPr>
-        <w:t xml:space="preserve"> DEPTH=32 </w:t>
-      </w:r>
-      <w:r>
-        <w:rPr>
-          <w:rStyle w:val="AttributeTok"/>
-        </w:rPr>
-        <w:t xml:space="preserve">-f</w:t>
+          <w:rStyle w:val="StringTok"/>
+        </w:rPr>
+        <w:t xml:space="preserve">-//#define ARM_ALLOW_MULTI_CORE</w:t>
+      </w:r>
+      <w:r>
+        <w:br/>
+      </w:r>
+      <w:r>
+        <w:rPr>
+          <w:rStyle w:val="VariableTok"/>
+        </w:rPr>
+        <w:t xml:space="preserve">+#define ARM_ALLOW_MULTI_CORE           // Onyx: core 1 runs the sound producer (kernel sys/sound.cpp)</w:t>
       </w:r>
     </w:p>
     <w:p>
       <w:pPr>
-        <w:pStyle w:val="FirstParagraph"/>
+        <w:pStyle w:val="BlockText"/>
       </w:pPr>
       <w:r>
-        <w:t xml:space="preserve">See the</w:t>
-      </w:r>
-      <w:r>
-        <w:t xml:space="preserve"> </w:t>
-      </w:r>
-      <w:hyperlink r:id="rId23">
+        <w:t xml:space="preserve">Changing this define changes code in</w:t>
+      </w:r>
+      <w:r>
+        <w:t xml:space="preserve"> </w:t>
+      </w:r>
+      <w:r>
+        <w:rPr>
+          <w:b/>
+          <w:bCs/>
+        </w:rPr>
+        <w:t xml:space="preserve">every</w:t>
+      </w:r>
+      <w:r>
+        <w:t xml:space="preserve"> </w:t>
+      </w:r>
+      <w:r>
+        <w:t xml:space="preserve">Circle library: after updating the</w:t>
+      </w:r>
+      <w:r>
+        <w:t xml:space="preserve"> </w:t>
+      </w:r>
+      <w:r>
+        <w:t xml:space="preserve">submodule, run</w:t>
+      </w:r>
+      <w:r>
+        <w:t xml:space="preserve"> </w:t>
+      </w:r>
+      <w:r>
+        <w:rPr>
+          <w:rStyle w:val="VerbatimChar"/>
+        </w:rPr>
+        <w:t xml:space="preserve">make clean</w:t>
+      </w:r>
+      <w:r>
+        <w:t xml:space="preserve"> </w:t>
+      </w:r>
+      <w:r>
+        <w:t xml:space="preserve">in each library before rebuilding them (the</w:t>
+      </w:r>
+      <w:r>
+        <w:t xml:space="preserve"> </w:t>
+      </w:r>
+      <w:r>
+        <w:rPr>
+          <w:rStyle w:val="VerbatimChar"/>
+        </w:rPr>
+        <w:t xml:space="preserve">.o</w:t>
+      </w:r>
+      <w:r>
+        <w:t xml:space="preserve"> </w:t>
+      </w:r>
+      <w:r>
+        <w:t xml:space="preserve">files do</w:t>
+      </w:r>
+      <w:r>
+        <w:t xml:space="preserve"> </w:t>
+      </w:r>
+      <w:r>
+        <w:t xml:space="preserve">not depend on</w:t>
+      </w:r>
+      <w:r>
+        <w:t xml:space="preserve"> </w:t>
+      </w:r>
+      <w:r>
+        <w:rPr>
+          <w:rStyle w:val="VerbatimChar"/>
+        </w:rPr>
+        <w:t xml:space="preserve">sysconfig.h</w:t>
+      </w:r>
+      <w:r>
+        <w:t xml:space="preserve">) — see the</w:t>
+      </w:r>
+      <w:r>
+        <w:t xml:space="preserve"> </w:t>
+      </w:r>
+      <w:hyperlink r:id="rId24">
         <w:r>
           <w:rPr>
             <w:rStyle w:val="Hyperlink"/>
@@ -4336,20 +5436,637 @@
         </w:r>
       </w:hyperlink>
       <w:r>
-        <w:t xml:space="preserve"> </w:t>
-      </w:r>
-      <w:r>
-        <w:t xml:space="preserve">for the full Circle build.</w:t>
+        <w:t xml:space="preserve">.</w:t>
       </w:r>
     </w:p>
-    <w:bookmarkEnd w:id="24"/>
-    <w:bookmarkStart w:id="25" w:name="updating-the-fork-submodule"/>
+    <w:bookmarkEnd w:id="25"/>
+    <w:bookmarkStart w:id="26" w:name="X36e16af9fbcd5407b79394449ee975570647d24"/>
     <w:p>
       <w:pPr>
         <w:pStyle w:val="Heading2"/>
       </w:pPr>
       <w:r>
-        <w:t xml:space="preserve">Updating the fork (submodule)</w:t>
+        <w:t xml:space="preserve">5. Shift + navigation keys</w:t>
+      </w:r>
+    </w:p>
+    <w:p>
+      <w:pPr>
+        <w:pStyle w:val="FirstParagraph"/>
+      </w:pPr>
+      <w:r>
+        <w:t xml:space="preserve">Circle's keymap only has</w:t>
+      </w:r>
+      <w:r>
+        <w:t xml:space="preserve"> </w:t>
+      </w:r>
+      <w:r>
+        <w:rPr>
+          <w:b/>
+          <w:bCs/>
+        </w:rPr>
+        <w:t xml:space="preserve">Ctrl</w:t>
+      </w:r>
+      <w:r>
+        <w:t xml:space="preserve"> </w:t>
+      </w:r>
+      <w:r>
+        <w:t xml:space="preserve">variants of the navigation keys (</w:t>
+      </w:r>
+      <w:r>
+        <w:rPr>
+          <w:rStyle w:val="VerbatimChar"/>
+        </w:rPr>
+        <w:t xml:space="preserve">KeyCtrlUp</w:t>
+      </w:r>
+      <w:r>
+        <w:t xml:space="preserve"> </w:t>
+      </w:r>
+      <w:r>
+        <w:t xml:space="preserve">… →</w:t>
+      </w:r>
+      <w:r>
+        <w:t xml:space="preserve"> </w:t>
+      </w:r>
+      <w:r>
+        <w:rPr>
+          <w:rStyle w:val="VerbatimChar"/>
+        </w:rPr>
+        <w:t xml:space="preserve">ESC[1;5A</w:t>
+      </w:r>
+      <w:r>
+        <w:t xml:space="preserve"> </w:t>
+      </w:r>
+      <w:r>
+        <w:t xml:space="preserve">…); Shift + an arrow produced nothing. The patch adds eight special keys</w:t>
+      </w:r>
+      <w:r>
+        <w:t xml:space="preserve"> </w:t>
+      </w:r>
+      <w:r>
+        <w:rPr>
+          <w:b/>
+          <w:bCs/>
+        </w:rPr>
+        <w:t xml:space="preserve">at</w:t>
+      </w:r>
+      <w:r>
+        <w:rPr>
+          <w:b/>
+          <w:bCs/>
+        </w:rPr>
+        <w:t xml:space="preserve"> </w:t>
+      </w:r>
+      <w:r>
+        <w:rPr>
+          <w:b/>
+          <w:bCs/>
+        </w:rPr>
+        <w:t xml:space="preserve">the end</w:t>
+      </w:r>
+      <w:r>
+        <w:t xml:space="preserve"> </w:t>
+      </w:r>
+      <w:r>
+        <w:t xml:space="preserve">of</w:t>
+      </w:r>
+      <w:r>
+        <w:t xml:space="preserve"> </w:t>
+      </w:r>
+      <w:r>
+        <w:rPr>
+          <w:rStyle w:val="VerbatimChar"/>
+        </w:rPr>
+        <w:t xml:space="preserve">TSpecialKey</w:t>
+      </w:r>
+      <w:r>
+        <w:t xml:space="preserve"> </w:t>
+      </w:r>
+      <w:r>
+        <w:t xml:space="preserve">(just before</w:t>
+      </w:r>
+      <w:r>
+        <w:t xml:space="preserve"> </w:t>
+      </w:r>
+      <w:r>
+        <w:rPr>
+          <w:rStyle w:val="VerbatimChar"/>
+        </w:rPr>
+        <w:t xml:space="preserve">KeyMaxCode</w:t>
+      </w:r>
+      <w:r>
+        <w:t xml:space="preserve">), so every existing code — the values</w:t>
+      </w:r>
+      <w:r>
+        <w:t xml:space="preserve"> </w:t>
+      </w:r>
+      <w:r>
+        <w:t xml:space="preserve">stored in the</w:t>
+      </w:r>
+      <w:r>
+        <w:t xml:space="preserve"> </w:t>
+      </w:r>
+      <w:r>
+        <w:rPr>
+          <w:rStyle w:val="VerbatimChar"/>
+        </w:rPr>
+        <w:t xml:space="preserve">.kmap</w:t>
+      </w:r>
+      <w:r>
+        <w:t xml:space="preserve"> </w:t>
+      </w:r>
+      <w:r>
+        <w:t xml:space="preserve">layout files — keeps its number:</w:t>
+      </w:r>
+    </w:p>
+    <w:tbl>
+      <w:tblPr>
+        <w:tblStyle w:val="Table"/>
+        <w:tblW w:type="auto" w:w="0"/>
+        <w:tblLook w:firstRow="1" w:lastRow="0" w:firstColumn="0" w:lastColumn="0" w:noHBand="0" w:noVBand="0" w:val="0020"/>
+      </w:tblPr>
+      <w:tblGrid>
+        <w:gridCol w:w="3960"/>
+        <w:gridCol w:w="3960"/>
+      </w:tblGrid>
+      <w:tr>
+        <w:trPr>
+          <w:tblHeader w:val="on"/>
+        </w:trPr>
+        <w:tc>
+          <w:tcPr/>
+          <w:p>
+            <w:pPr>
+              <w:pStyle w:val="Compact"/>
+            </w:pPr>
+            <w:r>
+              <w:t xml:space="preserve">Key</w:t>
+            </w:r>
+          </w:p>
+        </w:tc>
+        <w:tc>
+          <w:tcPr/>
+          <w:p>
+            <w:pPr>
+              <w:pStyle w:val="Compact"/>
+            </w:pPr>
+            <w:r>
+              <w:t xml:space="preserve">String</w:t>
+            </w:r>
+          </w:p>
+        </w:tc>
+      </w:tr>
+      <w:tr>
+        <w:tc>
+          <w:tcPr/>
+          <w:p>
+            <w:pPr>
+              <w:pStyle w:val="Compact"/>
+            </w:pPr>
+            <w:r>
+              <w:rPr>
+                <w:rStyle w:val="VerbatimChar"/>
+              </w:rPr>
+              <w:t xml:space="preserve">KeyShiftHome</w:t>
+            </w:r>
+            <w:r>
+              <w:t xml:space="preserve"> </w:t>
+            </w:r>
+            <w:r>
+              <w:t xml:space="preserve">/</w:t>
+            </w:r>
+            <w:r>
+              <w:t xml:space="preserve"> </w:t>
+            </w:r>
+            <w:r>
+              <w:rPr>
+                <w:rStyle w:val="VerbatimChar"/>
+              </w:rPr>
+              <w:t xml:space="preserve">KeyShiftEnd</w:t>
+            </w:r>
+          </w:p>
+        </w:tc>
+        <w:tc>
+          <w:tcPr/>
+          <w:p>
+            <w:pPr>
+              <w:pStyle w:val="Compact"/>
+            </w:pPr>
+            <w:r>
+              <w:rPr>
+                <w:rStyle w:val="VerbatimChar"/>
+              </w:rPr>
+              <w:t xml:space="preserve">ESC[1;2H</w:t>
+            </w:r>
+            <w:r>
+              <w:t xml:space="preserve"> </w:t>
+            </w:r>
+            <w:r>
+              <w:t xml:space="preserve">/</w:t>
+            </w:r>
+            <w:r>
+              <w:t xml:space="preserve"> </w:t>
+            </w:r>
+            <w:r>
+              <w:rPr>
+                <w:rStyle w:val="VerbatimChar"/>
+              </w:rPr>
+              <w:t xml:space="preserve">ESC[1;2F</w:t>
+            </w:r>
+          </w:p>
+        </w:tc>
+      </w:tr>
+      <w:tr>
+        <w:tc>
+          <w:tcPr/>
+          <w:p>
+            <w:pPr>
+              <w:pStyle w:val="Compact"/>
+            </w:pPr>
+            <w:r>
+              <w:rPr>
+                <w:rStyle w:val="VerbatimChar"/>
+              </w:rPr>
+              <w:t xml:space="preserve">KeyShiftPageUp</w:t>
+            </w:r>
+            <w:r>
+              <w:t xml:space="preserve"> </w:t>
+            </w:r>
+            <w:r>
+              <w:t xml:space="preserve">/</w:t>
+            </w:r>
+            <w:r>
+              <w:t xml:space="preserve"> </w:t>
+            </w:r>
+            <w:r>
+              <w:rPr>
+                <w:rStyle w:val="VerbatimChar"/>
+              </w:rPr>
+              <w:t xml:space="preserve">KeyShiftPageDown</w:t>
+            </w:r>
+          </w:p>
+        </w:tc>
+        <w:tc>
+          <w:tcPr/>
+          <w:p>
+            <w:pPr>
+              <w:pStyle w:val="Compact"/>
+            </w:pPr>
+            <w:r>
+              <w:rPr>
+                <w:rStyle w:val="VerbatimChar"/>
+              </w:rPr>
+              <w:t xml:space="preserve">ESC[5;2~</w:t>
+            </w:r>
+            <w:r>
+              <w:t xml:space="preserve"> </w:t>
+            </w:r>
+            <w:r>
+              <w:t xml:space="preserve">/</w:t>
+            </w:r>
+            <w:r>
+              <w:t xml:space="preserve"> </w:t>
+            </w:r>
+            <w:r>
+              <w:rPr>
+                <w:rStyle w:val="VerbatimChar"/>
+              </w:rPr>
+              <w:t xml:space="preserve">ESC[6;2~</w:t>
+            </w:r>
+          </w:p>
+        </w:tc>
+      </w:tr>
+      <w:tr>
+        <w:tc>
+          <w:tcPr/>
+          <w:p>
+            <w:pPr>
+              <w:pStyle w:val="Compact"/>
+            </w:pPr>
+            <w:r>
+              <w:rPr>
+                <w:rStyle w:val="VerbatimChar"/>
+              </w:rPr>
+              <w:t xml:space="preserve">KeyShiftUp</w:t>
+            </w:r>
+            <w:r>
+              <w:t xml:space="preserve"> </w:t>
+            </w:r>
+            <w:r>
+              <w:t xml:space="preserve">/</w:t>
+            </w:r>
+            <w:r>
+              <w:t xml:space="preserve"> </w:t>
+            </w:r>
+            <w:r>
+              <w:rPr>
+                <w:rStyle w:val="VerbatimChar"/>
+              </w:rPr>
+              <w:t xml:space="preserve">Down</w:t>
+            </w:r>
+            <w:r>
+              <w:t xml:space="preserve"> </w:t>
+            </w:r>
+            <w:r>
+              <w:t xml:space="preserve">/</w:t>
+            </w:r>
+            <w:r>
+              <w:t xml:space="preserve"> </w:t>
+            </w:r>
+            <w:r>
+              <w:rPr>
+                <w:rStyle w:val="VerbatimChar"/>
+              </w:rPr>
+              <w:t xml:space="preserve">Left</w:t>
+            </w:r>
+            <w:r>
+              <w:t xml:space="preserve"> </w:t>
+            </w:r>
+            <w:r>
+              <w:t xml:space="preserve">/</w:t>
+            </w:r>
+            <w:r>
+              <w:t xml:space="preserve"> </w:t>
+            </w:r>
+            <w:r>
+              <w:rPr>
+                <w:rStyle w:val="VerbatimChar"/>
+              </w:rPr>
+              <w:t xml:space="preserve">Right</w:t>
+            </w:r>
+          </w:p>
+        </w:tc>
+        <w:tc>
+          <w:tcPr/>
+          <w:p>
+            <w:pPr>
+              <w:pStyle w:val="Compact"/>
+            </w:pPr>
+            <w:r>
+              <w:rPr>
+                <w:rStyle w:val="VerbatimChar"/>
+              </w:rPr>
+              <w:t xml:space="preserve">ESC[1;2A</w:t>
+            </w:r>
+            <w:r>
+              <w:t xml:space="preserve"> </w:t>
+            </w:r>
+            <w:r>
+              <w:t xml:space="preserve">/</w:t>
+            </w:r>
+            <w:r>
+              <w:t xml:space="preserve"> </w:t>
+            </w:r>
+            <w:r>
+              <w:rPr>
+                <w:rStyle w:val="VerbatimChar"/>
+              </w:rPr>
+              <w:t xml:space="preserve">B</w:t>
+            </w:r>
+            <w:r>
+              <w:t xml:space="preserve"> </w:t>
+            </w:r>
+            <w:r>
+              <w:t xml:space="preserve">/</w:t>
+            </w:r>
+            <w:r>
+              <w:t xml:space="preserve"> </w:t>
+            </w:r>
+            <w:r>
+              <w:rPr>
+                <w:rStyle w:val="VerbatimChar"/>
+              </w:rPr>
+              <w:t xml:space="preserve">D</w:t>
+            </w:r>
+            <w:r>
+              <w:t xml:space="preserve"> </w:t>
+            </w:r>
+            <w:r>
+              <w:t xml:space="preserve">/</w:t>
+            </w:r>
+            <w:r>
+              <w:t xml:space="preserve"> </w:t>
+            </w:r>
+            <w:r>
+              <w:rPr>
+                <w:rStyle w:val="VerbatimChar"/>
+              </w:rPr>
+              <w:t xml:space="preserve">C</w:t>
+            </w:r>
+          </w:p>
+        </w:tc>
+      </w:tr>
+    </w:tbl>
+    <w:p>
+      <w:pPr>
+        <w:pStyle w:val="BodyText"/>
+      </w:pPr>
+      <w:r>
+        <w:t xml:space="preserve">The Onyx layouts (</w:t>
+      </w:r>
+      <w:r>
+        <w:rPr>
+          <w:rStyle w:val="VerbatimChar"/>
+        </w:rPr>
+        <w:t xml:space="preserve">tools/keymaps/maps/*.h</w:t>
+      </w:r>
+      <w:r>
+        <w:t xml:space="preserve"> </w:t>
+      </w:r>
+      <w:r>
+        <w:t xml:space="preserve">→</w:t>
+      </w:r>
+      <w:r>
+        <w:t xml:space="preserve"> </w:t>
+      </w:r>
+      <w:r>
+        <w:rPr>
+          <w:rStyle w:val="VerbatimChar"/>
+        </w:rPr>
+        <w:t xml:space="preserve">genkeymaps.py</w:t>
+      </w:r>
+      <w:r>
+        <w:t xml:space="preserve"> </w:t>
+      </w:r>
+      <w:r>
+        <w:t xml:space="preserve">→</w:t>
+      </w:r>
+      <w:r>
+        <w:t xml:space="preserve"> </w:t>
+      </w:r>
+      <w:r>
+        <w:rPr>
+          <w:rStyle w:val="VerbatimChar"/>
+        </w:rPr>
+        <w:t xml:space="preserve">SD:/etc/keymaps/*.kmap</w:t>
+      </w:r>
+      <w:r>
+        <w:t xml:space="preserve">)</w:t>
+      </w:r>
+      <w:r>
+        <w:t xml:space="preserve"> </w:t>
+      </w:r>
+      <w:r>
+        <w:t xml:space="preserve">put them in the</w:t>
+      </w:r>
+      <w:r>
+        <w:t xml:space="preserve"> </w:t>
+      </w:r>
+      <w:r>
+        <w:rPr>
+          <w:b/>
+          <w:bCs/>
+        </w:rPr>
+        <w:t xml:space="preserve">Shift</w:t>
+      </w:r>
+      <w:r>
+        <w:t xml:space="preserve"> </w:t>
+      </w:r>
+      <w:r>
+        <w:t xml:space="preserve">column of the physical keys 0x4A–0x52. The kernel's key parser</w:t>
+      </w:r>
+      <w:r>
+        <w:t xml:space="preserve"> </w:t>
+      </w:r>
+      <w:r>
+        <w:t xml:space="preserve">(</w:t>
+      </w:r>
+      <w:r>
+        <w:rPr>
+          <w:rStyle w:val="VerbatimChar"/>
+        </w:rPr>
+        <w:t xml:space="preserve">gui/window.cpp</w:t>
+      </w:r>
+      <w:r>
+        <w:t xml:space="preserve">,</w:t>
+      </w:r>
+      <w:r>
+        <w:t xml:space="preserve"> </w:t>
+      </w:r>
+      <w:r>
+        <w:rPr>
+          <w:rStyle w:val="VerbatimChar"/>
+        </w:rPr>
+        <w:t xml:space="preserve">NextKey</w:t>
+      </w:r>
+      <w:r>
+        <w:t xml:space="preserve">) turns any</w:t>
+      </w:r>
+      <w:r>
+        <w:t xml:space="preserve"> </w:t>
+      </w:r>
+      <w:r>
+        <w:rPr>
+          <w:rStyle w:val="VerbatimChar"/>
+        </w:rPr>
+        <w:t xml:space="preserve">ESC[n;mX</w:t>
+      </w:r>
+      <w:r>
+        <w:t xml:space="preserve"> </w:t>
+      </w:r>
+      <w:r>
+        <w:t xml:space="preserve">into the plain</w:t>
+      </w:r>
+      <w:r>
+        <w:t xml:space="preserve"> </w:t>
+      </w:r>
+      <w:r>
+        <w:rPr>
+          <w:rStyle w:val="VerbatimChar"/>
+        </w:rPr>
+        <w:t xml:space="preserve">KEY_*</w:t>
+      </w:r>
+      <w:r>
+        <w:t xml:space="preserve"> </w:t>
+      </w:r>
+      <w:r>
+        <w:t xml:space="preserve">code; apps read the</w:t>
+      </w:r>
+      <w:r>
+        <w:t xml:space="preserve"> </w:t>
+      </w:r>
+      <w:r>
+        <w:t xml:space="preserve">modifier with</w:t>
+      </w:r>
+      <w:r>
+        <w:t xml:space="preserve"> </w:t>
+      </w:r>
+      <w:r>
+        <w:rPr>
+          <w:rStyle w:val="VerbatimChar"/>
+        </w:rPr>
+        <w:t xml:space="preserve">kapi_get_modifiers</w:t>
+      </w:r>
+      <w:r>
+        <w:t xml:space="preserve"> </w:t>
+      </w:r>
+      <w:r>
+        <w:t xml:space="preserve">(text selection in</w:t>
+      </w:r>
+      <w:r>
+        <w:t xml:space="preserve"> </w:t>
+      </w:r>
+      <w:r>
+        <w:rPr>
+          <w:rStyle w:val="VerbatimChar"/>
+        </w:rPr>
+        <w:t xml:space="preserve">wtk::Textarea</w:t>
+      </w:r>
+      <w:r>
+        <w:t xml:space="preserve"> </w:t>
+      </w:r>
+      <w:r>
+        <w:t xml:space="preserve">/</w:t>
+      </w:r>
+      <w:r>
+        <w:t xml:space="preserve"> </w:t>
+      </w:r>
+      <w:r>
+        <w:rPr>
+          <w:rStyle w:val="VerbatimChar"/>
+        </w:rPr>
+        <w:t xml:space="preserve">RichTextBox</w:t>
+      </w:r>
+      <w:r>
+        <w:t xml:space="preserve">).</w:t>
+      </w:r>
+    </w:p>
+    <w:bookmarkEnd w:id="26"/>
+    <w:bookmarkStart w:id="27" w:name="Xc42203c53dd705b76fb8e433f55d56aabbfe0e3"/>
+    <w:p>
+      <w:pPr>
+        <w:pStyle w:val="Heading2"/>
+      </w:pPr>
+      <w:r>
+        <w:t xml:space="preserve">6. Partial display update</w:t>
+      </w:r>
+    </w:p>
+    <w:p>
+      <w:pPr>
+        <w:pStyle w:val="FirstParagraph"/>
+      </w:pPr>
+      <w:r>
+        <w:rPr>
+          <w:rStyle w:val="VerbatimChar"/>
+        </w:rPr>
+        <w:t xml:space="preserve">C2DGraphics::UpdateDisplay ()</w:t>
+      </w:r>
+      <w:r>
+        <w:t xml:space="preserve"> </w:t>
+      </w:r>
+      <w:r>
+        <w:t xml:space="preserve">sends the whole off-screen buffer to the frame buffer. The</w:t>
+      </w:r>
+      <w:r>
+        <w:t xml:space="preserve"> </w:t>
+      </w:r>
+      <w:r>
+        <w:t xml:space="preserve">Onyx compositor redraws only the damaged rectangles of the screen, so the patch adds an</w:t>
+      </w:r>
+      <w:r>
+        <w:t xml:space="preserve"> </w:t>
+      </w:r>
+      <w:r>
+        <w:t xml:space="preserve">overload that sends one rectangle:</w:t>
       </w:r>
     </w:p>
     <w:p>
@@ -4358,8 +6075,4464 @@
       </w:pPr>
       <w:r>
         <w:rPr>
+          <w:rStyle w:val="DataTypeTok"/>
+        </w:rPr>
+        <w:t xml:space="preserve">void</w:t>
+      </w:r>
+      <w:r>
+        <w:rPr>
+          <w:rStyle w:val="NormalTok"/>
+        </w:rPr>
+        <w:t xml:space="preserve"> UpdateDisplay </w:t>
+      </w:r>
+      <w:r>
+        <w:rPr>
+          <w:rStyle w:val="OperatorTok"/>
+        </w:rPr>
+        <w:t xml:space="preserve">(</w:t>
+      </w:r>
+      <w:r>
+        <w:rPr>
+          <w:rStyle w:val="DataTypeTok"/>
+        </w:rPr>
+        <w:t xml:space="preserve">unsigned</w:t>
+      </w:r>
+      <w:r>
+        <w:rPr>
+          <w:rStyle w:val="NormalTok"/>
+        </w:rPr>
+        <w:t xml:space="preserve"> nPosX</w:t>
+      </w:r>
+      <w:r>
+        <w:rPr>
+          <w:rStyle w:val="OperatorTok"/>
+        </w:rPr>
+        <w:t xml:space="preserve">,</w:t>
+      </w:r>
+      <w:r>
+        <w:rPr>
+          <w:rStyle w:val="NormalTok"/>
+        </w:rPr>
+        <w:t xml:space="preserve"> </w:t>
+      </w:r>
+      <w:r>
+        <w:rPr>
+          <w:rStyle w:val="DataTypeTok"/>
+        </w:rPr>
+        <w:t xml:space="preserve">unsigned</w:t>
+      </w:r>
+      <w:r>
+        <w:rPr>
+          <w:rStyle w:val="NormalTok"/>
+        </w:rPr>
+        <w:t xml:space="preserve"> nPosY</w:t>
+      </w:r>
+      <w:r>
+        <w:rPr>
+          <w:rStyle w:val="OperatorTok"/>
+        </w:rPr>
+        <w:t xml:space="preserve">,</w:t>
+      </w:r>
+      <w:r>
+        <w:rPr>
+          <w:rStyle w:val="NormalTok"/>
+        </w:rPr>
+        <w:t xml:space="preserve"> </w:t>
+      </w:r>
+      <w:r>
+        <w:rPr>
+          <w:rStyle w:val="DataTypeTok"/>
+        </w:rPr>
+        <w:t xml:space="preserve">unsigned</w:t>
+      </w:r>
+      <w:r>
+        <w:rPr>
+          <w:rStyle w:val="NormalTok"/>
+        </w:rPr>
+        <w:t xml:space="preserve"> nWidth</w:t>
+      </w:r>
+      <w:r>
+        <w:rPr>
+          <w:rStyle w:val="OperatorTok"/>
+        </w:rPr>
+        <w:t xml:space="preserve">,</w:t>
+      </w:r>
+      <w:r>
+        <w:rPr>
+          <w:rStyle w:val="NormalTok"/>
+        </w:rPr>
+        <w:t xml:space="preserve"> </w:t>
+      </w:r>
+      <w:r>
+        <w:rPr>
+          <w:rStyle w:val="DataTypeTok"/>
+        </w:rPr>
+        <w:t xml:space="preserve">unsigned</w:t>
+      </w:r>
+      <w:r>
+        <w:rPr>
+          <w:rStyle w:val="NormalTok"/>
+        </w:rPr>
+        <w:t xml:space="preserve"> nHeight</w:t>
+      </w:r>
+      <w:r>
+        <w:rPr>
+          <w:rStyle w:val="OperatorTok"/>
+        </w:rPr>
+        <w:t xml:space="preserve">);</w:t>
+      </w:r>
+    </w:p>
+    <w:p>
+      <w:pPr>
+        <w:pStyle w:val="FirstParagraph"/>
+      </w:pPr>
+      <w:r>
+        <w:t xml:space="preserve">It clips the rectangle to the screen, copies its rows into one contiguous block (a</w:t>
+      </w:r>
+      <w:r>
+        <w:t xml:space="preserve"> </w:t>
+      </w:r>
+      <w:r>
+        <w:t xml:space="preserve">screen-sized buffer allocated on first use: cached memory, fast) and hands it to</w:t>
+      </w:r>
+      <w:r>
+        <w:t xml:space="preserve"> </w:t>
+      </w:r>
+      <w:r>
+        <w:rPr>
+          <w:rStyle w:val="VerbatimChar"/>
+        </w:rPr>
+        <w:t xml:space="preserve">CBcmFrameBuffer::SetArea</w:t>
+      </w:r>
+      <w:r>
+        <w:t xml:space="preserve"> </w:t>
+      </w:r>
+      <w:r>
+        <w:t xml:space="preserve">— the frame buffer's own 2D DMA copy with the destination pitch,</w:t>
+      </w:r>
+      <w:r>
+        <w:t xml:space="preserve"> </w:t>
+      </w:r>
+      <w:r>
+        <w:t xml:space="preserve">as the full update uses. With VSync (page flipping) or a display that is not the frame</w:t>
+      </w:r>
+      <w:r>
+        <w:t xml:space="preserve"> </w:t>
+      </w:r>
+      <w:r>
+        <w:t xml:space="preserve">buffer it falls back to the full</w:t>
+      </w:r>
+      <w:r>
+        <w:t xml:space="preserve"> </w:t>
+      </w:r>
+      <w:r>
+        <w:rPr>
+          <w:rStyle w:val="VerbatimChar"/>
+        </w:rPr>
+        <w:t xml:space="preserve">UpdateDisplay ()</w:t>
+      </w:r>
+      <w:r>
+        <w:t xml:space="preserve">.</w:t>
+      </w:r>
+    </w:p>
+    <w:bookmarkEnd w:id="27"/>
+    <w:bookmarkStart w:id="28" w:name="X4bf2a80724076a5cb798fdaf251311199e52f64"/>
+    <w:p>
+      <w:pPr>
+        <w:pStyle w:val="Heading2"/>
+      </w:pPr>
+      <w:r>
+        <w:t xml:space="preserve">7. Yielding SD waits (FatFs lock + EMMC wait hooks)</w:t>
+      </w:r>
+    </w:p>
+    <w:p>
+      <w:pPr>
+        <w:pStyle w:val="FirstParagraph"/>
+      </w:pPr>
+      <w:r>
+        <w:t xml:space="preserve">The EMMC driver waits for the card in a busy loop (</w:t>
+      </w:r>
+      <w:r>
+        <w:rPr>
+          <w:rStyle w:val="VerbatimChar"/>
+        </w:rPr>
+        <w:t xml:space="preserve">CEMMCDevice::TimeoutWait</w:t>
+      </w:r>
+      <w:r>
+        <w:t xml:space="preserve">) unless</w:t>
+      </w:r>
+      <w:r>
+        <w:t xml:space="preserve"> </w:t>
+      </w:r>
+      <w:r>
+        <w:rPr>
+          <w:rStyle w:val="VerbatimChar"/>
+        </w:rPr>
+        <w:t xml:space="preserve">NO_BUSY_WAIT</w:t>
+      </w:r>
+      <w:r>
+        <w:t xml:space="preserve"> </w:t>
+      </w:r>
+      <w:r>
+        <w:t xml:space="preserve">is set, and Onyx's kernel is not preempted: every SD command kept the CPU,</w:t>
+      </w:r>
+      <w:r>
+        <w:t xml:space="preserve"> </w:t>
+      </w:r>
+      <w:r>
+        <w:t xml:space="preserve">and a directory walk or a big read froze the GUI and the network 100–200 ms at a time.</w:t>
+      </w:r>
+      <w:r>
+        <w:t xml:space="preserve"> </w:t>
+      </w:r>
+      <w:r>
+        <w:rPr>
+          <w:rStyle w:val="VerbatimChar"/>
+        </w:rPr>
+        <w:t xml:space="preserve">NO_BUSY_WAIT</w:t>
+      </w:r>
+      <w:r>
+        <w:t xml:space="preserve"> </w:t>
+      </w:r>
+      <w:r>
+        <w:t xml:space="preserve">is global (USB, sound, every</w:t>
+      </w:r>
+      <w:r>
+        <w:t xml:space="preserve"> </w:t>
+      </w:r>
+      <w:r>
+        <w:rPr>
+          <w:rStyle w:val="VerbatimChar"/>
+        </w:rPr>
+        <w:t xml:space="preserve">CGenericLock</w:t>
+      </w:r>
+      <w:r>
+        <w:t xml:space="preserve">), so the patch adds two</w:t>
+      </w:r>
+      <w:r>
+        <w:t xml:space="preserve"> </w:t>
+      </w:r>
+      <w:r>
+        <w:rPr>
+          <w:b/>
+          <w:bCs/>
+        </w:rPr>
+        <w:t xml:space="preserve">weak</w:t>
+      </w:r>
+      <w:r>
+        <w:t xml:space="preserve"> </w:t>
+      </w:r>
+      <w:r>
+        <w:t xml:space="preserve">hooks instead; without a definition, Circle behaves exactly as upstream:</w:t>
+      </w:r>
+    </w:p>
+    <w:p>
+      <w:pPr>
+        <w:pStyle w:val="Compact"/>
+        <w:numPr>
+          <w:ilvl w:val="0"/>
+          <w:numId w:val="1003"/>
+        </w:numPr>
+      </w:pPr>
+      <w:r>
+        <w:rPr>
+          <w:rStyle w:val="VerbatimChar"/>
+        </w:rPr>
+        <w:t xml:space="preserve">ffsystem.cpp</w:t>
+      </w:r>
+      <w:r>
+        <w:t xml:space="preserve">:</w:t>
+      </w:r>
+      <w:r>
+        <w:t xml:space="preserve"> </w:t>
+      </w:r>
+      <w:r>
+        <w:rPr>
+          <w:rStyle w:val="VerbatimChar"/>
+        </w:rPr>
+        <w:t xml:space="preserve">ff_mutex_take</w:t>
+      </w:r>
+      <w:r>
+        <w:t xml:space="preserve"> </w:t>
+      </w:r>
+      <w:r>
+        <w:t xml:space="preserve">/</w:t>
+      </w:r>
+      <w:r>
+        <w:t xml:space="preserve"> </w:t>
+      </w:r>
+      <w:r>
+        <w:rPr>
+          <w:rStyle w:val="VerbatimChar"/>
+        </w:rPr>
+        <w:t xml:space="preserve">ff_mutex_give</w:t>
+      </w:r>
+      <w:r>
+        <w:t xml:space="preserve"> </w:t>
+      </w:r>
+      <w:r>
+        <w:t xml:space="preserve">call</w:t>
+      </w:r>
+      <w:r>
+        <w:t xml:space="preserve"> </w:t>
+      </w:r>
+      <w:r>
+        <w:rPr>
+          <w:rStyle w:val="VerbatimChar"/>
+        </w:rPr>
+        <w:t xml:space="preserve">OnyxFsLockTake (vol)</w:t>
+      </w:r>
+      <w:r>
+        <w:t xml:space="preserve"> </w:t>
+      </w:r>
+      <w:r>
+        <w:t xml:space="preserve">/</w:t>
+      </w:r>
+      <w:r>
+        <w:t xml:space="preserve"> </w:t>
+      </w:r>
+      <w:r>
+        <w:rPr>
+          <w:rStyle w:val="VerbatimChar"/>
+        </w:rPr>
+        <w:t xml:space="preserve">OnyxFsLockGive (vol)</w:t>
+      </w:r>
+      <w:r>
+        <w:t xml:space="preserve"> </w:t>
+      </w:r>
+      <w:r>
+        <w:t xml:space="preserve">when they are defined, instead of the</w:t>
+      </w:r>
+      <w:r>
+        <w:t xml:space="preserve"> </w:t>
+      </w:r>
+      <w:r>
+        <w:rPr>
+          <w:rStyle w:val="VerbatimChar"/>
+        </w:rPr>
+        <w:t xml:space="preserve">CGenericLock</w:t>
+      </w:r>
+      <w:r>
+        <w:t xml:space="preserve"> </w:t>
+      </w:r>
+      <w:r>
+        <w:t xml:space="preserve">(a spin lock).</w:t>
+      </w:r>
+    </w:p>
+    <w:p>
+      <w:pPr>
+        <w:pStyle w:val="Compact"/>
+        <w:numPr>
+          <w:ilvl w:val="0"/>
+          <w:numId w:val="1003"/>
+        </w:numPr>
+      </w:pPr>
+      <w:r>
+        <w:rPr>
+          <w:rStyle w:val="VerbatimChar"/>
+        </w:rPr>
+        <w:t xml:space="preserve">emmc.cpp</w:t>
+      </w:r>
+      <w:r>
+        <w:t xml:space="preserve">: once a</w:t>
+      </w:r>
+      <w:r>
+        <w:t xml:space="preserve"> </w:t>
+      </w:r>
+      <w:r>
+        <w:rPr>
+          <w:rStyle w:val="VerbatimChar"/>
+        </w:rPr>
+        <w:t xml:space="preserve">TimeoutWait</w:t>
+      </w:r>
+      <w:r>
+        <w:t xml:space="preserve"> </w:t>
+      </w:r>
+      <w:r>
+        <w:t xml:space="preserve">has spun 2 ms (the normal latency of a command; yielding earlier cost another task's whole time slice per command: reads fell to 2 MB/s), each turn of its loop calls</w:t>
+      </w:r>
+      <w:r>
+        <w:t xml:space="preserve"> </w:t>
+      </w:r>
+      <w:r>
+        <w:rPr>
+          <w:rStyle w:val="VerbatimChar"/>
+        </w:rPr>
+        <w:t xml:space="preserve">OnyxDriverWait ()</w:t>
+      </w:r>
+      <w:r>
+        <w:t xml:space="preserve"> </w:t>
+      </w:r>
+      <w:r>
+        <w:t xml:space="preserve">when it is defined.</w:t>
+      </w:r>
+    </w:p>
+    <w:p>
+      <w:pPr>
+        <w:pStyle w:val="FirstParagraph"/>
+      </w:pPr>
+      <w:r>
+        <w:t xml:space="preserve">The kernel defines them in</w:t>
+      </w:r>
+      <w:r>
+        <w:t xml:space="preserve"> </w:t>
+      </w:r>
+      <w:r>
+        <w:rPr>
+          <w:rStyle w:val="VerbatimChar"/>
+        </w:rPr>
+        <w:t xml:space="preserve">kernel/sys/fslock.cpp</w:t>
+      </w:r>
+      <w:r>
+        <w:t xml:space="preserve">: a sleeping, re-entrant volume lock</w:t>
+      </w:r>
+      <w:r>
+        <w:t xml:space="preserve"> </w:t>
+      </w:r>
+      <w:r>
+        <w:t xml:space="preserve">(waiters</w:t>
+      </w:r>
+      <w:r>
+        <w:t xml:space="preserve"> </w:t>
+      </w:r>
+      <w:r>
+        <w:rPr>
+          <w:rStyle w:val="VerbatimChar"/>
+        </w:rPr>
+        <w:t xml:space="preserve">Yield</w:t>
+      </w:r>
+      <w:r>
+        <w:t xml:space="preserve">), and a wait hook that yields when IRQs are on. See</w:t>
+      </w:r>
+      <w:r>
+        <w:t xml:space="preserve"> </w:t>
+      </w:r>
+      <w:r>
+        <w:rPr>
+          <w:rStyle w:val="VerbatimChar"/>
+        </w:rPr>
+        <w:t xml:space="preserve">docs/02</w:t>
+      </w:r>
+      <w:r>
+        <w:t xml:space="preserve"> </w:t>
+      </w:r>
+      <w:r>
+        <w:t xml:space="preserve">(preemption).</w:t>
+      </w:r>
+    </w:p>
+    <w:bookmarkEnd w:id="28"/>
+    <w:bookmarkStart w:id="29" w:name="Xa837feb77b85d6e2331a596638abd582b72a5fe"/>
+    <w:p>
+      <w:pPr>
+        <w:pStyle w:val="Heading2"/>
+      </w:pPr>
+      <w:r>
+        <w:t xml:space="preserve">8. Sector cache in the FatFs disk layer</w:t>
+      </w:r>
+    </w:p>
+    <w:p>
+      <w:pPr>
+        <w:pStyle w:val="FirstParagraph"/>
+      </w:pPr>
+      <w:r>
+        <w:t xml:space="preserve">FatFs reads the FAT and the directories one sector at a time (through its window), and each</w:t>
+      </w:r>
+      <w:r>
+        <w:t xml:space="preserve"> </w:t>
+      </w:r>
+      <w:r>
+        <w:rPr>
+          <w:rStyle w:val="VerbatimChar"/>
+        </w:rPr>
+        <w:t xml:space="preserve">disk_read</w:t>
+      </w:r>
+      <w:r>
+        <w:t xml:space="preserve"> </w:t>
+      </w:r>
+      <w:r>
+        <w:t xml:space="preserve">is a whole SD command round trip (plus a CMD13 status check in the EMMC</w:t>
+      </w:r>
+      <w:r>
+        <w:t xml:space="preserve"> </w:t>
+      </w:r>
+      <w:r>
+        <w:t xml:space="preserve">driver): opening a file deep in a big folder, or listing it, asked the card again for</w:t>
+      </w:r>
+      <w:r>
+        <w:t xml:space="preserve"> </w:t>
+      </w:r>
+      <w:r>
+        <w:t xml:space="preserve">every sector, every time.</w:t>
+      </w:r>
+      <w:r>
+        <w:t xml:space="preserve"> </w:t>
+      </w:r>
+      <w:r>
+        <w:rPr>
+          <w:rStyle w:val="VerbatimChar"/>
+        </w:rPr>
+        <w:t xml:space="preserve">diskio.cpp</w:t>
+      </w:r>
+      <w:r>
+        <w:t xml:space="preserve"> </w:t>
+      </w:r>
+      <w:r>
+        <w:t xml:space="preserve">now keeps the</w:t>
+      </w:r>
+      <w:r>
+        <w:t xml:space="preserve"> </w:t>
+      </w:r>
+      <w:r>
+        <w:rPr>
+          <w:b/>
+          <w:bCs/>
+        </w:rPr>
+        <w:t xml:space="preserve">single-sector reads</w:t>
+      </w:r>
+      <w:r>
+        <w:t xml:space="preserve"> </w:t>
+      </w:r>
+      <w:r>
+        <w:t xml:space="preserve">in a</w:t>
+      </w:r>
+      <w:r>
+        <w:t xml:space="preserve"> </w:t>
+      </w:r>
+      <w:r>
+        <w:t xml:space="preserve">direct-mapped cache (2048 slots x 512 bytes = 1 MB, allocated on first use; key = sector</w:t>
+      </w:r>
+      <w:r>
+        <w:t xml:space="preserve"> </w:t>
+      </w:r>
+      <w:r>
+        <w:t xml:space="preserve">and drive).</w:t>
+      </w:r>
+      <w:r>
+        <w:t xml:space="preserve"> </w:t>
+      </w:r>
+      <w:r>
+        <w:rPr>
+          <w:b/>
+          <w:bCs/>
+        </w:rPr>
+        <w:t xml:space="preserve">Write-through</w:t>
+      </w:r>
+      <w:r>
+        <w:t xml:space="preserve">:</w:t>
+      </w:r>
+      <w:r>
+        <w:t xml:space="preserve"> </w:t>
+      </w:r>
+      <w:r>
+        <w:rPr>
+          <w:rStyle w:val="VerbatimChar"/>
+        </w:rPr>
+        <w:t xml:space="preserve">disk_write</w:t>
+      </w:r>
+      <w:r>
+        <w:t xml:space="preserve"> </w:t>
+      </w:r>
+      <w:r>
+        <w:t xml:space="preserve">writes the card first, then updates the cached</w:t>
+      </w:r>
+      <w:r>
+        <w:t xml:space="preserve"> </w:t>
+      </w:r>
+      <w:r>
+        <w:t xml:space="preserve">copies of the sectors written (or drops them if the write failed), so the cache never holds</w:t>
+      </w:r>
+      <w:r>
+        <w:t xml:space="preserve"> </w:t>
+      </w:r>
+      <w:r>
+        <w:t xml:space="preserve">anything the card does not. The big multi-sector reads of file data go straight to the</w:t>
+      </w:r>
+      <w:r>
+        <w:t xml:space="preserve"> </w:t>
+      </w:r>
+      <w:r>
+        <w:t xml:space="preserve">device.</w:t>
+      </w:r>
+      <w:r>
+        <w:t xml:space="preserve"> </w:t>
+      </w:r>
+      <w:r>
+        <w:rPr>
+          <w:rStyle w:val="VerbatimChar"/>
+        </w:rPr>
+        <w:t xml:space="preserve">disk_initialize</w:t>
+      </w:r>
+      <w:r>
+        <w:t xml:space="preserve"> </w:t>
+      </w:r>
+      <w:r>
+        <w:t xml:space="preserve">(a mount) and the device's removal forget the drive's sectors.</w:t>
+      </w:r>
+      <w:r>
+        <w:t xml:space="preserve"> </w:t>
+      </w:r>
+      <w:r>
+        <w:rPr>
+          <w:rStyle w:val="VerbatimChar"/>
+        </w:rPr>
+        <w:t xml:space="preserve">disk_cache_enable (0/1)</w:t>
+      </w:r>
+      <w:r>
+        <w:t xml:space="preserve"> </w:t>
+      </w:r>
+      <w:r>
+        <w:t xml:space="preserve">/</w:t>
+      </w:r>
+      <w:r>
+        <w:t xml:space="preserve"> </w:t>
+      </w:r>
+      <w:r>
+        <w:rPr>
+          <w:rStyle w:val="VerbatimChar"/>
+        </w:rPr>
+        <w:t xml:space="preserve">disk_cache_stats (&amp;hits, &amp;misses)</w:t>
+      </w:r>
+      <w:r>
+        <w:t xml:space="preserve"> </w:t>
+      </w:r>
+      <w:r>
+        <w:t xml:space="preserve">(declared in</w:t>
+      </w:r>
+      <w:r>
+        <w:t xml:space="preserve"> </w:t>
+      </w:r>
+      <w:r>
+        <w:rPr>
+          <w:rStyle w:val="VerbatimChar"/>
+        </w:rPr>
+        <w:t xml:space="preserve">diskio.h</w:t>
+      </w:r>
+      <w:r>
+        <w:t xml:space="preserve">); Onyx</w:t>
+      </w:r>
+      <w:r>
+        <w:t xml:space="preserve"> </w:t>
+      </w:r>
+      <w:r>
+        <w:t xml:space="preserve">turns it off with</w:t>
+      </w:r>
+      <w:r>
+        <w:t xml:space="preserve"> </w:t>
+      </w:r>
+      <w:r>
+        <w:rPr>
+          <w:rStyle w:val="VerbatimChar"/>
+        </w:rPr>
+        <w:t xml:space="preserve">sdcache=0</w:t>
+      </w:r>
+      <w:r>
+        <w:t xml:space="preserve"> </w:t>
+      </w:r>
+      <w:r>
+        <w:t xml:space="preserve">in</w:t>
+      </w:r>
+      <w:r>
+        <w:t xml:space="preserve"> </w:t>
+      </w:r>
+      <w:r>
+        <w:rPr>
+          <w:rStyle w:val="VerbatimChar"/>
+        </w:rPr>
+        <w:t xml:space="preserve">cmdline.txt</w:t>
+      </w:r>
+      <w:r>
+        <w:t xml:space="preserve">.</w:t>
+      </w:r>
+    </w:p>
+    <w:p>
+      <w:pPr>
+        <w:pStyle w:val="BodyText"/>
+      </w:pPr>
+      <w:r>
+        <w:t xml:space="preserve">Also: the bounce buffer for unaligned transfers is now</w:t>
+      </w:r>
+      <w:r>
+        <w:t xml:space="preserve"> </w:t>
+      </w:r>
+      <w:r>
+        <w:rPr>
+          <w:b/>
+          <w:bCs/>
+        </w:rPr>
+        <w:t xml:space="preserve">one per volume</w:t>
+      </w:r>
+      <w:r>
+        <w:t xml:space="preserve"> </w:t>
+      </w:r>
+      <w:r>
+        <w:t xml:space="preserve">(the SD driver</w:t>
+      </w:r>
+      <w:r>
+        <w:t xml:space="preserve"> </w:t>
+      </w:r>
+      <w:r>
+        <w:t xml:space="preserve">can yield in the middle of a transfer since patch 7, so two volumes' transfers can</w:t>
+      </w:r>
+      <w:r>
+        <w:t xml:space="preserve"> </w:t>
+      </w:r>
+      <w:r>
+        <w:t xml:space="preserve">overlap; FatFs locks per volume).</w:t>
+      </w:r>
+    </w:p>
+    <w:p>
+      <w:pPr>
+        <w:pStyle w:val="BodyText"/>
+      </w:pPr>
+      <w:r>
+        <w:t xml:space="preserve">Test on the PC:</w:t>
+      </w:r>
+      <w:r>
+        <w:t xml:space="preserve"> </w:t>
+      </w:r>
+      <w:r>
+        <w:rPr>
+          <w:rStyle w:val="VerbatimChar"/>
+        </w:rPr>
+        <w:t xml:space="preserve">tools/tests/run_fs_test.sh</w:t>
+      </w:r>
+      <w:r>
+        <w:t xml:space="preserve"> </w:t>
+      </w:r>
+      <w:r>
+        <w:t xml:space="preserve">builds the fork's</w:t>
+      </w:r>
+      <w:r>
+        <w:t xml:space="preserve"> </w:t>
+      </w:r>
+      <w:r>
+        <w:rPr>
+          <w:rStyle w:val="VerbatimChar"/>
+        </w:rPr>
+        <w:t xml:space="preserve">ff.c</w:t>
+      </w:r>
+      <w:r>
+        <w:t xml:space="preserve"> </w:t>
+      </w:r>
+      <w:r>
+        <w:t xml:space="preserve">+</w:t>
+      </w:r>
+      <w:r>
+        <w:t xml:space="preserve"> </w:t>
+      </w:r>
+      <w:r>
+        <w:rPr>
+          <w:rStyle w:val="VerbatimChar"/>
+        </w:rPr>
+        <w:t xml:space="preserve">diskio.cpp</w:t>
+      </w:r>
+      <w:r>
+        <w:t xml:space="preserve"> </w:t>
+      </w:r>
+      <w:r>
+        <w:t xml:space="preserve">against</w:t>
+      </w:r>
+      <w:r>
+        <w:t xml:space="preserve"> </w:t>
+      </w:r>
+      <w:r>
+        <w:t xml:space="preserve">stub Circle headers, formats a 96 MB RAM disk (FAT32) and runs 4000 random operations</w:t>
+      </w:r>
+      <w:r>
+        <w:t xml:space="preserve"> </w:t>
+      </w:r>
+      <w:r>
+        <w:t xml:space="preserve">(create, overwrite, append, read back, delete, rename, list, remount) checked against a</w:t>
+      </w:r>
+      <w:r>
+        <w:t xml:space="preserve"> </w:t>
+      </w:r>
+      <w:r>
+        <w:t xml:space="preserve">model, with the cache on and off: both pass and leave the same image byte for byte; the</w:t>
+      </w:r>
+      <w:r>
+        <w:t xml:space="preserve"> </w:t>
+      </w:r>
+      <w:r>
+        <w:t xml:space="preserve">cache cuts the device reads about 3.4 times.</w:t>
+      </w:r>
+    </w:p>
+    <w:bookmarkEnd w:id="29"/>
+    <w:bookmarkStart w:id="30" w:name="Xa660a674cf73767400f3b66c48c5262cdd90051"/>
+    <w:p>
+      <w:pPr>
+        <w:pStyle w:val="Heading2"/>
+      </w:pPr>
+      <w:r>
+        <w:t xml:space="preserve">9. High Speed SD at run time</w:t>
+      </w:r>
+    </w:p>
+    <w:p>
+      <w:pPr>
+        <w:pStyle w:val="FirstParagraph"/>
+      </w:pPr>
+      <w:r>
+        <w:t xml:space="preserve">Upstream enables the SD High Speed mode (50 MHz, SD 1.1+ cards: CMD6 switch) only with the</w:t>
+      </w:r>
+      <w:r>
+        <w:t xml:space="preserve"> </w:t>
+      </w:r>
+      <w:r>
+        <w:t xml:space="preserve">compile option</w:t>
+      </w:r>
+      <w:r>
+        <w:t xml:space="preserve"> </w:t>
+      </w:r>
+      <w:r>
+        <w:rPr>
+          <w:rStyle w:val="VerbatimChar"/>
+        </w:rPr>
+        <w:t xml:space="preserve">SD_HIGH_SPEED</w:t>
+      </w:r>
+      <w:r>
+        <w:t xml:space="preserve">, off by default, and then only raises the clock. The patch:</w:t>
+      </w:r>
+    </w:p>
+    <w:p>
+      <w:pPr>
+        <w:pStyle w:val="Compact"/>
+        <w:numPr>
+          <w:ilvl w:val="0"/>
+          <w:numId w:val="1004"/>
+        </w:numPr>
+      </w:pPr>
+      <w:r>
+        <w:rPr>
+          <w:rStyle w:val="VerbatimChar"/>
+        </w:rPr>
+        <w:t xml:space="preserve">static void CEMMCDevice::SetHighSpeed (boolean)</w:t>
+      </w:r>
+      <w:r>
+        <w:t xml:space="preserve"> </w:t>
+      </w:r>
+      <w:r>
+        <w:t xml:space="preserve">(before</w:t>
+      </w:r>
+      <w:r>
+        <w:t xml:space="preserve"> </w:t>
+      </w:r>
+      <w:r>
+        <w:rPr>
+          <w:rStyle w:val="VerbatimChar"/>
+        </w:rPr>
+        <w:t xml:space="preserve">Initialize</w:t>
+      </w:r>
+      <w:r>
+        <w:t xml:space="preserve">) chooses it at run</w:t>
+      </w:r>
+      <w:r>
+        <w:t xml:space="preserve"> </w:t>
+      </w:r>
+      <w:r>
+        <w:t xml:space="preserve">time (</w:t>
+      </w:r>
+      <w:r>
+        <w:rPr>
+          <w:rStyle w:val="VerbatimChar"/>
+        </w:rPr>
+        <w:t xml:space="preserve">SD_HIGH_SPEED</w:t>
+      </w:r>
+      <w:r>
+        <w:t xml:space="preserve"> </w:t>
+      </w:r>
+      <w:r>
+        <w:t xml:space="preserve">still forces the upstream behaviour);</w:t>
+      </w:r>
+      <w:r>
+        <w:t xml:space="preserve"> </w:t>
+      </w:r>
+      <w:r>
+        <w:rPr>
+          <w:rStyle w:val="VerbatimChar"/>
+        </w:rPr>
+        <w:t xml:space="preserve">IsHighSpeed ()</w:t>
+      </w:r>
+      <w:r>
+        <w:t xml:space="preserve"> </w:t>
+      </w:r>
+      <w:r>
+        <w:t xml:space="preserve">tells whether</w:t>
+      </w:r>
+      <w:r>
+        <w:t xml:space="preserve"> </w:t>
+      </w:r>
+      <w:r>
+        <w:t xml:space="preserve">the card switched;</w:t>
+      </w:r>
+    </w:p>
+    <w:p>
+      <w:pPr>
+        <w:pStyle w:val="Compact"/>
+        <w:numPr>
+          <w:ilvl w:val="0"/>
+          <w:numId w:val="1004"/>
+        </w:numPr>
+      </w:pPr>
+      <w:r>
+        <w:t xml:space="preserve">before raising the clock, it sets the host's</w:t>
+      </w:r>
+      <w:r>
+        <w:t xml:space="preserve"> </w:t>
+      </w:r>
+      <w:r>
+        <w:rPr>
+          <w:b/>
+          <w:bCs/>
+        </w:rPr>
+        <w:t xml:space="preserve">High Speed Enable</w:t>
+      </w:r>
+      <w:r>
+        <w:t xml:space="preserve"> </w:t>
+      </w:r>
+      <w:r>
+        <w:t xml:space="preserve">bit (</w:t>
+      </w:r>
+      <w:r>
+        <w:rPr>
+          <w:rStyle w:val="VerbatimChar"/>
+        </w:rPr>
+        <w:t xml:space="preserve">CONTROL0</w:t>
+      </w:r>
+      <w:r>
+        <w:t xml:space="preserve"> </w:t>
+      </w:r>
+      <w:r>
+        <w:t xml:space="preserve">bit 2,</w:t>
+      </w:r>
+      <w:r>
+        <w:t xml:space="preserve"> </w:t>
+      </w:r>
+      <w:r>
+        <w:rPr>
+          <w:rStyle w:val="VerbatimChar"/>
+        </w:rPr>
+        <w:t xml:space="preserve">HCTL_HS_EN</w:t>
+      </w:r>
+      <w:r>
+        <w:t xml:space="preserve"> </w:t>
+      </w:r>
+      <w:r>
+        <w:t xml:space="preserve">of the SD Host Controller spec), so the controller samples with the High</w:t>
+      </w:r>
+      <w:r>
+        <w:t xml:space="preserve"> </w:t>
+      </w:r>
+      <w:r>
+        <w:t xml:space="preserve">Speed timing;</w:t>
+      </w:r>
+    </w:p>
+    <w:p>
+      <w:pPr>
+        <w:pStyle w:val="Compact"/>
+        <w:numPr>
+          <w:ilvl w:val="0"/>
+          <w:numId w:val="1004"/>
+        </w:numPr>
+      </w:pPr>
+      <w:r>
+        <w:t xml:space="preserve">the 64-byte CMD6 status buffer is word aligned (the PIO transfer asserts it).</w:t>
+      </w:r>
+    </w:p>
+    <w:p>
+      <w:pPr>
+        <w:pStyle w:val="FirstParagraph"/>
+      </w:pPr>
+      <w:r>
+        <w:t xml:space="preserve">Onyx turns it on by default (</w:t>
+      </w:r>
+      <w:r>
+        <w:rPr>
+          <w:rStyle w:val="VerbatimChar"/>
+        </w:rPr>
+        <w:t xml:space="preserve">sdhs=0</w:t>
+      </w:r>
+      <w:r>
+        <w:t xml:space="preserve"> </w:t>
+      </w:r>
+      <w:r>
+        <w:t xml:space="preserve">in</w:t>
+      </w:r>
+      <w:r>
+        <w:t xml:space="preserve"> </w:t>
+      </w:r>
+      <w:r>
+        <w:rPr>
+          <w:rStyle w:val="VerbatimChar"/>
+        </w:rPr>
+        <w:t xml:space="preserve">cmdline.txt</w:t>
+      </w:r>
+      <w:r>
+        <w:t xml:space="preserve"> </w:t>
+      </w:r>
+      <w:r>
+        <w:t xml:space="preserve">turns it off, for a card that</w:t>
+      </w:r>
+      <w:r>
+        <w:t xml:space="preserve"> </w:t>
+      </w:r>
+      <w:r>
+        <w:t xml:space="preserve">misbehaves).</w:t>
+      </w:r>
+    </w:p>
+    <w:bookmarkEnd w:id="30"/>
+    <w:bookmarkStart w:id="31" w:name="Xa6f8579893806e894c41de9c9b2a146c2f73d02"/>
+    <w:p>
+      <w:pPr>
+        <w:pStyle w:val="Heading2"/>
+      </w:pPr>
+      <w:r>
+        <w:t xml:space="preserve">10. Multi-cluster transfers in FatFs</w:t>
+      </w:r>
+    </w:p>
+    <w:p>
+      <w:pPr>
+        <w:pStyle w:val="FirstParagraph"/>
+      </w:pPr>
+      <w:r>
+        <w:rPr>
+          <w:rStyle w:val="VerbatimChar"/>
+        </w:rPr>
+        <w:t xml:space="preserve">f_read</w:t>
+      </w:r>
+      <w:r>
+        <w:t xml:space="preserve"> </w:t>
+      </w:r>
+      <w:r>
+        <w:t xml:space="preserve">/</w:t>
+      </w:r>
+      <w:r>
+        <w:t xml:space="preserve"> </w:t>
+      </w:r>
+      <w:r>
+        <w:rPr>
+          <w:rStyle w:val="VerbatimChar"/>
+        </w:rPr>
+        <w:t xml:space="preserve">f_write</w:t>
+      </w:r>
+      <w:r>
+        <w:t xml:space="preserve"> </w:t>
+      </w:r>
+      <w:r>
+        <w:t xml:space="preserve">move whole sectors straight between the caller's buffer and the disk,</w:t>
+      </w:r>
+      <w:r>
+        <w:t xml:space="preserve"> </w:t>
+      </w:r>
+      <w:r>
+        <w:t xml:space="preserve">but upstream</w:t>
+      </w:r>
+      <w:r>
+        <w:t xml:space="preserve"> </w:t>
+      </w:r>
+      <w:r>
+        <w:rPr>
+          <w:b/>
+          <w:bCs/>
+        </w:rPr>
+        <w:t xml:space="preserve">clips each transfer at the cluster boundary</w:t>
+      </w:r>
+      <w:r>
+        <w:t xml:space="preserve">: with small clusters (a card</w:t>
+      </w:r>
+      <w:r>
+        <w:t xml:space="preserve"> </w:t>
+      </w:r>
+      <w:r>
+        <w:t xml:space="preserve">formatted with 512-byte clusters) every SD command carried 512 bytes, and the commands'</w:t>
+      </w:r>
+      <w:r>
+        <w:t xml:space="preserve"> </w:t>
+      </w:r>
+      <w:r>
+        <w:t xml:space="preserve">latency (~240 µs each on the Pi 4) capped reads at 2 MB/s (</w:t>
+      </w:r>
+      <w:r>
+        <w:rPr>
+          <w:rStyle w:val="VerbatimChar"/>
+        </w:rPr>
+        <w:t xml:space="preserve">fsbench</w:t>
+      </w:r>
+      <w:r>
+        <w:t xml:space="preserve">: 1 MB = 2064 commands;</w:t>
+      </w:r>
+      <w:r>
+        <w:t xml:space="preserve"> </w:t>
+      </w:r>
+      <w:r>
+        <w:t xml:space="preserve">the data port itself moved 1 MB in 23 ms). The patch goes on across the</w:t>
+      </w:r>
+      <w:r>
+        <w:t xml:space="preserve"> </w:t>
+      </w:r>
+      <w:r>
+        <w:rPr>
+          <w:b/>
+          <w:bCs/>
+        </w:rPr>
+        <w:t xml:space="preserve">next clusters</w:t>
+      </w:r>
+      <w:r>
+        <w:rPr>
+          <w:b/>
+          <w:bCs/>
+        </w:rPr>
+        <w:t xml:space="preserve"> </w:t>
+      </w:r>
+      <w:r>
+        <w:rPr>
+          <w:b/>
+          <w:bCs/>
+        </w:rPr>
+        <w:t xml:space="preserve">while they follow on the disk</w:t>
+      </w:r>
+      <w:r>
+        <w:t xml:space="preserve"> </w:t>
+      </w:r>
+      <w:r>
+        <w:t xml:space="preserve">(</w:t>
+      </w:r>
+      <w:r>
+        <w:rPr>
+          <w:rStyle w:val="VerbatimChar"/>
+        </w:rPr>
+        <w:t xml:space="preserve">get_fat (cl) == cl + 1</w:t>
+      </w:r>
+      <w:r>
+        <w:t xml:space="preserve"> </w:t>
+      </w:r>
+      <w:r>
+        <w:t xml:space="preserve">for a read;</w:t>
+      </w:r>
+      <w:r>
+        <w:t xml:space="preserve"> </w:t>
+      </w:r>
+      <w:r>
+        <w:rPr>
+          <w:rStyle w:val="VerbatimChar"/>
+        </w:rPr>
+        <w:t xml:space="preserve">create_chain</w:t>
+      </w:r>
+      <w:r>
+        <w:t xml:space="preserve"> </w:t>
+      </w:r>
+      <w:r>
+        <w:t xml:space="preserve">— follow</w:t>
+      </w:r>
+      <w:r>
+        <w:t xml:space="preserve"> </w:t>
+      </w:r>
+      <w:r>
+        <w:t xml:space="preserve">or allocate — for a write), up to the size asked, then sets</w:t>
+      </w:r>
+      <w:r>
+        <w:t xml:space="preserve"> </w:t>
+      </w:r>
+      <w:r>
+        <w:rPr>
+          <w:rStyle w:val="VerbatimChar"/>
+        </w:rPr>
+        <w:t xml:space="preserve">fp-&gt;clust</w:t>
+      </w:r>
+      <w:r>
+        <w:t xml:space="preserve"> </w:t>
+      </w:r>
+      <w:r>
+        <w:t xml:space="preserve">to the cluster of</w:t>
+      </w:r>
+      <w:r>
+        <w:t xml:space="preserve"> </w:t>
+      </w:r>
+      <w:r>
+        <w:t xml:space="preserve">the last sector moved, so the loop resumes exactly as before. A cluster allocated ahead</w:t>
+      </w:r>
+      <w:r>
+        <w:t xml:space="preserve"> </w:t>
+      </w:r>
+      <w:r>
+        <w:t xml:space="preserve">that does not follow simply stays in the chain (the next turn finds it, as it would have</w:t>
+      </w:r>
+      <w:r>
+        <w:t xml:space="preserve"> </w:t>
+      </w:r>
+      <w:r>
+        <w:t xml:space="preserve">allocated it). Not with FastSeek (</w:t>
+      </w:r>
+      <w:r>
+        <w:rPr>
+          <w:rStyle w:val="VerbatimChar"/>
+        </w:rPr>
+        <w:t xml:space="preserve">cltbl</w:t>
+      </w:r>
+      <w:r>
+        <w:t xml:space="preserve">). The allocation order is unchanged:</w:t>
+      </w:r>
+      <w:r>
+        <w:t xml:space="preserve"> </w:t>
+      </w:r>
+      <w:r>
+        <w:rPr>
+          <w:rStyle w:val="VerbatimChar"/>
+        </w:rPr>
+        <w:t xml:space="preserve">run_fs_test.sh</w:t>
+      </w:r>
+      <w:r>
+        <w:t xml:space="preserve"> </w:t>
+      </w:r>
+      <w:r>
+        <w:t xml:space="preserve">gets the</w:t>
+      </w:r>
+      <w:r>
+        <w:t xml:space="preserve"> </w:t>
+      </w:r>
+      <w:r>
+        <w:rPr>
+          <w:b/>
+          <w:bCs/>
+        </w:rPr>
+        <w:t xml:space="preserve">same disk image as upstream's</w:t>
+      </w:r>
+      <w:r>
+        <w:rPr>
+          <w:b/>
+          <w:bCs/>
+        </w:rPr>
+        <w:t xml:space="preserve"> </w:t>
+      </w:r>
+      <w:r>
+        <w:rPr>
+          <w:rStyle w:val="VerbatimChar"/>
+          <w:b/>
+          <w:bCs/>
+        </w:rPr>
+        <w:t xml:space="preserve">ff.c</w:t>
+      </w:r>
+      <w:r>
+        <w:t xml:space="preserve">, byte for byte, with 14 x</w:t>
+      </w:r>
+      <w:r>
+        <w:t xml:space="preserve"> </w:t>
+      </w:r>
+      <w:r>
+        <w:t xml:space="preserve">fewer reads and 6 x fewer writes on 512-byte clusters.</w:t>
+      </w:r>
+    </w:p>
+    <w:bookmarkEnd w:id="31"/>
+    <w:bookmarkStart w:id="32" w:name="X8b2707a52b92c37472c6bcaa5f835fdd2f44e38"/>
+    <w:p>
+      <w:pPr>
+        <w:pStyle w:val="Heading2"/>
+      </w:pPr>
+      <w:r>
+        <w:t xml:space="preserve">11. FatFs fast seek</w:t>
+      </w:r>
+    </w:p>
+    <w:p>
+      <w:pPr>
+        <w:pStyle w:val="FirstParagraph"/>
+      </w:pPr>
+      <w:r>
+        <w:rPr>
+          <w:rStyle w:val="VerbatimChar"/>
+        </w:rPr>
+        <w:t xml:space="preserve">FF_USE_FASTSEEK</w:t>
+      </w:r>
+      <w:r>
+        <w:t xml:space="preserve"> </w:t>
+      </w:r>
+      <w:r>
+        <w:t xml:space="preserve">is</w:t>
+      </w:r>
+      <w:r>
+        <w:t xml:space="preserve"> </w:t>
+      </w:r>
+      <w:r>
+        <w:rPr>
+          <w:b/>
+          <w:bCs/>
+        </w:rPr>
+        <w:t xml:space="preserve">1</w:t>
+      </w:r>
+      <w:r>
+        <w:t xml:space="preserve">:</w:t>
+      </w:r>
+      <w:r>
+        <w:t xml:space="preserve"> </w:t>
+      </w:r>
+      <w:r>
+        <w:rPr>
+          <w:rStyle w:val="VerbatimChar"/>
+        </w:rPr>
+        <w:t xml:space="preserve">f_lseek</w:t>
+      </w:r>
+      <w:r>
+        <w:t xml:space="preserve"> </w:t>
+      </w:r>
+      <w:r>
+        <w:t xml:space="preserve">can use a file's</w:t>
+      </w:r>
+      <w:r>
+        <w:t xml:space="preserve"> </w:t>
+      </w:r>
+      <w:r>
+        <w:rPr>
+          <w:b/>
+          <w:bCs/>
+        </w:rPr>
+        <w:t xml:space="preserve">cluster map</w:t>
+      </w:r>
+      <w:r>
+        <w:t xml:space="preserve"> </w:t>
+      </w:r>
+      <w:r>
+        <w:t xml:space="preserve">(</w:t>
+      </w:r>
+      <w:r>
+        <w:rPr>
+          <w:rStyle w:val="VerbatimChar"/>
+        </w:rPr>
+        <w:t xml:space="preserve">FIL.cltbl</w:t>
+      </w:r>
+      <w:r>
+        <w:t xml:space="preserve">) instead of</w:t>
+      </w:r>
+      <w:r>
+        <w:t xml:space="preserve"> </w:t>
+      </w:r>
+      <w:r>
+        <w:t xml:space="preserve">walking the FAT chain from the start at each backward seek. The kernel's</w:t>
+      </w:r>
+      <w:r>
+        <w:t xml:space="preserve"> </w:t>
+      </w:r>
+      <w:r>
+        <w:rPr>
+          <w:rStyle w:val="VerbatimChar"/>
+        </w:rPr>
+        <w:t xml:space="preserve">kapi_seek</w:t>
+      </w:r>
+      <w:r>
+        <w:t xml:space="preserve"> </w:t>
+      </w:r>
+      <w:r>
+        <w:t xml:space="preserve">(ABI v57)</w:t>
+      </w:r>
+      <w:r>
+        <w:t xml:space="preserve"> </w:t>
+      </w:r>
+      <w:r>
+        <w:t xml:space="preserve">builds it at the first seek of a file bigger than 4 MB (</w:t>
+      </w:r>
+      <w:r>
+        <w:rPr>
+          <w:rStyle w:val="VerbatimChar"/>
+        </w:rPr>
+        <w:t xml:space="preserve">f_lseek (fp, CREATE_LINKMAP)</w:t>
+      </w:r>
+      <w:r>
+        <w:t xml:space="preserve">, the</w:t>
+      </w:r>
+      <w:r>
+        <w:t xml:space="preserve"> </w:t>
+      </w:r>
+      <w:r>
+        <w:t xml:space="preserve">table grown once if the file is fragmented) and</w:t>
+      </w:r>
+      <w:r>
+        <w:t xml:space="preserve"> </w:t>
+      </w:r>
+      <w:r>
+        <w:rPr>
+          <w:rStyle w:val="VerbatimChar"/>
+        </w:rPr>
+        <w:t xml:space="preserve">kapi_close</w:t>
+      </w:r>
+      <w:r>
+        <w:t xml:space="preserve"> </w:t>
+      </w:r>
+      <w:r>
+        <w:t xml:space="preserve">frees it: a GameCube disc image</w:t>
+      </w:r>
+      <w:r>
+        <w:t xml:space="preserve"> </w:t>
+      </w:r>
+      <w:r>
+        <w:t xml:space="preserve">(1.4 GB) is then read anywhere at once. The option adds</w:t>
+      </w:r>
+      <w:r>
+        <w:t xml:space="preserve"> </w:t>
+      </w:r>
+      <w:r>
+        <w:rPr>
+          <w:rStyle w:val="VerbatimChar"/>
+        </w:rPr>
+        <w:t xml:space="preserve">cltbl</w:t>
+      </w:r>
+      <w:r>
+        <w:t xml:space="preserve"> </w:t>
+      </w:r>
+      <w:r>
+        <w:t xml:space="preserve">to</w:t>
+      </w:r>
+      <w:r>
+        <w:t xml:space="preserve"> </w:t>
+      </w:r>
+      <w:r>
+        <w:rPr>
+          <w:rStyle w:val="VerbatimChar"/>
+        </w:rPr>
+        <w:t xml:space="preserve">FIL</w:t>
+      </w:r>
+      <w:r>
+        <w:t xml:space="preserve">:</w:t>
+      </w:r>
+      <w:r>
+        <w:t xml:space="preserve"> </w:t>
+      </w:r>
+      <w:r>
+        <w:rPr>
+          <w:b/>
+          <w:bCs/>
+        </w:rPr>
+        <w:t xml:space="preserve">the kernel must be</w:t>
+      </w:r>
+      <w:r>
+        <w:rPr>
+          <w:b/>
+          <w:bCs/>
+        </w:rPr>
+        <w:t xml:space="preserve"> </w:t>
+      </w:r>
+      <w:r>
+        <w:rPr>
+          <w:b/>
+          <w:bCs/>
+        </w:rPr>
+        <w:t xml:space="preserve">rebuilt clean</w:t>
+      </w:r>
+      <w:r>
+        <w:t xml:space="preserve"> </w:t>
+      </w:r>
+      <w:r>
+        <w:t xml:space="preserve">with the new</w:t>
+      </w:r>
+      <w:r>
+        <w:t xml:space="preserve"> </w:t>
+      </w:r>
+      <w:r>
+        <w:rPr>
+          <w:rStyle w:val="VerbatimChar"/>
+        </w:rPr>
+        <w:t xml:space="preserve">libfatfs</w:t>
+      </w:r>
+      <w:r>
+        <w:t xml:space="preserve">.</w:t>
+      </w:r>
+    </w:p>
+    <w:bookmarkEnd w:id="32"/>
+    <w:bookmarkStart w:id="33" w:name="X330426d72e7e9dbce5c0a322585d81328aa505a"/>
+    <w:p>
+      <w:pPr>
+        <w:pStyle w:val="Heading2"/>
+      </w:pPr>
+      <w:r>
+        <w:t xml:space="preserve">12. 2D DMA with a source stride, asynchronous partial updates</w:t>
+      </w:r>
+    </w:p>
+    <w:p>
+      <w:pPr>
+        <w:pStyle w:val="FirstParagraph"/>
+      </w:pPr>
+      <w:r>
+        <w:rPr>
+          <w:b/>
+          <w:bCs/>
+        </w:rPr>
+        <w:t xml:space="preserve">Why.</w:t>
+      </w:r>
+      <w:r>
+        <w:t xml:space="preserve"> </w:t>
+      </w:r>
+      <w:r>
+        <w:t xml:space="preserve">Circle's</w:t>
+      </w:r>
+      <w:r>
+        <w:t xml:space="preserve"> </w:t>
+      </w:r>
+      <w:r>
+        <w:rPr>
+          <w:rStyle w:val="VerbatimChar"/>
+        </w:rPr>
+        <w:t xml:space="preserve">SetupMemCopy2D</w:t>
+      </w:r>
+      <w:r>
+        <w:t xml:space="preserve"> </w:t>
+      </w:r>
+      <w:r>
+        <w:t xml:space="preserve">only knows a destination stride: the source must be one</w:t>
+      </w:r>
+      <w:r>
+        <w:t xml:space="preserve"> </w:t>
+      </w:r>
+      <w:r>
+        <w:t xml:space="preserve">contiguous block. So patch 6 gathered each damaged rectangle's rows into a buffer with the CPU</w:t>
+      </w:r>
+      <w:r>
+        <w:t xml:space="preserve"> </w:t>
+      </w:r>
+      <w:r>
+        <w:t xml:space="preserve">(a copy as big as the DMA's) before the frame buffer's DMA copied it to the screen, and</w:t>
+      </w:r>
+      <w:r>
+        <w:t xml:space="preserve"> </w:t>
+      </w:r>
+      <w:r>
+        <w:rPr>
+          <w:rStyle w:val="VerbatimChar"/>
+        </w:rPr>
+        <w:t xml:space="preserve">SetArea</w:t>
+      </w:r>
+      <w:r>
+        <w:t xml:space="preserve"> </w:t>
+      </w:r>
+      <w:r>
+        <w:t xml:space="preserve">then</w:t>
+      </w:r>
+      <w:r>
+        <w:t xml:space="preserve"> </w:t>
+      </w:r>
+      <w:r>
+        <w:rPr>
+          <w:b/>
+          <w:bCs/>
+        </w:rPr>
+        <w:t xml:space="preserve">busy-waited</w:t>
+      </w:r>
+      <w:r>
+        <w:t xml:space="preserve"> </w:t>
+      </w:r>
+      <w:r>
+        <w:t xml:space="preserve">for the DMA: core 0 (the GUI, the apps' tasks) stood still for</w:t>
+      </w:r>
+      <w:r>
+        <w:t xml:space="preserve"> </w:t>
+      </w:r>
+      <w:r>
+        <w:t xml:space="preserve">the whole transfer (2–4 ms for a full 1080p screen).</w:t>
+      </w:r>
+    </w:p>
+    <w:p>
+      <w:pPr>
+        <w:pStyle w:val="BodyText"/>
+      </w:pPr>
+      <w:r>
+        <w:rPr>
+          <w:b/>
+          <w:bCs/>
+        </w:rPr>
+        <w:t xml:space="preserve">What.</w:t>
+      </w:r>
+      <w:r>
+        <w:t xml:space="preserve"> </w:t>
+      </w:r>
+      <w:r>
+        <w:t xml:space="preserve">Both DMA engines have a source stride too (legacy</w:t>
+      </w:r>
+      <w:r>
+        <w:t xml:space="preserve"> </w:t>
+      </w:r>
+      <w:r>
+        <w:rPr>
+          <w:rStyle w:val="VerbatimChar"/>
+        </w:rPr>
+        <w:t xml:space="preserve">STRIDE</w:t>
+      </w:r>
+      <w:r>
+        <w:t xml:space="preserve"> </w:t>
+      </w:r>
+      <w:r>
+        <w:t xml:space="preserve">bits 0–15, DMA4</w:t>
+      </w:r>
+      <w:r>
+        <w:t xml:space="preserve"> </w:t>
+      </w:r>
+      <w:r>
+        <w:rPr>
+          <w:rStyle w:val="VerbatimChar"/>
+        </w:rPr>
+        <w:t xml:space="preserve">SRCI</w:t>
+      </w:r>
+      <w:r>
+        <w:t xml:space="preserve"> </w:t>
+      </w:r>
+      <w:r>
+        <w:t xml:space="preserve">bits 16–31):</w:t>
+      </w:r>
+    </w:p>
+    <w:p>
+      <w:pPr>
+        <w:pStyle w:val="SourceCode"/>
+      </w:pPr>
+      <w:r>
+        <w:rPr>
+          <w:rStyle w:val="DataTypeTok"/>
+        </w:rPr>
+        <w:t xml:space="preserve">void</w:t>
+      </w:r>
+      <w:r>
+        <w:rPr>
+          <w:rStyle w:val="NormalTok"/>
+        </w:rPr>
+        <w:t xml:space="preserve"> SetupMemCopy2D </w:t>
+      </w:r>
+      <w:r>
+        <w:rPr>
+          <w:rStyle w:val="OperatorTok"/>
+        </w:rPr>
+        <w:t xml:space="preserve">(</w:t>
+      </w:r>
+      <w:r>
+        <w:rPr>
+          <w:rStyle w:val="DataTypeTok"/>
+        </w:rPr>
+        <w:t xml:space="preserve">void</w:t>
+      </w:r>
+      <w:r>
+        <w:rPr>
+          <w:rStyle w:val="NormalTok"/>
+        </w:rPr>
+        <w:t xml:space="preserve"> </w:t>
+      </w:r>
+      <w:r>
+        <w:rPr>
+          <w:rStyle w:val="OperatorTok"/>
+        </w:rPr>
+        <w:t xml:space="preserve">*</w:t>
+      </w:r>
+      <w:r>
+        <w:rPr>
+          <w:rStyle w:val="NormalTok"/>
+        </w:rPr>
+        <w:t xml:space="preserve">pDestination</w:t>
+      </w:r>
+      <w:r>
+        <w:rPr>
+          <w:rStyle w:val="OperatorTok"/>
+        </w:rPr>
+        <w:t xml:space="preserve">,</w:t>
+      </w:r>
+      <w:r>
+        <w:rPr>
+          <w:rStyle w:val="NormalTok"/>
+        </w:rPr>
+        <w:t xml:space="preserve"> </w:t>
+      </w:r>
+      <w:r>
+        <w:rPr>
+          <w:rStyle w:val="AttributeTok"/>
+        </w:rPr>
+        <w:t xml:space="preserve">const</w:t>
+      </w:r>
+      <w:r>
+        <w:rPr>
+          <w:rStyle w:val="NormalTok"/>
+        </w:rPr>
+        <w:t xml:space="preserve"> </w:t>
+      </w:r>
+      <w:r>
+        <w:rPr>
+          <w:rStyle w:val="DataTypeTok"/>
+        </w:rPr>
+        <w:t xml:space="preserve">void</w:t>
+      </w:r>
+      <w:r>
+        <w:rPr>
+          <w:rStyle w:val="NormalTok"/>
+        </w:rPr>
+        <w:t xml:space="preserve"> </w:t>
+      </w:r>
+      <w:r>
+        <w:rPr>
+          <w:rStyle w:val="OperatorTok"/>
+        </w:rPr>
+        <w:t xml:space="preserve">*</w:t>
+      </w:r>
+      <w:r>
+        <w:rPr>
+          <w:rStyle w:val="NormalTok"/>
+        </w:rPr>
+        <w:t xml:space="preserve">pSource</w:t>
+      </w:r>
+      <w:r>
+        <w:rPr>
+          <w:rStyle w:val="OperatorTok"/>
+        </w:rPr>
+        <w:t xml:space="preserve">,</w:t>
+      </w:r>
+      <w:r>
+        <w:br/>
+      </w:r>
+      <w:r>
+        <w:rPr>
+          <w:rStyle w:val="NormalTok"/>
+        </w:rPr>
+        <w:t xml:space="preserve">                     </w:t>
+      </w:r>
+      <w:r>
+        <w:rPr>
+          <w:rStyle w:val="DataTypeTok"/>
+        </w:rPr>
+        <w:t xml:space="preserve">size_t</w:t>
+      </w:r>
+      <w:r>
+        <w:rPr>
+          <w:rStyle w:val="NormalTok"/>
+        </w:rPr>
+        <w:t xml:space="preserve"> nBlockLength</w:t>
+      </w:r>
+      <w:r>
+        <w:rPr>
+          <w:rStyle w:val="OperatorTok"/>
+        </w:rPr>
+        <w:t xml:space="preserve">,</w:t>
+      </w:r>
+      <w:r>
+        <w:rPr>
+          <w:rStyle w:val="NormalTok"/>
+        </w:rPr>
+        <w:t xml:space="preserve"> </w:t>
+      </w:r>
+      <w:r>
+        <w:rPr>
+          <w:rStyle w:val="DataTypeTok"/>
+        </w:rPr>
+        <w:t xml:space="preserve">unsigned</w:t>
+      </w:r>
+      <w:r>
+        <w:rPr>
+          <w:rStyle w:val="NormalTok"/>
+        </w:rPr>
+        <w:t xml:space="preserve"> nBlockCount</w:t>
+      </w:r>
+      <w:r>
+        <w:rPr>
+          <w:rStyle w:val="OperatorTok"/>
+        </w:rPr>
+        <w:t xml:space="preserve">,</w:t>
+      </w:r>
+      <w:r>
+        <w:rPr>
+          <w:rStyle w:val="NormalTok"/>
+        </w:rPr>
+        <w:t xml:space="preserve"> </w:t>
+      </w:r>
+      <w:r>
+        <w:rPr>
+          <w:rStyle w:val="DataTypeTok"/>
+        </w:rPr>
+        <w:t xml:space="preserve">size_t</w:t>
+      </w:r>
+      <w:r>
+        <w:rPr>
+          <w:rStyle w:val="NormalTok"/>
+        </w:rPr>
+        <w:t xml:space="preserve"> nBlockStride</w:t>
+      </w:r>
+      <w:r>
+        <w:rPr>
+          <w:rStyle w:val="OperatorTok"/>
+        </w:rPr>
+        <w:t xml:space="preserve">,</w:t>
+      </w:r>
+      <w:r>
+        <w:br/>
+      </w:r>
+      <w:r>
+        <w:rPr>
+          <w:rStyle w:val="NormalTok"/>
+        </w:rPr>
+        <w:t xml:space="preserve">                     </w:t>
+      </w:r>
+      <w:r>
+        <w:rPr>
+          <w:rStyle w:val="DataTypeTok"/>
+        </w:rPr>
+        <w:t xml:space="preserve">unsigned</w:t>
+      </w:r>
+      <w:r>
+        <w:rPr>
+          <w:rStyle w:val="NormalTok"/>
+        </w:rPr>
+        <w:t xml:space="preserve"> nBurstLength</w:t>
+      </w:r>
+      <w:r>
+        <w:rPr>
+          <w:rStyle w:val="OperatorTok"/>
+        </w:rPr>
+        <w:t xml:space="preserve">,</w:t>
+      </w:r>
+      <w:r>
+        <w:rPr>
+          <w:rStyle w:val="NormalTok"/>
+        </w:rPr>
+        <w:t xml:space="preserve"> </w:t>
+      </w:r>
+      <w:r>
+        <w:rPr>
+          <w:rStyle w:val="DataTypeTok"/>
+        </w:rPr>
+        <w:t xml:space="preserve">size_t</w:t>
+      </w:r>
+      <w:r>
+        <w:rPr>
+          <w:rStyle w:val="NormalTok"/>
+        </w:rPr>
+        <w:t xml:space="preserve"> nSourceStride</w:t>
+      </w:r>
+      <w:r>
+        <w:rPr>
+          <w:rStyle w:val="OperatorTok"/>
+        </w:rPr>
+        <w:t xml:space="preserve">);</w:t>
+      </w:r>
+      <w:r>
+        <w:rPr>
+          <w:rStyle w:val="NormalTok"/>
+        </w:rPr>
+        <w:t xml:space="preserve">  </w:t>
+      </w:r>
+      <w:r>
+        <w:rPr>
           <w:rStyle w:val="CommentTok"/>
         </w:rPr>
+        <w:t xml:space="preserve">// CDMAChannel, CDMA4Channel</w:t>
+      </w:r>
+      <w:r>
+        <w:br/>
+      </w:r>
+      <w:r>
+        <w:rPr>
+          <w:rStyle w:val="DataTypeTok"/>
+        </w:rPr>
+        <w:t xml:space="preserve">void</w:t>
+      </w:r>
+      <w:r>
+        <w:rPr>
+          <w:rStyle w:val="NormalTok"/>
+        </w:rPr>
+        <w:t xml:space="preserve"> CBcmFrameBuffer</w:t>
+      </w:r>
+      <w:r>
+        <w:rPr>
+          <w:rStyle w:val="OperatorTok"/>
+        </w:rPr>
+        <w:t xml:space="preserve">::</w:t>
+      </w:r>
+      <w:r>
+        <w:rPr>
+          <w:rStyle w:val="NormalTok"/>
+        </w:rPr>
+        <w:t xml:space="preserve">SetAreaPitch </w:t>
+      </w:r>
+      <w:r>
+        <w:rPr>
+          <w:rStyle w:val="OperatorTok"/>
+        </w:rPr>
+        <w:t xml:space="preserve">(</w:t>
+      </w:r>
+      <w:r>
+        <w:rPr>
+          <w:rStyle w:val="AttributeTok"/>
+        </w:rPr>
+        <w:t xml:space="preserve">const</w:t>
+      </w:r>
+      <w:r>
+        <w:rPr>
+          <w:rStyle w:val="NormalTok"/>
+        </w:rPr>
+        <w:t xml:space="preserve"> TArea </w:t>
+      </w:r>
+      <w:r>
+        <w:rPr>
+          <w:rStyle w:val="OperatorTok"/>
+        </w:rPr>
+        <w:t xml:space="preserve">&amp;,</w:t>
+      </w:r>
+      <w:r>
+        <w:rPr>
+          <w:rStyle w:val="NormalTok"/>
+        </w:rPr>
+        <w:t xml:space="preserve"> </w:t>
+      </w:r>
+      <w:r>
+        <w:rPr>
+          <w:rStyle w:val="AttributeTok"/>
+        </w:rPr>
+        <w:t xml:space="preserve">const</w:t>
+      </w:r>
+      <w:r>
+        <w:rPr>
+          <w:rStyle w:val="NormalTok"/>
+        </w:rPr>
+        <w:t xml:space="preserve"> </w:t>
+      </w:r>
+      <w:r>
+        <w:rPr>
+          <w:rStyle w:val="DataTypeTok"/>
+        </w:rPr>
+        <w:t xml:space="preserve">void</w:t>
+      </w:r>
+      <w:r>
+        <w:rPr>
+          <w:rStyle w:val="NormalTok"/>
+        </w:rPr>
+        <w:t xml:space="preserve"> </w:t>
+      </w:r>
+      <w:r>
+        <w:rPr>
+          <w:rStyle w:val="OperatorTok"/>
+        </w:rPr>
+        <w:t xml:space="preserve">*</w:t>
+      </w:r>
+      <w:r>
+        <w:rPr>
+          <w:rStyle w:val="NormalTok"/>
+        </w:rPr>
+        <w:t xml:space="preserve">pPixels</w:t>
+      </w:r>
+      <w:r>
+        <w:rPr>
+          <w:rStyle w:val="OperatorTok"/>
+        </w:rPr>
+        <w:t xml:space="preserve">,</w:t>
+      </w:r>
+      <w:r>
+        <w:rPr>
+          <w:rStyle w:val="NormalTok"/>
+        </w:rPr>
+        <w:t xml:space="preserve"> </w:t>
+      </w:r>
+      <w:r>
+        <w:rPr>
+          <w:rStyle w:val="DataTypeTok"/>
+        </w:rPr>
+        <w:t xml:space="preserve">unsigned</w:t>
+      </w:r>
+      <w:r>
+        <w:rPr>
+          <w:rStyle w:val="NormalTok"/>
+        </w:rPr>
+        <w:t xml:space="preserve"> nSourcePitch</w:t>
+      </w:r>
+      <w:r>
+        <w:rPr>
+          <w:rStyle w:val="OperatorTok"/>
+        </w:rPr>
+        <w:t xml:space="preserve">,</w:t>
+      </w:r>
+      <w:r>
+        <w:br/>
+      </w:r>
+      <w:r>
+        <w:rPr>
+          <w:rStyle w:val="NormalTok"/>
+        </w:rPr>
+        <w:t xml:space="preserve">                                    TAreaCompletionRoutine </w:t>
+      </w:r>
+      <w:r>
+        <w:rPr>
+          <w:rStyle w:val="OperatorTok"/>
+        </w:rPr>
+        <w:t xml:space="preserve">*</w:t>
+      </w:r>
+      <w:r>
+        <w:rPr>
+          <w:rStyle w:val="NormalTok"/>
+        </w:rPr>
+        <w:t xml:space="preserve">pRoutine </w:t>
+      </w:r>
+      <w:r>
+        <w:rPr>
+          <w:rStyle w:val="OperatorTok"/>
+        </w:rPr>
+        <w:t xml:space="preserve">=</w:t>
+      </w:r>
+      <w:r>
+        <w:rPr>
+          <w:rStyle w:val="NormalTok"/>
+        </w:rPr>
+        <w:t xml:space="preserve"> </w:t>
+      </w:r>
+      <w:r>
+        <w:rPr>
+          <w:rStyle w:val="KeywordTok"/>
+        </w:rPr>
+        <w:t xml:space="preserve">nullptr</w:t>
+      </w:r>
+      <w:r>
+        <w:rPr>
+          <w:rStyle w:val="OperatorTok"/>
+        </w:rPr>
+        <w:t xml:space="preserve">,</w:t>
+      </w:r>
+      <w:r>
+        <w:rPr>
+          <w:rStyle w:val="NormalTok"/>
+        </w:rPr>
+        <w:t xml:space="preserve"> </w:t>
+      </w:r>
+      <w:r>
+        <w:rPr>
+          <w:rStyle w:val="DataTypeTok"/>
+        </w:rPr>
+        <w:t xml:space="preserve">void</w:t>
+      </w:r>
+      <w:r>
+        <w:rPr>
+          <w:rStyle w:val="NormalTok"/>
+        </w:rPr>
+        <w:t xml:space="preserve"> </w:t>
+      </w:r>
+      <w:r>
+        <w:rPr>
+          <w:rStyle w:val="OperatorTok"/>
+        </w:rPr>
+        <w:t xml:space="preserve">*</w:t>
+      </w:r>
+      <w:r>
+        <w:rPr>
+          <w:rStyle w:val="NormalTok"/>
+        </w:rPr>
+        <w:t xml:space="preserve">pParam </w:t>
+      </w:r>
+      <w:r>
+        <w:rPr>
+          <w:rStyle w:val="OperatorTok"/>
+        </w:rPr>
+        <w:t xml:space="preserve">=</w:t>
+      </w:r>
+      <w:r>
+        <w:rPr>
+          <w:rStyle w:val="NormalTok"/>
+        </w:rPr>
+        <w:t xml:space="preserve"> </w:t>
+      </w:r>
+      <w:r>
+        <w:rPr>
+          <w:rStyle w:val="KeywordTok"/>
+        </w:rPr>
+        <w:t xml:space="preserve">nullptr</w:t>
+      </w:r>
+      <w:r>
+        <w:rPr>
+          <w:rStyle w:val="OperatorTok"/>
+        </w:rPr>
+        <w:t xml:space="preserve">);</w:t>
+      </w:r>
+      <w:r>
+        <w:br/>
+      </w:r>
+      <w:r>
+        <w:rPr>
+          <w:rStyle w:val="DataTypeTok"/>
+        </w:rPr>
+        <w:t xml:space="preserve">void</w:t>
+      </w:r>
+      <w:r>
+        <w:rPr>
+          <w:rStyle w:val="NormalTok"/>
+        </w:rPr>
+        <w:t xml:space="preserve"> C2DGraphics</w:t>
+      </w:r>
+      <w:r>
+        <w:rPr>
+          <w:rStyle w:val="OperatorTok"/>
+        </w:rPr>
+        <w:t xml:space="preserve">::</w:t>
+      </w:r>
+      <w:r>
+        <w:rPr>
+          <w:rStyle w:val="NormalTok"/>
+        </w:rPr>
+        <w:t xml:space="preserve">UpdateDisplayAsync </w:t>
+      </w:r>
+      <w:r>
+        <w:rPr>
+          <w:rStyle w:val="OperatorTok"/>
+        </w:rPr>
+        <w:t xml:space="preserve">(</w:t>
+      </w:r>
+      <w:r>
+        <w:rPr>
+          <w:rStyle w:val="DataTypeTok"/>
+        </w:rPr>
+        <w:t xml:space="preserve">unsigned</w:t>
+      </w:r>
+      <w:r>
+        <w:rPr>
+          <w:rStyle w:val="NormalTok"/>
+        </w:rPr>
+        <w:t xml:space="preserve"> x</w:t>
+      </w:r>
+      <w:r>
+        <w:rPr>
+          <w:rStyle w:val="OperatorTok"/>
+        </w:rPr>
+        <w:t xml:space="preserve">,</w:t>
+      </w:r>
+      <w:r>
+        <w:rPr>
+          <w:rStyle w:val="NormalTok"/>
+        </w:rPr>
+        <w:t xml:space="preserve"> </w:t>
+      </w:r>
+      <w:r>
+        <w:rPr>
+          <w:rStyle w:val="DataTypeTok"/>
+        </w:rPr>
+        <w:t xml:space="preserve">unsigned</w:t>
+      </w:r>
+      <w:r>
+        <w:rPr>
+          <w:rStyle w:val="NormalTok"/>
+        </w:rPr>
+        <w:t xml:space="preserve"> y</w:t>
+      </w:r>
+      <w:r>
+        <w:rPr>
+          <w:rStyle w:val="OperatorTok"/>
+        </w:rPr>
+        <w:t xml:space="preserve">,</w:t>
+      </w:r>
+      <w:r>
+        <w:rPr>
+          <w:rStyle w:val="NormalTok"/>
+        </w:rPr>
+        <w:t xml:space="preserve"> </w:t>
+      </w:r>
+      <w:r>
+        <w:rPr>
+          <w:rStyle w:val="DataTypeTok"/>
+        </w:rPr>
+        <w:t xml:space="preserve">unsigned</w:t>
+      </w:r>
+      <w:r>
+        <w:rPr>
+          <w:rStyle w:val="NormalTok"/>
+        </w:rPr>
+        <w:t xml:space="preserve"> w</w:t>
+      </w:r>
+      <w:r>
+        <w:rPr>
+          <w:rStyle w:val="OperatorTok"/>
+        </w:rPr>
+        <w:t xml:space="preserve">,</w:t>
+      </w:r>
+      <w:r>
+        <w:rPr>
+          <w:rStyle w:val="NormalTok"/>
+        </w:rPr>
+        <w:t xml:space="preserve"> </w:t>
+      </w:r>
+      <w:r>
+        <w:rPr>
+          <w:rStyle w:val="DataTypeTok"/>
+        </w:rPr>
+        <w:t xml:space="preserve">unsigned</w:t>
+      </w:r>
+      <w:r>
+        <w:rPr>
+          <w:rStyle w:val="NormalTok"/>
+        </w:rPr>
+        <w:t xml:space="preserve"> h</w:t>
+      </w:r>
+      <w:r>
+        <w:rPr>
+          <w:rStyle w:val="OperatorTok"/>
+        </w:rPr>
+        <w:t xml:space="preserve">,</w:t>
+      </w:r>
+      <w:r>
+        <w:rPr>
+          <w:rStyle w:val="NormalTok"/>
+        </w:rPr>
+        <w:t xml:space="preserve">   </w:t>
+      </w:r>
+      <w:r>
+        <w:rPr>
+          <w:rStyle w:val="CommentTok"/>
+        </w:rPr>
+        <w:t xml:space="preserve">// w = 0: all</w:t>
+      </w:r>
+      <w:r>
+        <w:br/>
+      </w:r>
+      <w:r>
+        <w:rPr>
+          <w:rStyle w:val="NormalTok"/>
+        </w:rPr>
+        <w:t xml:space="preserve">                                      CDisplay</w:t>
+      </w:r>
+      <w:r>
+        <w:rPr>
+          <w:rStyle w:val="OperatorTok"/>
+        </w:rPr>
+        <w:t xml:space="preserve">::</w:t>
+      </w:r>
+      <w:r>
+        <w:rPr>
+          <w:rStyle w:val="NormalTok"/>
+        </w:rPr>
+        <w:t xml:space="preserve">TAreaCompletionRoutine </w:t>
+      </w:r>
+      <w:r>
+        <w:rPr>
+          <w:rStyle w:val="OperatorTok"/>
+        </w:rPr>
+        <w:t xml:space="preserve">*</w:t>
+      </w:r>
+      <w:r>
+        <w:rPr>
+          <w:rStyle w:val="NormalTok"/>
+        </w:rPr>
+        <w:t xml:space="preserve">pRoutine</w:t>
+      </w:r>
+      <w:r>
+        <w:rPr>
+          <w:rStyle w:val="OperatorTok"/>
+        </w:rPr>
+        <w:t xml:space="preserve">,</w:t>
+      </w:r>
+      <w:r>
+        <w:rPr>
+          <w:rStyle w:val="NormalTok"/>
+        </w:rPr>
+        <w:t xml:space="preserve"> </w:t>
+      </w:r>
+      <w:r>
+        <w:rPr>
+          <w:rStyle w:val="DataTypeTok"/>
+        </w:rPr>
+        <w:t xml:space="preserve">void</w:t>
+      </w:r>
+      <w:r>
+        <w:rPr>
+          <w:rStyle w:val="NormalTok"/>
+        </w:rPr>
+        <w:t xml:space="preserve"> </w:t>
+      </w:r>
+      <w:r>
+        <w:rPr>
+          <w:rStyle w:val="OperatorTok"/>
+        </w:rPr>
+        <w:t xml:space="preserve">*</w:t>
+      </w:r>
+      <w:r>
+        <w:rPr>
+          <w:rStyle w:val="NormalTok"/>
+        </w:rPr>
+        <w:t xml:space="preserve">pParam</w:t>
+      </w:r>
+      <w:r>
+        <w:rPr>
+          <w:rStyle w:val="OperatorTok"/>
+        </w:rPr>
+        <w:t xml:space="preserve">);</w:t>
+      </w:r>
+    </w:p>
+    <w:p>
+      <w:pPr>
+        <w:pStyle w:val="FirstParagraph"/>
+      </w:pPr>
+      <w:r>
+        <w:t xml:space="preserve">The overloads clean only the rectangle's rows from the data cache (not the whole span). The</w:t>
+      </w:r>
+      <w:r>
+        <w:t xml:space="preserve"> </w:t>
+      </w:r>
+      <w:r>
+        <w:t xml:space="preserve">partial</w:t>
+      </w:r>
+      <w:r>
+        <w:t xml:space="preserve"> </w:t>
+      </w:r>
+      <w:r>
+        <w:rPr>
+          <w:rStyle w:val="VerbatimChar"/>
+        </w:rPr>
+        <w:t xml:space="preserve">UpdateDisplay (x, y, w, h)</w:t>
+      </w:r>
+      <w:r>
+        <w:t xml:space="preserve"> </w:t>
+      </w:r>
+      <w:r>
+        <w:t xml:space="preserve">of patch 6 now uses</w:t>
+      </w:r>
+      <w:r>
+        <w:t xml:space="preserve"> </w:t>
+      </w:r>
+      <w:r>
+        <w:rPr>
+          <w:rStyle w:val="VerbatimChar"/>
+        </w:rPr>
+        <w:t xml:space="preserve">SetAreaPitch</w:t>
+      </w:r>
+      <w:r>
+        <w:t xml:space="preserve"> </w:t>
+      </w:r>
+      <w:r>
+        <w:t xml:space="preserve">(the gathering buffer is</w:t>
+      </w:r>
+      <w:r>
+        <w:t xml:space="preserve"> </w:t>
+      </w:r>
+      <w:r>
+        <w:t xml:space="preserve">gone).</w:t>
+      </w:r>
+      <w:r>
+        <w:t xml:space="preserve"> </w:t>
+      </w:r>
+      <w:r>
+        <w:rPr>
+          <w:rStyle w:val="VerbatimChar"/>
+        </w:rPr>
+        <w:t xml:space="preserve">UpdateDisplayAsync</w:t>
+      </w:r>
+      <w:r>
+        <w:t xml:space="preserve"> </w:t>
+      </w:r>
+      <w:r>
+        <w:t xml:space="preserve">starts the DMA and returns; the routine runs from the DMA's</w:t>
+      </w:r>
+      <w:r>
+        <w:t xml:space="preserve"> </w:t>
+      </w:r>
+      <w:r>
+        <w:t xml:space="preserve">interrupt.</w:t>
+      </w:r>
+    </w:p>
+    <w:p>
+      <w:pPr>
+        <w:pStyle w:val="BodyText"/>
+      </w:pPr>
+      <w:r>
+        <w:rPr>
+          <w:b/>
+          <w:bCs/>
+        </w:rPr>
+        <w:t xml:space="preserve">Polled, without the interrupt.</w:t>
+      </w:r>
+      <w:r>
+        <w:t xml:space="preserve"> </w:t>
+      </w:r>
+      <w:r>
+        <w:t xml:space="preserve">Under a heavy GPU load (Ocarina of Time in</w:t>
+      </w:r>
+      <w:r>
+        <w:t xml:space="preserve"> </w:t>
+      </w:r>
+      <w:r>
+        <w:rPr>
+          <w:rStyle w:val="VerbatimChar"/>
+        </w:rPr>
+        <w:t xml:space="preserve">n64emu</w:t>
+      </w:r>
+      <w:r>
+        <w:t xml:space="preserve">) a</w:t>
+      </w:r>
+      <w:r>
+        <w:t xml:space="preserve"> </w:t>
+      </w:r>
+      <w:r>
+        <w:t xml:space="preserve">completion interrupt was now and then never seen, and the compositor waited for ever (the</w:t>
+      </w:r>
+      <w:r>
+        <w:t xml:space="preserve"> </w:t>
+      </w:r>
+      <w:r>
+        <w:t xml:space="preserve">screen, the apps presenting, the sound feeder behind them: all stuck). So the compositor</w:t>
+      </w:r>
+      <w:r>
+        <w:t xml:space="preserve"> </w:t>
+      </w:r>
+      <w:r>
+        <w:t xml:space="preserve">(</w:t>
+      </w:r>
+      <w:r>
+        <w:rPr>
+          <w:rStyle w:val="VerbatimChar"/>
+        </w:rPr>
+        <w:t xml:space="preserve">CCompositorTask::Present</w:t>
+      </w:r>
+      <w:r>
+        <w:t xml:space="preserve">, kernel.cpp) no longer uses</w:t>
+      </w:r>
+      <w:r>
+        <w:t xml:space="preserve"> </w:t>
+      </w:r>
+      <w:r>
+        <w:rPr>
+          <w:rStyle w:val="VerbatimChar"/>
+        </w:rPr>
+        <w:t xml:space="preserve">UpdateDisplayAsync</w:t>
+      </w:r>
+      <w:r>
+        <w:t xml:space="preserve">; it starts the DMA</w:t>
+      </w:r>
+      <w:r>
+        <w:t xml:space="preserve"> </w:t>
+      </w:r>
+      <w:r>
+        <w:t xml:space="preserve">and polls it between yields:</w:t>
+      </w:r>
+    </w:p>
+    <w:p>
+      <w:pPr>
+        <w:pStyle w:val="SourceCode"/>
+      </w:pPr>
+      <w:r>
+        <w:rPr>
+          <w:rStyle w:val="NormalTok"/>
+        </w:rPr>
+        <w:t xml:space="preserve">boolean C2DGraphics</w:t>
+      </w:r>
+      <w:r>
+        <w:rPr>
+          <w:rStyle w:val="OperatorTok"/>
+        </w:rPr>
+        <w:t xml:space="preserve">::</w:t>
+      </w:r>
+      <w:r>
+        <w:rPr>
+          <w:rStyle w:val="NormalTok"/>
+        </w:rPr>
+        <w:t xml:space="preserve">UpdateDisplayStart </w:t>
+      </w:r>
+      <w:r>
+        <w:rPr>
+          <w:rStyle w:val="OperatorTok"/>
+        </w:rPr>
+        <w:t xml:space="preserve">(</w:t>
+      </w:r>
+      <w:r>
+        <w:rPr>
+          <w:rStyle w:val="DataTypeTok"/>
+        </w:rPr>
+        <w:t xml:space="preserve">unsigned</w:t>
+      </w:r>
+      <w:r>
+        <w:rPr>
+          <w:rStyle w:val="NormalTok"/>
+        </w:rPr>
+        <w:t xml:space="preserve"> x</w:t>
+      </w:r>
+      <w:r>
+        <w:rPr>
+          <w:rStyle w:val="OperatorTok"/>
+        </w:rPr>
+        <w:t xml:space="preserve">,</w:t>
+      </w:r>
+      <w:r>
+        <w:rPr>
+          <w:rStyle w:val="NormalTok"/>
+        </w:rPr>
+        <w:t xml:space="preserve"> </w:t>
+      </w:r>
+      <w:r>
+        <w:rPr>
+          <w:rStyle w:val="DataTypeTok"/>
+        </w:rPr>
+        <w:t xml:space="preserve">unsigned</w:t>
+      </w:r>
+      <w:r>
+        <w:rPr>
+          <w:rStyle w:val="NormalTok"/>
+        </w:rPr>
+        <w:t xml:space="preserve"> y</w:t>
+      </w:r>
+      <w:r>
+        <w:rPr>
+          <w:rStyle w:val="OperatorTok"/>
+        </w:rPr>
+        <w:t xml:space="preserve">,</w:t>
+      </w:r>
+      <w:r>
+        <w:rPr>
+          <w:rStyle w:val="NormalTok"/>
+        </w:rPr>
+        <w:t xml:space="preserve"> </w:t>
+      </w:r>
+      <w:r>
+        <w:rPr>
+          <w:rStyle w:val="DataTypeTok"/>
+        </w:rPr>
+        <w:t xml:space="preserve">unsigned</w:t>
+      </w:r>
+      <w:r>
+        <w:rPr>
+          <w:rStyle w:val="NormalTok"/>
+        </w:rPr>
+        <w:t xml:space="preserve"> w</w:t>
+      </w:r>
+      <w:r>
+        <w:rPr>
+          <w:rStyle w:val="OperatorTok"/>
+        </w:rPr>
+        <w:t xml:space="preserve">,</w:t>
+      </w:r>
+      <w:r>
+        <w:rPr>
+          <w:rStyle w:val="NormalTok"/>
+        </w:rPr>
+        <w:t xml:space="preserve"> </w:t>
+      </w:r>
+      <w:r>
+        <w:rPr>
+          <w:rStyle w:val="DataTypeTok"/>
+        </w:rPr>
+        <w:t xml:space="preserve">unsigned</w:t>
+      </w:r>
+      <w:r>
+        <w:rPr>
+          <w:rStyle w:val="NormalTok"/>
+        </w:rPr>
+        <w:t xml:space="preserve"> h</w:t>
+      </w:r>
+      <w:r>
+        <w:rPr>
+          <w:rStyle w:val="OperatorTok"/>
+        </w:rPr>
+        <w:t xml:space="preserve">);</w:t>
+      </w:r>
+      <w:r>
+        <w:rPr>
+          <w:rStyle w:val="NormalTok"/>
+        </w:rPr>
+        <w:t xml:space="preserve"> </w:t>
+      </w:r>
+      <w:r>
+        <w:rPr>
+          <w:rStyle w:val="CommentTok"/>
+        </w:rPr>
+        <w:t xml:space="preserve">// FALSE: done at once</w:t>
+      </w:r>
+      <w:r>
+        <w:br/>
+      </w:r>
+      <w:r>
+        <w:rPr>
+          <w:rStyle w:val="NormalTok"/>
+        </w:rPr>
+        <w:t xml:space="preserve">boolean C2DGraphics</w:t>
+      </w:r>
+      <w:r>
+        <w:rPr>
+          <w:rStyle w:val="OperatorTok"/>
+        </w:rPr>
+        <w:t xml:space="preserve">::</w:t>
+      </w:r>
+      <w:r>
+        <w:rPr>
+          <w:rStyle w:val="NormalTok"/>
+        </w:rPr>
+        <w:t xml:space="preserve">UpdateDisplayPoll </w:t>
+      </w:r>
+      <w:r>
+        <w:rPr>
+          <w:rStyle w:val="OperatorTok"/>
+        </w:rPr>
+        <w:t xml:space="preserve">(</w:t>
+      </w:r>
+      <w:r>
+        <w:rPr>
+          <w:rStyle w:val="DataTypeTok"/>
+        </w:rPr>
+        <w:t xml:space="preserve">void</w:t>
+      </w:r>
+      <w:r>
+        <w:rPr>
+          <w:rStyle w:val="OperatorTok"/>
+        </w:rPr>
+        <w:t xml:space="preserve">);</w:t>
+      </w:r>
+      <w:r>
+        <w:rPr>
+          <w:rStyle w:val="NormalTok"/>
+        </w:rPr>
+        <w:t xml:space="preserve">                  </w:t>
+      </w:r>
+      <w:r>
+        <w:rPr>
+          <w:rStyle w:val="CommentTok"/>
+        </w:rPr>
+        <w:t xml:space="preserve">// TRUE once the transfer is over</w:t>
+      </w:r>
+      <w:r>
+        <w:br/>
+      </w:r>
+      <w:r>
+        <w:rPr>
+          <w:rStyle w:val="NormalTok"/>
+        </w:rPr>
+        <w:t xml:space="preserve">boolean CBcmFrameBuffer</w:t>
+      </w:r>
+      <w:r>
+        <w:rPr>
+          <w:rStyle w:val="OperatorTok"/>
+        </w:rPr>
+        <w:t xml:space="preserve">::</w:t>
+      </w:r>
+      <w:r>
+        <w:rPr>
+          <w:rStyle w:val="NormalTok"/>
+        </w:rPr>
+        <w:t xml:space="preserve">SetAreaPitchStart </w:t>
+      </w:r>
+      <w:r>
+        <w:rPr>
+          <w:rStyle w:val="OperatorTok"/>
+        </w:rPr>
+        <w:t xml:space="preserve">(</w:t>
+      </w:r>
+      <w:r>
+        <w:rPr>
+          <w:rStyle w:val="AttributeTok"/>
+        </w:rPr>
+        <w:t xml:space="preserve">const</w:t>
+      </w:r>
+      <w:r>
+        <w:rPr>
+          <w:rStyle w:val="NormalTok"/>
+        </w:rPr>
+        <w:t xml:space="preserve"> TArea </w:t>
+      </w:r>
+      <w:r>
+        <w:rPr>
+          <w:rStyle w:val="OperatorTok"/>
+        </w:rPr>
+        <w:t xml:space="preserve">&amp;,</w:t>
+      </w:r>
+      <w:r>
+        <w:rPr>
+          <w:rStyle w:val="NormalTok"/>
+        </w:rPr>
+        <w:t xml:space="preserve"> </w:t>
+      </w:r>
+      <w:r>
+        <w:rPr>
+          <w:rStyle w:val="AttributeTok"/>
+        </w:rPr>
+        <w:t xml:space="preserve">const</w:t>
+      </w:r>
+      <w:r>
+        <w:rPr>
+          <w:rStyle w:val="NormalTok"/>
+        </w:rPr>
+        <w:t xml:space="preserve"> </w:t>
+      </w:r>
+      <w:r>
+        <w:rPr>
+          <w:rStyle w:val="DataTypeTok"/>
+        </w:rPr>
+        <w:t xml:space="preserve">void</w:t>
+      </w:r>
+      <w:r>
+        <w:rPr>
+          <w:rStyle w:val="NormalTok"/>
+        </w:rPr>
+        <w:t xml:space="preserve"> </w:t>
+      </w:r>
+      <w:r>
+        <w:rPr>
+          <w:rStyle w:val="OperatorTok"/>
+        </w:rPr>
+        <w:t xml:space="preserve">*,</w:t>
+      </w:r>
+      <w:r>
+        <w:rPr>
+          <w:rStyle w:val="NormalTok"/>
+        </w:rPr>
+        <w:t xml:space="preserve"> </w:t>
+      </w:r>
+      <w:r>
+        <w:rPr>
+          <w:rStyle w:val="DataTypeTok"/>
+        </w:rPr>
+        <w:t xml:space="preserve">unsigned</w:t>
+      </w:r>
+      <w:r>
+        <w:rPr>
+          <w:rStyle w:val="NormalTok"/>
+        </w:rPr>
+        <w:t xml:space="preserve"> nSourcePitch</w:t>
+      </w:r>
+      <w:r>
+        <w:rPr>
+          <w:rStyle w:val="OperatorTok"/>
+        </w:rPr>
+        <w:t xml:space="preserve">);</w:t>
+      </w:r>
+      <w:r>
+        <w:br/>
+      </w:r>
+      <w:r>
+        <w:rPr>
+          <w:rStyle w:val="NormalTok"/>
+        </w:rPr>
+        <w:t xml:space="preserve">boolean CBcmFrameBuffer</w:t>
+      </w:r>
+      <w:r>
+        <w:rPr>
+          <w:rStyle w:val="OperatorTok"/>
+        </w:rPr>
+        <w:t xml:space="preserve">::</w:t>
+      </w:r>
+      <w:r>
+        <w:rPr>
+          <w:rStyle w:val="NormalTok"/>
+        </w:rPr>
+        <w:t xml:space="preserve">SetAreaPoll </w:t>
+      </w:r>
+      <w:r>
+        <w:rPr>
+          <w:rStyle w:val="OperatorTok"/>
+        </w:rPr>
+        <w:t xml:space="preserve">(</w:t>
+      </w:r>
+      <w:r>
+        <w:rPr>
+          <w:rStyle w:val="DataTypeTok"/>
+        </w:rPr>
+        <w:t xml:space="preserve">void</w:t>
+      </w:r>
+      <w:r>
+        <w:rPr>
+          <w:rStyle w:val="OperatorTok"/>
+        </w:rPr>
+        <w:t xml:space="preserve">);</w:t>
+      </w:r>
+      <w:r>
+        <w:rPr>
+          <w:rStyle w:val="NormalTok"/>
+        </w:rPr>
+        <w:t xml:space="preserve">                    </w:t>
+      </w:r>
+      <w:r>
+        <w:rPr>
+          <w:rStyle w:val="CommentTok"/>
+        </w:rPr>
+        <w:t xml:space="preserve">// (frees the frame buffer's DMA channel)</w:t>
+      </w:r>
+      <w:r>
+        <w:br/>
+      </w:r>
+      <w:r>
+        <w:rPr>
+          <w:rStyle w:val="NormalTok"/>
+        </w:rPr>
+        <w:t xml:space="preserve">boolean CDMAChannel</w:t>
+      </w:r>
+      <w:r>
+        <w:rPr>
+          <w:rStyle w:val="OperatorTok"/>
+        </w:rPr>
+        <w:t xml:space="preserve">::</w:t>
+      </w:r>
+      <w:r>
+        <w:rPr>
+          <w:rStyle w:val="NormalTok"/>
+        </w:rPr>
+        <w:t xml:space="preserve">Poll </w:t>
+      </w:r>
+      <w:r>
+        <w:rPr>
+          <w:rStyle w:val="OperatorTok"/>
+        </w:rPr>
+        <w:t xml:space="preserve">(</w:t>
+      </w:r>
+      <w:r>
+        <w:rPr>
+          <w:rStyle w:val="DataTypeTok"/>
+        </w:rPr>
+        <w:t xml:space="preserve">void</w:t>
+      </w:r>
+      <w:r>
+        <w:rPr>
+          <w:rStyle w:val="OperatorTok"/>
+        </w:rPr>
+        <w:t xml:space="preserve">);</w:t>
+      </w:r>
+      <w:r>
+        <w:rPr>
+          <w:rStyle w:val="NormalTok"/>
+        </w:rPr>
+        <w:t xml:space="preserve">  boolean CDMA4Channel</w:t>
+      </w:r>
+      <w:r>
+        <w:rPr>
+          <w:rStyle w:val="OperatorTok"/>
+        </w:rPr>
+        <w:t xml:space="preserve">::</w:t>
+      </w:r>
+      <w:r>
+        <w:rPr>
+          <w:rStyle w:val="NormalTok"/>
+        </w:rPr>
+        <w:t xml:space="preserve">Poll </w:t>
+      </w:r>
+      <w:r>
+        <w:rPr>
+          <w:rStyle w:val="OperatorTok"/>
+        </w:rPr>
+        <w:t xml:space="preserve">(</w:t>
+      </w:r>
+      <w:r>
+        <w:rPr>
+          <w:rStyle w:val="DataTypeTok"/>
+        </w:rPr>
+        <w:t xml:space="preserve">void</w:t>
+      </w:r>
+      <w:r>
+        <w:rPr>
+          <w:rStyle w:val="OperatorTok"/>
+        </w:rPr>
+        <w:t xml:space="preserve">);</w:t>
+      </w:r>
+      <w:r>
+        <w:rPr>
+          <w:rStyle w:val="NormalTok"/>
+        </w:rPr>
+        <w:t xml:space="preserve">   </w:t>
+      </w:r>
+      <w:r>
+        <w:rPr>
+          <w:rStyle w:val="CommentTok"/>
+        </w:rPr>
+        <w:t xml:space="preserve">// not active any more</w:t>
+      </w:r>
+    </w:p>
+    <w:p>
+      <w:pPr>
+        <w:pStyle w:val="FirstParagraph"/>
+      </w:pPr>
+      <w:r>
+        <w:t xml:space="preserve">It draws nothing into the off-screen buffer until the poll says done.</w:t>
+      </w:r>
+      <w:r>
+        <w:t xml:space="preserve"> </w:t>
+      </w:r>
+      <w:r>
+        <w:rPr>
+          <w:rStyle w:val="VerbatimChar"/>
+        </w:rPr>
+        <w:t xml:space="preserve">cmdline.txt dispdma=0</w:t>
+      </w:r>
+      <w:r>
+        <w:t xml:space="preserve"> </w:t>
+      </w:r>
+      <w:r>
+        <w:t xml:space="preserve">still makes every copy synchronous (</w:t>
+      </w:r>
+      <w:r>
+        <w:rPr>
+          <w:rStyle w:val="VerbatimChar"/>
+        </w:rPr>
+        <w:t xml:space="preserve">UpdateDisplay</w:t>
+      </w:r>
+      <w:r>
+        <w:t xml:space="preserve">).</w:t>
+      </w:r>
+    </w:p>
+    <w:bookmarkEnd w:id="33"/>
+    <w:bookmarkStart w:id="34" w:name="Xf0fb017ed00f80e726cb7832b47664679f378b6"/>
+    <w:p>
+      <w:pPr>
+        <w:pStyle w:val="Heading2"/>
+      </w:pPr>
+      <w:r>
+        <w:t xml:space="preserve">13. SD card partitions as volumes, exFAT</w:t>
+      </w:r>
+    </w:p>
+    <w:p>
+      <w:pPr>
+        <w:pStyle w:val="FirstParagraph"/>
+      </w:pPr>
+      <w:r>
+        <w:rPr>
+          <w:b/>
+          <w:bCs/>
+        </w:rPr>
+        <w:t xml:space="preserve">Why.</w:t>
+      </w:r>
+      <w:r>
+        <w:t xml:space="preserve"> </w:t>
+      </w:r>
+      <w:r>
+        <w:t xml:space="preserve">Upstream maps each FatFs volume to a whole device (</w:t>
+      </w:r>
+      <w:r>
+        <w:rPr>
+          <w:rStyle w:val="VerbatimChar"/>
+        </w:rPr>
+        <w:t xml:space="preserve">emmc1</w:t>
+      </w:r>
+      <w:r>
+        <w:t xml:space="preserve">,</w:t>
+      </w:r>
+      <w:r>
+        <w:t xml:space="preserve"> </w:t>
+      </w:r>
+      <w:r>
+        <w:rPr>
+          <w:rStyle w:val="VerbatimChar"/>
+        </w:rPr>
+        <w:t xml:space="preserve">umsd1</w:t>
+      </w:r>
+      <w:r>
+        <w:t xml:space="preserve">…): only the first</w:t>
+      </w:r>
+      <w:r>
+        <w:t xml:space="preserve"> </w:t>
+      </w:r>
+      <w:r>
+        <w:t xml:space="preserve">FAT partition of the card was seen, and exFAT was off (files ≤ 4 GB, no exFAT user partition).</w:t>
+      </w:r>
+      <w:r>
+        <w:t xml:space="preserve"> </w:t>
+      </w:r>
+      <w:r>
+        <w:t xml:space="preserve">The Pi 4 boots only from a FAT32 partition 1; a second partition, formatted exFAT, can hold the</w:t>
+      </w:r>
+      <w:r>
+        <w:t xml:space="preserve"> </w:t>
+      </w:r>
+      <w:r>
+        <w:t xml:space="preserve">big files (ROMs, disc images).</w:t>
+      </w:r>
+    </w:p>
+    <w:p>
+      <w:pPr>
+        <w:pStyle w:val="BodyText"/>
+      </w:pPr>
+      <w:r>
+        <w:rPr>
+          <w:b/>
+          <w:bCs/>
+        </w:rPr>
+        <w:t xml:space="preserve">What.</w:t>
+      </w:r>
+    </w:p>
+    <w:p>
+      <w:pPr>
+        <w:pStyle w:val="Compact"/>
+        <w:numPr>
+          <w:ilvl w:val="0"/>
+          <w:numId w:val="1005"/>
+        </w:numPr>
+      </w:pPr>
+      <w:r>
+        <w:rPr>
+          <w:rStyle w:val="VerbatimChar"/>
+        </w:rPr>
+        <w:t xml:space="preserve">ffconf.h</w:t>
+      </w:r>
+      <w:r>
+        <w:t xml:space="preserve">:</w:t>
+      </w:r>
+      <w:r>
+        <w:t xml:space="preserve"> </w:t>
+      </w:r>
+      <w:r>
+        <w:rPr>
+          <w:rStyle w:val="VerbatimChar"/>
+        </w:rPr>
+        <w:t xml:space="preserve">FF_VOLUMES 9</w:t>
+      </w:r>
+      <w:r>
+        <w:t xml:space="preserve">,</w:t>
+      </w:r>
+      <w:r>
+        <w:t xml:space="preserve"> </w:t>
+      </w:r>
+      <w:r>
+        <w:rPr>
+          <w:rStyle w:val="VerbatimChar"/>
+        </w:rPr>
+        <w:t xml:space="preserve">FF_VOLUME_STRS "SD","SD1","SD2","SD3","USB","USB2","USB3","FD","NVME"</w:t>
+      </w:r>
+      <w:r>
+        <w:t xml:space="preserve">;</w:t>
+      </w:r>
+      <w:r>
+        <w:t xml:space="preserve"> </w:t>
+      </w:r>
+      <w:r>
+        <w:rPr>
+          <w:rStyle w:val="VerbatimChar"/>
+        </w:rPr>
+        <w:t xml:space="preserve">FF_FS_EXFAT 1</w:t>
+      </w:r>
+      <w:r>
+        <w:t xml:space="preserve"> </w:t>
+      </w:r>
+      <w:r>
+        <w:t xml:space="preserve">(needs</w:t>
+      </w:r>
+      <w:r>
+        <w:t xml:space="preserve"> </w:t>
+      </w:r>
+      <w:r>
+        <w:rPr>
+          <w:rStyle w:val="VerbatimChar"/>
+        </w:rPr>
+        <w:t xml:space="preserve">FF_USE_LFN</w:t>
+      </w:r>
+      <w:r>
+        <w:t xml:space="preserve">;</w:t>
+      </w:r>
+      <w:r>
+        <w:t xml:space="preserve"> </w:t>
+      </w:r>
+      <w:r>
+        <w:rPr>
+          <w:rStyle w:val="VerbatimChar"/>
+        </w:rPr>
+        <w:t xml:space="preserve">FSIZE_t</w:t>
+      </w:r>
+      <w:r>
+        <w:t xml:space="preserve"> </w:t>
+      </w:r>
+      <w:r>
+        <w:t xml:space="preserve">becomes 64-bit → rebuild the kernel clean).</w:t>
+      </w:r>
+    </w:p>
+    <w:p>
+      <w:pPr>
+        <w:pStyle w:val="Compact"/>
+        <w:numPr>
+          <w:ilvl w:val="0"/>
+          <w:numId w:val="1005"/>
+        </w:numPr>
+      </w:pPr>
+      <w:r>
+        <w:rPr>
+          <w:rStyle w:val="VerbatimChar"/>
+        </w:rPr>
+        <w:t xml:space="preserve">ffconf.h</w:t>
+      </w:r>
+      <w:r>
+        <w:t xml:space="preserve">:</w:t>
+      </w:r>
+      <w:r>
+        <w:t xml:space="preserve"> </w:t>
+      </w:r>
+      <w:r>
+        <w:rPr>
+          <w:rStyle w:val="VerbatimChar"/>
+        </w:rPr>
+        <w:t xml:space="preserve">FF_MULTI_PARTITION 1</w:t>
+      </w:r>
+      <w:r>
+        <w:t xml:space="preserve">.</w:t>
+      </w:r>
+      <w:r>
+        <w:t xml:space="preserve"> </w:t>
+      </w:r>
+      <w:r>
+        <w:rPr>
+          <w:rStyle w:val="VerbatimChar"/>
+        </w:rPr>
+        <w:t xml:space="preserve">diskio.cpp</w:t>
+      </w:r>
+      <w:r>
+        <w:t xml:space="preserve">: the physical drives are</w:t>
+      </w:r>
+      <w:r>
+        <w:t xml:space="preserve"> </w:t>
+      </w:r>
+      <w:r>
+        <w:rPr>
+          <w:rStyle w:val="VerbatimChar"/>
+        </w:rPr>
+        <w:t xml:space="preserve">emmc1</w:t>
+      </w:r>
+      <w:r>
+        <w:t xml:space="preserve"> </w:t>
+      </w:r>
+      <w:r>
+        <w:t xml:space="preserve">(the whole</w:t>
+      </w:r>
+      <w:r>
+        <w:t xml:space="preserve"> </w:t>
+      </w:r>
+      <w:r>
+        <w:t xml:space="preserve">card, as upstream),</w:t>
+      </w:r>
+      <w:r>
+        <w:t xml:space="preserve"> </w:t>
+      </w:r>
+      <w:r>
+        <w:rPr>
+          <w:rStyle w:val="VerbatimChar"/>
+        </w:rPr>
+        <w:t xml:space="preserve">umsd1</w:t>
+      </w:r>
+      <w:r>
+        <w:t xml:space="preserve">…</w:t>
+      </w:r>
+      <w:r>
+        <w:rPr>
+          <w:rStyle w:val="VerbatimChar"/>
+        </w:rPr>
+        <w:t xml:space="preserve">umsd3</w:t>
+      </w:r>
+      <w:r>
+        <w:t xml:space="preserve">,</w:t>
+      </w:r>
+      <w:r>
+        <w:t xml:space="preserve"> </w:t>
+      </w:r>
+      <w:r>
+        <w:rPr>
+          <w:rStyle w:val="VerbatimChar"/>
+        </w:rPr>
+        <w:t xml:space="preserve">ufd1</w:t>
+      </w:r>
+      <w:r>
+        <w:t xml:space="preserve">,</w:t>
+      </w:r>
+      <w:r>
+        <w:t xml:space="preserve"> </w:t>
+      </w:r>
+      <w:r>
+        <w:rPr>
+          <w:rStyle w:val="VerbatimChar"/>
+        </w:rPr>
+        <w:t xml:space="preserve">nvme1</w:t>
+      </w:r>
+      <w:r>
+        <w:t xml:space="preserve">;</w:t>
+      </w:r>
+      <w:r>
+        <w:t xml:space="preserve"> </w:t>
+      </w:r>
+      <w:r>
+        <w:rPr>
+          <w:rStyle w:val="VerbatimChar"/>
+          <w:b/>
+          <w:bCs/>
+        </w:rPr>
+        <w:t xml:space="preserve">VolToPart</w:t>
+      </w:r>
+      <w:r>
+        <w:t xml:space="preserve"> </w:t>
+      </w:r>
+      <w:r>
+        <w:t xml:space="preserve">maps</w:t>
+      </w:r>
+      <w:r>
+        <w:t xml:space="preserve"> </w:t>
+      </w:r>
+      <w:r>
+        <w:rPr>
+          <w:rStyle w:val="VerbatimChar"/>
+        </w:rPr>
+        <w:t xml:space="preserve">SD:</w:t>
+      </w:r>
+      <w:r>
+        <w:t xml:space="preserve"> </w:t>
+      </w:r>
+      <w:r>
+        <w:t xml:space="preserve">to the card's</w:t>
+      </w:r>
+      <w:r>
+        <w:t xml:space="preserve"> </w:t>
+      </w:r>
+      <w:r>
+        <w:t xml:space="preserve">partition 0 (</w:t>
+      </w:r>
+      <w:r>
+        <w:rPr>
+          <w:i/>
+          <w:iCs/>
+        </w:rPr>
+        <w:t xml:space="preserve">auto</w:t>
+      </w:r>
+      <w:r>
+        <w:t xml:space="preserve">: FatFs takes the first FAT volume, exactly as before the change) and</w:t>
+      </w:r>
+      <w:r>
+        <w:t xml:space="preserve"> </w:t>
+      </w:r>
+      <w:r>
+        <w:rPr>
+          <w:rStyle w:val="VerbatimChar"/>
+        </w:rPr>
+        <w:t xml:space="preserve">SD1:</w:t>
+      </w:r>
+      <w:r>
+        <w:t xml:space="preserve">…</w:t>
+      </w:r>
+      <w:r>
+        <w:rPr>
+          <w:rStyle w:val="VerbatimChar"/>
+        </w:rPr>
+        <w:t xml:space="preserve">SD3:</w:t>
+      </w:r>
+      <w:r>
+        <w:t xml:space="preserve"> </w:t>
+      </w:r>
+      <w:r>
+        <w:t xml:space="preserve">to MBR partitions 2–4 of the same drive (their type is not checked: FAT or exFAT</w:t>
+      </w:r>
+      <w:r>
+        <w:t xml:space="preserve"> </w:t>
+      </w:r>
+      <w:r>
+        <w:t xml:space="preserve">is recognised from the boot sector).</w:t>
+      </w:r>
+      <w:r>
+        <w:t xml:space="preserve"> </w:t>
+      </w:r>
+      <w:r>
+        <w:rPr>
+          <w:rStyle w:val="VerbatimChar"/>
+        </w:rPr>
+        <w:t xml:space="preserve">disk_initialize</w:t>
+      </w:r>
+      <w:r>
+        <w:t xml:space="preserve"> </w:t>
+      </w:r>
+      <w:r>
+        <w:t xml:space="preserve">keeps a drive already initialised (a</w:t>
+      </w:r>
+      <w:r>
+        <w:t xml:space="preserve"> </w:t>
+      </w:r>
+      <w:r>
+        <w:t xml:space="preserve">second partition of it) instead of forgetting its sector cache. (A first version opened</w:t>
+      </w:r>
+      <w:r>
+        <w:t xml:space="preserve"> </w:t>
+      </w:r>
+      <w:r>
+        <w:t xml:space="preserve">Circle's partition devices</w:t>
+      </w:r>
+      <w:r>
+        <w:t xml:space="preserve"> </w:t>
+      </w:r>
+      <w:r>
+        <w:rPr>
+          <w:rStyle w:val="VerbatimChar"/>
+        </w:rPr>
+        <w:t xml:space="preserve">emmc1-1</w:t>
+      </w:r>
+      <w:r>
+        <w:t xml:space="preserve">…: dropped,</w:t>
+      </w:r>
+      <w:r>
+        <w:t xml:space="preserve"> </w:t>
+      </w:r>
+      <w:r>
+        <w:rPr>
+          <w:rStyle w:val="VerbatimChar"/>
+        </w:rPr>
+        <w:t xml:space="preserve">SD:</w:t>
+      </w:r>
+      <w:r>
+        <w:t xml:space="preserve"> </w:t>
+      </w:r>
+      <w:r>
+        <w:t xml:space="preserve">must be found exactly as before.)</w:t>
+      </w:r>
+    </w:p>
+    <w:p>
+      <w:pPr>
+        <w:pStyle w:val="Compact"/>
+        <w:numPr>
+          <w:ilvl w:val="0"/>
+          <w:numId w:val="1005"/>
+        </w:numPr>
+      </w:pPr>
+      <w:r>
+        <w:rPr>
+          <w:rStyle w:val="VerbatimChar"/>
+        </w:rPr>
+        <w:t xml:space="preserve">ff.c</w:t>
+      </w:r>
+      <w:r>
+        <w:t xml:space="preserve">: the multi-cluster</w:t>
+      </w:r>
+      <w:r>
+        <w:t xml:space="preserve"> </w:t>
+      </w:r>
+      <w:r>
+        <w:rPr>
+          <w:b/>
+          <w:bCs/>
+        </w:rPr>
+        <w:t xml:space="preserve">write</w:t>
+      </w:r>
+      <w:r>
+        <w:t xml:space="preserve"> </w:t>
+      </w:r>
+      <w:r>
+        <w:t xml:space="preserve">extension (patch 10) is skipped on exFAT: a contiguous</w:t>
+      </w:r>
+      <w:r>
+        <w:t xml:space="preserve"> </w:t>
+      </w:r>
+      <w:r>
+        <w:t xml:space="preserve">exFAT file (</w:t>
+      </w:r>
+      <w:r>
+        <w:rPr>
+          <w:rStyle w:val="VerbatimChar"/>
+        </w:rPr>
+        <w:t xml:space="preserve">NoFatChain</w:t>
+      </w:r>
+      <w:r>
+        <w:t xml:space="preserve">) that becomes fragmented must first have its FAT chain written,</w:t>
+      </w:r>
+      <w:r>
+        <w:t xml:space="preserve"> </w:t>
+      </w:r>
+      <w:r>
+        <w:t xml:space="preserve">which upstream does cluster by cluster (reads keep the fast path).</w:t>
+      </w:r>
+    </w:p>
+    <w:p>
+      <w:pPr>
+        <w:pStyle w:val="FirstParagraph"/>
+      </w:pPr>
+      <w:r>
+        <w:rPr>
+          <w:b/>
+          <w:bCs/>
+        </w:rPr>
+        <w:t xml:space="preserve">Rebuild everything that includes</w:t>
+      </w:r>
+      <w:r>
+        <w:rPr>
+          <w:b/>
+          <w:bCs/>
+        </w:rPr>
+        <w:t xml:space="preserve"> </w:t>
+      </w:r>
+      <w:r>
+        <w:rPr>
+          <w:rStyle w:val="VerbatimChar"/>
+          <w:b/>
+          <w:bCs/>
+        </w:rPr>
+        <w:t xml:space="preserve">ff.h</w:t>
+      </w:r>
+      <w:r>
+        <w:t xml:space="preserve"> </w:t>
+      </w:r>
+      <w:r>
+        <w:t xml:space="preserve">after changing</w:t>
+      </w:r>
+      <w:r>
+        <w:t xml:space="preserve"> </w:t>
+      </w:r>
+      <w:r>
+        <w:rPr>
+          <w:rStyle w:val="VerbatimChar"/>
+        </w:rPr>
+        <w:t xml:space="preserve">ffconf.h</w:t>
+      </w:r>
+      <w:r>
+        <w:t xml:space="preserve">:</w:t>
+      </w:r>
+      <w:r>
+        <w:t xml:space="preserve"> </w:t>
+      </w:r>
+      <w:r>
+        <w:rPr>
+          <w:rStyle w:val="VerbatimChar"/>
+        </w:rPr>
+        <w:t xml:space="preserve">FF_FS_EXFAT</w:t>
+      </w:r>
+      <w:r>
+        <w:t xml:space="preserve"> </w:t>
+      </w:r>
+      <w:r>
+        <w:t xml:space="preserve">makes</w:t>
+      </w:r>
+      <w:r>
+        <w:t xml:space="preserve"> </w:t>
+      </w:r>
+      <w:r>
+        <w:rPr>
+          <w:rStyle w:val="VerbatimChar"/>
+        </w:rPr>
+        <w:t xml:space="preserve">FSIZE_t</w:t>
+      </w:r>
+      <w:r>
+        <w:t xml:space="preserve"> </w:t>
+      </w:r>
+      <w:r>
+        <w:t xml:space="preserve">64-bit, so</w:t>
+      </w:r>
+      <w:r>
+        <w:t xml:space="preserve"> </w:t>
+      </w:r>
+      <w:r>
+        <w:rPr>
+          <w:rStyle w:val="VerbatimChar"/>
+        </w:rPr>
+        <w:t xml:space="preserve">FIL</w:t>
+      </w:r>
+      <w:r>
+        <w:t xml:space="preserve"> </w:t>
+      </w:r>
+      <w:r>
+        <w:t xml:space="preserve">/</w:t>
+      </w:r>
+      <w:r>
+        <w:t xml:space="preserve"> </w:t>
+      </w:r>
+      <w:r>
+        <w:rPr>
+          <w:rStyle w:val="VerbatimChar"/>
+        </w:rPr>
+        <w:t xml:space="preserve">FATFS</w:t>
+      </w:r>
+      <w:r>
+        <w:t xml:space="preserve"> </w:t>
+      </w:r>
+      <w:r>
+        <w:t xml:space="preserve">/</w:t>
+      </w:r>
+      <w:r>
+        <w:t xml:space="preserve"> </w:t>
+      </w:r>
+      <w:r>
+        <w:rPr>
+          <w:rStyle w:val="VerbatimChar"/>
+        </w:rPr>
+        <w:t xml:space="preserve">FILINFO</w:t>
+      </w:r>
+      <w:r>
+        <w:t xml:space="preserve"> </w:t>
+      </w:r>
+      <w:r>
+        <w:t xml:space="preserve">grow. Besides</w:t>
+      </w:r>
+      <w:r>
+        <w:t xml:space="preserve"> </w:t>
+      </w:r>
+      <w:r>
+        <w:rPr>
+          <w:rStyle w:val="VerbatimChar"/>
+        </w:rPr>
+        <w:t xml:space="preserve">libfatfs</w:t>
+      </w:r>
+      <w:r>
+        <w:t xml:space="preserve"> </w:t>
+      </w:r>
+      <w:r>
+        <w:t xml:space="preserve">and the kernel (clean),</w:t>
+      </w:r>
+      <w:r>
+        <w:t xml:space="preserve"> </w:t>
+      </w:r>
+      <w:r>
+        <w:t xml:space="preserve">that is</w:t>
+      </w:r>
+      <w:r>
+        <w:t xml:space="preserve"> </w:t>
+      </w:r>
+      <w:r>
+        <w:rPr>
+          <w:rStyle w:val="VerbatimChar"/>
+          <w:b/>
+          <w:bCs/>
+        </w:rPr>
+        <w:t xml:space="preserve">addon/wlan</w:t>
+      </w:r>
+      <w:r>
+        <w:t xml:space="preserve"> </w:t>
+      </w:r>
+      <w:r>
+        <w:t xml:space="preserve">(</w:t>
+      </w:r>
+      <w:r>
+        <w:rPr>
+          <w:rStyle w:val="VerbatimChar"/>
+        </w:rPr>
+        <w:t xml:space="preserve">libwlan.a</w:t>
+      </w:r>
+      <w:r>
+        <w:t xml:space="preserve">: the Wi-Fi firmware is read through FatFs) and</w:t>
+      </w:r>
+      <w:r>
+        <w:t xml:space="preserve"> </w:t>
+      </w:r>
+      <w:r>
+        <w:rPr>
+          <w:rStyle w:val="VerbatimChar"/>
+          <w:b/>
+          <w:bCs/>
+        </w:rPr>
+        <w:t xml:space="preserve">addon/wlan/hostap/wpa_supplicant</w:t>
+      </w:r>
+      <w:r>
+        <w:t xml:space="preserve"> </w:t>
+      </w:r>
+      <w:r>
+        <w:t xml:space="preserve">(</w:t>
+      </w:r>
+      <w:r>
+        <w:rPr>
+          <w:rStyle w:val="VerbatimChar"/>
+        </w:rPr>
+        <w:t xml:space="preserve">make -f Makefile.circle</w:t>
+      </w:r>
+      <w:r>
+        <w:t xml:space="preserve">: it reads</w:t>
+      </w:r>
+      <w:r>
+        <w:t xml:space="preserve"> </w:t>
+      </w:r>
+      <w:r>
+        <w:rPr>
+          <w:rStyle w:val="VerbatimChar"/>
+        </w:rPr>
+        <w:t xml:space="preserve">wpa_supplicant.conf</w:t>
+      </w:r>
+      <w:r>
+        <w:t xml:space="preserve">).</w:t>
+      </w:r>
+      <w:r>
+        <w:t xml:space="preserve"> </w:t>
+      </w:r>
+      <w:r>
+        <w:t xml:space="preserve">With stale ones, their</w:t>
+      </w:r>
+      <w:r>
+        <w:t xml:space="preserve"> </w:t>
+      </w:r>
+      <w:r>
+        <w:rPr>
+          <w:rStyle w:val="VerbatimChar"/>
+        </w:rPr>
+        <w:t xml:space="preserve">FIL</w:t>
+      </w:r>
+      <w:r>
+        <w:t xml:space="preserve"> </w:t>
+      </w:r>
+      <w:r>
+        <w:t xml:space="preserve">on the stack is too small: FatFs writes past it on the network</w:t>
+      </w:r>
+      <w:r>
+        <w:t xml:space="preserve"> </w:t>
+      </w:r>
+      <w:r>
+        <w:t xml:space="preserve">core — Onyx booted but the Wi-Fi never came up.</w:t>
+      </w:r>
+    </w:p>
+    <w:p>
+      <w:pPr>
+        <w:pStyle w:val="BodyText"/>
+      </w:pPr>
+      <w:r>
+        <w:t xml:space="preserve">The kernel mounts</w:t>
+      </w:r>
+      <w:r>
+        <w:t xml:space="preserve"> </w:t>
+      </w:r>
+      <w:r>
+        <w:rPr>
+          <w:rStyle w:val="VerbatimChar"/>
+        </w:rPr>
+        <w:t xml:space="preserve">SD1:</w:t>
+      </w:r>
+      <w:r>
+        <w:t xml:space="preserve">…</w:t>
+      </w:r>
+      <w:r>
+        <w:rPr>
+          <w:rStyle w:val="VerbatimChar"/>
+        </w:rPr>
+        <w:t xml:space="preserve">SD3:</w:t>
+      </w:r>
+      <w:r>
+        <w:t xml:space="preserve"> </w:t>
+      </w:r>
+      <w:r>
+        <w:t xml:space="preserve">when</w:t>
+      </w:r>
+      <w:r>
+        <w:t xml:space="preserve"> </w:t>
+      </w:r>
+      <w:r>
+        <w:rPr>
+          <w:rStyle w:val="VerbatimChar"/>
+        </w:rPr>
+        <w:t xml:space="preserve">f_mount</w:t>
+      </w:r>
+      <w:r>
+        <w:t xml:space="preserve"> </w:t>
+      </w:r>
+      <w:r>
+        <w:t xml:space="preserve">succeeds and shares one lock slot between the</w:t>
+      </w:r>
+      <w:r>
+        <w:t xml:space="preserve"> </w:t>
+      </w:r>
+      <w:r>
+        <w:t xml:space="preserve">four SD volumes (one card).</w:t>
+      </w:r>
+      <w:r>
+        <w:t xml:space="preserve"> </w:t>
+      </w:r>
+      <w:r>
+        <w:rPr>
+          <w:rStyle w:val="VerbatimChar"/>
+        </w:rPr>
+        <w:t xml:space="preserve">tools/tests/run_fs_test.sh</w:t>
+      </w:r>
+      <w:r>
+        <w:t xml:space="preserve"> </w:t>
+      </w:r>
+      <w:r>
+        <w:t xml:space="preserve">runs the FatFs test on FAT32</w:t>
+      </w:r>
+      <w:r>
+        <w:t xml:space="preserve"> </w:t>
+      </w:r>
+      <w:r>
+        <w:rPr>
+          <w:b/>
+          <w:bCs/>
+        </w:rPr>
+        <w:t xml:space="preserve">and exFAT</w:t>
+      </w:r>
+      <w:r>
+        <w:t xml:space="preserve"> </w:t>
+      </w:r>
+      <w:r>
+        <w:t xml:space="preserve">images (the fork's image must equal upstream's), and first</w:t>
+      </w:r>
+      <w:r>
+        <w:t xml:space="preserve"> </w:t>
+      </w:r>
+      <w:r>
+        <w:rPr>
+          <w:rStyle w:val="VerbatimChar"/>
+        </w:rPr>
+        <w:t xml:space="preserve">fstest parts</w:t>
+      </w:r>
+      <w:r>
+        <w:t xml:space="preserve">: an MBR card image with</w:t>
+      </w:r>
+      <w:r>
+        <w:t xml:space="preserve"> </w:t>
+      </w:r>
+      <w:r>
+        <w:t xml:space="preserve">partition 1 FAT32 and partition 2 exFAT,</w:t>
+      </w:r>
+      <w:r>
+        <w:t xml:space="preserve"> </w:t>
+      </w:r>
+      <w:r>
+        <w:rPr>
+          <w:rStyle w:val="VerbatimChar"/>
+        </w:rPr>
+        <w:t xml:space="preserve">SD:</w:t>
+      </w:r>
+      <w:r>
+        <w:t xml:space="preserve"> </w:t>
+      </w:r>
+      <w:r>
+        <w:t xml:space="preserve">and</w:t>
+      </w:r>
+      <w:r>
+        <w:t xml:space="preserve"> </w:t>
+      </w:r>
+      <w:r>
+        <w:rPr>
+          <w:rStyle w:val="VerbatimChar"/>
+        </w:rPr>
+        <w:t xml:space="preserve">SD1:</w:t>
+      </w:r>
+      <w:r>
+        <w:t xml:space="preserve"> </w:t>
+      </w:r>
+      <w:r>
+        <w:t xml:space="preserve">mounted, a file on each,</w:t>
+      </w:r>
+      <w:r>
+        <w:t xml:space="preserve"> </w:t>
+      </w:r>
+      <w:r>
+        <w:rPr>
+          <w:rStyle w:val="VerbatimChar"/>
+        </w:rPr>
+        <w:t xml:space="preserve">SD2:</w:t>
+      </w:r>
+      <w:r>
+        <w:t xml:space="preserve"> </w:t>
+      </w:r>
+      <w:r>
+        <w:t xml:space="preserve">absent.</w:t>
+      </w:r>
+    </w:p>
+    <w:bookmarkEnd w:id="34"/>
+    <w:bookmarkStart w:id="35" w:name="X6ee0ec30b8cf0723378aacb4afbb991f97906bf"/>
+    <w:p>
+      <w:pPr>
+        <w:pStyle w:val="Heading2"/>
+      </w:pPr>
+      <w:r>
+        <w:t xml:space="preserve">14. Wi-Fi: a DHCP restart (join another network while running)</w:t>
+      </w:r>
+    </w:p>
+    <w:p>
+      <w:pPr>
+        <w:pStyle w:val="FirstParagraph"/>
+      </w:pPr>
+      <w:r>
+        <w:rPr>
+          <w:b/>
+          <w:bCs/>
+        </w:rPr>
+        <w:t xml:space="preserve">Why.</w:t>
+      </w:r>
+      <w:r>
+        <w:t xml:space="preserve"> </w:t>
+      </w:r>
+      <w:r>
+        <w:rPr>
+          <w:rStyle w:val="VerbatimChar"/>
+        </w:rPr>
+        <w:t xml:space="preserve">CWPASupplicant</w:t>
+      </w:r>
+      <w:r>
+        <w:t xml:space="preserve"> </w:t>
+      </w:r>
+      <w:r>
+        <w:t xml:space="preserve">reads</w:t>
+      </w:r>
+      <w:r>
+        <w:t xml:space="preserve"> </w:t>
+      </w:r>
+      <w:r>
+        <w:rPr>
+          <w:rStyle w:val="VerbatimChar"/>
+        </w:rPr>
+        <w:t xml:space="preserve">wpa_supplicant.conf</w:t>
+      </w:r>
+      <w:r>
+        <w:t xml:space="preserve"> </w:t>
+      </w:r>
+      <w:r>
+        <w:t xml:space="preserve">once, at boot, and once bound, Circle's DHCP</w:t>
+      </w:r>
+      <w:r>
+        <w:t xml:space="preserve"> </w:t>
+      </w:r>
+      <w:r>
+        <w:t xml:space="preserve">client sleeps until its lease's renewal time: joined to another network, the Pi would keep the</w:t>
+      </w:r>
+      <w:r>
+        <w:t xml:space="preserve"> </w:t>
+      </w:r>
+      <w:r>
+        <w:t xml:space="preserve">old address.</w:t>
+      </w:r>
+    </w:p>
+    <w:p>
+      <w:pPr>
+        <w:pStyle w:val="BodyText"/>
+      </w:pPr>
+      <w:r>
+        <w:rPr>
+          <w:b/>
+          <w:bCs/>
+        </w:rPr>
+        <w:t xml:space="preserve">What.</w:t>
+      </w:r>
+      <w:r>
+        <w:t xml:space="preserve"> </w:t>
+      </w:r>
+      <w:r>
+        <w:rPr>
+          <w:rStyle w:val="VerbatimChar"/>
+        </w:rPr>
+        <w:t xml:space="preserve">CDHCPClient::Restart ()</w:t>
+      </w:r>
+      <w:r>
+        <w:t xml:space="preserve"> </w:t>
+      </w:r>
+      <w:r>
+        <w:t xml:space="preserve">(static flag</w:t>
+      </w:r>
+      <w:r>
+        <w:t xml:space="preserve"> </w:t>
+      </w:r>
+      <w:r>
+        <w:rPr>
+          <w:rStyle w:val="VerbatimChar"/>
+        </w:rPr>
+        <w:t xml:space="preserve">s_bRestart</w:t>
+      </w:r>
+      <w:r>
+        <w:t xml:space="preserve">,</w:t>
+      </w:r>
+      <w:r>
+        <w:t xml:space="preserve"> </w:t>
+      </w:r>
+      <w:r>
+        <w:rPr>
+          <w:rStyle w:val="VerbatimChar"/>
+        </w:rPr>
+        <w:t xml:space="preserve">include/circle/net/dhcpclient.h</w:t>
+      </w:r>
+      <w:r>
+        <w:t xml:space="preserve">,</w:t>
+      </w:r>
+      <w:r>
+        <w:t xml:space="preserve"> </w:t>
+      </w:r>
+      <w:r>
+        <w:rPr>
+          <w:rStyle w:val="VerbatimChar"/>
+        </w:rPr>
+        <w:t xml:space="preserve">lib/net/dhcpclient.cpp</w:t>
+      </w:r>
+      <w:r>
+        <w:t xml:space="preserve">): the bound state checks it every 0.5 s (it slept 10 s at a time) and, if</w:t>
+      </w:r>
+      <w:r>
+        <w:t xml:space="preserve"> </w:t>
+      </w:r>
+      <w:r>
+        <w:t xml:space="preserve">set, halts the network and starts over (discover / request).</w:t>
+      </w:r>
+    </w:p>
+    <w:p>
+      <w:pPr>
+        <w:pStyle w:val="BodyText"/>
+      </w:pPr>
+      <w:r>
+        <w:t xml:space="preserve">The configuration itself is read again</w:t>
+      </w:r>
+      <w:r>
+        <w:t xml:space="preserve"> </w:t>
+      </w:r>
+      <w:r>
+        <w:rPr>
+          <w:b/>
+          <w:bCs/>
+        </w:rPr>
+        <w:t xml:space="preserve">without touching hostap</w:t>
+      </w:r>
+      <w:r>
+        <w:t xml:space="preserve"> </w:t>
+      </w:r>
+      <w:r>
+        <w:t xml:space="preserve">(a submodule of upstream's):</w:t>
+      </w:r>
+      <w:r>
+        <w:t xml:space="preserve"> </w:t>
+      </w:r>
+      <w:r>
+        <w:t xml:space="preserve">wpa_supplicant registers its SIGHUP handler (</w:t>
+      </w:r>
+      <w:r>
+        <w:rPr>
+          <w:rStyle w:val="VerbatimChar"/>
+        </w:rPr>
+        <w:t xml:space="preserve">wpa_supplicant_reconfig</w:t>
+      </w:r>
+      <w:r>
+        <w:t xml:space="preserve">: every interface reloads</w:t>
+      </w:r>
+      <w:r>
+        <w:t xml:space="preserve"> </w:t>
+      </w:r>
+      <w:r>
+        <w:t xml:space="preserve">its configuration, deauthenticates and joins the highest</w:t>
+      </w:r>
+      <w:r>
+        <w:t xml:space="preserve"> </w:t>
+      </w:r>
+      <w:r>
+        <w:rPr>
+          <w:rStyle w:val="VerbatimChar"/>
+        </w:rPr>
+        <w:t xml:space="preserve">priority</w:t>
+      </w:r>
+      <w:r>
+        <w:t xml:space="preserve"> </w:t>
+      </w:r>
+      <w:r>
+        <w:t xml:space="preserve">network in range) with</w:t>
+      </w:r>
+      <w:r>
+        <w:t xml:space="preserve"> </w:t>
+      </w:r>
+      <w:r>
+        <w:rPr>
+          <w:rStyle w:val="VerbatimChar"/>
+        </w:rPr>
+        <w:t xml:space="preserve">eloop_register_signal_reconfig</w:t>
+      </w:r>
+      <w:r>
+        <w:t xml:space="preserve">, which Circle's eloop ignores. The Onyx kernel is linked with</w:t>
+      </w:r>
+      <w:r>
+        <w:t xml:space="preserve"> </w:t>
+      </w:r>
+      <w:r>
+        <w:rPr>
+          <w:rStyle w:val="VerbatimChar"/>
+        </w:rPr>
+        <w:t xml:space="preserve">--wrap=eloop_register_signal_reconfig</w:t>
+      </w:r>
+      <w:r>
+        <w:t xml:space="preserve"> </w:t>
+      </w:r>
+      <w:r>
+        <w:t xml:space="preserve">(</w:t>
+      </w:r>
+      <w:r>
+        <w:rPr>
+          <w:rStyle w:val="VerbatimChar"/>
+        </w:rPr>
+        <w:t xml:space="preserve">kernel/Makefile</w:t>
+      </w:r>
+      <w:r>
+        <w:t xml:space="preserve">): it keeps that handler, and</w:t>
+      </w:r>
+      <w:r>
+        <w:t xml:space="preserve"> </w:t>
+      </w:r>
+      <w:r>
+        <w:rPr>
+          <w:rStyle w:val="VerbatimChar"/>
+        </w:rPr>
+        <w:t xml:space="preserve">kapi_wlan_reconnect</w:t>
+      </w:r>
+      <w:r>
+        <w:t xml:space="preserve"> </w:t>
+      </w:r>
+      <w:r>
+        <w:t xml:space="preserve">(ABI v60) runs it from the supplicant's own event loop (a 0 s eloop</w:t>
+      </w:r>
+      <w:r>
+        <w:t xml:space="preserve"> </w:t>
+      </w:r>
+      <w:r>
+        <w:t xml:space="preserve">timeout), then asks</w:t>
+      </w:r>
+      <w:r>
+        <w:t xml:space="preserve"> </w:t>
+      </w:r>
+      <w:r>
+        <w:rPr>
+          <w:rStyle w:val="VerbatimChar"/>
+        </w:rPr>
+        <w:t xml:space="preserve">CDHCPClient::Restart ()</w:t>
+      </w:r>
+      <w:r>
+        <w:t xml:space="preserve">.</w:t>
+      </w:r>
+    </w:p>
+    <w:bookmarkEnd w:id="35"/>
+    <w:bookmarkStart w:id="36" w:name="not-a-patch-build-configuration"/>
+    <w:p>
+      <w:pPr>
+        <w:pStyle w:val="Heading2"/>
+      </w:pPr>
+      <w:r>
+        <w:t xml:space="preserve">Not a patch: build configuration</w:t>
+      </w:r>
+    </w:p>
+    <w:p>
+      <w:pPr>
+        <w:pStyle w:val="FirstParagraph"/>
+      </w:pPr>
+      <w:r>
+        <w:t xml:space="preserve">One required setting is a</w:t>
+      </w:r>
+      <w:r>
+        <w:t xml:space="preserve"> </w:t>
+      </w:r>
+      <w:r>
+        <w:rPr>
+          <w:b/>
+          <w:bCs/>
+        </w:rPr>
+        <w:t xml:space="preserve">configure option</w:t>
+      </w:r>
+      <w:r>
+        <w:t xml:space="preserve">, not a source change: Onyx renders 32-bit</w:t>
+      </w:r>
+      <w:r>
+        <w:t xml:space="preserve"> </w:t>
+      </w:r>
+      <w:r>
+        <w:t xml:space="preserve">pixels, so Circle must be configured with</w:t>
+      </w:r>
+      <w:r>
+        <w:t xml:space="preserve"> </w:t>
+      </w:r>
+      <w:r>
+        <w:rPr>
+          <w:rStyle w:val="VerbatimChar"/>
+          <w:b/>
+          <w:bCs/>
+        </w:rPr>
+        <w:t xml:space="preserve">DEPTH=32</w:t>
+      </w:r>
+      <w:r>
+        <w:t xml:space="preserve">:</w:t>
+      </w:r>
+    </w:p>
+    <w:p>
+      <w:pPr>
+        <w:pStyle w:val="SourceCode"/>
+      </w:pPr>
+      <w:r>
+        <w:rPr>
+          <w:rStyle w:val="BuiltInTok"/>
+        </w:rPr>
+        <w:t xml:space="preserve">cd</w:t>
+      </w:r>
+      <w:r>
+        <w:rPr>
+          <w:rStyle w:val="NormalTok"/>
+        </w:rPr>
+        <w:t xml:space="preserve"> circle </w:t>
+      </w:r>
+      <w:r>
+        <w:rPr>
+          <w:rStyle w:val="KeywordTok"/>
+        </w:rPr>
+        <w:t xml:space="preserve">&amp;&amp;</w:t>
+      </w:r>
+      <w:r>
+        <w:rPr>
+          <w:rStyle w:val="NormalTok"/>
+        </w:rPr>
+        <w:t xml:space="preserve"> </w:t>
+      </w:r>
+      <w:r>
+        <w:rPr>
+          <w:rStyle w:val="ExtensionTok"/>
+        </w:rPr>
+        <w:t xml:space="preserve">./configure</w:t>
+      </w:r>
+      <w:r>
+        <w:rPr>
+          <w:rStyle w:val="NormalTok"/>
+        </w:rPr>
+        <w:t xml:space="preserve"> </w:t>
+      </w:r>
+      <w:r>
+        <w:rPr>
+          <w:rStyle w:val="AttributeTok"/>
+        </w:rPr>
+        <w:t xml:space="preserve">-r</w:t>
+      </w:r>
+      <w:r>
+        <w:rPr>
+          <w:rStyle w:val="NormalTok"/>
+        </w:rPr>
+        <w:t xml:space="preserve"> 4 </w:t>
+      </w:r>
+      <w:r>
+        <w:rPr>
+          <w:rStyle w:val="AttributeTok"/>
+        </w:rPr>
+        <w:t xml:space="preserve">-p</w:t>
+      </w:r>
+      <w:r>
+        <w:rPr>
+          <w:rStyle w:val="NormalTok"/>
+        </w:rPr>
+        <w:t xml:space="preserve"> aarch64-none-elf- </w:t>
+      </w:r>
+      <w:r>
+        <w:rPr>
+          <w:rStyle w:val="AttributeTok"/>
+        </w:rPr>
+        <w:t xml:space="preserve">-d</w:t>
+      </w:r>
+      <w:r>
+        <w:rPr>
+          <w:rStyle w:val="NormalTok"/>
+        </w:rPr>
+        <w:t xml:space="preserve"> DEPTH=32 </w:t>
+      </w:r>
+      <w:r>
+        <w:rPr>
+          <w:rStyle w:val="AttributeTok"/>
+        </w:rPr>
+        <w:t xml:space="preserve">-f</w:t>
+      </w:r>
+    </w:p>
+    <w:p>
+      <w:pPr>
+        <w:pStyle w:val="FirstParagraph"/>
+      </w:pPr>
+      <w:r>
+        <w:t xml:space="preserve">See the</w:t>
+      </w:r>
+      <w:r>
+        <w:t xml:space="preserve"> </w:t>
+      </w:r>
+      <w:hyperlink r:id="rId24">
+        <w:r>
+          <w:rPr>
+            <w:rStyle w:val="Hyperlink"/>
+          </w:rPr>
+          <w:t xml:space="preserve">Developer Guide §2</w:t>
+        </w:r>
+      </w:hyperlink>
+      <w:r>
+        <w:t xml:space="preserve"> </w:t>
+      </w:r>
+      <w:r>
+        <w:t xml:space="preserve">for the full Circle build.</w:t>
+      </w:r>
+    </w:p>
+    <w:bookmarkEnd w:id="36"/>
+    <w:bookmarkStart w:id="37" w:name="Xdfd002b3deb945a2f734f8087f469418225b702"/>
+    <w:p>
+      <w:pPr>
+        <w:pStyle w:val="Heading2"/>
+      </w:pPr>
+      <w:r>
+        <w:t xml:space="preserve">15. A crash area kept out of the heap</w:t>
+      </w:r>
+    </w:p>
+    <w:p>
+      <w:pPr>
+        <w:pStyle w:val="FirstParagraph"/>
+      </w:pPr>
+      <w:r>
+        <w:rPr>
+          <w:b/>
+          <w:bCs/>
+        </w:rPr>
+        <w:t xml:space="preserve">Why.</w:t>
+      </w:r>
+      <w:r>
+        <w:t xml:space="preserve"> </w:t>
+      </w:r>
+      <w:r>
+        <w:t xml:space="preserve">A frozen Pi (a kernel hang, a bus wedged by the GPU) leaves nothing to read:</w:t>
+      </w:r>
+      <w:r>
+        <w:t xml:space="preserve"> </w:t>
+      </w:r>
+      <w:r>
+        <w:rPr>
+          <w:rStyle w:val="VerbatimChar"/>
+        </w:rPr>
+        <w:t xml:space="preserve">kmsg</w:t>
+      </w:r>
+      <w:r>
+        <w:t xml:space="preserve"> </w:t>
+      </w:r>
+      <w:r>
+        <w:t xml:space="preserve">is</w:t>
+      </w:r>
+      <w:r>
+        <w:t xml:space="preserve"> </w:t>
+      </w:r>
+      <w:r>
+        <w:t xml:space="preserve">gone with the session. Onyx keeps a crash record in RAM that survives the watchdog's reboot.</w:t>
+      </w:r>
+    </w:p>
+    <w:p>
+      <w:pPr>
+        <w:pStyle w:val="BodyText"/>
+      </w:pPr>
+      <w:r>
+        <w:rPr>
+          <w:b/>
+          <w:bCs/>
+        </w:rPr>
+        <w:t xml:space="preserve">What.</w:t>
+      </w:r>
+      <w:r>
+        <w:t xml:space="preserve"> </w:t>
+      </w:r>
+      <w:r>
+        <w:rPr>
+          <w:rStyle w:val="VerbatimChar"/>
+        </w:rPr>
+        <w:t xml:space="preserve">CMemorySystem::SetupHighMemAbove4G</w:t>
+      </w:r>
+      <w:r>
+        <w:t xml:space="preserve"> </w:t>
+      </w:r>
+      <w:r>
+        <w:t xml:space="preserve">(</w:t>
+      </w:r>
+      <w:r>
+        <w:rPr>
+          <w:rStyle w:val="VerbatimChar"/>
+        </w:rPr>
+        <w:t xml:space="preserve">lib/memory64.cpp</w:t>
+      </w:r>
+      <w:r>
+        <w:t xml:space="preserve">) keeps the top</w:t>
+      </w:r>
+      <w:r>
+        <w:t xml:space="preserve"> </w:t>
+      </w:r>
+      <w:r>
+        <w:rPr>
+          <w:rStyle w:val="VerbatimChar"/>
+        </w:rPr>
+        <w:t xml:space="preserve">ONYX_CRASH_AREA_SIZE</w:t>
+      </w:r>
+      <w:r>
+        <w:t xml:space="preserve"> </w:t>
+      </w:r>
+      <w:r>
+        <w:t xml:space="preserve">(64 KB) of the first RAM segment it adds above 3 GB (the</w:t>
+      </w:r>
+      <w:r>
+        <w:t xml:space="preserve"> </w:t>
+      </w:r>
+      <w:r>
+        <w:rPr>
+          <w:rStyle w:val="VerbatimChar"/>
+        </w:rPr>
+        <w:t xml:space="preserve">[3 GB, RAM top)</w:t>
+      </w:r>
+      <w:r>
+        <w:t xml:space="preserve"> </w:t>
+      </w:r>
+      <w:r>
+        <w:t xml:space="preserve">low-RAM top from the device tree, or the</w:t>
+      </w:r>
+      <w:r>
+        <w:t xml:space="preserve"> </w:t>
+      </w:r>
+      <w:r>
+        <w:rPr>
+          <w:rStyle w:val="VerbatimChar"/>
+        </w:rPr>
+        <w:t xml:space="preserve">[4 GB, RAM end)</w:t>
+      </w:r>
+      <w:r>
+        <w:t xml:space="preserve"> </w:t>
+      </w:r>
+      <w:r>
+        <w:t xml:space="preserve">chunk of the fallback — the case of an</w:t>
+      </w:r>
+      <w:r>
+        <w:t xml:space="preserve"> </w:t>
+      </w:r>
+      <w:r>
+        <w:t xml:space="preserve">8 GB Pi 4 without a captured device tree) out of the high heap and publishes its address in</w:t>
+      </w:r>
+      <w:r>
+        <w:t xml:space="preserve"> </w:t>
+      </w:r>
+      <w:r>
+        <w:rPr>
+          <w:rStyle w:val="VerbatimChar"/>
+        </w:rPr>
+        <w:t xml:space="preserve">u64 g_ulOnyxCrashArea</w:t>
+      </w:r>
+      <w:r>
+        <w:t xml:space="preserve"> </w:t>
+      </w:r>
+      <w:r>
+        <w:t xml:space="preserve">(</w:t>
+      </w:r>
+      <w:r>
+        <w:rPr>
+          <w:rStyle w:val="VerbatimChar"/>
+        </w:rPr>
+        <w:t xml:space="preserve">include/circle/memory.h</w:t>
+      </w:r>
+      <w:r>
+        <w:t xml:space="preserve">; 0 when the board has no RAM there, e.g. 2 GB).</w:t>
+      </w:r>
+    </w:p>
+    <w:p>
+      <w:pPr>
+        <w:pStyle w:val="BodyText"/>
+      </w:pPr>
+      <w:r>
+        <w:rPr>
+          <w:rStyle w:val="VerbatimChar"/>
+        </w:rPr>
+        <w:t xml:space="preserve">CSpinLock::TryAcquire ()</w:t>
+      </w:r>
+      <w:r>
+        <w:t xml:space="preserve"> </w:t>
+      </w:r>
+      <w:r>
+        <w:t xml:space="preserve">(</w:t>
+      </w:r>
+      <w:r>
+        <w:rPr>
+          <w:rStyle w:val="VerbatimChar"/>
+        </w:rPr>
+        <w:t xml:space="preserve">include/circle/spinlock.h</w:t>
+      </w:r>
+      <w:r>
+        <w:t xml:space="preserve">,</w:t>
+      </w:r>
+      <w:r>
+        <w:t xml:space="preserve"> </w:t>
+      </w:r>
+      <w:r>
+        <w:rPr>
+          <w:rStyle w:val="VerbatimChar"/>
+        </w:rPr>
+        <w:t xml:space="preserve">lib/spinlock.cpp</w:t>
+      </w:r>
+      <w:r>
+        <w:t xml:space="preserve">): one try, FALSE</w:t>
+      </w:r>
+      <w:r>
+        <w:t xml:space="preserve"> </w:t>
+      </w:r>
+      <w:r>
+        <w:t xml:space="preserve">(nothing held, the IRQ level restored) when another core holds the lock — core 1's crash watch</w:t>
+      </w:r>
+      <w:r>
+        <w:t xml:space="preserve"> </w:t>
+      </w:r>
+      <w:r>
+        <w:t xml:space="preserve">never waits for ever behind core 0. It stays mapped NORMAL (cacheable): the kernel cleans each write to</w:t>
+      </w:r>
+      <w:r>
+        <w:t xml:space="preserve"> </w:t>
+      </w:r>
+      <w:r>
+        <w:t xml:space="preserve">the point of coherency. See</w:t>
+      </w:r>
+      <w:r>
+        <w:t xml:space="preserve"> </w:t>
+      </w:r>
+      <w:hyperlink r:id="rId23">
+        <w:r>
+          <w:rPr>
+            <w:rStyle w:val="Hyperlink"/>
+          </w:rPr>
+          <w:t xml:space="preserve">docs/02 §13</w:t>
+        </w:r>
+      </w:hyperlink>
+      <w:r>
+        <w:t xml:space="preserve">.</w:t>
+      </w:r>
+    </w:p>
+    <w:bookmarkEnd w:id="37"/>
+    <w:bookmarkStart w:id="39" w:name="contributions-to-upstream-circle"/>
+    <w:p>
+      <w:pPr>
+        <w:pStyle w:val="Heading2"/>
+      </w:pPr>
+      <w:r>
+        <w:t xml:space="preserve">Contributions to upstream Circle</w:t>
+      </w:r>
+    </w:p>
+    <w:p>
+      <w:pPr>
+        <w:pStyle w:val="FirstParagraph"/>
+      </w:pPr>
+      <w:r>
+        <w:t xml:space="preserve">The fork's changes useful to every Circle user are prepared as clean pull-request branches on</w:t>
+      </w:r>
+      <w:r>
+        <w:t xml:space="preserve"> </w:t>
+      </w:r>
+      <w:r>
+        <w:t xml:space="preserve">upstream</w:t>
+      </w:r>
+      <w:r>
+        <w:t xml:space="preserve"> </w:t>
+      </w:r>
+      <w:r>
+        <w:rPr>
+          <w:rStyle w:val="VerbatimChar"/>
+        </w:rPr>
+        <w:t xml:space="preserve">develop</w:t>
+      </w:r>
+      <w:r>
+        <w:t xml:space="preserve"> </w:t>
+      </w:r>
+      <w:r>
+        <w:t xml:space="preserve">(the scheduler's</w:t>
+      </w:r>
+      <w:r>
+        <w:t xml:space="preserve"> </w:t>
+      </w:r>
+      <w:r>
+        <w:rPr>
+          <w:rStyle w:val="VerbatimChar"/>
+        </w:rPr>
+        <w:t xml:space="preserve">WakeTasks</w:t>
+      </w:r>
+      <w:r>
+        <w:t xml:space="preserve"> </w:t>
+      </w:r>
+      <w:r>
+        <w:t xml:space="preserve">race, the SD High Speed fixes, large heap blocks</w:t>
+      </w:r>
+      <w:r>
+        <w:t xml:space="preserve"> </w:t>
+      </w:r>
+      <w:r>
+        <w:t xml:space="preserve">reuse, partial display updates with a DMA source stride, the DHCP restart), with the patches and</w:t>
+      </w:r>
+      <w:r>
+        <w:t xml:space="preserve"> </w:t>
+      </w:r>
+      <w:r>
+        <w:t xml:space="preserve">the pull-request texts: see</w:t>
+      </w:r>
+      <w:r>
+        <w:t xml:space="preserve"> </w:t>
+      </w:r>
+      <w:hyperlink r:id="rId38">
+        <w:r>
+          <w:rPr>
+            <w:rStyle w:val="VerbatimChar"/>
+          </w:rPr>
+          <w:t xml:space="preserve">docs/circle-upstream/README.md</w:t>
+        </w:r>
+      </w:hyperlink>
+      <w:r>
+        <w:t xml:space="preserve">.</w:t>
+      </w:r>
+    </w:p>
+    <w:bookmarkEnd w:id="39"/>
+    <w:bookmarkStart w:id="40" w:name="updating-the-fork-submodule"/>
+    <w:p>
+      <w:pPr>
+        <w:pStyle w:val="Heading2"/>
+      </w:pPr>
+      <w:r>
+        <w:t xml:space="preserve">Updating the fork (submodule)</w:t>
+      </w:r>
+    </w:p>
+    <w:p>
+      <w:pPr>
+        <w:pStyle w:val="SourceCode"/>
+      </w:pPr>
+      <w:r>
+        <w:rPr>
+          <w:rStyle w:val="CommentTok"/>
+        </w:rPr>
         <w:t xml:space="preserve"># rebase the Onyx patches onto a newer upstream, inside the submodule:</w:t>
       </w:r>
       <w:r>
@@ -4498,7 +10671,7 @@
         <w:t xml:space="preserve">"Bump circle submodule"</w:t>
       </w:r>
     </w:p>
-    <w:bookmarkEnd w:id="25"/>
+    <w:bookmarkEnd w:id="40"/>
     <w:sectPr>
       <w:footerReference r:id="rId9" w:type="default"/>
       <w:footnotePr>
@@ -4878,6 +11051,15 @@
     <w:lvlOverride w:ilvl="8">
       <w:startOverride w:val="1"/>
     </w:lvlOverride>
+  </w:num>
+  <w:num w:numId="1003">
+    <w:abstractNumId w:val="991"/>
+  </w:num>
+  <w:num w:numId="1004">
+    <w:abstractNumId w:val="991"/>
+  </w:num>
+  <w:num w:numId="1005">
+    <w:abstractNumId w:val="991"/>
   </w:num>
 </w:numbering>
 </file>

--- a/docs/exports/05-CIRCLE-CHANGES.docx
+++ b/docs/exports/05-CIRCLE-CHANGES.docx
@@ -10436,13 +10436,13 @@
       </w:r>
     </w:p>
     <w:bookmarkEnd w:id="37"/>
-    <w:bookmarkStart w:id="39" w:name="contributions-to-upstream-circle"/>
+    <w:bookmarkStart w:id="38" w:name="X3ad4d1ce61751f823a9cc804c0040cf09423fda"/>
     <w:p>
       <w:pPr>
         <w:pStyle w:val="Heading2"/>
       </w:pPr>
       <w:r>
-        <w:t xml:space="preserve">Contributions to upstream Circle</w:t>
+        <w:t xml:space="preserve">16. TCP: a peer gone before it was accepted</w:t>
       </w:r>
     </w:p>
     <w:p>
@@ -10450,6 +10450,184 @@
         <w:pStyle w:val="FirstParagraph"/>
       </w:pPr>
       <w:r>
+        <w:rPr>
+          <w:b/>
+          <w:bCs/>
+        </w:rPr>
+        <w:t xml:space="preserve">Why.</w:t>
+      </w:r>
+      <w:r>
+        <w:t xml:space="preserve"> </w:t>
+      </w:r>
+      <w:r>
+        <w:t xml:space="preserve">A client that connects and closes at once (a port scan, a script checking a port) left</w:t>
+      </w:r>
+      <w:r>
+        <w:t xml:space="preserve"> </w:t>
+      </w:r>
+      <w:r>
+        <w:t xml:space="preserve">the listening connection woken without a foreign address:</w:t>
+      </w:r>
+      <w:r>
+        <w:t xml:space="preserve"> </w:t>
+      </w:r>
+      <w:r>
+        <w:rPr>
+          <w:rStyle w:val="VerbatimChar"/>
+        </w:rPr>
+        <w:t xml:space="preserve">CTCPConnection::Accept</w:t>
+      </w:r>
+      <w:r>
+        <w:t xml:space="preserve"> </w:t>
+      </w:r>
+      <w:r>
+        <w:t xml:space="preserve">then called</w:t>
+      </w:r>
+      <w:r>
+        <w:t xml:space="preserve"> </w:t>
+      </w:r>
+      <w:r>
+        <w:rPr>
+          <w:rStyle w:val="VerbatimChar"/>
+        </w:rPr>
+        <w:t xml:space="preserve">CIPAddress::Set</w:t>
+      </w:r>
+      <w:r>
+        <w:t xml:space="preserve"> </w:t>
+      </w:r>
+      <w:r>
+        <w:t xml:space="preserve">on it, whose assertion (</w:t>
+      </w:r>
+      <w:r>
+        <w:rPr>
+          <w:rStyle w:val="VerbatimChar"/>
+        </w:rPr>
+        <w:t xml:space="preserve">rAddress.m_bValid</w:t>
+      </w:r>
+      <w:r>
+        <w:t xml:space="preserve">) is a panic — every core halted,</w:t>
+      </w:r>
+      <w:r>
+        <w:t xml:space="preserve"> </w:t>
+      </w:r>
+      <w:r>
+        <w:t xml:space="preserve">the Pi restarted (seen with telnetd:</w:t>
+      </w:r>
+      <w:r>
+        <w:t xml:space="preserve"> </w:t>
+      </w:r>
+      <w:r>
+        <w:rPr>
+          <w:rStyle w:val="VerbatimChar"/>
+        </w:rPr>
+        <w:t xml:space="preserve">lastcrash.txt</w:t>
+      </w:r>
+      <w:r>
+        <w:t xml:space="preserve"> </w:t>
+      </w:r>
+      <w:r>
+        <w:t xml:space="preserve">showed it, in a restart loop while a</w:t>
+      </w:r>
+      <w:r>
+        <w:t xml:space="preserve"> </w:t>
+      </w:r>
+      <w:r>
+        <w:t xml:space="preserve">monitor on the PC probed port 23).</w:t>
+      </w:r>
+    </w:p>
+    <w:p>
+      <w:pPr>
+        <w:pStyle w:val="BodyText"/>
+      </w:pPr>
+      <w:r>
+        <w:rPr>
+          <w:b/>
+          <w:bCs/>
+        </w:rPr>
+        <w:t xml:space="preserve">What.</w:t>
+      </w:r>
+      <w:r>
+        <w:t xml:space="preserve"> </w:t>
+      </w:r>
+      <w:r>
+        <w:rPr>
+          <w:rStyle w:val="VerbatimChar"/>
+        </w:rPr>
+        <w:t xml:space="preserve">lib/net/tcpconnection.cpp</w:t>
+      </w:r>
+      <w:r>
+        <w:t xml:space="preserve">,</w:t>
+      </w:r>
+      <w:r>
+        <w:t xml:space="preserve"> </w:t>
+      </w:r>
+      <w:r>
+        <w:rPr>
+          <w:rStyle w:val="VerbatimChar"/>
+        </w:rPr>
+        <w:t xml:space="preserve">Accept</w:t>
+      </w:r>
+      <w:r>
+        <w:t xml:space="preserve">: after the wait, an error (</w:t>
+      </w:r>
+      <w:r>
+        <w:rPr>
+          <w:rStyle w:val="VerbatimChar"/>
+        </w:rPr>
+        <w:t xml:space="preserve">m_nErrno</w:t>
+      </w:r>
+      <w:r>
+        <w:t xml:space="preserve">) or a</w:t>
+      </w:r>
+      <w:r>
+        <w:t xml:space="preserve"> </w:t>
+      </w:r>
+      <w:r>
+        <w:t xml:space="preserve">connection without a foreign address returns</w:t>
+      </w:r>
+      <w:r>
+        <w:t xml:space="preserve"> </w:t>
+      </w:r>
+      <w:r>
+        <w:rPr>
+          <w:rStyle w:val="VerbatimChar"/>
+        </w:rPr>
+        <w:t xml:space="preserve">-NET_ERROR_CONNECTION_RESET</w:t>
+      </w:r>
+      <w:r>
+        <w:t xml:space="preserve">;</w:t>
+      </w:r>
+      <w:r>
+        <w:t xml:space="preserve"> </w:t>
+      </w:r>
+      <w:r>
+        <w:rPr>
+          <w:rStyle w:val="VerbatimChar"/>
+        </w:rPr>
+        <w:t xml:space="preserve">CSocket::Accept</w:t>
+      </w:r>
+      <w:r>
+        <w:t xml:space="preserve"> </w:t>
+      </w:r>
+      <w:r>
+        <w:t xml:space="preserve">then returns 0 (that peer not accepted) and listens again. The same bug is in upstream Circle.</w:t>
+      </w:r>
+    </w:p>
+    <w:bookmarkEnd w:id="38"/>
+    <w:bookmarkStart w:id="40" w:name="contributions-to-upstream-circle"/>
+    <w:p>
+      <w:pPr>
+        <w:pStyle w:val="Heading2"/>
+      </w:pPr>
+      <w:r>
+        <w:t xml:space="preserve">Contributions to upstream Circle</w:t>
+      </w:r>
+    </w:p>
+    <w:p>
+      <w:pPr>
+        <w:pStyle w:val="FirstParagraph"/>
+      </w:pPr>
+      <w:r>
         <w:t xml:space="preserve">The fork's changes useful to every Circle user are prepared as clean pull-request branches on</w:t>
       </w:r>
       <w:r>
@@ -10503,7 +10681,7 @@
       <w:r>
         <w:t xml:space="preserve"> </w:t>
       </w:r>
-      <w:hyperlink r:id="rId38">
+      <w:hyperlink r:id="rId39">
         <w:r>
           <w:rPr>
             <w:rStyle w:val="VerbatimChar"/>
@@ -10515,8 +10693,8 @@
         <w:t xml:space="preserve">.</w:t>
       </w:r>
     </w:p>
-    <w:bookmarkEnd w:id="39"/>
-    <w:bookmarkStart w:id="40" w:name="updating-the-fork-submodule"/>
+    <w:bookmarkEnd w:id="40"/>
+    <w:bookmarkStart w:id="41" w:name="updating-the-fork-submodule"/>
     <w:p>
       <w:pPr>
         <w:pStyle w:val="Heading2"/>
@@ -10671,7 +10849,7 @@
         <w:t xml:space="preserve">"Bump circle submodule"</w:t>
       </w:r>
     </w:p>
-    <w:bookmarkEnd w:id="40"/>
+    <w:bookmarkEnd w:id="41"/>
     <w:sectPr>
       <w:footerReference r:id="rId9" w:type="default"/>
       <w:footnotePr>

--- a/docs/exports/05-CIRCLE-CHANGES.docx
+++ b/docs/exports/05-CIRCLE-CHANGES.docx
@@ -1857,6 +1857,98 @@
               <w:pStyle w:val="Compact"/>
             </w:pPr>
             <w:r>
+              <w:t xml:space="preserve">17</w:t>
+            </w:r>
+          </w:p>
+        </w:tc>
+        <w:tc>
+          <w:tcPr/>
+          <w:p>
+            <w:pPr>
+              <w:pStyle w:val="Compact"/>
+            </w:pPr>
+            <w:r>
+              <w:rPr>
+                <w:b/>
+                <w:bCs/>
+              </w:rPr>
+              <w:t xml:space="preserve">The host name set after the constructor</w:t>
+            </w:r>
+            <w:r>
+              <w:t xml:space="preserve"> </w:t>
+            </w:r>
+            <w:r>
+              <w:t xml:space="preserve">(</w:t>
+            </w:r>
+            <w:r>
+              <w:rPr>
+                <w:rStyle w:val="VerbatimChar"/>
+              </w:rPr>
+              <w:t xml:space="preserve">CNetSubSystem::SetHostname</w:t>
+            </w:r>
+            <w:r>
+              <w:t xml:space="preserve">:</w:t>
+            </w:r>
+            <w:r>
+              <w:t xml:space="preserve"> </w:t>
+            </w:r>
+            <w:r>
+              <w:rPr>
+                <w:rStyle w:val="VerbatimChar"/>
+              </w:rPr>
+              <w:t xml:space="preserve">system.ini</w:t>
+            </w:r>
+            <w:r>
+              <w:t xml:space="preserve">'s</w:t>
+            </w:r>
+            <w:r>
+              <w:t xml:space="preserve"> </w:t>
+            </w:r>
+            <w:r>
+              <w:rPr>
+                <w:rStyle w:val="VerbatimChar"/>
+              </w:rPr>
+              <w:t xml:space="preserve">hostname=</w:t>
+            </w:r>
+            <w:r>
+              <w:t xml:space="preserve">)</w:t>
+            </w:r>
+          </w:p>
+        </w:tc>
+        <w:tc>
+          <w:tcPr/>
+          <w:p>
+            <w:pPr>
+              <w:pStyle w:val="Compact"/>
+            </w:pPr>
+            <w:r>
+              <w:rPr>
+                <w:rStyle w:val="VerbatimChar"/>
+              </w:rPr>
+              <w:t xml:space="preserve">include/circle/net/netsubsystem.h</w:t>
+            </w:r>
+          </w:p>
+        </w:tc>
+        <w:tc>
+          <w:tcPr/>
+          <w:p>
+            <w:pPr>
+              <w:pStyle w:val="Compact"/>
+            </w:pPr>
+            <w:r>
+              <w:t xml:space="preserve">none (inline) — the kernel</w:t>
+            </w:r>
+          </w:p>
+        </w:tc>
+      </w:tr>
+      <w:tr>
+        <w:tc>
+          <w:tcPr/>
+          <w:p>
+            <w:pPr>
+              <w:pStyle w:val="Compact"/>
+            </w:pPr>
+            <w:r>
               <w:t xml:space="preserve">12</w:t>
             </w:r>
           </w:p>
@@ -10614,13 +10706,13 @@
       </w:r>
     </w:p>
     <w:bookmarkEnd w:id="38"/>
-    <w:bookmarkStart w:id="40" w:name="contributions-to-upstream-circle"/>
+    <w:bookmarkStart w:id="39" w:name="Xcfe3557fab0037011a8e5e516a3230d76314b2f"/>
     <w:p>
       <w:pPr>
         <w:pStyle w:val="Heading2"/>
       </w:pPr>
       <w:r>
-        <w:t xml:space="preserve">Contributions to upstream Circle</w:t>
+        <w:t xml:space="preserve">17. The host name set after the constructor</w:t>
       </w:r>
     </w:p>
     <w:p>
@@ -10628,6 +10720,166 @@
         <w:pStyle w:val="FirstParagraph"/>
       </w:pPr>
       <w:r>
+        <w:rPr>
+          <w:b/>
+          <w:bCs/>
+        </w:rPr>
+        <w:t xml:space="preserve">Why.</w:t>
+      </w:r>
+      <w:r>
+        <w:t xml:space="preserve"> </w:t>
+      </w:r>
+      <w:r>
+        <w:t xml:space="preserve">The name DHCP announces is given to</w:t>
+      </w:r>
+      <w:r>
+        <w:t xml:space="preserve"> </w:t>
+      </w:r>
+      <w:r>
+        <w:rPr>
+          <w:rStyle w:val="VerbatimChar"/>
+        </w:rPr>
+        <w:t xml:space="preserve">CNetSubSystem</w:t>
+      </w:r>
+      <w:r>
+        <w:t xml:space="preserve">'s constructor, and Onyx builds it as</w:t>
+      </w:r>
+      <w:r>
+        <w:t xml:space="preserve"> </w:t>
+      </w:r>
+      <w:r>
+        <w:t xml:space="preserve">a member of</w:t>
+      </w:r>
+      <w:r>
+        <w:t xml:space="preserve"> </w:t>
+      </w:r>
+      <w:r>
+        <w:rPr>
+          <w:rStyle w:val="VerbatimChar"/>
+        </w:rPr>
+        <w:t xml:space="preserve">CKernel</w:t>
+      </w:r>
+      <w:r>
+        <w:t xml:space="preserve"> </w:t>
+      </w:r>
+      <w:r>
+        <w:t xml:space="preserve">— before the SD card is mounted, so before</w:t>
+      </w:r>
+      <w:r>
+        <w:t xml:space="preserve"> </w:t>
+      </w:r>
+      <w:r>
+        <w:rPr>
+          <w:rStyle w:val="VerbatimChar"/>
+        </w:rPr>
+        <w:t xml:space="preserve">SD:/etc/system.ini</w:t>
+      </w:r>
+      <w:r>
+        <w:t xml:space="preserve"> </w:t>
+      </w:r>
+      <w:r>
+        <w:t xml:space="preserve">(its</w:t>
+      </w:r>
+      <w:r>
+        <w:t xml:space="preserve"> </w:t>
+      </w:r>
+      <w:r>
+        <w:rPr>
+          <w:rStyle w:val="VerbatimChar"/>
+        </w:rPr>
+        <w:t xml:space="preserve">hostname=</w:t>
+      </w:r>
+      <w:r>
+        <w:t xml:space="preserve">, written by Setup, the first-run wizard) can be read.</w:t>
+      </w:r>
+    </w:p>
+    <w:p>
+      <w:pPr>
+        <w:pStyle w:val="BodyText"/>
+      </w:pPr>
+      <w:r>
+        <w:rPr>
+          <w:b/>
+          <w:bCs/>
+        </w:rPr>
+        <w:t xml:space="preserve">What.</w:t>
+      </w:r>
+      <w:r>
+        <w:t xml:space="preserve"> </w:t>
+      </w:r>
+      <w:r>
+        <w:rPr>
+          <w:rStyle w:val="VerbatimChar"/>
+        </w:rPr>
+        <w:t xml:space="preserve">include/circle/net/netsubsystem.h</w:t>
+      </w:r>
+      <w:r>
+        <w:t xml:space="preserve">:</w:t>
+      </w:r>
+      <w:r>
+        <w:t xml:space="preserve"> </w:t>
+      </w:r>
+      <w:r>
+        <w:rPr>
+          <w:rStyle w:val="VerbatimChar"/>
+        </w:rPr>
+        <w:t xml:space="preserve">void SetHostname (const char *pHostname)</w:t>
+      </w:r>
+      <w:r>
+        <w:t xml:space="preserve"> </w:t>
+      </w:r>
+      <w:r>
+        <w:t xml:space="preserve">(inline:</w:t>
+      </w:r>
+      <w:r>
+        <w:t xml:space="preserve"> </w:t>
+      </w:r>
+      <w:r>
+        <w:rPr>
+          <w:rStyle w:val="VerbatimChar"/>
+        </w:rPr>
+        <w:t xml:space="preserve">m_Hostname</w:t>
+      </w:r>
+      <w:r>
+        <w:t xml:space="preserve"> </w:t>
+      </w:r>
+      <w:r>
+        <w:t xml:space="preserve">replaced), called by the kernel before the network's bring-up task starts</w:t>
+      </w:r>
+      <w:r>
+        <w:t xml:space="preserve"> </w:t>
+      </w:r>
+      <w:r>
+        <w:t xml:space="preserve">(</w:t>
+      </w:r>
+      <w:r>
+        <w:rPr>
+          <w:rStyle w:val="VerbatimChar"/>
+        </w:rPr>
+        <w:t xml:space="preserve">Initialize</w:t>
+      </w:r>
+      <w:r>
+        <w:t xml:space="preserve"> </w:t>
+      </w:r>
+      <w:r>
+        <w:t xml:space="preserve">makes the DHCP client with the name). Header only: no library to rebuild.</w:t>
+      </w:r>
+    </w:p>
+    <w:bookmarkEnd w:id="39"/>
+    <w:bookmarkStart w:id="41" w:name="contributions-to-upstream-circle"/>
+    <w:p>
+      <w:pPr>
+        <w:pStyle w:val="Heading2"/>
+      </w:pPr>
+      <w:r>
+        <w:t xml:space="preserve">Contributions to upstream Circle</w:t>
+      </w:r>
+    </w:p>
+    <w:p>
+      <w:pPr>
+        <w:pStyle w:val="FirstParagraph"/>
+      </w:pPr>
+      <w:r>
         <w:t xml:space="preserve">The fork's changes useful to every Circle user are prepared as clean pull-request branches on</w:t>
       </w:r>
       <w:r>
@@ -10681,7 +10933,7 @@
       <w:r>
         <w:t xml:space="preserve"> </w:t>
       </w:r>
-      <w:hyperlink r:id="rId39">
+      <w:hyperlink r:id="rId40">
         <w:r>
           <w:rPr>
             <w:rStyle w:val="VerbatimChar"/>
@@ -10693,8 +10945,8 @@
         <w:t xml:space="preserve">.</w:t>
       </w:r>
     </w:p>
-    <w:bookmarkEnd w:id="40"/>
-    <w:bookmarkStart w:id="41" w:name="updating-the-fork-submodule"/>
+    <w:bookmarkEnd w:id="41"/>
+    <w:bookmarkStart w:id="42" w:name="updating-the-fork-submodule"/>
     <w:p>
       <w:pPr>
         <w:pStyle w:val="Heading2"/>
@@ -10849,7 +11101,7 @@
         <w:t xml:space="preserve">"Bump circle submodule"</w:t>
       </w:r>
     </w:p>
-    <w:bookmarkEnd w:id="41"/>
+    <w:bookmarkEnd w:id="42"/>
     <w:sectPr>
       <w:footerReference r:id="rId9" w:type="default"/>
       <w:footnotePr>

--- a/docs/exports/05-CIRCLE-CHANGES.docx
+++ b/docs/exports/05-CIRCLE-CHANGES.docx
@@ -10866,13 +10866,13 @@
       </w:r>
     </w:p>
     <w:bookmarkEnd w:id="39"/>
-    <w:bookmarkStart w:id="41" w:name="contributions-to-upstream-circle"/>
+    <w:bookmarkStart w:id="40" w:name="Xbda264401b6a3ae19bb7f0c1f37dc9b855e5fea"/>
     <w:p>
       <w:pPr>
         <w:pStyle w:val="Heading2"/>
       </w:pPr>
       <w:r>
-        <w:t xml:space="preserve">Contributions to upstream Circle</w:t>
+        <w:t xml:space="preserve">18. DNS: the answer polled, not a second slept</w:t>
       </w:r>
     </w:p>
     <w:p>
@@ -10880,6 +10880,209 @@
         <w:pStyle w:val="FirstParagraph"/>
       </w:pPr>
       <w:r>
+        <w:rPr>
+          <w:b/>
+          <w:bCs/>
+        </w:rPr>
+        <w:t xml:space="preserve">Why.</w:t>
+      </w:r>
+      <w:r>
+        <w:t xml:space="preserve"> </w:t>
+      </w:r>
+      <w:r>
+        <w:rPr>
+          <w:rStyle w:val="VerbatimChar"/>
+        </w:rPr>
+        <w:t xml:space="preserve">CDNSClient::Resolve</w:t>
+      </w:r>
+      <w:r>
+        <w:t xml:space="preserve"> </w:t>
+      </w:r>
+      <w:r>
+        <w:t xml:space="preserve">sent its query, slept 1000 ms, then read the answer once: every</w:t>
+      </w:r>
+      <w:r>
+        <w:t xml:space="preserve"> </w:t>
+      </w:r>
+      <w:r>
+        <w:t xml:space="preserve">name lookup cost a second even when the answer came in 5 ms (a web page asks for several hosts:</w:t>
+      </w:r>
+      <w:r>
+        <w:t xml:space="preserve"> </w:t>
+      </w:r>
+      <w:r>
+        <w:t xml:space="preserve">NetSurf spent seconds in DNS alone, its connects one after another).</w:t>
+      </w:r>
+    </w:p>
+    <w:p>
+      <w:pPr>
+        <w:pStyle w:val="BodyText"/>
+      </w:pPr>
+      <w:r>
+        <w:rPr>
+          <w:b/>
+          <w:bCs/>
+        </w:rPr>
+        <w:t xml:space="preserve">What.</w:t>
+      </w:r>
+      <w:r>
+        <w:t xml:space="preserve"> </w:t>
+      </w:r>
+      <w:r>
+        <w:rPr>
+          <w:rStyle w:val="VerbatimChar"/>
+        </w:rPr>
+        <w:t xml:space="preserve">lib/net/dnsclient.cpp</w:t>
+      </w:r>
+      <w:r>
+        <w:t xml:space="preserve">: after each send, the socket is read every 5 ms</w:t>
+      </w:r>
+      <w:r>
+        <w:t xml:space="preserve"> </w:t>
+      </w:r>
+      <w:r>
+        <w:t xml:space="preserve">(</w:t>
+      </w:r>
+      <w:r>
+        <w:rPr>
+          <w:rStyle w:val="VerbatimChar"/>
+        </w:rPr>
+        <w:t xml:space="preserve">MSG_DONTWAIT</w:t>
+      </w:r>
+      <w:r>
+        <w:t xml:space="preserve">) for up to 1000 ms; the three tries are kept. (The kernel also caches the</w:t>
+      </w:r>
+      <w:r>
+        <w:t xml:space="preserve"> </w:t>
+      </w:r>
+      <w:r>
+        <w:t xml:space="preserve">answers:</w:t>
+      </w:r>
+      <w:r>
+        <w:t xml:space="preserve"> </w:t>
+      </w:r>
+      <w:r>
+        <w:rPr>
+          <w:rStyle w:val="VerbatimChar"/>
+        </w:rPr>
+        <w:t xml:space="preserve">kernel/sys/net.cpp</w:t>
+      </w:r>
+      <w:r>
+        <w:t xml:space="preserve">, docs/02.)</w:t>
+      </w:r>
+    </w:p>
+    <w:bookmarkEnd w:id="40"/>
+    <w:bookmarkStart w:id="41" w:name="Xc0013075c1900d9de2c4d1f353aa364a5e9d693"/>
+    <w:p>
+      <w:pPr>
+        <w:pStyle w:val="Heading2"/>
+      </w:pPr>
+      <w:r>
+        <w:t xml:space="preserve">19. TCP: a 64 KB receive window</w:t>
+      </w:r>
+    </w:p>
+    <w:p>
+      <w:pPr>
+        <w:pStyle w:val="FirstParagraph"/>
+      </w:pPr>
+      <w:r>
+        <w:rPr>
+          <w:b/>
+          <w:bCs/>
+        </w:rPr>
+        <w:t xml:space="preserve">Why.</w:t>
+      </w:r>
+      <w:r>
+        <w:t xml:space="preserve"> </w:t>
+      </w:r>
+      <w:r>
+        <w:t xml:space="preserve">The advertised receive window was 10 segments (14600 bytes), with no window scaling: a</w:t>
+      </w:r>
+      <w:r>
+        <w:t xml:space="preserve"> </w:t>
+      </w:r>
+      <w:r>
+        <w:t xml:space="preserve">connection could not carry more than 14.6 KB a round trip (about 730 KB/s at 20 ms, 290 KB/s at</w:t>
+      </w:r>
+      <w:r>
+        <w:t xml:space="preserve"> </w:t>
+      </w:r>
+      <w:r>
+        <w:t xml:space="preserve">50 ms) -- well under the Wi-Fi's rate.</w:t>
+      </w:r>
+    </w:p>
+    <w:p>
+      <w:pPr>
+        <w:pStyle w:val="BodyText"/>
+      </w:pPr>
+      <w:r>
+        <w:rPr>
+          <w:b/>
+          <w:bCs/>
+        </w:rPr>
+        <w:t xml:space="preserve">What.</w:t>
+      </w:r>
+      <w:r>
+        <w:t xml:space="preserve"> </w:t>
+      </w:r>
+      <w:r>
+        <w:rPr>
+          <w:rStyle w:val="VerbatimChar"/>
+        </w:rPr>
+        <w:t xml:space="preserve">lib/net/tcpconnection.cpp</w:t>
+      </w:r>
+      <w:r>
+        <w:t xml:space="preserve">:</w:t>
+      </w:r>
+      <w:r>
+        <w:t xml:space="preserve"> </w:t>
+      </w:r>
+      <w:r>
+        <w:rPr>
+          <w:rStyle w:val="VerbatimChar"/>
+        </w:rPr>
+        <w:t xml:space="preserve">TCP_CONFIG_WINDOW</w:t>
+      </w:r>
+      <w:r>
+        <w:t xml:space="preserve"> </w:t>
+      </w:r>
+      <w:r>
+        <w:t xml:space="preserve">is 44 segments (64240 bytes, the most</w:t>
+      </w:r>
+      <w:r>
+        <w:t xml:space="preserve"> </w:t>
+      </w:r>
+      <w:r>
+        <w:t xml:space="preserve">a 16-bit window field holds); the reassembly queue follows it. Rebuild</w:t>
+      </w:r>
+      <w:r>
+        <w:t xml:space="preserve"> </w:t>
+      </w:r>
+      <w:r>
+        <w:rPr>
+          <w:rStyle w:val="VerbatimChar"/>
+        </w:rPr>
+        <w:t xml:space="preserve">lib/net</w:t>
+      </w:r>
+      <w:r>
+        <w:t xml:space="preserve">.</w:t>
+      </w:r>
+    </w:p>
+    <w:bookmarkEnd w:id="41"/>
+    <w:bookmarkStart w:id="43" w:name="contributions-to-upstream-circle"/>
+    <w:p>
+      <w:pPr>
+        <w:pStyle w:val="Heading2"/>
+      </w:pPr>
+      <w:r>
+        <w:t xml:space="preserve">Contributions to upstream Circle</w:t>
+      </w:r>
+    </w:p>
+    <w:p>
+      <w:pPr>
+        <w:pStyle w:val="FirstParagraph"/>
+      </w:pPr>
+      <w:r>
         <w:t xml:space="preserve">The fork's changes useful to every Circle user are prepared as clean pull-request branches on</w:t>
       </w:r>
       <w:r>
@@ -10933,7 +11136,7 @@
       <w:r>
         <w:t xml:space="preserve"> </w:t>
       </w:r>
-      <w:hyperlink r:id="rId40">
+      <w:hyperlink r:id="rId42">
         <w:r>
           <w:rPr>
             <w:rStyle w:val="VerbatimChar"/>
@@ -10945,8 +11148,8 @@
         <w:t xml:space="preserve">.</w:t>
       </w:r>
     </w:p>
-    <w:bookmarkEnd w:id="41"/>
-    <w:bookmarkStart w:id="42" w:name="updating-the-fork-submodule"/>
+    <w:bookmarkEnd w:id="43"/>
+    <w:bookmarkStart w:id="44" w:name="updating-the-fork-submodule"/>
     <w:p>
       <w:pPr>
         <w:pStyle w:val="Heading2"/>
@@ -11101,7 +11304,7 @@
         <w:t xml:space="preserve">"Bump circle submodule"</w:t>
       </w:r>
     </w:p>
-    <w:bookmarkEnd w:id="42"/>
+    <w:bookmarkEnd w:id="44"/>
     <w:sectPr>
       <w:footerReference r:id="rId9" w:type="default"/>
       <w:footnotePr>

--- a/docs/exports/05-CIRCLE-CHANGES.docx
+++ b/docs/exports/05-CIRCLE-CHANGES.docx
@@ -1949,6 +1949,295 @@
               <w:pStyle w:val="Compact"/>
             </w:pPr>
             <w:r>
+              <w:t xml:space="preserve">7b</w:t>
+            </w:r>
+          </w:p>
+        </w:tc>
+        <w:tc>
+          <w:tcPr/>
+          <w:p>
+            <w:pPr>
+              <w:pStyle w:val="Compact"/>
+            </w:pPr>
+            <w:r>
+              <w:rPr>
+                <w:b/>
+                <w:bCs/>
+              </w:rPr>
+              <w:t xml:space="preserve">Yielding SD waits, many short ones</w:t>
+            </w:r>
+            <w:r>
+              <w:t xml:space="preserve">: a second weak hook</w:t>
+            </w:r>
+            <w:r>
+              <w:t xml:space="preserve"> </w:t>
+            </w:r>
+            <w:r>
+              <w:rPr>
+                <w:rStyle w:val="VerbatimChar"/>
+              </w:rPr>
+              <w:t xml:space="preserve">OnyxDriverPoll</w:t>
+            </w:r>
+            <w:r>
+              <w:t xml:space="preserve"> </w:t>
+            </w:r>
+            <w:r>
+              <w:t xml:space="preserve">at each turn of a short wait</w:t>
+            </w:r>
+          </w:p>
+        </w:tc>
+        <w:tc>
+          <w:tcPr/>
+          <w:p>
+            <w:pPr>
+              <w:pStyle w:val="Compact"/>
+            </w:pPr>
+            <w:r>
+              <w:rPr>
+                <w:rStyle w:val="VerbatimChar"/>
+              </w:rPr>
+              <w:t xml:space="preserve">addon/SDCard/emmc.cpp</w:t>
+            </w:r>
+          </w:p>
+        </w:tc>
+        <w:tc>
+          <w:tcPr/>
+          <w:p>
+            <w:pPr>
+              <w:pStyle w:val="Compact"/>
+            </w:pPr>
+            <w:r>
+              <w:rPr>
+                <w:rStyle w:val="VerbatimChar"/>
+              </w:rPr>
+              <w:t xml:space="preserve">libsdcard</w:t>
+            </w:r>
+          </w:p>
+        </w:tc>
+      </w:tr>
+      <w:tr>
+        <w:tc>
+          <w:tcPr/>
+          <w:p>
+            <w:pPr>
+              <w:pStyle w:val="Compact"/>
+            </w:pPr>
+            <w:r>
+              <w:t xml:space="preserve">20</w:t>
+            </w:r>
+          </w:p>
+        </w:tc>
+        <w:tc>
+          <w:tcPr/>
+          <w:p>
+            <w:pPr>
+              <w:pStyle w:val="Compact"/>
+            </w:pPr>
+            <w:r>
+              <w:rPr>
+                <w:b/>
+                <w:bCs/>
+              </w:rPr>
+              <w:t xml:space="preserve">TCP: real duplicate ACKs only</w:t>
+            </w:r>
+            <w:r>
+              <w:t xml:space="preserve"> </w:t>
+            </w:r>
+            <w:r>
+              <w:t xml:space="preserve">(RFC 5681 §2) — the peer's data segments no longer start a fast retransmit</w:t>
+            </w:r>
+          </w:p>
+        </w:tc>
+        <w:tc>
+          <w:tcPr/>
+          <w:p>
+            <w:pPr>
+              <w:pStyle w:val="Compact"/>
+            </w:pPr>
+            <w:r>
+              <w:rPr>
+                <w:rStyle w:val="VerbatimChar"/>
+              </w:rPr>
+              <w:t xml:space="preserve">lib/net/tcpconnection.cpp</w:t>
+            </w:r>
+          </w:p>
+        </w:tc>
+        <w:tc>
+          <w:tcPr/>
+          <w:p>
+            <w:pPr>
+              <w:pStyle w:val="Compact"/>
+            </w:pPr>
+            <w:r>
+              <w:rPr>
+                <w:rStyle w:val="VerbatimChar"/>
+              </w:rPr>
+              <w:t xml:space="preserve">libnet</w:t>
+            </w:r>
+          </w:p>
+        </w:tc>
+      </w:tr>
+      <w:tr>
+        <w:tc>
+          <w:tcPr/>
+          <w:p>
+            <w:pPr>
+              <w:pStyle w:val="Compact"/>
+            </w:pPr>
+            <w:r>
+              <w:t xml:space="preserve">21</w:t>
+            </w:r>
+          </w:p>
+        </w:tc>
+        <w:tc>
+          <w:tcPr/>
+          <w:p>
+            <w:pPr>
+              <w:pStyle w:val="Compact"/>
+            </w:pPr>
+            <w:r>
+              <w:rPr>
+                <w:b/>
+                <w:bCs/>
+              </w:rPr>
+              <w:t xml:space="preserve">TCP: RTO 1 s initial, 200 ms minimum</w:t>
+            </w:r>
+            <w:r>
+              <w:t xml:space="preserve"> </w:t>
+            </w:r>
+            <w:r>
+              <w:t xml:space="preserve">(was 3 s / 1 s), Karn after a fast retransmit, 8 tries for data</w:t>
+            </w:r>
+          </w:p>
+        </w:tc>
+        <w:tc>
+          <w:tcPr/>
+          <w:p>
+            <w:pPr>
+              <w:pStyle w:val="Compact"/>
+            </w:pPr>
+            <w:r>
+              <w:rPr>
+                <w:rStyle w:val="VerbatimChar"/>
+              </w:rPr>
+              <w:t xml:space="preserve">lib/net/retranstimeoutcalc.cpp</w:t>
+            </w:r>
+            <w:r>
+              <w:t xml:space="preserve">,</w:t>
+            </w:r>
+            <w:r>
+              <w:t xml:space="preserve"> </w:t>
+            </w:r>
+            <w:r>
+              <w:rPr>
+                <w:rStyle w:val="VerbatimChar"/>
+              </w:rPr>
+              <w:t xml:space="preserve">include/circle/net/retranstimeoutcalc.h</w:t>
+            </w:r>
+            <w:r>
+              <w:t xml:space="preserve">,</w:t>
+            </w:r>
+            <w:r>
+              <w:t xml:space="preserve"> </w:t>
+            </w:r>
+            <w:r>
+              <w:rPr>
+                <w:rStyle w:val="VerbatimChar"/>
+              </w:rPr>
+              <w:t xml:space="preserve">lib/net/tcpconnection.cpp</w:t>
+            </w:r>
+          </w:p>
+        </w:tc>
+        <w:tc>
+          <w:tcPr/>
+          <w:p>
+            <w:pPr>
+              <w:pStyle w:val="Compact"/>
+            </w:pPr>
+            <w:r>
+              <w:rPr>
+                <w:rStyle w:val="VerbatimChar"/>
+              </w:rPr>
+              <w:t xml:space="preserve">libnet</w:t>
+            </w:r>
+          </w:p>
+        </w:tc>
+      </w:tr>
+      <w:tr>
+        <w:tc>
+          <w:tcPr/>
+          <w:p>
+            <w:pPr>
+              <w:pStyle w:val="Compact"/>
+            </w:pPr>
+            <w:r>
+              <w:t xml:space="preserve">22</w:t>
+            </w:r>
+          </w:p>
+        </w:tc>
+        <w:tc>
+          <w:tcPr/>
+          <w:p>
+            <w:pPr>
+              <w:pStyle w:val="Compact"/>
+            </w:pPr>
+            <w:r>
+              <w:rPr>
+                <w:rStyle w:val="VerbatimChar"/>
+                <w:b/>
+                <w:bCs/>
+              </w:rPr>
+              <w:t xml:space="preserve">CSocket::Send</w:t>
+            </w:r>
+            <w:r>
+              <w:rPr>
+                <w:b/>
+                <w:bCs/>
+              </w:rPr>
+              <w:t xml:space="preserve">'s count</w:t>
+            </w:r>
+            <w:r>
+              <w:t xml:space="preserve">: the bytes queued when a later chunk times out</w:t>
+            </w:r>
+          </w:p>
+        </w:tc>
+        <w:tc>
+          <w:tcPr/>
+          <w:p>
+            <w:pPr>
+              <w:pStyle w:val="Compact"/>
+            </w:pPr>
+            <w:r>
+              <w:rPr>
+                <w:rStyle w:val="VerbatimChar"/>
+              </w:rPr>
+              <w:t xml:space="preserve">lib/net/socket.cpp</w:t>
+            </w:r>
+          </w:p>
+        </w:tc>
+        <w:tc>
+          <w:tcPr/>
+          <w:p>
+            <w:pPr>
+              <w:pStyle w:val="Compact"/>
+            </w:pPr>
+            <w:r>
+              <w:rPr>
+                <w:rStyle w:val="VerbatimChar"/>
+              </w:rPr>
+              <w:t xml:space="preserve">libnet</w:t>
+            </w:r>
+          </w:p>
+        </w:tc>
+      </w:tr>
+      <w:tr>
+        <w:tc>
+          <w:tcPr/>
+          <w:p>
+            <w:pPr>
+              <w:pStyle w:val="Compact"/>
+            </w:pPr>
+            <w:r>
               <w:t xml:space="preserve">12</w:t>
             </w:r>
           </w:p>
@@ -6612,6 +6901,186 @@
         <w:t xml:space="preserve">(preemption).</w:t>
       </w:r>
     </w:p>
+    <w:p>
+      <w:pPr>
+        <w:pStyle w:val="BodyText"/>
+      </w:pPr>
+      <w:r>
+        <w:rPr>
+          <w:b/>
+          <w:bCs/>
+        </w:rPr>
+        <w:t xml:space="preserve">7b (2026-10-01): many short waits.</w:t>
+      </w:r>
+      <w:r>
+        <w:t xml:space="preserve"> </w:t>
+      </w:r>
+      <w:r>
+        <w:t xml:space="preserve">One command can now carry a whole file's contiguous</w:t>
+      </w:r>
+      <w:r>
+        <w:t xml:space="preserve"> </w:t>
+      </w:r>
+      <w:r>
+        <w:t xml:space="preserve">clusters (patch 10): a long write waits for the card a few hundred µs per block, every wait</w:t>
+      </w:r>
+      <w:r>
+        <w:t xml:space="preserve"> </w:t>
+      </w:r>
+      <w:r>
+        <w:t xml:space="preserve">under the 2 ms spin, and kept core 0 for 200 ms (</w:t>
+      </w:r>
+      <w:r>
+        <w:rPr>
+          <w:rStyle w:val="VerbatimChar"/>
+        </w:rPr>
+        <w:t xml:space="preserve">stall: jet:cache ran 213 ms without yielding</w:t>
+      </w:r>
+      <w:r>
+        <w:t xml:space="preserve">,</w:t>
+      </w:r>
+      <w:r>
+        <w:t xml:space="preserve"> </w:t>
+      </w:r>
+      <w:r>
+        <w:t xml:space="preserve">the PC in</w:t>
+      </w:r>
+      <w:r>
+        <w:t xml:space="preserve"> </w:t>
+      </w:r>
+      <w:r>
+        <w:rPr>
+          <w:rStyle w:val="VerbatimChar"/>
+        </w:rPr>
+        <w:t xml:space="preserve">TimeoutWait</w:t>
+      </w:r>
+      <w:r>
+        <w:t xml:space="preserve">).</w:t>
+      </w:r>
+      <w:r>
+        <w:t xml:space="preserve"> </w:t>
+      </w:r>
+      <w:r>
+        <w:rPr>
+          <w:rStyle w:val="VerbatimChar"/>
+        </w:rPr>
+        <w:t xml:space="preserve">emmc.cpp</w:t>
+      </w:r>
+      <w:r>
+        <w:t xml:space="preserve"> </w:t>
+      </w:r>
+      <w:r>
+        <w:t xml:space="preserve">now also calls a second weak hook,</w:t>
+      </w:r>
+      <w:r>
+        <w:t xml:space="preserve"> </w:t>
+      </w:r>
+      <w:r>
+        <w:rPr>
+          <w:rStyle w:val="VerbatimChar"/>
+        </w:rPr>
+        <w:t xml:space="preserve">OnyxDriverPoll ()</w:t>
+      </w:r>
+      <w:r>
+        <w:t xml:space="preserve">, at</w:t>
+      </w:r>
+      <w:r>
+        <w:t xml:space="preserve"> </w:t>
+      </w:r>
+      <w:r>
+        <w:t xml:space="preserve">each turn of a wait shorter than 2 ms. The kernel's (</w:t>
+      </w:r>
+      <w:r>
+        <w:rPr>
+          <w:rStyle w:val="VerbatimChar"/>
+        </w:rPr>
+        <w:t xml:space="preserve">fslock.cpp</w:t>
+      </w:r>
+      <w:r>
+        <w:t xml:space="preserve">) yields once the task has run</w:t>
+      </w:r>
+      <w:r>
+        <w:t xml:space="preserve"> </w:t>
+      </w:r>
+      <w:r>
+        <w:t xml:space="preserve">10 ms since its last</w:t>
+      </w:r>
+      <w:r>
+        <w:t xml:space="preserve"> </w:t>
+      </w:r>
+      <w:r>
+        <w:rPr>
+          <w:rStyle w:val="VerbatimChar"/>
+        </w:rPr>
+        <w:t xml:space="preserve">Yield</w:t>
+      </w:r>
+      <w:r>
+        <w:t xml:space="preserve"> </w:t>
+      </w:r>
+      <w:r>
+        <w:t xml:space="preserve">(the scheduler notes that time), with the same conditions as</w:t>
+      </w:r>
+      <w:r>
+        <w:t xml:space="preserve"> </w:t>
+      </w:r>
+      <w:r>
+        <w:rPr>
+          <w:rStyle w:val="VerbatimChar"/>
+        </w:rPr>
+        <w:t xml:space="preserve">OnyxDriverWait</w:t>
+      </w:r>
+      <w:r>
+        <w:t xml:space="preserve"> </w:t>
+      </w:r>
+      <w:r>
+        <w:t xml:space="preserve">(a scheduler on this core, IRQs on, not core 1's crash dump). Safe for the</w:t>
+      </w:r>
+      <w:r>
+        <w:t xml:space="preserve"> </w:t>
+      </w:r>
+      <w:r>
+        <w:t xml:space="preserve">same reasons as patch 7: the volume lock is held (no other task sends the card a command — and</w:t>
+      </w:r>
+      <w:r>
+        <w:t xml:space="preserve"> </w:t>
+      </w:r>
+      <w:r>
+        <w:t xml:space="preserve">nothing outside FatFs drives the card while tasks run), and the SD host holds a PIO transfer</w:t>
+      </w:r>
+      <w:r>
+        <w:t xml:space="preserve"> </w:t>
+      </w:r>
+      <w:r>
+        <w:t xml:space="preserve">between two blocks until it is served (upstream's</w:t>
+      </w:r>
+      <w:r>
+        <w:t xml:space="preserve"> </w:t>
+      </w:r>
+      <w:r>
+        <w:rPr>
+          <w:rStyle w:val="VerbatimChar"/>
+        </w:rPr>
+        <w:t xml:space="preserve">NO_BUSY_WAIT</w:t>
+      </w:r>
+      <w:r>
+        <w:t xml:space="preserve"> </w:t>
+      </w:r>
+      <w:r>
+        <w:t xml:space="preserve">yields at every turn of these</w:t>
+      </w:r>
+      <w:r>
+        <w:t xml:space="preserve"> </w:t>
+      </w:r>
+      <w:r>
+        <w:t xml:space="preserve">waits). Reads (40 MB/s) yield about every 400 KB, writes every 50–100 KB. Without the hook,</w:t>
+      </w:r>
+      <w:r>
+        <w:t xml:space="preserve"> </w:t>
+      </w:r>
+      <w:r>
+        <w:t xml:space="preserve">Circle behaves as upstream.</w:t>
+      </w:r>
+    </w:p>
     <w:bookmarkEnd w:id="28"/>
     <w:bookmarkStart w:id="29" w:name="Xa837feb77b85d6e2331a596638abd582b72a5fe"/>
     <w:p>
@@ -11069,13 +11538,13 @@
       </w:r>
     </w:p>
     <w:bookmarkEnd w:id="41"/>
-    <w:bookmarkStart w:id="43" w:name="contributions-to-upstream-circle"/>
+    <w:bookmarkStart w:id="42" w:name="Xf9a0ebfa397fd33f82261fcc151baeefa8bcfe6"/>
     <w:p>
       <w:pPr>
         <w:pStyle w:val="Heading2"/>
       </w:pPr>
       <w:r>
-        <w:t xml:space="preserve">Contributions to upstream Circle</w:t>
+        <w:t xml:space="preserve">20. TCP: real duplicate ACKs only</w:t>
       </w:r>
     </w:p>
     <w:p>
@@ -11083,6 +11552,838 @@
         <w:pStyle w:val="FirstParagraph"/>
       </w:pPr>
       <w:r>
+        <w:rPr>
+          <w:b/>
+          <w:bCs/>
+        </w:rPr>
+        <w:t xml:space="preserve">Why.</w:t>
+      </w:r>
+      <w:r>
+        <w:t xml:space="preserve"> </w:t>
+      </w:r>
+      <w:r>
+        <w:rPr>
+          <w:rStyle w:val="VerbatimChar"/>
+        </w:rPr>
+        <w:t xml:space="preserve">CTCPConnection::PacketReceived</w:t>
+      </w:r>
+      <w:r>
+        <w:t xml:space="preserve"> </w:t>
+      </w:r>
+      <w:r>
+        <w:t xml:space="preserve">counted</w:t>
+      </w:r>
+      <w:r>
+        <w:t xml:space="preserve"> </w:t>
+      </w:r>
+      <w:r>
+        <w:rPr>
+          <w:b/>
+          <w:bCs/>
+        </w:rPr>
+        <w:t xml:space="preserve">every</w:t>
+      </w:r>
+      <w:r>
+        <w:t xml:space="preserve"> </w:t>
+      </w:r>
+      <w:r>
+        <w:t xml:space="preserve">segment whose ACK did not advance as</w:t>
+      </w:r>
+      <w:r>
+        <w:t xml:space="preserve"> </w:t>
+      </w:r>
+      <w:r>
+        <w:t xml:space="preserve">a duplicate ACK — the peer's own data segments too, and ACKs with nothing in flight, window</w:t>
+      </w:r>
+      <w:r>
+        <w:t xml:space="preserve"> </w:t>
+      </w:r>
+      <w:r>
+        <w:t xml:space="preserve">updates — and the count was reset only by an advancing ACK. The remote desktop client (Onyx</w:t>
+      </w:r>
+      <w:r>
+        <w:t xml:space="preserve"> </w:t>
+      </w:r>
+      <w:r>
+        <w:t xml:space="preserve">Remote) sends small messages (READY, the pointer's moves) while the Pi streams the screen: three</w:t>
+      </w:r>
+      <w:r>
+        <w:t xml:space="preserve"> </w:t>
+      </w:r>
+      <w:r>
+        <w:t xml:space="preserve">in a row between two ACKs started a</w:t>
+      </w:r>
+      <w:r>
+        <w:t xml:space="preserve"> </w:t>
+      </w:r>
+      <w:r>
+        <w:rPr>
+          <w:b/>
+          <w:bCs/>
+        </w:rPr>
+        <w:t xml:space="preserve">spurious fast retransmit + fast recovery</w:t>
+      </w:r>
+      <w:r>
+        <w:t xml:space="preserve"> </w:t>
+      </w:r>
+      <w:r>
+        <w:t xml:space="preserve">(cwnd cut to</w:t>
+      </w:r>
+      <w:r>
+        <w:t xml:space="preserve"> </w:t>
+      </w:r>
+      <w:r>
+        <w:t xml:space="preserve">about two segments), and the Pi's sending crawled while the mouse moved.</w:t>
+      </w:r>
+    </w:p>
+    <w:p>
+      <w:pPr>
+        <w:pStyle w:val="BodyText"/>
+      </w:pPr>
+      <w:r>
+        <w:rPr>
+          <w:b/>
+          <w:bCs/>
+        </w:rPr>
+        <w:t xml:space="preserve">What.</w:t>
+      </w:r>
+      <w:r>
+        <w:t xml:space="preserve"> </w:t>
+      </w:r>
+      <w:r>
+        <w:rPr>
+          <w:rStyle w:val="VerbatimChar"/>
+        </w:rPr>
+        <w:t xml:space="preserve">lib/net/tcpconnection.cpp</w:t>
+      </w:r>
+      <w:r>
+        <w:t xml:space="preserve">: in the "ACK not advancing" branch,</w:t>
+      </w:r>
+      <w:r>
+        <w:t xml:space="preserve"> </w:t>
+      </w:r>
+      <w:r>
+        <w:rPr>
+          <w:rStyle w:val="VerbatimChar"/>
+        </w:rPr>
+        <w:t xml:space="preserve">OnDuplicateAck</w:t>
+      </w:r>
+      <w:r>
+        <w:t xml:space="preserve"> </w:t>
+      </w:r>
+      <w:r>
+        <w:t xml:space="preserve">is</w:t>
+      </w:r>
+      <w:r>
+        <w:t xml:space="preserve"> </w:t>
+      </w:r>
+      <w:r>
+        <w:t xml:space="preserve">called only for a duplicate ACK as RFC 5681 §2 defines it: no data and no SYN / FIN</w:t>
+      </w:r>
+      <w:r>
+        <w:t xml:space="preserve"> </w:t>
+      </w:r>
+      <w:r>
+        <w:t xml:space="preserve">(</w:t>
+      </w:r>
+      <w:r>
+        <w:rPr>
+          <w:rStyle w:val="VerbatimChar"/>
+        </w:rPr>
+        <w:t xml:space="preserve">nSEG_LEN == 0</w:t>
+      </w:r>
+      <w:r>
+        <w:t xml:space="preserve">), the ACK number SND.UNA, the advertised window unchanged (</w:t>
+      </w:r>
+      <w:r>
+        <w:rPr>
+          <w:rStyle w:val="VerbatimChar"/>
+        </w:rPr>
+        <w:t xml:space="preserve">m_nSND_WND</w:t>
+      </w:r>
+      <w:r>
+        <w:t xml:space="preserve">), and</w:t>
+      </w:r>
+      <w:r>
+        <w:t xml:space="preserve"> </w:t>
+      </w:r>
+      <w:r>
+        <w:t xml:space="preserve">data outstanding (</w:t>
+      </w:r>
+      <w:r>
+        <w:rPr>
+          <w:rStyle w:val="VerbatimChar"/>
+        </w:rPr>
+        <w:t xml:space="preserve">FLIGHT_SIZE &gt; 0</w:t>
+      </w:r>
+      <w:r>
+        <w:t xml:space="preserve">). Other segments neither count nor reset the count. Fast</w:t>
+      </w:r>
+      <w:r>
+        <w:t xml:space="preserve"> </w:t>
+      </w:r>
+      <w:r>
+        <w:t xml:space="preserve">retransmit and fast recovery (NewReno) are unchanged otherwise. The same bug is in upstream.</w:t>
+      </w:r>
+    </w:p>
+    <w:bookmarkEnd w:id="42"/>
+    <w:bookmarkStart w:id="43" w:name="Xd413a785463241a47e02c7544d35a67d2f87931"/>
+    <w:p>
+      <w:pPr>
+        <w:pStyle w:val="Heading2"/>
+      </w:pPr>
+      <w:r>
+        <w:t xml:space="preserve">21. TCP: the retransmission timeout</w:t>
+      </w:r>
+    </w:p>
+    <w:p>
+      <w:pPr>
+        <w:pStyle w:val="FirstParagraph"/>
+      </w:pPr>
+      <w:r>
+        <w:rPr>
+          <w:b/>
+          <w:bCs/>
+        </w:rPr>
+        <w:t xml:space="preserve">Why.</w:t>
+      </w:r>
+      <w:r>
+        <w:t xml:space="preserve"> </w:t>
+      </w:r>
+      <w:r>
+        <w:rPr>
+          <w:rStyle w:val="VerbatimChar"/>
+        </w:rPr>
+        <w:t xml:space="preserve">retranstimeoutcalc.cpp</w:t>
+      </w:r>
+      <w:r>
+        <w:t xml:space="preserve"> </w:t>
+      </w:r>
+      <w:r>
+        <w:t xml:space="preserve">started at 3 s (RFC 1122's value) and never went below 1 s</w:t>
+      </w:r>
+      <w:r>
+        <w:t xml:space="preserve"> </w:t>
+      </w:r>
+      <w:r>
+        <w:t xml:space="preserve">(RFC 6298's conservative minimum): on a LAN or Wi-Fi peer a few ms away, a segment lost at the</w:t>
+      </w:r>
+      <w:r>
+        <w:t xml:space="preserve"> </w:t>
+      </w:r>
+      <w:r>
+        <w:t xml:space="preserve">end of a burst (nothing behind it to cause duplicate ACKs) stalled the stream a whole second —</w:t>
+      </w:r>
+      <w:r>
+        <w:t xml:space="preserve"> </w:t>
+      </w:r>
+      <w:r>
+        <w:t xml:space="preserve">the remote desktop froze.</w:t>
+      </w:r>
+    </w:p>
+    <w:p>
+      <w:pPr>
+        <w:pStyle w:val="BodyText"/>
+      </w:pPr>
+      <w:r>
+        <w:rPr>
+          <w:b/>
+          <w:bCs/>
+        </w:rPr>
+        <w:t xml:space="preserve">What.</w:t>
+      </w:r>
+    </w:p>
+    <w:p>
+      <w:pPr>
+        <w:pStyle w:val="Compact"/>
+        <w:numPr>
+          <w:ilvl w:val="0"/>
+          <w:numId w:val="1006"/>
+        </w:numPr>
+      </w:pPr>
+      <w:r>
+        <w:rPr>
+          <w:rStyle w:val="VerbatimChar"/>
+        </w:rPr>
+        <w:t xml:space="preserve">INITIAL_RTO</w:t>
+      </w:r>
+      <w:r>
+        <w:t xml:space="preserve"> </w:t>
+      </w:r>
+      <w:r>
+        <w:t xml:space="preserve">1 s (RFC 6298 2.1);</w:t>
+      </w:r>
+      <w:r>
+        <w:t xml:space="preserve"> </w:t>
+      </w:r>
+      <w:r>
+        <w:rPr>
+          <w:rStyle w:val="VerbatimChar"/>
+        </w:rPr>
+        <w:t xml:space="preserve">MIN_RTO</w:t>
+      </w:r>
+      <w:r>
+        <w:t xml:space="preserve"> </w:t>
+      </w:r>
+      <w:r>
+        <w:rPr>
+          <w:b/>
+          <w:bCs/>
+        </w:rPr>
+        <w:t xml:space="preserve">200 ms</w:t>
+      </w:r>
+      <w:r>
+        <w:t xml:space="preserve"> </w:t>
+      </w:r>
+      <w:r>
+        <w:t xml:space="preserve">(</w:t>
+      </w:r>
+      <w:r>
+        <w:rPr>
+          <w:rStyle w:val="VerbatimChar"/>
+        </w:rPr>
+        <w:t xml:space="preserve">MSEC2HZ (200)</w:t>
+      </w:r>
+      <w:r>
+        <w:t xml:space="preserve">, Linux's</w:t>
+      </w:r>
+      <w:r>
+        <w:t xml:space="preserve"> </w:t>
+      </w:r>
+      <w:r>
+        <w:rPr>
+          <w:rStyle w:val="VerbatimChar"/>
+        </w:rPr>
+        <w:t xml:space="preserve">TCP_RTO_MIN</w:t>
+      </w:r>
+      <w:r>
+        <w:t xml:space="preserve">); RFC 6298's granularity term G is 200 ms too, so RTO = SRTT + max (200 ms,</w:t>
+      </w:r>
+      <w:r>
+        <w:t xml:space="preserve"> </w:t>
+      </w:r>
+      <w:r>
+        <w:t xml:space="preserve">4 RTTVAR) — as Linux does: a peer that delays its ACKs (Windows: up to 200 ms) raises SRTT,</w:t>
+      </w:r>
+      <w:r>
+        <w:t xml:space="preserve"> </w:t>
+      </w:r>
+      <w:r>
+        <w:t xml:space="preserve">not the spurious timeouts. The kernel timer ticks at 100 Hz: 200 ms = 20 ticks (an RTT sample</w:t>
+      </w:r>
+      <w:r>
+        <w:t xml:space="preserve"> </w:t>
+      </w:r>
+      <w:r>
+        <w:t xml:space="preserve">of a LAN is 0–1 tick).</w:t>
+      </w:r>
+    </w:p>
+    <w:p>
+      <w:pPr>
+        <w:pStyle w:val="Compact"/>
+        <w:numPr>
+          <w:ilvl w:val="0"/>
+          <w:numId w:val="1006"/>
+        </w:numPr>
+      </w:pPr>
+      <w:r>
+        <w:rPr>
+          <w:b/>
+          <w:bCs/>
+        </w:rPr>
+        <w:t xml:space="preserve">Karn's algorithm</w:t>
+      </w:r>
+      <w:r>
+        <w:t xml:space="preserve"> </w:t>
+      </w:r>
+      <w:r>
+        <w:t xml:space="preserve">also after a fast retransmit:</w:t>
+      </w:r>
+      <w:r>
+        <w:t xml:space="preserve"> </w:t>
+      </w:r>
+      <w:r>
+        <w:rPr>
+          <w:rStyle w:val="VerbatimChar"/>
+        </w:rPr>
+        <w:t xml:space="preserve">CRetransmissionTimeoutCalculator::SegmentResent</w:t>
+      </w:r>
+      <w:r>
+        <w:t xml:space="preserve"> </w:t>
+      </w:r>
+      <w:r>
+        <w:t xml:space="preserve">(new) marks a segment sent again by</w:t>
+      </w:r>
+      <w:r>
+        <w:t xml:space="preserve"> </w:t>
+      </w:r>
+      <w:r>
+        <w:rPr>
+          <w:rStyle w:val="VerbatimChar"/>
+        </w:rPr>
+        <w:t xml:space="preserve">ResendSegment</w:t>
+      </w:r>
+      <w:r>
+        <w:t xml:space="preserve"> </w:t>
+      </w:r>
+      <w:r>
+        <w:t xml:space="preserve">(fast retransmit, a partial ACK in fast</w:t>
+      </w:r>
+      <w:r>
+        <w:t xml:space="preserve"> </w:t>
+      </w:r>
+      <w:r>
+        <w:t xml:space="preserve">recovery), so its ACK gives no RTT sample (only a timeout marked it before). A valid sample</w:t>
+      </w:r>
+      <w:r>
+        <w:t xml:space="preserve"> </w:t>
+      </w:r>
+      <w:r>
+        <w:t xml:space="preserve">resets the backed-off RTO, as before.</w:t>
+      </w:r>
+    </w:p>
+    <w:p>
+      <w:pPr>
+        <w:pStyle w:val="Compact"/>
+        <w:numPr>
+          <w:ilvl w:val="0"/>
+          <w:numId w:val="1006"/>
+        </w:numPr>
+      </w:pPr>
+      <w:r>
+        <w:rPr>
+          <w:rStyle w:val="VerbatimChar"/>
+        </w:rPr>
+        <w:t xml:space="preserve">MAX_RETRANSMISSIONS</w:t>
+      </w:r>
+      <w:r>
+        <w:t xml:space="preserve"> </w:t>
+      </w:r>
+      <w:r>
+        <w:t xml:space="preserve">5 →</w:t>
+      </w:r>
+      <w:r>
+        <w:t xml:space="preserve"> </w:t>
+      </w:r>
+      <w:r>
+        <w:rPr>
+          <w:b/>
+          <w:bCs/>
+        </w:rPr>
+        <w:t xml:space="preserve">7</w:t>
+      </w:r>
+      <w:r>
+        <w:t xml:space="preserve"> </w:t>
+      </w:r>
+      <w:r>
+        <w:t xml:space="preserve">for data and FIN (a dead peer given up at the 8th timeout:</w:t>
+      </w:r>
+      <w:r>
+        <w:t xml:space="preserve"> </w:t>
+      </w:r>
+      <w:r>
+        <w:t xml:space="preserve">≥ 51 s from 200 ms, about the 63 s it was from 1 s),</w:t>
+      </w:r>
+      <w:r>
+        <w:t xml:space="preserve"> </w:t>
+      </w:r>
+      <w:r>
+        <w:rPr>
+          <w:rStyle w:val="VerbatimChar"/>
+        </w:rPr>
+        <w:t xml:space="preserve">MAX_SYN_RETRANSMISSIONS</w:t>
+      </w:r>
+      <w:r>
+        <w:t xml:space="preserve"> </w:t>
+      </w:r>
+      <w:r>
+        <w:t xml:space="preserve">5 for a SYN</w:t>
+      </w:r>
+      <w:r>
+        <w:t xml:space="preserve"> </w:t>
+      </w:r>
+      <w:r>
+        <w:t xml:space="preserve">(63 s from 1 s; it was 189 s from 3 s).</w:t>
+      </w:r>
+    </w:p>
+    <w:p>
+      <w:pPr>
+        <w:pStyle w:val="Compact"/>
+        <w:numPr>
+          <w:ilvl w:val="0"/>
+          <w:numId w:val="1006"/>
+        </w:numPr>
+      </w:pPr>
+      <w:r>
+        <w:t xml:space="preserve">After a SYN retransmitted, RFC 6298 (5.7) wants the data phase to start at 3 s: the RTO is</w:t>
+      </w:r>
+      <w:r>
+        <w:t xml:space="preserve"> </w:t>
+      </w:r>
+      <w:r>
+        <w:t xml:space="preserve">then the backed-off one (≥ 2 s) until the first sample — close enough, left as is.</w:t>
+      </w:r>
+    </w:p>
+    <w:bookmarkEnd w:id="43"/>
+    <w:bookmarkStart w:id="44" w:name="X97b7e16d9994faa5ec60a080680eb3530af1086"/>
+    <w:p>
+      <w:pPr>
+        <w:pStyle w:val="Heading2"/>
+      </w:pPr>
+      <w:r>
+        <w:t xml:space="preserve">22.</w:t>
+      </w:r>
+      <w:r>
+        <w:t xml:space="preserve"> </w:t>
+      </w:r>
+      <w:r>
+        <w:rPr>
+          <w:rStyle w:val="VerbatimChar"/>
+        </w:rPr>
+        <w:t xml:space="preserve">CSocket::Send</w:t>
+      </w:r>
+      <w:r>
+        <w:t xml:space="preserve">: the bytes queued</w:t>
+      </w:r>
+    </w:p>
+    <w:p>
+      <w:pPr>
+        <w:pStyle w:val="FirstParagraph"/>
+      </w:pPr>
+      <w:r>
+        <w:rPr>
+          <w:b/>
+          <w:bCs/>
+        </w:rPr>
+        <w:t xml:space="preserve">Why.</w:t>
+      </w:r>
+      <w:r>
+        <w:t xml:space="preserve"> </w:t>
+      </w:r>
+      <w:r>
+        <w:rPr>
+          <w:rStyle w:val="VerbatimChar"/>
+        </w:rPr>
+        <w:t xml:space="preserve">CSocket::Send</w:t>
+      </w:r>
+      <w:r>
+        <w:t xml:space="preserve"> </w:t>
+      </w:r>
+      <w:r>
+        <w:t xml:space="preserve">cuts a buffer into MSS-sized chunks and queues them one by one; when</w:t>
+      </w:r>
+      <w:r>
+        <w:t xml:space="preserve"> </w:t>
+      </w:r>
+      <w:r>
+        <w:t xml:space="preserve">the connection's queue stays full past the send timeout (Onyx sets 5 s), a chunk fails — and</w:t>
+      </w:r>
+      <w:r>
+        <w:t xml:space="preserve"> </w:t>
+      </w:r>
+      <w:r>
+        <w:rPr>
+          <w:rStyle w:val="VerbatimChar"/>
+        </w:rPr>
+        <w:t xml:space="preserve">Send</w:t>
+      </w:r>
+      <w:r>
+        <w:t xml:space="preserve"> </w:t>
+      </w:r>
+      <w:r>
+        <w:t xml:space="preserve">answered the</w:t>
+      </w:r>
+      <w:r>
+        <w:t xml:space="preserve"> </w:t>
+      </w:r>
+      <w:r>
+        <w:rPr>
+          <w:b/>
+          <w:bCs/>
+        </w:rPr>
+        <w:t xml:space="preserve">error</w:t>
+      </w:r>
+      <w:r>
+        <w:t xml:space="preserve">, although the chunks before it were queued and would be sent. The</w:t>
+      </w:r>
+      <w:r>
+        <w:t xml:space="preserve"> </w:t>
+      </w:r>
+      <w:r>
+        <w:t xml:space="preserve">kernel's</w:t>
+      </w:r>
+      <w:r>
+        <w:t xml:space="preserve"> </w:t>
+      </w:r>
+      <w:r>
+        <w:rPr>
+          <w:rStyle w:val="VerbatimChar"/>
+        </w:rPr>
+        <w:t xml:space="preserve">NetTcpSend</w:t>
+      </w:r>
+      <w:r>
+        <w:t xml:space="preserve"> </w:t>
+      </w:r>
+      <w:r>
+        <w:t xml:space="preserve">(32 KB requests) then counted none of that request, and an app sending "the</w:t>
+      </w:r>
+      <w:r>
+        <w:t xml:space="preserve"> </w:t>
+      </w:r>
+      <w:r>
+        <w:t xml:space="preserve">rest" again put those bytes</w:t>
+      </w:r>
+      <w:r>
+        <w:t xml:space="preserve"> </w:t>
+      </w:r>
+      <w:r>
+        <w:rPr>
+          <w:b/>
+          <w:bCs/>
+        </w:rPr>
+        <w:t xml:space="preserve">twice</w:t>
+      </w:r>
+      <w:r>
+        <w:t xml:space="preserve"> </w:t>
+      </w:r>
+      <w:r>
+        <w:t xml:space="preserve">in the stream (the remote desktop's stream broke: its</w:t>
+      </w:r>
+      <w:r>
+        <w:t xml:space="preserve"> </w:t>
+      </w:r>
+      <w:r>
+        <w:t xml:space="preserve">client read garbage).</w:t>
+      </w:r>
+    </w:p>
+    <w:p>
+      <w:pPr>
+        <w:pStyle w:val="BodyText"/>
+      </w:pPr>
+      <w:r>
+        <w:rPr>
+          <w:b/>
+          <w:bCs/>
+        </w:rPr>
+        <w:t xml:space="preserve">What.</w:t>
+      </w:r>
+      <w:r>
+        <w:t xml:space="preserve"> </w:t>
+      </w:r>
+      <w:r>
+        <w:rPr>
+          <w:rStyle w:val="VerbatimChar"/>
+        </w:rPr>
+        <w:t xml:space="preserve">lib/net/socket.cpp</w:t>
+      </w:r>
+      <w:r>
+        <w:t xml:space="preserve">:</w:t>
+      </w:r>
+      <w:r>
+        <w:t xml:space="preserve"> </w:t>
+      </w:r>
+      <w:r>
+        <w:rPr>
+          <w:rStyle w:val="VerbatimChar"/>
+        </w:rPr>
+        <w:t xml:space="preserve">Send</w:t>
+      </w:r>
+      <w:r>
+        <w:t xml:space="preserve"> </w:t>
+      </w:r>
+      <w:r>
+        <w:t xml:space="preserve">(and</w:t>
+      </w:r>
+      <w:r>
+        <w:t xml:space="preserve"> </w:t>
+      </w:r>
+      <w:r>
+        <w:rPr>
+          <w:rStyle w:val="VerbatimChar"/>
+        </w:rPr>
+        <w:t xml:space="preserve">SendTo</w:t>
+      </w:r>
+      <w:r>
+        <w:t xml:space="preserve">, for TCP) answers the bytes queued when a</w:t>
+      </w:r>
+      <w:r>
+        <w:t xml:space="preserve"> </w:t>
+      </w:r>
+      <w:r>
+        <w:t xml:space="preserve">later chunk fails, if any (as POSIX</w:t>
+      </w:r>
+      <w:r>
+        <w:t xml:space="preserve"> </w:t>
+      </w:r>
+      <w:r>
+        <w:rPr>
+          <w:rStyle w:val="VerbatimChar"/>
+        </w:rPr>
+        <w:t xml:space="preserve">send</w:t>
+      </w:r>
+      <w:r>
+        <w:t xml:space="preserve">); the error comes back at the next call. The kernel's</w:t>
+      </w:r>
+      <w:r>
+        <w:t xml:space="preserve"> </w:t>
+      </w:r>
+      <w:r>
+        <w:rPr>
+          <w:rStyle w:val="VerbatimChar"/>
+        </w:rPr>
+        <w:t xml:space="preserve">NetTcpSend</w:t>
+      </w:r>
+      <w:r>
+        <w:t xml:space="preserve"> </w:t>
+      </w:r>
+      <w:r>
+        <w:t xml:space="preserve">adds its requests' counts and stops at a short one.</w:t>
+      </w:r>
+    </w:p>
+    <w:p>
+      <w:pPr>
+        <w:pStyle w:val="BodyText"/>
+      </w:pPr>
+      <w:r>
+        <w:rPr>
+          <w:b/>
+          <w:bCs/>
+        </w:rPr>
+        <w:t xml:space="preserve">Test</w:t>
+      </w:r>
+      <w:r>
+        <w:t xml:space="preserve"> </w:t>
+      </w:r>
+      <w:r>
+        <w:t xml:space="preserve">(patches 20–22):</w:t>
+      </w:r>
+      <w:r>
+        <w:t xml:space="preserve"> </w:t>
+      </w:r>
+      <w:r>
+        <w:rPr>
+          <w:rStyle w:val="VerbatimChar"/>
+        </w:rPr>
+        <w:t xml:space="preserve">tools/tests/run_circlenet_test.sh</w:t>
+      </w:r>
+      <w:r>
+        <w:t xml:space="preserve"> </w:t>
+      </w:r>
+      <w:r>
+        <w:t xml:space="preserve">builds the fork's real</w:t>
+      </w:r>
+      <w:r>
+        <w:t xml:space="preserve"> </w:t>
+      </w:r>
+      <w:r>
+        <w:rPr>
+          <w:rStyle w:val="VerbatimChar"/>
+        </w:rPr>
+        <w:t xml:space="preserve">tcpconnection.cpp</w:t>
+      </w:r>
+      <w:r>
+        <w:t xml:space="preserve">,</w:t>
+      </w:r>
+      <w:r>
+        <w:t xml:space="preserve"> </w:t>
+      </w:r>
+      <w:r>
+        <w:rPr>
+          <w:rStyle w:val="VerbatimChar"/>
+        </w:rPr>
+        <w:t xml:space="preserve">retranstimeoutcalc.cpp</w:t>
+      </w:r>
+      <w:r>
+        <w:t xml:space="preserve">,</w:t>
+      </w:r>
+      <w:r>
+        <w:t xml:space="preserve"> </w:t>
+      </w:r>
+      <w:r>
+        <w:rPr>
+          <w:rStyle w:val="VerbatimChar"/>
+        </w:rPr>
+        <w:t xml:space="preserve">socket.cpp</w:t>
+      </w:r>
+      <w:r>
+        <w:t xml:space="preserve"> </w:t>
+      </w:r>
+      <w:r>
+        <w:t xml:space="preserve">(+ the buffers, queues, checksum)</w:t>
+      </w:r>
+      <w:r>
+        <w:t xml:space="preserve"> </w:t>
+      </w:r>
+      <w:r>
+        <w:t xml:space="preserve">on the PC against stub Circle headers (</w:t>
+      </w:r>
+      <w:r>
+        <w:rPr>
+          <w:rStyle w:val="VerbatimChar"/>
+        </w:rPr>
+        <w:t xml:space="preserve">tools/tests/circlenet/stub</w:t>
+      </w:r>
+      <w:r>
+        <w:t xml:space="preserve">: a simulated clock and kernel</w:t>
+      </w:r>
+      <w:r>
+        <w:t xml:space="preserve"> </w:t>
+      </w:r>
+      <w:r>
+        <w:t xml:space="preserve">timers, no tasks, a network layer that hands each segment to the test) and plays the peer: the</w:t>
+      </w:r>
+      <w:r>
+        <w:t xml:space="preserve"> </w:t>
+      </w:r>
+      <w:r>
+        <w:t xml:space="preserve">peer's data segments and window updates are no duplicate ACKs, three real ones still start a</w:t>
+      </w:r>
+      <w:r>
+        <w:t xml:space="preserve"> </w:t>
+      </w:r>
+      <w:r>
+        <w:t xml:space="preserve">fast retransmit and a full ACK ends the recovery, the RTO (200 ms, backed off, reset by a sample,</w:t>
+      </w:r>
+      <w:r>
+        <w:t xml:space="preserve"> </w:t>
+      </w:r>
+      <w:r>
+        <w:t xml:space="preserve">1 s for a SYN, Karn after a fast retransmit, a dead peer given up after 51 s), and</w:t>
+      </w:r>
+      <w:r>
+        <w:t xml:space="preserve"> </w:t>
+      </w:r>
+      <w:r>
+        <w:rPr>
+          <w:rStyle w:val="VerbatimChar"/>
+        </w:rPr>
+        <w:t xml:space="preserve">Send</w:t>
+      </w:r>
+      <w:r>
+        <w:t xml:space="preserve">'s count</w:t>
+      </w:r>
+      <w:r>
+        <w:t xml:space="preserve"> </w:t>
+      </w:r>
+      <w:r>
+        <w:t xml:space="preserve">after a timeout. Against the unpatched sources it fails 15 of its 25 checks.</w:t>
+      </w:r>
+    </w:p>
+    <w:bookmarkEnd w:id="44"/>
+    <w:bookmarkStart w:id="46" w:name="contributions-to-upstream-circle"/>
+    <w:p>
+      <w:pPr>
+        <w:pStyle w:val="Heading2"/>
+      </w:pPr>
+      <w:r>
+        <w:t xml:space="preserve">Contributions to upstream Circle</w:t>
+      </w:r>
+    </w:p>
+    <w:p>
+      <w:pPr>
+        <w:pStyle w:val="FirstParagraph"/>
+      </w:pPr>
+      <w:r>
         <w:t xml:space="preserve">The fork's changes useful to every Circle user are prepared as clean pull-request branches on</w:t>
       </w:r>
       <w:r>
@@ -11136,7 +12437,7 @@
       <w:r>
         <w:t xml:space="preserve"> </w:t>
       </w:r>
-      <w:hyperlink r:id="rId42">
+      <w:hyperlink r:id="rId45">
         <w:r>
           <w:rPr>
             <w:rStyle w:val="VerbatimChar"/>
@@ -11148,8 +12449,8 @@
         <w:t xml:space="preserve">.</w:t>
       </w:r>
     </w:p>
-    <w:bookmarkEnd w:id="43"/>
-    <w:bookmarkStart w:id="44" w:name="updating-the-fork-submodule"/>
+    <w:bookmarkEnd w:id="46"/>
+    <w:bookmarkStart w:id="47" w:name="updating-the-fork-submodule"/>
     <w:p>
       <w:pPr>
         <w:pStyle w:val="Heading2"/>
@@ -11304,7 +12605,7 @@
         <w:t xml:space="preserve">"Bump circle submodule"</w:t>
       </w:r>
     </w:p>
-    <w:bookmarkEnd w:id="44"/>
+    <w:bookmarkEnd w:id="47"/>
     <w:sectPr>
       <w:footerReference r:id="rId9" w:type="default"/>
       <w:footnotePr>
@@ -11692,6 +12993,9 @@
     <w:abstractNumId w:val="991"/>
   </w:num>
   <w:num w:numId="1005">
+    <w:abstractNumId w:val="991"/>
+  </w:num>
+  <w:num w:numId="1006">
     <w:abstractNumId w:val="991"/>
   </w:num>
 </w:numbering>

--- a/docs/exports/05-CIRCLE-CHANGES.docx
+++ b/docs/exports/05-CIRCLE-CHANGES.docx
@@ -2100,13 +2100,13 @@
                 <w:b/>
                 <w:bCs/>
               </w:rPr>
-              <w:t xml:space="preserve">TCP: RTO 1 s initial, 200 ms minimum</w:t>
+              <w:t xml:space="preserve">TCP: RTO 1 s initial</w:t>
             </w:r>
             <w:r>
               <w:t xml:space="preserve"> </w:t>
             </w:r>
             <w:r>
-              <w:t xml:space="preserve">(was 3 s / 1 s), Karn after a fast retransmit, 8 tries for data</w:t>
+              <w:t xml:space="preserve">(was 3 s; the 1 s minimum kept — 200 ms was tried and undone), Karn after a fast retransmit</w:t>
             </w:r>
           </w:p>
         </w:tc>
@@ -11826,26 +11826,20 @@
         <w:t xml:space="preserve"> </w:t>
       </w:r>
       <w:r>
+        <w:t xml:space="preserve">stays</w:t>
+      </w:r>
+      <w:r>
+        <w:t xml:space="preserve"> </w:t>
+      </w:r>
+      <w:r>
         <w:rPr>
           <w:b/>
           <w:bCs/>
         </w:rPr>
-        <w:t xml:space="preserve">200 ms</w:t>
-      </w:r>
-      <w:r>
-        <w:t xml:space="preserve"> </w:t>
-      </w:r>
-      <w:r>
-        <w:t xml:space="preserve">(</w:t>
-      </w:r>
-      <w:r>
-        <w:rPr>
-          <w:rStyle w:val="VerbatimChar"/>
-        </w:rPr>
-        <w:t xml:space="preserve">MSEC2HZ (200)</w:t>
-      </w:r>
-      <w:r>
-        <w:t xml:space="preserve">, Linux's</w:t>
+        <w:t xml:space="preserve">1 s</w:t>
+      </w:r>
+      <w:r>
+        <w:t xml:space="preserve">. A 200 ms minimum (Linux's</w:t>
       </w:r>
       <w:r>
         <w:t xml:space="preserve"> </w:t>
@@ -11857,25 +11851,37 @@
         <w:t xml:space="preserve">TCP_RTO_MIN</w:t>
       </w:r>
       <w:r>
-        <w:t xml:space="preserve">); RFC 6298's granularity term G is 200 ms too, so RTO = SRTT + max (200 ms,</w:t>
-      </w:r>
-      <w:r>
-        <w:t xml:space="preserve"> </w:t>
-      </w:r>
-      <w:r>
-        <w:t xml:space="preserve">4 RTTVAR) — as Linux does: a peer that delays its ACKs (Windows: up to 200 ms) raises SRTT,</w:t>
-      </w:r>
-      <w:r>
-        <w:t xml:space="preserve"> </w:t>
-      </w:r>
-      <w:r>
-        <w:t xml:space="preserve">not the spurious timeouts. The kernel timer ticks at 100 Hz: 200 ms = 20 ticks (an RTT sample</w:t>
-      </w:r>
-      <w:r>
-        <w:t xml:space="preserve"> </w:t>
-      </w:r>
-      <w:r>
-        <w:t xml:space="preserve">of a LAN is 0–1 tick).</w:t>
+        <w:t xml:space="preserve">) was tried on 2026-10-01 and undone the same day: the remote desktop's</w:t>
+      </w:r>
+      <w:r>
+        <w:t xml:space="preserve"> </w:t>
+      </w:r>
+      <w:r>
+        <w:t xml:space="preserve">throughput over Wi-Fi to a Windows PC collapsed (64 KB sends taking 0.5–2 s instead of a few</w:t>
+      </w:r>
+      <w:r>
+        <w:t xml:space="preserve"> </w:t>
+      </w:r>
+      <w:r>
+        <w:t xml:space="preserve">ms, ~50x slower). Windows delays its ACKs up to 200 ms and Wi-Fi adds bursts of delay: the</w:t>
+      </w:r>
+      <w:r>
+        <w:t xml:space="preserve"> </w:t>
+      </w:r>
+      <w:r>
+        <w:t xml:space="preserve">timer fired spuriously and each timeout cut the congestion window to one segment; Linux</w:t>
+      </w:r>
+      <w:r>
+        <w:t xml:space="preserve"> </w:t>
+      </w:r>
+      <w:r>
+        <w:t xml:space="preserve">survives that floor with F-RTO / undo of spurious timeouts, which Circle lacks. RFC 6298's</w:t>
+      </w:r>
+      <w:r>
+        <w:t xml:space="preserve"> </w:t>
+      </w:r>
+      <w:r>
+        <w:t xml:space="preserve">granularity term G is 200 ms (was 1 tick).</w:t>
       </w:r>
     </w:p>
     <w:p>
@@ -11960,29 +11966,7 @@
         <w:t xml:space="preserve"> </w:t>
       </w:r>
       <w:r>
-        <w:t xml:space="preserve">5 →</w:t>
-      </w:r>
-      <w:r>
-        <w:t xml:space="preserve"> </w:t>
-      </w:r>
-      <w:r>
-        <w:rPr>
-          <w:b/>
-          <w:bCs/>
-        </w:rPr>
-        <w:t xml:space="preserve">7</w:t>
-      </w:r>
-      <w:r>
-        <w:t xml:space="preserve"> </w:t>
-      </w:r>
-      <w:r>
-        <w:t xml:space="preserve">for data and FIN (a dead peer given up at the 8th timeout:</w:t>
-      </w:r>
-      <w:r>
-        <w:t xml:space="preserve"> </w:t>
-      </w:r>
-      <w:r>
-        <w:t xml:space="preserve">≥ 51 s from 200 ms, about the 63 s it was from 1 s),</w:t>
+        <w:t xml:space="preserve">stays 5 (63 s from 1 s),</w:t>
       </w:r>
       <w:r>
         <w:t xml:space="preserve"> </w:t>
@@ -11997,13 +11981,13 @@
         <w:t xml:space="preserve"> </w:t>
       </w:r>
       <w:r>
-        <w:t xml:space="preserve">5 for a SYN</w:t>
-      </w:r>
-      <w:r>
-        <w:t xml:space="preserve"> </w:t>
-      </w:r>
-      <w:r>
-        <w:t xml:space="preserve">(63 s from 1 s; it was 189 s from 3 s).</w:t>
+        <w:t xml:space="preserve">5 (63 s from the</w:t>
+      </w:r>
+      <w:r>
+        <w:t xml:space="preserve"> </w:t>
+      </w:r>
+      <w:r>
+        <w:t xml:space="preserve">1 s initial RTO; it was 189 s from 3 s).</w:t>
       </w:r>
     </w:p>
     <w:p>

--- a/docs/exports/05-CIRCLE-CHANGES.docx
+++ b/docs/exports/05-CIRCLE-CHANGES.docx
@@ -2226,6 +2226,124 @@
                 <w:rStyle w:val="VerbatimChar"/>
               </w:rPr>
               <w:t xml:space="preserve">libnet</w:t>
+            </w:r>
+          </w:p>
+        </w:tc>
+      </w:tr>
+      <w:tr>
+        <w:tc>
+          <w:tcPr/>
+          <w:p>
+            <w:pPr>
+              <w:pStyle w:val="Compact"/>
+            </w:pPr>
+            <w:r>
+              <w:t xml:space="preserve">23</w:t>
+            </w:r>
+          </w:p>
+        </w:tc>
+        <w:tc>
+          <w:tcPr/>
+          <w:p>
+            <w:pPr>
+              <w:pStyle w:val="Compact"/>
+            </w:pPr>
+            <w:r>
+              <w:rPr>
+                <w:b/>
+                <w:bCs/>
+              </w:rPr>
+              <w:t xml:space="preserve">Wi-Fi: the firmware's</w:t>
+            </w:r>
+            <w:r>
+              <w:rPr>
+                <w:b/>
+                <w:bCs/>
+              </w:rPr>
+              <w:t xml:space="preserve"> </w:t>
+            </w:r>
+            <w:r>
+              <w:rPr>
+                <w:rStyle w:val="VerbatimChar"/>
+                <w:b/>
+                <w:bCs/>
+              </w:rPr>
+              <w:t xml:space="preserve">wsec</w:t>
+            </w:r>
+            <w:r>
+              <w:rPr>
+                <w:b/>
+                <w:bCs/>
+              </w:rPr>
+              <w:t xml:space="preserve"> </w:t>
+            </w:r>
+            <w:r>
+              <w:rPr>
+                <w:b/>
+                <w:bCs/>
+              </w:rPr>
+              <w:t xml:space="preserve">from the IE's ciphers</w:t>
+            </w:r>
+            <w:r>
+              <w:t xml:space="preserve"> </w:t>
+            </w:r>
+            <w:r>
+              <w:t xml:space="preserve">(group + pairwise: TKIP 2, AES 4, as Linux's brcmfmac) -- WPA2 was always "aes": a WPA/WPA2 mixed-mode network (pairwise CCMP, group TKIP, common on 2.4 GHz) associated but no broadcast was decoded (no DHCP offer: the link stayed down)</w:t>
+            </w:r>
+          </w:p>
+        </w:tc>
+        <w:tc>
+          <w:tcPr/>
+          <w:p>
+            <w:pPr>
+              <w:pStyle w:val="Compact"/>
+            </w:pPr>
+            <w:r>
+              <w:rPr>
+                <w:rStyle w:val="VerbatimChar"/>
+              </w:rPr>
+              <w:t xml:space="preserve">addon/wlan/ether4330.c</w:t>
+            </w:r>
+            <w:r>
+              <w:t xml:space="preserve"> </w:t>
+            </w:r>
+            <w:r>
+              <w:t xml:space="preserve">(</w:t>
+            </w:r>
+            <w:r>
+              <w:rPr>
+                <w:rStyle w:val="VerbatimChar"/>
+              </w:rPr>
+              <w:t xml:space="preserve">iewsec</w:t>
+            </w:r>
+            <w:r>
+              <w:t xml:space="preserve">,</w:t>
+            </w:r>
+            <w:r>
+              <w:t xml:space="preserve"> </w:t>
+            </w:r>
+            <w:r>
+              <w:rPr>
+                <w:rStyle w:val="VerbatimChar"/>
+              </w:rPr>
+              <w:t xml:space="preserve">setauth</w:t>
+            </w:r>
+            <w:r>
+              <w:t xml:space="preserve">)</w:t>
+            </w:r>
+          </w:p>
+        </w:tc>
+        <w:tc>
+          <w:tcPr/>
+          <w:p>
+            <w:pPr>
+              <w:pStyle w:val="Compact"/>
+            </w:pPr>
+            <w:r>
+              <w:rPr>
+                <w:rStyle w:val="VerbatimChar"/>
+              </w:rPr>
+              <w:t xml:space="preserve">libwlan</w:t>
             </w:r>
           </w:p>
         </w:tc>

--- a/docs/exports/05-CIRCLE-CHANGES.docx
+++ b/docs/exports/05-CIRCLE-CHANGES.docx
@@ -2252,43 +2252,91 @@
               <w:rPr>
                 <w:b/>
                 <w:bCs/>
+                <w:strike/>
               </w:rPr>
               <w:t xml:space="preserve">Wi-Fi: the firmware's</w:t>
+            </w:r>
+            <w:r>
+              <w:rPr>
+                <w:b/>
+                <w:bCs/>
+                <w:strike/>
+              </w:rPr>
+              <w:t xml:space="preserve"> </w:t>
+            </w:r>
+            <w:r>
+              <w:rPr>
+                <w:rStyle w:val="VerbatimChar"/>
+                <w:b/>
+                <w:bCs/>
+                <w:strike/>
+              </w:rPr>
+              <w:t xml:space="preserve">wsec</w:t>
+            </w:r>
+            <w:r>
+              <w:rPr>
+                <w:b/>
+                <w:bCs/>
+                <w:strike/>
+              </w:rPr>
+              <w:t xml:space="preserve"> </w:t>
+            </w:r>
+            <w:r>
+              <w:rPr>
+                <w:b/>
+                <w:bCs/>
+                <w:strike/>
+              </w:rPr>
+              <w:t xml:space="preserve">from the IE's ciphers</w:t>
+            </w:r>
+            <w:r>
+              <w:t xml:space="preserve"> </w:t>
+            </w:r>
+            <w:r>
+              <w:t xml:space="preserve">--</w:t>
+            </w:r>
+            <w:r>
+              <w:t xml:space="preserve"> </w:t>
             </w:r>
             <w:r>
               <w:rPr>
                 <w:b/>
                 <w:bCs/>
               </w:rPr>
+              <w:t xml:space="preserve">reverted</w:t>
+            </w:r>
+            <w:r>
+              <w:t xml:space="preserve"> </w:t>
+            </w:r>
+            <w:r>
+              <w:t xml:space="preserve">(2026-10-01, Circle</w:t>
+            </w:r>
+            <w:r>
               <w:t xml:space="preserve"> </w:t>
             </w:r>
             <w:r>
               <w:rPr>
                 <w:rStyle w:val="VerbatimChar"/>
-                <w:b/>
-                <w:bCs/>
+              </w:rPr>
+              <w:t xml:space="preserve">daff21f</w:t>
+            </w:r>
+            <w:r>
+              <w:t xml:space="preserve">): with it the user's WPA2-PSK network no longer came up; back to upstream's fixed</w:t>
+            </w:r>
+            <w:r>
+              <w:t xml:space="preserve"> </w:t>
+            </w:r>
+            <w:r>
+              <w:rPr>
+                <w:rStyle w:val="VerbatimChar"/>
               </w:rPr>
               <w:t xml:space="preserve">wsec</w:t>
             </w:r>
             <w:r>
-              <w:rPr>
-                <w:b/>
-                <w:bCs/>
-              </w:rPr>
               <w:t xml:space="preserve"> </w:t>
             </w:r>
             <w:r>
-              <w:rPr>
-                <w:b/>
-                <w:bCs/>
-              </w:rPr>
-              <w:t xml:space="preserve">from the IE's ciphers</w:t>
-            </w:r>
-            <w:r>
-              <w:t xml:space="preserve"> </w:t>
-            </w:r>
-            <w:r>
-              <w:t xml:space="preserve">(group + pairwise: TKIP 2, AES 4, as Linux's brcmfmac) -- WPA2 was always "aes": a WPA/WPA2 mixed-mode network (pairwise CCMP, group TKIP, common on 2.4 GHz) associated but no broadcast was decoded (no DHCP offer: the link stayed down)</w:t>
+              <w:t xml:space="preserve">(aes for WPA2, tkip for WPA). A WPA/WPA2 mixed-mode network (group TKIP) may again associate without an address</w:t>
             </w:r>
           </w:p>
         </w:tc>
@@ -2303,33 +2351,6 @@
                 <w:rStyle w:val="VerbatimChar"/>
               </w:rPr>
               <w:t xml:space="preserve">addon/wlan/ether4330.c</w:t>
-            </w:r>
-            <w:r>
-              <w:t xml:space="preserve"> </w:t>
-            </w:r>
-            <w:r>
-              <w:t xml:space="preserve">(</w:t>
-            </w:r>
-            <w:r>
-              <w:rPr>
-                <w:rStyle w:val="VerbatimChar"/>
-              </w:rPr>
-              <w:t xml:space="preserve">iewsec</w:t>
-            </w:r>
-            <w:r>
-              <w:t xml:space="preserve">,</w:t>
-            </w:r>
-            <w:r>
-              <w:t xml:space="preserve"> </w:t>
-            </w:r>
-            <w:r>
-              <w:rPr>
-                <w:rStyle w:val="VerbatimChar"/>
-              </w:rPr>
-              <w:t xml:space="preserve">setauth</w:t>
-            </w:r>
-            <w:r>
-              <w:t xml:space="preserve">)</w:t>
             </w:r>
           </w:p>
         </w:tc>

--- a/docs/exports/05-CIRCLE-CHANGES.docx
+++ b/docs/exports/05-CIRCLE-CHANGES.docx
@@ -2252,7 +2252,6 @@
               <w:rPr>
                 <w:b/>
                 <w:bCs/>
-                <w:strike/>
               </w:rPr>
               <w:t xml:space="preserve">Wi-Fi: the firmware's</w:t>
             </w:r>
@@ -2260,7 +2259,6 @@
               <w:rPr>
                 <w:b/>
                 <w:bCs/>
-                <w:strike/>
               </w:rPr>
               <w:t xml:space="preserve"> </w:t>
             </w:r>
@@ -2269,74 +2267,28 @@
                 <w:rStyle w:val="VerbatimChar"/>
                 <w:b/>
                 <w:bCs/>
-                <w:strike/>
               </w:rPr>
               <w:t xml:space="preserve">wsec</w:t>
-            </w:r>
-            <w:r>
-              <w:rPr>
-                <w:b/>
-                <w:bCs/>
-                <w:strike/>
-              </w:rPr>
-              <w:t xml:space="preserve"> </w:t>
-            </w:r>
-            <w:r>
-              <w:rPr>
-                <w:b/>
-                <w:bCs/>
-                <w:strike/>
-              </w:rPr>
-              <w:t xml:space="preserve">from the IE's ciphers</w:t>
-            </w:r>
-            <w:r>
-              <w:t xml:space="preserve"> </w:t>
-            </w:r>
-            <w:r>
-              <w:t xml:space="preserve">--</w:t>
-            </w:r>
-            <w:r>
-              <w:t xml:space="preserve"> </w:t>
             </w:r>
             <w:r>
               <w:rPr>
                 <w:b/>
                 <w:bCs/>
               </w:rPr>
-              <w:t xml:space="preserve">reverted</w:t>
-            </w:r>
-            <w:r>
               <w:t xml:space="preserve"> </w:t>
             </w:r>
             <w:r>
-              <w:t xml:space="preserve">(2026-10-01, Circle</w:t>
+              <w:rPr>
+                <w:b/>
+                <w:bCs/>
+              </w:rPr>
+              <w:t xml:space="preserve">from the IE's ciphers</w:t>
             </w:r>
             <w:r>
               <w:t xml:space="preserve"> </w:t>
             </w:r>
             <w:r>
-              <w:rPr>
-                <w:rStyle w:val="VerbatimChar"/>
-              </w:rPr>
-              <w:t xml:space="preserve">daff21f</w:t>
-            </w:r>
-            <w:r>
-              <w:t xml:space="preserve">): with it the user's WPA2-PSK network no longer came up; back to upstream's fixed</w:t>
-            </w:r>
-            <w:r>
-              <w:t xml:space="preserve"> </w:t>
-            </w:r>
-            <w:r>
-              <w:rPr>
-                <w:rStyle w:val="VerbatimChar"/>
-              </w:rPr>
-              <w:t xml:space="preserve">wsec</w:t>
-            </w:r>
-            <w:r>
-              <w:t xml:space="preserve"> </w:t>
-            </w:r>
-            <w:r>
-              <w:t xml:space="preserve">(aes for WPA2, tkip for WPA). A WPA/WPA2 mixed-mode network (group TKIP) may again associate without an address</w:t>
+              <w:t xml:space="preserve">(group + pairwise: TKIP 2, AES 4, as Linux's brcmfmac) -- WPA2 was always "aes": a WPA/WPA2 mixed-mode network (pairwise CCMP, group TKIP, common on 2.4 GHz) associated but no broadcast was decoded (no DHCP offer: the link stayed down)</w:t>
             </w:r>
           </w:p>
         </w:tc>
@@ -2351,6 +2303,33 @@
                 <w:rStyle w:val="VerbatimChar"/>
               </w:rPr>
               <w:t xml:space="preserve">addon/wlan/ether4330.c</w:t>
+            </w:r>
+            <w:r>
+              <w:t xml:space="preserve"> </w:t>
+            </w:r>
+            <w:r>
+              <w:t xml:space="preserve">(</w:t>
+            </w:r>
+            <w:r>
+              <w:rPr>
+                <w:rStyle w:val="VerbatimChar"/>
+              </w:rPr>
+              <w:t xml:space="preserve">iewsec</w:t>
+            </w:r>
+            <w:r>
+              <w:t xml:space="preserve">,</w:t>
+            </w:r>
+            <w:r>
+              <w:t xml:space="preserve"> </w:t>
+            </w:r>
+            <w:r>
+              <w:rPr>
+                <w:rStyle w:val="VerbatimChar"/>
+              </w:rPr>
+              <w:t xml:space="preserve">setauth</w:t>
+            </w:r>
+            <w:r>
+              <w:t xml:space="preserve">)</w:t>
             </w:r>
           </w:p>
         </w:tc>

--- a/docs/exports/05-CIRCLE-CHANGES.docx
+++ b/docs/exports/05-CIRCLE-CHANGES.docx
@@ -3051,6 +3051,33 @@
       <w:r>
         <w:t xml:space="preserve">network stack adds long-lived background tasks (net / DHCP / WPA supplicant + NTP + IRC).</w:t>
       </w:r>
+      <w:r>
+        <w:t xml:space="preserve"> </w:t>
+      </w:r>
+      <w:r>
+        <w:t xml:space="preserve">(Onyx's own scheduler has since dropped the fixed table: its tasks are a linked list with no limit,</w:t>
+      </w:r>
+      <w:r>
+        <w:t xml:space="preserve"> </w:t>
+      </w:r>
+      <w:r>
+        <w:t xml:space="preserve">docs/02 §5, so</w:t>
+      </w:r>
+      <w:r>
+        <w:t xml:space="preserve"> </w:t>
+      </w:r>
+      <w:r>
+        <w:rPr>
+          <w:rStyle w:val="VerbatimChar"/>
+        </w:rPr>
+        <w:t xml:space="preserve">MAX_TASKS</w:t>
+      </w:r>
+      <w:r>
+        <w:t xml:space="preserve"> </w:t>
+      </w:r>
+      <w:r>
+        <w:t xml:space="preserve">no longer bounds Onyx; the patch stays for Circle's own code.)</w:t>
+      </w:r>
     </w:p>
     <w:p>
       <w:pPr>
@@ -12472,13 +12499,25 @@
       </w:r>
     </w:p>
     <w:bookmarkEnd w:id="44"/>
-    <w:bookmarkStart w:id="46" w:name="contributions-to-upstream-circle"/>
+    <w:bookmarkStart w:id="45" w:name="Xe85a9b7a6bc1a3cc3d37d5de62445234a8ca0b5"/>
     <w:p>
       <w:pPr>
         <w:pStyle w:val="Heading2"/>
       </w:pPr>
       <w:r>
-        <w:t xml:space="preserve">Contributions to upstream Circle</w:t>
+        <w:t xml:space="preserve">23. Sockets for the BSD layer:</w:t>
+      </w:r>
+      <w:r>
+        <w:t xml:space="preserve"> </w:t>
+      </w:r>
+      <w:r>
+        <w:rPr>
+          <w:rStyle w:val="VerbatimChar"/>
+        </w:rPr>
+        <w:t xml:space="preserve">AcceptReady</w:t>
+      </w:r>
+      <w:r>
+        <w:t xml:space="preserve">, a connection kept until its socket lets it go</w:t>
       </w:r>
     </w:p>
     <w:p>
@@ -12486,6 +12525,554 @@
         <w:pStyle w:val="FirstParagraph"/>
       </w:pPr>
       <w:r>
+        <w:rPr>
+          <w:b/>
+          <w:bCs/>
+        </w:rPr>
+        <w:t xml:space="preserve">Why.</w:t>
+      </w:r>
+      <w:r>
+        <w:t xml:space="preserve"> </w:t>
+      </w:r>
+      <w:r>
+        <w:t xml:space="preserve">The kapi v75 BSD sockets (docs/02 §8,</w:t>
+      </w:r>
+      <w:r>
+        <w:t xml:space="preserve"> </w:t>
+      </w:r>
+      <w:r>
+        <w:rPr>
+          <w:rStyle w:val="VerbatimChar"/>
+        </w:rPr>
+        <w:t xml:space="preserve">sys/bsdsock.cpp</w:t>
+      </w:r>
+      <w:r>
+        <w:t xml:space="preserve">) need a non-blocking accept and</w:t>
+      </w:r>
+      <w:r>
+        <w:t xml:space="preserve"> </w:t>
+      </w:r>
+      <w:r>
+        <w:t xml:space="preserve">sockets that stay valid after a reset until</w:t>
+      </w:r>
+      <w:r>
+        <w:t xml:space="preserve"> </w:t>
+      </w:r>
+      <w:r>
+        <w:rPr>
+          <w:rStyle w:val="VerbatimChar"/>
+        </w:rPr>
+        <w:t xml:space="preserve">close</w:t>
+      </w:r>
+      <w:r>
+        <w:t xml:space="preserve">. Upstream deleted a terminated connection at</w:t>
+      </w:r>
+      <w:r>
+        <w:t xml:space="preserve"> </w:t>
+      </w:r>
+      <w:r>
+        <w:t xml:space="preserve">the next</w:t>
+      </w:r>
+      <w:r>
+        <w:t xml:space="preserve"> </w:t>
+      </w:r>
+      <w:r>
+        <w:rPr>
+          <w:rStyle w:val="VerbatimChar"/>
+        </w:rPr>
+        <w:t xml:space="preserve">Process</w:t>
+      </w:r>
+      <w:r>
+        <w:t xml:space="preserve"> </w:t>
+      </w:r>
+      <w:r>
+        <w:t xml:space="preserve">even while a</w:t>
+      </w:r>
+      <w:r>
+        <w:t xml:space="preserve"> </w:t>
+      </w:r>
+      <w:r>
+        <w:rPr>
+          <w:rStyle w:val="VerbatimChar"/>
+        </w:rPr>
+        <w:t xml:space="preserve">CSocket</w:t>
+      </w:r>
+      <w:r>
+        <w:t xml:space="preserve"> </w:t>
+      </w:r>
+      <w:r>
+        <w:t xml:space="preserve">still held its handle; after a reset the handle went to</w:t>
+      </w:r>
+      <w:r>
+        <w:t xml:space="preserve"> </w:t>
+      </w:r>
+      <w:r>
+        <w:t xml:space="preserve">the next connection, which the old socket then read, wrote and closed.</w:t>
+      </w:r>
+    </w:p>
+    <w:p>
+      <w:pPr>
+        <w:pStyle w:val="BodyText"/>
+      </w:pPr>
+      <w:r>
+        <w:rPr>
+          <w:b/>
+          <w:bCs/>
+        </w:rPr>
+        <w:t xml:space="preserve">What</w:t>
+      </w:r>
+      <w:r>
+        <w:t xml:space="preserve"> </w:t>
+      </w:r>
+      <w:r>
+        <w:t xml:space="preserve">(fork commit</w:t>
+      </w:r>
+      <w:r>
+        <w:t xml:space="preserve"> </w:t>
+      </w:r>
+      <w:r>
+        <w:rPr>
+          <w:rStyle w:val="VerbatimChar"/>
+        </w:rPr>
+        <w:t xml:space="preserve">f1d6b200</w:t>
+      </w:r>
+      <w:r>
+        <w:t xml:space="preserve">;</w:t>
+      </w:r>
+      <w:r>
+        <w:t xml:space="preserve"> </w:t>
+      </w:r>
+      <w:r>
+        <w:rPr>
+          <w:rStyle w:val="VerbatimChar"/>
+        </w:rPr>
+        <w:t xml:space="preserve">tools/circle-patches/wp-net.patch</w:t>
+      </w:r>
+      <w:r>
+        <w:t xml:space="preserve">):</w:t>
+      </w:r>
+      <w:r>
+        <w:t xml:space="preserve"> </w:t>
+      </w:r>
+      <w:r>
+        <w:rPr>
+          <w:rStyle w:val="VerbatimChar"/>
+        </w:rPr>
+        <w:t xml:space="preserve">CSocket::AcceptReady ()</w:t>
+      </w:r>
+      <w:r>
+        <w:t xml:space="preserve"> </w:t>
+      </w:r>
+      <w:r>
+        <w:t xml:space="preserve">(a backlog connection already connected, so</w:t>
+      </w:r>
+      <w:r>
+        <w:t xml:space="preserve"> </w:t>
+      </w:r>
+      <w:r>
+        <w:rPr>
+          <w:rStyle w:val="VerbatimChar"/>
+        </w:rPr>
+        <w:t xml:space="preserve">Accept</w:t>
+      </w:r>
+      <w:r>
+        <w:t xml:space="preserve"> </w:t>
+      </w:r>
+      <w:r>
+        <w:t xml:space="preserve">will not block; it also replaces backlog</w:t>
+      </w:r>
+      <w:r>
+        <w:t xml:space="preserve"> </w:t>
+      </w:r>
+      <w:r>
+        <w:t xml:space="preserve">connections that died before being accepted);</w:t>
+      </w:r>
+      <w:r>
+        <w:t xml:space="preserve"> </w:t>
+      </w:r>
+      <w:r>
+        <w:rPr>
+          <w:rStyle w:val="VerbatimChar"/>
+        </w:rPr>
+        <w:t xml:space="preserve">CNetConnection::SetReleased</w:t>
+      </w:r>
+      <w:r>
+        <w:t xml:space="preserve"> </w:t>
+      </w:r>
+      <w:r>
+        <w:t xml:space="preserve">/</w:t>
+      </w:r>
+      <w:r>
+        <w:t xml:space="preserve"> </w:t>
+      </w:r>
+      <w:r>
+        <w:rPr>
+          <w:rStyle w:val="VerbatimChar"/>
+        </w:rPr>
+        <w:t xml:space="preserve">IsReleased</w:t>
+      </w:r>
+      <w:r>
+        <w:t xml:space="preserve">, set by</w:t>
+      </w:r>
+      <w:r>
+        <w:t xml:space="preserve"> </w:t>
+      </w:r>
+      <w:r>
+        <w:rPr>
+          <w:rStyle w:val="VerbatimChar"/>
+        </w:rPr>
+        <w:t xml:space="preserve">CTransportLayer::Disconnect</w:t>
+      </w:r>
+      <w:r>
+        <w:t xml:space="preserve"> </w:t>
+      </w:r>
+      <w:r>
+        <w:t xml:space="preserve">and by a failed</w:t>
+      </w:r>
+      <w:r>
+        <w:t xml:space="preserve"> </w:t>
+      </w:r>
+      <w:r>
+        <w:rPr>
+          <w:rStyle w:val="VerbatimChar"/>
+        </w:rPr>
+        <w:t xml:space="preserve">Connect</w:t>
+      </w:r>
+      <w:r>
+        <w:t xml:space="preserve"> </w:t>
+      </w:r>
+      <w:r>
+        <w:t xml:space="preserve">— a terminated connection is deleted only</w:t>
+      </w:r>
+      <w:r>
+        <w:t xml:space="preserve"> </w:t>
+      </w:r>
+      <w:r>
+        <w:t xml:space="preserve">once released;</w:t>
+      </w:r>
+      <w:r>
+        <w:t xml:space="preserve"> </w:t>
+      </w:r>
+      <w:r>
+        <w:rPr>
+          <w:rStyle w:val="VerbatimChar"/>
+        </w:rPr>
+        <w:t xml:space="preserve">CSocket::Accept</w:t>
+      </w:r>
+      <w:r>
+        <w:t xml:space="preserve"> </w:t>
+      </w:r>
+      <w:r>
+        <w:t xml:space="preserve">disconnects a failed backlog connection instead of leaking it;</w:t>
+      </w:r>
+      <w:r>
+        <w:t xml:space="preserve"> </w:t>
+      </w:r>
+      <w:r>
+        <w:rPr>
+          <w:rStyle w:val="VerbatimChar"/>
+        </w:rPr>
+        <w:t xml:space="preserve">CTransportLayer::IsTerminated (h)</w:t>
+      </w:r>
+      <w:r>
+        <w:t xml:space="preserve">.</w:t>
+      </w:r>
+    </w:p>
+    <w:p>
+      <w:pPr>
+        <w:pStyle w:val="BodyText"/>
+      </w:pPr>
+      <w:r>
+        <w:rPr>
+          <w:b/>
+          <w:bCs/>
+        </w:rPr>
+        <w:t xml:space="preserve">Test</w:t>
+      </w:r>
+      <w:r>
+        <w:t xml:space="preserve">:</w:t>
+      </w:r>
+      <w:r>
+        <w:t xml:space="preserve"> </w:t>
+      </w:r>
+      <w:r>
+        <w:rPr>
+          <w:rStyle w:val="VerbatimChar"/>
+        </w:rPr>
+        <w:t xml:space="preserve">tools/tests/run_circlenet_test.sh</w:t>
+      </w:r>
+      <w:r>
+        <w:t xml:space="preserve"> </w:t>
+      </w:r>
+      <w:r>
+        <w:t xml:space="preserve">(the stub gained</w:t>
+      </w:r>
+      <w:r>
+        <w:t xml:space="preserve"> </w:t>
+      </w:r>
+      <w:r>
+        <w:rPr>
+          <w:rStyle w:val="VerbatimChar"/>
+        </w:rPr>
+        <w:t xml:space="preserve">IsTerminated</w:t>
+      </w:r>
+      <w:r>
+        <w:t xml:space="preserve">): 25/25.</w:t>
+      </w:r>
+    </w:p>
+    <w:bookmarkEnd w:id="45"/>
+    <w:bookmarkStart w:id="46" w:name="X05a0d63b7a571f8f4ae4df4b26aa9c2ab76bc63"/>
+    <w:p>
+      <w:pPr>
+        <w:pStyle w:val="Heading2"/>
+      </w:pPr>
+      <w:r>
+        <w:t xml:space="preserve">24.</w:t>
+      </w:r>
+      <w:r>
+        <w:t xml:space="preserve"> </w:t>
+      </w:r>
+      <w:r>
+        <w:rPr>
+          <w:rStyle w:val="VerbatimChar"/>
+        </w:rPr>
+        <w:t xml:space="preserve">CPageAllocator::Allocate</w:t>
+      </w:r>
+      <w:r>
+        <w:t xml:space="preserve">: a failed attempt leaves the count as it was</w:t>
+      </w:r>
+    </w:p>
+    <w:p>
+      <w:pPr>
+        <w:pStyle w:val="FirstParagraph"/>
+      </w:pPr>
+      <w:r>
+        <w:rPr>
+          <w:b/>
+          <w:bCs/>
+        </w:rPr>
+        <w:t xml:space="preserve">Why.</w:t>
+      </w:r>
+      <w:r>
+        <w:t xml:space="preserve"> </w:t>
+      </w:r>
+      <w:r>
+        <w:rPr>
+          <w:rStyle w:val="VerbatimChar"/>
+        </w:rPr>
+        <w:t xml:space="preserve">Allocate</w:t>
+      </w:r>
+      <w:r>
+        <w:t xml:space="preserve"> </w:t>
+      </w:r>
+      <w:r>
+        <w:t xml:space="preserve">advanced its bump pointer (</w:t>
+      </w:r>
+      <w:r>
+        <w:rPr>
+          <w:rStyle w:val="VerbatimChar"/>
+        </w:rPr>
+        <w:t xml:space="preserve">m_pNext += PAGE_SIZE</w:t>
+      </w:r>
+      <w:r>
+        <w:t xml:space="preserve">) before checking it against</w:t>
+      </w:r>
+      <w:r>
+        <w:t xml:space="preserve"> </w:t>
+      </w:r>
+      <w:r>
+        <w:rPr>
+          <w:rStyle w:val="VerbatimChar"/>
+        </w:rPr>
+        <w:t xml:space="preserve">m_pLimit</w:t>
+      </w:r>
+      <w:r>
+        <w:t xml:space="preserve">, and returned 0 without stepping it back: every failed attempt left the pointer one page</w:t>
+      </w:r>
+      <w:r>
+        <w:t xml:space="preserve"> </w:t>
+      </w:r>
+      <w:r>
+        <w:t xml:space="preserve">further past the limit, and</w:t>
+      </w:r>
+      <w:r>
+        <w:t xml:space="preserve"> </w:t>
+      </w:r>
+      <w:r>
+        <w:rPr>
+          <w:rStyle w:val="VerbatimChar"/>
+        </w:rPr>
+        <w:t xml:space="preserve">GetFreeSpace ()</w:t>
+      </w:r>
+      <w:r>
+        <w:t xml:space="preserve"> </w:t>
+      </w:r>
+      <w:r>
+        <w:t xml:space="preserve">(</w:t>
+      </w:r>
+      <w:r>
+        <w:rPr>
+          <w:rStyle w:val="VerbatimChar"/>
+        </w:rPr>
+        <w:t xml:space="preserve">m_pLimit - m_pNext</w:t>
+      </w:r>
+      <w:r>
+        <w:t xml:space="preserve">, a</w:t>
+      </w:r>
+      <w:r>
+        <w:t xml:space="preserve"> </w:t>
+      </w:r>
+      <w:r>
+        <w:rPr>
+          <w:rStyle w:val="VerbatimChar"/>
+        </w:rPr>
+        <w:t xml:space="preserve">size_t</w:t>
+      </w:r>
+      <w:r>
+        <w:t xml:space="preserve">) wrapped.</w:t>
+      </w:r>
+      <w:r>
+        <w:t xml:space="preserve"> </w:t>
+      </w:r>
+      <w:r>
+        <w:rPr>
+          <w:rStyle w:val="VerbatimChar"/>
+        </w:rPr>
+        <w:t xml:space="preserve">palloc_high</w:t>
+      </w:r>
+      <w:r>
+        <w:t xml:space="preserve"> </w:t>
+      </w:r>
+      <w:r>
+        <w:t xml:space="preserve">tries the high segments in order, so once segment 0 was full every page served</w:t>
+      </w:r>
+      <w:r>
+        <w:t xml:space="preserve"> </w:t>
+      </w:r>
+      <w:r>
+        <w:t xml:space="preserve">elsewhere cost it one more page:</w:t>
+      </w:r>
+      <w:r>
+        <w:t xml:space="preserve"> </w:t>
+      </w:r>
+      <w:r>
+        <w:rPr>
+          <w:rStyle w:val="VerbatimChar"/>
+        </w:rPr>
+        <w:t xml:space="preserve">meminfo</w:t>
+      </w:r>
+      <w:r>
+        <w:t xml:space="preserve">'s free memory fell for ever (an OOM kill seemed to lose</w:t>
+      </w:r>
+      <w:r>
+        <w:t xml:space="preserve"> </w:t>
+      </w:r>
+      <w:r>
+        <w:t xml:space="preserve">~1.1 GB on an 8 GB Pi) and the kernel's OOM check fired with half the memory still free. No frame</w:t>
+      </w:r>
+      <w:r>
+        <w:t xml:space="preserve"> </w:t>
+      </w:r>
+      <w:r>
+        <w:t xml:space="preserve">was lost.</w:t>
+      </w:r>
+    </w:p>
+    <w:p>
+      <w:pPr>
+        <w:pStyle w:val="BodyText"/>
+      </w:pPr>
+      <w:r>
+        <w:rPr>
+          <w:b/>
+          <w:bCs/>
+        </w:rPr>
+        <w:t xml:space="preserve">What.</w:t>
+      </w:r>
+      <w:r>
+        <w:t xml:space="preserve"> </w:t>
+      </w:r>
+      <w:r>
+        <w:rPr>
+          <w:rStyle w:val="VerbatimChar"/>
+        </w:rPr>
+        <w:t xml:space="preserve">lib/pageallocator.cpp</w:t>
+      </w:r>
+      <w:r>
+        <w:t xml:space="preserve">:</w:t>
+      </w:r>
+      <w:r>
+        <w:t xml:space="preserve"> </w:t>
+      </w:r>
+      <w:r>
+        <w:rPr>
+          <w:rStyle w:val="VerbatimChar"/>
+        </w:rPr>
+        <w:t xml:space="preserve">m_pNext -= PAGE_SIZE</w:t>
+      </w:r>
+      <w:r>
+        <w:t xml:space="preserve"> </w:t>
+      </w:r>
+      <w:r>
+        <w:t xml:space="preserve">before that</w:t>
+      </w:r>
+      <w:r>
+        <w:t xml:space="preserve"> </w:t>
+      </w:r>
+      <w:r>
+        <w:rPr>
+          <w:rStyle w:val="VerbatimChar"/>
+        </w:rPr>
+        <w:t xml:space="preserve">return 0</w:t>
+      </w:r>
+      <w:r>
+        <w:t xml:space="preserve">.</w:t>
+      </w:r>
+    </w:p>
+    <w:p>
+      <w:pPr>
+        <w:pStyle w:val="BodyText"/>
+      </w:pPr>
+      <w:r>
+        <w:rPr>
+          <w:b/>
+          <w:bCs/>
+        </w:rPr>
+        <w:t xml:space="preserve">Test</w:t>
+      </w:r>
+      <w:r>
+        <w:t xml:space="preserve">:</w:t>
+      </w:r>
+      <w:r>
+        <w:t xml:space="preserve"> </w:t>
+      </w:r>
+      <w:r>
+        <w:rPr>
+          <w:rStyle w:val="VerbatimChar"/>
+        </w:rPr>
+        <w:t xml:space="preserve">memtest oom</w:t>
+      </w:r>
+      <w:r>
+        <w:t xml:space="preserve"> </w:t>
+      </w:r>
+      <w:r>
+        <w:t xml:space="preserve">on the Pi (the OOM kill twice, each run ending where it started).</w:t>
+      </w:r>
+    </w:p>
+    <w:bookmarkEnd w:id="46"/>
+    <w:bookmarkStart w:id="48" w:name="contributions-to-upstream-circle"/>
+    <w:p>
+      <w:pPr>
+        <w:pStyle w:val="Heading2"/>
+      </w:pPr>
+      <w:r>
+        <w:t xml:space="preserve">Contributions to upstream Circle</w:t>
+      </w:r>
+    </w:p>
+    <w:p>
+      <w:pPr>
+        <w:pStyle w:val="FirstParagraph"/>
+      </w:pPr>
+      <w:r>
         <w:t xml:space="preserve">The fork's changes useful to every Circle user are prepared as clean pull-request branches on</w:t>
       </w:r>
       <w:r>
@@ -12539,7 +13126,7 @@
       <w:r>
         <w:t xml:space="preserve"> </w:t>
       </w:r>
-      <w:hyperlink r:id="rId45">
+      <w:hyperlink r:id="rId47">
         <w:r>
           <w:rPr>
             <w:rStyle w:val="VerbatimChar"/>
@@ -12551,8 +13138,8 @@
         <w:t xml:space="preserve">.</w:t>
       </w:r>
     </w:p>
-    <w:bookmarkEnd w:id="46"/>
-    <w:bookmarkStart w:id="47" w:name="updating-the-fork-submodule"/>
+    <w:bookmarkEnd w:id="48"/>
+    <w:bookmarkStart w:id="49" w:name="updating-the-fork-submodule"/>
     <w:p>
       <w:pPr>
         <w:pStyle w:val="Heading2"/>
@@ -12707,7 +13294,7 @@
         <w:t xml:space="preserve">"Bump circle submodule"</w:t>
       </w:r>
     </w:p>
-    <w:bookmarkEnd w:id="47"/>
+    <w:bookmarkEnd w:id="49"/>
     <w:sectPr>
       <w:footerReference r:id="rId9" w:type="default"/>
       <w:footnotePr>

--- a/docs/exports/05-CIRCLE-CHANGES.docx
+++ b/docs/exports/05-CIRCLE-CHANGES.docx
@@ -2356,6 +2356,352 @@
               <w:pStyle w:val="Compact"/>
             </w:pPr>
             <w:r>
+              <w:t xml:space="preserve">25</w:t>
+            </w:r>
+          </w:p>
+        </w:tc>
+        <w:tc>
+          <w:tcPr/>
+          <w:p>
+            <w:pPr>
+              <w:pStyle w:val="Compact"/>
+            </w:pPr>
+            <w:r>
+              <w:rPr>
+                <w:b/>
+                <w:bCs/>
+              </w:rPr>
+              <w:t xml:space="preserve">TCP: a closed connection's retransmission timer</w:t>
+            </w:r>
+            <w:r>
+              <w:t xml:space="preserve"> </w:t>
+            </w:r>
+            <w:r>
+              <w:t xml:space="preserve">stopped, a late one ignored — it was a kernel panic (</w:t>
+            </w:r>
+            <w:r>
+              <w:rPr>
+                <w:rStyle w:val="VerbatimChar"/>
+              </w:rPr>
+              <w:t xml:space="preserve">Unexpected state 0</w:t>
+            </w:r>
+            <w:r>
+              <w:t xml:space="preserve">); a reset wakes a waiting sender</w:t>
+            </w:r>
+          </w:p>
+        </w:tc>
+        <w:tc>
+          <w:tcPr/>
+          <w:p>
+            <w:pPr>
+              <w:pStyle w:val="Compact"/>
+            </w:pPr>
+            <w:r>
+              <w:rPr>
+                <w:rStyle w:val="VerbatimChar"/>
+              </w:rPr>
+              <w:t xml:space="preserve">lib/net/tcpconnection.cpp</w:t>
+            </w:r>
+          </w:p>
+        </w:tc>
+        <w:tc>
+          <w:tcPr/>
+          <w:p>
+            <w:pPr>
+              <w:pStyle w:val="Compact"/>
+            </w:pPr>
+            <w:r>
+              <w:rPr>
+                <w:rStyle w:val="VerbatimChar"/>
+              </w:rPr>
+              <w:t xml:space="preserve">libnet</w:t>
+            </w:r>
+          </w:p>
+        </w:tc>
+      </w:tr>
+      <w:tr>
+        <w:tc>
+          <w:tcPr/>
+          <w:p>
+            <w:pPr>
+              <w:pStyle w:val="Compact"/>
+            </w:pPr>
+            <w:r>
+              <w:t xml:space="preserve">26</w:t>
+            </w:r>
+          </w:p>
+        </w:tc>
+        <w:tc>
+          <w:tcPr/>
+          <w:p>
+            <w:pPr>
+              <w:pStyle w:val="Compact"/>
+            </w:pPr>
+            <w:r>
+              <w:rPr>
+                <w:b/>
+                <w:bCs/>
+              </w:rPr>
+              <w:t xml:space="preserve">Wi-Fi: the chip polled</w:t>
+            </w:r>
+            <w:r>
+              <w:t xml:space="preserve"> </w:t>
+            </w:r>
+            <w:r>
+              <w:t xml:space="preserve">when the network has its own core (the SDIO card interrupt came 2.5–5 ms late),</w:t>
+            </w:r>
+            <w:r>
+              <w:t xml:space="preserve"> </w:t>
+            </w:r>
+            <w:r>
+              <w:rPr>
+                <w:b/>
+                <w:bCs/>
+              </w:rPr>
+              <w:t xml:space="preserve">a scan over both bands</w:t>
+            </w:r>
+            <w:r>
+              <w:t xml:space="preserve"> </w:t>
+            </w:r>
+            <w:r>
+              <w:t xml:space="preserve">with the configured networks probed by name,</w:t>
+            </w:r>
+            <w:r>
+              <w:t xml:space="preserve"> </w:t>
+            </w:r>
+            <w:r>
+              <w:rPr>
+                <w:b/>
+                <w:bCs/>
+              </w:rPr>
+              <w:t xml:space="preserve">5 GHz preferred</w:t>
+            </w:r>
+            <w:r>
+              <w:t xml:space="preserve">,</w:t>
+            </w:r>
+            <w:r>
+              <w:t xml:space="preserve"> </w:t>
+            </w:r>
+            <w:r>
+              <w:rPr>
+                <w:b/>
+                <w:bCs/>
+              </w:rPr>
+              <w:t xml:space="preserve">a frame in one SDIO command</w:t>
+            </w:r>
+            <w:r>
+              <w:t xml:space="preserve">, the frames' locks without a yield,</w:t>
+            </w:r>
+            <w:r>
+              <w:t xml:space="preserve"> </w:t>
+            </w:r>
+            <w:r>
+              <w:rPr>
+                <w:b/>
+                <w:bCs/>
+              </w:rPr>
+              <w:t xml:space="preserve">the SDIO bus at 50 MHz</w:t>
+            </w:r>
+            <w:r>
+              <w:t xml:space="preserve">,</w:t>
+            </w:r>
+            <w:r>
+              <w:t xml:space="preserve"> </w:t>
+            </w:r>
+            <w:r>
+              <w:rPr>
+                <w:b/>
+                <w:bCs/>
+              </w:rPr>
+              <w:t xml:space="preserve">no A-MPDU for the frames sent</w:t>
+            </w:r>
+            <w:r>
+              <w:t xml:space="preserve"> </w:t>
+            </w:r>
+            <w:r>
+              <w:t xml:space="preserve">(half of them were lost during a download)</w:t>
+            </w:r>
+          </w:p>
+        </w:tc>
+        <w:tc>
+          <w:tcPr/>
+          <w:p>
+            <w:pPr>
+              <w:pStyle w:val="Compact"/>
+            </w:pPr>
+            <w:r>
+              <w:rPr>
+                <w:rStyle w:val="VerbatimChar"/>
+              </w:rPr>
+              <w:t xml:space="preserve">addon/wlan/ether4330.c</w:t>
+            </w:r>
+            <w:r>
+              <w:t xml:space="preserve">,</w:t>
+            </w:r>
+            <w:r>
+              <w:t xml:space="preserve"> </w:t>
+            </w:r>
+            <w:r>
+              <w:rPr>
+                <w:rStyle w:val="VerbatimChar"/>
+              </w:rPr>
+              <w:t xml:space="preserve">addon/wlan/emmc.c</w:t>
+            </w:r>
+            <w:r>
+              <w:t xml:space="preserve">,</w:t>
+            </w:r>
+            <w:r>
+              <w:t xml:space="preserve"> </w:t>
+            </w:r>
+            <w:r>
+              <w:rPr>
+                <w:rStyle w:val="VerbatimChar"/>
+              </w:rPr>
+              <w:t xml:space="preserve">addon/wlan/p9util.cpp</w:t>
+            </w:r>
+          </w:p>
+        </w:tc>
+        <w:tc>
+          <w:tcPr/>
+          <w:p>
+            <w:pPr>
+              <w:pStyle w:val="Compact"/>
+            </w:pPr>
+            <w:r>
+              <w:rPr>
+                <w:rStyle w:val="VerbatimChar"/>
+              </w:rPr>
+              <w:t xml:space="preserve">libwlan</w:t>
+            </w:r>
+          </w:p>
+        </w:tc>
+      </w:tr>
+      <w:tr>
+        <w:tc>
+          <w:tcPr/>
+          <w:p>
+            <w:pPr>
+              <w:pStyle w:val="Compact"/>
+            </w:pPr>
+            <w:r>
+              <w:t xml:space="preserve">27</w:t>
+            </w:r>
+          </w:p>
+        </w:tc>
+        <w:tc>
+          <w:tcPr/>
+          <w:p>
+            <w:pPr>
+              <w:pStyle w:val="Compact"/>
+            </w:pPr>
+            <w:r>
+              <w:rPr>
+                <w:b/>
+                <w:bCs/>
+              </w:rPr>
+              <w:t xml:space="preserve">TCP: window scaling</w:t>
+            </w:r>
+            <w:r>
+              <w:t xml:space="preserve"> </w:t>
+            </w:r>
+            <w:r>
+              <w:t xml:space="preserve">(RFC 7323),</w:t>
+            </w:r>
+            <w:r>
+              <w:t xml:space="preserve"> </w:t>
+            </w:r>
+            <w:r>
+              <w:rPr>
+                <w:b/>
+                <w:bCs/>
+              </w:rPr>
+              <w:t xml:space="preserve">a receive window that follows the receive queue</w:t>
+            </w:r>
+            <w:r>
+              <w:t xml:space="preserve"> </w:t>
+            </w:r>
+            <w:r>
+              <w:t xml:space="preserve">(it was a constant), a 256 KB transmit threshold,</w:t>
+            </w:r>
+            <w:r>
+              <w:t xml:space="preserve"> </w:t>
+            </w:r>
+            <w:r>
+              <w:rPr>
+                <w:b/>
+                <w:bCs/>
+              </w:rPr>
+              <w:t xml:space="preserve">delayed acknowledgements</w:t>
+            </w:r>
+            <w:r>
+              <w:t xml:space="preserve"> </w:t>
+            </w:r>
+            <w:r>
+              <w:t xml:space="preserve">(one for eight segments)</w:t>
+            </w:r>
+          </w:p>
+        </w:tc>
+        <w:tc>
+          <w:tcPr/>
+          <w:p>
+            <w:pPr>
+              <w:pStyle w:val="Compact"/>
+            </w:pPr>
+            <w:r>
+              <w:rPr>
+                <w:rStyle w:val="VerbatimChar"/>
+              </w:rPr>
+              <w:t xml:space="preserve">lib/net/tcpconnection.cpp</w:t>
+            </w:r>
+            <w:r>
+              <w:t xml:space="preserve">,</w:t>
+            </w:r>
+            <w:r>
+              <w:t xml:space="preserve"> </w:t>
+            </w:r>
+            <w:r>
+              <w:rPr>
+                <w:rStyle w:val="VerbatimChar"/>
+              </w:rPr>
+              <w:t xml:space="preserve">include/circle/net/tcpconnection.h</w:t>
+            </w:r>
+            <w:r>
+              <w:t xml:space="preserve">,</w:t>
+            </w:r>
+            <w:r>
+              <w:t xml:space="preserve"> </w:t>
+            </w:r>
+            <w:r>
+              <w:rPr>
+                <w:rStyle w:val="VerbatimChar"/>
+              </w:rPr>
+              <w:t xml:space="preserve">include/circle/net/sizes.h</w:t>
+            </w:r>
+          </w:p>
+        </w:tc>
+        <w:tc>
+          <w:tcPr/>
+          <w:p>
+            <w:pPr>
+              <w:pStyle w:val="Compact"/>
+            </w:pPr>
+            <w:r>
+              <w:rPr>
+                <w:rStyle w:val="VerbatimChar"/>
+              </w:rPr>
+              <w:t xml:space="preserve">libnet</w:t>
+            </w:r>
+          </w:p>
+        </w:tc>
+      </w:tr>
+      <w:tr>
+        <w:tc>
+          <w:tcPr/>
+          <w:p>
+            <w:pPr>
+              <w:pStyle w:val="Compact"/>
+            </w:pPr>
+            <w:r>
               <w:t xml:space="preserve">12</w:t>
             </w:r>
           </w:p>
@@ -13059,13 +13405,13 @@
       </w:r>
     </w:p>
     <w:bookmarkEnd w:id="46"/>
-    <w:bookmarkStart w:id="48" w:name="contributions-to-upstream-circle"/>
+    <w:bookmarkStart w:id="47" w:name="Xb5c99da24b7f0ee63941bb06323e6faeb6570fc"/>
     <w:p>
       <w:pPr>
         <w:pStyle w:val="Heading2"/>
       </w:pPr>
       <w:r>
-        <w:t xml:space="preserve">Contributions to upstream Circle</w:t>
+        <w:t xml:space="preserve">25. TCP: a closed connection's retransmission timer</w:t>
       </w:r>
     </w:p>
     <w:p>
@@ -13073,6 +13419,3591 @@
         <w:pStyle w:val="FirstParagraph"/>
       </w:pPr>
       <w:r>
+        <w:rPr>
+          <w:b/>
+          <w:bCs/>
+        </w:rPr>
+        <w:t xml:space="preserve">Why.</w:t>
+      </w:r>
+      <w:r>
+        <w:t xml:space="preserve"> </w:t>
+      </w:r>
+      <w:r>
+        <w:t xml:space="preserve">The Pi restarted by itself under network load (a video streamed by the WebKit browser, an</w:t>
+      </w:r>
+      <w:r>
+        <w:t xml:space="preserve"> </w:t>
+      </w:r>
+      <w:r>
+        <w:t xml:space="preserve">FTP upload of 100 MB and the remote desktop at once; a telnet client gone while output flowed was</w:t>
+      </w:r>
+      <w:r>
+        <w:t xml:space="preserve"> </w:t>
+      </w:r>
+      <w:r>
+        <w:t xml:space="preserve">enough):</w:t>
+      </w:r>
+      <w:r>
+        <w:t xml:space="preserve"> </w:t>
+      </w:r>
+      <w:r>
+        <w:rPr>
+          <w:rStyle w:val="VerbatimChar"/>
+        </w:rPr>
+        <w:t xml:space="preserve">SD:/etc/lastcrash.txt</w:t>
+      </w:r>
+      <w:r>
+        <w:t xml:space="preserve"> </w:t>
+      </w:r>
+      <w:r>
+        <w:t xml:space="preserve">said</w:t>
+      </w:r>
+      <w:r>
+        <w:t xml:space="preserve"> </w:t>
+      </w:r>
+      <w:r>
+        <w:rPr>
+          <w:rStyle w:val="VerbatimChar"/>
+          <w:b/>
+          <w:bCs/>
+        </w:rPr>
+        <w:t xml:space="preserve">A kernel panic: tcp: Unexpected state 0 at line 1922</w:t>
+      </w:r>
+      <w:r>
+        <w:t xml:space="preserve">.</w:t>
+      </w:r>
+      <w:r>
+        <w:t xml:space="preserve"> </w:t>
+      </w:r>
+      <w:r>
+        <w:t xml:space="preserve">That line is</w:t>
+      </w:r>
+      <w:r>
+        <w:t xml:space="preserve"> </w:t>
+      </w:r>
+      <w:r>
+        <w:rPr>
+          <w:rStyle w:val="VerbatimChar"/>
+        </w:rPr>
+        <w:t xml:space="preserve">CTCPConnection::TimerHandler</w:t>
+      </w:r>
+      <w:r>
+        <w:t xml:space="preserve">'s retransmission case: the timer of a connection whose</w:t>
+      </w:r>
+      <w:r>
+        <w:t xml:space="preserve"> </w:t>
+      </w:r>
+      <w:r>
+        <w:t xml:space="preserve">state is</w:t>
+      </w:r>
+      <w:r>
+        <w:t xml:space="preserve"> </w:t>
+      </w:r>
+      <w:r>
+        <w:rPr>
+          <w:rStyle w:val="VerbatimChar"/>
+        </w:rPr>
+        <w:t xml:space="preserve">Closed</w:t>
+      </w:r>
+      <w:r>
+        <w:t xml:space="preserve">. A peer's RST, the ACK of our FIN in</w:t>
+      </w:r>
+      <w:r>
+        <w:t xml:space="preserve"> </w:t>
+      </w:r>
+      <w:r>
+        <w:rPr>
+          <w:rStyle w:val="VerbatimChar"/>
+        </w:rPr>
+        <w:t xml:space="preserve">LAST-ACK</w:t>
+      </w:r>
+      <w:r>
+        <w:t xml:space="preserve"> </w:t>
+      </w:r>
+      <w:r>
+        <w:t xml:space="preserve">or a refused connect closed the</w:t>
+      </w:r>
+      <w:r>
+        <w:t xml:space="preserve"> </w:t>
+      </w:r>
+      <w:r>
+        <w:t xml:space="preserve">connection with the retransmission timer still running; since §23 a terminated connection is kept</w:t>
+      </w:r>
+      <w:r>
+        <w:t xml:space="preserve"> </w:t>
+      </w:r>
+      <w:r>
+        <w:t xml:space="preserve">until its socket releases it (upstream deleted it at the next</w:t>
+      </w:r>
+      <w:r>
+        <w:t xml:space="preserve"> </w:t>
+      </w:r>
+      <w:r>
+        <w:rPr>
+          <w:rStyle w:val="VerbatimChar"/>
+        </w:rPr>
+        <w:t xml:space="preserve">Process</w:t>
+      </w:r>
+      <w:r>
+        <w:t xml:space="preserve">), so the timer fired on</w:t>
+      </w:r>
+      <w:r>
+        <w:t xml:space="preserve"> </w:t>
+      </w:r>
+      <w:r>
+        <w:t xml:space="preserve">the closed connection a second later. Upstream calls that</w:t>
+      </w:r>
+      <w:r>
+        <w:t xml:space="preserve"> </w:t>
+      </w:r>
+      <w:r>
+        <w:rPr>
+          <w:rStyle w:val="VerbatimChar"/>
+        </w:rPr>
+        <w:t xml:space="preserve">UNEXPECTED_STATE ()</w:t>
+      </w:r>
+      <w:r>
+        <w:t xml:space="preserve">, which in a build</w:t>
+      </w:r>
+      <w:r>
+        <w:t xml:space="preserve"> </w:t>
+      </w:r>
+      <w:r>
+        <w:t xml:space="preserve">without</w:t>
+      </w:r>
+      <w:r>
+        <w:t xml:space="preserve"> </w:t>
+      </w:r>
+      <w:r>
+        <w:rPr>
+          <w:rStyle w:val="VerbatimChar"/>
+        </w:rPr>
+        <w:t xml:space="preserve">NDEBUG</w:t>
+      </w:r>
+      <w:r>
+        <w:t xml:space="preserve"> </w:t>
+      </w:r>
+      <w:r>
+        <w:t xml:space="preserve">— ours — is</w:t>
+      </w:r>
+      <w:r>
+        <w:t xml:space="preserve"> </w:t>
+      </w:r>
+      <w:r>
+        <w:rPr>
+          <w:rStyle w:val="VerbatimChar"/>
+        </w:rPr>
+        <w:t xml:space="preserve">LogPanic</w:t>
+      </w:r>
+      <w:r>
+        <w:t xml:space="preserve">: every core halted, for one connection, and any client</w:t>
+      </w:r>
+      <w:r>
+        <w:t xml:space="preserve"> </w:t>
+      </w:r>
+      <w:r>
+        <w:t xml:space="preserve">could cause it.</w:t>
+      </w:r>
+    </w:p>
+    <w:p>
+      <w:pPr>
+        <w:pStyle w:val="BodyText"/>
+      </w:pPr>
+      <w:r>
+        <w:rPr>
+          <w:b/>
+          <w:bCs/>
+        </w:rPr>
+        <w:t xml:space="preserve">What.</w:t>
+      </w:r>
+      <w:r>
+        <w:t xml:space="preserve"> </w:t>
+      </w:r>
+      <w:r>
+        <w:rPr>
+          <w:rStyle w:val="VerbatimChar"/>
+        </w:rPr>
+        <w:t xml:space="preserve">lib/net/tcpconnection.cpp</w:t>
+      </w:r>
+      <w:r>
+        <w:t xml:space="preserve">:</w:t>
+      </w:r>
+    </w:p>
+    <w:p>
+      <w:pPr>
+        <w:pStyle w:val="Compact"/>
+        <w:numPr>
+          <w:ilvl w:val="0"/>
+          <w:numId w:val="1007"/>
+        </w:numPr>
+      </w:pPr>
+      <w:r>
+        <w:t xml:space="preserve">every path of</w:t>
+      </w:r>
+      <w:r>
+        <w:t xml:space="preserve"> </w:t>
+      </w:r>
+      <w:r>
+        <w:rPr>
+          <w:rStyle w:val="VerbatimChar"/>
+        </w:rPr>
+        <w:t xml:space="preserve">PacketReceived</w:t>
+      </w:r>
+      <w:r>
+        <w:t xml:space="preserve"> </w:t>
+      </w:r>
+      <w:r>
+        <w:t xml:space="preserve">that goes to</w:t>
+      </w:r>
+      <w:r>
+        <w:t xml:space="preserve"> </w:t>
+      </w:r>
+      <w:r>
+        <w:rPr>
+          <w:rStyle w:val="VerbatimChar"/>
+        </w:rPr>
+        <w:t xml:space="preserve">Closed</w:t>
+      </w:r>
+      <w:r>
+        <w:t xml:space="preserve"> </w:t>
+      </w:r>
+      <w:r>
+        <w:t xml:space="preserve">(a RST in each state, a SYN in the window,</w:t>
+      </w:r>
+      <w:r>
+        <w:t xml:space="preserve"> </w:t>
+      </w:r>
+      <w:r>
+        <w:t xml:space="preserve">the FIN's acknowledgement in</w:t>
+      </w:r>
+      <w:r>
+        <w:t xml:space="preserve"> </w:t>
+      </w:r>
+      <w:r>
+        <w:rPr>
+          <w:rStyle w:val="VerbatimChar"/>
+        </w:rPr>
+        <w:t xml:space="preserve">LAST-ACK</w:t>
+      </w:r>
+      <w:r>
+        <w:t xml:space="preserve">, a refused connect) stops the retransmission timer first;</w:t>
+      </w:r>
+    </w:p>
+    <w:p>
+      <w:pPr>
+        <w:pStyle w:val="Compact"/>
+        <w:numPr>
+          <w:ilvl w:val="0"/>
+          <w:numId w:val="1007"/>
+        </w:numPr>
+      </w:pPr>
+      <w:r>
+        <w:rPr>
+          <w:rStyle w:val="VerbatimChar"/>
+        </w:rPr>
+        <w:t xml:space="preserve">TimerHandler</w:t>
+      </w:r>
+      <w:r>
+        <w:t xml:space="preserve">,</w:t>
+      </w:r>
+      <w:r>
+        <w:t xml:space="preserve"> </w:t>
+      </w:r>
+      <w:r>
+        <w:rPr>
+          <w:rStyle w:val="VerbatimChar"/>
+        </w:rPr>
+        <w:t xml:space="preserve">TCPTimerRetransmission</w:t>
+      </w:r>
+      <w:r>
+        <w:t xml:space="preserve">: in</w:t>
+      </w:r>
+      <w:r>
+        <w:t xml:space="preserve"> </w:t>
+      </w:r>
+      <w:r>
+        <w:rPr>
+          <w:rStyle w:val="VerbatimChar"/>
+        </w:rPr>
+        <w:t xml:space="preserve">Closed</w:t>
+      </w:r>
+      <w:r>
+        <w:t xml:space="preserve">,</w:t>
+      </w:r>
+      <w:r>
+        <w:t xml:space="preserve"> </w:t>
+      </w:r>
+      <w:r>
+        <w:rPr>
+          <w:rStyle w:val="VerbatimChar"/>
+        </w:rPr>
+        <w:t xml:space="preserve">Listen</w:t>
+      </w:r>
+      <w:r>
+        <w:t xml:space="preserve">,</w:t>
+      </w:r>
+      <w:r>
+        <w:t xml:space="preserve"> </w:t>
+      </w:r>
+      <w:r>
+        <w:rPr>
+          <w:rStyle w:val="VerbatimChar"/>
+        </w:rPr>
+        <w:t xml:space="preserve">FinWait2</w:t>
+      </w:r>
+      <w:r>
+        <w:t xml:space="preserve"> </w:t>
+      </w:r>
+      <w:r>
+        <w:t xml:space="preserve">or</w:t>
+      </w:r>
+      <w:r>
+        <w:t xml:space="preserve"> </w:t>
+      </w:r>
+      <w:r>
+        <w:rPr>
+          <w:rStyle w:val="VerbatimChar"/>
+        </w:rPr>
+        <w:t xml:space="preserve">TimeWait</w:t>
+      </w:r>
+      <w:r>
+        <w:t xml:space="preserve"> </w:t>
+      </w:r>
+      <w:r>
+        <w:t xml:space="preserve">the</w:t>
+      </w:r>
+      <w:r>
+        <w:t xml:space="preserve"> </w:t>
+      </w:r>
+      <w:r>
+        <w:t xml:space="preserve">timer is ignored before the RTO is backed off or the retry count taken (the handler runs from an</w:t>
+      </w:r>
+      <w:r>
+        <w:t xml:space="preserve"> </w:t>
+      </w:r>
+      <w:r>
+        <w:t xml:space="preserve">interrupt, with</w:t>
+      </w:r>
+      <w:r>
+        <w:t xml:space="preserve"> </w:t>
+      </w:r>
+      <w:r>
+        <w:rPr>
+          <w:rStyle w:val="VerbatimChar"/>
+        </w:rPr>
+        <w:t xml:space="preserve">netcore=1</w:t>
+      </w:r>
+      <w:r>
+        <w:t xml:space="preserve"> </w:t>
+      </w:r>
+      <w:r>
+        <w:t xml:space="preserve">on another core than the stack: it can still race those paths);</w:t>
+      </w:r>
+    </w:p>
+    <w:p>
+      <w:pPr>
+        <w:pStyle w:val="Compact"/>
+        <w:numPr>
+          <w:ilvl w:val="0"/>
+          <w:numId w:val="1007"/>
+        </w:numPr>
+      </w:pPr>
+      <w:r>
+        <w:t xml:space="preserve">a reset (and the SYN case) also sets</w:t>
+      </w:r>
+      <w:r>
+        <w:t xml:space="preserve"> </w:t>
+      </w:r>
+      <w:r>
+        <w:rPr>
+          <w:rStyle w:val="VerbatimChar"/>
+        </w:rPr>
+        <w:t xml:space="preserve">m_TxEvent</w:t>
+      </w:r>
+      <w:r>
+        <w:t xml:space="preserve">: a sender waiting for room in the transmit</w:t>
+      </w:r>
+      <w:r>
+        <w:t xml:space="preserve"> </w:t>
+      </w:r>
+      <w:r>
+        <w:t xml:space="preserve">queue sees the reset at once instead of at its timeout.</w:t>
+      </w:r>
+    </w:p>
+    <w:p>
+      <w:pPr>
+        <w:pStyle w:val="FirstParagraph"/>
+      </w:pPr>
+      <w:r>
+        <w:rPr>
+          <w:b/>
+          <w:bCs/>
+        </w:rPr>
+        <w:t xml:space="preserve">Test</w:t>
+      </w:r>
+      <w:r>
+        <w:t xml:space="preserve">: on the Pi — YouTube playing in Web with an FTP upload of 100 MB and telnet sessions</w:t>
+      </w:r>
+      <w:r>
+        <w:t xml:space="preserve"> </w:t>
+      </w:r>
+      <w:r>
+        <w:t xml:space="preserve">opened and dropped: no panic since (it came within minutes before).</w:t>
+      </w:r>
+    </w:p>
+    <w:bookmarkEnd w:id="47"/>
+    <w:bookmarkStart w:id="48" w:name="X45fa6b281b627f6876b855217f501eb56bb897f"/>
+    <w:p>
+      <w:pPr>
+        <w:pStyle w:val="Heading2"/>
+      </w:pPr>
+      <w:r>
+        <w:t xml:space="preserve">26. Wi-Fi: the chip polled, a scan over both bands, 5 GHz preferred</w:t>
+      </w:r>
+    </w:p>
+    <w:p>
+      <w:pPr>
+        <w:pStyle w:val="FirstParagraph"/>
+      </w:pPr>
+      <w:r>
+        <w:t xml:space="preserve">Three changes in the BCM4343x driver (</w:t>
+      </w:r>
+      <w:r>
+        <w:rPr>
+          <w:rStyle w:val="VerbatimChar"/>
+        </w:rPr>
+        <w:t xml:space="preserve">addon/wlan/ether4330.c</w:t>
+      </w:r>
+      <w:r>
+        <w:t xml:space="preserve">), each behind a global the kernel</w:t>
+      </w:r>
+      <w:r>
+        <w:t xml:space="preserve"> </w:t>
+      </w:r>
+      <w:r>
+        <w:t xml:space="preserve">sets (</w:t>
+      </w:r>
+      <w:r>
+        <w:rPr>
+          <w:rStyle w:val="VerbatimChar"/>
+        </w:rPr>
+        <w:t xml:space="preserve">kernel/sys/net.cpp</w:t>
+      </w:r>
+      <w:r>
+        <w:t xml:space="preserve">:</w:t>
+      </w:r>
+      <w:r>
+        <w:t xml:space="preserve"> </w:t>
+      </w:r>
+      <w:r>
+        <w:rPr>
+          <w:rStyle w:val="VerbatimChar"/>
+        </w:rPr>
+        <w:t xml:space="preserve">NetWlanOptions</w:t>
+      </w:r>
+      <w:r>
+        <w:t xml:space="preserve">,</w:t>
+      </w:r>
+      <w:r>
+        <w:t xml:space="preserve"> </w:t>
+      </w:r>
+      <w:r>
+        <w:rPr>
+          <w:rStyle w:val="VerbatimChar"/>
+        </w:rPr>
+        <w:t xml:space="preserve">NetWlanNames</w:t>
+      </w:r>
+      <w:r>
+        <w:t xml:space="preserve">); with the globals at their defaults</w:t>
+      </w:r>
+      <w:r>
+        <w:t xml:space="preserve"> </w:t>
+      </w:r>
+      <w:r>
+        <w:t xml:space="preserve">the polling and the bias are off (the scan over both bands is not conditional).</w:t>
+      </w:r>
+      <w:r>
+        <w:t xml:space="preserve"> </w:t>
+      </w:r>
+      <w:r>
+        <w:rPr>
+          <w:rStyle w:val="VerbatimChar"/>
+        </w:rPr>
+        <w:t xml:space="preserve">hostap</w:t>
+      </w:r>
+      <w:r>
+        <w:t xml:space="preserve"> </w:t>
+      </w:r>
+      <w:r>
+        <w:t xml:space="preserve">— upstream's</w:t>
+      </w:r>
+      <w:r>
+        <w:t xml:space="preserve"> </w:t>
+      </w:r>
+      <w:r>
+        <w:t xml:space="preserve">submodule, wpa_supplicant and its Circle driver glue — is</w:t>
+      </w:r>
+      <w:r>
+        <w:t xml:space="preserve"> </w:t>
+      </w:r>
+      <w:r>
+        <w:rPr>
+          <w:b/>
+          <w:bCs/>
+        </w:rPr>
+        <w:t xml:space="preserve">not</w:t>
+      </w:r>
+      <w:r>
+        <w:t xml:space="preserve"> </w:t>
+      </w:r>
+      <w:r>
+        <w:t xml:space="preserve">changed.</w:t>
+      </w:r>
+    </w:p>
+    <w:p>
+      <w:pPr>
+        <w:pStyle w:val="BodyText"/>
+      </w:pPr>
+      <w:r>
+        <w:rPr>
+          <w:b/>
+          <w:bCs/>
+        </w:rPr>
+        <w:t xml:space="preserve">1. The chip polled (</w:t>
+      </w:r>
+      <w:r>
+        <w:rPr>
+          <w:rStyle w:val="VerbatimChar"/>
+          <w:b/>
+          <w:bCs/>
+        </w:rPr>
+        <w:t xml:space="preserve">onyx_wlpoll</w:t>
+      </w:r>
+      <w:r>
+        <w:rPr>
+          <w:b/>
+          <w:bCs/>
+        </w:rPr>
+        <w:t xml:space="preserve">).</w:t>
+      </w:r>
+      <w:r>
+        <w:t xml:space="preserve"> </w:t>
+      </w:r>
+      <w:r>
+        <w:t xml:space="preserve">The receive loop (</w:t>
+      </w:r>
+      <w:r>
+        <w:rPr>
+          <w:rStyle w:val="VerbatimChar"/>
+        </w:rPr>
+        <w:t xml:space="preserve">rproc</w:t>
+      </w:r>
+      <w:r>
+        <w:t xml:space="preserve">) read frames until the chip had</w:t>
+      </w:r>
+      <w:r>
+        <w:t xml:space="preserve"> </w:t>
+      </w:r>
+      <w:r>
+        <w:t xml:space="preserve">none, then slept in</w:t>
+      </w:r>
+      <w:r>
+        <w:t xml:space="preserve"> </w:t>
+      </w:r>
+      <w:r>
+        <w:rPr>
+          <w:rStyle w:val="VerbatimChar"/>
+        </w:rPr>
+        <w:t xml:space="preserve">intwait</w:t>
+      </w:r>
+      <w:r>
+        <w:t xml:space="preserve"> </w:t>
+      </w:r>
+      <w:r>
+        <w:t xml:space="preserve">until the SDIO card interrupt. That interrupt comes late: measured</w:t>
+      </w:r>
+      <w:r>
+        <w:t xml:space="preserve"> </w:t>
+      </w:r>
+      <w:r>
+        <w:t xml:space="preserve">on a Pi 4 under a steady stream,</w:t>
+      </w:r>
+      <w:r>
+        <w:t xml:space="preserve"> </w:t>
+      </w:r>
+      <w:r>
+        <w:rPr>
+          <w:b/>
+          <w:bCs/>
+        </w:rPr>
+        <w:t xml:space="preserve">2.5 to 5 ms a wait, 80 % of the reader's time</w:t>
+      </w:r>
+      <w:r>
+        <w:t xml:space="preserve">, with the</w:t>
+      </w:r>
+      <w:r>
+        <w:t xml:space="preserve"> </w:t>
+      </w:r>
+      <w:r>
+        <w:t xml:space="preserve">frames already there — the Pi sent 1.1 MB/s and received 1 MB/s on a link good for forty times</w:t>
+      </w:r>
+      <w:r>
+        <w:t xml:space="preserve"> </w:t>
+      </w:r>
+      <w:r>
+        <w:t xml:space="preserve">that. With</w:t>
+      </w:r>
+      <w:r>
+        <w:t xml:space="preserve"> </w:t>
+      </w:r>
+      <w:r>
+        <w:rPr>
+          <w:rStyle w:val="VerbatimChar"/>
+        </w:rPr>
+        <w:t xml:space="preserve">onyx_wlpoll</w:t>
+      </w:r>
+      <w:r>
+        <w:t xml:space="preserve"> </w:t>
+      </w:r>
+      <w:r>
+        <w:t xml:space="preserve">set (the kernel does, when the network has a core of its own:</w:t>
+      </w:r>
+      <w:r>
+        <w:t xml:space="preserve"> </w:t>
+      </w:r>
+      <w:r>
+        <w:rPr>
+          <w:rStyle w:val="VerbatimChar"/>
+        </w:rPr>
+        <w:t xml:space="preserve">netcore=1</w:t>
+      </w:r>
+      <w:r>
+        <w:t xml:space="preserve">), the reader asks the chip itself, in turn with the stack's other tasks — a round of</w:t>
+      </w:r>
+      <w:r>
+        <w:t xml:space="preserve"> </w:t>
+      </w:r>
+      <w:r>
+        <w:t xml:space="preserve">that core's scheduler is ~13 µs:</w:t>
+      </w:r>
+      <w:r>
+        <w:t xml:space="preserve"> </w:t>
+      </w:r>
+      <w:r>
+        <w:rPr>
+          <w:rStyle w:val="VerbatimChar"/>
+        </w:rPr>
+        <w:t xml:space="preserve">intpoll</w:t>
+      </w:r>
+      <w:r>
+        <w:t xml:space="preserve"> </w:t>
+      </w:r>
+      <w:r>
+        <w:t xml:space="preserve">reads the chip's interrupt status (function 0's</w:t>
+      </w:r>
+      <w:r>
+        <w:t xml:space="preserve"> </w:t>
+      </w:r>
+      <w:r>
+        <w:rPr>
+          <w:rStyle w:val="VerbatimChar"/>
+        </w:rPr>
+        <w:t xml:space="preserve">Intpend</w:t>
+      </w:r>
+      <w:r>
+        <w:t xml:space="preserve">, then the backplane's</w:t>
+      </w:r>
+      <w:r>
+        <w:t xml:space="preserve"> </w:t>
+      </w:r>
+      <w:r>
+        <w:rPr>
+          <w:rStyle w:val="VerbatimChar"/>
+        </w:rPr>
+        <w:t xml:space="preserve">Intstatus</w:t>
+      </w:r>
+      <w:r>
+        <w:t xml:space="preserve">, acknowledged) and tells whether</w:t>
+      </w:r>
+      <w:r>
+        <w:t xml:space="preserve"> </w:t>
+      </w:r>
+      <w:r>
+        <w:rPr>
+          <w:rStyle w:val="VerbatimChar"/>
+        </w:rPr>
+        <w:t xml:space="preserve">FrameInt</w:t>
+      </w:r>
+      <w:r>
+        <w:t xml:space="preserve"> </w:t>
+      </w:r>
+      <w:r>
+        <w:t xml:space="preserve">is</w:t>
+      </w:r>
+      <w:r>
+        <w:t xml:space="preserve"> </w:t>
+      </w:r>
+      <w:r>
+        <w:t xml:space="preserve">pending; the data function is read only then, and until it is empty (as Linux's brcmfmac: no read</w:t>
+      </w:r>
+      <w:r>
+        <w:t xml:space="preserve"> </w:t>
+      </w:r>
+      <w:r>
+        <w:t xml:space="preserve">with nothing pending). On the primary core (</w:t>
+      </w:r>
+      <w:r>
+        <w:rPr>
+          <w:rStyle w:val="VerbatimChar"/>
+        </w:rPr>
+        <w:t xml:space="preserve">netcore=0</w:t>
+      </w:r>
+      <w:r>
+        <w:t xml:space="preserve">) the driver waits for the interrupt as</w:t>
+      </w:r>
+      <w:r>
+        <w:t xml:space="preserve"> </w:t>
+      </w:r>
+      <w:r>
+        <w:t xml:space="preserve">before: polling would take the core from everything else.</w:t>
+      </w:r>
+    </w:p>
+    <w:p>
+      <w:pPr>
+        <w:pStyle w:val="BodyText"/>
+      </w:pPr>
+      <w:r>
+        <w:rPr>
+          <w:b/>
+          <w:bCs/>
+        </w:rPr>
+        <w:t xml:space="preserve">2. A scan over both bands, the networks probed by name.</w:t>
+      </w:r>
+      <w:r>
+        <w:t xml:space="preserve"> </w:t>
+      </w:r>
+      <w:r>
+        <w:rPr>
+          <w:rStyle w:val="VerbatimChar"/>
+        </w:rPr>
+        <w:t xml:space="preserve">wlscanstart</w:t>
+      </w:r>
+      <w:r>
+        <w:t xml:space="preserve"> </w:t>
+      </w:r>
+      <w:r>
+        <w:t xml:space="preserve">listed the fourteen</w:t>
+      </w:r>
+      <w:r>
+        <w:t xml:space="preserve"> </w:t>
+      </w:r>
+      <w:r>
+        <w:t xml:space="preserve">2.4 GHz channels with the wildcard SSID alone, so a 5 GHz BSS was never a candidate: a Pi 4 beside</w:t>
+      </w:r>
+      <w:r>
+        <w:t xml:space="preserve"> </w:t>
+      </w:r>
+      <w:r>
+        <w:t xml:space="preserve">a dual-band access point joined it on 2.4 GHz channel 1, shared with the neighbours. The escan now</w:t>
+      </w:r>
+      <w:r>
+        <w:t xml:space="preserve"> </w:t>
+      </w:r>
+      <w:r>
+        <w:t xml:space="preserve">passes</w:t>
+      </w:r>
+      <w:r>
+        <w:t xml:space="preserve"> </w:t>
+      </w:r>
+      <w:r>
+        <w:rPr>
+          <w:rStyle w:val="VerbatimChar"/>
+        </w:rPr>
+        <w:t xml:space="preserve">nchans = 0</w:t>
+      </w:r>
+      <w:r>
+        <w:t xml:space="preserve"> </w:t>
+      </w:r>
+      <w:r>
+        <w:t xml:space="preserve">(the firmware's own list: every channel of both bands the country allows) and,</w:t>
+      </w:r>
+      <w:r>
+        <w:t xml:space="preserve"> </w:t>
+      </w:r>
+      <w:r>
+        <w:t xml:space="preserve">beside the wildcard, up to four names (</w:t>
+      </w:r>
+      <w:r>
+        <w:rPr>
+          <w:rStyle w:val="VerbatimChar"/>
+        </w:rPr>
+        <w:t xml:space="preserve">onyx_scan_ssid</w:t>
+      </w:r>
+      <w:r>
+        <w:t xml:space="preserve">,</w:t>
+      </w:r>
+      <w:r>
+        <w:t xml:space="preserve"> </w:t>
+      </w:r>
+      <w:r>
+        <w:rPr>
+          <w:rStyle w:val="VerbatimChar"/>
+        </w:rPr>
+        <w:t xml:space="preserve">onyx_scan_nssid</w:t>
+      </w:r>
+      <w:r>
+        <w:t xml:space="preserve">): an access point that</w:t>
+      </w:r>
+      <w:r>
+        <w:t xml:space="preserve"> </w:t>
+      </w:r>
+      <w:r>
+        <w:t xml:space="preserve">leaves its name out of the beacons of one band (seen on a Livebox: the 5 GHz BSS came with an</w:t>
+      </w:r>
+      <w:r>
+        <w:t xml:space="preserve"> </w:t>
+      </w:r>
+      <w:r>
+        <w:t xml:space="preserve">empty SSID) answers a probe by name and is seen as that network. The kernel fills the names from</w:t>
+      </w:r>
+      <w:r>
+        <w:t xml:space="preserve"> </w:t>
+      </w:r>
+      <w:r>
+        <w:t xml:space="preserve">the</w:t>
+      </w:r>
+      <w:r>
+        <w:t xml:space="preserve"> </w:t>
+      </w:r>
+      <w:r>
+        <w:rPr>
+          <w:rStyle w:val="VerbatimChar"/>
+        </w:rPr>
+        <w:t xml:space="preserve">ssid="…"</w:t>
+      </w:r>
+      <w:r>
+        <w:t xml:space="preserve"> </w:t>
+      </w:r>
+      <w:r>
+        <w:t xml:space="preserve">lines of</w:t>
+      </w:r>
+      <w:r>
+        <w:t xml:space="preserve"> </w:t>
+      </w:r>
+      <w:r>
+        <w:rPr>
+          <w:rStyle w:val="VerbatimChar"/>
+        </w:rPr>
+        <w:t xml:space="preserve">SD:/etc/wpa_supplicant.conf</w:t>
+      </w:r>
+      <w:r>
+        <w:t xml:space="preserve"> </w:t>
+      </w:r>
+      <w:r>
+        <w:t xml:space="preserve">before wpa_supplicant starts and at each</w:t>
+      </w:r>
+      <w:r>
+        <w:t xml:space="preserve"> </w:t>
+      </w:r>
+      <w:r>
+        <w:rPr>
+          <w:rStyle w:val="VerbatimChar"/>
+        </w:rPr>
+        <w:t xml:space="preserve">wlan_reconnect</w:t>
+      </w:r>
+      <w:r>
+        <w:t xml:space="preserve">. A scan takes longer (5 GHz's DFS channels are listened to, not probed):</w:t>
+      </w:r>
+      <w:r>
+        <w:t xml:space="preserve"> </w:t>
+      </w:r>
+      <w:r>
+        <w:rPr>
+          <w:rStyle w:val="VerbatimChar"/>
+        </w:rPr>
+        <w:t xml:space="preserve">wlan_scan</w:t>
+      </w:r>
+      <w:r>
+        <w:t xml:space="preserve"> </w:t>
+      </w:r>
+      <w:r>
+        <w:t xml:space="preserve">waits 5 s instead of 3.5.</w:t>
+      </w:r>
+    </w:p>
+    <w:p>
+      <w:pPr>
+        <w:pStyle w:val="BodyText"/>
+      </w:pPr>
+      <w:r>
+        <w:rPr>
+          <w:b/>
+          <w:bCs/>
+        </w:rPr>
+        <w:t xml:space="preserve">3. 5 GHz preferred (</w:t>
+      </w:r>
+      <w:r>
+        <w:rPr>
+          <w:rStyle w:val="VerbatimChar"/>
+          <w:b/>
+          <w:bCs/>
+        </w:rPr>
+        <w:t xml:space="preserve">onyx_scan_5g_bias</w:t>
+      </w:r>
+      <w:r>
+        <w:rPr>
+          <w:b/>
+          <w:bCs/>
+        </w:rPr>
+        <w:t xml:space="preserve">).</w:t>
+      </w:r>
+      <w:r>
+        <w:t xml:space="preserve"> </w:t>
+      </w:r>
+      <w:r>
+        <w:t xml:space="preserve">wpa_supplicant ranks the BSSs of a network by</w:t>
+      </w:r>
+      <w:r>
+        <w:t xml:space="preserve"> </w:t>
+      </w:r>
+      <w:r>
+        <w:t xml:space="preserve">level, and 2.4 GHz is usually heard a few dB louder.</w:t>
+      </w:r>
+      <w:r>
+        <w:t xml:space="preserve"> </w:t>
+      </w:r>
+      <w:r>
+        <w:rPr>
+          <w:rStyle w:val="VerbatimChar"/>
+        </w:rPr>
+        <w:t xml:space="preserve">wlscanresult</w:t>
+      </w:r>
+      <w:r>
+        <w:t xml:space="preserve"> </w:t>
+      </w:r>
+      <w:r>
+        <w:t xml:space="preserve">adds the bias (the kernel:</w:t>
+      </w:r>
+      <w:r>
+        <w:t xml:space="preserve"> </w:t>
+      </w:r>
+      <w:r>
+        <w:t xml:space="preserve">25 dB) to the level of each 5 GHz BSS heard at −78 dBm or better before the result is queued</w:t>
+      </w:r>
+      <w:r>
+        <w:t xml:space="preserve"> </w:t>
+      </w:r>
+      <w:r>
+        <w:t xml:space="preserve">(kept negative), so a network on both bands is joined on 5 GHz unless that band is much weaker.</w:t>
+      </w:r>
+      <w:r>
+        <w:t xml:space="preserve"> </w:t>
+      </w:r>
+      <w:r>
+        <w:t xml:space="preserve">The kernel's own scan (</w:t>
+      </w:r>
+      <w:r>
+        <w:rPr>
+          <w:rStyle w:val="VerbatimChar"/>
+        </w:rPr>
+        <w:t xml:space="preserve">wlan_scan</w:t>
+      </w:r>
+      <w:r>
+        <w:t xml:space="preserve">,</w:t>
+      </w:r>
+      <w:r>
+        <w:t xml:space="preserve"> </w:t>
+      </w:r>
+      <w:r>
+        <w:rPr>
+          <w:rStyle w:val="VerbatimChar"/>
+        </w:rPr>
+        <w:t xml:space="preserve">wifiscan</w:t>
+      </w:r>
+      <w:r>
+        <w:t xml:space="preserve">) clears the bias for its length: its list shows</w:t>
+      </w:r>
+      <w:r>
+        <w:t xml:space="preserve"> </w:t>
+      </w:r>
+      <w:r>
+        <w:t xml:space="preserve">the levels as heard. (The glue reads the level unsigned —</w:t>
+      </w:r>
+      <w:r>
+        <w:t xml:space="preserve"> </w:t>
+      </w:r>
+      <w:r>
+        <w:rPr>
+          <w:rStyle w:val="VerbatimChar"/>
+        </w:rPr>
+        <w:t xml:space="preserve">res-&gt;level = bss-&gt;RSSI</w:t>
+      </w:r>
+      <w:r>
+        <w:t xml:space="preserve">, a</w:t>
+      </w:r>
+      <w:r>
+        <w:t xml:space="preserve"> </w:t>
+      </w:r>
+      <w:r>
+        <w:rPr>
+          <w:rStyle w:val="VerbatimChar"/>
+        </w:rPr>
+        <w:t xml:space="preserve">u16</w:t>
+      </w:r>
+      <w:r>
+        <w:t xml:space="preserve">: −67</w:t>
+      </w:r>
+      <w:r>
+        <w:t xml:space="preserve"> </w:t>
+      </w:r>
+      <w:r>
+        <w:t xml:space="preserve">is 65469 — an upstream bug left as it is: the order stays the same.)</w:t>
+      </w:r>
+      <w:r>
+        <w:t xml:space="preserve"> </w:t>
+      </w:r>
+      <w:r>
+        <w:rPr>
+          <w:rStyle w:val="VerbatimChar"/>
+        </w:rPr>
+        <w:t xml:space="preserve">WLC_SET_ASSOC_PREFER</w:t>
+      </w:r>
+      <w:r>
+        <w:t xml:space="preserve"> </w:t>
+      </w:r>
+      <w:r>
+        <w:t xml:space="preserve">was</w:t>
+      </w:r>
+      <w:r>
+        <w:t xml:space="preserve"> </w:t>
+      </w:r>
+      <w:r>
+        <w:t xml:space="preserve">tried first and changes nothing here: the supplicant names the BSSID it joins.</w:t>
+      </w:r>
+    </w:p>
+    <w:p>
+      <w:pPr>
+        <w:pStyle w:val="BodyText"/>
+      </w:pPr>
+      <w:r>
+        <w:rPr>
+          <w:rStyle w:val="VerbatimChar"/>
+        </w:rPr>
+        <w:t xml:space="preserve">addon/wlan/p9util.cpp</w:t>
+      </w:r>
+      <w:r>
+        <w:t xml:space="preserve"> </w:t>
+      </w:r>
+      <w:r>
+        <w:t xml:space="preserve">gains</w:t>
+      </w:r>
+      <w:r>
+        <w:t xml:space="preserve"> </w:t>
+      </w:r>
+      <w:r>
+        <w:rPr>
+          <w:rStyle w:val="VerbatimChar"/>
+        </w:rPr>
+        <w:t xml:space="preserve">p9usec</w:t>
+      </w:r>
+      <w:r>
+        <w:t xml:space="preserve"> </w:t>
+      </w:r>
+      <w:r>
+        <w:t xml:space="preserve">(the microsecond clock) and</w:t>
+      </w:r>
+      <w:r>
+        <w:t xml:space="preserve"> </w:t>
+      </w:r>
+      <w:r>
+        <w:rPr>
+          <w:rStyle w:val="VerbatimChar"/>
+        </w:rPr>
+        <w:t xml:space="preserve">p9yield</w:t>
+      </w:r>
+      <w:r>
+        <w:t xml:space="preserve"> </w:t>
+      </w:r>
+      <w:r>
+        <w:t xml:space="preserve">(a turn of the</w:t>
+      </w:r>
+      <w:r>
+        <w:t xml:space="preserve"> </w:t>
+      </w:r>
+      <w:r>
+        <w:t xml:space="preserve">scheduler) for the driver's C code. With</w:t>
+      </w:r>
+      <w:r>
+        <w:t xml:space="preserve"> </w:t>
+      </w:r>
+      <w:r>
+        <w:rPr>
+          <w:rStyle w:val="VerbatimChar"/>
+        </w:rPr>
+        <w:t xml:space="preserve">onyx_wlstat</w:t>
+      </w:r>
+      <w:r>
+        <w:t xml:space="preserve"> </w:t>
+      </w:r>
+      <w:r>
+        <w:t xml:space="preserve">(the kernel:</w:t>
+      </w:r>
+      <w:r>
+        <w:t xml:space="preserve"> </w:t>
+      </w:r>
+      <w:r>
+        <w:rPr>
+          <w:rStyle w:val="VerbatimChar"/>
+        </w:rPr>
+        <w:t xml:space="preserve">cmdline.txt netstat=1</w:t>
+      </w:r>
+      <w:r>
+        <w:t xml:space="preserve">) the</w:t>
+      </w:r>
+      <w:r>
+        <w:t xml:space="preserve"> </w:t>
+      </w:r>
+      <w:r>
+        <w:t xml:space="preserve">driver logs every 5 s under load its frames a second, a frame's read and write times, the waits,</w:t>
+      </w:r>
+      <w:r>
+        <w:t xml:space="preserve"> </w:t>
+      </w:r>
+      <w:r>
+        <w:t xml:space="preserve">and every 10 s what the firmware says of the link (rate, RSSI, chanspec, power save).</w:t>
+      </w:r>
+    </w:p>
+    <w:p>
+      <w:pPr>
+        <w:pStyle w:val="BodyText"/>
+      </w:pPr>
+      <w:r>
+        <w:rPr>
+          <w:b/>
+          <w:bCs/>
+        </w:rPr>
+        <w:t xml:space="preserve">4. The frames' path (</w:t>
+      </w:r>
+      <w:r>
+        <w:rPr>
+          <w:rStyle w:val="VerbatimChar"/>
+          <w:b/>
+          <w:bCs/>
+        </w:rPr>
+        <w:t xml:space="preserve">onyx_wlfast</w:t>
+      </w:r>
+      <w:r>
+        <w:rPr>
+          <w:b/>
+          <w:bCs/>
+        </w:rPr>
+        <w:t xml:space="preserve">, a bit each; the kernel sets 31).</w:t>
+      </w:r>
+      <w:r>
+        <w:t xml:space="preserve"> </w:t>
+      </w:r>
+      <w:r>
+        <w:t xml:space="preserve">With the chip polled and</w:t>
+      </w:r>
+      <w:r>
+        <w:t xml:space="preserve"> </w:t>
+      </w:r>
+      <w:r>
+        <w:t xml:space="preserve">5 GHz joined, a frame's read still took ~270 µs — 3700 frames a second at best:</w:t>
+      </w:r>
+    </w:p>
+    <w:p>
+      <w:pPr>
+        <w:pStyle w:val="Compact"/>
+        <w:numPr>
+          <w:ilvl w:val="0"/>
+          <w:numId w:val="1008"/>
+        </w:numPr>
+      </w:pPr>
+      <w:r>
+        <w:rPr>
+          <w:i/>
+          <w:iCs/>
+        </w:rPr>
+        <w:t xml:space="preserve">bit 1 — one command a transfer</w:t>
+      </w:r>
+      <w:r>
+        <w:t xml:space="preserve"> </w:t>
+      </w:r>
+      <w:r>
+        <w:t xml:space="preserve">(</w:t>
+      </w:r>
+      <w:r>
+        <w:rPr>
+          <w:rStyle w:val="VerbatimChar"/>
+        </w:rPr>
+        <w:t xml:space="preserve">packetrw</w:t>
+      </w:r>
+      <w:r>
+        <w:t xml:space="preserve">):</w:t>
+      </w:r>
+      <w:r>
+        <w:t xml:space="preserve"> </w:t>
+      </w:r>
+      <w:r>
+        <w:rPr>
+          <w:rStyle w:val="VerbatimChar"/>
+        </w:rPr>
+        <w:t xml:space="preserve">sdiorwext</w:t>
+      </w:r>
+      <w:r>
+        <w:t xml:space="preserve"> </w:t>
+      </w:r>
+      <w:r>
+        <w:t xml:space="preserve">sent a length over a block (512) as</w:t>
+      </w:r>
+      <w:r>
+        <w:t xml:space="preserve"> </w:t>
+      </w:r>
+      <w:r>
+        <w:t xml:space="preserve">its whole blocks in one CMD53 and the rest in a second, byte-mode one: a 1500-byte frame was the</w:t>
+      </w:r>
+      <w:r>
+        <w:t xml:space="preserve"> </w:t>
+      </w:r>
+      <w:r>
+        <w:t xml:space="preserve">header (12 bytes), two blocks, then 464 bytes — three commands. A length over a block is now</w:t>
+      </w:r>
+      <w:r>
+        <w:t xml:space="preserve"> </w:t>
+      </w:r>
+      <w:r>
+        <w:t xml:space="preserve">rounded up to whole blocks (the "roundup" of Linux's brcmfmac: past a frame's end the chip pads</w:t>
+      </w:r>
+      <w:r>
+        <w:t xml:space="preserve"> </w:t>
+      </w:r>
+      <w:r>
+        <w:t xml:space="preserve">a read and ignores what is written).</w:t>
+      </w:r>
+    </w:p>
+    <w:p>
+      <w:pPr>
+        <w:pStyle w:val="Compact"/>
+        <w:numPr>
+          <w:ilvl w:val="0"/>
+          <w:numId w:val="1008"/>
+        </w:numPr>
+      </w:pPr>
+      <w:r>
+        <w:rPr>
+          <w:i/>
+          <w:iCs/>
+        </w:rPr>
+        <w:t xml:space="preserve">bit 2 — the next frame read whole</w:t>
+      </w:r>
+      <w:r>
+        <w:t xml:space="preserve"> </w:t>
+      </w:r>
+      <w:r>
+        <w:t xml:space="preserve">(</w:t>
+      </w:r>
+      <w:r>
+        <w:rPr>
+          <w:rStyle w:val="VerbatimChar"/>
+        </w:rPr>
+        <w:t xml:space="preserve">wlreadpkt</w:t>
+      </w:r>
+      <w:r>
+        <w:t xml:space="preserve">): a frame's header tells the next frame's</w:t>
+      </w:r>
+      <w:r>
+        <w:t xml:space="preserve"> </w:t>
+      </w:r>
+      <w:r>
+        <w:t xml:space="preserve">length (</w:t>
+      </w:r>
+      <w:r>
+        <w:rPr>
+          <w:rStyle w:val="VerbatimChar"/>
+        </w:rPr>
+        <w:t xml:space="preserve">nextlen</w:t>
+      </w:r>
+      <w:r>
+        <w:t xml:space="preserve">, 16-byte units) when the chip has one queued; that frame is then read in one</w:t>
+      </w:r>
+      <w:r>
+        <w:t xml:space="preserve"> </w:t>
+      </w:r>
+      <w:r>
+        <w:t xml:space="preserve">command instead of its header first. A hint too short is completed by a second read.</w:t>
+      </w:r>
+    </w:p>
+    <w:p>
+      <w:pPr>
+        <w:pStyle w:val="Compact"/>
+        <w:numPr>
+          <w:ilvl w:val="0"/>
+          <w:numId w:val="1008"/>
+        </w:numPr>
+      </w:pPr>
+      <w:r>
+        <w:rPr>
+          <w:i/>
+          <w:iCs/>
+        </w:rPr>
+        <w:t xml:space="preserve">bit 4 — the frames' locks without a yield</w:t>
+      </w:r>
+      <w:r>
+        <w:t xml:space="preserve"> </w:t>
+      </w:r>
+      <w:r>
+        <w:t xml:space="preserve">(</w:t>
+      </w:r>
+      <w:r>
+        <w:rPr>
+          <w:rStyle w:val="VerbatimChar"/>
+        </w:rPr>
+        <w:t xml:space="preserve">fqlock</w:t>
+      </w:r>
+      <w:r>
+        <w:t xml:space="preserve"> </w:t>
+      </w:r>
+      <w:r>
+        <w:t xml:space="preserve">/</w:t>
+      </w:r>
+      <w:r>
+        <w:t xml:space="preserve"> </w:t>
+      </w:r>
+      <w:r>
+        <w:rPr>
+          <w:rStyle w:val="VerbatimChar"/>
+        </w:rPr>
+        <w:t xml:space="preserve">fqunlock</w:t>
+      </w:r>
+      <w:r>
+        <w:t xml:space="preserve">,</w:t>
+      </w:r>
+      <w:r>
+        <w:t xml:space="preserve"> </w:t>
+      </w:r>
+      <w:r>
+        <w:rPr>
+          <w:rStyle w:val="VerbatimChar"/>
+        </w:rPr>
+        <w:t xml:space="preserve">emmcio</w:t>
+      </w:r>
+      <w:r>
+        <w:t xml:space="preserve">):</w:t>
+      </w:r>
+      <w:r>
+        <w:t xml:space="preserve"> </w:t>
+      </w:r>
+      <w:r>
+        <w:rPr>
+          <w:rStyle w:val="VerbatimChar"/>
+        </w:rPr>
+        <w:t xml:space="preserve">qlock</w:t>
+      </w:r>
+      <w:r>
+        <w:t xml:space="preserve"> </w:t>
+      </w:r>
+      <w:r>
+        <w:t xml:space="preserve">and</w:t>
+      </w:r>
+      <w:r>
+        <w:t xml:space="preserve"> </w:t>
+      </w:r>
+      <w:r>
+        <w:rPr>
+          <w:rStyle w:val="VerbatimChar"/>
+        </w:rPr>
+        <w:t xml:space="preserve">qunlock</w:t>
+      </w:r>
+      <w:r>
+        <w:t xml:space="preserve"> </w:t>
+      </w:r>
+      <w:r>
+        <w:t xml:space="preserve">each call the scheduler, free or not, and</w:t>
+      </w:r>
+      <w:r>
+        <w:t xml:space="preserve"> </w:t>
+      </w:r>
+      <w:r>
+        <w:rPr>
+          <w:rStyle w:val="VerbatimChar"/>
+        </w:rPr>
+        <w:t xml:space="preserve">tsleep</w:t>
+      </w:r>
+      <w:r>
+        <w:t xml:space="preserve"> </w:t>
+      </w:r>
+      <w:r>
+        <w:t xml:space="preserve">yields before it looks at its</w:t>
+      </w:r>
+      <w:r>
+        <w:t xml:space="preserve"> </w:t>
+      </w:r>
+      <w:r>
+        <w:t xml:space="preserve">condition — a frame cost eleven turns of the scheduler (the packet lock, the SDIO lock around</w:t>
+      </w:r>
+      <w:r>
+        <w:t xml:space="preserve"> </w:t>
+      </w:r>
+      <w:r>
+        <w:t xml:space="preserve">each command, the wait for each transfer's end), each a round of all the stack's tasks. On the</w:t>
+      </w:r>
+      <w:r>
+        <w:t xml:space="preserve"> </w:t>
+      </w:r>
+      <w:r>
+        <w:t xml:space="preserve">frames' path a free lock is taken and released at once, a transfer already ended is not waited</w:t>
+      </w:r>
+      <w:r>
+        <w:t xml:space="preserve"> </w:t>
+      </w:r>
+      <w:r>
+        <w:t xml:space="preserve">for, and the reader yields once a frame. (Doing this in</w:t>
+      </w:r>
+      <w:r>
+        <w:t xml:space="preserve"> </w:t>
+      </w:r>
+      <w:r>
+        <w:rPr>
+          <w:rStyle w:val="VerbatimChar"/>
+        </w:rPr>
+        <w:t xml:space="preserve">p9proc.cpp</w:t>
+      </w:r>
+      <w:r>
+        <w:t xml:space="preserve"> </w:t>
+      </w:r>
+      <w:r>
+        <w:t xml:space="preserve">for every lock and sleep of</w:t>
+      </w:r>
+      <w:r>
+        <w:t xml:space="preserve"> </w:t>
+      </w:r>
+      <w:r>
+        <w:t xml:space="preserve">the driver cut the Wi-Fi at boot — not found why; only this path is changed.)</w:t>
+      </w:r>
+    </w:p>
+    <w:p>
+      <w:pPr>
+        <w:pStyle w:val="Compact"/>
+        <w:numPr>
+          <w:ilvl w:val="0"/>
+          <w:numId w:val="1008"/>
+        </w:numPr>
+      </w:pPr>
+      <w:r>
+        <w:rPr>
+          <w:i/>
+          <w:iCs/>
+        </w:rPr>
+        <w:t xml:space="preserve">bit 8 — the bus at 50 MHz</w:t>
+      </w:r>
+      <w:r>
+        <w:t xml:space="preserve"> </w:t>
+      </w:r>
+      <w:r>
+        <w:t xml:space="preserve">(</w:t>
+      </w:r>
+      <w:r>
+        <w:rPr>
+          <w:rStyle w:val="VerbatimChar"/>
+        </w:rPr>
+        <w:t xml:space="preserve">emmc.c</w:t>
+      </w:r>
+      <w:r>
+        <w:t xml:space="preserve">): the driver switches the card to High Speed (function</w:t>
+      </w:r>
+      <w:r>
+        <w:t xml:space="preserve"> </w:t>
+      </w:r>
+      <w:r>
+        <w:t xml:space="preserve">0's register 0x13) but the host stayed at 25 MHz; when the bus goes to four lines the host now</w:t>
+      </w:r>
+      <w:r>
+        <w:t xml:space="preserve"> </w:t>
+      </w:r>
+      <w:r>
+        <w:t xml:space="preserve">takes High Speed timing and 50 MHz, as Linux runs this chip on a Pi 4. (The controller's base</w:t>
+      </w:r>
+      <w:r>
+        <w:t xml:space="preserve"> </w:t>
+      </w:r>
+      <w:r>
+        <w:t xml:space="preserve">clock is 250 MHz there: the divider gives 41.7 MHz. The next step, 62.5 MHz, was tried: the</w:t>
+      </w:r>
+      <w:r>
+        <w:t xml:space="preserve"> </w:t>
+      </w:r>
+      <w:r>
+        <w:t xml:space="preserve">chip does not answer.)</w:t>
+      </w:r>
+    </w:p>
+    <w:p>
+      <w:pPr>
+        <w:pStyle w:val="Compact"/>
+        <w:numPr>
+          <w:ilvl w:val="0"/>
+          <w:numId w:val="1008"/>
+        </w:numPr>
+      </w:pPr>
+      <w:r>
+        <w:rPr>
+          <w:i/>
+          <w:iCs/>
+        </w:rPr>
+        <w:t xml:space="preserve">bit 16 — the controller's registers written without a wait</w:t>
+      </w:r>
+      <w:r>
+        <w:t xml:space="preserve"> </w:t>
+      </w:r>
+      <w:r>
+        <w:t xml:space="preserve">(</w:t>
+      </w:r>
+      <w:r>
+        <w:rPr>
+          <w:rStyle w:val="VerbatimChar"/>
+        </w:rPr>
+        <w:t xml:space="preserve">emmc.c</w:t>
+      </w:r>
+      <w:r>
+        <w:t xml:space="preserve">,</w:t>
+      </w:r>
+      <w:r>
+        <w:t xml:space="preserve"> </w:t>
+      </w:r>
+      <w:r>
+        <w:rPr>
+          <w:rStyle w:val="VerbatimChar"/>
+        </w:rPr>
+        <w:t xml:space="preserve">WR</w:t>
+      </w:r>
+      <w:r>
+        <w:t xml:space="preserve">): each write</w:t>
+      </w:r>
+      <w:r>
+        <w:t xml:space="preserve"> </w:t>
+      </w:r>
+      <w:r>
+        <w:t xml:space="preserve">waited 2 µs first — two periods of the SD clock, which is 2 µs at 1 MHz and 40 ns at 50 —, and</w:t>
+      </w:r>
+      <w:r>
+        <w:t xml:space="preserve"> </w:t>
+      </w:r>
+      <w:r>
+        <w:t xml:space="preserve">a command writes eight registers.</w:t>
+      </w:r>
+    </w:p>
+    <w:p>
+      <w:pPr>
+        <w:pStyle w:val="FirstParagraph"/>
+      </w:pPr>
+      <w:r>
+        <w:t xml:space="preserve">A frame's read:</w:t>
+      </w:r>
+      <w:r>
+        <w:t xml:space="preserve"> </w:t>
+      </w:r>
+      <w:r>
+        <w:rPr>
+          <w:b/>
+          <w:bCs/>
+        </w:rPr>
+        <w:t xml:space="preserve">93 µs</w:t>
+      </w:r>
+      <w:r>
+        <w:t xml:space="preserve"> </w:t>
+      </w:r>
+      <w:r>
+        <w:t xml:space="preserve">(was 270), a frame's write 16 µs (was 36).</w:t>
+      </w:r>
+    </w:p>
+    <w:p>
+      <w:pPr>
+        <w:pStyle w:val="BodyText"/>
+      </w:pPr>
+      <w:r>
+        <w:rPr>
+          <w:b/>
+          <w:bCs/>
+        </w:rPr>
+        <w:t xml:space="preserve">Receive glomming was tried and taken out.</w:t>
+      </w:r>
+      <w:r>
+        <w:t xml:space="preserve"> </w:t>
+      </w:r>
+      <w:r>
+        <w:rPr>
+          <w:rStyle w:val="VerbatimChar"/>
+        </w:rPr>
+        <w:t xml:space="preserve">bus:rxglom</w:t>
+      </w:r>
+      <w:r>
+        <w:t xml:space="preserve"> </w:t>
+      </w:r>
+      <w:r>
+        <w:t xml:space="preserve">is accepted by the firmware, which</w:t>
+      </w:r>
+      <w:r>
+        <w:t xml:space="preserve"> </w:t>
+      </w:r>
+      <w:r>
+        <w:t xml:space="preserve">then expects the glom header on what it is</w:t>
+      </w:r>
+      <w:r>
+        <w:t xml:space="preserve"> </w:t>
+      </w:r>
+      <w:r>
+        <w:rPr>
+          <w:i/>
+          <w:iCs/>
+        </w:rPr>
+        <w:t xml:space="preserve">sent</w:t>
+      </w:r>
+      <w:r>
+        <w:t xml:space="preserve"> </w:t>
+      </w:r>
+      <w:r>
+        <w:t xml:space="preserve">too (brcmfmac's</w:t>
+      </w:r>
+      <w:r>
+        <w:t xml:space="preserve"> </w:t>
+      </w:r>
+      <w:r>
+        <w:rPr>
+          <w:rStyle w:val="VerbatimChar"/>
+        </w:rPr>
+        <w:t xml:space="preserve">txglom</w:t>
+      </w:r>
+      <w:r>
+        <w:t xml:space="preserve">: 8 bytes between the</w:t>
+      </w:r>
+      <w:r>
+        <w:t xml:space="preserve"> </w:t>
+      </w:r>
+      <w:r>
+        <w:t xml:space="preserve">length words and the software header — without it the chip stops answering commands); with both</w:t>
+      </w:r>
+      <w:r>
+        <w:t xml:space="preserve"> </w:t>
+      </w:r>
+      <w:r>
+        <w:t xml:space="preserve">done the Wi-Fi works, but this firmware (the 43455's) never sent a superframe in 50 MB received,</w:t>
+      </w:r>
+      <w:r>
+        <w:t xml:space="preserve"> </w:t>
+      </w:r>
+      <w:r>
+        <w:t xml:space="preserve">and the rates were a little lower.</w:t>
+      </w:r>
+    </w:p>
+    <w:p>
+      <w:pPr>
+        <w:pStyle w:val="BodyText"/>
+      </w:pPr>
+      <w:r>
+        <w:rPr>
+          <w:b/>
+          <w:bCs/>
+        </w:rPr>
+        <w:t xml:space="preserve">Measured</w:t>
+      </w:r>
+      <w:r>
+        <w:t xml:space="preserve"> </w:t>
+      </w:r>
+      <w:r>
+        <w:t xml:space="preserve">(a Pi 4,</w:t>
+      </w:r>
+      <w:r>
+        <w:t xml:space="preserve"> </w:t>
+      </w:r>
+      <w:r>
+        <w:rPr>
+          <w:rStyle w:val="VerbatimChar"/>
+        </w:rPr>
+        <w:t xml:space="preserve">tcpbench</w:t>
+      </w:r>
+      <w:r>
+        <w:t xml:space="preserve"> </w:t>
+      </w:r>
+      <w:r>
+        <w:t xml:space="preserve">against a PC on the same access point; with the kernel's</w:t>
+      </w:r>
+      <w:r>
+        <w:t xml:space="preserve"> </w:t>
+      </w:r>
+      <w:r>
+        <w:t xml:space="preserve">inter-core interrupt of docs/02 §11, which came first, and §27's TCP changes, which came last):</w:t>
+      </w:r>
+    </w:p>
+    <w:tbl>
+      <w:tblPr>
+        <w:tblStyle w:val="Table"/>
+        <w:tblW w:type="auto" w:w="0"/>
+        <w:tblLook w:firstRow="1" w:lastRow="0" w:firstColumn="0" w:lastColumn="0" w:noHBand="0" w:noVBand="0" w:val="0020"/>
+      </w:tblPr>
+      <w:tblGrid>
+        <w:gridCol w:w="1980"/>
+        <w:gridCol w:w="1980"/>
+        <w:gridCol w:w="1980"/>
+        <w:gridCol w:w="1980"/>
+      </w:tblGrid>
+      <w:tr>
+        <w:trPr>
+          <w:tblHeader w:val="on"/>
+        </w:trPr>
+        <w:tc>
+          <w:tcPr/>
+          <w:p>
+            <w:pPr>
+              <w:pStyle w:val="Compact"/>
+            </w:pPr>
+          </w:p>
+        </w:tc>
+        <w:tc>
+          <w:tcPr/>
+          <w:p>
+            <w:pPr>
+              <w:pStyle w:val="Compact"/>
+            </w:pPr>
+            <w:r>
+              <w:t xml:space="preserve">echo round trip</w:t>
+            </w:r>
+          </w:p>
+        </w:tc>
+        <w:tc>
+          <w:tcPr/>
+          <w:p>
+            <w:pPr>
+              <w:pStyle w:val="Compact"/>
+            </w:pPr>
+            <w:r>
+              <w:t xml:space="preserve">the Pi sends</w:t>
+            </w:r>
+          </w:p>
+        </w:tc>
+        <w:tc>
+          <w:tcPr/>
+          <w:p>
+            <w:pPr>
+              <w:pStyle w:val="Compact"/>
+            </w:pPr>
+            <w:r>
+              <w:t xml:space="preserve">the Pi receives</w:t>
+            </w:r>
+          </w:p>
+        </w:tc>
+      </w:tr>
+      <w:tr>
+        <w:tc>
+          <w:tcPr/>
+          <w:p>
+            <w:pPr>
+              <w:pStyle w:val="Compact"/>
+            </w:pPr>
+            <w:r>
+              <w:t xml:space="preserve">before</w:t>
+            </w:r>
+          </w:p>
+        </w:tc>
+        <w:tc>
+          <w:tcPr/>
+          <w:p>
+            <w:pPr>
+              <w:pStyle w:val="Compact"/>
+            </w:pPr>
+            <w:r>
+              <w:t xml:space="preserve">10.4 ms</w:t>
+            </w:r>
+          </w:p>
+        </w:tc>
+        <w:tc>
+          <w:tcPr/>
+          <w:p>
+            <w:pPr>
+              <w:pStyle w:val="Compact"/>
+            </w:pPr>
+            <w:r>
+              <w:t xml:space="preserve">795 KB/s</w:t>
+            </w:r>
+          </w:p>
+        </w:tc>
+        <w:tc>
+          <w:tcPr/>
+          <w:p>
+            <w:pPr>
+              <w:pStyle w:val="Compact"/>
+            </w:pPr>
+            <w:r>
+              <w:t xml:space="preserve">504 KB/s</w:t>
+            </w:r>
+          </w:p>
+        </w:tc>
+      </w:tr>
+      <w:tr>
+        <w:tc>
+          <w:tcPr/>
+          <w:p>
+            <w:pPr>
+              <w:pStyle w:val="Compact"/>
+            </w:pPr>
+            <w:r>
+              <w:t xml:space="preserve">the IPI (kernel)</w:t>
+            </w:r>
+          </w:p>
+        </w:tc>
+        <w:tc>
+          <w:tcPr/>
+          <w:p>
+            <w:pPr>
+              <w:pStyle w:val="Compact"/>
+            </w:pPr>
+            <w:r>
+              <w:t xml:space="preserve">2.8 ms</w:t>
+            </w:r>
+          </w:p>
+        </w:tc>
+        <w:tc>
+          <w:tcPr/>
+          <w:p>
+            <w:pPr>
+              <w:pStyle w:val="Compact"/>
+            </w:pPr>
+            <w:r>
+              <w:t xml:space="preserve">1128 KB/s</w:t>
+            </w:r>
+          </w:p>
+        </w:tc>
+        <w:tc>
+          <w:tcPr/>
+          <w:p>
+            <w:pPr>
+              <w:pStyle w:val="Compact"/>
+            </w:pPr>
+            <w:r>
+              <w:t xml:space="preserve">1008 KB/s</w:t>
+            </w:r>
+          </w:p>
+        </w:tc>
+      </w:tr>
+      <w:tr>
+        <w:tc>
+          <w:tcPr/>
+          <w:p>
+            <w:pPr>
+              <w:pStyle w:val="Compact"/>
+            </w:pPr>
+            <w:r>
+              <w:t xml:space="preserve">+ the chip polled</w:t>
+            </w:r>
+          </w:p>
+        </w:tc>
+        <w:tc>
+          <w:tcPr/>
+          <w:p>
+            <w:pPr>
+              <w:pStyle w:val="Compact"/>
+            </w:pPr>
+            <w:r>
+              <w:t xml:space="preserve">2.8 ms</w:t>
+            </w:r>
+          </w:p>
+        </w:tc>
+        <w:tc>
+          <w:tcPr/>
+          <w:p>
+            <w:pPr>
+              <w:pStyle w:val="Compact"/>
+            </w:pPr>
+            <w:r>
+              <w:t xml:space="preserve">3.3 MB/s</w:t>
+            </w:r>
+          </w:p>
+        </w:tc>
+        <w:tc>
+          <w:tcPr/>
+          <w:p>
+            <w:pPr>
+              <w:pStyle w:val="Compact"/>
+            </w:pPr>
+            <w:r>
+              <w:t xml:space="preserve">1 MB/s</w:t>
+            </w:r>
+          </w:p>
+        </w:tc>
+      </w:tr>
+      <w:tr>
+        <w:tc>
+          <w:tcPr/>
+          <w:p>
+            <w:pPr>
+              <w:pStyle w:val="Compact"/>
+            </w:pPr>
+            <w:r>
+              <w:t xml:space="preserve">+ 5 GHz (VHT, 80 MHz, link 195–292 Mbit/s)</w:t>
+            </w:r>
+          </w:p>
+        </w:tc>
+        <w:tc>
+          <w:tcPr/>
+          <w:p>
+            <w:pPr>
+              <w:pStyle w:val="Compact"/>
+            </w:pPr>
+            <w:r>
+              <w:t xml:space="preserve">2.2 ms</w:t>
+            </w:r>
+          </w:p>
+        </w:tc>
+        <w:tc>
+          <w:tcPr/>
+          <w:p>
+            <w:pPr>
+              <w:pStyle w:val="Compact"/>
+            </w:pPr>
+            <w:r>
+              <w:t xml:space="preserve">4.3 MB/s</w:t>
+            </w:r>
+          </w:p>
+        </w:tc>
+        <w:tc>
+          <w:tcPr/>
+          <w:p>
+            <w:pPr>
+              <w:pStyle w:val="Compact"/>
+            </w:pPr>
+            <w:r>
+              <w:t xml:space="preserve">4.4 MB/s</w:t>
+            </w:r>
+          </w:p>
+        </w:tc>
+      </w:tr>
+      <w:tr>
+        <w:tc>
+          <w:tcPr/>
+          <w:p>
+            <w:pPr>
+              <w:pStyle w:val="Compact"/>
+            </w:pPr>
+            <w:r>
+              <w:t xml:space="preserve">+ TCP window scaling (§27)</w:t>
+            </w:r>
+          </w:p>
+        </w:tc>
+        <w:tc>
+          <w:tcPr/>
+          <w:p>
+            <w:pPr>
+              <w:pStyle w:val="Compact"/>
+            </w:pPr>
+            <w:r>
+              <w:t xml:space="preserve">2.3 ms</w:t>
+            </w:r>
+          </w:p>
+        </w:tc>
+        <w:tc>
+          <w:tcPr/>
+          <w:p>
+            <w:pPr>
+              <w:pStyle w:val="Compact"/>
+            </w:pPr>
+            <w:r>
+              <w:t xml:space="preserve">6.6 MB/s</w:t>
+            </w:r>
+          </w:p>
+        </w:tc>
+        <w:tc>
+          <w:tcPr/>
+          <w:p>
+            <w:pPr>
+              <w:pStyle w:val="Compact"/>
+            </w:pPr>
+            <w:r>
+              <w:t xml:space="preserve">4.6 MB/s</w:t>
+            </w:r>
+          </w:p>
+        </w:tc>
+      </w:tr>
+      <w:tr>
+        <w:tc>
+          <w:tcPr/>
+          <w:p>
+            <w:pPr>
+              <w:pStyle w:val="Compact"/>
+            </w:pPr>
+            <w:r>
+              <w:t xml:space="preserve">+ one command a frame, the locks</w:t>
+            </w:r>
+          </w:p>
+        </w:tc>
+        <w:tc>
+          <w:tcPr/>
+          <w:p>
+            <w:pPr>
+              <w:pStyle w:val="Compact"/>
+            </w:pPr>
+            <w:r>
+              <w:t xml:space="preserve">2.3 ms</w:t>
+            </w:r>
+          </w:p>
+        </w:tc>
+        <w:tc>
+          <w:tcPr/>
+          <w:p>
+            <w:pPr>
+              <w:pStyle w:val="Compact"/>
+            </w:pPr>
+            <w:r>
+              <w:t xml:space="preserve">6.4 MB/s</w:t>
+            </w:r>
+          </w:p>
+        </w:tc>
+        <w:tc>
+          <w:tcPr/>
+          <w:p>
+            <w:pPr>
+              <w:pStyle w:val="Compact"/>
+            </w:pPr>
+            <w:r>
+              <w:t xml:space="preserve">5.5 MB/s</w:t>
+            </w:r>
+          </w:p>
+        </w:tc>
+      </w:tr>
+      <w:tr>
+        <w:tc>
+          <w:tcPr/>
+          <w:p>
+            <w:pPr>
+              <w:pStyle w:val="Compact"/>
+            </w:pPr>
+            <w:r>
+              <w:t xml:space="preserve">+ the bus at 50 MHz</w:t>
+            </w:r>
+          </w:p>
+        </w:tc>
+        <w:tc>
+          <w:tcPr/>
+          <w:p>
+            <w:pPr>
+              <w:pStyle w:val="Compact"/>
+            </w:pPr>
+            <w:r>
+              <w:t xml:space="preserve">2.2 ms</w:t>
+            </w:r>
+          </w:p>
+        </w:tc>
+        <w:tc>
+          <w:tcPr/>
+          <w:p>
+            <w:pPr>
+              <w:pStyle w:val="Compact"/>
+            </w:pPr>
+            <w:r>
+              <w:t xml:space="preserve">7.5–8.1 MB/s</w:t>
+            </w:r>
+          </w:p>
+        </w:tc>
+        <w:tc>
+          <w:tcPr/>
+          <w:p>
+            <w:pPr>
+              <w:pStyle w:val="Compact"/>
+            </w:pPr>
+            <w:r>
+              <w:t xml:space="preserve">6–7 MB/s</w:t>
+            </w:r>
+          </w:p>
+        </w:tc>
+      </w:tr>
+      <w:tr>
+        <w:tc>
+          <w:tcPr/>
+          <w:p>
+            <w:pPr>
+              <w:pStyle w:val="Compact"/>
+            </w:pPr>
+            <w:r>
+              <w:t xml:space="preserve">+ the registers written without a wait</w:t>
+            </w:r>
+          </w:p>
+        </w:tc>
+        <w:tc>
+          <w:tcPr/>
+          <w:p>
+            <w:pPr>
+              <w:pStyle w:val="Compact"/>
+            </w:pPr>
+            <w:r>
+              <w:t xml:space="preserve">2.1 ms</w:t>
+            </w:r>
+          </w:p>
+        </w:tc>
+        <w:tc>
+          <w:tcPr/>
+          <w:p>
+            <w:pPr>
+              <w:pStyle w:val="Compact"/>
+            </w:pPr>
+            <w:r>
+              <w:t xml:space="preserve">8–9.5 MB/s</w:t>
+            </w:r>
+          </w:p>
+        </w:tc>
+        <w:tc>
+          <w:tcPr/>
+          <w:p>
+            <w:pPr>
+              <w:pStyle w:val="Compact"/>
+            </w:pPr>
+            <w:r>
+              <w:rPr>
+                <w:b/>
+                <w:bCs/>
+              </w:rPr>
+              <w:t xml:space="preserve">8.7 MB/s</w:t>
+            </w:r>
+          </w:p>
+        </w:tc>
+      </w:tr>
+    </w:tbl>
+    <w:p>
+      <w:pPr>
+        <w:pStyle w:val="BodyText"/>
+      </w:pPr>
+      <w:r>
+        <w:t xml:space="preserve">From the internet (the Pi's</w:t>
+      </w:r>
+      <w:r>
+        <w:t xml:space="preserve"> </w:t>
+      </w:r>
+      <w:r>
+        <w:rPr>
+          <w:rStyle w:val="VerbatimChar"/>
+        </w:rPr>
+        <w:t xml:space="preserve">curl</w:t>
+      </w:r>
+      <w:r>
+        <w:t xml:space="preserve">): 30 MB from Cloudflare at 7.1–8.5 MB/s (it was 0.8, then</w:t>
+      </w:r>
+      <w:r>
+        <w:t xml:space="preserve"> </w:t>
+      </w:r>
+      <w:r>
+        <w:t xml:space="preserve">2.2–2.8 with the first four rows); YouTube's 3 MB player script in 0.6 s (was 4 to 23 s). No</w:t>
+      </w:r>
+      <w:r>
+        <w:t xml:space="preserve"> </w:t>
+      </w:r>
+      <w:r>
+        <w:t xml:space="preserve">error of the driver in 4 × 64 MB each way.</w:t>
+      </w:r>
+    </w:p>
+    <w:p>
+      <w:pPr>
+        <w:pStyle w:val="BodyText"/>
+      </w:pPr>
+      <w:r>
+        <w:rPr>
+          <w:b/>
+          <w:bCs/>
+        </w:rPr>
+        <w:t xml:space="preserve">What limits it now</w:t>
+      </w:r>
+      <w:r>
+        <w:t xml:space="preserve"> </w:t>
+      </w:r>
+      <w:r>
+        <w:t xml:space="preserve">(</w:t>
+      </w:r>
+      <w:r>
+        <w:rPr>
+          <w:rStyle w:val="VerbatimChar"/>
+        </w:rPr>
+        <w:t xml:space="preserve">netstat=1</w:t>
+      </w:r>
+      <w:r>
+        <w:t xml:space="preserve">): 6000 frames a second at 93 µs each is over half the</w:t>
+      </w:r>
+      <w:r>
+        <w:t xml:space="preserve"> </w:t>
+      </w:r>
+      <w:r>
+        <w:t xml:space="preserve">reader's time — 61 µs of it is the frame's data on the bus —, and the Pi acknowledges every</w:t>
+      </w:r>
+      <w:r>
+        <w:t xml:space="preserve"> </w:t>
+      </w:r>
+      <w:r>
+        <w:t xml:space="preserve">segment (6000 frames sent a second while it receives). What is left: delayed acknowledgements. The bus is on four lines (</w:t>
+      </w:r>
+      <w:r>
+        <w:rPr>
+          <w:rStyle w:val="VerbatimChar"/>
+        </w:rPr>
+        <w:t xml:space="preserve">Busifc</w:t>
+      </w:r>
+      <w:r>
+        <w:t xml:space="preserve"> </w:t>
+      </w:r>
+      <w:r>
+        <w:t xml:space="preserve">2) and the link is</w:t>
+      </w:r>
+      <w:r>
+        <w:t xml:space="preserve"> </w:t>
+      </w:r>
+      <w:r>
+        <w:t xml:space="preserve">VHT (</w:t>
+      </w:r>
+      <w:r>
+        <w:rPr>
+          <w:rStyle w:val="VerbatimChar"/>
+        </w:rPr>
+        <w:t xml:space="preserve">vhtmode 1</w:t>
+      </w:r>
+      <w:r>
+        <w:t xml:space="preserve">, chanspec</w:t>
+      </w:r>
+      <w:r>
+        <w:t xml:space="preserve"> </w:t>
+      </w:r>
+      <w:r>
+        <w:rPr>
+          <w:rStyle w:val="VerbatimChar"/>
+        </w:rPr>
+        <w:t xml:space="preserve">e02a</w:t>
+      </w:r>
+      <w:r>
+        <w:t xml:space="preserve">): neither is the limit.</w:t>
+      </w:r>
+    </w:p>
+    <w:p>
+      <w:pPr>
+        <w:pStyle w:val="BodyText"/>
+      </w:pPr>
+      <w:r>
+        <w:rPr>
+          <w:b/>
+          <w:bCs/>
+        </w:rPr>
+        <w:t xml:space="preserve">5. The frames sent are not aggregated (</w:t>
+      </w:r>
+      <w:r>
+        <w:rPr>
+          <w:rStyle w:val="VerbatimChar"/>
+          <w:b/>
+          <w:bCs/>
+        </w:rPr>
+        <w:t xml:space="preserve">onyx_wl_ampdu_tx = 0</w:t>
+      </w:r>
+      <w:r>
+        <w:rPr>
+          <w:b/>
+          <w:bCs/>
+        </w:rPr>
+        <w:t xml:space="preserve">: the firmware's</w:t>
+      </w:r>
+      <w:r>
+        <w:rPr>
+          <w:b/>
+          <w:bCs/>
+        </w:rPr>
+        <w:t xml:space="preserve"> </w:t>
+      </w:r>
+      <w:r>
+        <w:rPr>
+          <w:rStyle w:val="VerbatimChar"/>
+          <w:b/>
+          <w:bCs/>
+        </w:rPr>
+        <w:t xml:space="preserve">ampdu_tx</w:t>
+      </w:r>
+      <w:r>
+        <w:rPr>
+          <w:b/>
+          <w:bCs/>
+        </w:rPr>
+        <w:t xml:space="preserve">).</w:t>
+      </w:r>
+      <w:r>
+        <w:t xml:space="preserve"> </w:t>
+      </w:r>
+      <w:r>
+        <w:t xml:space="preserve">The symptom was the user's:</w:t>
+      </w:r>
+      <w:r>
+        <w:t xml:space="preserve"> </w:t>
+      </w:r>
+      <w:r>
+        <w:rPr>
+          <w:i/>
+          <w:iCs/>
+        </w:rPr>
+        <w:t xml:space="preserve">while the browser loads a page, the remote desktop freezes</w:t>
+      </w:r>
+      <w:r>
+        <w:t xml:space="preserve">. Measured:</w:t>
+      </w:r>
+      <w:r>
+        <w:t xml:space="preserve"> </w:t>
+      </w:r>
+      <w:r>
+        <w:t xml:space="preserve">during a download from the internet the PC's pings of the Pi lost 20 % of their answers, and</w:t>
+      </w:r>
+      <w:r>
+        <w:t xml:space="preserve"> </w:t>
+      </w:r>
+      <w:r>
+        <w:rPr>
+          <w:b/>
+          <w:bCs/>
+        </w:rPr>
+        <w:t xml:space="preserve">50 to 75 % during a download limited to 1 MB/s</w:t>
+      </w:r>
+      <w:r>
+        <w:t xml:space="preserve"> </w:t>
+      </w:r>
+      <w:r>
+        <w:t xml:space="preserve">(none when idle); an echo on another TCP</w:t>
+      </w:r>
+      <w:r>
+        <w:t xml:space="preserve"> </w:t>
+      </w:r>
+      <w:r>
+        <w:t xml:space="preserve">connection came back after 1, 3, 7 seconds (the Pi's retransmission timeouts: its minimum is</w:t>
+      </w:r>
+      <w:r>
+        <w:t xml:space="preserve"> </w:t>
+      </w:r>
+      <w:r>
+        <w:t xml:space="preserve">1 s), a telnet session stalled for a minute. Where the packets went, step by step:</w:t>
+      </w:r>
+    </w:p>
+    <w:p>
+      <w:pPr>
+        <w:pStyle w:val="Compact"/>
+        <w:numPr>
+          <w:ilvl w:val="0"/>
+          <w:numId w:val="1009"/>
+        </w:numPr>
+      </w:pPr>
+      <w:r>
+        <w:t xml:space="preserve">the Pi's network core is never held (its longest scheduler round in 5 s: 0.65 ms);</w:t>
+      </w:r>
+    </w:p>
+    <w:p>
+      <w:pPr>
+        <w:pStyle w:val="Compact"/>
+        <w:numPr>
+          <w:ilvl w:val="0"/>
+          <w:numId w:val="1009"/>
+        </w:numPr>
+      </w:pPr>
+      <w:r>
+        <w:t xml:space="preserve">the Pi</w:t>
+      </w:r>
+      <w:r>
+        <w:t xml:space="preserve"> </w:t>
+      </w:r>
+      <w:r>
+        <w:rPr>
+          <w:b/>
+          <w:bCs/>
+        </w:rPr>
+        <w:t xml:space="preserve">receives every request and writes every answer to the chip</w:t>
+      </w:r>
+      <w:r>
+        <w:t xml:space="preserve"> </w:t>
+      </w:r>
+      <w:r>
+        <w:t xml:space="preserve">(the driver's counts of</w:t>
+      </w:r>
+      <w:r>
+        <w:t xml:space="preserve"> </w:t>
+      </w:r>
+      <w:r>
+        <w:t xml:space="preserve">ICMP frames handed up and taken down: 150 / 150), never keeping a frame more than 19 ms;</w:t>
+      </w:r>
+    </w:p>
+    <w:p>
+      <w:pPr>
+        <w:pStyle w:val="Compact"/>
+        <w:numPr>
+          <w:ilvl w:val="0"/>
+          <w:numId w:val="1009"/>
+        </w:numPr>
+      </w:pPr>
+      <w:r>
+        <w:t xml:space="preserve">the PC receives a third of them (Windows' counters: no damaged packet, just fewer), and the</w:t>
+      </w:r>
+      <w:r>
+        <w:t xml:space="preserve"> </w:t>
+      </w:r>
+      <w:r>
+        <w:t xml:space="preserve">Pi's own pings to the gateway are lost alike at that time (8 answered of 25): it is</w:t>
+      </w:r>
+      <w:r>
+        <w:t xml:space="preserve"> </w:t>
+      </w:r>
+      <w:r>
+        <w:rPr>
+          <w:b/>
+          <w:bCs/>
+        </w:rPr>
+        <w:t xml:space="preserve">what the</w:t>
+      </w:r>
+      <w:r>
+        <w:rPr>
+          <w:b/>
+          <w:bCs/>
+        </w:rPr>
+        <w:t xml:space="preserve"> </w:t>
+      </w:r>
+      <w:r>
+        <w:rPr>
+          <w:b/>
+          <w:bCs/>
+        </w:rPr>
+        <w:t xml:space="preserve">Pi sends</w:t>
+      </w:r>
+      <w:r>
+        <w:t xml:space="preserve"> </w:t>
+      </w:r>
+      <w:r>
+        <w:t xml:space="preserve">that disappears, whatever its destination — its TCP acknowledgements too, which a</w:t>
+      </w:r>
+      <w:r>
+        <w:t xml:space="preserve"> </w:t>
+      </w:r>
+      <w:r>
+        <w:t xml:space="preserve">download does not notice (they are cumulative);</w:t>
+      </w:r>
+    </w:p>
+    <w:p>
+      <w:pPr>
+        <w:pStyle w:val="Compact"/>
+        <w:numPr>
+          <w:ilvl w:val="0"/>
+          <w:numId w:val="1009"/>
+        </w:numPr>
+      </w:pPr>
+      <w:r>
+        <w:t xml:space="preserve">the firmware counts them as sent and acknowledged (its</w:t>
+      </w:r>
+      <w:r>
+        <w:t xml:space="preserve"> </w:t>
+      </w:r>
+      <w:r>
+        <w:rPr>
+          <w:rStyle w:val="VerbatimChar"/>
+        </w:rPr>
+        <w:t xml:space="preserve">counters</w:t>
+      </w:r>
+      <w:r>
+        <w:t xml:space="preserve">:</w:t>
+      </w:r>
+      <w:r>
+        <w:t xml:space="preserve"> </w:t>
+      </w:r>
+      <w:r>
+        <w:rPr>
+          <w:rStyle w:val="VerbatimChar"/>
+        </w:rPr>
+        <w:t xml:space="preserve">txfail</w:t>
+      </w:r>
+      <w:r>
+        <w:t xml:space="preserve"> </w:t>
+      </w:r>
+      <w:r>
+        <w:t xml:space="preserve">2 in 3453 frames).</w:t>
+      </w:r>
+    </w:p>
+    <w:p>
+      <w:pPr>
+        <w:pStyle w:val="FirstParagraph"/>
+      </w:pPr>
+      <w:r>
+        <w:t xml:space="preserve">So the frames are lost after the access point's block acknowledgement — in the firmware's or the</w:t>
+      </w:r>
+      <w:r>
+        <w:t xml:space="preserve"> </w:t>
+      </w:r>
+      <w:r>
+        <w:t xml:space="preserve">access point's handling of the aggregates (an Orange Livebox, 5 GHz, VHT 80 MHz, −70 dBm). What</w:t>
+      </w:r>
+      <w:r>
+        <w:t xml:space="preserve"> </w:t>
+      </w:r>
+      <w:r>
+        <w:t xml:space="preserve">changes it:</w:t>
+      </w:r>
+      <w:r>
+        <w:t xml:space="preserve"> </w:t>
+      </w:r>
+      <w:r>
+        <w:rPr>
+          <w:rStyle w:val="VerbatimChar"/>
+          <w:b/>
+          <w:bCs/>
+        </w:rPr>
+        <w:t xml:space="preserve">ampdu_tx</w:t>
+      </w:r>
+      <w:r>
+        <w:rPr>
+          <w:b/>
+          <w:bCs/>
+        </w:rPr>
+        <w:t xml:space="preserve"> </w:t>
+      </w:r>
+      <w:r>
+        <w:rPr>
+          <w:b/>
+          <w:bCs/>
+        </w:rPr>
+        <w:t xml:space="preserve">0 — none lost</w:t>
+      </w:r>
+      <w:r>
+        <w:t xml:space="preserve"> </w:t>
+      </w:r>
+      <w:r>
+        <w:t xml:space="preserve">(</w:t>
+      </w:r>
+      <w:r>
+        <w:rPr>
+          <w:rStyle w:val="VerbatimChar"/>
+        </w:rPr>
+        <w:t xml:space="preserve">wlinit</w:t>
+      </w:r>
+      <w:r>
+        <w:t xml:space="preserve">: the interface taken down, the setting, up</w:t>
+      </w:r>
+      <w:r>
+        <w:t xml:space="preserve"> </w:t>
+      </w:r>
+      <w:r>
+        <w:t xml:space="preserve">again; it is refused while up). What does not: a 40 MHz channel (</w:t>
+      </w:r>
+      <w:r>
+        <w:rPr>
+          <w:rStyle w:val="VerbatimChar"/>
+        </w:rPr>
+        <w:t xml:space="preserve">bw_cap</w:t>
+      </w:r>
+      <w:r>
+        <w:t xml:space="preserve">), a block</w:t>
+      </w:r>
+      <w:r>
+        <w:t xml:space="preserve"> </w:t>
+      </w:r>
+      <w:r>
+        <w:t xml:space="preserve">acknowledgement window of 8 (</w:t>
+      </w:r>
+      <w:r>
+        <w:rPr>
+          <w:rStyle w:val="VerbatimChar"/>
+        </w:rPr>
+        <w:t xml:space="preserve">ampdu_ba_wsize</w:t>
+      </w:r>
+      <w:r>
+        <w:t xml:space="preserve">), no RTS (</w:t>
+      </w:r>
+      <w:r>
+        <w:rPr>
+          <w:rStyle w:val="VerbatimChar"/>
+        </w:rPr>
+        <w:t xml:space="preserve">ampdu_rts</w:t>
+      </w:r>
+      <w:r>
+        <w:t xml:space="preserve">), no A-MSDU, a receive</w:t>
+      </w:r>
+      <w:r>
+        <w:t xml:space="preserve"> </w:t>
+      </w:r>
+      <w:r>
+        <w:t xml:space="preserve">window of 8. The price is the Pi's own sending rate — each frame is a transmission of its own —</w:t>
+      </w:r>
+      <w:r>
+        <w:t xml:space="preserve"> </w:t>
+      </w:r>
+      <w:r>
+        <w:t xml:space="preserve">and the acknowledgements of what it receives: hence §27's delayed acknowledgements.</w:t>
+      </w:r>
+    </w:p>
+    <w:tbl>
+      <w:tblPr>
+        <w:tblStyle w:val="Table"/>
+        <w:tblW w:type="auto" w:w="0"/>
+        <w:tblLook w:firstRow="1" w:lastRow="0" w:firstColumn="0" w:lastColumn="0" w:noHBand="0" w:noVBand="0" w:val="0020"/>
+      </w:tblPr>
+      <w:tblGrid>
+        <w:gridCol w:w="1320"/>
+        <w:gridCol w:w="1320"/>
+        <w:gridCol w:w="1320"/>
+        <w:gridCol w:w="1320"/>
+        <w:gridCol w:w="1320"/>
+        <w:gridCol w:w="1320"/>
+      </w:tblGrid>
+      <w:tr>
+        <w:trPr>
+          <w:tblHeader w:val="on"/>
+        </w:trPr>
+        <w:tc>
+          <w:tcPr/>
+          <w:p>
+            <w:pPr>
+              <w:pStyle w:val="Compact"/>
+            </w:pPr>
+            <w:r>
+              <w:t xml:space="preserve">the kernel's defaults now</w:t>
+            </w:r>
+          </w:p>
+        </w:tc>
+        <w:tc>
+          <w:tcPr/>
+          <w:p>
+            <w:pPr>
+              <w:pStyle w:val="Compact"/>
+            </w:pPr>
+            <w:r>
+              <w:t xml:space="preserve">the Pi receives</w:t>
+            </w:r>
+          </w:p>
+        </w:tc>
+        <w:tc>
+          <w:tcPr/>
+          <w:p>
+            <w:pPr>
+              <w:pStyle w:val="Compact"/>
+            </w:pPr>
+            <w:r>
+              <w:t xml:space="preserve">the Pi sends</w:t>
+            </w:r>
+          </w:p>
+        </w:tc>
+        <w:tc>
+          <w:tcPr/>
+          <w:p>
+            <w:pPr>
+              <w:pStyle w:val="Compact"/>
+            </w:pPr>
+            <w:r>
+              <w:t xml:space="preserve">from the internet</w:t>
+            </w:r>
+          </w:p>
+        </w:tc>
+        <w:tc>
+          <w:tcPr/>
+          <w:p>
+            <w:pPr>
+              <w:pStyle w:val="Compact"/>
+            </w:pPr>
+            <w:r>
+              <w:t xml:space="preserve">the PC's pings lost during a download</w:t>
+            </w:r>
+          </w:p>
+        </w:tc>
+        <w:tc>
+          <w:tcPr/>
+          <w:p>
+            <w:pPr>
+              <w:pStyle w:val="Compact"/>
+            </w:pPr>
+            <w:r>
+              <w:t xml:space="preserve">an echo during a download</w:t>
+            </w:r>
+          </w:p>
+        </w:tc>
+      </w:tr>
+      <w:tr>
+        <w:tc>
+          <w:tcPr/>
+          <w:p>
+            <w:pPr>
+              <w:pStyle w:val="Compact"/>
+            </w:pPr>
+            <w:r>
+              <w:t xml:space="preserve">A-MPDU on what is sent (the table above's last row)</w:t>
+            </w:r>
+          </w:p>
+        </w:tc>
+        <w:tc>
+          <w:tcPr/>
+          <w:p>
+            <w:pPr>
+              <w:pStyle w:val="Compact"/>
+            </w:pPr>
+            <w:r>
+              <w:t xml:space="preserve">8.7 MB/s</w:t>
+            </w:r>
+          </w:p>
+        </w:tc>
+        <w:tc>
+          <w:tcPr/>
+          <w:p>
+            <w:pPr>
+              <w:pStyle w:val="Compact"/>
+            </w:pPr>
+            <w:r>
+              <w:t xml:space="preserve">8–9.5 MB/s</w:t>
+            </w:r>
+          </w:p>
+        </w:tc>
+        <w:tc>
+          <w:tcPr/>
+          <w:p>
+            <w:pPr>
+              <w:pStyle w:val="Compact"/>
+            </w:pPr>
+            <w:r>
+              <w:t xml:space="preserve">7–9 MB/s</w:t>
+            </w:r>
+          </w:p>
+        </w:tc>
+        <w:tc>
+          <w:tcPr/>
+          <w:p>
+            <w:pPr>
+              <w:pStyle w:val="Compact"/>
+            </w:pPr>
+            <w:r>
+              <w:t xml:space="preserve">20–75 %</w:t>
+            </w:r>
+          </w:p>
+        </w:tc>
+        <w:tc>
+          <w:tcPr/>
+          <w:p>
+            <w:pPr>
+              <w:pStyle w:val="Compact"/>
+            </w:pPr>
+            <w:r>
+              <w:t xml:space="preserve">up to 7 s</w:t>
+            </w:r>
+          </w:p>
+        </w:tc>
+      </w:tr>
+      <w:tr>
+        <w:tc>
+          <w:tcPr/>
+          <w:p>
+            <w:pPr>
+              <w:pStyle w:val="Compact"/>
+            </w:pPr>
+            <w:r>
+              <w:t xml:space="preserve">no A-MPDU on what is sent, an acknowledgement for 8 segments</w:t>
+            </w:r>
+          </w:p>
+        </w:tc>
+        <w:tc>
+          <w:tcPr/>
+          <w:p>
+            <w:pPr>
+              <w:pStyle w:val="Compact"/>
+            </w:pPr>
+            <w:r>
+              <w:t xml:space="preserve">3.8–4.8 MB/s</w:t>
+            </w:r>
+          </w:p>
+        </w:tc>
+        <w:tc>
+          <w:tcPr/>
+          <w:p>
+            <w:pPr>
+              <w:pStyle w:val="Compact"/>
+            </w:pPr>
+            <w:r>
+              <w:t xml:space="preserve">1.3–1.7 MB/s</w:t>
+            </w:r>
+          </w:p>
+        </w:tc>
+        <w:tc>
+          <w:tcPr/>
+          <w:p>
+            <w:pPr>
+              <w:pStyle w:val="Compact"/>
+            </w:pPr>
+            <w:r>
+              <w:t xml:space="preserve">5.6–5.9 MB/s</w:t>
+            </w:r>
+          </w:p>
+        </w:tc>
+        <w:tc>
+          <w:tcPr/>
+          <w:p>
+            <w:pPr>
+              <w:pStyle w:val="Compact"/>
+            </w:pPr>
+            <w:r>
+              <w:rPr>
+                <w:b/>
+                <w:bCs/>
+              </w:rPr>
+              <w:t xml:space="preserve">0 %</w:t>
+            </w:r>
+          </w:p>
+        </w:tc>
+        <w:tc>
+          <w:tcPr/>
+          <w:p>
+            <w:pPr>
+              <w:pStyle w:val="Compact"/>
+            </w:pPr>
+            <w:r>
+              <w:rPr>
+                <w:b/>
+                <w:bCs/>
+              </w:rPr>
+              <w:t xml:space="preserve">77 ms at worst</w:t>
+            </w:r>
+          </w:p>
+        </w:tc>
+      </w:tr>
+      <w:tr>
+        <w:tc>
+          <w:tcPr/>
+          <w:p>
+            <w:pPr>
+              <w:pStyle w:val="Compact"/>
+            </w:pPr>
+            <w:r>
+              <w:rPr>
+                <w:b/>
+                <w:bCs/>
+              </w:rPr>
+              <w:t xml:space="preserve">+ frame bursting</w:t>
+            </w:r>
+            <w:r>
+              <w:t xml:space="preserve"> </w:t>
+            </w:r>
+            <w:r>
+              <w:t xml:space="preserve">(</w:t>
+            </w:r>
+            <w:r>
+              <w:rPr>
+                <w:rStyle w:val="VerbatimChar"/>
+              </w:rPr>
+              <w:t xml:space="preserve">onyx_wl_frameburst = 1</w:t>
+            </w:r>
+            <w:r>
+              <w:t xml:space="preserve">: the firmware's command 219, which Linux's brcmfmac sets too — several frames in one transmit opportunity)</w:t>
+            </w:r>
+          </w:p>
+        </w:tc>
+        <w:tc>
+          <w:tcPr/>
+          <w:p>
+            <w:pPr>
+              <w:pStyle w:val="Compact"/>
+            </w:pPr>
+            <w:r>
+              <w:t xml:space="preserve">4 MB/s</w:t>
+            </w:r>
+          </w:p>
+        </w:tc>
+        <w:tc>
+          <w:tcPr/>
+          <w:p>
+            <w:pPr>
+              <w:pStyle w:val="Compact"/>
+            </w:pPr>
+            <w:r>
+              <w:rPr>
+                <w:b/>
+                <w:bCs/>
+              </w:rPr>
+              <w:t xml:space="preserve">3.1 MB/s</w:t>
+            </w:r>
+          </w:p>
+        </w:tc>
+        <w:tc>
+          <w:tcPr/>
+          <w:p>
+            <w:pPr>
+              <w:pStyle w:val="Compact"/>
+            </w:pPr>
+            <w:r>
+              <w:t xml:space="preserve">6.5 MB/s</w:t>
+            </w:r>
+          </w:p>
+        </w:tc>
+        <w:tc>
+          <w:tcPr/>
+          <w:p>
+            <w:pPr>
+              <w:pStyle w:val="Compact"/>
+            </w:pPr>
+            <w:r>
+              <w:rPr>
+                <w:b/>
+                <w:bCs/>
+              </w:rPr>
+              <w:t xml:space="preserve">0 %</w:t>
+            </w:r>
+          </w:p>
+        </w:tc>
+        <w:tc>
+          <w:tcPr/>
+          <w:p>
+            <w:pPr>
+              <w:pStyle w:val="Compact"/>
+            </w:pPr>
+            <w:r>
+              <w:t xml:space="preserve">0.3 s at worst</w:t>
+            </w:r>
+          </w:p>
+        </w:tc>
+      </w:tr>
+    </w:tbl>
+    <w:p>
+      <w:pPr>
+        <w:pStyle w:val="BodyText"/>
+      </w:pPr>
+      <w:r>
+        <w:t xml:space="preserve">The settings are the driver's globals (</w:t>
+      </w:r>
+      <w:r>
+        <w:rPr>
+          <w:rStyle w:val="VerbatimChar"/>
+        </w:rPr>
+        <w:t xml:space="preserve">onyx_wl_ampdu_tx</w:t>
+      </w:r>
+      <w:r>
+        <w:t xml:space="preserve">,</w:t>
+      </w:r>
+      <w:r>
+        <w:t xml:space="preserve"> </w:t>
+      </w:r>
+      <w:r>
+        <w:rPr>
+          <w:rStyle w:val="VerbatimChar"/>
+        </w:rPr>
+        <w:t xml:space="preserve">_ampdu_rx</w:t>
+      </w:r>
+      <w:r>
+        <w:t xml:space="preserve">,</w:t>
+      </w:r>
+      <w:r>
+        <w:t xml:space="preserve"> </w:t>
+      </w:r>
+      <w:r>
+        <w:rPr>
+          <w:rStyle w:val="VerbatimChar"/>
+        </w:rPr>
+        <w:t xml:space="preserve">_ba_wsize</w:t>
+      </w:r>
+      <w:r>
+        <w:t xml:space="preserve">,</w:t>
+      </w:r>
+      <w:r>
+        <w:t xml:space="preserve"> </w:t>
+      </w:r>
+      <w:r>
+        <w:rPr>
+          <w:rStyle w:val="VerbatimChar"/>
+        </w:rPr>
+        <w:t xml:space="preserve">_ampdu_rts</w:t>
+      </w:r>
+      <w:r>
+        <w:t xml:space="preserve">,</w:t>
+      </w:r>
+      <w:r>
+        <w:t xml:space="preserve"> </w:t>
+      </w:r>
+      <w:r>
+        <w:rPr>
+          <w:rStyle w:val="VerbatimChar"/>
+        </w:rPr>
+        <w:t xml:space="preserve">_rx_ba_wsize</w:t>
+      </w:r>
+      <w:r>
+        <w:t xml:space="preserve">,</w:t>
+      </w:r>
+      <w:r>
+        <w:t xml:space="preserve"> </w:t>
+      </w:r>
+      <w:r>
+        <w:rPr>
+          <w:rStyle w:val="VerbatimChar"/>
+        </w:rPr>
+        <w:t xml:space="preserve">_bw5</w:t>
+      </w:r>
+      <w:r>
+        <w:t xml:space="preserve">,</w:t>
+      </w:r>
+      <w:r>
+        <w:t xml:space="preserve"> </w:t>
+      </w:r>
+      <w:r>
+        <w:rPr>
+          <w:rStyle w:val="VerbatimChar"/>
+        </w:rPr>
+        <w:t xml:space="preserve">_frameburst</w:t>
+      </w:r>
+      <w:r>
+        <w:t xml:space="preserve">; −1: the firmware's own), each a word of the</w:t>
+      </w:r>
+      <w:r>
+        <w:t xml:space="preserve"> </w:t>
+      </w:r>
+      <w:r>
+        <w:t xml:space="preserve">trial file.</w:t>
+      </w:r>
+      <w:r>
+        <w:t xml:space="preserve"> </w:t>
+      </w:r>
+      <w:r>
+        <w:rPr>
+          <w:b/>
+          <w:bCs/>
+        </w:rPr>
+        <w:t xml:space="preserve">To do</w:t>
+      </w:r>
+      <w:r>
+        <w:t xml:space="preserve">: whether a newer firmware aggregates soundly (the sending rate would be</w:t>
+      </w:r>
+      <w:r>
+        <w:t xml:space="preserve"> </w:t>
+      </w:r>
+      <w:r>
+        <w:t xml:space="preserve">6 to 9 MB/s again).</w:t>
+      </w:r>
+    </w:p>
+    <w:p>
+      <w:pPr>
+        <w:pStyle w:val="BodyText"/>
+      </w:pPr>
+      <w:r>
+        <w:rPr>
+          <w:b/>
+          <w:bCs/>
+        </w:rPr>
+        <w:t xml:space="preserve">Trying such a change</w:t>
+      </w:r>
+      <w:r>
+        <w:t xml:space="preserve"> </w:t>
+      </w:r>
+      <w:r>
+        <w:t xml:space="preserve">on a Pi that is only reachable by its Wi-Fi: the kernel's one-boot trial</w:t>
+      </w:r>
+      <w:r>
+        <w:t xml:space="preserve"> </w:t>
+      </w:r>
+      <w:r>
+        <w:t xml:space="preserve">file (docs/02 §11</w:t>
+      </w:r>
+      <w:r>
+        <w:t xml:space="preserve"> </w:t>
+      </w:r>
+      <w:r>
+        <w:rPr>
+          <w:i/>
+          <w:iCs/>
+        </w:rPr>
+        <w:t xml:space="preserve">A trial</w:t>
+      </w:r>
+      <w:r>
+        <w:t xml:space="preserve">): each of the bits above was tried alone that way before it became</w:t>
+      </w:r>
+      <w:r>
+        <w:t xml:space="preserve"> </w:t>
+      </w:r>
+      <w:r>
+        <w:t xml:space="preserve">the default.</w:t>
+      </w:r>
+    </w:p>
+    <w:bookmarkEnd w:id="48"/>
+    <w:bookmarkStart w:id="49" w:name="X38dc706e8124a7b81ffa3def12d2cd46abfaccc"/>
+    <w:p>
+      <w:pPr>
+        <w:pStyle w:val="Heading2"/>
+      </w:pPr>
+      <w:r>
+        <w:t xml:space="preserve">27. TCP: window scaling, a receive window that follows the queue</w:t>
+      </w:r>
+    </w:p>
+    <w:p>
+      <w:pPr>
+        <w:pStyle w:val="FirstParagraph"/>
+      </w:pPr>
+      <w:r>
+        <w:rPr>
+          <w:b/>
+          <w:bCs/>
+        </w:rPr>
+        <w:t xml:space="preserve">Why.</w:t>
+      </w:r>
+      <w:r>
+        <w:t xml:space="preserve"> </w:t>
+      </w:r>
+      <w:r>
+        <w:t xml:space="preserve">The receive window was a constant — 64240 bytes (§19), never scaled, never smaller: (1)</w:t>
+      </w:r>
+      <w:r>
+        <w:t xml:space="preserve"> </w:t>
+      </w:r>
+      <w:r>
+        <w:t xml:space="preserve">a connection carried at most 64 KB a round trip — 2.5 MB/s at 25 ms from the internet, and</w:t>
+      </w:r>
+      <w:r>
+        <w:t xml:space="preserve"> </w:t>
+      </w:r>
+      <w:r>
+        <w:t xml:space="preserve">4.5 MB/s on the LAN, where the queueing makes the round trip 14 ms; the Pi's own sends were held</w:t>
+      </w:r>
+      <w:r>
+        <w:t xml:space="preserve"> </w:t>
+      </w:r>
+      <w:r>
+        <w:t xml:space="preserve">to 64 KB too (the peer's window read without its scale, a 64 KB transmit threshold); (2) a reader</w:t>
+      </w:r>
+      <w:r>
+        <w:t xml:space="preserve"> </w:t>
+      </w:r>
+      <w:r>
+        <w:t xml:space="preserve">that stopped reading did not stop the peer: the receive queue grew without a limit (a paused</w:t>
+      </w:r>
+      <w:r>
+        <w:t xml:space="preserve"> </w:t>
+      </w:r>
+      <w:r>
+        <w:t xml:space="preserve">download, a video's loader that waits).</w:t>
+      </w:r>
+    </w:p>
+    <w:p>
+      <w:pPr>
+        <w:pStyle w:val="BodyText"/>
+      </w:pPr>
+      <w:r>
+        <w:rPr>
+          <w:b/>
+          <w:bCs/>
+        </w:rPr>
+        <w:t xml:space="preserve">What.</w:t>
+      </w:r>
+      <w:r>
+        <w:t xml:space="preserve"> </w:t>
+      </w:r>
+      <w:r>
+        <w:rPr>
+          <w:rStyle w:val="VerbatimChar"/>
+        </w:rPr>
+        <w:t xml:space="preserve">lib/net/tcpconnection.cpp</w:t>
+      </w:r>
+      <w:r>
+        <w:t xml:space="preserve"> </w:t>
+      </w:r>
+      <w:r>
+        <w:t xml:space="preserve">(the switch</w:t>
+      </w:r>
+      <w:r>
+        <w:t xml:space="preserve"> </w:t>
+      </w:r>
+      <w:r>
+        <w:rPr>
+          <w:rStyle w:val="VerbatimChar"/>
+        </w:rPr>
+        <w:t xml:space="preserve">onyx_tcp_ws</w:t>
+      </w:r>
+      <w:r>
+        <w:t xml:space="preserve">, set by the kernel; 0: as before):</w:t>
+      </w:r>
+    </w:p>
+    <w:p>
+      <w:pPr>
+        <w:pStyle w:val="Compact"/>
+        <w:numPr>
+          <w:ilvl w:val="0"/>
+          <w:numId w:val="1010"/>
+        </w:numPr>
+      </w:pPr>
+      <w:r>
+        <w:rPr>
+          <w:b/>
+          <w:bCs/>
+        </w:rPr>
+        <w:t xml:space="preserve">the option</w:t>
+      </w:r>
+      <w:r>
+        <w:t xml:space="preserve">: our SYN carries window scale 3 (after the MSS: NOP, kind 3, length 3); a</w:t>
+      </w:r>
+      <w:r>
+        <w:t xml:space="preserve"> </w:t>
+      </w:r>
+      <w:r>
+        <w:t xml:space="preserve">SYN+ACK carries it when the peer's SYN did.</w:t>
+      </w:r>
+      <w:r>
+        <w:t xml:space="preserve"> </w:t>
+      </w:r>
+      <w:r>
+        <w:rPr>
+          <w:rStyle w:val="VerbatimChar"/>
+        </w:rPr>
+        <w:t xml:space="preserve">ScanOptions</w:t>
+      </w:r>
+      <w:r>
+        <w:t xml:space="preserve"> </w:t>
+      </w:r>
+      <w:r>
+        <w:t xml:space="preserve">takes the peer's shift (in a SYN, in</w:t>
+      </w:r>
+      <w:r>
+        <w:t xml:space="preserve"> </w:t>
+      </w:r>
+      <w:r>
+        <w:rPr>
+          <w:rStyle w:val="VerbatimChar"/>
+        </w:rPr>
+        <w:t xml:space="preserve">SYN-SENT</w:t>
+      </w:r>
+      <w:r>
+        <w:t xml:space="preserve"> </w:t>
+      </w:r>
+      <w:r>
+        <w:t xml:space="preserve">or</w:t>
+      </w:r>
+      <w:r>
+        <w:t xml:space="preserve"> </w:t>
+      </w:r>
+      <w:r>
+        <w:rPr>
+          <w:rStyle w:val="VerbatimChar"/>
+        </w:rPr>
+        <w:t xml:space="preserve">LISTEN</w:t>
+      </w:r>
+      <w:r>
+        <w:t xml:space="preserve">); with both, the peer's window field is shifted left by its shift (never</w:t>
+      </w:r>
+      <w:r>
+        <w:t xml:space="preserve"> </w:t>
+      </w:r>
+      <w:r>
+        <w:t xml:space="preserve">in a SYN), ours right by 3, and the receive limit is 180 segments (262800 bytes).</w:t>
+      </w:r>
+      <w:r>
+        <w:t xml:space="preserve"> </w:t>
+      </w:r>
+      <w:r>
+        <w:rPr>
+          <w:rStyle w:val="VerbatimChar"/>
+        </w:rPr>
+        <w:t xml:space="preserve">TCP_MSS_HEADER_LEN</w:t>
+      </w:r>
+      <w:r>
+        <w:t xml:space="preserve"> </w:t>
+      </w:r>
+      <w:r>
+        <w:t xml:space="preserve">is 28 (the buffer's headroom).</w:t>
+      </w:r>
+    </w:p>
+    <w:p>
+      <w:pPr>
+        <w:pStyle w:val="Compact"/>
+        <w:numPr>
+          <w:ilvl w:val="0"/>
+          <w:numId w:val="1010"/>
+        </w:numPr>
+      </w:pPr>
+      <w:r>
+        <w:rPr>
+          <w:b/>
+          <w:bCs/>
+        </w:rPr>
+        <w:t xml:space="preserve">the window</w:t>
+      </w:r>
+      <w:r>
+        <w:t xml:space="preserve"> </w:t>
+      </w:r>
+      <w:r>
+        <w:t xml:space="preserve">sent is the room left in the receive queue (</w:t>
+      </w:r>
+      <w:r>
+        <w:rPr>
+          <w:rStyle w:val="VerbatimChar"/>
+        </w:rPr>
+        <w:t xml:space="preserve">ReceiveWindow</w:t>
+      </w:r>
+      <w:r>
+        <w:t xml:space="preserve">: the limit less</w:t>
+      </w:r>
+      <w:r>
+        <w:t xml:space="preserve"> </w:t>
+      </w:r>
+      <w:r>
+        <w:t xml:space="preserve">the bytes queued), in every segment;</w:t>
+      </w:r>
+      <w:r>
+        <w:t xml:space="preserve"> </w:t>
+      </w:r>
+      <w:r>
+        <w:rPr>
+          <w:rStyle w:val="VerbatimChar"/>
+        </w:rPr>
+        <w:t xml:space="preserve">Receive</w:t>
+      </w:r>
+      <w:r>
+        <w:t xml:space="preserve"> </w:t>
+      </w:r>
+      <w:r>
+        <w:t xml:space="preserve">— the reader made room — sends a window update</w:t>
+      </w:r>
+      <w:r>
+        <w:t xml:space="preserve"> </w:t>
+      </w:r>
+      <w:r>
+        <w:t xml:space="preserve">once that opens the window by a quarter of the limit over what the peer was last told.</w:t>
+      </w:r>
+    </w:p>
+    <w:p>
+      <w:pPr>
+        <w:pStyle w:val="Compact"/>
+        <w:numPr>
+          <w:ilvl w:val="0"/>
+          <w:numId w:val="1010"/>
+        </w:numPr>
+      </w:pPr>
+      <w:r>
+        <w:t xml:space="preserve">the transmit threshold (when</w:t>
+      </w:r>
+      <w:r>
+        <w:t xml:space="preserve"> </w:t>
+      </w:r>
+      <w:r>
+        <w:rPr>
+          <w:rStyle w:val="VerbatimChar"/>
+        </w:rPr>
+        <w:t xml:space="preserve">Send</w:t>
+      </w:r>
+      <w:r>
+        <w:t xml:space="preserve"> </w:t>
+      </w:r>
+      <w:r>
+        <w:t xml:space="preserve">waits, when a socket is writable) is 256 KB, the initial</w:t>
+      </w:r>
+      <w:r>
+        <w:t xml:space="preserve"> </w:t>
+      </w:r>
+      <w:r>
+        <w:t xml:space="preserve">slow-start threshold 1 MB with a scaled peer (it was 65535: linear growth past 64 KB).</w:t>
+      </w:r>
+    </w:p>
+    <w:p>
+      <w:pPr>
+        <w:pStyle w:val="Compact"/>
+        <w:numPr>
+          <w:ilvl w:val="0"/>
+          <w:numId w:val="1010"/>
+        </w:numPr>
+      </w:pPr>
+      <w:r>
+        <w:rPr>
+          <w:rStyle w:val="VerbatimChar"/>
+        </w:rPr>
+        <w:t xml:space="preserve">ScanOptions</w:t>
+      </w:r>
+      <w:r>
+        <w:t xml:space="preserve"> </w:t>
+      </w:r>
+      <w:r>
+        <w:t xml:space="preserve">stops at an option of length under 2 (it looped for ever).</w:t>
+      </w:r>
+    </w:p>
+    <w:p>
+      <w:pPr>
+        <w:pStyle w:val="Compact"/>
+        <w:numPr>
+          <w:ilvl w:val="0"/>
+          <w:numId w:val="1010"/>
+        </w:numPr>
+      </w:pPr>
+      <w:r>
+        <w:rPr>
+          <w:b/>
+          <w:bCs/>
+        </w:rPr>
+        <w:t xml:space="preserve">delayed acknowledgements</w:t>
+      </w:r>
+      <w:r>
+        <w:t xml:space="preserve"> </w:t>
+      </w:r>
+      <w:r>
+        <w:t xml:space="preserve">(</w:t>
+      </w:r>
+      <w:r>
+        <w:rPr>
+          <w:rStyle w:val="VerbatimChar"/>
+        </w:rPr>
+        <w:t xml:space="preserve">onyx_tcp_ws</w:t>
+      </w:r>
+      <w:r>
+        <w:t xml:space="preserve"> </w:t>
+      </w:r>
+      <w:r>
+        <w:t xml:space="preserve">bit 2,</w:t>
+      </w:r>
+      <w:r>
+        <w:t xml:space="preserve"> </w:t>
+      </w:r>
+      <w:r>
+        <w:rPr>
+          <w:rStyle w:val="VerbatimChar"/>
+        </w:rPr>
+        <w:t xml:space="preserve">onyx_tcp_ackn</w:t>
+      </w:r>
+      <w:r>
+        <w:t xml:space="preserve">: the kernel sets 8): every</w:t>
+      </w:r>
+      <w:r>
+        <w:t xml:space="preserve"> </w:t>
+      </w:r>
+      <w:r>
+        <w:t xml:space="preserve">data segment was acknowledged by a segment of its own — 6000 frames a second sent while</w:t>
+      </w:r>
+      <w:r>
+        <w:t xml:space="preserve"> </w:t>
+      </w:r>
+      <w:r>
+        <w:t xml:space="preserve">receiving 9 MB/s, each a transmission on the radio once they are no longer aggregated (§26, 5).</w:t>
+      </w:r>
+      <w:r>
+        <w:t xml:space="preserve"> </w:t>
+      </w:r>
+      <w:r>
+        <w:t xml:space="preserve">A full segment (1000 bytes or more) in order, without PUSH or FIN, that fills no hole, is</w:t>
+      </w:r>
+      <w:r>
+        <w:t xml:space="preserve"> </w:t>
+      </w:r>
+      <w:r>
+        <w:t xml:space="preserve">counted; the acknowledgement goes with the eighth, or from</w:t>
+      </w:r>
+      <w:r>
+        <w:t xml:space="preserve"> </w:t>
+      </w:r>
+      <w:r>
+        <w:rPr>
+          <w:rStyle w:val="VerbatimChar"/>
+        </w:rPr>
+        <w:t xml:space="preserve">Process</w:t>
+      </w:r>
+      <w:r>
+        <w:t xml:space="preserve"> </w:t>
+      </w:r>
+      <w:r>
+        <w:t xml:space="preserve">10 to 20 ms after the</w:t>
+      </w:r>
+      <w:r>
+        <w:t xml:space="preserve"> </w:t>
+      </w:r>
+      <w:r>
+        <w:t xml:space="preserve">first (</w:t>
+      </w:r>
+      <w:r>
+        <w:rPr>
+          <w:rStyle w:val="VerbatimChar"/>
+        </w:rPr>
+        <w:t xml:space="preserve">m_nAckPending</w:t>
+      </w:r>
+      <w:r>
+        <w:t xml:space="preserve">,</w:t>
+      </w:r>
+      <w:r>
+        <w:t xml:space="preserve"> </w:t>
+      </w:r>
+      <w:r>
+        <w:rPr>
+          <w:rStyle w:val="VerbatimChar"/>
+        </w:rPr>
+        <w:t xml:space="preserve">m_nAckPendingTicks</w:t>
+      </w:r>
+      <w:r>
+        <w:t xml:space="preserve">); a short segment (a request, a keystroke), a</w:t>
+      </w:r>
+      <w:r>
+        <w:t xml:space="preserve"> </w:t>
+      </w:r>
+      <w:r>
+        <w:t xml:space="preserve">PUSH, an out-of-order segment are acknowledged at once, as before. Any segment sent with ACK</w:t>
+      </w:r>
+      <w:r>
+        <w:t xml:space="preserve"> </w:t>
+      </w:r>
+      <w:r>
+        <w:t xml:space="preserve">clears the count.</w:t>
+      </w:r>
+    </w:p>
+    <w:p>
+      <w:pPr>
+        <w:pStyle w:val="Compact"/>
+        <w:numPr>
+          <w:ilvl w:val="0"/>
+          <w:numId w:val="1010"/>
+        </w:numPr>
+      </w:pPr>
+      <w:r>
+        <w:t xml:space="preserve">(</w:t>
+      </w:r>
+      <w:r>
+        <w:rPr>
+          <w:rStyle w:val="VerbatimChar"/>
+        </w:rPr>
+        <w:t xml:space="preserve">onyx_tcp_trace</w:t>
+      </w:r>
+      <w:r>
+        <w:t xml:space="preserve">, the trial's</w:t>
+      </w:r>
+      <w:r>
+        <w:t xml:space="preserve"> </w:t>
+      </w:r>
+      <w:r>
+        <w:rPr>
+          <w:rStyle w:val="VerbatimChar"/>
+        </w:rPr>
+        <w:t xml:space="preserve">netstat=1</w:t>
+      </w:r>
+      <w:r>
+        <w:t xml:space="preserve">: a line at each retransmission timeout — the</w:t>
+      </w:r>
+      <w:r>
+        <w:t xml:space="preserve"> </w:t>
+      </w:r>
+      <w:r>
+        <w:t xml:space="preserve">connection, its sequence state, how long ago the peer's last segment came.)</w:t>
+      </w:r>
+    </w:p>
+    <w:p>
+      <w:pPr>
+        <w:pStyle w:val="FirstParagraph"/>
+      </w:pPr>
+      <w:r>
+        <w:rPr>
+          <w:b/>
+          <w:bCs/>
+        </w:rPr>
+        <w:t xml:space="preserve">Measured</w:t>
+      </w:r>
+      <w:r>
+        <w:t xml:space="preserve">: the table of §26 (the Pi sends 4.3 → 6.6 MB/s by this alone); the download from</w:t>
+      </w:r>
+      <w:r>
+        <w:t xml:space="preserve"> </w:t>
+      </w:r>
+      <w:r>
+        <w:t xml:space="preserve">Cloudflare 2.2–2.8 → 6.0 MB/s with §26's fast path.</w:t>
+      </w:r>
+    </w:p>
+    <w:bookmarkEnd w:id="49"/>
+    <w:bookmarkStart w:id="51" w:name="contributions-to-upstream-circle"/>
+    <w:p>
+      <w:pPr>
+        <w:pStyle w:val="Heading2"/>
+      </w:pPr>
+      <w:r>
+        <w:t xml:space="preserve">Contributions to upstream Circle</w:t>
+      </w:r>
+    </w:p>
+    <w:p>
+      <w:pPr>
+        <w:pStyle w:val="FirstParagraph"/>
+      </w:pPr>
+      <w:r>
         <w:t xml:space="preserve">The fork's changes useful to every Circle user are prepared as clean pull-request branches on</w:t>
       </w:r>
       <w:r>
@@ -13126,7 +17057,7 @@
       <w:r>
         <w:t xml:space="preserve"> </w:t>
       </w:r>
-      <w:hyperlink r:id="rId47">
+      <w:hyperlink r:id="rId50">
         <w:r>
           <w:rPr>
             <w:rStyle w:val="VerbatimChar"/>
@@ -13138,8 +17069,8 @@
         <w:t xml:space="preserve">.</w:t>
       </w:r>
     </w:p>
-    <w:bookmarkEnd w:id="48"/>
-    <w:bookmarkStart w:id="49" w:name="updating-the-fork-submodule"/>
+    <w:bookmarkEnd w:id="51"/>
+    <w:bookmarkStart w:id="52" w:name="updating-the-fork-submodule"/>
     <w:p>
       <w:pPr>
         <w:pStyle w:val="Heading2"/>
@@ -13294,7 +17225,7 @@
         <w:t xml:space="preserve">"Bump circle submodule"</w:t>
       </w:r>
     </w:p>
-    <w:bookmarkEnd w:id="49"/>
+    <w:bookmarkEnd w:id="52"/>
     <w:sectPr>
       <w:footerReference r:id="rId9" w:type="default"/>
       <w:footnotePr>
@@ -13685,6 +17616,18 @@
     <w:abstractNumId w:val="991"/>
   </w:num>
   <w:num w:numId="1006">
+    <w:abstractNumId w:val="991"/>
+  </w:num>
+  <w:num w:numId="1007">
+    <w:abstractNumId w:val="991"/>
+  </w:num>
+  <w:num w:numId="1008">
+    <w:abstractNumId w:val="991"/>
+  </w:num>
+  <w:num w:numId="1009">
+    <w:abstractNumId w:val="991"/>
+  </w:num>
+  <w:num w:numId="1010">
     <w:abstractNumId w:val="991"/>
   </w:num>
 </w:numbering>

--- a/docs/exports/05-CIRCLE-CHANGES.docx
+++ b/docs/exports/05-CIRCLE-CHANGES.docx
@@ -13852,7 +13852,7 @@
       </w:r>
     </w:p>
     <w:bookmarkEnd w:id="47"/>
-    <w:bookmarkStart w:id="48" w:name="X45fa6b281b627f6876b855217f501eb56bb897f"/>
+    <w:bookmarkStart w:id="49" w:name="X45fa6b281b627f6876b855217f501eb56bb897f"/>
     <w:p>
       <w:pPr>
         <w:pStyle w:val="Heading2"/>
@@ -16508,8 +16508,90 @@
         <w:t xml:space="preserve">the default.</w:t>
       </w:r>
     </w:p>
+    <w:bookmarkStart w:id="48" w:name="Xa5755b6bf13599e464ba894c09a3af1f003346a"/>
+    <w:p>
+      <w:pPr>
+        <w:pStyle w:val="Heading3"/>
+      </w:pPr>
+      <w:r>
+        <w:t xml:space="preserve">The driver tells when the chip was last busy</w:t>
+      </w:r>
+    </w:p>
+    <w:p>
+      <w:pPr>
+        <w:pStyle w:val="FirstParagraph"/>
+      </w:pPr>
+      <w:r>
+        <w:rPr>
+          <w:rStyle w:val="VerbatimChar"/>
+        </w:rPr>
+        <w:t xml:space="preserve">ether4330.c</w:t>
+      </w:r>
+      <w:r>
+        <w:t xml:space="preserve"> </w:t>
+      </w:r>
+      <w:r>
+        <w:t xml:space="preserve">keeps two figures for the kernel's network core, which sleeps between two questions to</w:t>
+      </w:r>
+      <w:r>
+        <w:t xml:space="preserve"> </w:t>
+      </w:r>
+      <w:r>
+        <w:t xml:space="preserve">the chip once the network is quiet (docs/02,</w:t>
+      </w:r>
+      <w:r>
+        <w:t xml:space="preserve"> </w:t>
+      </w:r>
+      <w:r>
+        <w:rPr>
+          <w:i/>
+          <w:iCs/>
+        </w:rPr>
+        <w:t xml:space="preserve">The network core sleeps when the network is quiet</w:t>
+      </w:r>
+      <w:r>
+        <w:t xml:space="preserve">):</w:t>
+      </w:r>
+      <w:r>
+        <w:t xml:space="preserve"> </w:t>
+      </w:r>
+      <w:r>
+        <w:rPr>
+          <w:rStyle w:val="VerbatimChar"/>
+        </w:rPr>
+        <w:t xml:space="preserve">onyx_wl_lastact</w:t>
+      </w:r>
+      <w:r>
+        <w:t xml:space="preserve">, the clock when the chip last said it had something, when a frame was last read</w:t>
+      </w:r>
+      <w:r>
+        <w:t xml:space="preserve"> </w:t>
+      </w:r>
+      <w:r>
+        <w:t xml:space="preserve">from it or written to it;</w:t>
+      </w:r>
+      <w:r>
+        <w:t xml:space="preserve"> </w:t>
+      </w:r>
+      <w:r>
+        <w:rPr>
+          <w:rStyle w:val="VerbatimChar"/>
+        </w:rPr>
+        <w:t xml:space="preserve">onyx_wl_polls</w:t>
+      </w:r>
+      <w:r>
+        <w:t xml:space="preserve">, the times the polling reader asked the chip and it had</w:t>
+      </w:r>
+      <w:r>
+        <w:t xml:space="preserve"> </w:t>
+      </w:r>
+      <w:r>
+        <w:t xml:space="preserve">nothing. No change of behaviour in the driver itself.</w:t>
+      </w:r>
+    </w:p>
     <w:bookmarkEnd w:id="48"/>
-    <w:bookmarkStart w:id="49" w:name="X38dc706e8124a7b81ffa3def12d2cd46abfaccc"/>
+    <w:bookmarkEnd w:id="49"/>
+    <w:bookmarkStart w:id="50" w:name="X38dc706e8124a7b81ffa3def12d2cd46abfaccc"/>
     <w:p>
       <w:pPr>
         <w:pStyle w:val="Heading2"/>
@@ -16989,8 +17071,8 @@
         <w:t xml:space="preserve">Cloudflare 2.2–2.8 → 6.0 MB/s with §26's fast path.</w:t>
       </w:r>
     </w:p>
-    <w:bookmarkEnd w:id="49"/>
-    <w:bookmarkStart w:id="51" w:name="contributions-to-upstream-circle"/>
+    <w:bookmarkEnd w:id="50"/>
+    <w:bookmarkStart w:id="52" w:name="contributions-to-upstream-circle"/>
     <w:p>
       <w:pPr>
         <w:pStyle w:val="Heading2"/>
@@ -17057,7 +17139,7 @@
       <w:r>
         <w:t xml:space="preserve"> </w:t>
       </w:r>
-      <w:hyperlink r:id="rId50">
+      <w:hyperlink r:id="rId51">
         <w:r>
           <w:rPr>
             <w:rStyle w:val="VerbatimChar"/>
@@ -17069,8 +17151,8 @@
         <w:t xml:space="preserve">.</w:t>
       </w:r>
     </w:p>
-    <w:bookmarkEnd w:id="51"/>
-    <w:bookmarkStart w:id="52" w:name="updating-the-fork-submodule"/>
+    <w:bookmarkEnd w:id="52"/>
+    <w:bookmarkStart w:id="53" w:name="updating-the-fork-submodule"/>
     <w:p>
       <w:pPr>
         <w:pStyle w:val="Heading2"/>
@@ -17225,7 +17307,7 @@
         <w:t xml:space="preserve">"Bump circle submodule"</w:t>
       </w:r>
     </w:p>
-    <w:bookmarkEnd w:id="52"/>
+    <w:bookmarkEnd w:id="53"/>
     <w:sectPr>
       <w:footerReference r:id="rId9" w:type="default"/>
       <w:footnotePr>

--- a/docs/exports/05-CIRCLE-CHANGES.docx
+++ b/docs/exports/05-CIRCLE-CHANGES.docx
@@ -16587,6 +16587,139 @@
       </w:r>
       <w:r>
         <w:t xml:space="preserve">nothing. No change of behaviour in the driver itself.</w:t>
+      </w:r>
+    </w:p>
+    <w:p>
+      <w:pPr>
+        <w:pStyle w:val="BodyText"/>
+      </w:pPr>
+      <w:r>
+        <w:rPr>
+          <w:rStyle w:val="VerbatimChar"/>
+        </w:rPr>
+        <w:t xml:space="preserve">emmc.c</w:t>
+      </w:r>
+      <w:r>
+        <w:t xml:space="preserve">:</w:t>
+      </w:r>
+      <w:r>
+        <w:t xml:space="preserve"> </w:t>
+      </w:r>
+      <w:r>
+        <w:rPr>
+          <w:rStyle w:val="VerbatimChar"/>
+          <w:b/>
+          <w:bCs/>
+        </w:rPr>
+        <w:t xml:space="preserve">sdiocardintrpending (arm)</w:t>
+      </w:r>
+      <w:r>
+        <w:t xml:space="preserve"> </w:t>
+      </w:r>
+      <w:r>
+        <w:t xml:space="preserve">tells whether the card's interrupt is pending, from the</w:t>
+      </w:r>
+      <w:r>
+        <w:t xml:space="preserve"> </w:t>
+      </w:r>
+      <w:r>
+        <w:t xml:space="preserve">controller's flag (no command) and, when it is not and</w:t>
+      </w:r>
+      <w:r>
+        <w:t xml:space="preserve"> </w:t>
+      </w:r>
+      <w:r>
+        <w:rPr>
+          <w:rStyle w:val="VerbatimChar"/>
+        </w:rPr>
+        <w:t xml:space="preserve">arm</w:t>
+      </w:r>
+      <w:r>
+        <w:t xml:space="preserve"> </w:t>
+      </w:r>
+      <w:r>
+        <w:t xml:space="preserve">is set, enables that interrupt — its</w:t>
+      </w:r>
+      <w:r>
+        <w:t xml:space="preserve"> </w:t>
+      </w:r>
+      <w:r>
+        <w:t xml:space="preserve">handler then sends an event (</w:t>
+      </w:r>
+      <w:r>
+        <w:rPr>
+          <w:rStyle w:val="VerbatimChar"/>
+        </w:rPr>
+        <w:t xml:space="preserve">sev</w:t>
+      </w:r>
+      <w:r>
+        <w:t xml:space="preserve">) that ends the network core's sleep. Two things had to be put</w:t>
+      </w:r>
+      <w:r>
+        <w:t xml:space="preserve"> </w:t>
+      </w:r>
+      <w:r>
+        <w:t xml:space="preserve">right for it. The flag is the line's level only while its status is enabled: written alone it</w:t>
+      </w:r>
+      <w:r>
+        <w:t xml:space="preserve"> </w:t>
+      </w:r>
+      <w:r>
+        <w:t xml:space="preserve">stays set after the data lines moved during the last commands (it read "pending" for ever) —</w:t>
+      </w:r>
+      <w:r>
+        <w:t xml:space="preserve"> </w:t>
+      </w:r>
+      <w:r>
+        <w:t xml:space="preserve">its status is disabled, then enabled again, and it is sampled anew, as Linux's SDHCI driver does.</w:t>
+      </w:r>
+      <w:r>
+        <w:t xml:space="preserve"> </w:t>
+      </w:r>
+      <w:r>
+        <w:t xml:space="preserve">And the interrupt enable register is changed from two cores, the driver's tasks setting bits and</w:t>
+      </w:r>
+      <w:r>
+        <w:t xml:space="preserve"> </w:t>
+      </w:r>
+      <w:r>
+        <w:t xml:space="preserve">the handler clearing those that came: every such change is now made under one lock (</w:t>
+      </w:r>
+      <w:r>
+        <w:rPr>
+          <w:rStyle w:val="VerbatimChar"/>
+        </w:rPr>
+        <w:t xml:space="preserve">irpenable</w:t>
+      </w:r>
+      <w:r>
+        <w:t xml:space="preserve">,</w:t>
+      </w:r>
+      <w:r>
+        <w:t xml:space="preserve"> </w:t>
+      </w:r>
+      <w:r>
+        <w:rPr>
+          <w:rStyle w:val="VerbatimChar"/>
+        </w:rPr>
+        <w:t xml:space="preserve">mmcinterrupt</w:t>
+      </w:r>
+      <w:r>
+        <w:t xml:space="preserve">).</w:t>
+      </w:r>
+      <w:r>
+        <w:t xml:space="preserve"> </w:t>
+      </w:r>
+      <w:r>
+        <w:rPr>
+          <w:rStyle w:val="VerbatimChar"/>
+        </w:rPr>
+        <w:t xml:space="preserve">sdiodebugreg</w:t>
+      </w:r>
+      <w:r>
+        <w:t xml:space="preserve"> </w:t>
+      </w:r>
+      <w:r>
+        <w:t xml:space="preserve">gives the controller's registers to the kernel's statistics line.</w:t>
       </w:r>
     </w:p>
     <w:bookmarkEnd w:id="48"/>

--- a/docs/exports/05-CIRCLE-CHANGES.docx
+++ b/docs/exports/05-CIRCLE-CHANGES.docx
@@ -6881,7 +6881,7 @@
         <w:rPr>
           <w:rStyle w:val="VerbatimChar"/>
         </w:rPr>
-        <w:t xml:space="preserve">wtk::Textarea</w:t>
+        <w:t xml:space="preserve">uikit::Textarea</w:t>
       </w:r>
       <w:r>
         <w:t xml:space="preserve"> </w:t>

--- a/docs/exports/05-CIRCLE-CHANGES.docx
+++ b/docs/exports/05-CIRCLE-CHANGES.docx
@@ -30,8 +30,8 @@
       </w:r>
       <w:r>
         <w:rPr>
+          <w:bCs/>
           <w:b/>
-          <w:bCs/>
         </w:rPr>
         <w:t xml:space="preserve">Circle</w:t>
       </w:r>
@@ -41,7 +41,7 @@
       <w:r>
         <w:t xml:space="preserve">(</w:t>
       </w:r>
-      <w:hyperlink r:id="rId18">
+      <w:hyperlink r:id="rId20">
         <w:r>
           <w:rPr>
             <w:rStyle w:val="Hyperlink"/>
@@ -69,21 +69,21 @@
       </w:r>
       <w:r>
         <w:rPr>
+          <w:bCs/>
           <w:b/>
+        </w:rPr>
+        <w:t xml:space="preserve">fork</w:t>
+      </w:r>
+      <w:r>
+        <w:t xml:space="preserve">, pulled in as a</w:t>
+      </w:r>
+      <w:r>
+        <w:t xml:space="preserve"> </w:t>
+      </w:r>
+      <w:r>
+        <w:rPr>
           <w:bCs/>
-        </w:rPr>
-        <w:t xml:space="preserve">fork</w:t>
-      </w:r>
-      <w:r>
-        <w:t xml:space="preserve">, pulled in as a</w:t>
-      </w:r>
-      <w:r>
-        <w:t xml:space="preserve"> </w:t>
-      </w:r>
-      <w:r>
-        <w:rPr>
           <w:b/>
-          <w:bCs/>
         </w:rPr>
         <w:t xml:space="preserve">git submodule</w:t>
       </w:r>
@@ -93,72 +93,72 @@
     </w:p>
     <w:p>
       <w:pPr>
-        <w:pStyle w:val="Compact"/>
         <w:numPr>
           <w:ilvl w:val="0"/>
           <w:numId w:val="1001"/>
         </w:numPr>
-      </w:pPr>
-      <w:r>
-        <w:rPr>
+        <w:pStyle w:val="Compact"/>
+      </w:pPr>
+      <w:r>
+        <w:rPr>
+          <w:bCs/>
           <w:b/>
+        </w:rPr>
+        <w:t xml:space="preserve">Submodule:</w:t>
+      </w:r>
+      <w:r>
+        <w:t xml:space="preserve"> </w:t>
+      </w:r>
+      <w:r>
+        <w:rPr>
+          <w:rStyle w:val="VerbatimChar"/>
+        </w:rPr>
+        <w:t xml:space="preserve">circle/</w:t>
+      </w:r>
+      <w:r>
+        <w:t xml:space="preserve"> </w:t>
+      </w:r>
+      <w:r>
+        <w:t xml:space="preserve">→</w:t>
+      </w:r>
+      <w:r>
+        <w:t xml:space="preserve"> </w:t>
+      </w:r>
+      <w:r>
+        <w:rPr>
+          <w:rStyle w:val="VerbatimChar"/>
+        </w:rPr>
+        <w:t xml:space="preserve">https://github.com/stephaneweg/circle.git</w:t>
+      </w:r>
+      <w:r>
+        <w:t xml:space="preserve"> </w:t>
+      </w:r>
+      <w:r>
+        <w:t xml:space="preserve">(</w:t>
+      </w:r>
+      <w:r>
+        <w:rPr>
+          <w:rStyle w:val="VerbatimChar"/>
+        </w:rPr>
+        <w:t xml:space="preserve">.gitmodules</w:t>
+      </w:r>
+      <w:r>
+        <w:t xml:space="preserve">),</w:t>
+      </w:r>
+      <w:r>
+        <w:t xml:space="preserve"> </w:t>
+      </w:r>
+      <w:r>
+        <w:t xml:space="preserve">branch</w:t>
+      </w:r>
+      <w:r>
+        <w:t xml:space="preserve"> </w:t>
+      </w:r>
+      <w:r>
+        <w:rPr>
+          <w:rStyle w:val="VerbatimChar"/>
           <w:bCs/>
-        </w:rPr>
-        <w:t xml:space="preserve">Submodule:</w:t>
-      </w:r>
-      <w:r>
-        <w:t xml:space="preserve"> </w:t>
-      </w:r>
-      <w:r>
-        <w:rPr>
-          <w:rStyle w:val="VerbatimChar"/>
-        </w:rPr>
-        <w:t xml:space="preserve">circle/</w:t>
-      </w:r>
-      <w:r>
-        <w:t xml:space="preserve"> </w:t>
-      </w:r>
-      <w:r>
-        <w:t xml:space="preserve">→</w:t>
-      </w:r>
-      <w:r>
-        <w:t xml:space="preserve"> </w:t>
-      </w:r>
-      <w:r>
-        <w:rPr>
-          <w:rStyle w:val="VerbatimChar"/>
-        </w:rPr>
-        <w:t xml:space="preserve">https://github.com/stephaneweg/circle.git</w:t>
-      </w:r>
-      <w:r>
-        <w:t xml:space="preserve"> </w:t>
-      </w:r>
-      <w:r>
-        <w:t xml:space="preserve">(</w:t>
-      </w:r>
-      <w:r>
-        <w:rPr>
-          <w:rStyle w:val="VerbatimChar"/>
-        </w:rPr>
-        <w:t xml:space="preserve">.gitmodules</w:t>
-      </w:r>
-      <w:r>
-        <w:t xml:space="preserve">),</w:t>
-      </w:r>
-      <w:r>
-        <w:t xml:space="preserve"> </w:t>
-      </w:r>
-      <w:r>
-        <w:t xml:space="preserve">branch</w:t>
-      </w:r>
-      <w:r>
-        <w:t xml:space="preserve"> </w:t>
-      </w:r>
-      <w:r>
-        <w:rPr>
-          <w:rStyle w:val="VerbatimChar"/>
           <w:b/>
-          <w:bCs/>
         </w:rPr>
         <w:t xml:space="preserve">onyx</w:t>
       </w:r>
@@ -168,39 +168,39 @@
     </w:p>
     <w:p>
       <w:pPr>
-        <w:pStyle w:val="Compact"/>
         <w:numPr>
           <w:ilvl w:val="0"/>
           <w:numId w:val="1001"/>
         </w:numPr>
-      </w:pPr>
-      <w:r>
-        <w:rPr>
+        <w:pStyle w:val="Compact"/>
+      </w:pPr>
+      <w:r>
+        <w:rPr>
+          <w:bCs/>
           <w:b/>
+        </w:rPr>
+        <w:t xml:space="preserve">Upstream base:</w:t>
+      </w:r>
+      <w:r>
+        <w:t xml:space="preserve"> </w:t>
+      </w:r>
+      <w:r>
+        <w:rPr>
+          <w:rStyle w:val="VerbatimChar"/>
+        </w:rPr>
+        <w:t xml:space="preserve">https://github.com/rsta2/circle.git</w:t>
+      </w:r>
+      <w:r>
+        <w:t xml:space="preserve">, tag</w:t>
+      </w:r>
+      <w:r>
+        <w:t xml:space="preserve"> </w:t>
+      </w:r>
+      <w:r>
+        <w:rPr>
+          <w:rStyle w:val="VerbatimChar"/>
           <w:bCs/>
-        </w:rPr>
-        <w:t xml:space="preserve">Upstream base:</w:t>
-      </w:r>
-      <w:r>
-        <w:t xml:space="preserve"> </w:t>
-      </w:r>
-      <w:r>
-        <w:rPr>
-          <w:rStyle w:val="VerbatimChar"/>
-        </w:rPr>
-        <w:t xml:space="preserve">https://github.com/rsta2/circle.git</w:t>
-      </w:r>
-      <w:r>
-        <w:t xml:space="preserve">, tag</w:t>
-      </w:r>
-      <w:r>
-        <w:t xml:space="preserve"> </w:t>
-      </w:r>
-      <w:r>
-        <w:rPr>
-          <w:rStyle w:val="VerbatimChar"/>
           <w:b/>
-          <w:bCs/>
         </w:rPr>
         <w:t xml:space="preserve">Step51</w:t>
       </w:r>
@@ -225,11 +225,11 @@
     </w:p>
     <w:p>
       <w:pPr>
-        <w:pStyle w:val="Compact"/>
         <w:numPr>
           <w:ilvl w:val="0"/>
           <w:numId w:val="1001"/>
         </w:numPr>
+        <w:pStyle w:val="Compact"/>
       </w:pPr>
       <w:r>
         <w:t xml:space="preserve">The superproject pins a specific fork commit;</w:t>
@@ -437,48 +437,48 @@
       </w:pPr>
       <w:r>
         <w:rPr>
+          <w:bCs/>
           <w:b/>
+        </w:rPr>
+        <w:t xml:space="preserve">Design rule.</w:t>
+      </w:r>
+      <w:r>
+        <w:t xml:space="preserve"> </w:t>
+      </w:r>
+      <w:r>
+        <w:t xml:space="preserve">Patch Circle as little as possible. When a change can be header-only (no</w:t>
+      </w:r>
+      <w:r>
+        <w:t xml:space="preserve"> </w:t>
+      </w:r>
+      <w:r>
+        <w:t xml:space="preserve">library rebuild), it is. Anything that can live in our own kernel instead (for example the</w:t>
+      </w:r>
+      <w:r>
+        <w:t xml:space="preserve"> </w:t>
+      </w:r>
+      <w:r>
+        <w:t xml:space="preserve">cooked-mouse changed-button handling, done in</w:t>
+      </w:r>
+      <w:r>
+        <w:t xml:space="preserve"> </w:t>
+      </w:r>
+      <w:r>
+        <w:rPr>
+          <w:rStyle w:val="VerbatimChar"/>
+        </w:rPr>
+        <w:t xml:space="preserve">kernel/</w:t>
+      </w:r>
+      <w:r>
+        <w:t xml:space="preserve">'s mouse stub) is</w:t>
+      </w:r>
+      <w:r>
+        <w:t xml:space="preserve"> </w:t>
+      </w:r>
+      <w:r>
+        <w:rPr>
           <w:bCs/>
-        </w:rPr>
-        <w:t xml:space="preserve">Design rule.</w:t>
-      </w:r>
-      <w:r>
-        <w:t xml:space="preserve"> </w:t>
-      </w:r>
-      <w:r>
-        <w:t xml:space="preserve">Patch Circle as little as possible. When a change can be header-only (no</w:t>
-      </w:r>
-      <w:r>
-        <w:t xml:space="preserve"> </w:t>
-      </w:r>
-      <w:r>
-        <w:t xml:space="preserve">library rebuild), it is. Anything that can live in our own kernel instead (for example the</w:t>
-      </w:r>
-      <w:r>
-        <w:t xml:space="preserve"> </w:t>
-      </w:r>
-      <w:r>
-        <w:t xml:space="preserve">cooked-mouse changed-button handling, done in</w:t>
-      </w:r>
-      <w:r>
-        <w:t xml:space="preserve"> </w:t>
-      </w:r>
-      <w:r>
-        <w:rPr>
-          <w:rStyle w:val="VerbatimChar"/>
-        </w:rPr>
-        <w:t xml:space="preserve">kernel/</w:t>
-      </w:r>
-      <w:r>
-        <w:t xml:space="preserve">'s mouse stub) is</w:t>
-      </w:r>
-      <w:r>
-        <w:t xml:space="preserve"> </w:t>
-      </w:r>
-      <w:r>
-        <w:rPr>
           <w:b/>
-          <w:bCs/>
         </w:rPr>
         <w:t xml:space="preserve">not</w:t>
       </w:r>
@@ -509,7 +509,7 @@
         <w:t xml:space="preserve">"Onyx" — cosmetic only.</w:t>
       </w:r>
     </w:p>
-    <w:bookmarkStart w:id="19" w:name="summary"/>
+    <w:bookmarkStart w:id="21" w:name="summary"/>
     <w:p>
       <w:pPr>
         <w:pStyle w:val="Heading2"/>
@@ -523,6 +523,7 @@
         <w:tblStyle w:val="Table"/>
         <w:tblW w:type="auto" w:w="0"/>
         <w:tblLook w:firstRow="1" w:lastRow="0" w:firstColumn="0" w:lastColumn="0" w:noHBand="0" w:noVBand="0" w:val="0020"/>
+        <w:jc w:val="start"/>
       </w:tblPr>
       <w:tblGrid>
         <w:gridCol w:w="1980"/>
@@ -532,13 +533,14 @@
       </w:tblGrid>
       <w:tr>
         <w:trPr>
-          <w:tblHeader w:val="on"/>
+          <w:tblHeader w:val="true"/>
         </w:trPr>
         <w:tc>
           <w:tcPr/>
           <w:p>
             <w:pPr>
               <w:pStyle w:val="Compact"/>
+              <w:jc w:val="left"/>
             </w:pPr>
             <w:r>
               <w:t xml:space="preserve">#</w:t>
@@ -550,6 +552,7 @@
           <w:p>
             <w:pPr>
               <w:pStyle w:val="Compact"/>
+              <w:jc w:val="left"/>
             </w:pPr>
             <w:r>
               <w:t xml:space="preserve">Patch</w:t>
@@ -561,6 +564,7 @@
           <w:p>
             <w:pPr>
               <w:pStyle w:val="Compact"/>
+              <w:jc w:val="left"/>
             </w:pPr>
             <w:r>
               <w:t xml:space="preserve">Files touched</w:t>
@@ -572,6 +576,7 @@
           <w:p>
             <w:pPr>
               <w:pStyle w:val="Compact"/>
+              <w:jc w:val="left"/>
             </w:pPr>
             <w:r>
               <w:t xml:space="preserve">Rebuild</w:t>
@@ -585,6 +590,7 @@
           <w:p>
             <w:pPr>
               <w:pStyle w:val="Compact"/>
+              <w:jc w:val="left"/>
             </w:pPr>
             <w:r>
               <w:t xml:space="preserve">1</w:t>
@@ -596,6 +602,7 @@
           <w:p>
             <w:pPr>
               <w:pStyle w:val="Compact"/>
+              <w:jc w:val="left"/>
             </w:pPr>
             <w:r>
               <w:t xml:space="preserve">Keyboard map</w:t>
@@ -605,8 +612,8 @@
             </w:r>
             <w:r>
               <w:rPr>
+                <w:bCs/>
                 <w:b/>
-                <w:bCs/>
               </w:rPr>
               <w:t xml:space="preserve">decoupled</w:t>
             </w:r>
@@ -638,6 +645,7 @@
           <w:p>
             <w:pPr>
               <w:pStyle w:val="Compact"/>
+              <w:jc w:val="left"/>
             </w:pPr>
             <w:r>
               <w:rPr>
@@ -706,6 +714,7 @@
           <w:p>
             <w:pPr>
               <w:pStyle w:val="Compact"/>
+              <w:jc w:val="left"/>
             </w:pPr>
             <w:r>
               <w:rPr>
@@ -740,6 +749,7 @@
           <w:p>
             <w:pPr>
               <w:pStyle w:val="Compact"/>
+              <w:jc w:val="left"/>
             </w:pPr>
             <w:r>
               <w:t xml:space="preserve">2</w:t>
@@ -751,6 +761,7 @@
           <w:p>
             <w:pPr>
               <w:pStyle w:val="Compact"/>
+              <w:jc w:val="left"/>
             </w:pPr>
             <w:r>
               <w:t xml:space="preserve">Heap</w:t>
@@ -760,8 +771,8 @@
             </w:r>
             <w:r>
               <w:rPr>
+                <w:bCs/>
                 <w:b/>
-                <w:bCs/>
               </w:rPr>
               <w:t xml:space="preserve">large-block reuse</w:t>
             </w:r>
@@ -778,6 +789,7 @@
           <w:p>
             <w:pPr>
               <w:pStyle w:val="Compact"/>
+              <w:jc w:val="left"/>
             </w:pPr>
             <w:r>
               <w:rPr>
@@ -804,6 +816,7 @@
           <w:p>
             <w:pPr>
               <w:pStyle w:val="Compact"/>
+              <w:jc w:val="left"/>
             </w:pPr>
             <w:r>
               <w:rPr>
@@ -820,6 +833,7 @@
           <w:p>
             <w:pPr>
               <w:pStyle w:val="Compact"/>
+              <w:jc w:val="left"/>
             </w:pPr>
             <w:r>
               <w:t xml:space="preserve">3</w:t>
@@ -831,11 +845,12 @@
           <w:p>
             <w:pPr>
               <w:pStyle w:val="Compact"/>
+              <w:jc w:val="left"/>
             </w:pPr>
             <w:r>
               <w:rPr>
+                <w:bCs/>
                 <w:b/>
-                <w:bCs/>
               </w:rPr>
               <w:t xml:space="preserve">Free-space accounting</w:t>
             </w:r>
@@ -867,6 +882,7 @@
           <w:p>
             <w:pPr>
               <w:pStyle w:val="Compact"/>
+              <w:jc w:val="left"/>
             </w:pPr>
             <w:r>
               <w:rPr>
@@ -893,6 +909,7 @@
           <w:p>
             <w:pPr>
               <w:pStyle w:val="Compact"/>
+              <w:jc w:val="left"/>
             </w:pPr>
             <w:r>
               <w:rPr>
@@ -927,6 +944,7 @@
           <w:p>
             <w:pPr>
               <w:pStyle w:val="Compact"/>
+              <w:jc w:val="left"/>
             </w:pPr>
             <w:r>
               <w:t xml:space="preserve">4</w:t>
@@ -938,11 +956,12 @@
           <w:p>
             <w:pPr>
               <w:pStyle w:val="Compact"/>
+              <w:jc w:val="left"/>
             </w:pPr>
             <w:r>
               <w:rPr>
+                <w:bCs/>
                 <w:b/>
-                <w:bCs/>
               </w:rPr>
               <w:t xml:space="preserve">Multi-core enabled</w:t>
             </w:r>
@@ -968,6 +987,7 @@
           <w:p>
             <w:pPr>
               <w:pStyle w:val="Compact"/>
+              <w:jc w:val="left"/>
             </w:pPr>
             <w:r>
               <w:rPr>
@@ -982,11 +1002,12 @@
           <w:p>
             <w:pPr>
               <w:pStyle w:val="Compact"/>
+              <w:jc w:val="left"/>
             </w:pPr>
             <w:r>
               <w:rPr>
+                <w:bCs/>
                 <w:b/>
-                <w:bCs/>
               </w:rPr>
               <w:t xml:space="preserve">every library</w:t>
             </w:r>
@@ -1005,6 +1026,7 @@
           <w:p>
             <w:pPr>
               <w:pStyle w:val="Compact"/>
+              <w:jc w:val="left"/>
             </w:pPr>
             <w:r>
               <w:t xml:space="preserve">5</w:t>
@@ -1016,11 +1038,12 @@
           <w:p>
             <w:pPr>
               <w:pStyle w:val="Compact"/>
+              <w:jc w:val="left"/>
             </w:pPr>
             <w:r>
               <w:rPr>
+                <w:bCs/>
                 <w:b/>
-                <w:bCs/>
               </w:rPr>
               <w:t xml:space="preserve">Shift + navigation keys</w:t>
             </w:r>
@@ -1073,6 +1096,7 @@
           <w:p>
             <w:pPr>
               <w:pStyle w:val="Compact"/>
+              <w:jc w:val="left"/>
             </w:pPr>
             <w:r>
               <w:rPr>
@@ -1087,6 +1111,7 @@
           <w:p>
             <w:pPr>
               <w:pStyle w:val="Compact"/>
+              <w:jc w:val="left"/>
             </w:pPr>
             <w:r>
               <w:rPr>
@@ -1136,6 +1161,7 @@
           <w:p>
             <w:pPr>
               <w:pStyle w:val="Compact"/>
+              <w:jc w:val="left"/>
             </w:pPr>
             <w:r>
               <w:t xml:space="preserve">6</w:t>
@@ -1147,11 +1173,12 @@
           <w:p>
             <w:pPr>
               <w:pStyle w:val="Compact"/>
+              <w:jc w:val="left"/>
             </w:pPr>
             <w:r>
               <w:rPr>
+                <w:bCs/>
                 <w:b/>
-                <w:bCs/>
               </w:rPr>
               <w:t xml:space="preserve">Partial display update</w:t>
             </w:r>
@@ -1177,6 +1204,7 @@
           <w:p>
             <w:pPr>
               <w:pStyle w:val="Compact"/>
+              <w:jc w:val="left"/>
             </w:pPr>
             <w:r>
               <w:rPr>
@@ -1191,6 +1219,7 @@
           <w:p>
             <w:pPr>
               <w:pStyle w:val="Compact"/>
+              <w:jc w:val="left"/>
             </w:pPr>
             <w:r>
               <w:rPr>
@@ -1207,6 +1236,7 @@
           <w:p>
             <w:pPr>
               <w:pStyle w:val="Compact"/>
+              <w:jc w:val="left"/>
             </w:pPr>
             <w:r>
               <w:t xml:space="preserve">7</w:t>
@@ -1218,11 +1248,12 @@
           <w:p>
             <w:pPr>
               <w:pStyle w:val="Compact"/>
+              <w:jc w:val="left"/>
             </w:pPr>
             <w:r>
               <w:rPr>
+                <w:bCs/>
                 <w:b/>
-                <w:bCs/>
               </w:rPr>
               <w:t xml:space="preserve">Yielding SD waits</w:t>
             </w:r>
@@ -1236,6 +1267,7 @@
           <w:p>
             <w:pPr>
               <w:pStyle w:val="Compact"/>
+              <w:jc w:val="left"/>
             </w:pPr>
             <w:r>
               <w:rPr>
@@ -1262,6 +1294,7 @@
           <w:p>
             <w:pPr>
               <w:pStyle w:val="Compact"/>
+              <w:jc w:val="left"/>
             </w:pPr>
             <w:r>
               <w:rPr>
@@ -1290,6 +1323,7 @@
           <w:p>
             <w:pPr>
               <w:pStyle w:val="Compact"/>
+              <w:jc w:val="left"/>
             </w:pPr>
             <w:r>
               <w:t xml:space="preserve">8</w:t>
@@ -1301,11 +1335,12 @@
           <w:p>
             <w:pPr>
               <w:pStyle w:val="Compact"/>
+              <w:jc w:val="left"/>
             </w:pPr>
             <w:r>
               <w:rPr>
+                <w:bCs/>
                 <w:b/>
-                <w:bCs/>
               </w:rPr>
               <w:t xml:space="preserve">Sector cache</w:t>
             </w:r>
@@ -1322,6 +1357,7 @@
           <w:p>
             <w:pPr>
               <w:pStyle w:val="Compact"/>
+              <w:jc w:val="left"/>
             </w:pPr>
             <w:r>
               <w:rPr>
@@ -1336,6 +1372,7 @@
           <w:p>
             <w:pPr>
               <w:pStyle w:val="Compact"/>
+              <w:jc w:val="left"/>
             </w:pPr>
             <w:r>
               <w:rPr>
@@ -1352,6 +1389,7 @@
           <w:p>
             <w:pPr>
               <w:pStyle w:val="Compact"/>
+              <w:jc w:val="left"/>
             </w:pPr>
             <w:r>
               <w:t xml:space="preserve">10</w:t>
@@ -1363,11 +1401,12 @@
           <w:p>
             <w:pPr>
               <w:pStyle w:val="Compact"/>
+              <w:jc w:val="left"/>
             </w:pPr>
             <w:r>
               <w:rPr>
+                <w:bCs/>
                 <w:b/>
-                <w:bCs/>
               </w:rPr>
               <w:t xml:space="preserve">Multi-cluster transfers</w:t>
             </w:r>
@@ -1414,6 +1453,7 @@
           <w:p>
             <w:pPr>
               <w:pStyle w:val="Compact"/>
+              <w:jc w:val="left"/>
             </w:pPr>
             <w:r>
               <w:rPr>
@@ -1428,6 +1468,7 @@
           <w:p>
             <w:pPr>
               <w:pStyle w:val="Compact"/>
+              <w:jc w:val="left"/>
             </w:pPr>
             <w:r>
               <w:rPr>
@@ -1444,6 +1485,7 @@
           <w:p>
             <w:pPr>
               <w:pStyle w:val="Compact"/>
+              <w:jc w:val="left"/>
             </w:pPr>
             <w:r>
               <w:t xml:space="preserve">9</w:t>
@@ -1455,11 +1497,12 @@
           <w:p>
             <w:pPr>
               <w:pStyle w:val="Compact"/>
+              <w:jc w:val="left"/>
             </w:pPr>
             <w:r>
               <w:rPr>
+                <w:bCs/>
                 <w:b/>
-                <w:bCs/>
               </w:rPr>
               <w:t xml:space="preserve">High Speed SD at run time</w:t>
             </w:r>
@@ -1485,6 +1528,7 @@
           <w:p>
             <w:pPr>
               <w:pStyle w:val="Compact"/>
+              <w:jc w:val="left"/>
             </w:pPr>
             <w:r>
               <w:rPr>
@@ -1499,6 +1543,7 @@
           <w:p>
             <w:pPr>
               <w:pStyle w:val="Compact"/>
+              <w:jc w:val="left"/>
             </w:pPr>
             <w:r>
               <w:rPr>
@@ -1515,6 +1560,7 @@
           <w:p>
             <w:pPr>
               <w:pStyle w:val="Compact"/>
+              <w:jc w:val="left"/>
             </w:pPr>
             <w:r>
               <w:t xml:space="preserve">11</w:t>
@@ -1526,11 +1572,12 @@
           <w:p>
             <w:pPr>
               <w:pStyle w:val="Compact"/>
+              <w:jc w:val="left"/>
             </w:pPr>
             <w:r>
               <w:rPr>
+                <w:bCs/>
                 <w:b/>
-                <w:bCs/>
               </w:rPr>
               <w:t xml:space="preserve">FatFs fast seek</w:t>
             </w:r>
@@ -1571,6 +1618,7 @@
           <w:p>
             <w:pPr>
               <w:pStyle w:val="Compact"/>
+              <w:jc w:val="left"/>
             </w:pPr>
             <w:r>
               <w:rPr>
@@ -1585,6 +1633,7 @@
           <w:p>
             <w:pPr>
               <w:pStyle w:val="Compact"/>
+              <w:jc w:val="left"/>
             </w:pPr>
             <w:r>
               <w:rPr>
@@ -1622,6 +1671,7 @@
           <w:p>
             <w:pPr>
               <w:pStyle w:val="Compact"/>
+              <w:jc w:val="left"/>
             </w:pPr>
             <w:r>
               <w:t xml:space="preserve">14</w:t>
@@ -1633,11 +1683,12 @@
           <w:p>
             <w:pPr>
               <w:pStyle w:val="Compact"/>
+              <w:jc w:val="left"/>
             </w:pPr>
             <w:r>
               <w:rPr>
+                <w:bCs/>
                 <w:b/>
-                <w:bCs/>
               </w:rPr>
               <w:t xml:space="preserve">DHCP restart</w:t>
             </w:r>
@@ -1654,6 +1705,7 @@
           <w:p>
             <w:pPr>
               <w:pStyle w:val="Compact"/>
+              <w:jc w:val="left"/>
             </w:pPr>
             <w:r>
               <w:rPr>
@@ -1680,6 +1732,7 @@
           <w:p>
             <w:pPr>
               <w:pStyle w:val="Compact"/>
+              <w:jc w:val="left"/>
             </w:pPr>
             <w:r>
               <w:rPr>
@@ -1702,6 +1755,7 @@
           <w:p>
             <w:pPr>
               <w:pStyle w:val="Compact"/>
+              <w:jc w:val="left"/>
             </w:pPr>
             <w:r>
               <w:t xml:space="preserve">13</w:t>
@@ -1713,11 +1767,12 @@
           <w:p>
             <w:pPr>
               <w:pStyle w:val="Compact"/>
+              <w:jc w:val="left"/>
             </w:pPr>
             <w:r>
               <w:rPr>
+                <w:bCs/>
                 <w:b/>
-                <w:bCs/>
               </w:rPr>
               <w:t xml:space="preserve">The SD card's partitions as volumes</w:t>
             </w:r>
@@ -1765,8 +1820,8 @@
             </w:r>
             <w:r>
               <w:rPr>
+                <w:bCs/>
                 <w:b/>
-                <w:bCs/>
               </w:rPr>
               <w:t xml:space="preserve">exFAT</w:t>
             </w:r>
@@ -1783,6 +1838,7 @@
           <w:p>
             <w:pPr>
               <w:pStyle w:val="Compact"/>
+              <w:jc w:val="left"/>
             </w:pPr>
             <w:r>
               <w:rPr>
@@ -1821,6 +1877,7 @@
           <w:p>
             <w:pPr>
               <w:pStyle w:val="Compact"/>
+              <w:jc w:val="left"/>
             </w:pPr>
             <w:r>
               <w:rPr>
@@ -1855,6 +1912,7 @@
           <w:p>
             <w:pPr>
               <w:pStyle w:val="Compact"/>
+              <w:jc w:val="left"/>
             </w:pPr>
             <w:r>
               <w:t xml:space="preserve">17</w:t>
@@ -1866,11 +1924,12 @@
           <w:p>
             <w:pPr>
               <w:pStyle w:val="Compact"/>
+              <w:jc w:val="left"/>
             </w:pPr>
             <w:r>
               <w:rPr>
+                <w:bCs/>
                 <w:b/>
-                <w:bCs/>
               </w:rPr>
               <w:t xml:space="preserve">The host name set after the constructor</w:t>
             </w:r>
@@ -1920,6 +1979,7 @@
           <w:p>
             <w:pPr>
               <w:pStyle w:val="Compact"/>
+              <w:jc w:val="left"/>
             </w:pPr>
             <w:r>
               <w:rPr>
@@ -1934,6 +1994,7 @@
           <w:p>
             <w:pPr>
               <w:pStyle w:val="Compact"/>
+              <w:jc w:val="left"/>
             </w:pPr>
             <w:r>
               <w:t xml:space="preserve">none (inline) — the kernel</w:t>
@@ -1947,6 +2008,7 @@
           <w:p>
             <w:pPr>
               <w:pStyle w:val="Compact"/>
+              <w:jc w:val="left"/>
             </w:pPr>
             <w:r>
               <w:t xml:space="preserve">7b</w:t>
@@ -1958,11 +2020,12 @@
           <w:p>
             <w:pPr>
               <w:pStyle w:val="Compact"/>
+              <w:jc w:val="left"/>
             </w:pPr>
             <w:r>
               <w:rPr>
+                <w:bCs/>
                 <w:b/>
-                <w:bCs/>
               </w:rPr>
               <w:t xml:space="preserve">Yielding SD waits, many short ones</w:t>
             </w:r>
@@ -1991,6 +2054,7 @@
           <w:p>
             <w:pPr>
               <w:pStyle w:val="Compact"/>
+              <w:jc w:val="left"/>
             </w:pPr>
             <w:r>
               <w:rPr>
@@ -2005,6 +2069,7 @@
           <w:p>
             <w:pPr>
               <w:pStyle w:val="Compact"/>
+              <w:jc w:val="left"/>
             </w:pPr>
             <w:r>
               <w:rPr>
@@ -2021,6 +2086,7 @@
           <w:p>
             <w:pPr>
               <w:pStyle w:val="Compact"/>
+              <w:jc w:val="left"/>
             </w:pPr>
             <w:r>
               <w:t xml:space="preserve">20</w:t>
@@ -2032,11 +2098,12 @@
           <w:p>
             <w:pPr>
               <w:pStyle w:val="Compact"/>
+              <w:jc w:val="left"/>
             </w:pPr>
             <w:r>
               <w:rPr>
+                <w:bCs/>
                 <w:b/>
-                <w:bCs/>
               </w:rPr>
               <w:t xml:space="preserve">TCP: real duplicate ACKs only</w:t>
             </w:r>
@@ -2053,6 +2120,7 @@
           <w:p>
             <w:pPr>
               <w:pStyle w:val="Compact"/>
+              <w:jc w:val="left"/>
             </w:pPr>
             <w:r>
               <w:rPr>
@@ -2067,6 +2135,7 @@
           <w:p>
             <w:pPr>
               <w:pStyle w:val="Compact"/>
+              <w:jc w:val="left"/>
             </w:pPr>
             <w:r>
               <w:rPr>
@@ -2083,6 +2152,7 @@
           <w:p>
             <w:pPr>
               <w:pStyle w:val="Compact"/>
+              <w:jc w:val="left"/>
             </w:pPr>
             <w:r>
               <w:t xml:space="preserve">21</w:t>
@@ -2094,11 +2164,12 @@
           <w:p>
             <w:pPr>
               <w:pStyle w:val="Compact"/>
+              <w:jc w:val="left"/>
             </w:pPr>
             <w:r>
               <w:rPr>
+                <w:bCs/>
                 <w:b/>
-                <w:bCs/>
               </w:rPr>
               <w:t xml:space="preserve">TCP: RTO 1 s initial</w:t>
             </w:r>
@@ -2115,6 +2186,7 @@
           <w:p>
             <w:pPr>
               <w:pStyle w:val="Compact"/>
+              <w:jc w:val="left"/>
             </w:pPr>
             <w:r>
               <w:rPr>
@@ -2153,6 +2225,7 @@
           <w:p>
             <w:pPr>
               <w:pStyle w:val="Compact"/>
+              <w:jc w:val="left"/>
             </w:pPr>
             <w:r>
               <w:rPr>
@@ -2169,6 +2242,7 @@
           <w:p>
             <w:pPr>
               <w:pStyle w:val="Compact"/>
+              <w:jc w:val="left"/>
             </w:pPr>
             <w:r>
               <w:t xml:space="preserve">22</w:t>
@@ -2180,19 +2254,20 @@
           <w:p>
             <w:pPr>
               <w:pStyle w:val="Compact"/>
+              <w:jc w:val="left"/>
             </w:pPr>
             <w:r>
               <w:rPr>
                 <w:rStyle w:val="VerbatimChar"/>
+                <w:bCs/>
                 <w:b/>
-                <w:bCs/>
               </w:rPr>
               <w:t xml:space="preserve">CSocket::Send</w:t>
             </w:r>
             <w:r>
               <w:rPr>
+                <w:bCs/>
                 <w:b/>
-                <w:bCs/>
               </w:rPr>
               <w:t xml:space="preserve">'s count</w:t>
             </w:r>
@@ -2206,6 +2281,7 @@
           <w:p>
             <w:pPr>
               <w:pStyle w:val="Compact"/>
+              <w:jc w:val="left"/>
             </w:pPr>
             <w:r>
               <w:rPr>
@@ -2220,6 +2296,7 @@
           <w:p>
             <w:pPr>
               <w:pStyle w:val="Compact"/>
+              <w:jc w:val="left"/>
             </w:pPr>
             <w:r>
               <w:rPr>
@@ -2236,6 +2313,7 @@
           <w:p>
             <w:pPr>
               <w:pStyle w:val="Compact"/>
+              <w:jc w:val="left"/>
             </w:pPr>
             <w:r>
               <w:t xml:space="preserve">23</w:t>
@@ -2247,40 +2325,41 @@
           <w:p>
             <w:pPr>
               <w:pStyle w:val="Compact"/>
+              <w:jc w:val="left"/>
             </w:pPr>
             <w:r>
               <w:rPr>
+                <w:bCs/>
                 <w:b/>
-                <w:bCs/>
               </w:rPr>
               <w:t xml:space="preserve">Wi-Fi: the firmware's</w:t>
             </w:r>
             <w:r>
               <w:rPr>
+                <w:bCs/>
                 <w:b/>
-                <w:bCs/>
               </w:rPr>
               <w:t xml:space="preserve"> </w:t>
             </w:r>
             <w:r>
               <w:rPr>
                 <w:rStyle w:val="VerbatimChar"/>
+                <w:bCs/>
                 <w:b/>
-                <w:bCs/>
               </w:rPr>
               <w:t xml:space="preserve">wsec</w:t>
             </w:r>
             <w:r>
               <w:rPr>
+                <w:bCs/>
                 <w:b/>
-                <w:bCs/>
               </w:rPr>
               <w:t xml:space="preserve"> </w:t>
             </w:r>
             <w:r>
               <w:rPr>
+                <w:bCs/>
                 <w:b/>
-                <w:bCs/>
               </w:rPr>
               <w:t xml:space="preserve">from the IE's ciphers</w:t>
             </w:r>
@@ -2297,6 +2376,7 @@
           <w:p>
             <w:pPr>
               <w:pStyle w:val="Compact"/>
+              <w:jc w:val="left"/>
             </w:pPr>
             <w:r>
               <w:rPr>
@@ -2338,6 +2418,7 @@
           <w:p>
             <w:pPr>
               <w:pStyle w:val="Compact"/>
+              <w:jc w:val="left"/>
             </w:pPr>
             <w:r>
               <w:rPr>
@@ -2354,6 +2435,7 @@
           <w:p>
             <w:pPr>
               <w:pStyle w:val="Compact"/>
+              <w:jc w:val="left"/>
             </w:pPr>
             <w:r>
               <w:t xml:space="preserve">25</w:t>
@@ -2365,11 +2447,12 @@
           <w:p>
             <w:pPr>
               <w:pStyle w:val="Compact"/>
+              <w:jc w:val="left"/>
             </w:pPr>
             <w:r>
               <w:rPr>
+                <w:bCs/>
                 <w:b/>
-                <w:bCs/>
               </w:rPr>
               <w:t xml:space="preserve">TCP: a closed connection's retransmission timer</w:t>
             </w:r>
@@ -2395,6 +2478,7 @@
           <w:p>
             <w:pPr>
               <w:pStyle w:val="Compact"/>
+              <w:jc w:val="left"/>
             </w:pPr>
             <w:r>
               <w:rPr>
@@ -2409,6 +2493,7 @@
           <w:p>
             <w:pPr>
               <w:pStyle w:val="Compact"/>
+              <w:jc w:val="left"/>
             </w:pPr>
             <w:r>
               <w:rPr>
@@ -2425,6 +2510,7 @@
           <w:p>
             <w:pPr>
               <w:pStyle w:val="Compact"/>
+              <w:jc w:val="left"/>
             </w:pPr>
             <w:r>
               <w:t xml:space="preserve">26</w:t>
@@ -2436,11 +2522,12 @@
           <w:p>
             <w:pPr>
               <w:pStyle w:val="Compact"/>
+              <w:jc w:val="left"/>
             </w:pPr>
             <w:r>
               <w:rPr>
+                <w:bCs/>
                 <w:b/>
-                <w:bCs/>
               </w:rPr>
               <w:t xml:space="preserve">Wi-Fi: the chip polled</w:t>
             </w:r>
@@ -2455,8 +2542,8 @@
             </w:r>
             <w:r>
               <w:rPr>
+                <w:bCs/>
                 <w:b/>
-                <w:bCs/>
               </w:rPr>
               <w:t xml:space="preserve">a scan over both bands</w:t>
             </w:r>
@@ -2471,8 +2558,8 @@
             </w:r>
             <w:r>
               <w:rPr>
+                <w:bCs/>
                 <w:b/>
-                <w:bCs/>
               </w:rPr>
               <w:t xml:space="preserve">5 GHz preferred</w:t>
             </w:r>
@@ -2484,8 +2571,8 @@
             </w:r>
             <w:r>
               <w:rPr>
+                <w:bCs/>
                 <w:b/>
-                <w:bCs/>
               </w:rPr>
               <w:t xml:space="preserve">a frame in one SDIO command</w:t>
             </w:r>
@@ -2497,8 +2584,8 @@
             </w:r>
             <w:r>
               <w:rPr>
+                <w:bCs/>
                 <w:b/>
-                <w:bCs/>
               </w:rPr>
               <w:t xml:space="preserve">the SDIO bus at 50 MHz</w:t>
             </w:r>
@@ -2510,8 +2597,8 @@
             </w:r>
             <w:r>
               <w:rPr>
+                <w:bCs/>
                 <w:b/>
-                <w:bCs/>
               </w:rPr>
               <w:t xml:space="preserve">no A-MPDU for the frames sent</w:t>
             </w:r>
@@ -2528,6 +2615,7 @@
           <w:p>
             <w:pPr>
               <w:pStyle w:val="Compact"/>
+              <w:jc w:val="left"/>
             </w:pPr>
             <w:r>
               <w:rPr>
@@ -2566,6 +2654,7 @@
           <w:p>
             <w:pPr>
               <w:pStyle w:val="Compact"/>
+              <w:jc w:val="left"/>
             </w:pPr>
             <w:r>
               <w:rPr>
@@ -2582,6 +2671,7 @@
           <w:p>
             <w:pPr>
               <w:pStyle w:val="Compact"/>
+              <w:jc w:val="left"/>
             </w:pPr>
             <w:r>
               <w:t xml:space="preserve">27</w:t>
@@ -2593,11 +2683,12 @@
           <w:p>
             <w:pPr>
               <w:pStyle w:val="Compact"/>
+              <w:jc w:val="left"/>
             </w:pPr>
             <w:r>
               <w:rPr>
+                <w:bCs/>
                 <w:b/>
-                <w:bCs/>
               </w:rPr>
               <w:t xml:space="preserve">TCP: window scaling</w:t>
             </w:r>
@@ -2612,8 +2703,8 @@
             </w:r>
             <w:r>
               <w:rPr>
+                <w:bCs/>
                 <w:b/>
-                <w:bCs/>
               </w:rPr>
               <w:t xml:space="preserve">a receive window that follows the receive queue</w:t>
             </w:r>
@@ -2628,8 +2719,8 @@
             </w:r>
             <w:r>
               <w:rPr>
+                <w:bCs/>
                 <w:b/>
-                <w:bCs/>
               </w:rPr>
               <w:t xml:space="preserve">delayed acknowledgements</w:t>
             </w:r>
@@ -2646,6 +2737,7 @@
           <w:p>
             <w:pPr>
               <w:pStyle w:val="Compact"/>
+              <w:jc w:val="left"/>
             </w:pPr>
             <w:r>
               <w:rPr>
@@ -2684,6 +2776,7 @@
           <w:p>
             <w:pPr>
               <w:pStyle w:val="Compact"/>
+              <w:jc w:val="left"/>
             </w:pPr>
             <w:r>
               <w:rPr>
@@ -2700,6 +2793,7 @@
           <w:p>
             <w:pPr>
               <w:pStyle w:val="Compact"/>
+              <w:jc w:val="left"/>
             </w:pPr>
             <w:r>
               <w:t xml:space="preserve">12</w:t>
@@ -2711,11 +2805,12 @@
           <w:p>
             <w:pPr>
               <w:pStyle w:val="Compact"/>
+              <w:jc w:val="left"/>
             </w:pPr>
             <w:r>
               <w:rPr>
+                <w:bCs/>
                 <w:b/>
-                <w:bCs/>
               </w:rPr>
               <w:t xml:space="preserve">2D DMA with a source stride</w:t>
             </w:r>
@@ -2730,8 +2825,8 @@
             </w:r>
             <w:r>
               <w:rPr>
+                <w:bCs/>
                 <w:b/>
-                <w:bCs/>
               </w:rPr>
               <w:t xml:space="preserve">asynchronous</w:t>
             </w:r>
@@ -2748,6 +2843,7 @@
           <w:p>
             <w:pPr>
               <w:pStyle w:val="Compact"/>
+              <w:jc w:val="left"/>
             </w:pPr>
             <w:r>
               <w:rPr>
@@ -2798,6 +2894,7 @@
           <w:p>
             <w:pPr>
               <w:pStyle w:val="Compact"/>
+              <w:jc w:val="left"/>
             </w:pPr>
             <w:r>
               <w:rPr>
@@ -2816,8 +2913,8 @@
         </w:pict>
       </w:r>
     </w:p>
-    <w:bookmarkEnd w:id="19"/>
-    <w:bookmarkStart w:id="20" w:name="Xc78cb6a76c643ee0c744e433ae9f6d63fb61e99"/>
+    <w:bookmarkEnd w:id="21"/>
+    <w:bookmarkStart w:id="22" w:name="Xc78cb6a76c643ee0c744e433ae9f6d63fb61e99"/>
     <w:p>
       <w:pPr>
         <w:pStyle w:val="Heading2"/>
@@ -2844,111 +2941,111 @@
       </w:pPr>
       <w:r>
         <w:rPr>
+          <w:bCs/>
           <w:b/>
+        </w:rPr>
+        <w:t xml:space="preserve">Why.</w:t>
+      </w:r>
+      <w:r>
+        <w:t xml:space="preserve"> </w:t>
+      </w:r>
+      <w:r>
+        <w:t xml:space="preserve">Circle's cooked-mode keyboard bakes the country maps into the binary (one selected</w:t>
+      </w:r>
+      <w:r>
+        <w:t xml:space="preserve"> </w:t>
+      </w:r>
+      <w:r>
+        <w:t xml:space="preserve">at boot via</w:t>
+      </w:r>
+      <w:r>
+        <w:t xml:space="preserve"> </w:t>
+      </w:r>
+      <w:r>
+        <w:rPr>
+          <w:rStyle w:val="VerbatimChar"/>
+        </w:rPr>
+        <w:t xml:space="preserve">keymap=</w:t>
+      </w:r>
+      <w:r>
+        <w:t xml:space="preserve">) and offers no way to change it afterwards. Onyx wants</w:t>
+      </w:r>
+      <w:r>
+        <w:t xml:space="preserve"> </w:t>
+      </w:r>
+      <w:r>
+        <w:rPr>
           <w:bCs/>
-        </w:rPr>
-        <w:t xml:space="preserve">Why.</w:t>
-      </w:r>
-      <w:r>
-        <w:t xml:space="preserve"> </w:t>
-      </w:r>
-      <w:r>
-        <w:t xml:space="preserve">Circle's cooked-mode keyboard bakes the country maps into the binary (one selected</w:t>
-      </w:r>
-      <w:r>
-        <w:t xml:space="preserve"> </w:t>
-      </w:r>
-      <w:r>
-        <w:t xml:space="preserve">at boot via</w:t>
-      </w:r>
-      <w:r>
-        <w:t xml:space="preserve"> </w:t>
-      </w:r>
-      <w:r>
-        <w:rPr>
-          <w:rStyle w:val="VerbatimChar"/>
-        </w:rPr>
-        <w:t xml:space="preserve">keymap=</w:t>
-      </w:r>
-      <w:r>
-        <w:t xml:space="preserve">) and offers no way to change it afterwards. Onyx wants</w:t>
-      </w:r>
-      <w:r>
-        <w:t xml:space="preserve"> </w:t>
-      </w:r>
-      <w:r>
-        <w:rPr>
           <w:b/>
+        </w:rPr>
+        <w:t xml:space="preserve">live</w:t>
+      </w:r>
+      <w:r>
+        <w:t xml:space="preserve"> </w:t>
+      </w:r>
+      <w:r>
+        <w:t xml:space="preserve">layout</w:t>
+      </w:r>
+      <w:r>
+        <w:t xml:space="preserve"> </w:t>
+      </w:r>
+      <w:r>
+        <w:t xml:space="preserve">switching</w:t>
+      </w:r>
+      <w:r>
+        <w:t xml:space="preserve"> </w:t>
+      </w:r>
+      <w:r>
+        <w:rPr>
+          <w:iCs/>
+          <w:i/>
+        </w:rPr>
+        <w:t xml:space="preserve">and</w:t>
+      </w:r>
+      <w:r>
+        <w:t xml:space="preserve"> </w:t>
+      </w:r>
+      <w:r>
+        <w:t xml:space="preserve">layouts that ship as</w:t>
+      </w:r>
+      <w:r>
+        <w:t xml:space="preserve"> </w:t>
+      </w:r>
+      <w:r>
+        <w:rPr>
           <w:bCs/>
-        </w:rPr>
-        <w:t xml:space="preserve">live</w:t>
-      </w:r>
-      <w:r>
-        <w:t xml:space="preserve"> </w:t>
-      </w:r>
-      <w:r>
-        <w:t xml:space="preserve">layout</w:t>
-      </w:r>
-      <w:r>
-        <w:t xml:space="preserve"> </w:t>
-      </w:r>
-      <w:r>
-        <w:t xml:space="preserve">switching</w:t>
-      </w:r>
-      <w:r>
-        <w:t xml:space="preserve"> </w:t>
-      </w:r>
-      <w:r>
-        <w:rPr>
-          <w:i/>
-          <w:iCs/>
-        </w:rPr>
-        <w:t xml:space="preserve">and</w:t>
-      </w:r>
-      <w:r>
-        <w:t xml:space="preserve"> </w:t>
-      </w:r>
-      <w:r>
-        <w:t xml:space="preserve">layouts that ship as</w:t>
-      </w:r>
-      <w:r>
-        <w:t xml:space="preserve"> </w:t>
-      </w:r>
-      <w:r>
-        <w:rPr>
           <w:b/>
+        </w:rPr>
+        <w:t xml:space="preserve">data files</w:t>
+      </w:r>
+      <w:r>
+        <w:t xml:space="preserve"> </w:t>
+      </w:r>
+      <w:r>
+        <w:t xml:space="preserve">(</w:t>
+      </w:r>
+      <w:r>
+        <w:rPr>
+          <w:rStyle w:val="VerbatimChar"/>
+        </w:rPr>
+        <w:t xml:space="preserve">SD:/etc/keymaps/*.kmap</w:t>
+      </w:r>
+      <w:r>
+        <w:t xml:space="preserve">), so a new</w:t>
+      </w:r>
+      <w:r>
+        <w:t xml:space="preserve"> </w:t>
+      </w:r>
+      <w:r>
+        <w:t xml:space="preserve">layout needs no kernel rebuild — and the kernel carries</w:t>
+      </w:r>
+      <w:r>
+        <w:t xml:space="preserve"> </w:t>
+      </w:r>
+      <w:r>
+        <w:rPr>
           <w:bCs/>
-        </w:rPr>
-        <w:t xml:space="preserve">data files</w:t>
-      </w:r>
-      <w:r>
-        <w:t xml:space="preserve"> </w:t>
-      </w:r>
-      <w:r>
-        <w:t xml:space="preserve">(</w:t>
-      </w:r>
-      <w:r>
-        <w:rPr>
-          <w:rStyle w:val="VerbatimChar"/>
-        </w:rPr>
-        <w:t xml:space="preserve">SD:/etc/keymaps/*.kmap</w:t>
-      </w:r>
-      <w:r>
-        <w:t xml:space="preserve">), so a new</w:t>
-      </w:r>
-      <w:r>
-        <w:t xml:space="preserve"> </w:t>
-      </w:r>
-      <w:r>
-        <w:t xml:space="preserve">layout needs no kernel rebuild — and the kernel carries</w:t>
-      </w:r>
-      <w:r>
-        <w:t xml:space="preserve"> </w:t>
-      </w:r>
-      <w:r>
-        <w:rPr>
           <w:b/>
-          <w:bCs/>
         </w:rPr>
         <w:t xml:space="preserve">no</w:t>
       </w:r>
@@ -2965,39 +3062,39 @@
       </w:pPr>
       <w:r>
         <w:rPr>
+          <w:bCs/>
           <w:b/>
-          <w:bCs/>
         </w:rPr>
         <w:t xml:space="preserve">What.</w:t>
       </w:r>
     </w:p>
     <w:p>
       <w:pPr>
-        <w:pStyle w:val="Compact"/>
         <w:numPr>
           <w:ilvl w:val="0"/>
           <w:numId w:val="1002"/>
         </w:numPr>
-      </w:pPr>
-      <w:r>
-        <w:rPr>
+        <w:pStyle w:val="Compact"/>
+      </w:pPr>
+      <w:r>
+        <w:rPr>
+          <w:bCs/>
           <w:b/>
+        </w:rPr>
+        <w:t xml:space="preserve">Expose the keyboard's</w:t>
+      </w:r>
+      <w:r>
+        <w:rPr>
           <w:bCs/>
-        </w:rPr>
-        <w:t xml:space="preserve">Expose the keyboard's</w:t>
-      </w:r>
-      <w:r>
-        <w:rPr>
           <w:b/>
+        </w:rPr>
+        <w:t xml:space="preserve"> </w:t>
+      </w:r>
+      <w:r>
+        <w:rPr>
+          <w:rStyle w:val="VerbatimChar"/>
           <w:bCs/>
-        </w:rPr>
-        <w:t xml:space="preserve"> </w:t>
-      </w:r>
-      <w:r>
-        <w:rPr>
-          <w:rStyle w:val="VerbatimChar"/>
           <w:b/>
-          <w:bCs/>
         </w:rPr>
         <w:t xml:space="preserve">CKeyMap</w:t>
       </w:r>
@@ -3079,174 +3176,174 @@
     </w:p>
     <w:p>
       <w:pPr>
-        <w:pStyle w:val="Compact"/>
         <w:numPr>
           <w:ilvl w:val="0"/>
           <w:numId w:val="1002"/>
         </w:numPr>
-      </w:pPr>
-      <w:r>
-        <w:rPr>
+        <w:pStyle w:val="Compact"/>
+      </w:pPr>
+      <w:r>
+        <w:rPr>
+          <w:bCs/>
           <w:b/>
+        </w:rPr>
+        <w:t xml:space="preserve">Drop the compiled-in maps.</w:t>
+      </w:r>
+      <w:r>
+        <w:t xml:space="preserve"> </w:t>
+      </w:r>
+      <w:r>
+        <w:rPr>
+          <w:rStyle w:val="VerbatimChar"/>
+        </w:rPr>
+        <w:t xml:space="preserve">keymap.cpp</w:t>
+      </w:r>
+      <w:r>
+        <w:t xml:space="preserve"> </w:t>
+      </w:r>
+      <w:r>
+        <w:t xml:space="preserve">no longer</w:t>
+      </w:r>
+      <w:r>
+        <w:t xml:space="preserve"> </w:t>
+      </w:r>
+      <w:r>
+        <w:rPr>
+          <w:rStyle w:val="VerbatimChar"/>
+        </w:rPr>
+        <w:t xml:space="preserve">#include</w:t>
+      </w:r>
+      <w:r>
+        <w:t xml:space="preserve">s the</w:t>
+      </w:r>
+      <w:r>
+        <w:t xml:space="preserve"> </w:t>
+      </w:r>
+      <w:r>
+        <w:rPr>
+          <w:rStyle w:val="VerbatimChar"/>
+        </w:rPr>
+        <w:t xml:space="preserve">keymap_*.h</w:t>
+      </w:r>
+      <w:r>
+        <w:t xml:space="preserve"> </w:t>
+      </w:r>
+      <w:r>
+        <w:t xml:space="preserve">tables,</w:t>
+      </w:r>
+      <w:r>
+        <w:t xml:space="preserve"> </w:t>
+      </w:r>
+      <w:r>
+        <w:t xml:space="preserve">and</w:t>
+      </w:r>
+      <w:r>
+        <w:t xml:space="preserve"> </w:t>
+      </w:r>
+      <w:r>
+        <w:rPr>
+          <w:rStyle w:val="VerbatimChar"/>
+        </w:rPr>
+        <w:t xml:space="preserve">CKeyMap</w:t>
+      </w:r>
+      <w:r>
+        <w:t xml:space="preserve"> </w:t>
+      </w:r>
+      <w:r>
+        <w:t xml:space="preserve">loses</w:t>
+      </w:r>
+      <w:r>
+        <w:t xml:space="preserve"> </w:t>
+      </w:r>
+      <w:r>
+        <w:rPr>
+          <w:rStyle w:val="VerbatimChar"/>
+        </w:rPr>
+        <w:t xml:space="preserve">s_DefaultMap[]</w:t>
+      </w:r>
+      <w:r>
+        <w:t xml:space="preserve">,</w:t>
+      </w:r>
+      <w:r>
+        <w:t xml:space="preserve"> </w:t>
+      </w:r>
+      <w:r>
+        <w:rPr>
+          <w:rStyle w:val="VerbatimChar"/>
+        </w:rPr>
+        <w:t xml:space="preserve">s_MapDirectory[]</w:t>
+      </w:r>
+      <w:r>
+        <w:t xml:space="preserve"> </w:t>
+      </w:r>
+      <w:r>
+        <w:t xml:space="preserve">and</w:t>
+      </w:r>
+      <w:r>
+        <w:t xml:space="preserve"> </w:t>
+      </w:r>
+      <w:r>
+        <w:rPr>
+          <w:rStyle w:val="VerbatimChar"/>
+        </w:rPr>
+        <w:t xml:space="preserve">LookupDefaultMap()</w:t>
+      </w:r>
+      <w:r>
+        <w:t xml:space="preserve">; the</w:t>
+      </w:r>
+      <w:r>
+        <w:t xml:space="preserve"> </w:t>
+      </w:r>
+      <w:r>
+        <w:t xml:space="preserve">constructor just zeroes the map (every entry</w:t>
+      </w:r>
+      <w:r>
+        <w:t xml:space="preserve"> </w:t>
+      </w:r>
+      <w:r>
+        <w:rPr>
+          <w:rStyle w:val="VerbatimChar"/>
+        </w:rPr>
+        <w:t xml:space="preserve">KeyNone</w:t>
+      </w:r>
+      <w:r>
+        <w:t xml:space="preserve">). The 7 stock tables</w:t>
+      </w:r>
+      <w:r>
+        <w:t xml:space="preserve"> </w:t>
+      </w:r>
+      <w:r>
+        <w:t xml:space="preserve">(</w:t>
+      </w:r>
+      <w:r>
+        <w:rPr>
+          <w:rStyle w:val="VerbatimChar"/>
+        </w:rPr>
+        <w:t xml:space="preserve">keymap_{de,dv,es,fr,it,uk,us}.h</w:t>
+      </w:r>
+      <w:r>
+        <w:t xml:space="preserve">,</w:t>
+      </w:r>
+      <w:r>
+        <w:t xml:space="preserve"> </w:t>
+      </w:r>
+      <w:r>
+        <w:rPr>
           <w:bCs/>
-        </w:rPr>
-        <w:t xml:space="preserve">Drop the compiled-in maps.</w:t>
-      </w:r>
-      <w:r>
-        <w:t xml:space="preserve"> </w:t>
-      </w:r>
-      <w:r>
-        <w:rPr>
-          <w:rStyle w:val="VerbatimChar"/>
-        </w:rPr>
-        <w:t xml:space="preserve">keymap.cpp</w:t>
-      </w:r>
-      <w:r>
-        <w:t xml:space="preserve"> </w:t>
-      </w:r>
-      <w:r>
-        <w:t xml:space="preserve">no longer</w:t>
-      </w:r>
-      <w:r>
-        <w:t xml:space="preserve"> </w:t>
-      </w:r>
-      <w:r>
-        <w:rPr>
-          <w:rStyle w:val="VerbatimChar"/>
-        </w:rPr>
-        <w:t xml:space="preserve">#include</w:t>
-      </w:r>
-      <w:r>
-        <w:t xml:space="preserve">s the</w:t>
-      </w:r>
-      <w:r>
-        <w:t xml:space="preserve"> </w:t>
-      </w:r>
-      <w:r>
-        <w:rPr>
-          <w:rStyle w:val="VerbatimChar"/>
-        </w:rPr>
-        <w:t xml:space="preserve">keymap_*.h</w:t>
-      </w:r>
-      <w:r>
-        <w:t xml:space="preserve"> </w:t>
-      </w:r>
-      <w:r>
-        <w:t xml:space="preserve">tables,</w:t>
-      </w:r>
-      <w:r>
-        <w:t xml:space="preserve"> </w:t>
-      </w:r>
-      <w:r>
-        <w:t xml:space="preserve">and</w:t>
-      </w:r>
-      <w:r>
-        <w:t xml:space="preserve"> </w:t>
-      </w:r>
-      <w:r>
-        <w:rPr>
-          <w:rStyle w:val="VerbatimChar"/>
-        </w:rPr>
-        <w:t xml:space="preserve">CKeyMap</w:t>
-      </w:r>
-      <w:r>
-        <w:t xml:space="preserve"> </w:t>
-      </w:r>
-      <w:r>
-        <w:t xml:space="preserve">loses</w:t>
-      </w:r>
-      <w:r>
-        <w:t xml:space="preserve"> </w:t>
-      </w:r>
-      <w:r>
-        <w:rPr>
-          <w:rStyle w:val="VerbatimChar"/>
-        </w:rPr>
-        <w:t xml:space="preserve">s_DefaultMap[]</w:t>
-      </w:r>
-      <w:r>
-        <w:t xml:space="preserve">,</w:t>
-      </w:r>
-      <w:r>
-        <w:t xml:space="preserve"> </w:t>
-      </w:r>
-      <w:r>
-        <w:rPr>
-          <w:rStyle w:val="VerbatimChar"/>
-        </w:rPr>
-        <w:t xml:space="preserve">s_MapDirectory[]</w:t>
-      </w:r>
-      <w:r>
-        <w:t xml:space="preserve"> </w:t>
-      </w:r>
-      <w:r>
-        <w:t xml:space="preserve">and</w:t>
-      </w:r>
-      <w:r>
-        <w:t xml:space="preserve"> </w:t>
-      </w:r>
-      <w:r>
-        <w:rPr>
-          <w:rStyle w:val="VerbatimChar"/>
-        </w:rPr>
-        <w:t xml:space="preserve">LookupDefaultMap()</w:t>
-      </w:r>
-      <w:r>
-        <w:t xml:space="preserve">; the</w:t>
-      </w:r>
-      <w:r>
-        <w:t xml:space="preserve"> </w:t>
-      </w:r>
-      <w:r>
-        <w:t xml:space="preserve">constructor just zeroes the map (every entry</w:t>
-      </w:r>
-      <w:r>
-        <w:t xml:space="preserve"> </w:t>
-      </w:r>
-      <w:r>
-        <w:rPr>
-          <w:rStyle w:val="VerbatimChar"/>
-        </w:rPr>
-        <w:t xml:space="preserve">KeyNone</w:t>
-      </w:r>
-      <w:r>
-        <w:t xml:space="preserve">). The 7 stock tables</w:t>
-      </w:r>
-      <w:r>
-        <w:t xml:space="preserve"> </w:t>
-      </w:r>
-      <w:r>
-        <w:t xml:space="preserve">(</w:t>
-      </w:r>
-      <w:r>
-        <w:rPr>
-          <w:rStyle w:val="VerbatimChar"/>
-        </w:rPr>
-        <w:t xml:space="preserve">keymap_{de,dv,es,fr,it,uk,us}.h</w:t>
-      </w:r>
-      <w:r>
-        <w:t xml:space="preserve">,</w:t>
-      </w:r>
-      <w:r>
-        <w:t xml:space="preserve"> </w:t>
-      </w:r>
-      <w:r>
-        <w:rPr>
           <w:b/>
+        </w:rPr>
+        <w:t xml:space="preserve">905 lines</w:t>
+      </w:r>
+      <w:r>
+        <w:t xml:space="preserve">) are</w:t>
+      </w:r>
+      <w:r>
+        <w:t xml:space="preserve"> </w:t>
+      </w:r>
+      <w:r>
+        <w:rPr>
           <w:bCs/>
-        </w:rPr>
-        <w:t xml:space="preserve">905 lines</w:t>
-      </w:r>
-      <w:r>
-        <w:t xml:space="preserve">) are</w:t>
-      </w:r>
-      <w:r>
-        <w:t xml:space="preserve"> </w:t>
-      </w:r>
-      <w:r>
-        <w:rPr>
           <w:b/>
-          <w:bCs/>
         </w:rPr>
         <w:t xml:space="preserve">deleted</w:t>
       </w:r>
@@ -3383,8 +3480,8 @@
       </w:r>
       <w:r>
         <w:rPr>
+          <w:bCs/>
           <w:b/>
-          <w:bCs/>
         </w:rPr>
         <w:t xml:space="preserve">20 → 40</w:t>
       </w:r>
@@ -4246,43 +4343,43 @@
       </w:pPr>
       <w:r>
         <w:rPr>
+          <w:iCs/>
           <w:i/>
+        </w:rPr>
+        <w:t xml:space="preserve">(The 7</w:t>
+      </w:r>
+      <w:r>
+        <w:rPr>
           <w:iCs/>
-        </w:rPr>
-        <w:t xml:space="preserve">(The 7</w:t>
-      </w:r>
-      <w:r>
-        <w:rPr>
           <w:i/>
+        </w:rPr>
+        <w:t xml:space="preserve"> </w:t>
+      </w:r>
+      <w:r>
+        <w:rPr>
+          <w:rStyle w:val="VerbatimChar"/>
           <w:iCs/>
-        </w:rPr>
-        <w:t xml:space="preserve"> </w:t>
-      </w:r>
-      <w:r>
-        <w:rPr>
-          <w:rStyle w:val="VerbatimChar"/>
           <w:i/>
+        </w:rPr>
+        <w:t xml:space="preserve">lib/input/keymap_*.h</w:t>
+      </w:r>
+      <w:r>
+        <w:rPr>
           <w:iCs/>
-        </w:rPr>
-        <w:t xml:space="preserve">lib/input/keymap_*.h</w:t>
-      </w:r>
-      <w:r>
-        <w:rPr>
           <w:i/>
+        </w:rPr>
+        <w:t xml:space="preserve"> </w:t>
+      </w:r>
+      <w:r>
+        <w:rPr>
           <w:iCs/>
-        </w:rPr>
-        <w:t xml:space="preserve"> </w:t>
-      </w:r>
-      <w:r>
-        <w:rPr>
           <w:i/>
-          <w:iCs/>
         </w:rPr>
         <w:t xml:space="preserve">tables are deleted — 905 lines — and not shown here.)</w:t>
       </w:r>
     </w:p>
-    <w:bookmarkEnd w:id="20"/>
-    <w:bookmarkStart w:id="21" w:name="Xcadfa65637ee829ddd50b2c4f7fdc1b265fdc27"/>
+    <w:bookmarkEnd w:id="22"/>
+    <w:bookmarkStart w:id="23" w:name="Xcadfa65637ee829ddd50b2c4f7fdc1b265fdc27"/>
     <w:p>
       <w:pPr>
         <w:pStyle w:val="Heading2"/>
@@ -4297,140 +4394,140 @@
       </w:pPr>
       <w:r>
         <w:rPr>
+          <w:bCs/>
           <w:b/>
+        </w:rPr>
+        <w:t xml:space="preserve">Why.</w:t>
+      </w:r>
+      <w:r>
+        <w:t xml:space="preserve"> </w:t>
+      </w:r>
+      <w:r>
+        <w:t xml:space="preserve">Circle's</w:t>
+      </w:r>
+      <w:r>
+        <w:t xml:space="preserve"> </w:t>
+      </w:r>
+      <w:r>
+        <w:rPr>
+          <w:rStyle w:val="VerbatimChar"/>
+        </w:rPr>
+        <w:t xml:space="preserve">CHeapAllocator</w:t>
+      </w:r>
+      <w:r>
+        <w:t xml:space="preserve"> </w:t>
+      </w:r>
+      <w:r>
+        <w:t xml:space="preserve">keeps freed blocks on per-size</w:t>
+      </w:r>
+      <w:r>
+        <w:t xml:space="preserve"> </w:t>
+      </w:r>
+      <w:r>
+        <w:rPr>
           <w:bCs/>
-        </w:rPr>
-        <w:t xml:space="preserve">Why.</w:t>
-      </w:r>
-      <w:r>
-        <w:t xml:space="preserve"> </w:t>
-      </w:r>
-      <w:r>
-        <w:t xml:space="preserve">Circle's</w:t>
-      </w:r>
-      <w:r>
-        <w:t xml:space="preserve"> </w:t>
-      </w:r>
-      <w:r>
-        <w:rPr>
-          <w:rStyle w:val="VerbatimChar"/>
-        </w:rPr>
-        <w:t xml:space="preserve">CHeapAllocator</w:t>
-      </w:r>
-      <w:r>
-        <w:t xml:space="preserve"> </w:t>
-      </w:r>
-      <w:r>
-        <w:t xml:space="preserve">keeps freed blocks on per-size</w:t>
-      </w:r>
-      <w:r>
-        <w:t xml:space="preserve"> </w:t>
-      </w:r>
-      <w:r>
-        <w:rPr>
           <w:b/>
+        </w:rPr>
+        <w:t xml:space="preserve">bucket</w:t>
+      </w:r>
+      <w:r>
+        <w:t xml:space="preserve"> </w:t>
+      </w:r>
+      <w:r>
+        <w:t xml:space="preserve">free lists, but</w:t>
+      </w:r>
+      <w:r>
+        <w:t xml:space="preserve"> </w:t>
+      </w:r>
+      <w:r>
+        <w:t xml:space="preserve">the buckets top out at</w:t>
+      </w:r>
+      <w:r>
+        <w:t xml:space="preserve"> </w:t>
+      </w:r>
+      <w:r>
+        <w:rPr>
+          <w:rStyle w:val="VerbatimChar"/>
+        </w:rPr>
+        <w:t xml:space="preserve">0x80000</w:t>
+      </w:r>
+      <w:r>
+        <w:t xml:space="preserve"> </w:t>
+      </w:r>
+      <w:r>
+        <w:t xml:space="preserve">= 512 KB. A block</w:t>
+      </w:r>
+      <w:r>
+        <w:t xml:space="preserve"> </w:t>
+      </w:r>
+      <w:r>
+        <w:rPr>
           <w:bCs/>
-        </w:rPr>
-        <w:t xml:space="preserve">bucket</w:t>
-      </w:r>
-      <w:r>
-        <w:t xml:space="preserve"> </w:t>
-      </w:r>
-      <w:r>
-        <w:t xml:space="preserve">free lists, but</w:t>
-      </w:r>
-      <w:r>
-        <w:t xml:space="preserve"> </w:t>
-      </w:r>
-      <w:r>
-        <w:t xml:space="preserve">the buckets top out at</w:t>
-      </w:r>
-      <w:r>
-        <w:t xml:space="preserve"> </w:t>
-      </w:r>
-      <w:r>
-        <w:rPr>
-          <w:rStyle w:val="VerbatimChar"/>
-        </w:rPr>
-        <w:t xml:space="preserve">0x80000</w:t>
-      </w:r>
-      <w:r>
-        <w:t xml:space="preserve"> </w:t>
-      </w:r>
-      <w:r>
-        <w:t xml:space="preserve">= 512 KB. A block</w:t>
-      </w:r>
-      <w:r>
-        <w:t xml:space="preserve"> </w:t>
-      </w:r>
-      <w:r>
-        <w:rPr>
           <w:b/>
+        </w:rPr>
+        <w:t xml:space="preserve">bigger than the top bucket cannot be</w:t>
+      </w:r>
+      <w:r>
+        <w:rPr>
           <w:bCs/>
-        </w:rPr>
-        <w:t xml:space="preserve">bigger than the top bucket cannot be</w:t>
-      </w:r>
-      <w:r>
-        <w:rPr>
           <w:b/>
+        </w:rPr>
+        <w:t xml:space="preserve"> </w:t>
+      </w:r>
+      <w:r>
+        <w:rPr>
           <w:bCs/>
-        </w:rPr>
-        <w:t xml:space="preserve"> </w:t>
-      </w:r>
-      <w:r>
-        <w:rPr>
           <w:b/>
+        </w:rPr>
+        <w:t xml:space="preserve">returned to any free list and is lost</w:t>
+      </w:r>
+      <w:r>
+        <w:t xml:space="preserve"> </w:t>
+      </w:r>
+      <w:r>
+        <w:t xml:space="preserve">on</w:t>
+      </w:r>
+      <w:r>
+        <w:t xml:space="preserve"> </w:t>
+      </w:r>
+      <w:r>
+        <w:rPr>
+          <w:rStyle w:val="VerbatimChar"/>
+        </w:rPr>
+        <w:t xml:space="preserve">Free()</w:t>
+      </w:r>
+      <w:r>
+        <w:t xml:space="preserve">. Onyx allocates large blocks routinely —</w:t>
+      </w:r>
+      <w:r>
+        <w:t xml:space="preserve"> </w:t>
+      </w:r>
+      <w:r>
+        <w:t xml:space="preserve">a window</w:t>
+      </w:r>
+      <w:r>
+        <w:t xml:space="preserve"> </w:t>
+      </w:r>
+      <w:r>
+        <w:rPr>
           <w:bCs/>
-        </w:rPr>
-        <w:t xml:space="preserve">returned to any free list and is lost</w:t>
-      </w:r>
-      <w:r>
-        <w:t xml:space="preserve"> </w:t>
-      </w:r>
-      <w:r>
-        <w:t xml:space="preserve">on</w:t>
-      </w:r>
-      <w:r>
-        <w:t xml:space="preserve"> </w:t>
-      </w:r>
-      <w:r>
-        <w:rPr>
-          <w:rStyle w:val="VerbatimChar"/>
-        </w:rPr>
-        <w:t xml:space="preserve">Free()</w:t>
-      </w:r>
-      <w:r>
-        <w:t xml:space="preserve">. Onyx allocates large blocks routinely —</w:t>
-      </w:r>
-      <w:r>
-        <w:t xml:space="preserve"> </w:t>
-      </w:r>
-      <w:r>
-        <w:t xml:space="preserve">a window</w:t>
-      </w:r>
-      <w:r>
-        <w:t xml:space="preserve"> </w:t>
-      </w:r>
-      <w:r>
-        <w:rPr>
           <w:b/>
+        </w:rPr>
+        <w:t xml:space="preserve">canvas</w:t>
+      </w:r>
+      <w:r>
+        <w:t xml:space="preserve"> </w:t>
+      </w:r>
+      <w:r>
+        <w:t xml:space="preserve">is up to ~3 MB (1024×768×4) — so</w:t>
+      </w:r>
+      <w:r>
+        <w:t xml:space="preserve"> </w:t>
+      </w:r>
+      <w:r>
+        <w:rPr>
           <w:bCs/>
-        </w:rPr>
-        <w:t xml:space="preserve">canvas</w:t>
-      </w:r>
-      <w:r>
-        <w:t xml:space="preserve"> </w:t>
-      </w:r>
-      <w:r>
-        <w:t xml:space="preserve">is up to ~3 MB (1024×768×4) — so</w:t>
-      </w:r>
-      <w:r>
-        <w:t xml:space="preserve"> </w:t>
-      </w:r>
-      <w:r>
-        <w:rPr>
           <w:b/>
-          <w:bCs/>
         </w:rPr>
         <w:t xml:space="preserve">every app launch leaked its canvas</w:t>
       </w:r>
@@ -4444,130 +4541,130 @@
       </w:pPr>
       <w:r>
         <w:rPr>
+          <w:bCs/>
           <w:b/>
+        </w:rPr>
+        <w:t xml:space="preserve">Fix.</w:t>
+      </w:r>
+      <w:r>
+        <w:t xml:space="preserve"> </w:t>
+      </w:r>
+      <w:r>
+        <w:t xml:space="preserve">Add</w:t>
+      </w:r>
+      <w:r>
+        <w:t xml:space="preserve"> </w:t>
+      </w:r>
+      <w:r>
+        <w:rPr>
           <w:bCs/>
-        </w:rPr>
-        <w:t xml:space="preserve">Fix.</w:t>
-      </w:r>
-      <w:r>
-        <w:t xml:space="preserve"> </w:t>
-      </w:r>
-      <w:r>
-        <w:t xml:space="preserve">Add</w:t>
-      </w:r>
-      <w:r>
-        <w:t xml:space="preserve"> </w:t>
-      </w:r>
-      <w:r>
-        <w:rPr>
           <w:b/>
+        </w:rPr>
+        <w:t xml:space="preserve">power-of-two "large" free lists</w:t>
+      </w:r>
+      <w:r>
+        <w:t xml:space="preserve"> </w:t>
+      </w:r>
+      <w:r>
+        <w:t xml:space="preserve">alongside the buckets: a too-big block is</w:t>
+      </w:r>
+      <w:r>
+        <w:t xml:space="preserve"> </w:t>
+      </w:r>
+      <w:r>
+        <w:t xml:space="preserve">rounded to its power-of-two class and pushed onto</w:t>
+      </w:r>
+      <w:r>
+        <w:t xml:space="preserve"> </w:t>
+      </w:r>
+      <w:r>
+        <w:rPr>
+          <w:rStyle w:val="VerbatimChar"/>
+        </w:rPr>
+        <w:t xml:space="preserve">m_pLargeFreeList[exp]</w:t>
+      </w:r>
+      <w:r>
+        <w:t xml:space="preserve"> </w:t>
+      </w:r>
+      <w:r>
+        <w:t xml:space="preserve">on free, and reused</w:t>
+      </w:r>
+      <w:r>
+        <w:t xml:space="preserve"> </w:t>
+      </w:r>
+      <w:r>
+        <w:t xml:space="preserve">from it on allocate. A running</w:t>
+      </w:r>
+      <w:r>
+        <w:t xml:space="preserve"> </w:t>
+      </w:r>
+      <w:r>
+        <w:rPr>
+          <w:rStyle w:val="VerbatimChar"/>
+        </w:rPr>
+        <w:t xml:space="preserve">m_nFreeListBytes</w:t>
+      </w:r>
+      <w:r>
+        <w:t xml:space="preserve"> </w:t>
+      </w:r>
+      <w:r>
+        <w:t xml:space="preserve">counter (exposed via</w:t>
+      </w:r>
+      <w:r>
+        <w:t xml:space="preserve"> </w:t>
+      </w:r>
+      <w:r>
+        <w:rPr>
+          <w:rStyle w:val="VerbatimChar"/>
+        </w:rPr>
+        <w:t xml:space="preserve">GetFreeListSpace()</w:t>
+      </w:r>
+      <w:r>
+        <w:t xml:space="preserve">)</w:t>
+      </w:r>
+      <w:r>
+        <w:t xml:space="preserve"> </w:t>
+      </w:r>
+      <w:r>
+        <w:t xml:space="preserve">feeds the</w:t>
+      </w:r>
+      <w:r>
+        <w:t xml:space="preserve"> </w:t>
+      </w:r>
+      <w:r>
+        <w:rPr>
+          <w:rStyle w:val="VerbatimChar"/>
+        </w:rPr>
+        <w:t xml:space="preserve">meminfo</w:t>
+      </w:r>
+      <w:r>
+        <w:t xml:space="preserve"> </w:t>
+      </w:r>
+      <w:r>
+        <w:t xml:space="preserve">accounting (patch 3).</w:t>
+      </w:r>
+      <w:r>
+        <w:t xml:space="preserve"> </w:t>
+      </w:r>
+      <w:r>
+        <w:rPr>
           <w:bCs/>
-        </w:rPr>
-        <w:t xml:space="preserve">power-of-two "large" free lists</w:t>
-      </w:r>
-      <w:r>
-        <w:t xml:space="preserve"> </w:t>
-      </w:r>
-      <w:r>
-        <w:t xml:space="preserve">alongside the buckets: a too-big block is</w:t>
-      </w:r>
-      <w:r>
-        <w:t xml:space="preserve"> </w:t>
-      </w:r>
-      <w:r>
-        <w:t xml:space="preserve">rounded to its power-of-two class and pushed onto</w:t>
-      </w:r>
-      <w:r>
-        <w:t xml:space="preserve"> </w:t>
-      </w:r>
-      <w:r>
-        <w:rPr>
-          <w:rStyle w:val="VerbatimChar"/>
-        </w:rPr>
-        <w:t xml:space="preserve">m_pLargeFreeList[exp]</w:t>
-      </w:r>
-      <w:r>
-        <w:t xml:space="preserve"> </w:t>
-      </w:r>
-      <w:r>
-        <w:t xml:space="preserve">on free, and reused</w:t>
-      </w:r>
-      <w:r>
-        <w:t xml:space="preserve"> </w:t>
-      </w:r>
-      <w:r>
-        <w:t xml:space="preserve">from it on allocate. A running</w:t>
-      </w:r>
-      <w:r>
-        <w:t xml:space="preserve"> </w:t>
-      </w:r>
-      <w:r>
-        <w:rPr>
-          <w:rStyle w:val="VerbatimChar"/>
-        </w:rPr>
-        <w:t xml:space="preserve">m_nFreeListBytes</w:t>
-      </w:r>
-      <w:r>
-        <w:t xml:space="preserve"> </w:t>
-      </w:r>
-      <w:r>
-        <w:t xml:space="preserve">counter (exposed via</w:t>
-      </w:r>
-      <w:r>
-        <w:t xml:space="preserve"> </w:t>
-      </w:r>
-      <w:r>
-        <w:rPr>
-          <w:rStyle w:val="VerbatimChar"/>
-        </w:rPr>
-        <w:t xml:space="preserve">GetFreeListSpace()</w:t>
-      </w:r>
-      <w:r>
-        <w:t xml:space="preserve">)</w:t>
-      </w:r>
-      <w:r>
-        <w:t xml:space="preserve"> </w:t>
-      </w:r>
-      <w:r>
-        <w:t xml:space="preserve">feeds the</w:t>
-      </w:r>
-      <w:r>
-        <w:t xml:space="preserve"> </w:t>
-      </w:r>
-      <w:r>
-        <w:rPr>
-          <w:rStyle w:val="VerbatimChar"/>
-        </w:rPr>
-        <w:t xml:space="preserve">meminfo</w:t>
-      </w:r>
-      <w:r>
-        <w:t xml:space="preserve"> </w:t>
-      </w:r>
-      <w:r>
-        <w:t xml:space="preserve">accounting (patch 3).</w:t>
-      </w:r>
-      <w:r>
-        <w:t xml:space="preserve"> </w:t>
-      </w:r>
-      <w:r>
-        <w:rPr>
           <w:b/>
+        </w:rPr>
+        <w:t xml:space="preserve">Rebuild</w:t>
+      </w:r>
+      <w:r>
+        <w:rPr>
           <w:bCs/>
-        </w:rPr>
-        <w:t xml:space="preserve">Rebuild</w:t>
-      </w:r>
-      <w:r>
-        <w:rPr>
           <w:b/>
+        </w:rPr>
+        <w:t xml:space="preserve"> </w:t>
+      </w:r>
+      <w:r>
+        <w:rPr>
+          <w:rStyle w:val="VerbatimChar"/>
           <w:bCs/>
-        </w:rPr>
-        <w:t xml:space="preserve"> </w:t>
-      </w:r>
-      <w:r>
-        <w:rPr>
-          <w:rStyle w:val="VerbatimChar"/>
           <w:b/>
-          <w:bCs/>
         </w:rPr>
         <w:t xml:space="preserve">libcircle</w:t>
       </w:r>
@@ -5450,8 +5547,8 @@
         <w:t xml:space="preserve"> #endif</w:t>
       </w:r>
     </w:p>
-    <w:bookmarkEnd w:id="21"/>
-    <w:bookmarkStart w:id="22" w:name="Xe044a6cbda454138ee080bd94a2f3f3807b3c4f"/>
+    <w:bookmarkEnd w:id="23"/>
+    <w:bookmarkStart w:id="24" w:name="Xe044a6cbda454138ee080bd94a2f3f3807b3c4f"/>
     <w:p>
       <w:pPr>
         <w:pStyle w:val="Heading2"/>
@@ -5481,8 +5578,8 @@
       </w:pPr>
       <w:r>
         <w:rPr>
+          <w:bCs/>
           <w:b/>
-          <w:bCs/>
         </w:rPr>
         <w:t xml:space="preserve">Why.</w:t>
       </w:r>
@@ -5518,8 +5615,8 @@
       </w:r>
       <w:r>
         <w:rPr>
+          <w:iCs/>
           <w:i/>
-          <w:iCs/>
         </w:rPr>
         <w:t xml:space="preserve">and</w:t>
       </w:r>
@@ -6097,8 +6194,8 @@
         </w:pict>
       </w:r>
     </w:p>
-    <w:bookmarkEnd w:id="22"/>
-    <w:bookmarkStart w:id="25" w:name="Xe90ed3e77ce1968eb553f8c11b1c4bf0b525579"/>
+    <w:bookmarkEnd w:id="24"/>
+    <w:bookmarkStart w:id="27" w:name="Xe90ed3e77ce1968eb553f8c11b1c4bf0b525579"/>
     <w:p>
       <w:pPr>
         <w:pStyle w:val="Heading2"/>
@@ -6155,8 +6252,8 @@
       </w:r>
       <w:r>
         <w:rPr>
+          <w:bCs/>
           <w:b/>
-          <w:bCs/>
         </w:rPr>
         <w:t xml:space="preserve">sound producer</w:t>
       </w:r>
@@ -6175,7 +6272,7 @@
       <w:r>
         <w:t xml:space="preserve"> </w:t>
       </w:r>
-      <w:hyperlink r:id="rId23">
+      <w:hyperlink r:id="rId25">
         <w:r>
           <w:rPr>
             <w:rStyle w:val="Hyperlink"/>
@@ -6231,8 +6328,8 @@
       </w:r>
       <w:r>
         <w:rPr>
+          <w:bCs/>
           <w:b/>
-          <w:bCs/>
         </w:rPr>
         <w:t xml:space="preserve">every</w:t>
       </w:r>
@@ -6299,7 +6396,7 @@
       <w:r>
         <w:t xml:space="preserve"> </w:t>
       </w:r>
-      <w:hyperlink r:id="rId24">
+      <w:hyperlink r:id="rId26">
         <w:r>
           <w:rPr>
             <w:rStyle w:val="Hyperlink"/>
@@ -6311,8 +6408,8 @@
         <w:t xml:space="preserve">.</w:t>
       </w:r>
     </w:p>
-    <w:bookmarkEnd w:id="25"/>
-    <w:bookmarkStart w:id="26" w:name="X36e16af9fbcd5407b79394449ee975570647d24"/>
+    <w:bookmarkEnd w:id="27"/>
+    <w:bookmarkStart w:id="28" w:name="X36e16af9fbcd5407b79394449ee975570647d24"/>
     <w:p>
       <w:pPr>
         <w:pStyle w:val="Heading2"/>
@@ -6333,65 +6430,65 @@
       </w:r>
       <w:r>
         <w:rPr>
+          <w:bCs/>
           <w:b/>
+        </w:rPr>
+        <w:t xml:space="preserve">Ctrl</w:t>
+      </w:r>
+      <w:r>
+        <w:t xml:space="preserve"> </w:t>
+      </w:r>
+      <w:r>
+        <w:t xml:space="preserve">variants of the navigation keys (</w:t>
+      </w:r>
+      <w:r>
+        <w:rPr>
+          <w:rStyle w:val="VerbatimChar"/>
+        </w:rPr>
+        <w:t xml:space="preserve">KeyCtrlUp</w:t>
+      </w:r>
+      <w:r>
+        <w:t xml:space="preserve"> </w:t>
+      </w:r>
+      <w:r>
+        <w:t xml:space="preserve">… →</w:t>
+      </w:r>
+      <w:r>
+        <w:t xml:space="preserve"> </w:t>
+      </w:r>
+      <w:r>
+        <w:rPr>
+          <w:rStyle w:val="VerbatimChar"/>
+        </w:rPr>
+        <w:t xml:space="preserve">ESC[1;5A</w:t>
+      </w:r>
+      <w:r>
+        <w:t xml:space="preserve"> </w:t>
+      </w:r>
+      <w:r>
+        <w:t xml:space="preserve">…); Shift + an arrow produced nothing. The patch adds eight special keys</w:t>
+      </w:r>
+      <w:r>
+        <w:t xml:space="preserve"> </w:t>
+      </w:r>
+      <w:r>
+        <w:rPr>
           <w:bCs/>
-        </w:rPr>
-        <w:t xml:space="preserve">Ctrl</w:t>
-      </w:r>
-      <w:r>
-        <w:t xml:space="preserve"> </w:t>
-      </w:r>
-      <w:r>
-        <w:t xml:space="preserve">variants of the navigation keys (</w:t>
-      </w:r>
-      <w:r>
-        <w:rPr>
-          <w:rStyle w:val="VerbatimChar"/>
-        </w:rPr>
-        <w:t xml:space="preserve">KeyCtrlUp</w:t>
-      </w:r>
-      <w:r>
-        <w:t xml:space="preserve"> </w:t>
-      </w:r>
-      <w:r>
-        <w:t xml:space="preserve">… →</w:t>
-      </w:r>
-      <w:r>
-        <w:t xml:space="preserve"> </w:t>
-      </w:r>
-      <w:r>
-        <w:rPr>
-          <w:rStyle w:val="VerbatimChar"/>
-        </w:rPr>
-        <w:t xml:space="preserve">ESC[1;5A</w:t>
-      </w:r>
-      <w:r>
-        <w:t xml:space="preserve"> </w:t>
-      </w:r>
-      <w:r>
-        <w:t xml:space="preserve">…); Shift + an arrow produced nothing. The patch adds eight special keys</w:t>
-      </w:r>
-      <w:r>
-        <w:t xml:space="preserve"> </w:t>
-      </w:r>
-      <w:r>
-        <w:rPr>
           <w:b/>
+        </w:rPr>
+        <w:t xml:space="preserve">at</w:t>
+      </w:r>
+      <w:r>
+        <w:rPr>
           <w:bCs/>
-        </w:rPr>
-        <w:t xml:space="preserve">at</w:t>
-      </w:r>
-      <w:r>
-        <w:rPr>
           <w:b/>
+        </w:rPr>
+        <w:t xml:space="preserve"> </w:t>
+      </w:r>
+      <w:r>
+        <w:rPr>
           <w:bCs/>
-        </w:rPr>
-        <w:t xml:space="preserve"> </w:t>
-      </w:r>
-      <w:r>
-        <w:rPr>
           <w:b/>
-          <w:bCs/>
         </w:rPr>
         <w:t xml:space="preserve">the end</w:t>
       </w:r>
@@ -6455,6 +6552,7 @@
         <w:tblStyle w:val="Table"/>
         <w:tblW w:type="auto" w:w="0"/>
         <w:tblLook w:firstRow="1" w:lastRow="0" w:firstColumn="0" w:lastColumn="0" w:noHBand="0" w:noVBand="0" w:val="0020"/>
+        <w:jc w:val="start"/>
       </w:tblPr>
       <w:tblGrid>
         <w:gridCol w:w="3960"/>
@@ -6462,13 +6560,14 @@
       </w:tblGrid>
       <w:tr>
         <w:trPr>
-          <w:tblHeader w:val="on"/>
+          <w:tblHeader w:val="true"/>
         </w:trPr>
         <w:tc>
           <w:tcPr/>
           <w:p>
             <w:pPr>
               <w:pStyle w:val="Compact"/>
+              <w:jc w:val="left"/>
             </w:pPr>
             <w:r>
               <w:t xml:space="preserve">Key</w:t>
@@ -6480,6 +6579,7 @@
           <w:p>
             <w:pPr>
               <w:pStyle w:val="Compact"/>
+              <w:jc w:val="left"/>
             </w:pPr>
             <w:r>
               <w:t xml:space="preserve">String</w:t>
@@ -6493,6 +6593,7 @@
           <w:p>
             <w:pPr>
               <w:pStyle w:val="Compact"/>
+              <w:jc w:val="left"/>
             </w:pPr>
             <w:r>
               <w:rPr>
@@ -6522,6 +6623,7 @@
           <w:p>
             <w:pPr>
               <w:pStyle w:val="Compact"/>
+              <w:jc w:val="left"/>
             </w:pPr>
             <w:r>
               <w:rPr>
@@ -6553,6 +6655,7 @@
           <w:p>
             <w:pPr>
               <w:pStyle w:val="Compact"/>
+              <w:jc w:val="left"/>
             </w:pPr>
             <w:r>
               <w:rPr>
@@ -6582,6 +6685,7 @@
           <w:p>
             <w:pPr>
               <w:pStyle w:val="Compact"/>
+              <w:jc w:val="left"/>
             </w:pPr>
             <w:r>
               <w:rPr>
@@ -6613,6 +6717,7 @@
           <w:p>
             <w:pPr>
               <w:pStyle w:val="Compact"/>
+              <w:jc w:val="left"/>
             </w:pPr>
             <w:r>
               <w:rPr>
@@ -6672,6 +6777,7 @@
           <w:p>
             <w:pPr>
               <w:pStyle w:val="Compact"/>
+              <w:jc w:val="left"/>
             </w:pPr>
             <w:r>
               <w:rPr>
@@ -6785,8 +6891,8 @@
       </w:r>
       <w:r>
         <w:rPr>
+          <w:bCs/>
           <w:b/>
-          <w:bCs/>
         </w:rPr>
         <w:t xml:space="preserve">Shift</w:t>
       </w:r>
@@ -6902,8 +7008,8 @@
         <w:t xml:space="preserve">).</w:t>
       </w:r>
     </w:p>
-    <w:bookmarkEnd w:id="26"/>
-    <w:bookmarkStart w:id="27" w:name="Xc42203c53dd705b76fb8e433f55d56aabbfe0e3"/>
+    <w:bookmarkEnd w:id="28"/>
+    <w:bookmarkStart w:id="29" w:name="Xc42203c53dd705b76fb8e433f55d56aabbfe0e3"/>
     <w:p>
       <w:pPr>
         <w:pStyle w:val="Heading2"/>
@@ -7107,8 +7213,8 @@
         <w:t xml:space="preserve">.</w:t>
       </w:r>
     </w:p>
-    <w:bookmarkEnd w:id="27"/>
-    <w:bookmarkStart w:id="28" w:name="X4bf2a80724076a5cb798fdaf251311199e52f64"/>
+    <w:bookmarkEnd w:id="29"/>
+    <w:bookmarkStart w:id="30" w:name="X4bf2a80724076a5cb798fdaf251311199e52f64"/>
     <w:p>
       <w:pPr>
         <w:pStyle w:val="Heading2"/>
@@ -7186,8 +7292,8 @@
       </w:r>
       <w:r>
         <w:rPr>
+          <w:bCs/>
           <w:b/>
-          <w:bCs/>
         </w:rPr>
         <w:t xml:space="preserve">weak</w:t>
       </w:r>
@@ -7200,11 +7306,11 @@
     </w:p>
     <w:p>
       <w:pPr>
-        <w:pStyle w:val="Compact"/>
         <w:numPr>
           <w:ilvl w:val="0"/>
           <w:numId w:val="1003"/>
         </w:numPr>
+        <w:pStyle w:val="Compact"/>
       </w:pPr>
       <w:r>
         <w:rPr>
@@ -7293,11 +7399,11 @@
     </w:p>
     <w:p>
       <w:pPr>
-        <w:pStyle w:val="Compact"/>
         <w:numPr>
           <w:ilvl w:val="0"/>
           <w:numId w:val="1003"/>
         </w:numPr>
+        <w:pStyle w:val="Compact"/>
       </w:pPr>
       <w:r>
         <w:rPr>
@@ -7398,8 +7504,8 @@
       </w:pPr>
       <w:r>
         <w:rPr>
+          <w:bCs/>
           <w:b/>
-          <w:bCs/>
         </w:rPr>
         <w:t xml:space="preserve">7b (2026-10-01): many short waits.</w:t>
       </w:r>
@@ -7572,8 +7678,8 @@
         <w:t xml:space="preserve">Circle behaves as upstream.</w:t>
       </w:r>
     </w:p>
-    <w:bookmarkEnd w:id="28"/>
-    <w:bookmarkStart w:id="29" w:name="Xa837feb77b85d6e2331a596638abd582b72a5fe"/>
+    <w:bookmarkEnd w:id="30"/>
+    <w:bookmarkStart w:id="31" w:name="Xa837feb77b85d6e2331a596638abd582b72a5fe"/>
     <w:p>
       <w:pPr>
         <w:pStyle w:val="Heading2"/>
@@ -7636,36 +7742,36 @@
       </w:r>
       <w:r>
         <w:rPr>
+          <w:bCs/>
           <w:b/>
+        </w:rPr>
+        <w:t xml:space="preserve">single-sector reads</w:t>
+      </w:r>
+      <w:r>
+        <w:t xml:space="preserve"> </w:t>
+      </w:r>
+      <w:r>
+        <w:t xml:space="preserve">in a</w:t>
+      </w:r>
+      <w:r>
+        <w:t xml:space="preserve"> </w:t>
+      </w:r>
+      <w:r>
+        <w:t xml:space="preserve">direct-mapped cache (2048 slots x 512 bytes = 1 MB, allocated on first use; key = sector</w:t>
+      </w:r>
+      <w:r>
+        <w:t xml:space="preserve"> </w:t>
+      </w:r>
+      <w:r>
+        <w:t xml:space="preserve">and drive).</w:t>
+      </w:r>
+      <w:r>
+        <w:t xml:space="preserve"> </w:t>
+      </w:r>
+      <w:r>
+        <w:rPr>
           <w:bCs/>
-        </w:rPr>
-        <w:t xml:space="preserve">single-sector reads</w:t>
-      </w:r>
-      <w:r>
-        <w:t xml:space="preserve"> </w:t>
-      </w:r>
-      <w:r>
-        <w:t xml:space="preserve">in a</w:t>
-      </w:r>
-      <w:r>
-        <w:t xml:space="preserve"> </w:t>
-      </w:r>
-      <w:r>
-        <w:t xml:space="preserve">direct-mapped cache (2048 slots x 512 bytes = 1 MB, allocated on first use; key = sector</w:t>
-      </w:r>
-      <w:r>
-        <w:t xml:space="preserve"> </w:t>
-      </w:r>
-      <w:r>
-        <w:t xml:space="preserve">and drive).</w:t>
-      </w:r>
-      <w:r>
-        <w:t xml:space="preserve"> </w:t>
-      </w:r>
-      <w:r>
-        <w:rPr>
           <w:b/>
-          <w:bCs/>
         </w:rPr>
         <w:t xml:space="preserve">Write-through</w:t>
       </w:r>
@@ -7808,8 +7914,8 @@
       </w:r>
       <w:r>
         <w:rPr>
+          <w:bCs/>
           <w:b/>
-          <w:bCs/>
         </w:rPr>
         <w:t xml:space="preserve">one per volume</w:t>
       </w:r>
@@ -7909,8 +8015,8 @@
         <w:t xml:space="preserve">cache cuts the device reads about 3.4 times.</w:t>
       </w:r>
     </w:p>
-    <w:bookmarkEnd w:id="29"/>
-    <w:bookmarkStart w:id="30" w:name="Xa660a674cf73767400f3b66c48c5262cdd90051"/>
+    <w:bookmarkEnd w:id="31"/>
+    <w:bookmarkStart w:id="32" w:name="Xa660a674cf73767400f3b66c48c5262cdd90051"/>
     <w:p>
       <w:pPr>
         <w:pStyle w:val="Heading2"/>
@@ -7947,11 +8053,11 @@
     </w:p>
     <w:p>
       <w:pPr>
-        <w:pStyle w:val="Compact"/>
         <w:numPr>
           <w:ilvl w:val="0"/>
           <w:numId w:val="1004"/>
         </w:numPr>
+        <w:pStyle w:val="Compact"/>
       </w:pPr>
       <w:r>
         <w:rPr>
@@ -8019,11 +8125,11 @@
     </w:p>
     <w:p>
       <w:pPr>
-        <w:pStyle w:val="Compact"/>
         <w:numPr>
           <w:ilvl w:val="0"/>
           <w:numId w:val="1004"/>
         </w:numPr>
+        <w:pStyle w:val="Compact"/>
       </w:pPr>
       <w:r>
         <w:t xml:space="preserve">before raising the clock, it sets the host's</w:t>
@@ -8033,8 +8139,8 @@
       </w:r>
       <w:r>
         <w:rPr>
+          <w:bCs/>
           <w:b/>
-          <w:bCs/>
         </w:rPr>
         <w:t xml:space="preserve">High Speed Enable</w:t>
       </w:r>
@@ -8080,11 +8186,11 @@
     </w:p>
     <w:p>
       <w:pPr>
-        <w:pStyle w:val="Compact"/>
         <w:numPr>
           <w:ilvl w:val="0"/>
           <w:numId w:val="1004"/>
         </w:numPr>
+        <w:pStyle w:val="Compact"/>
       </w:pPr>
       <w:r>
         <w:t xml:space="preserve">the 64-byte CMD6 status buffer is word aligned (the PIO transfer asserts it).</w:t>
@@ -8131,8 +8237,8 @@
         <w:t xml:space="preserve">misbehaves).</w:t>
       </w:r>
     </w:p>
-    <w:bookmarkEnd w:id="30"/>
-    <w:bookmarkStart w:id="31" w:name="Xa6f8579893806e894c41de9c9b2a146c2f73d02"/>
+    <w:bookmarkEnd w:id="32"/>
+    <w:bookmarkStart w:id="33" w:name="Xa6f8579893806e894c41de9c9b2a146c2f73d02"/>
     <w:p>
       <w:pPr>
         <w:pStyle w:val="Heading2"/>
@@ -8183,183 +8289,183 @@
       </w:r>
       <w:r>
         <w:rPr>
+          <w:bCs/>
           <w:b/>
+        </w:rPr>
+        <w:t xml:space="preserve">clips each transfer at the cluster boundary</w:t>
+      </w:r>
+      <w:r>
+        <w:t xml:space="preserve">: with small clusters (a card</w:t>
+      </w:r>
+      <w:r>
+        <w:t xml:space="preserve"> </w:t>
+      </w:r>
+      <w:r>
+        <w:t xml:space="preserve">formatted with 512-byte clusters) every SD command carried 512 bytes, and the commands'</w:t>
+      </w:r>
+      <w:r>
+        <w:t xml:space="preserve"> </w:t>
+      </w:r>
+      <w:r>
+        <w:t xml:space="preserve">latency (~240 µs each on the Pi 4) capped reads at 2 MB/s (</w:t>
+      </w:r>
+      <w:r>
+        <w:rPr>
+          <w:rStyle w:val="VerbatimChar"/>
+        </w:rPr>
+        <w:t xml:space="preserve">fsbench</w:t>
+      </w:r>
+      <w:r>
+        <w:t xml:space="preserve">: 1 MB = 2064 commands;</w:t>
+      </w:r>
+      <w:r>
+        <w:t xml:space="preserve"> </w:t>
+      </w:r>
+      <w:r>
+        <w:t xml:space="preserve">the data port itself moved 1 MB in 23 ms). The patch goes on across the</w:t>
+      </w:r>
+      <w:r>
+        <w:t xml:space="preserve"> </w:t>
+      </w:r>
+      <w:r>
+        <w:rPr>
           <w:bCs/>
-        </w:rPr>
-        <w:t xml:space="preserve">clips each transfer at the cluster boundary</w:t>
-      </w:r>
-      <w:r>
-        <w:t xml:space="preserve">: with small clusters (a card</w:t>
-      </w:r>
-      <w:r>
-        <w:t xml:space="preserve"> </w:t>
-      </w:r>
-      <w:r>
-        <w:t xml:space="preserve">formatted with 512-byte clusters) every SD command carried 512 bytes, and the commands'</w:t>
-      </w:r>
-      <w:r>
-        <w:t xml:space="preserve"> </w:t>
-      </w:r>
-      <w:r>
-        <w:t xml:space="preserve">latency (~240 µs each on the Pi 4) capped reads at 2 MB/s (</w:t>
-      </w:r>
-      <w:r>
-        <w:rPr>
-          <w:rStyle w:val="VerbatimChar"/>
-        </w:rPr>
-        <w:t xml:space="preserve">fsbench</w:t>
-      </w:r>
-      <w:r>
-        <w:t xml:space="preserve">: 1 MB = 2064 commands;</w:t>
-      </w:r>
-      <w:r>
-        <w:t xml:space="preserve"> </w:t>
-      </w:r>
-      <w:r>
-        <w:t xml:space="preserve">the data port itself moved 1 MB in 23 ms). The patch goes on across the</w:t>
-      </w:r>
-      <w:r>
-        <w:t xml:space="preserve"> </w:t>
-      </w:r>
-      <w:r>
-        <w:rPr>
           <w:b/>
+        </w:rPr>
+        <w:t xml:space="preserve">next clusters</w:t>
+      </w:r>
+      <w:r>
+        <w:rPr>
           <w:bCs/>
-        </w:rPr>
-        <w:t xml:space="preserve">next clusters</w:t>
-      </w:r>
-      <w:r>
-        <w:rPr>
           <w:b/>
+        </w:rPr>
+        <w:t xml:space="preserve"> </w:t>
+      </w:r>
+      <w:r>
+        <w:rPr>
           <w:bCs/>
-        </w:rPr>
-        <w:t xml:space="preserve"> </w:t>
-      </w:r>
-      <w:r>
-        <w:rPr>
           <w:b/>
+        </w:rPr>
+        <w:t xml:space="preserve">while they follow on the disk</w:t>
+      </w:r>
+      <w:r>
+        <w:t xml:space="preserve"> </w:t>
+      </w:r>
+      <w:r>
+        <w:t xml:space="preserve">(</w:t>
+      </w:r>
+      <w:r>
+        <w:rPr>
+          <w:rStyle w:val="VerbatimChar"/>
+        </w:rPr>
+        <w:t xml:space="preserve">get_fat (cl) == cl + 1</w:t>
+      </w:r>
+      <w:r>
+        <w:t xml:space="preserve"> </w:t>
+      </w:r>
+      <w:r>
+        <w:t xml:space="preserve">for a read;</w:t>
+      </w:r>
+      <w:r>
+        <w:t xml:space="preserve"> </w:t>
+      </w:r>
+      <w:r>
+        <w:rPr>
+          <w:rStyle w:val="VerbatimChar"/>
+        </w:rPr>
+        <w:t xml:space="preserve">create_chain</w:t>
+      </w:r>
+      <w:r>
+        <w:t xml:space="preserve"> </w:t>
+      </w:r>
+      <w:r>
+        <w:t xml:space="preserve">— follow</w:t>
+      </w:r>
+      <w:r>
+        <w:t xml:space="preserve"> </w:t>
+      </w:r>
+      <w:r>
+        <w:t xml:space="preserve">or allocate — for a write), up to the size asked, then sets</w:t>
+      </w:r>
+      <w:r>
+        <w:t xml:space="preserve"> </w:t>
+      </w:r>
+      <w:r>
+        <w:rPr>
+          <w:rStyle w:val="VerbatimChar"/>
+        </w:rPr>
+        <w:t xml:space="preserve">fp-&gt;clust</w:t>
+      </w:r>
+      <w:r>
+        <w:t xml:space="preserve"> </w:t>
+      </w:r>
+      <w:r>
+        <w:t xml:space="preserve">to the cluster of</w:t>
+      </w:r>
+      <w:r>
+        <w:t xml:space="preserve"> </w:t>
+      </w:r>
+      <w:r>
+        <w:t xml:space="preserve">the last sector moved, so the loop resumes exactly as before. A cluster allocated ahead</w:t>
+      </w:r>
+      <w:r>
+        <w:t xml:space="preserve"> </w:t>
+      </w:r>
+      <w:r>
+        <w:t xml:space="preserve">that does not follow simply stays in the chain (the next turn finds it, as it would have</w:t>
+      </w:r>
+      <w:r>
+        <w:t xml:space="preserve"> </w:t>
+      </w:r>
+      <w:r>
+        <w:t xml:space="preserve">allocated it). Not with FastSeek (</w:t>
+      </w:r>
+      <w:r>
+        <w:rPr>
+          <w:rStyle w:val="VerbatimChar"/>
+        </w:rPr>
+        <w:t xml:space="preserve">cltbl</w:t>
+      </w:r>
+      <w:r>
+        <w:t xml:space="preserve">). The allocation order is unchanged:</w:t>
+      </w:r>
+      <w:r>
+        <w:t xml:space="preserve"> </w:t>
+      </w:r>
+      <w:r>
+        <w:rPr>
+          <w:rStyle w:val="VerbatimChar"/>
+        </w:rPr>
+        <w:t xml:space="preserve">run_fs_test.sh</w:t>
+      </w:r>
+      <w:r>
+        <w:t xml:space="preserve"> </w:t>
+      </w:r>
+      <w:r>
+        <w:t xml:space="preserve">gets the</w:t>
+      </w:r>
+      <w:r>
+        <w:t xml:space="preserve"> </w:t>
+      </w:r>
+      <w:r>
+        <w:rPr>
           <w:bCs/>
-        </w:rPr>
-        <w:t xml:space="preserve">while they follow on the disk</w:t>
-      </w:r>
-      <w:r>
-        <w:t xml:space="preserve"> </w:t>
-      </w:r>
-      <w:r>
-        <w:t xml:space="preserve">(</w:t>
-      </w:r>
-      <w:r>
-        <w:rPr>
-          <w:rStyle w:val="VerbatimChar"/>
-        </w:rPr>
-        <w:t xml:space="preserve">get_fat (cl) == cl + 1</w:t>
-      </w:r>
-      <w:r>
-        <w:t xml:space="preserve"> </w:t>
-      </w:r>
-      <w:r>
-        <w:t xml:space="preserve">for a read;</w:t>
-      </w:r>
-      <w:r>
-        <w:t xml:space="preserve"> </w:t>
-      </w:r>
-      <w:r>
-        <w:rPr>
-          <w:rStyle w:val="VerbatimChar"/>
-        </w:rPr>
-        <w:t xml:space="preserve">create_chain</w:t>
-      </w:r>
-      <w:r>
-        <w:t xml:space="preserve"> </w:t>
-      </w:r>
-      <w:r>
-        <w:t xml:space="preserve">— follow</w:t>
-      </w:r>
-      <w:r>
-        <w:t xml:space="preserve"> </w:t>
-      </w:r>
-      <w:r>
-        <w:t xml:space="preserve">or allocate — for a write), up to the size asked, then sets</w:t>
-      </w:r>
-      <w:r>
-        <w:t xml:space="preserve"> </w:t>
-      </w:r>
-      <w:r>
-        <w:rPr>
-          <w:rStyle w:val="VerbatimChar"/>
-        </w:rPr>
-        <w:t xml:space="preserve">fp-&gt;clust</w:t>
-      </w:r>
-      <w:r>
-        <w:t xml:space="preserve"> </w:t>
-      </w:r>
-      <w:r>
-        <w:t xml:space="preserve">to the cluster of</w:t>
-      </w:r>
-      <w:r>
-        <w:t xml:space="preserve"> </w:t>
-      </w:r>
-      <w:r>
-        <w:t xml:space="preserve">the last sector moved, so the loop resumes exactly as before. A cluster allocated ahead</w:t>
-      </w:r>
-      <w:r>
-        <w:t xml:space="preserve"> </w:t>
-      </w:r>
-      <w:r>
-        <w:t xml:space="preserve">that does not follow simply stays in the chain (the next turn finds it, as it would have</w:t>
-      </w:r>
-      <w:r>
-        <w:t xml:space="preserve"> </w:t>
-      </w:r>
-      <w:r>
-        <w:t xml:space="preserve">allocated it). Not with FastSeek (</w:t>
-      </w:r>
-      <w:r>
-        <w:rPr>
-          <w:rStyle w:val="VerbatimChar"/>
-        </w:rPr>
-        <w:t xml:space="preserve">cltbl</w:t>
-      </w:r>
-      <w:r>
-        <w:t xml:space="preserve">). The allocation order is unchanged:</w:t>
-      </w:r>
-      <w:r>
-        <w:t xml:space="preserve"> </w:t>
-      </w:r>
-      <w:r>
-        <w:rPr>
-          <w:rStyle w:val="VerbatimChar"/>
-        </w:rPr>
-        <w:t xml:space="preserve">run_fs_test.sh</w:t>
-      </w:r>
-      <w:r>
-        <w:t xml:space="preserve"> </w:t>
-      </w:r>
-      <w:r>
-        <w:t xml:space="preserve">gets the</w:t>
-      </w:r>
-      <w:r>
-        <w:t xml:space="preserve"> </w:t>
-      </w:r>
-      <w:r>
-        <w:rPr>
           <w:b/>
+        </w:rPr>
+        <w:t xml:space="preserve">same disk image as upstream's</w:t>
+      </w:r>
+      <w:r>
+        <w:rPr>
           <w:bCs/>
-        </w:rPr>
-        <w:t xml:space="preserve">same disk image as upstream's</w:t>
-      </w:r>
-      <w:r>
-        <w:rPr>
           <w:b/>
+        </w:rPr>
+        <w:t xml:space="preserve"> </w:t>
+      </w:r>
+      <w:r>
+        <w:rPr>
+          <w:rStyle w:val="VerbatimChar"/>
           <w:bCs/>
-        </w:rPr>
-        <w:t xml:space="preserve"> </w:t>
-      </w:r>
-      <w:r>
-        <w:rPr>
-          <w:rStyle w:val="VerbatimChar"/>
           <w:b/>
-          <w:bCs/>
         </w:rPr>
         <w:t xml:space="preserve">ff.c</w:t>
       </w:r>
@@ -8373,8 +8479,8 @@
         <w:t xml:space="preserve">fewer reads and 6 x fewer writes on 512-byte clusters.</w:t>
       </w:r>
     </w:p>
-    <w:bookmarkEnd w:id="31"/>
-    <w:bookmarkStart w:id="32" w:name="X8b2707a52b92c37472c6bcaa5f835fdd2f44e38"/>
+    <w:bookmarkEnd w:id="33"/>
+    <w:bookmarkStart w:id="34" w:name="X8b2707a52b92c37472c6bcaa5f835fdd2f44e38"/>
     <w:p>
       <w:pPr>
         <w:pStyle w:val="Heading2"/>
@@ -8404,10 +8510,140 @@
       </w:r>
       <w:r>
         <w:rPr>
+          <w:bCs/>
           <w:b/>
+        </w:rPr>
+        <w:t xml:space="preserve">1</w:t>
+      </w:r>
+      <w:r>
+        <w:t xml:space="preserve">:</w:t>
+      </w:r>
+      <w:r>
+        <w:t xml:space="preserve"> </w:t>
+      </w:r>
+      <w:r>
+        <w:rPr>
+          <w:rStyle w:val="VerbatimChar"/>
+        </w:rPr>
+        <w:t xml:space="preserve">f_lseek</w:t>
+      </w:r>
+      <w:r>
+        <w:t xml:space="preserve"> </w:t>
+      </w:r>
+      <w:r>
+        <w:t xml:space="preserve">can use a file's</w:t>
+      </w:r>
+      <w:r>
+        <w:t xml:space="preserve"> </w:t>
+      </w:r>
+      <w:r>
+        <w:rPr>
           <w:bCs/>
-        </w:rPr>
-        <w:t xml:space="preserve">1</w:t>
+          <w:b/>
+        </w:rPr>
+        <w:t xml:space="preserve">cluster map</w:t>
+      </w:r>
+      <w:r>
+        <w:t xml:space="preserve"> </w:t>
+      </w:r>
+      <w:r>
+        <w:t xml:space="preserve">(</w:t>
+      </w:r>
+      <w:r>
+        <w:rPr>
+          <w:rStyle w:val="VerbatimChar"/>
+        </w:rPr>
+        <w:t xml:space="preserve">FIL.cltbl</w:t>
+      </w:r>
+      <w:r>
+        <w:t xml:space="preserve">) instead of</w:t>
+      </w:r>
+      <w:r>
+        <w:t xml:space="preserve"> </w:t>
+      </w:r>
+      <w:r>
+        <w:t xml:space="preserve">walking the FAT chain from the start at each backward seek. The kernel's</w:t>
+      </w:r>
+      <w:r>
+        <w:t xml:space="preserve"> </w:t>
+      </w:r>
+      <w:r>
+        <w:rPr>
+          <w:rStyle w:val="VerbatimChar"/>
+        </w:rPr>
+        <w:t xml:space="preserve">kapi_seek</w:t>
+      </w:r>
+      <w:r>
+        <w:t xml:space="preserve"> </w:t>
+      </w:r>
+      <w:r>
+        <w:t xml:space="preserve">(ABI v57)</w:t>
+      </w:r>
+      <w:r>
+        <w:t xml:space="preserve"> </w:t>
+      </w:r>
+      <w:r>
+        <w:t xml:space="preserve">builds it at the first seek of a file bigger than 4 MB (</w:t>
+      </w:r>
+      <w:r>
+        <w:rPr>
+          <w:rStyle w:val="VerbatimChar"/>
+        </w:rPr>
+        <w:t xml:space="preserve">f_lseek (fp, CREATE_LINKMAP)</w:t>
+      </w:r>
+      <w:r>
+        <w:t xml:space="preserve">, the</w:t>
+      </w:r>
+      <w:r>
+        <w:t xml:space="preserve"> </w:t>
+      </w:r>
+      <w:r>
+        <w:t xml:space="preserve">table grown once if the file is fragmented) and</w:t>
+      </w:r>
+      <w:r>
+        <w:t xml:space="preserve"> </w:t>
+      </w:r>
+      <w:r>
+        <w:rPr>
+          <w:rStyle w:val="VerbatimChar"/>
+        </w:rPr>
+        <w:t xml:space="preserve">kapi_close</w:t>
+      </w:r>
+      <w:r>
+        <w:t xml:space="preserve"> </w:t>
+      </w:r>
+      <w:r>
+        <w:t xml:space="preserve">frees it: a GameCube disc image</w:t>
+      </w:r>
+      <w:r>
+        <w:t xml:space="preserve"> </w:t>
+      </w:r>
+      <w:r>
+        <w:t xml:space="preserve">(1.4 GB) is then read anywhere at once. The option adds</w:t>
+      </w:r>
+      <w:r>
+        <w:t xml:space="preserve"> </w:t>
+      </w:r>
+      <w:r>
+        <w:rPr>
+          <w:rStyle w:val="VerbatimChar"/>
+        </w:rPr>
+        <w:t xml:space="preserve">cltbl</w:t>
+      </w:r>
+      <w:r>
+        <w:t xml:space="preserve"> </w:t>
+      </w:r>
+      <w:r>
+        <w:t xml:space="preserve">to</w:t>
+      </w:r>
+      <w:r>
+        <w:t xml:space="preserve"> </w:t>
+      </w:r>
+      <w:r>
+        <w:rPr>
+          <w:rStyle w:val="VerbatimChar"/>
+        </w:rPr>
+        <w:t xml:space="preserve">FIL</w:t>
       </w:r>
       <w:r>
         <w:t xml:space="preserve">:</w:t>
@@ -8417,152 +8653,22 @@
       </w:r>
       <w:r>
         <w:rPr>
-          <w:rStyle w:val="VerbatimChar"/>
-        </w:rPr>
-        <w:t xml:space="preserve">f_lseek</w:t>
-      </w:r>
-      <w:r>
-        <w:t xml:space="preserve"> </w:t>
-      </w:r>
-      <w:r>
-        <w:t xml:space="preserve">can use a file's</w:t>
-      </w:r>
-      <w:r>
-        <w:t xml:space="preserve"> </w:t>
-      </w:r>
-      <w:r>
-        <w:rPr>
+          <w:bCs/>
           <w:b/>
+        </w:rPr>
+        <w:t xml:space="preserve">the kernel must be</w:t>
+      </w:r>
+      <w:r>
+        <w:rPr>
           <w:bCs/>
-        </w:rPr>
-        <w:t xml:space="preserve">cluster map</w:t>
-      </w:r>
-      <w:r>
-        <w:t xml:space="preserve"> </w:t>
-      </w:r>
-      <w:r>
-        <w:t xml:space="preserve">(</w:t>
-      </w:r>
-      <w:r>
-        <w:rPr>
-          <w:rStyle w:val="VerbatimChar"/>
-        </w:rPr>
-        <w:t xml:space="preserve">FIL.cltbl</w:t>
-      </w:r>
-      <w:r>
-        <w:t xml:space="preserve">) instead of</w:t>
-      </w:r>
-      <w:r>
-        <w:t xml:space="preserve"> </w:t>
-      </w:r>
-      <w:r>
-        <w:t xml:space="preserve">walking the FAT chain from the start at each backward seek. The kernel's</w:t>
-      </w:r>
-      <w:r>
-        <w:t xml:space="preserve"> </w:t>
-      </w:r>
-      <w:r>
-        <w:rPr>
-          <w:rStyle w:val="VerbatimChar"/>
-        </w:rPr>
-        <w:t xml:space="preserve">kapi_seek</w:t>
-      </w:r>
-      <w:r>
-        <w:t xml:space="preserve"> </w:t>
-      </w:r>
-      <w:r>
-        <w:t xml:space="preserve">(ABI v57)</w:t>
-      </w:r>
-      <w:r>
-        <w:t xml:space="preserve"> </w:t>
-      </w:r>
-      <w:r>
-        <w:t xml:space="preserve">builds it at the first seek of a file bigger than 4 MB (</w:t>
-      </w:r>
-      <w:r>
-        <w:rPr>
-          <w:rStyle w:val="VerbatimChar"/>
-        </w:rPr>
-        <w:t xml:space="preserve">f_lseek (fp, CREATE_LINKMAP)</w:t>
-      </w:r>
-      <w:r>
-        <w:t xml:space="preserve">, the</w:t>
-      </w:r>
-      <w:r>
-        <w:t xml:space="preserve"> </w:t>
-      </w:r>
-      <w:r>
-        <w:t xml:space="preserve">table grown once if the file is fragmented) and</w:t>
-      </w:r>
-      <w:r>
-        <w:t xml:space="preserve"> </w:t>
-      </w:r>
-      <w:r>
-        <w:rPr>
-          <w:rStyle w:val="VerbatimChar"/>
-        </w:rPr>
-        <w:t xml:space="preserve">kapi_close</w:t>
-      </w:r>
-      <w:r>
-        <w:t xml:space="preserve"> </w:t>
-      </w:r>
-      <w:r>
-        <w:t xml:space="preserve">frees it: a GameCube disc image</w:t>
-      </w:r>
-      <w:r>
-        <w:t xml:space="preserve"> </w:t>
-      </w:r>
-      <w:r>
-        <w:t xml:space="preserve">(1.4 GB) is then read anywhere at once. The option adds</w:t>
-      </w:r>
-      <w:r>
-        <w:t xml:space="preserve"> </w:t>
-      </w:r>
-      <w:r>
-        <w:rPr>
-          <w:rStyle w:val="VerbatimChar"/>
-        </w:rPr>
-        <w:t xml:space="preserve">cltbl</w:t>
-      </w:r>
-      <w:r>
-        <w:t xml:space="preserve"> </w:t>
-      </w:r>
-      <w:r>
-        <w:t xml:space="preserve">to</w:t>
-      </w:r>
-      <w:r>
-        <w:t xml:space="preserve"> </w:t>
-      </w:r>
-      <w:r>
-        <w:rPr>
-          <w:rStyle w:val="VerbatimChar"/>
-        </w:rPr>
-        <w:t xml:space="preserve">FIL</w:t>
-      </w:r>
-      <w:r>
-        <w:t xml:space="preserve">:</w:t>
-      </w:r>
-      <w:r>
-        <w:t xml:space="preserve"> </w:t>
-      </w:r>
-      <w:r>
-        <w:rPr>
           <w:b/>
+        </w:rPr>
+        <w:t xml:space="preserve"> </w:t>
+      </w:r>
+      <w:r>
+        <w:rPr>
           <w:bCs/>
-        </w:rPr>
-        <w:t xml:space="preserve">the kernel must be</w:t>
-      </w:r>
-      <w:r>
-        <w:rPr>
           <w:b/>
-          <w:bCs/>
-        </w:rPr>
-        <w:t xml:space="preserve"> </w:t>
-      </w:r>
-      <w:r>
-        <w:rPr>
-          <w:b/>
-          <w:bCs/>
         </w:rPr>
         <w:t xml:space="preserve">rebuilt clean</w:t>
       </w:r>
@@ -8585,8 +8691,8 @@
         <w:t xml:space="preserve">.</w:t>
       </w:r>
     </w:p>
-    <w:bookmarkEnd w:id="32"/>
-    <w:bookmarkStart w:id="33" w:name="X330426d72e7e9dbce5c0a322585d81328aa505a"/>
+    <w:bookmarkEnd w:id="34"/>
+    <w:bookmarkStart w:id="35" w:name="X330426d72e7e9dbce5c0a322585d81328aa505a"/>
     <w:p>
       <w:pPr>
         <w:pStyle w:val="Heading2"/>
@@ -8601,66 +8707,66 @@
       </w:pPr>
       <w:r>
         <w:rPr>
+          <w:bCs/>
           <w:b/>
+        </w:rPr>
+        <w:t xml:space="preserve">Why.</w:t>
+      </w:r>
+      <w:r>
+        <w:t xml:space="preserve"> </w:t>
+      </w:r>
+      <w:r>
+        <w:t xml:space="preserve">Circle's</w:t>
+      </w:r>
+      <w:r>
+        <w:t xml:space="preserve"> </w:t>
+      </w:r>
+      <w:r>
+        <w:rPr>
+          <w:rStyle w:val="VerbatimChar"/>
+        </w:rPr>
+        <w:t xml:space="preserve">SetupMemCopy2D</w:t>
+      </w:r>
+      <w:r>
+        <w:t xml:space="preserve"> </w:t>
+      </w:r>
+      <w:r>
+        <w:t xml:space="preserve">only knows a destination stride: the source must be one</w:t>
+      </w:r>
+      <w:r>
+        <w:t xml:space="preserve"> </w:t>
+      </w:r>
+      <w:r>
+        <w:t xml:space="preserve">contiguous block. So patch 6 gathered each damaged rectangle's rows into a buffer with the CPU</w:t>
+      </w:r>
+      <w:r>
+        <w:t xml:space="preserve"> </w:t>
+      </w:r>
+      <w:r>
+        <w:t xml:space="preserve">(a copy as big as the DMA's) before the frame buffer's DMA copied it to the screen, and</w:t>
+      </w:r>
+      <w:r>
+        <w:t xml:space="preserve"> </w:t>
+      </w:r>
+      <w:r>
+        <w:rPr>
+          <w:rStyle w:val="VerbatimChar"/>
+        </w:rPr>
+        <w:t xml:space="preserve">SetArea</w:t>
+      </w:r>
+      <w:r>
+        <w:t xml:space="preserve"> </w:t>
+      </w:r>
+      <w:r>
+        <w:t xml:space="preserve">then</w:t>
+      </w:r>
+      <w:r>
+        <w:t xml:space="preserve"> </w:t>
+      </w:r>
+      <w:r>
+        <w:rPr>
           <w:bCs/>
-        </w:rPr>
-        <w:t xml:space="preserve">Why.</w:t>
-      </w:r>
-      <w:r>
-        <w:t xml:space="preserve"> </w:t>
-      </w:r>
-      <w:r>
-        <w:t xml:space="preserve">Circle's</w:t>
-      </w:r>
-      <w:r>
-        <w:t xml:space="preserve"> </w:t>
-      </w:r>
-      <w:r>
-        <w:rPr>
-          <w:rStyle w:val="VerbatimChar"/>
-        </w:rPr>
-        <w:t xml:space="preserve">SetupMemCopy2D</w:t>
-      </w:r>
-      <w:r>
-        <w:t xml:space="preserve"> </w:t>
-      </w:r>
-      <w:r>
-        <w:t xml:space="preserve">only knows a destination stride: the source must be one</w:t>
-      </w:r>
-      <w:r>
-        <w:t xml:space="preserve"> </w:t>
-      </w:r>
-      <w:r>
-        <w:t xml:space="preserve">contiguous block. So patch 6 gathered each damaged rectangle's rows into a buffer with the CPU</w:t>
-      </w:r>
-      <w:r>
-        <w:t xml:space="preserve"> </w:t>
-      </w:r>
-      <w:r>
-        <w:t xml:space="preserve">(a copy as big as the DMA's) before the frame buffer's DMA copied it to the screen, and</w:t>
-      </w:r>
-      <w:r>
-        <w:t xml:space="preserve"> </w:t>
-      </w:r>
-      <w:r>
-        <w:rPr>
-          <w:rStyle w:val="VerbatimChar"/>
-        </w:rPr>
-        <w:t xml:space="preserve">SetArea</w:t>
-      </w:r>
-      <w:r>
-        <w:t xml:space="preserve"> </w:t>
-      </w:r>
-      <w:r>
-        <w:t xml:space="preserve">then</w:t>
-      </w:r>
-      <w:r>
-        <w:t xml:space="preserve"> </w:t>
-      </w:r>
-      <w:r>
-        <w:rPr>
           <w:b/>
-          <w:bCs/>
         </w:rPr>
         <w:t xml:space="preserve">busy-waited</w:t>
       </w:r>
@@ -8683,8 +8789,8 @@
       </w:pPr>
       <w:r>
         <w:rPr>
+          <w:bCs/>
           <w:b/>
-          <w:bCs/>
         </w:rPr>
         <w:t xml:space="preserve">What.</w:t>
       </w:r>
@@ -9473,8 +9579,8 @@
       </w:pPr>
       <w:r>
         <w:rPr>
+          <w:bCs/>
           <w:b/>
-          <w:bCs/>
         </w:rPr>
         <w:t xml:space="preserve">Polled, without the interrupt.</w:t>
       </w:r>
@@ -9999,8 +10105,8 @@
         <w:t xml:space="preserve">).</w:t>
       </w:r>
     </w:p>
-    <w:bookmarkEnd w:id="33"/>
-    <w:bookmarkStart w:id="34" w:name="Xf0fb017ed00f80e726cb7832b47664679f378b6"/>
+    <w:bookmarkEnd w:id="35"/>
+    <w:bookmarkStart w:id="36" w:name="Xf0fb017ed00f80e726cb7832b47664679f378b6"/>
     <w:p>
       <w:pPr>
         <w:pStyle w:val="Heading2"/>
@@ -10015,8 +10121,8 @@
       </w:pPr>
       <w:r>
         <w:rPr>
+          <w:bCs/>
           <w:b/>
-          <w:bCs/>
         </w:rPr>
         <w:t xml:space="preserve">Why.</w:t>
       </w:r>
@@ -10072,19 +10178,19 @@
       </w:pPr>
       <w:r>
         <w:rPr>
+          <w:bCs/>
           <w:b/>
-          <w:bCs/>
         </w:rPr>
         <w:t xml:space="preserve">What.</w:t>
       </w:r>
     </w:p>
     <w:p>
       <w:pPr>
-        <w:pStyle w:val="Compact"/>
         <w:numPr>
           <w:ilvl w:val="0"/>
           <w:numId w:val="1005"/>
         </w:numPr>
+        <w:pStyle w:val="Compact"/>
       </w:pPr>
       <w:r>
         <w:rPr>
@@ -10164,11 +10270,11 @@
     </w:p>
     <w:p>
       <w:pPr>
-        <w:pStyle w:val="Compact"/>
         <w:numPr>
           <w:ilvl w:val="0"/>
           <w:numId w:val="1005"/>
         </w:numPr>
+        <w:pStyle w:val="Compact"/>
       </w:pPr>
       <w:r>
         <w:rPr>
@@ -10275,8 +10381,8 @@
       <w:r>
         <w:rPr>
           <w:rStyle w:val="VerbatimChar"/>
+          <w:bCs/>
           <w:b/>
-          <w:bCs/>
         </w:rPr>
         <w:t xml:space="preserve">VolToPart</w:t>
       </w:r>
@@ -10309,8 +10415,8 @@
       </w:r>
       <w:r>
         <w:rPr>
+          <w:iCs/>
           <w:i/>
-          <w:iCs/>
         </w:rPr>
         <w:t xml:space="preserve">auto</w:t>
       </w:r>
@@ -10404,11 +10510,11 @@
     </w:p>
     <w:p>
       <w:pPr>
-        <w:pStyle w:val="Compact"/>
         <w:numPr>
           <w:ilvl w:val="0"/>
           <w:numId w:val="1005"/>
         </w:numPr>
+        <w:pStyle w:val="Compact"/>
       </w:pPr>
       <w:r>
         <w:rPr>
@@ -10424,8 +10530,8 @@
       </w:r>
       <w:r>
         <w:rPr>
+          <w:bCs/>
           <w:b/>
-          <w:bCs/>
         </w:rPr>
         <w:t xml:space="preserve">write</w:t>
       </w:r>
@@ -10463,174 +10569,174 @@
       </w:pPr>
       <w:r>
         <w:rPr>
+          <w:bCs/>
           <w:b/>
+        </w:rPr>
+        <w:t xml:space="preserve">Rebuild everything that includes</w:t>
+      </w:r>
+      <w:r>
+        <w:rPr>
           <w:bCs/>
-        </w:rPr>
-        <w:t xml:space="preserve">Rebuild everything that includes</w:t>
-      </w:r>
-      <w:r>
-        <w:rPr>
           <w:b/>
+        </w:rPr>
+        <w:t xml:space="preserve"> </w:t>
+      </w:r>
+      <w:r>
+        <w:rPr>
+          <w:rStyle w:val="VerbatimChar"/>
           <w:bCs/>
-        </w:rPr>
-        <w:t xml:space="preserve"> </w:t>
-      </w:r>
-      <w:r>
-        <w:rPr>
-          <w:rStyle w:val="VerbatimChar"/>
           <w:b/>
+        </w:rPr>
+        <w:t xml:space="preserve">ff.h</w:t>
+      </w:r>
+      <w:r>
+        <w:t xml:space="preserve"> </w:t>
+      </w:r>
+      <w:r>
+        <w:t xml:space="preserve">after changing</w:t>
+      </w:r>
+      <w:r>
+        <w:t xml:space="preserve"> </w:t>
+      </w:r>
+      <w:r>
+        <w:rPr>
+          <w:rStyle w:val="VerbatimChar"/>
+        </w:rPr>
+        <w:t xml:space="preserve">ffconf.h</w:t>
+      </w:r>
+      <w:r>
+        <w:t xml:space="preserve">:</w:t>
+      </w:r>
+      <w:r>
+        <w:t xml:space="preserve"> </w:t>
+      </w:r>
+      <w:r>
+        <w:rPr>
+          <w:rStyle w:val="VerbatimChar"/>
+        </w:rPr>
+        <w:t xml:space="preserve">FF_FS_EXFAT</w:t>
+      </w:r>
+      <w:r>
+        <w:t xml:space="preserve"> </w:t>
+      </w:r>
+      <w:r>
+        <w:t xml:space="preserve">makes</w:t>
+      </w:r>
+      <w:r>
+        <w:t xml:space="preserve"> </w:t>
+      </w:r>
+      <w:r>
+        <w:rPr>
+          <w:rStyle w:val="VerbatimChar"/>
+        </w:rPr>
+        <w:t xml:space="preserve">FSIZE_t</w:t>
+      </w:r>
+      <w:r>
+        <w:t xml:space="preserve"> </w:t>
+      </w:r>
+      <w:r>
+        <w:t xml:space="preserve">64-bit, so</w:t>
+      </w:r>
+      <w:r>
+        <w:t xml:space="preserve"> </w:t>
+      </w:r>
+      <w:r>
+        <w:rPr>
+          <w:rStyle w:val="VerbatimChar"/>
+        </w:rPr>
+        <w:t xml:space="preserve">FIL</w:t>
+      </w:r>
+      <w:r>
+        <w:t xml:space="preserve"> </w:t>
+      </w:r>
+      <w:r>
+        <w:t xml:space="preserve">/</w:t>
+      </w:r>
+      <w:r>
+        <w:t xml:space="preserve"> </w:t>
+      </w:r>
+      <w:r>
+        <w:rPr>
+          <w:rStyle w:val="VerbatimChar"/>
+        </w:rPr>
+        <w:t xml:space="preserve">FATFS</w:t>
+      </w:r>
+      <w:r>
+        <w:t xml:space="preserve"> </w:t>
+      </w:r>
+      <w:r>
+        <w:t xml:space="preserve">/</w:t>
+      </w:r>
+      <w:r>
+        <w:t xml:space="preserve"> </w:t>
+      </w:r>
+      <w:r>
+        <w:rPr>
+          <w:rStyle w:val="VerbatimChar"/>
+        </w:rPr>
+        <w:t xml:space="preserve">FILINFO</w:t>
+      </w:r>
+      <w:r>
+        <w:t xml:space="preserve"> </w:t>
+      </w:r>
+      <w:r>
+        <w:t xml:space="preserve">grow. Besides</w:t>
+      </w:r>
+      <w:r>
+        <w:t xml:space="preserve"> </w:t>
+      </w:r>
+      <w:r>
+        <w:rPr>
+          <w:rStyle w:val="VerbatimChar"/>
+        </w:rPr>
+        <w:t xml:space="preserve">libfatfs</w:t>
+      </w:r>
+      <w:r>
+        <w:t xml:space="preserve"> </w:t>
+      </w:r>
+      <w:r>
+        <w:t xml:space="preserve">and the kernel (clean),</w:t>
+      </w:r>
+      <w:r>
+        <w:t xml:space="preserve"> </w:t>
+      </w:r>
+      <w:r>
+        <w:t xml:space="preserve">that is</w:t>
+      </w:r>
+      <w:r>
+        <w:t xml:space="preserve"> </w:t>
+      </w:r>
+      <w:r>
+        <w:rPr>
+          <w:rStyle w:val="VerbatimChar"/>
           <w:bCs/>
-        </w:rPr>
-        <w:t xml:space="preserve">ff.h</w:t>
-      </w:r>
-      <w:r>
-        <w:t xml:space="preserve"> </w:t>
-      </w:r>
-      <w:r>
-        <w:t xml:space="preserve">after changing</w:t>
-      </w:r>
-      <w:r>
-        <w:t xml:space="preserve"> </w:t>
-      </w:r>
-      <w:r>
-        <w:rPr>
-          <w:rStyle w:val="VerbatimChar"/>
-        </w:rPr>
-        <w:t xml:space="preserve">ffconf.h</w:t>
-      </w:r>
-      <w:r>
-        <w:t xml:space="preserve">:</w:t>
-      </w:r>
-      <w:r>
-        <w:t xml:space="preserve"> </w:t>
-      </w:r>
-      <w:r>
-        <w:rPr>
-          <w:rStyle w:val="VerbatimChar"/>
-        </w:rPr>
-        <w:t xml:space="preserve">FF_FS_EXFAT</w:t>
-      </w:r>
-      <w:r>
-        <w:t xml:space="preserve"> </w:t>
-      </w:r>
-      <w:r>
-        <w:t xml:space="preserve">makes</w:t>
-      </w:r>
-      <w:r>
-        <w:t xml:space="preserve"> </w:t>
-      </w:r>
-      <w:r>
-        <w:rPr>
-          <w:rStyle w:val="VerbatimChar"/>
-        </w:rPr>
-        <w:t xml:space="preserve">FSIZE_t</w:t>
-      </w:r>
-      <w:r>
-        <w:t xml:space="preserve"> </w:t>
-      </w:r>
-      <w:r>
-        <w:t xml:space="preserve">64-bit, so</w:t>
-      </w:r>
-      <w:r>
-        <w:t xml:space="preserve"> </w:t>
-      </w:r>
-      <w:r>
-        <w:rPr>
-          <w:rStyle w:val="VerbatimChar"/>
-        </w:rPr>
-        <w:t xml:space="preserve">FIL</w:t>
-      </w:r>
-      <w:r>
-        <w:t xml:space="preserve"> </w:t>
-      </w:r>
-      <w:r>
-        <w:t xml:space="preserve">/</w:t>
-      </w:r>
-      <w:r>
-        <w:t xml:space="preserve"> </w:t>
-      </w:r>
-      <w:r>
-        <w:rPr>
-          <w:rStyle w:val="VerbatimChar"/>
-        </w:rPr>
-        <w:t xml:space="preserve">FATFS</w:t>
-      </w:r>
-      <w:r>
-        <w:t xml:space="preserve"> </w:t>
-      </w:r>
-      <w:r>
-        <w:t xml:space="preserve">/</w:t>
-      </w:r>
-      <w:r>
-        <w:t xml:space="preserve"> </w:t>
-      </w:r>
-      <w:r>
-        <w:rPr>
-          <w:rStyle w:val="VerbatimChar"/>
-        </w:rPr>
-        <w:t xml:space="preserve">FILINFO</w:t>
-      </w:r>
-      <w:r>
-        <w:t xml:space="preserve"> </w:t>
-      </w:r>
-      <w:r>
-        <w:t xml:space="preserve">grow. Besides</w:t>
-      </w:r>
-      <w:r>
-        <w:t xml:space="preserve"> </w:t>
-      </w:r>
-      <w:r>
-        <w:rPr>
-          <w:rStyle w:val="VerbatimChar"/>
-        </w:rPr>
-        <w:t xml:space="preserve">libfatfs</w:t>
-      </w:r>
-      <w:r>
-        <w:t xml:space="preserve"> </w:t>
-      </w:r>
-      <w:r>
-        <w:t xml:space="preserve">and the kernel (clean),</w:t>
-      </w:r>
-      <w:r>
-        <w:t xml:space="preserve"> </w:t>
-      </w:r>
-      <w:r>
-        <w:t xml:space="preserve">that is</w:t>
-      </w:r>
-      <w:r>
-        <w:t xml:space="preserve"> </w:t>
-      </w:r>
-      <w:r>
-        <w:rPr>
-          <w:rStyle w:val="VerbatimChar"/>
           <w:b/>
+        </w:rPr>
+        <w:t xml:space="preserve">addon/wlan</w:t>
+      </w:r>
+      <w:r>
+        <w:t xml:space="preserve"> </w:t>
+      </w:r>
+      <w:r>
+        <w:t xml:space="preserve">(</w:t>
+      </w:r>
+      <w:r>
+        <w:rPr>
+          <w:rStyle w:val="VerbatimChar"/>
+        </w:rPr>
+        <w:t xml:space="preserve">libwlan.a</w:t>
+      </w:r>
+      <w:r>
+        <w:t xml:space="preserve">: the Wi-Fi firmware is read through FatFs) and</w:t>
+      </w:r>
+      <w:r>
+        <w:t xml:space="preserve"> </w:t>
+      </w:r>
+      <w:r>
+        <w:rPr>
+          <w:rStyle w:val="VerbatimChar"/>
           <w:bCs/>
-        </w:rPr>
-        <w:t xml:space="preserve">addon/wlan</w:t>
-      </w:r>
-      <w:r>
-        <w:t xml:space="preserve"> </w:t>
-      </w:r>
-      <w:r>
-        <w:t xml:space="preserve">(</w:t>
-      </w:r>
-      <w:r>
-        <w:rPr>
-          <w:rStyle w:val="VerbatimChar"/>
-        </w:rPr>
-        <w:t xml:space="preserve">libwlan.a</w:t>
-      </w:r>
-      <w:r>
-        <w:t xml:space="preserve">: the Wi-Fi firmware is read through FatFs) and</w:t>
-      </w:r>
-      <w:r>
-        <w:t xml:space="preserve"> </w:t>
-      </w:r>
-      <w:r>
-        <w:rPr>
-          <w:rStyle w:val="VerbatimChar"/>
           <w:b/>
-          <w:bCs/>
         </w:rPr>
         <w:t xml:space="preserve">addon/wlan/hostap/wpa_supplicant</w:t>
       </w:r>
@@ -10761,8 +10867,8 @@
       </w:r>
       <w:r>
         <w:rPr>
+          <w:bCs/>
           <w:b/>
-          <w:bCs/>
         </w:rPr>
         <w:t xml:space="preserve">and exFAT</w:t>
       </w:r>
@@ -10836,8 +10942,8 @@
         <w:t xml:space="preserve">absent.</w:t>
       </w:r>
     </w:p>
-    <w:bookmarkEnd w:id="34"/>
-    <w:bookmarkStart w:id="35" w:name="X6ee0ec30b8cf0723378aacb4afbb991f97906bf"/>
+    <w:bookmarkEnd w:id="36"/>
+    <w:bookmarkStart w:id="37" w:name="X6ee0ec30b8cf0723378aacb4afbb991f97906bf"/>
     <w:p>
       <w:pPr>
         <w:pStyle w:val="Heading2"/>
@@ -10852,8 +10958,8 @@
       </w:pPr>
       <w:r>
         <w:rPr>
+          <w:bCs/>
           <w:b/>
-          <w:bCs/>
         </w:rPr>
         <w:t xml:space="preserve">Why.</w:t>
       </w:r>
@@ -10906,8 +11012,8 @@
       </w:pPr>
       <w:r>
         <w:rPr>
+          <w:bCs/>
           <w:b/>
-          <w:bCs/>
         </w:rPr>
         <w:t xml:space="preserve">What.</w:t>
       </w:r>
@@ -10981,8 +11087,8 @@
       </w:r>
       <w:r>
         <w:rPr>
+          <w:bCs/>
           <w:b/>
-          <w:bCs/>
         </w:rPr>
         <w:t xml:space="preserve">without touching hostap</w:t>
       </w:r>
@@ -11098,8 +11204,8 @@
         <w:t xml:space="preserve">.</w:t>
       </w:r>
     </w:p>
-    <w:bookmarkEnd w:id="35"/>
-    <w:bookmarkStart w:id="36" w:name="not-a-patch-build-configuration"/>
+    <w:bookmarkEnd w:id="37"/>
+    <w:bookmarkStart w:id="38" w:name="not-a-patch-build-configuration"/>
     <w:p>
       <w:pPr>
         <w:pStyle w:val="Heading2"/>
@@ -11120,28 +11226,28 @@
       </w:r>
       <w:r>
         <w:rPr>
+          <w:bCs/>
           <w:b/>
+        </w:rPr>
+        <w:t xml:space="preserve">configure option</w:t>
+      </w:r>
+      <w:r>
+        <w:t xml:space="preserve">, not a source change: Onyx renders 32-bit</w:t>
+      </w:r>
+      <w:r>
+        <w:t xml:space="preserve"> </w:t>
+      </w:r>
+      <w:r>
+        <w:t xml:space="preserve">pixels, so Circle must be configured with</w:t>
+      </w:r>
+      <w:r>
+        <w:t xml:space="preserve"> </w:t>
+      </w:r>
+      <w:r>
+        <w:rPr>
+          <w:rStyle w:val="VerbatimChar"/>
           <w:bCs/>
-        </w:rPr>
-        <w:t xml:space="preserve">configure option</w:t>
-      </w:r>
-      <w:r>
-        <w:t xml:space="preserve">, not a source change: Onyx renders 32-bit</w:t>
-      </w:r>
-      <w:r>
-        <w:t xml:space="preserve"> </w:t>
-      </w:r>
-      <w:r>
-        <w:t xml:space="preserve">pixels, so Circle must be configured with</w:t>
-      </w:r>
-      <w:r>
-        <w:t xml:space="preserve"> </w:t>
-      </w:r>
-      <w:r>
-        <w:rPr>
-          <w:rStyle w:val="VerbatimChar"/>
           <w:b/>
-          <w:bCs/>
         </w:rPr>
         <w:t xml:space="preserve">DEPTH=32</w:t>
       </w:r>
@@ -11242,7 +11348,7 @@
       <w:r>
         <w:t xml:space="preserve"> </w:t>
       </w:r>
-      <w:hyperlink r:id="rId24">
+      <w:hyperlink r:id="rId26">
         <w:r>
           <w:rPr>
             <w:rStyle w:val="Hyperlink"/>
@@ -11257,8 +11363,8 @@
         <w:t xml:space="preserve">for the full Circle build.</w:t>
       </w:r>
     </w:p>
-    <w:bookmarkEnd w:id="36"/>
-    <w:bookmarkStart w:id="37" w:name="Xdfd002b3deb945a2f734f8087f469418225b702"/>
+    <w:bookmarkEnd w:id="38"/>
+    <w:bookmarkStart w:id="39" w:name="Xdfd002b3deb945a2f734f8087f469418225b702"/>
     <w:p>
       <w:pPr>
         <w:pStyle w:val="Heading2"/>
@@ -11273,8 +11379,8 @@
       </w:pPr>
       <w:r>
         <w:rPr>
+          <w:bCs/>
           <w:b/>
-          <w:bCs/>
         </w:rPr>
         <w:t xml:space="preserve">Why.</w:t>
       </w:r>
@@ -11312,8 +11418,8 @@
       </w:pPr>
       <w:r>
         <w:rPr>
+          <w:bCs/>
           <w:b/>
-          <w:bCs/>
         </w:rPr>
         <w:t xml:space="preserve">What.</w:t>
       </w:r>
@@ -11475,7 +11581,7 @@
       <w:r>
         <w:t xml:space="preserve"> </w:t>
       </w:r>
-      <w:hyperlink r:id="rId23">
+      <w:hyperlink r:id="rId25">
         <w:r>
           <w:rPr>
             <w:rStyle w:val="Hyperlink"/>
@@ -11487,8 +11593,8 @@
         <w:t xml:space="preserve">.</w:t>
       </w:r>
     </w:p>
-    <w:bookmarkEnd w:id="37"/>
-    <w:bookmarkStart w:id="38" w:name="X3ad4d1ce61751f823a9cc804c0040cf09423fda"/>
+    <w:bookmarkEnd w:id="39"/>
+    <w:bookmarkStart w:id="40" w:name="X3ad4d1ce61751f823a9cc804c0040cf09423fda"/>
     <w:p>
       <w:pPr>
         <w:pStyle w:val="Heading2"/>
@@ -11503,8 +11609,8 @@
       </w:pPr>
       <w:r>
         <w:rPr>
+          <w:bCs/>
           <w:b/>
-          <w:bCs/>
         </w:rPr>
         <w:t xml:space="preserve">Why.</w:t>
       </w:r>
@@ -11593,8 +11699,8 @@
       </w:pPr>
       <w:r>
         <w:rPr>
+          <w:bCs/>
           <w:b/>
-          <w:bCs/>
         </w:rPr>
         <w:t xml:space="preserve">What.</w:t>
       </w:r>
@@ -11665,8 +11771,8 @@
         <w:t xml:space="preserve">then returns 0 (that peer not accepted) and listens again. The same bug is in upstream Circle.</w:t>
       </w:r>
     </w:p>
-    <w:bookmarkEnd w:id="38"/>
-    <w:bookmarkStart w:id="39" w:name="Xcfe3557fab0037011a8e5e516a3230d76314b2f"/>
+    <w:bookmarkEnd w:id="40"/>
+    <w:bookmarkStart w:id="41" w:name="Xcfe3557fab0037011a8e5e516a3230d76314b2f"/>
     <w:p>
       <w:pPr>
         <w:pStyle w:val="Heading2"/>
@@ -11681,8 +11787,8 @@
       </w:pPr>
       <w:r>
         <w:rPr>
+          <w:bCs/>
           <w:b/>
-          <w:bCs/>
         </w:rPr>
         <w:t xml:space="preserve">Why.</w:t>
       </w:r>
@@ -11759,8 +11865,8 @@
       </w:pPr>
       <w:r>
         <w:rPr>
+          <w:bCs/>
           <w:b/>
-          <w:bCs/>
         </w:rPr>
         <w:t xml:space="preserve">What.</w:t>
       </w:r>
@@ -11825,8 +11931,8 @@
         <w:t xml:space="preserve">makes the DHCP client with the name). Header only: no library to rebuild.</w:t>
       </w:r>
     </w:p>
-    <w:bookmarkEnd w:id="39"/>
-    <w:bookmarkStart w:id="40" w:name="Xbda264401b6a3ae19bb7f0c1f37dc9b855e5fea"/>
+    <w:bookmarkEnd w:id="41"/>
+    <w:bookmarkStart w:id="42" w:name="Xbda264401b6a3ae19bb7f0c1f37dc9b855e5fea"/>
     <w:p>
       <w:pPr>
         <w:pStyle w:val="Heading2"/>
@@ -11841,8 +11947,8 @@
       </w:pPr>
       <w:r>
         <w:rPr>
+          <w:bCs/>
           <w:b/>
-          <w:bCs/>
         </w:rPr>
         <w:t xml:space="preserve">Why.</w:t>
       </w:r>
@@ -11880,8 +11986,8 @@
       </w:pPr>
       <w:r>
         <w:rPr>
+          <w:bCs/>
           <w:b/>
-          <w:bCs/>
         </w:rPr>
         <w:t xml:space="preserve">What.</w:t>
       </w:r>
@@ -11931,8 +12037,8 @@
         <w:t xml:space="preserve">, docs/02.)</w:t>
       </w:r>
     </w:p>
-    <w:bookmarkEnd w:id="40"/>
-    <w:bookmarkStart w:id="41" w:name="Xc0013075c1900d9de2c4d1f353aa364a5e9d693"/>
+    <w:bookmarkEnd w:id="42"/>
+    <w:bookmarkStart w:id="43" w:name="Xc0013075c1900d9de2c4d1f353aa364a5e9d693"/>
     <w:p>
       <w:pPr>
         <w:pStyle w:val="Heading2"/>
@@ -11947,8 +12053,8 @@
       </w:pPr>
       <w:r>
         <w:rPr>
+          <w:bCs/>
           <w:b/>
-          <w:bCs/>
         </w:rPr>
         <w:t xml:space="preserve">Why.</w:t>
       </w:r>
@@ -11977,8 +12083,8 @@
       </w:pPr>
       <w:r>
         <w:rPr>
+          <w:bCs/>
           <w:b/>
-          <w:bCs/>
         </w:rPr>
         <w:t xml:space="preserve">What.</w:t>
       </w:r>
@@ -12028,8 +12134,8 @@
         <w:t xml:space="preserve">.</w:t>
       </w:r>
     </w:p>
-    <w:bookmarkEnd w:id="41"/>
-    <w:bookmarkStart w:id="42" w:name="Xf9a0ebfa397fd33f82261fcc151baeefa8bcfe6"/>
+    <w:bookmarkEnd w:id="43"/>
+    <w:bookmarkStart w:id="44" w:name="Xf9a0ebfa397fd33f82261fcc151baeefa8bcfe6"/>
     <w:p>
       <w:pPr>
         <w:pStyle w:val="Heading2"/>
@@ -12044,73 +12150,73 @@
       </w:pPr>
       <w:r>
         <w:rPr>
+          <w:bCs/>
           <w:b/>
+        </w:rPr>
+        <w:t xml:space="preserve">Why.</w:t>
+      </w:r>
+      <w:r>
+        <w:t xml:space="preserve"> </w:t>
+      </w:r>
+      <w:r>
+        <w:rPr>
+          <w:rStyle w:val="VerbatimChar"/>
+        </w:rPr>
+        <w:t xml:space="preserve">CTCPConnection::PacketReceived</w:t>
+      </w:r>
+      <w:r>
+        <w:t xml:space="preserve"> </w:t>
+      </w:r>
+      <w:r>
+        <w:t xml:space="preserve">counted</w:t>
+      </w:r>
+      <w:r>
+        <w:t xml:space="preserve"> </w:t>
+      </w:r>
+      <w:r>
+        <w:rPr>
           <w:bCs/>
-        </w:rPr>
-        <w:t xml:space="preserve">Why.</w:t>
-      </w:r>
-      <w:r>
-        <w:t xml:space="preserve"> </w:t>
-      </w:r>
-      <w:r>
-        <w:rPr>
-          <w:rStyle w:val="VerbatimChar"/>
-        </w:rPr>
-        <w:t xml:space="preserve">CTCPConnection::PacketReceived</w:t>
-      </w:r>
-      <w:r>
-        <w:t xml:space="preserve"> </w:t>
-      </w:r>
-      <w:r>
-        <w:t xml:space="preserve">counted</w:t>
-      </w:r>
-      <w:r>
-        <w:t xml:space="preserve"> </w:t>
-      </w:r>
-      <w:r>
-        <w:rPr>
           <w:b/>
+        </w:rPr>
+        <w:t xml:space="preserve">every</w:t>
+      </w:r>
+      <w:r>
+        <w:t xml:space="preserve"> </w:t>
+      </w:r>
+      <w:r>
+        <w:t xml:space="preserve">segment whose ACK did not advance as</w:t>
+      </w:r>
+      <w:r>
+        <w:t xml:space="preserve"> </w:t>
+      </w:r>
+      <w:r>
+        <w:t xml:space="preserve">a duplicate ACK — the peer's own data segments too, and ACKs with nothing in flight, window</w:t>
+      </w:r>
+      <w:r>
+        <w:t xml:space="preserve"> </w:t>
+      </w:r>
+      <w:r>
+        <w:t xml:space="preserve">updates — and the count was reset only by an advancing ACK. The remote desktop client (Onyx</w:t>
+      </w:r>
+      <w:r>
+        <w:t xml:space="preserve"> </w:t>
+      </w:r>
+      <w:r>
+        <w:t xml:space="preserve">Remote) sends small messages (READY, the pointer's moves) while the Pi streams the screen: three</w:t>
+      </w:r>
+      <w:r>
+        <w:t xml:space="preserve"> </w:t>
+      </w:r>
+      <w:r>
+        <w:t xml:space="preserve">in a row between two ACKs started a</w:t>
+      </w:r>
+      <w:r>
+        <w:t xml:space="preserve"> </w:t>
+      </w:r>
+      <w:r>
+        <w:rPr>
           <w:bCs/>
-        </w:rPr>
-        <w:t xml:space="preserve">every</w:t>
-      </w:r>
-      <w:r>
-        <w:t xml:space="preserve"> </w:t>
-      </w:r>
-      <w:r>
-        <w:t xml:space="preserve">segment whose ACK did not advance as</w:t>
-      </w:r>
-      <w:r>
-        <w:t xml:space="preserve"> </w:t>
-      </w:r>
-      <w:r>
-        <w:t xml:space="preserve">a duplicate ACK — the peer's own data segments too, and ACKs with nothing in flight, window</w:t>
-      </w:r>
-      <w:r>
-        <w:t xml:space="preserve"> </w:t>
-      </w:r>
-      <w:r>
-        <w:t xml:space="preserve">updates — and the count was reset only by an advancing ACK. The remote desktop client (Onyx</w:t>
-      </w:r>
-      <w:r>
-        <w:t xml:space="preserve"> </w:t>
-      </w:r>
-      <w:r>
-        <w:t xml:space="preserve">Remote) sends small messages (READY, the pointer's moves) while the Pi streams the screen: three</w:t>
-      </w:r>
-      <w:r>
-        <w:t xml:space="preserve"> </w:t>
-      </w:r>
-      <w:r>
-        <w:t xml:space="preserve">in a row between two ACKs started a</w:t>
-      </w:r>
-      <w:r>
-        <w:t xml:space="preserve"> </w:t>
-      </w:r>
-      <w:r>
-        <w:rPr>
           <w:b/>
-          <w:bCs/>
         </w:rPr>
         <w:t xml:space="preserve">spurious fast retransmit + fast recovery</w:t>
       </w:r>
@@ -12133,8 +12239,8 @@
       </w:pPr>
       <w:r>
         <w:rPr>
+          <w:bCs/>
           <w:b/>
-          <w:bCs/>
         </w:rPr>
         <w:t xml:space="preserve">What.</w:t>
       </w:r>
@@ -12217,8 +12323,8 @@
         <w:t xml:space="preserve">retransmit and fast recovery (NewReno) are unchanged otherwise. The same bug is in upstream.</w:t>
       </w:r>
     </w:p>
-    <w:bookmarkEnd w:id="42"/>
-    <w:bookmarkStart w:id="43" w:name="Xd413a785463241a47e02c7544d35a67d2f87931"/>
+    <w:bookmarkEnd w:id="44"/>
+    <w:bookmarkStart w:id="45" w:name="Xd413a785463241a47e02c7544d35a67d2f87931"/>
     <w:p>
       <w:pPr>
         <w:pStyle w:val="Heading2"/>
@@ -12233,8 +12339,8 @@
       </w:pPr>
       <w:r>
         <w:rPr>
+          <w:bCs/>
           <w:b/>
-          <w:bCs/>
         </w:rPr>
         <w:t xml:space="preserve">Why.</w:t>
       </w:r>
@@ -12278,19 +12384,19 @@
       </w:pPr>
       <w:r>
         <w:rPr>
+          <w:bCs/>
           <w:b/>
-          <w:bCs/>
         </w:rPr>
         <w:t xml:space="preserve">What.</w:t>
       </w:r>
     </w:p>
     <w:p>
       <w:pPr>
-        <w:pStyle w:val="Compact"/>
         <w:numPr>
           <w:ilvl w:val="0"/>
           <w:numId w:val="1006"/>
         </w:numPr>
+        <w:pStyle w:val="Compact"/>
       </w:pPr>
       <w:r>
         <w:rPr>
@@ -12324,8 +12430,8 @@
       </w:r>
       <w:r>
         <w:rPr>
+          <w:bCs/>
           <w:b/>
-          <w:bCs/>
         </w:rPr>
         <w:t xml:space="preserve">1 s</w:t>
       </w:r>
@@ -12377,16 +12483,16 @@
     </w:p>
     <w:p>
       <w:pPr>
-        <w:pStyle w:val="Compact"/>
         <w:numPr>
           <w:ilvl w:val="0"/>
           <w:numId w:val="1006"/>
         </w:numPr>
-      </w:pPr>
-      <w:r>
-        <w:rPr>
+        <w:pStyle w:val="Compact"/>
+      </w:pPr>
+      <w:r>
+        <w:rPr>
+          <w:bCs/>
           <w:b/>
-          <w:bCs/>
         </w:rPr>
         <w:t xml:space="preserve">Karn's algorithm</w:t>
       </w:r>
@@ -12441,11 +12547,11 @@
     </w:p>
     <w:p>
       <w:pPr>
-        <w:pStyle w:val="Compact"/>
         <w:numPr>
           <w:ilvl w:val="0"/>
           <w:numId w:val="1006"/>
         </w:numPr>
+        <w:pStyle w:val="Compact"/>
       </w:pPr>
       <w:r>
         <w:rPr>
@@ -12483,11 +12589,11 @@
     </w:p>
     <w:p>
       <w:pPr>
-        <w:pStyle w:val="Compact"/>
         <w:numPr>
           <w:ilvl w:val="0"/>
           <w:numId w:val="1006"/>
         </w:numPr>
+        <w:pStyle w:val="Compact"/>
       </w:pPr>
       <w:r>
         <w:t xml:space="preserve">After a SYN retransmitted, RFC 6298 (5.7) wants the data phase to start at 3 s: the RTO is</w:t>
@@ -12499,8 +12605,8 @@
         <w:t xml:space="preserve">then the backed-off one (≥ 2 s) until the first sample — close enough, left as is.</w:t>
       </w:r>
     </w:p>
-    <w:bookmarkEnd w:id="43"/>
-    <w:bookmarkStart w:id="44" w:name="X97b7e16d9994faa5ec60a080680eb3530af1086"/>
+    <w:bookmarkEnd w:id="45"/>
+    <w:bookmarkStart w:id="46" w:name="X97b7e16d9994faa5ec60a080680eb3530af1086"/>
     <w:p>
       <w:pPr>
         <w:pStyle w:val="Heading2"/>
@@ -12527,94 +12633,94 @@
       </w:pPr>
       <w:r>
         <w:rPr>
+          <w:bCs/>
           <w:b/>
+        </w:rPr>
+        <w:t xml:space="preserve">Why.</w:t>
+      </w:r>
+      <w:r>
+        <w:t xml:space="preserve"> </w:t>
+      </w:r>
+      <w:r>
+        <w:rPr>
+          <w:rStyle w:val="VerbatimChar"/>
+        </w:rPr>
+        <w:t xml:space="preserve">CSocket::Send</w:t>
+      </w:r>
+      <w:r>
+        <w:t xml:space="preserve"> </w:t>
+      </w:r>
+      <w:r>
+        <w:t xml:space="preserve">cuts a buffer into MSS-sized chunks and queues them one by one; when</w:t>
+      </w:r>
+      <w:r>
+        <w:t xml:space="preserve"> </w:t>
+      </w:r>
+      <w:r>
+        <w:t xml:space="preserve">the connection's queue stays full past the send timeout (Onyx sets 5 s), a chunk fails — and</w:t>
+      </w:r>
+      <w:r>
+        <w:t xml:space="preserve"> </w:t>
+      </w:r>
+      <w:r>
+        <w:rPr>
+          <w:rStyle w:val="VerbatimChar"/>
+        </w:rPr>
+        <w:t xml:space="preserve">Send</w:t>
+      </w:r>
+      <w:r>
+        <w:t xml:space="preserve"> </w:t>
+      </w:r>
+      <w:r>
+        <w:t xml:space="preserve">answered the</w:t>
+      </w:r>
+      <w:r>
+        <w:t xml:space="preserve"> </w:t>
+      </w:r>
+      <w:r>
+        <w:rPr>
           <w:bCs/>
-        </w:rPr>
-        <w:t xml:space="preserve">Why.</w:t>
-      </w:r>
-      <w:r>
-        <w:t xml:space="preserve"> </w:t>
-      </w:r>
-      <w:r>
-        <w:rPr>
-          <w:rStyle w:val="VerbatimChar"/>
-        </w:rPr>
-        <w:t xml:space="preserve">CSocket::Send</w:t>
-      </w:r>
-      <w:r>
-        <w:t xml:space="preserve"> </w:t>
-      </w:r>
-      <w:r>
-        <w:t xml:space="preserve">cuts a buffer into MSS-sized chunks and queues them one by one; when</w:t>
-      </w:r>
-      <w:r>
-        <w:t xml:space="preserve"> </w:t>
-      </w:r>
-      <w:r>
-        <w:t xml:space="preserve">the connection's queue stays full past the send timeout (Onyx sets 5 s), a chunk fails — and</w:t>
-      </w:r>
-      <w:r>
-        <w:t xml:space="preserve"> </w:t>
-      </w:r>
-      <w:r>
-        <w:rPr>
-          <w:rStyle w:val="VerbatimChar"/>
-        </w:rPr>
-        <w:t xml:space="preserve">Send</w:t>
-      </w:r>
-      <w:r>
-        <w:t xml:space="preserve"> </w:t>
-      </w:r>
-      <w:r>
-        <w:t xml:space="preserve">answered the</w:t>
-      </w:r>
-      <w:r>
-        <w:t xml:space="preserve"> </w:t>
-      </w:r>
-      <w:r>
-        <w:rPr>
           <w:b/>
+        </w:rPr>
+        <w:t xml:space="preserve">error</w:t>
+      </w:r>
+      <w:r>
+        <w:t xml:space="preserve">, although the chunks before it were queued and would be sent. The</w:t>
+      </w:r>
+      <w:r>
+        <w:t xml:space="preserve"> </w:t>
+      </w:r>
+      <w:r>
+        <w:t xml:space="preserve">kernel's</w:t>
+      </w:r>
+      <w:r>
+        <w:t xml:space="preserve"> </w:t>
+      </w:r>
+      <w:r>
+        <w:rPr>
+          <w:rStyle w:val="VerbatimChar"/>
+        </w:rPr>
+        <w:t xml:space="preserve">NetTcpSend</w:t>
+      </w:r>
+      <w:r>
+        <w:t xml:space="preserve"> </w:t>
+      </w:r>
+      <w:r>
+        <w:t xml:space="preserve">(32 KB requests) then counted none of that request, and an app sending "the</w:t>
+      </w:r>
+      <w:r>
+        <w:t xml:space="preserve"> </w:t>
+      </w:r>
+      <w:r>
+        <w:t xml:space="preserve">rest" again put those bytes</w:t>
+      </w:r>
+      <w:r>
+        <w:t xml:space="preserve"> </w:t>
+      </w:r>
+      <w:r>
+        <w:rPr>
           <w:bCs/>
-        </w:rPr>
-        <w:t xml:space="preserve">error</w:t>
-      </w:r>
-      <w:r>
-        <w:t xml:space="preserve">, although the chunks before it were queued and would be sent. The</w:t>
-      </w:r>
-      <w:r>
-        <w:t xml:space="preserve"> </w:t>
-      </w:r>
-      <w:r>
-        <w:t xml:space="preserve">kernel's</w:t>
-      </w:r>
-      <w:r>
-        <w:t xml:space="preserve"> </w:t>
-      </w:r>
-      <w:r>
-        <w:rPr>
-          <w:rStyle w:val="VerbatimChar"/>
-        </w:rPr>
-        <w:t xml:space="preserve">NetTcpSend</w:t>
-      </w:r>
-      <w:r>
-        <w:t xml:space="preserve"> </w:t>
-      </w:r>
-      <w:r>
-        <w:t xml:space="preserve">(32 KB requests) then counted none of that request, and an app sending "the</w:t>
-      </w:r>
-      <w:r>
-        <w:t xml:space="preserve"> </w:t>
-      </w:r>
-      <w:r>
-        <w:t xml:space="preserve">rest" again put those bytes</w:t>
-      </w:r>
-      <w:r>
-        <w:t xml:space="preserve"> </w:t>
-      </w:r>
-      <w:r>
-        <w:rPr>
           <w:b/>
-          <w:bCs/>
         </w:rPr>
         <w:t xml:space="preserve">twice</w:t>
       </w:r>
@@ -12637,8 +12743,8 @@
       </w:pPr>
       <w:r>
         <w:rPr>
+          <w:bCs/>
           <w:b/>
-          <w:bCs/>
         </w:rPr>
         <w:t xml:space="preserve">What.</w:t>
       </w:r>
@@ -12721,8 +12827,8 @@
       </w:pPr>
       <w:r>
         <w:rPr>
+          <w:bCs/>
           <w:b/>
-          <w:bCs/>
         </w:rPr>
         <w:t xml:space="preserve">Test</w:t>
       </w:r>
@@ -12844,8 +12950,8 @@
         <w:t xml:space="preserve">after a timeout. Against the unpatched sources it fails 15 of its 25 checks.</w:t>
       </w:r>
     </w:p>
-    <w:bookmarkEnd w:id="44"/>
-    <w:bookmarkStart w:id="45" w:name="Xe85a9b7a6bc1a3cc3d37d5de62445234a8ca0b5"/>
+    <w:bookmarkEnd w:id="46"/>
+    <w:bookmarkStart w:id="47" w:name="Xe85a9b7a6bc1a3cc3d37d5de62445234a8ca0b5"/>
     <w:p>
       <w:pPr>
         <w:pStyle w:val="Heading2"/>
@@ -12872,8 +12978,8 @@
       </w:pPr>
       <w:r>
         <w:rPr>
+          <w:bCs/>
           <w:b/>
-          <w:bCs/>
         </w:rPr>
         <w:t xml:space="preserve">Why.</w:t>
       </w:r>
@@ -12962,8 +13068,8 @@
       </w:pPr>
       <w:r>
         <w:rPr>
+          <w:bCs/>
           <w:b/>
-          <w:bCs/>
         </w:rPr>
         <w:t xml:space="preserve">What</w:t>
       </w:r>
@@ -13130,8 +13236,8 @@
       </w:pPr>
       <w:r>
         <w:rPr>
+          <w:bCs/>
           <w:b/>
-          <w:bCs/>
         </w:rPr>
         <w:t xml:space="preserve">Test</w:t>
       </w:r>
@@ -13166,8 +13272,8 @@
         <w:t xml:space="preserve">): 25/25.</w:t>
       </w:r>
     </w:p>
-    <w:bookmarkEnd w:id="45"/>
-    <w:bookmarkStart w:id="46" w:name="X05a0d63b7a571f8f4ae4df4b26aa9c2ab76bc63"/>
+    <w:bookmarkEnd w:id="47"/>
+    <w:bookmarkStart w:id="48" w:name="X05a0d63b7a571f8f4ae4df4b26aa9c2ab76bc63"/>
     <w:p>
       <w:pPr>
         <w:pStyle w:val="Heading2"/>
@@ -13194,8 +13300,8 @@
       </w:pPr>
       <w:r>
         <w:rPr>
+          <w:bCs/>
           <w:b/>
-          <w:bCs/>
         </w:rPr>
         <w:t xml:space="preserve">Why.</w:t>
       </w:r>
@@ -13329,8 +13435,8 @@
       </w:pPr>
       <w:r>
         <w:rPr>
+          <w:bCs/>
           <w:b/>
-          <w:bCs/>
         </w:rPr>
         <w:t xml:space="preserve">What.</w:t>
       </w:r>
@@ -13380,8 +13486,8 @@
       </w:pPr>
       <w:r>
         <w:rPr>
+          <w:bCs/>
           <w:b/>
-          <w:bCs/>
         </w:rPr>
         <w:t xml:space="preserve">Test</w:t>
       </w:r>
@@ -13404,8 +13510,8 @@
         <w:t xml:space="preserve">on the Pi (the OOM kill twice, each run ending where it started).</w:t>
       </w:r>
     </w:p>
-    <w:bookmarkEnd w:id="46"/>
-    <w:bookmarkStart w:id="47" w:name="Xb5c99da24b7f0ee63941bb06323e6faeb6570fc"/>
+    <w:bookmarkEnd w:id="48"/>
+    <w:bookmarkStart w:id="49" w:name="Xb5c99da24b7f0ee63941bb06323e6faeb6570fc"/>
     <w:p>
       <w:pPr>
         <w:pStyle w:val="Heading2"/>
@@ -13420,52 +13526,52 @@
       </w:pPr>
       <w:r>
         <w:rPr>
+          <w:bCs/>
           <w:b/>
+        </w:rPr>
+        <w:t xml:space="preserve">Why.</w:t>
+      </w:r>
+      <w:r>
+        <w:t xml:space="preserve"> </w:t>
+      </w:r>
+      <w:r>
+        <w:t xml:space="preserve">The Pi restarted by itself under network load (a video streamed by the WebKit browser, an</w:t>
+      </w:r>
+      <w:r>
+        <w:t xml:space="preserve"> </w:t>
+      </w:r>
+      <w:r>
+        <w:t xml:space="preserve">FTP upload of 100 MB and the remote desktop at once; a telnet client gone while output flowed was</w:t>
+      </w:r>
+      <w:r>
+        <w:t xml:space="preserve"> </w:t>
+      </w:r>
+      <w:r>
+        <w:t xml:space="preserve">enough):</w:t>
+      </w:r>
+      <w:r>
+        <w:t xml:space="preserve"> </w:t>
+      </w:r>
+      <w:r>
+        <w:rPr>
+          <w:rStyle w:val="VerbatimChar"/>
+        </w:rPr>
+        <w:t xml:space="preserve">SD:/etc/lastcrash.txt</w:t>
+      </w:r>
+      <w:r>
+        <w:t xml:space="preserve"> </w:t>
+      </w:r>
+      <w:r>
+        <w:t xml:space="preserve">said</w:t>
+      </w:r>
+      <w:r>
+        <w:t xml:space="preserve"> </w:t>
+      </w:r>
+      <w:r>
+        <w:rPr>
+          <w:rStyle w:val="VerbatimChar"/>
           <w:bCs/>
-        </w:rPr>
-        <w:t xml:space="preserve">Why.</w:t>
-      </w:r>
-      <w:r>
-        <w:t xml:space="preserve"> </w:t>
-      </w:r>
-      <w:r>
-        <w:t xml:space="preserve">The Pi restarted by itself under network load (a video streamed by the WebKit browser, an</w:t>
-      </w:r>
-      <w:r>
-        <w:t xml:space="preserve"> </w:t>
-      </w:r>
-      <w:r>
-        <w:t xml:space="preserve">FTP upload of 100 MB and the remote desktop at once; a telnet client gone while output flowed was</w:t>
-      </w:r>
-      <w:r>
-        <w:t xml:space="preserve"> </w:t>
-      </w:r>
-      <w:r>
-        <w:t xml:space="preserve">enough):</w:t>
-      </w:r>
-      <w:r>
-        <w:t xml:space="preserve"> </w:t>
-      </w:r>
-      <w:r>
-        <w:rPr>
-          <w:rStyle w:val="VerbatimChar"/>
-        </w:rPr>
-        <w:t xml:space="preserve">SD:/etc/lastcrash.txt</w:t>
-      </w:r>
-      <w:r>
-        <w:t xml:space="preserve"> </w:t>
-      </w:r>
-      <w:r>
-        <w:t xml:space="preserve">said</w:t>
-      </w:r>
-      <w:r>
-        <w:t xml:space="preserve"> </w:t>
-      </w:r>
-      <w:r>
-        <w:rPr>
-          <w:rStyle w:val="VerbatimChar"/>
           <w:b/>
-          <w:bCs/>
         </w:rPr>
         <w:t xml:space="preserve">A kernel panic: tcp: Unexpected state 0 at line 1922</w:t>
       </w:r>
@@ -13611,8 +13717,8 @@
       </w:pPr>
       <w:r>
         <w:rPr>
+          <w:bCs/>
           <w:b/>
-          <w:bCs/>
         </w:rPr>
         <w:t xml:space="preserve">What.</w:t>
       </w:r>
@@ -13631,11 +13737,11 @@
     </w:p>
     <w:p>
       <w:pPr>
-        <w:pStyle w:val="Compact"/>
         <w:numPr>
           <w:ilvl w:val="0"/>
           <w:numId w:val="1007"/>
         </w:numPr>
+        <w:pStyle w:val="Compact"/>
       </w:pPr>
       <w:r>
         <w:t xml:space="preserve">every path of</w:t>
@@ -13691,11 +13797,11 @@
     </w:p>
     <w:p>
       <w:pPr>
-        <w:pStyle w:val="Compact"/>
         <w:numPr>
           <w:ilvl w:val="0"/>
           <w:numId w:val="1007"/>
         </w:numPr>
+        <w:pStyle w:val="Compact"/>
       </w:pPr>
       <w:r>
         <w:rPr>
@@ -13802,11 +13908,11 @@
     </w:p>
     <w:p>
       <w:pPr>
-        <w:pStyle w:val="Compact"/>
         <w:numPr>
           <w:ilvl w:val="0"/>
           <w:numId w:val="1007"/>
         </w:numPr>
+        <w:pStyle w:val="Compact"/>
       </w:pPr>
       <w:r>
         <w:t xml:space="preserve">a reset (and the SYN case) also sets</w:t>
@@ -13836,8 +13942,8 @@
       </w:pPr>
       <w:r>
         <w:rPr>
+          <w:bCs/>
           <w:b/>
-          <w:bCs/>
         </w:rPr>
         <w:t xml:space="preserve">Test</w:t>
       </w:r>
@@ -13851,8 +13957,8 @@
         <w:t xml:space="preserve">opened and dropped: no panic since (it came within minutes before).</w:t>
       </w:r>
     </w:p>
-    <w:bookmarkEnd w:id="47"/>
-    <w:bookmarkStart w:id="49" w:name="X45fa6b281b627f6876b855217f501eb56bb897f"/>
+    <w:bookmarkEnd w:id="49"/>
+    <w:bookmarkStart w:id="51" w:name="X45fa6b281b627f6876b855217f501eb56bb897f"/>
     <w:p>
       <w:pPr>
         <w:pStyle w:val="Heading2"/>
@@ -13948,8 +14054,8 @@
       </w:r>
       <w:r>
         <w:rPr>
+          <w:bCs/>
           <w:b/>
-          <w:bCs/>
         </w:rPr>
         <w:t xml:space="preserve">not</w:t>
       </w:r>
@@ -13966,75 +14072,75 @@
       </w:pPr>
       <w:r>
         <w:rPr>
+          <w:bCs/>
           <w:b/>
+        </w:rPr>
+        <w:t xml:space="preserve">1. The chip polled (</w:t>
+      </w:r>
+      <w:r>
+        <w:rPr>
+          <w:rStyle w:val="VerbatimChar"/>
           <w:bCs/>
-        </w:rPr>
-        <w:t xml:space="preserve">1. The chip polled (</w:t>
-      </w:r>
-      <w:r>
-        <w:rPr>
-          <w:rStyle w:val="VerbatimChar"/>
           <w:b/>
+        </w:rPr>
+        <w:t xml:space="preserve">onyx_wlpoll</w:t>
+      </w:r>
+      <w:r>
+        <w:rPr>
           <w:bCs/>
-        </w:rPr>
-        <w:t xml:space="preserve">onyx_wlpoll</w:t>
-      </w:r>
-      <w:r>
-        <w:rPr>
           <w:b/>
+        </w:rPr>
+        <w:t xml:space="preserve">).</w:t>
+      </w:r>
+      <w:r>
+        <w:t xml:space="preserve"> </w:t>
+      </w:r>
+      <w:r>
+        <w:t xml:space="preserve">The receive loop (</w:t>
+      </w:r>
+      <w:r>
+        <w:rPr>
+          <w:rStyle w:val="VerbatimChar"/>
+        </w:rPr>
+        <w:t xml:space="preserve">rproc</w:t>
+      </w:r>
+      <w:r>
+        <w:t xml:space="preserve">) read frames until the chip had</w:t>
+      </w:r>
+      <w:r>
+        <w:t xml:space="preserve"> </w:t>
+      </w:r>
+      <w:r>
+        <w:t xml:space="preserve">none, then slept in</w:t>
+      </w:r>
+      <w:r>
+        <w:t xml:space="preserve"> </w:t>
+      </w:r>
+      <w:r>
+        <w:rPr>
+          <w:rStyle w:val="VerbatimChar"/>
+        </w:rPr>
+        <w:t xml:space="preserve">intwait</w:t>
+      </w:r>
+      <w:r>
+        <w:t xml:space="preserve"> </w:t>
+      </w:r>
+      <w:r>
+        <w:t xml:space="preserve">until the SDIO card interrupt. That interrupt comes late: measured</w:t>
+      </w:r>
+      <w:r>
+        <w:t xml:space="preserve"> </w:t>
+      </w:r>
+      <w:r>
+        <w:t xml:space="preserve">on a Pi 4 under a steady stream,</w:t>
+      </w:r>
+      <w:r>
+        <w:t xml:space="preserve"> </w:t>
+      </w:r>
+      <w:r>
+        <w:rPr>
           <w:bCs/>
-        </w:rPr>
-        <w:t xml:space="preserve">).</w:t>
-      </w:r>
-      <w:r>
-        <w:t xml:space="preserve"> </w:t>
-      </w:r>
-      <w:r>
-        <w:t xml:space="preserve">The receive loop (</w:t>
-      </w:r>
-      <w:r>
-        <w:rPr>
-          <w:rStyle w:val="VerbatimChar"/>
-        </w:rPr>
-        <w:t xml:space="preserve">rproc</w:t>
-      </w:r>
-      <w:r>
-        <w:t xml:space="preserve">) read frames until the chip had</w:t>
-      </w:r>
-      <w:r>
-        <w:t xml:space="preserve"> </w:t>
-      </w:r>
-      <w:r>
-        <w:t xml:space="preserve">none, then slept in</w:t>
-      </w:r>
-      <w:r>
-        <w:t xml:space="preserve"> </w:t>
-      </w:r>
-      <w:r>
-        <w:rPr>
-          <w:rStyle w:val="VerbatimChar"/>
-        </w:rPr>
-        <w:t xml:space="preserve">intwait</w:t>
-      </w:r>
-      <w:r>
-        <w:t xml:space="preserve"> </w:t>
-      </w:r>
-      <w:r>
-        <w:t xml:space="preserve">until the SDIO card interrupt. That interrupt comes late: measured</w:t>
-      </w:r>
-      <w:r>
-        <w:t xml:space="preserve"> </w:t>
-      </w:r>
-      <w:r>
-        <w:t xml:space="preserve">on a Pi 4 under a steady stream,</w:t>
-      </w:r>
-      <w:r>
-        <w:t xml:space="preserve"> </w:t>
-      </w:r>
-      <w:r>
-        <w:rPr>
           <w:b/>
-          <w:bCs/>
         </w:rPr>
         <w:t xml:space="preserve">2.5 to 5 ms a wait, 80 % of the reader's time</w:t>
       </w:r>
@@ -14174,8 +14280,8 @@
       </w:pPr>
       <w:r>
         <w:rPr>
+          <w:bCs/>
           <w:b/>
-          <w:bCs/>
         </w:rPr>
         <w:t xml:space="preserve">2. A scan over both bands, the networks probed by name.</w:t>
       </w:r>
@@ -14336,23 +14442,23 @@
       </w:pPr>
       <w:r>
         <w:rPr>
+          <w:bCs/>
           <w:b/>
+        </w:rPr>
+        <w:t xml:space="preserve">3. 5 GHz preferred (</w:t>
+      </w:r>
+      <w:r>
+        <w:rPr>
+          <w:rStyle w:val="VerbatimChar"/>
           <w:bCs/>
-        </w:rPr>
-        <w:t xml:space="preserve">3. 5 GHz preferred (</w:t>
-      </w:r>
-      <w:r>
-        <w:rPr>
-          <w:rStyle w:val="VerbatimChar"/>
           <w:b/>
+        </w:rPr>
+        <w:t xml:space="preserve">onyx_scan_5g_bias</w:t>
+      </w:r>
+      <w:r>
+        <w:rPr>
           <w:bCs/>
-        </w:rPr>
-        <w:t xml:space="preserve">onyx_scan_5g_bias</w:t>
-      </w:r>
-      <w:r>
-        <w:rPr>
           <w:b/>
-          <w:bCs/>
         </w:rPr>
         <w:t xml:space="preserve">).</w:t>
       </w:r>
@@ -14578,23 +14684,23 @@
       </w:pPr>
       <w:r>
         <w:rPr>
+          <w:bCs/>
           <w:b/>
+        </w:rPr>
+        <w:t xml:space="preserve">4. The frames' path (</w:t>
+      </w:r>
+      <w:r>
+        <w:rPr>
+          <w:rStyle w:val="VerbatimChar"/>
           <w:bCs/>
-        </w:rPr>
-        <w:t xml:space="preserve">4. The frames' path (</w:t>
-      </w:r>
-      <w:r>
-        <w:rPr>
-          <w:rStyle w:val="VerbatimChar"/>
           <w:b/>
+        </w:rPr>
+        <w:t xml:space="preserve">onyx_wlfast</w:t>
+      </w:r>
+      <w:r>
+        <w:rPr>
           <w:bCs/>
-        </w:rPr>
-        <w:t xml:space="preserve">onyx_wlfast</w:t>
-      </w:r>
-      <w:r>
-        <w:rPr>
           <w:b/>
-          <w:bCs/>
         </w:rPr>
         <w:t xml:space="preserve">, a bit each; the kernel sets 31).</w:t>
       </w:r>
@@ -14613,16 +14719,16 @@
     </w:p>
     <w:p>
       <w:pPr>
-        <w:pStyle w:val="Compact"/>
         <w:numPr>
           <w:ilvl w:val="0"/>
           <w:numId w:val="1008"/>
         </w:numPr>
-      </w:pPr>
-      <w:r>
-        <w:rPr>
+        <w:pStyle w:val="Compact"/>
+      </w:pPr>
+      <w:r>
+        <w:rPr>
+          <w:iCs/>
           <w:i/>
-          <w:iCs/>
         </w:rPr>
         <w:t xml:space="preserve">bit 1 — one command a transfer</w:t>
       </w:r>
@@ -14683,16 +14789,16 @@
     </w:p>
     <w:p>
       <w:pPr>
-        <w:pStyle w:val="Compact"/>
         <w:numPr>
           <w:ilvl w:val="0"/>
           <w:numId w:val="1008"/>
         </w:numPr>
-      </w:pPr>
-      <w:r>
-        <w:rPr>
+        <w:pStyle w:val="Compact"/>
+      </w:pPr>
+      <w:r>
+        <w:rPr>
+          <w:iCs/>
           <w:i/>
-          <w:iCs/>
         </w:rPr>
         <w:t xml:space="preserve">bit 2 — the next frame read whole</w:t>
       </w:r>
@@ -14735,16 +14841,16 @@
     </w:p>
     <w:p>
       <w:pPr>
-        <w:pStyle w:val="Compact"/>
         <w:numPr>
           <w:ilvl w:val="0"/>
           <w:numId w:val="1008"/>
         </w:numPr>
-      </w:pPr>
-      <w:r>
-        <w:rPr>
+        <w:pStyle w:val="Compact"/>
+      </w:pPr>
+      <w:r>
+        <w:rPr>
+          <w:iCs/>
           <w:i/>
-          <w:iCs/>
         </w:rPr>
         <w:t xml:space="preserve">bit 4 — the frames' locks without a yield</w:t>
       </w:r>
@@ -14883,16 +14989,16 @@
     </w:p>
     <w:p>
       <w:pPr>
-        <w:pStyle w:val="Compact"/>
         <w:numPr>
           <w:ilvl w:val="0"/>
           <w:numId w:val="1008"/>
         </w:numPr>
-      </w:pPr>
-      <w:r>
-        <w:rPr>
+        <w:pStyle w:val="Compact"/>
+      </w:pPr>
+      <w:r>
+        <w:rPr>
+          <w:iCs/>
           <w:i/>
-          <w:iCs/>
         </w:rPr>
         <w:t xml:space="preserve">bit 8 — the bus at 50 MHz</w:t>
       </w:r>
@@ -14938,16 +15044,16 @@
     </w:p>
     <w:p>
       <w:pPr>
-        <w:pStyle w:val="Compact"/>
         <w:numPr>
           <w:ilvl w:val="0"/>
           <w:numId w:val="1008"/>
         </w:numPr>
-      </w:pPr>
-      <w:r>
-        <w:rPr>
+        <w:pStyle w:val="Compact"/>
+      </w:pPr>
+      <w:r>
+        <w:rPr>
+          <w:iCs/>
           <w:i/>
-          <w:iCs/>
         </w:rPr>
         <w:t xml:space="preserve">bit 16 — the controller's registers written without a wait</w:t>
       </w:r>
@@ -15003,8 +15109,8 @@
       </w:r>
       <w:r>
         <w:rPr>
+          <w:bCs/>
           <w:b/>
-          <w:bCs/>
         </w:rPr>
         <w:t xml:space="preserve">93 µs</w:t>
       </w:r>
@@ -15021,8 +15127,8 @@
       </w:pPr>
       <w:r>
         <w:rPr>
+          <w:bCs/>
           <w:b/>
-          <w:bCs/>
         </w:rPr>
         <w:t xml:space="preserve">Receive glomming was tried and taken out.</w:t>
       </w:r>
@@ -15052,8 +15158,8 @@
       </w:r>
       <w:r>
         <w:rPr>
+          <w:iCs/>
           <w:i/>
-          <w:iCs/>
         </w:rPr>
         <w:t xml:space="preserve">sent</w:t>
       </w:r>
@@ -15100,8 +15206,8 @@
       </w:pPr>
       <w:r>
         <w:rPr>
+          <w:bCs/>
           <w:b/>
-          <w:bCs/>
         </w:rPr>
         <w:t xml:space="preserve">Measured</w:t>
       </w:r>
@@ -15138,6 +15244,7 @@
         <w:tblStyle w:val="Table"/>
         <w:tblW w:type="auto" w:w="0"/>
         <w:tblLook w:firstRow="1" w:lastRow="0" w:firstColumn="0" w:lastColumn="0" w:noHBand="0" w:noVBand="0" w:val="0020"/>
+        <w:jc w:val="start"/>
       </w:tblPr>
       <w:tblGrid>
         <w:gridCol w:w="1980"/>
@@ -15147,7 +15254,7 @@
       </w:tblGrid>
       <w:tr>
         <w:trPr>
-          <w:tblHeader w:val="on"/>
+          <w:tblHeader w:val="true"/>
         </w:trPr>
         <w:tc>
           <w:tcPr/>
@@ -15162,6 +15269,7 @@
           <w:p>
             <w:pPr>
               <w:pStyle w:val="Compact"/>
+              <w:jc w:val="left"/>
             </w:pPr>
             <w:r>
               <w:t xml:space="preserve">echo round trip</w:t>
@@ -15173,6 +15281,7 @@
           <w:p>
             <w:pPr>
               <w:pStyle w:val="Compact"/>
+              <w:jc w:val="left"/>
             </w:pPr>
             <w:r>
               <w:t xml:space="preserve">the Pi sends</w:t>
@@ -15184,6 +15293,7 @@
           <w:p>
             <w:pPr>
               <w:pStyle w:val="Compact"/>
+              <w:jc w:val="left"/>
             </w:pPr>
             <w:r>
               <w:t xml:space="preserve">the Pi receives</w:t>
@@ -15197,6 +15307,7 @@
           <w:p>
             <w:pPr>
               <w:pStyle w:val="Compact"/>
+              <w:jc w:val="left"/>
             </w:pPr>
             <w:r>
               <w:t xml:space="preserve">before</w:t>
@@ -15208,6 +15319,7 @@
           <w:p>
             <w:pPr>
               <w:pStyle w:val="Compact"/>
+              <w:jc w:val="left"/>
             </w:pPr>
             <w:r>
               <w:t xml:space="preserve">10.4 ms</w:t>
@@ -15219,6 +15331,7 @@
           <w:p>
             <w:pPr>
               <w:pStyle w:val="Compact"/>
+              <w:jc w:val="left"/>
             </w:pPr>
             <w:r>
               <w:t xml:space="preserve">795 KB/s</w:t>
@@ -15230,6 +15343,7 @@
           <w:p>
             <w:pPr>
               <w:pStyle w:val="Compact"/>
+              <w:jc w:val="left"/>
             </w:pPr>
             <w:r>
               <w:t xml:space="preserve">504 KB/s</w:t>
@@ -15243,6 +15357,7 @@
           <w:p>
             <w:pPr>
               <w:pStyle w:val="Compact"/>
+              <w:jc w:val="left"/>
             </w:pPr>
             <w:r>
               <w:t xml:space="preserve">the IPI (kernel)</w:t>
@@ -15254,6 +15369,7 @@
           <w:p>
             <w:pPr>
               <w:pStyle w:val="Compact"/>
+              <w:jc w:val="left"/>
             </w:pPr>
             <w:r>
               <w:t xml:space="preserve">2.8 ms</w:t>
@@ -15265,6 +15381,7 @@
           <w:p>
             <w:pPr>
               <w:pStyle w:val="Compact"/>
+              <w:jc w:val="left"/>
             </w:pPr>
             <w:r>
               <w:t xml:space="preserve">1128 KB/s</w:t>
@@ -15276,6 +15393,7 @@
           <w:p>
             <w:pPr>
               <w:pStyle w:val="Compact"/>
+              <w:jc w:val="left"/>
             </w:pPr>
             <w:r>
               <w:t xml:space="preserve">1008 KB/s</w:t>
@@ -15289,6 +15407,7 @@
           <w:p>
             <w:pPr>
               <w:pStyle w:val="Compact"/>
+              <w:jc w:val="left"/>
             </w:pPr>
             <w:r>
               <w:t xml:space="preserve">+ the chip polled</w:t>
@@ -15300,6 +15419,7 @@
           <w:p>
             <w:pPr>
               <w:pStyle w:val="Compact"/>
+              <w:jc w:val="left"/>
             </w:pPr>
             <w:r>
               <w:t xml:space="preserve">2.8 ms</w:t>
@@ -15311,6 +15431,7 @@
           <w:p>
             <w:pPr>
               <w:pStyle w:val="Compact"/>
+              <w:jc w:val="left"/>
             </w:pPr>
             <w:r>
               <w:t xml:space="preserve">3.3 MB/s</w:t>
@@ -15322,6 +15443,7 @@
           <w:p>
             <w:pPr>
               <w:pStyle w:val="Compact"/>
+              <w:jc w:val="left"/>
             </w:pPr>
             <w:r>
               <w:t xml:space="preserve">1 MB/s</w:t>
@@ -15335,6 +15457,7 @@
           <w:p>
             <w:pPr>
               <w:pStyle w:val="Compact"/>
+              <w:jc w:val="left"/>
             </w:pPr>
             <w:r>
               <w:t xml:space="preserve">+ 5 GHz (VHT, 80 MHz, link 195–292 Mbit/s)</w:t>
@@ -15346,6 +15469,7 @@
           <w:p>
             <w:pPr>
               <w:pStyle w:val="Compact"/>
+              <w:jc w:val="left"/>
             </w:pPr>
             <w:r>
               <w:t xml:space="preserve">2.2 ms</w:t>
@@ -15357,6 +15481,7 @@
           <w:p>
             <w:pPr>
               <w:pStyle w:val="Compact"/>
+              <w:jc w:val="left"/>
             </w:pPr>
             <w:r>
               <w:t xml:space="preserve">4.3 MB/s</w:t>
@@ -15368,6 +15493,7 @@
           <w:p>
             <w:pPr>
               <w:pStyle w:val="Compact"/>
+              <w:jc w:val="left"/>
             </w:pPr>
             <w:r>
               <w:t xml:space="preserve">4.4 MB/s</w:t>
@@ -15381,6 +15507,7 @@
           <w:p>
             <w:pPr>
               <w:pStyle w:val="Compact"/>
+              <w:jc w:val="left"/>
             </w:pPr>
             <w:r>
               <w:t xml:space="preserve">+ TCP window scaling (§27)</w:t>
@@ -15392,6 +15519,7 @@
           <w:p>
             <w:pPr>
               <w:pStyle w:val="Compact"/>
+              <w:jc w:val="left"/>
             </w:pPr>
             <w:r>
               <w:t xml:space="preserve">2.3 ms</w:t>
@@ -15403,6 +15531,7 @@
           <w:p>
             <w:pPr>
               <w:pStyle w:val="Compact"/>
+              <w:jc w:val="left"/>
             </w:pPr>
             <w:r>
               <w:t xml:space="preserve">6.6 MB/s</w:t>
@@ -15414,6 +15543,7 @@
           <w:p>
             <w:pPr>
               <w:pStyle w:val="Compact"/>
+              <w:jc w:val="left"/>
             </w:pPr>
             <w:r>
               <w:t xml:space="preserve">4.6 MB/s</w:t>
@@ -15427,6 +15557,7 @@
           <w:p>
             <w:pPr>
               <w:pStyle w:val="Compact"/>
+              <w:jc w:val="left"/>
             </w:pPr>
             <w:r>
               <w:t xml:space="preserve">+ one command a frame, the locks</w:t>
@@ -15438,6 +15569,7 @@
           <w:p>
             <w:pPr>
               <w:pStyle w:val="Compact"/>
+              <w:jc w:val="left"/>
             </w:pPr>
             <w:r>
               <w:t xml:space="preserve">2.3 ms</w:t>
@@ -15449,6 +15581,7 @@
           <w:p>
             <w:pPr>
               <w:pStyle w:val="Compact"/>
+              <w:jc w:val="left"/>
             </w:pPr>
             <w:r>
               <w:t xml:space="preserve">6.4 MB/s</w:t>
@@ -15460,6 +15593,7 @@
           <w:p>
             <w:pPr>
               <w:pStyle w:val="Compact"/>
+              <w:jc w:val="left"/>
             </w:pPr>
             <w:r>
               <w:t xml:space="preserve">5.5 MB/s</w:t>
@@ -15473,6 +15607,7 @@
           <w:p>
             <w:pPr>
               <w:pStyle w:val="Compact"/>
+              <w:jc w:val="left"/>
             </w:pPr>
             <w:r>
               <w:t xml:space="preserve">+ the bus at 50 MHz</w:t>
@@ -15484,6 +15619,7 @@
           <w:p>
             <w:pPr>
               <w:pStyle w:val="Compact"/>
+              <w:jc w:val="left"/>
             </w:pPr>
             <w:r>
               <w:t xml:space="preserve">2.2 ms</w:t>
@@ -15495,6 +15631,7 @@
           <w:p>
             <w:pPr>
               <w:pStyle w:val="Compact"/>
+              <w:jc w:val="left"/>
             </w:pPr>
             <w:r>
               <w:t xml:space="preserve">7.5–8.1 MB/s</w:t>
@@ -15506,6 +15643,7 @@
           <w:p>
             <w:pPr>
               <w:pStyle w:val="Compact"/>
+              <w:jc w:val="left"/>
             </w:pPr>
             <w:r>
               <w:t xml:space="preserve">6–7 MB/s</w:t>
@@ -15519,6 +15657,7 @@
           <w:p>
             <w:pPr>
               <w:pStyle w:val="Compact"/>
+              <w:jc w:val="left"/>
             </w:pPr>
             <w:r>
               <w:t xml:space="preserve">+ the registers written without a wait</w:t>
@@ -15530,6 +15669,7 @@
           <w:p>
             <w:pPr>
               <w:pStyle w:val="Compact"/>
+              <w:jc w:val="left"/>
             </w:pPr>
             <w:r>
               <w:t xml:space="preserve">2.1 ms</w:t>
@@ -15541,6 +15681,7 @@
           <w:p>
             <w:pPr>
               <w:pStyle w:val="Compact"/>
+              <w:jc w:val="left"/>
             </w:pPr>
             <w:r>
               <w:t xml:space="preserve">8–9.5 MB/s</w:t>
@@ -15552,11 +15693,12 @@
           <w:p>
             <w:pPr>
               <w:pStyle w:val="Compact"/>
+              <w:jc w:val="left"/>
             </w:pPr>
             <w:r>
               <w:rPr>
+                <w:bCs/>
                 <w:b/>
-                <w:bCs/>
               </w:rPr>
               <w:t xml:space="preserve">8.7 MB/s</w:t>
             </w:r>
@@ -15602,8 +15744,8 @@
       </w:pPr>
       <w:r>
         <w:rPr>
+          <w:bCs/>
           <w:b/>
-          <w:bCs/>
         </w:rPr>
         <w:t xml:space="preserve">What limits it now</w:t>
       </w:r>
@@ -15680,80 +15822,80 @@
       </w:pPr>
       <w:r>
         <w:rPr>
+          <w:bCs/>
           <w:b/>
+        </w:rPr>
+        <w:t xml:space="preserve">5. The frames sent are not aggregated (</w:t>
+      </w:r>
+      <w:r>
+        <w:rPr>
+          <w:rStyle w:val="VerbatimChar"/>
           <w:bCs/>
-        </w:rPr>
-        <w:t xml:space="preserve">5. The frames sent are not aggregated (</w:t>
-      </w:r>
-      <w:r>
-        <w:rPr>
-          <w:rStyle w:val="VerbatimChar"/>
           <w:b/>
+        </w:rPr>
+        <w:t xml:space="preserve">onyx_wl_ampdu_tx = 0</w:t>
+      </w:r>
+      <w:r>
+        <w:rPr>
           <w:bCs/>
-        </w:rPr>
-        <w:t xml:space="preserve">onyx_wl_ampdu_tx = 0</w:t>
-      </w:r>
-      <w:r>
-        <w:rPr>
           <w:b/>
+        </w:rPr>
+        <w:t xml:space="preserve">: the firmware's</w:t>
+      </w:r>
+      <w:r>
+        <w:rPr>
           <w:bCs/>
-        </w:rPr>
-        <w:t xml:space="preserve">: the firmware's</w:t>
-      </w:r>
-      <w:r>
-        <w:rPr>
           <w:b/>
+        </w:rPr>
+        <w:t xml:space="preserve"> </w:t>
+      </w:r>
+      <w:r>
+        <w:rPr>
+          <w:rStyle w:val="VerbatimChar"/>
           <w:bCs/>
-        </w:rPr>
-        <w:t xml:space="preserve"> </w:t>
-      </w:r>
-      <w:r>
-        <w:rPr>
-          <w:rStyle w:val="VerbatimChar"/>
           <w:b/>
+        </w:rPr>
+        <w:t xml:space="preserve">ampdu_tx</w:t>
+      </w:r>
+      <w:r>
+        <w:rPr>
           <w:bCs/>
-        </w:rPr>
-        <w:t xml:space="preserve">ampdu_tx</w:t>
-      </w:r>
-      <w:r>
-        <w:rPr>
           <w:b/>
+        </w:rPr>
+        <w:t xml:space="preserve">).</w:t>
+      </w:r>
+      <w:r>
+        <w:t xml:space="preserve"> </w:t>
+      </w:r>
+      <w:r>
+        <w:t xml:space="preserve">The symptom was the user's:</w:t>
+      </w:r>
+      <w:r>
+        <w:t xml:space="preserve"> </w:t>
+      </w:r>
+      <w:r>
+        <w:rPr>
+          <w:iCs/>
+          <w:i/>
+        </w:rPr>
+        <w:t xml:space="preserve">while the browser loads a page, the remote desktop freezes</w:t>
+      </w:r>
+      <w:r>
+        <w:t xml:space="preserve">. Measured:</w:t>
+      </w:r>
+      <w:r>
+        <w:t xml:space="preserve"> </w:t>
+      </w:r>
+      <w:r>
+        <w:t xml:space="preserve">during a download from the internet the PC's pings of the Pi lost 20 % of their answers, and</w:t>
+      </w:r>
+      <w:r>
+        <w:t xml:space="preserve"> </w:t>
+      </w:r>
+      <w:r>
+        <w:rPr>
           <w:bCs/>
-        </w:rPr>
-        <w:t xml:space="preserve">).</w:t>
-      </w:r>
-      <w:r>
-        <w:t xml:space="preserve"> </w:t>
-      </w:r>
-      <w:r>
-        <w:t xml:space="preserve">The symptom was the user's:</w:t>
-      </w:r>
-      <w:r>
-        <w:t xml:space="preserve"> </w:t>
-      </w:r>
-      <w:r>
-        <w:rPr>
-          <w:i/>
-          <w:iCs/>
-        </w:rPr>
-        <w:t xml:space="preserve">while the browser loads a page, the remote desktop freezes</w:t>
-      </w:r>
-      <w:r>
-        <w:t xml:space="preserve">. Measured:</w:t>
-      </w:r>
-      <w:r>
-        <w:t xml:space="preserve"> </w:t>
-      </w:r>
-      <w:r>
-        <w:t xml:space="preserve">during a download from the internet the PC's pings of the Pi lost 20 % of their answers, and</w:t>
-      </w:r>
-      <w:r>
-        <w:t xml:space="preserve"> </w:t>
-      </w:r>
-      <w:r>
-        <w:rPr>
           <w:b/>
-          <w:bCs/>
         </w:rPr>
         <w:t xml:space="preserve">50 to 75 % during a download limited to 1 MB/s</w:t>
       </w:r>
@@ -15778,11 +15920,11 @@
     </w:p>
     <w:p>
       <w:pPr>
-        <w:pStyle w:val="Compact"/>
         <w:numPr>
           <w:ilvl w:val="0"/>
           <w:numId w:val="1009"/>
         </w:numPr>
+        <w:pStyle w:val="Compact"/>
       </w:pPr>
       <w:r>
         <w:t xml:space="preserve">the Pi's network core is never held (its longest scheduler round in 5 s: 0.65 ms);</w:t>
@@ -15790,11 +15932,11 @@
     </w:p>
     <w:p>
       <w:pPr>
-        <w:pStyle w:val="Compact"/>
         <w:numPr>
           <w:ilvl w:val="0"/>
           <w:numId w:val="1009"/>
         </w:numPr>
+        <w:pStyle w:val="Compact"/>
       </w:pPr>
       <w:r>
         <w:t xml:space="preserve">the Pi</w:t>
@@ -15804,8 +15946,8 @@
       </w:r>
       <w:r>
         <w:rPr>
+          <w:bCs/>
           <w:b/>
-          <w:bCs/>
         </w:rPr>
         <w:t xml:space="preserve">receives every request and writes every answer to the chip</w:t>
       </w:r>
@@ -15824,11 +15966,11 @@
     </w:p>
     <w:p>
       <w:pPr>
-        <w:pStyle w:val="Compact"/>
         <w:numPr>
           <w:ilvl w:val="0"/>
           <w:numId w:val="1009"/>
         </w:numPr>
+        <w:pStyle w:val="Compact"/>
       </w:pPr>
       <w:r>
         <w:t xml:space="preserve">the PC receives a third of them (Windows' counters: no damaged packet, just fewer), and the</w:t>
@@ -15844,22 +15986,22 @@
       </w:r>
       <w:r>
         <w:rPr>
+          <w:bCs/>
           <w:b/>
+        </w:rPr>
+        <w:t xml:space="preserve">what the</w:t>
+      </w:r>
+      <w:r>
+        <w:rPr>
           <w:bCs/>
-        </w:rPr>
-        <w:t xml:space="preserve">what the</w:t>
-      </w:r>
-      <w:r>
-        <w:rPr>
           <w:b/>
+        </w:rPr>
+        <w:t xml:space="preserve"> </w:t>
+      </w:r>
+      <w:r>
+        <w:rPr>
           <w:bCs/>
-        </w:rPr>
-        <w:t xml:space="preserve"> </w:t>
-      </w:r>
-      <w:r>
-        <w:rPr>
           <w:b/>
-          <w:bCs/>
         </w:rPr>
         <w:t xml:space="preserve">Pi sends</w:t>
       </w:r>
@@ -15878,11 +16020,11 @@
     </w:p>
     <w:p>
       <w:pPr>
-        <w:pStyle w:val="Compact"/>
         <w:numPr>
           <w:ilvl w:val="0"/>
           <w:numId w:val="1009"/>
         </w:numPr>
+        <w:pStyle w:val="Compact"/>
       </w:pPr>
       <w:r>
         <w:t xml:space="preserve">the firmware counts them as sent and acknowledged (its</w:t>
@@ -15940,22 +16082,22 @@
       <w:r>
         <w:rPr>
           <w:rStyle w:val="VerbatimChar"/>
+          <w:bCs/>
           <w:b/>
+        </w:rPr>
+        <w:t xml:space="preserve">ampdu_tx</w:t>
+      </w:r>
+      <w:r>
+        <w:rPr>
           <w:bCs/>
-        </w:rPr>
-        <w:t xml:space="preserve">ampdu_tx</w:t>
-      </w:r>
-      <w:r>
-        <w:rPr>
           <w:b/>
+        </w:rPr>
+        <w:t xml:space="preserve"> </w:t>
+      </w:r>
+      <w:r>
+        <w:rPr>
           <w:bCs/>
-        </w:rPr>
-        <w:t xml:space="preserve"> </w:t>
-      </w:r>
-      <w:r>
-        <w:rPr>
           <w:b/>
-          <w:bCs/>
         </w:rPr>
         <w:t xml:space="preserve">0 — none lost</w:t>
       </w:r>
@@ -16031,6 +16173,7 @@
         <w:tblStyle w:val="Table"/>
         <w:tblW w:type="auto" w:w="0"/>
         <w:tblLook w:firstRow="1" w:lastRow="0" w:firstColumn="0" w:lastColumn="0" w:noHBand="0" w:noVBand="0" w:val="0020"/>
+        <w:jc w:val="start"/>
       </w:tblPr>
       <w:tblGrid>
         <w:gridCol w:w="1320"/>
@@ -16042,13 +16185,14 @@
       </w:tblGrid>
       <w:tr>
         <w:trPr>
-          <w:tblHeader w:val="on"/>
+          <w:tblHeader w:val="true"/>
         </w:trPr>
         <w:tc>
           <w:tcPr/>
           <w:p>
             <w:pPr>
               <w:pStyle w:val="Compact"/>
+              <w:jc w:val="left"/>
             </w:pPr>
             <w:r>
               <w:t xml:space="preserve">the kernel's defaults now</w:t>
@@ -16060,6 +16204,7 @@
           <w:p>
             <w:pPr>
               <w:pStyle w:val="Compact"/>
+              <w:jc w:val="left"/>
             </w:pPr>
             <w:r>
               <w:t xml:space="preserve">the Pi receives</w:t>
@@ -16071,6 +16216,7 @@
           <w:p>
             <w:pPr>
               <w:pStyle w:val="Compact"/>
+              <w:jc w:val="left"/>
             </w:pPr>
             <w:r>
               <w:t xml:space="preserve">the Pi sends</w:t>
@@ -16082,6 +16228,7 @@
           <w:p>
             <w:pPr>
               <w:pStyle w:val="Compact"/>
+              <w:jc w:val="left"/>
             </w:pPr>
             <w:r>
               <w:t xml:space="preserve">from the internet</w:t>
@@ -16093,6 +16240,7 @@
           <w:p>
             <w:pPr>
               <w:pStyle w:val="Compact"/>
+              <w:jc w:val="left"/>
             </w:pPr>
             <w:r>
               <w:t xml:space="preserve">the PC's pings lost during a download</w:t>
@@ -16104,6 +16252,7 @@
           <w:p>
             <w:pPr>
               <w:pStyle w:val="Compact"/>
+              <w:jc w:val="left"/>
             </w:pPr>
             <w:r>
               <w:t xml:space="preserve">an echo during a download</w:t>
@@ -16117,6 +16266,7 @@
           <w:p>
             <w:pPr>
               <w:pStyle w:val="Compact"/>
+              <w:jc w:val="left"/>
             </w:pPr>
             <w:r>
               <w:t xml:space="preserve">A-MPDU on what is sent (the table above's last row)</w:t>
@@ -16128,6 +16278,7 @@
           <w:p>
             <w:pPr>
               <w:pStyle w:val="Compact"/>
+              <w:jc w:val="left"/>
             </w:pPr>
             <w:r>
               <w:t xml:space="preserve">8.7 MB/s</w:t>
@@ -16139,6 +16290,7 @@
           <w:p>
             <w:pPr>
               <w:pStyle w:val="Compact"/>
+              <w:jc w:val="left"/>
             </w:pPr>
             <w:r>
               <w:t xml:space="preserve">8–9.5 MB/s</w:t>
@@ -16150,6 +16302,7 @@
           <w:p>
             <w:pPr>
               <w:pStyle w:val="Compact"/>
+              <w:jc w:val="left"/>
             </w:pPr>
             <w:r>
               <w:t xml:space="preserve">7–9 MB/s</w:t>
@@ -16161,6 +16314,7 @@
           <w:p>
             <w:pPr>
               <w:pStyle w:val="Compact"/>
+              <w:jc w:val="left"/>
             </w:pPr>
             <w:r>
               <w:t xml:space="preserve">20–75 %</w:t>
@@ -16172,6 +16326,7 @@
           <w:p>
             <w:pPr>
               <w:pStyle w:val="Compact"/>
+              <w:jc w:val="left"/>
             </w:pPr>
             <w:r>
               <w:t xml:space="preserve">up to 7 s</w:t>
@@ -16185,6 +16340,7 @@
           <w:p>
             <w:pPr>
               <w:pStyle w:val="Compact"/>
+              <w:jc w:val="left"/>
             </w:pPr>
             <w:r>
               <w:t xml:space="preserve">no A-MPDU on what is sent, an acknowledgement for 8 segments</w:t>
@@ -16196,6 +16352,7 @@
           <w:p>
             <w:pPr>
               <w:pStyle w:val="Compact"/>
+              <w:jc w:val="left"/>
             </w:pPr>
             <w:r>
               <w:t xml:space="preserve">3.8–4.8 MB/s</w:t>
@@ -16207,6 +16364,7 @@
           <w:p>
             <w:pPr>
               <w:pStyle w:val="Compact"/>
+              <w:jc w:val="left"/>
             </w:pPr>
             <w:r>
               <w:t xml:space="preserve">1.3–1.7 MB/s</w:t>
@@ -16218,6 +16376,7 @@
           <w:p>
             <w:pPr>
               <w:pStyle w:val="Compact"/>
+              <w:jc w:val="left"/>
             </w:pPr>
             <w:r>
               <w:t xml:space="preserve">5.6–5.9 MB/s</w:t>
@@ -16229,11 +16388,12 @@
           <w:p>
             <w:pPr>
               <w:pStyle w:val="Compact"/>
+              <w:jc w:val="left"/>
             </w:pPr>
             <w:r>
               <w:rPr>
+                <w:bCs/>
                 <w:b/>
-                <w:bCs/>
               </w:rPr>
               <w:t xml:space="preserve">0 %</w:t>
             </w:r>
@@ -16244,11 +16404,12 @@
           <w:p>
             <w:pPr>
               <w:pStyle w:val="Compact"/>
+              <w:jc w:val="left"/>
             </w:pPr>
             <w:r>
               <w:rPr>
+                <w:bCs/>
                 <w:b/>
-                <w:bCs/>
               </w:rPr>
               <w:t xml:space="preserve">77 ms at worst</w:t>
             </w:r>
@@ -16261,11 +16422,12 @@
           <w:p>
             <w:pPr>
               <w:pStyle w:val="Compact"/>
+              <w:jc w:val="left"/>
             </w:pPr>
             <w:r>
               <w:rPr>
+                <w:bCs/>
                 <w:b/>
-                <w:bCs/>
               </w:rPr>
               <w:t xml:space="preserve">+ frame bursting</w:t>
             </w:r>
@@ -16291,6 +16453,7 @@
           <w:p>
             <w:pPr>
               <w:pStyle w:val="Compact"/>
+              <w:jc w:val="left"/>
             </w:pPr>
             <w:r>
               <w:t xml:space="preserve">4 MB/s</w:t>
@@ -16302,11 +16465,12 @@
           <w:p>
             <w:pPr>
               <w:pStyle w:val="Compact"/>
+              <w:jc w:val="left"/>
             </w:pPr>
             <w:r>
               <w:rPr>
+                <w:bCs/>
                 <w:b/>
-                <w:bCs/>
               </w:rPr>
               <w:t xml:space="preserve">3.1 MB/s</w:t>
             </w:r>
@@ -16317,6 +16481,7 @@
           <w:p>
             <w:pPr>
               <w:pStyle w:val="Compact"/>
+              <w:jc w:val="left"/>
             </w:pPr>
             <w:r>
               <w:t xml:space="preserve">6.5 MB/s</w:t>
@@ -16328,11 +16493,12 @@
           <w:p>
             <w:pPr>
               <w:pStyle w:val="Compact"/>
+              <w:jc w:val="left"/>
             </w:pPr>
             <w:r>
               <w:rPr>
+                <w:bCs/>
                 <w:b/>
-                <w:bCs/>
               </w:rPr>
               <w:t xml:space="preserve">0 %</w:t>
             </w:r>
@@ -16343,6 +16509,7 @@
           <w:p>
             <w:pPr>
               <w:pStyle w:val="Compact"/>
+              <w:jc w:val="left"/>
             </w:pPr>
             <w:r>
               <w:t xml:space="preserve">0.3 s at worst</w:t>
@@ -16450,8 +16617,8 @@
       </w:r>
       <w:r>
         <w:rPr>
+          <w:bCs/>
           <w:b/>
-          <w:bCs/>
         </w:rPr>
         <w:t xml:space="preserve">To do</w:t>
       </w:r>
@@ -16471,8 +16638,8 @@
       </w:pPr>
       <w:r>
         <w:rPr>
+          <w:bCs/>
           <w:b/>
-          <w:bCs/>
         </w:rPr>
         <w:t xml:space="preserve">Trying such a change</w:t>
       </w:r>
@@ -16493,8 +16660,8 @@
       </w:r>
       <w:r>
         <w:rPr>
+          <w:iCs/>
           <w:i/>
-          <w:iCs/>
         </w:rPr>
         <w:t xml:space="preserve">A trial</w:t>
       </w:r>
@@ -16508,7 +16675,7 @@
         <w:t xml:space="preserve">the default.</w:t>
       </w:r>
     </w:p>
-    <w:bookmarkStart w:id="48" w:name="Xa5755b6bf13599e464ba894c09a3af1f003346a"/>
+    <w:bookmarkStart w:id="50" w:name="Xa5755b6bf13599e464ba894c09a3af1f003346a"/>
     <w:p>
       <w:pPr>
         <w:pStyle w:val="Heading3"/>
@@ -16544,8 +16711,8 @@
       </w:r>
       <w:r>
         <w:rPr>
+          <w:iCs/>
           <w:i/>
-          <w:iCs/>
         </w:rPr>
         <w:t xml:space="preserve">The network core sleeps when the network is quiet</w:t>
       </w:r>
@@ -16608,8 +16775,8 @@
       <w:r>
         <w:rPr>
           <w:rStyle w:val="VerbatimChar"/>
+          <w:bCs/>
           <w:b/>
-          <w:bCs/>
         </w:rPr>
         <w:t xml:space="preserve">sdiocardintrpending (arm)</w:t>
       </w:r>
@@ -16722,9 +16889,9 @@
         <w:t xml:space="preserve">gives the controller's registers to the kernel's statistics line.</w:t>
       </w:r>
     </w:p>
-    <w:bookmarkEnd w:id="48"/>
-    <w:bookmarkEnd w:id="49"/>
-    <w:bookmarkStart w:id="50" w:name="X38dc706e8124a7b81ffa3def12d2cd46abfaccc"/>
+    <w:bookmarkEnd w:id="50"/>
+    <w:bookmarkEnd w:id="51"/>
+    <w:bookmarkStart w:id="52" w:name="X38dc706e8124a7b81ffa3def12d2cd46abfaccc"/>
     <w:p>
       <w:pPr>
         <w:pStyle w:val="Heading2"/>
@@ -16739,8 +16906,8 @@
       </w:pPr>
       <w:r>
         <w:rPr>
+          <w:bCs/>
           <w:b/>
-          <w:bCs/>
         </w:rPr>
         <w:t xml:space="preserve">Why.</w:t>
       </w:r>
@@ -16787,8 +16954,8 @@
       </w:pPr>
       <w:r>
         <w:rPr>
+          <w:bCs/>
           <w:b/>
-          <w:bCs/>
         </w:rPr>
         <w:t xml:space="preserve">What.</w:t>
       </w:r>
@@ -16822,16 +16989,16 @@
     </w:p>
     <w:p>
       <w:pPr>
-        <w:pStyle w:val="Compact"/>
         <w:numPr>
           <w:ilvl w:val="0"/>
           <w:numId w:val="1010"/>
         </w:numPr>
-      </w:pPr>
-      <w:r>
-        <w:rPr>
+        <w:pStyle w:val="Compact"/>
+      </w:pPr>
+      <w:r>
+        <w:rPr>
+          <w:bCs/>
           <w:b/>
-          <w:bCs/>
         </w:rPr>
         <w:t xml:space="preserve">the option</w:t>
       </w:r>
@@ -16910,16 +17077,16 @@
     </w:p>
     <w:p>
       <w:pPr>
-        <w:pStyle w:val="Compact"/>
         <w:numPr>
           <w:ilvl w:val="0"/>
           <w:numId w:val="1010"/>
         </w:numPr>
-      </w:pPr>
-      <w:r>
-        <w:rPr>
+        <w:pStyle w:val="Compact"/>
+      </w:pPr>
+      <w:r>
+        <w:rPr>
+          <w:bCs/>
           <w:b/>
-          <w:bCs/>
         </w:rPr>
         <w:t xml:space="preserve">the window</w:t>
       </w:r>
@@ -16968,11 +17135,11 @@
     </w:p>
     <w:p>
       <w:pPr>
-        <w:pStyle w:val="Compact"/>
         <w:numPr>
           <w:ilvl w:val="0"/>
           <w:numId w:val="1010"/>
         </w:numPr>
+        <w:pStyle w:val="Compact"/>
       </w:pPr>
       <w:r>
         <w:t xml:space="preserve">the transmit threshold (when</w:t>
@@ -17001,11 +17168,11 @@
     </w:p>
     <w:p>
       <w:pPr>
-        <w:pStyle w:val="Compact"/>
         <w:numPr>
           <w:ilvl w:val="0"/>
           <w:numId w:val="1010"/>
         </w:numPr>
+        <w:pStyle w:val="Compact"/>
       </w:pPr>
       <w:r>
         <w:rPr>
@@ -17022,16 +17189,16 @@
     </w:p>
     <w:p>
       <w:pPr>
-        <w:pStyle w:val="Compact"/>
         <w:numPr>
           <w:ilvl w:val="0"/>
           <w:numId w:val="1010"/>
         </w:numPr>
-      </w:pPr>
-      <w:r>
-        <w:rPr>
+        <w:pStyle w:val="Compact"/>
+      </w:pPr>
+      <w:r>
+        <w:rPr>
+          <w:bCs/>
           <w:b/>
-          <w:bCs/>
         </w:rPr>
         <w:t xml:space="preserve">delayed acknowledgements</w:t>
       </w:r>
@@ -17146,11 +17313,11 @@
     </w:p>
     <w:p>
       <w:pPr>
-        <w:pStyle w:val="Compact"/>
         <w:numPr>
           <w:ilvl w:val="0"/>
           <w:numId w:val="1010"/>
         </w:numPr>
+        <w:pStyle w:val="Compact"/>
       </w:pPr>
       <w:r>
         <w:t xml:space="preserve">(</w:t>
@@ -17189,8 +17356,8 @@
       </w:pPr>
       <w:r>
         <w:rPr>
+          <w:bCs/>
           <w:b/>
-          <w:bCs/>
         </w:rPr>
         <w:t xml:space="preserve">Measured</w:t>
       </w:r>
@@ -17204,8 +17371,8 @@
         <w:t xml:space="preserve">Cloudflare 2.2–2.8 → 6.0 MB/s with §26's fast path.</w:t>
       </w:r>
     </w:p>
-    <w:bookmarkEnd w:id="50"/>
-    <w:bookmarkStart w:id="52" w:name="contributions-to-upstream-circle"/>
+    <w:bookmarkEnd w:id="52"/>
+    <w:bookmarkStart w:id="54" w:name="contributions-to-upstream-circle"/>
     <w:p>
       <w:pPr>
         <w:pStyle w:val="Heading2"/>
@@ -17272,7 +17439,7 @@
       <w:r>
         <w:t xml:space="preserve"> </w:t>
       </w:r>
-      <w:hyperlink r:id="rId51">
+      <w:hyperlink r:id="rId53">
         <w:r>
           <w:rPr>
             <w:rStyle w:val="VerbatimChar"/>
@@ -17284,8 +17451,8 @@
         <w:t xml:space="preserve">.</w:t>
       </w:r>
     </w:p>
-    <w:bookmarkEnd w:id="52"/>
-    <w:bookmarkStart w:id="53" w:name="updating-the-fork-submodule"/>
+    <w:bookmarkEnd w:id="54"/>
+    <w:bookmarkStart w:id="55" w:name="updating-the-fork-submodule"/>
     <w:p>
       <w:pPr>
         <w:pStyle w:val="Heading2"/>
@@ -17440,7 +17607,7 @@
         <w:t xml:space="preserve">"Bump circle submodule"</w:t>
       </w:r>
     </w:p>
-    <w:bookmarkEnd w:id="53"/>
+    <w:bookmarkEnd w:id="55"/>
     <w:sectPr>
       <w:footerReference r:id="rId9" w:type="default"/>
       <w:footnotePr>
@@ -17522,14 +17689,14 @@
 <file path=word/numbering.xml><?xml version="1.0" encoding="utf-8"?>
 <w:numbering xmlns:w="http://schemas.openxmlformats.org/wordprocessingml/2006/main">
   <w:abstractNum w:abstractNumId="990">
-    <w:nsid w:val="0000A990"/>
+    <w:nsid w:val="A990"/>
     <w:multiLevelType w:val="multilevel"/>
     <w:lvl w:ilvl="0">
       <w:numFmt w:val="bullet"/>
       <w:lvlText w:val=" "/>
       <w:lvlJc w:val="left"/>
       <w:pPr>
-        <w:ind w:left="720" w:hanging="360"/>
+        <w:ind w:left="720" w:hanging="480"/>
       </w:pPr>
     </w:lvl>
     <w:lvl w:ilvl="1">
@@ -17537,7 +17704,7 @@
       <w:lvlText w:val=" "/>
       <w:lvlJc w:val="left"/>
       <w:pPr>
-        <w:ind w:left="1440" w:hanging="360"/>
+        <w:ind w:left="1440" w:hanging="480"/>
       </w:pPr>
     </w:lvl>
     <w:lvl w:ilvl="2">
@@ -17545,7 +17712,7 @@
       <w:lvlText w:val=" "/>
       <w:lvlJc w:val="left"/>
       <w:pPr>
-        <w:ind w:left="2160" w:hanging="360"/>
+        <w:ind w:left="2160" w:hanging="480"/>
       </w:pPr>
     </w:lvl>
     <w:lvl w:ilvl="3">
@@ -17553,7 +17720,7 @@
       <w:lvlText w:val=" "/>
       <w:lvlJc w:val="left"/>
       <w:pPr>
-        <w:ind w:left="2880" w:hanging="360"/>
+        <w:ind w:left="2880" w:hanging="480"/>
       </w:pPr>
     </w:lvl>
     <w:lvl w:ilvl="4">
@@ -17561,7 +17728,7 @@
       <w:lvlText w:val=" "/>
       <w:lvlJc w:val="left"/>
       <w:pPr>
-        <w:ind w:left="3600" w:hanging="360"/>
+        <w:ind w:left="3600" w:hanging="480"/>
       </w:pPr>
     </w:lvl>
     <w:lvl w:ilvl="5">
@@ -17569,7 +17736,7 @@
       <w:lvlText w:val=" "/>
       <w:lvlJc w:val="left"/>
       <w:pPr>
-        <w:ind w:left="4320" w:hanging="360"/>
+        <w:ind w:left="4320" w:hanging="480"/>
       </w:pPr>
     </w:lvl>
     <w:lvl w:ilvl="6">
@@ -17577,7 +17744,7 @@
       <w:lvlText w:val=" "/>
       <w:lvlJc w:val="left"/>
       <w:pPr>
-        <w:ind w:left="5040" w:hanging="360"/>
+        <w:ind w:left="5040" w:hanging="480"/>
       </w:pPr>
     </w:lvl>
     <w:lvl w:ilvl="7">
@@ -17585,7 +17752,7 @@
       <w:lvlText w:val=" "/>
       <w:lvlJc w:val="left"/>
       <w:pPr>
-        <w:ind w:left="5760" w:hanging="360"/>
+        <w:ind w:left="5760" w:hanging="480"/>
       </w:pPr>
     </w:lvl>
     <w:lvl w:ilvl="8">
@@ -17593,115 +17760,88 @@
       <w:lvlText w:val=" "/>
       <w:lvlJc w:val="left"/>
       <w:pPr>
-        <w:ind w:left="6480" w:hanging="360"/>
+        <w:ind w:left="6480" w:hanging="480"/>
       </w:pPr>
     </w:lvl>
   </w:abstractNum>
   <w:abstractNum w:abstractNumId="991">
-    <w:nsid w:val="0000A991"/>
+    <w:nsid w:val="A991"/>
     <w:multiLevelType w:val="multilevel"/>
     <w:lvl w:ilvl="0">
       <w:numFmt w:val="bullet"/>
-      <w:lvlText w:val=""/>
+      <w:lvlText w:val="•"/>
       <w:lvlJc w:val="left"/>
       <w:pPr>
-        <w:ind w:left="720" w:hanging="360"/>
-      </w:pPr>
-      <w:rPr>
-        <w:rFonts w:ascii="Symbol" w:hAnsi="Symbol" w:cs="Symbol" w:hint="default"/>
-      </w:rPr>
+        <w:ind w:left="720" w:hanging="480"/>
+      </w:pPr>
     </w:lvl>
     <w:lvl w:ilvl="1">
       <w:numFmt w:val="bullet"/>
-      <w:lvlText w:val="o"/>
+      <w:lvlText w:val="–"/>
       <w:lvlJc w:val="left"/>
       <w:pPr>
-        <w:ind w:left="1440" w:hanging="360"/>
-      </w:pPr>
-      <w:rPr>
-        <w:rFonts w:ascii="Courier New" w:hAnsi="Courier New" w:cs="Courier New" w:hint="default"/>
-      </w:rPr>
+        <w:ind w:left="1440" w:hanging="480"/>
+      </w:pPr>
     </w:lvl>
     <w:lvl w:ilvl="2">
       <w:numFmt w:val="bullet"/>
-      <w:lvlText w:val=""/>
+      <w:lvlText w:val="•"/>
       <w:lvlJc w:val="left"/>
       <w:pPr>
-        <w:ind w:left="2160" w:hanging="360"/>
-      </w:pPr>
-      <w:rPr>
-        <w:rFonts w:ascii="Wingdings" w:hAnsi="Wingdings" w:cs="Wingdings" w:hint="default"/>
-      </w:rPr>
+        <w:ind w:left="2160" w:hanging="480"/>
+      </w:pPr>
     </w:lvl>
     <w:lvl w:ilvl="3">
       <w:numFmt w:val="bullet"/>
-      <w:lvlText w:val=""/>
+      <w:lvlText w:val="–"/>
       <w:lvlJc w:val="left"/>
       <w:pPr>
-        <w:ind w:left="2880" w:hanging="360"/>
-      </w:pPr>
-      <w:rPr>
-        <w:rFonts w:ascii="Symbol" w:hAnsi="Symbol" w:cs="Symbol" w:hint="default"/>
-      </w:rPr>
+        <w:ind w:left="2880" w:hanging="480"/>
+      </w:pPr>
     </w:lvl>
     <w:lvl w:ilvl="4">
       <w:numFmt w:val="bullet"/>
-      <w:lvlText w:val="o"/>
+      <w:lvlText w:val="•"/>
       <w:lvlJc w:val="left"/>
       <w:pPr>
-        <w:ind w:left="3600" w:hanging="360"/>
-      </w:pPr>
-      <w:rPr>
-        <w:rFonts w:ascii="Courier New" w:hAnsi="Courier New" w:cs="Courier New" w:hint="default"/>
-      </w:rPr>
+        <w:ind w:left="3600" w:hanging="480"/>
+      </w:pPr>
     </w:lvl>
     <w:lvl w:ilvl="5">
       <w:numFmt w:val="bullet"/>
-      <w:lvlText w:val=""/>
+      <w:lvlText w:val="–"/>
       <w:lvlJc w:val="left"/>
       <w:pPr>
-        <w:ind w:left="4320" w:hanging="360"/>
-      </w:pPr>
-      <w:rPr>
-        <w:rFonts w:ascii="Wingdings" w:hAnsi="Wingdings" w:cs="Wingdings" w:hint="default"/>
-      </w:rPr>
+        <w:ind w:left="4320" w:hanging="480"/>
+      </w:pPr>
     </w:lvl>
     <w:lvl w:ilvl="6">
       <w:numFmt w:val="bullet"/>
-      <w:lvlText w:val=""/>
+      <w:lvlText w:val="•"/>
       <w:lvlJc w:val="left"/>
       <w:pPr>
-        <w:ind w:left="5040" w:hanging="360"/>
-      </w:pPr>
-      <w:rPr>
-        <w:rFonts w:ascii="Symbol" w:hAnsi="Symbol" w:cs="Symbol" w:hint="default"/>
-      </w:rPr>
+        <w:ind w:left="5040" w:hanging="480"/>
+      </w:pPr>
     </w:lvl>
     <w:lvl w:ilvl="7">
       <w:numFmt w:val="bullet"/>
-      <w:lvlText w:val="o"/>
+      <w:lvlText w:val="–"/>
       <w:lvlJc w:val="left"/>
       <w:pPr>
-        <w:ind w:left="5760" w:hanging="360"/>
-      </w:pPr>
-      <w:rPr>
-        <w:rFonts w:ascii="Courier New" w:hAnsi="Courier New" w:cs="Courier New" w:hint="default"/>
-      </w:rPr>
+        <w:ind w:left="5760" w:hanging="480"/>
+      </w:pPr>
     </w:lvl>
     <w:lvl w:ilvl="8">
       <w:numFmt w:val="bullet"/>
-      <w:lvlText w:val=""/>
+      <w:lvlText w:val="•"/>
       <w:lvlJc w:val="left"/>
       <w:pPr>
-        <w:ind w:left="6480" w:hanging="360"/>
-      </w:pPr>
-      <w:rPr>
-        <w:rFonts w:ascii="Wingdings" w:hAnsi="Wingdings" w:cs="Wingdings" w:hint="default"/>
-      </w:rPr>
+        <w:ind w:left="6480" w:hanging="480"/>
+      </w:pPr>
     </w:lvl>
   </w:abstractNum>
   <w:abstractNum w:abstractNumId="99411">
-    <w:nsid w:val="00A99411"/>
+    <w:nsid w:val="A99411"/>
     <w:multiLevelType w:val="multilevel"/>
     <w:lvl w:ilvl="0">
       <w:start w:val="1"/>
@@ -17709,7 +17849,7 @@
       <w:lvlText w:val="%1."/>
       <w:lvlJc w:val="left"/>
       <w:pPr>
-        <w:ind w:left="720" w:hanging="360"/>
+        <w:ind w:left="720" w:hanging="480"/>
       </w:pPr>
     </w:lvl>
     <w:lvl w:ilvl="1">
@@ -17718,7 +17858,7 @@
       <w:lvlText w:val="%2."/>
       <w:lvlJc w:val="left"/>
       <w:pPr>
-        <w:ind w:left="1440" w:hanging="360"/>
+        <w:ind w:left="1440" w:hanging="480"/>
       </w:pPr>
     </w:lvl>
     <w:lvl w:ilvl="2">
@@ -17727,7 +17867,7 @@
       <w:lvlText w:val="%3."/>
       <w:lvlJc w:val="left"/>
       <w:pPr>
-        <w:ind w:left="2160" w:hanging="360"/>
+        <w:ind w:left="2160" w:hanging="480"/>
       </w:pPr>
     </w:lvl>
     <w:lvl w:ilvl="3">
@@ -17736,7 +17876,7 @@
       <w:lvlText w:val="%4."/>
       <w:lvlJc w:val="left"/>
       <w:pPr>
-        <w:ind w:left="2880" w:hanging="360"/>
+        <w:ind w:left="2880" w:hanging="480"/>
       </w:pPr>
     </w:lvl>
     <w:lvl w:ilvl="4">
@@ -17745,7 +17885,7 @@
       <w:lvlText w:val="%5."/>
       <w:lvlJc w:val="left"/>
       <w:pPr>
-        <w:ind w:left="3600" w:hanging="360"/>
+        <w:ind w:left="3600" w:hanging="480"/>
       </w:pPr>
     </w:lvl>
     <w:lvl w:ilvl="5">
@@ -17754,7 +17894,7 @@
       <w:lvlText w:val="%6."/>
       <w:lvlJc w:val="left"/>
       <w:pPr>
-        <w:ind w:left="4320" w:hanging="360"/>
+        <w:ind w:left="4320" w:hanging="480"/>
       </w:pPr>
     </w:lvl>
     <w:lvl w:ilvl="6">
@@ -17763,7 +17903,7 @@
       <w:lvlText w:val="%7."/>
       <w:lvlJc w:val="left"/>
       <w:pPr>
-        <w:ind w:left="5040" w:hanging="360"/>
+        <w:ind w:left="5040" w:hanging="480"/>
       </w:pPr>
     </w:lvl>
     <w:lvl w:ilvl="7">
@@ -17772,7 +17912,7 @@
       <w:lvlText w:val="%8."/>
       <w:lvlJc w:val="left"/>
       <w:pPr>
-        <w:ind w:left="5760" w:hanging="360"/>
+        <w:ind w:left="5760" w:hanging="480"/>
       </w:pPr>
     </w:lvl>
     <w:lvl w:ilvl="8">
@@ -17781,7 +17921,7 @@
       <w:lvlText w:val="%9."/>
       <w:lvlJc w:val="left"/>
       <w:pPr>
-        <w:ind w:left="6480" w:hanging="360"/>
+        <w:ind w:left="6480" w:hanging="480"/>
       </w:pPr>
     </w:lvl>
   </w:abstractNum>
@@ -18546,8 +18686,8 @@
     <w:name w:val="KeywordTok"/>
     <w:basedOn w:val="VerbatimChar"/>
     <w:rPr>
+      <w:color w:val="007020"/>
       <w:b/>
-      <w:color w:val="007020"/>
     </w:rPr>
   </w:style>
   <w:style w:type="character" w:customStyle="1" w:styleId="DataTypeTok">
@@ -18624,42 +18764,42 @@
     <w:name w:val="ImportTok"/>
     <w:basedOn w:val="VerbatimChar"/>
     <w:rPr>
+      <w:color w:val="008000"/>
       <w:b/>
-      <w:color w:val="008000"/>
     </w:rPr>
   </w:style>
   <w:style w:type="character" w:customStyle="1" w:styleId="CommentTok">
     <w:name w:val="CommentTok"/>
     <w:basedOn w:val="VerbatimChar"/>
     <w:rPr>
+      <w:color w:val="60a0b0"/>
       <w:i/>
-      <w:color w:val="60a0b0"/>
     </w:rPr>
   </w:style>
   <w:style w:type="character" w:customStyle="1" w:styleId="DocumentationTok">
     <w:name w:val="DocumentationTok"/>
     <w:basedOn w:val="VerbatimChar"/>
     <w:rPr>
+      <w:color w:val="ba2121"/>
       <w:i/>
-      <w:color w:val="ba2121"/>
     </w:rPr>
   </w:style>
   <w:style w:type="character" w:customStyle="1" w:styleId="AnnotationTok">
     <w:name w:val="AnnotationTok"/>
     <w:basedOn w:val="VerbatimChar"/>
     <w:rPr>
+      <w:color w:val="60a0b0"/>
       <w:b/>
       <w:i/>
-      <w:color w:val="60a0b0"/>
     </w:rPr>
   </w:style>
   <w:style w:type="character" w:customStyle="1" w:styleId="CommentVarTok">
     <w:name w:val="CommentVarTok"/>
     <w:basedOn w:val="VerbatimChar"/>
     <w:rPr>
+      <w:color w:val="60a0b0"/>
       <w:b/>
       <w:i/>
-      <w:color w:val="60a0b0"/>
     </w:rPr>
   </w:style>
   <w:style w:type="character" w:customStyle="1" w:styleId="OtherTok">
@@ -18687,8 +18827,8 @@
     <w:name w:val="ControlFlowTok"/>
     <w:basedOn w:val="VerbatimChar"/>
     <w:rPr>
+      <w:color w:val="007020"/>
       <w:b/>
-      <w:color w:val="007020"/>
     </w:rPr>
   </w:style>
   <w:style w:type="character" w:customStyle="1" w:styleId="OperatorTok">
@@ -18733,34 +18873,34 @@
     <w:name w:val="InformationTok"/>
     <w:basedOn w:val="VerbatimChar"/>
     <w:rPr>
+      <w:color w:val="60a0b0"/>
       <w:b/>
       <w:i/>
-      <w:color w:val="60a0b0"/>
     </w:rPr>
   </w:style>
   <w:style w:type="character" w:customStyle="1" w:styleId="WarningTok">
     <w:name w:val="WarningTok"/>
     <w:basedOn w:val="VerbatimChar"/>
     <w:rPr>
+      <w:color w:val="60a0b0"/>
       <w:b/>
       <w:i/>
-      <w:color w:val="60a0b0"/>
     </w:rPr>
   </w:style>
   <w:style w:type="character" w:customStyle="1" w:styleId="AlertTok">
     <w:name w:val="AlertTok"/>
     <w:basedOn w:val="VerbatimChar"/>
     <w:rPr>
+      <w:color w:val="ff0000"/>
       <w:b/>
-      <w:color w:val="ff0000"/>
     </w:rPr>
   </w:style>
   <w:style w:type="character" w:customStyle="1" w:styleId="ErrorTok">
     <w:name w:val="ErrorTok"/>
     <w:basedOn w:val="VerbatimChar"/>
     <w:rPr>
+      <w:color w:val="ff0000"/>
       <w:b/>
-      <w:color w:val="ff0000"/>
     </w:rPr>
   </w:style>
   <w:style w:type="character" w:customStyle="1" w:styleId="NormalTok">

--- a/docs/exports/05-CIRCLE-CHANGES.docx
+++ b/docs/exports/05-CIRCLE-CHANGES.docx
@@ -10400,7 +10400,61 @@
         <w:t xml:space="preserve">FF_VOLUME_STRS "SD","SD1","SD2","SD3","USB","USB2","USB3","FD","NVME"</w:t>
       </w:r>
       <w:r>
-        <w:t xml:space="preserve">;</w:t>
+        <w:t xml:space="preserve"> </w:t>
+      </w:r>
+      <w:r>
+        <w:t xml:space="preserve">(since</w:t>
+      </w:r>
+      <w:r>
+        <w:t xml:space="preserve"> </w:t>
+      </w:r>
+      <w:r>
+        <w:t xml:space="preserve">§28: 21 volumes, the USB devices'</w:t>
+      </w:r>
+      <w:r>
+        <w:t xml:space="preserve"> </w:t>
+      </w:r>
+      <w:r>
+        <w:rPr>
+          <w:rStyle w:val="VerbatimChar"/>
+        </w:rPr>
+        <w:t xml:space="preserve">USB1</w:t>
+      </w:r>
+      <w:r>
+        <w:t xml:space="preserve">..</w:t>
+      </w:r>
+      <w:r>
+        <w:rPr>
+          <w:rStyle w:val="VerbatimChar"/>
+        </w:rPr>
+        <w:t xml:space="preserve">USB3</w:t>
+      </w:r>
+      <w:r>
+        <w:t xml:space="preserve"> </w:t>
+      </w:r>
+      <w:r>
+        <w:t xml:space="preserve">and their partitions</w:t>
+      </w:r>
+      <w:r>
+        <w:t xml:space="preserve"> </w:t>
+      </w:r>
+      <w:r>
+        <w:rPr>
+          <w:rStyle w:val="VerbatimChar"/>
+        </w:rPr>
+        <w:t xml:space="preserve">USB1P1</w:t>
+      </w:r>
+      <w:r>
+        <w:t xml:space="preserve">..</w:t>
+      </w:r>
+      <w:r>
+        <w:rPr>
+          <w:rStyle w:val="VerbatimChar"/>
+        </w:rPr>
+        <w:t xml:space="preserve">USB3P4</w:t>
+      </w:r>
+      <w:r>
+        <w:t xml:space="preserve">);</w:t>
       </w:r>
       <w:r>
         <w:t xml:space="preserve"> </w:t>
@@ -17582,7 +17636,7 @@
         <w:rPr>
           <w:rStyle w:val="VerbatimChar"/>
         </w:rPr>
-        <w:t xml:space="preserve">USB:</w:t>
+        <w:t xml:space="preserve">USB1:</w:t>
       </w:r>
       <w:r>
         <w:t xml:space="preserve">,</w:t>
@@ -17612,7 +17666,19 @@
         <w:t xml:space="preserve"> </w:t>
       </w:r>
       <w:r>
-        <w:t xml:space="preserve">when they</w:t>
+        <w:t xml:space="preserve">(or</w:t>
+      </w:r>
+      <w:r>
+        <w:t xml:space="preserve"> </w:t>
+      </w:r>
+      <w:r>
+        <w:rPr>
+          <w:rStyle w:val="VerbatimChar"/>
+        </w:rPr>
+        <w:t xml:space="preserve">USB1P1:</w:t>
+      </w:r>
+      <w:r>
+        <w:t xml:space="preserve">… per partition) when they</w:t>
       </w:r>
       <w:r>
         <w:t xml:space="preserve"> </w:t>
@@ -18062,89 +18128,264 @@
       </w:pPr>
       <w:r>
         <w:rPr>
-          <w:rStyle w:val="VerbatimChar"/>
-        </w:rPr>
-        <w:t xml:space="preserve">diskio.cpp</w:t>
-      </w:r>
-      <w:r>
-        <w:t xml:space="preserve">: after each transfer with a drive other than the SD card (</w:t>
-      </w:r>
-      <w:r>
-        <w:rPr>
-          <w:rStyle w:val="VerbatimChar"/>
-        </w:rPr>
-        <w:t xml:space="preserve">pdrv != 0</w:t>
-      </w:r>
-      <w:r>
-        <w:t xml:space="preserve">), the weak hook</w:t>
-      </w:r>
-      <w:r>
-        <w:t xml:space="preserve"> </w:t>
-      </w:r>
-      <w:r>
-        <w:rPr>
-          <w:rStyle w:val="VerbatimChar"/>
           <w:bCs/>
           <w:b/>
         </w:rPr>
-        <w:t xml:space="preserve">OnyxDriverPoll</w:t>
-      </w:r>
-      <w:r>
-        <w:t xml:space="preserve"> </w:t>
-      </w:r>
-      <w:r>
-        <w:t xml:space="preserve">(the kernel's, §7b: it yields once the task has run 10 ms). The USB driver waits in a</w:t>
-      </w:r>
-      <w:r>
-        <w:t xml:space="preserve"> </w:t>
-      </w:r>
-      <w:r>
-        <w:t xml:space="preserve">busy loop (</w:t>
-      </w:r>
-      <w:r>
-        <w:rPr>
-          <w:rStyle w:val="VerbatimChar"/>
-        </w:rPr>
-        <w:t xml:space="preserve">NO_BUSY_WAIT</w:t>
-      </w:r>
-      <w:r>
-        <w:t xml:space="preserve"> </w:t>
-      </w:r>
-      <w:r>
-        <w:t xml:space="preserve">off): a format, a big folder kept core 0 for seconds. Between two transfers is a</w:t>
-      </w:r>
-      <w:r>
-        <w:t xml:space="preserve"> </w:t>
-      </w:r>
-      <w:r>
-        <w:t xml:space="preserve">safe point: the volume lock is held, and a device removed meanwhile only fails the next transfer</w:t>
-      </w:r>
-      <w:r>
-        <w:t xml:space="preserve"> </w:t>
-      </w:r>
-      <w:r>
-        <w:t xml:space="preserve">(</w:t>
-      </w:r>
-      <w:r>
-        <w:rPr>
-          <w:rStyle w:val="VerbatimChar"/>
-        </w:rPr>
-        <w:t xml:space="preserve">disk_removed</w:t>
-      </w:r>
-      <w:r>
-        <w:t xml:space="preserve"> </w:t>
-      </w:r>
-      <w:r>
-        <w:t xml:space="preserve">cleared</w:t>
-      </w:r>
-      <w:r>
-        <w:t xml:space="preserve"> </w:t>
-      </w:r>
-      <w:r>
-        <w:rPr>
-          <w:rStyle w:val="VerbatimChar"/>
-        </w:rPr>
-        <w:t xml:space="preserve">s_pVolume</w:t>
+        <w:t xml:space="preserve">The USB devices' partitions</w:t>
+      </w:r>
+      <w:r>
+        <w:t xml:space="preserve"> </w:t>
+      </w:r>
+      <w:r>
+        <w:t xml:space="preserve">(the user's naming, 2026-10-06):</w:t>
+      </w:r>
+      <w:r>
+        <w:t xml:space="preserve"> </w:t>
+      </w:r>
+      <w:r>
+        <w:rPr>
+          <w:rStyle w:val="VerbatimChar"/>
+        </w:rPr>
+        <w:t xml:space="preserve">ffconf.h</w:t>
+      </w:r>
+      <w:r>
+        <w:t xml:space="preserve"> </w:t>
+      </w:r>
+      <w:r>
+        <w:rPr>
+          <w:rStyle w:val="VerbatimChar"/>
+          <w:bCs/>
+          <w:b/>
+        </w:rPr>
+        <w:t xml:space="preserve">FF_VOLUMES 21</w:t>
+      </w:r>
+      <w:r>
+        <w:t xml:space="preserve">, the strings</w:t>
+      </w:r>
+      <w:r>
+        <w:t xml:space="preserve"> </w:t>
+      </w:r>
+      <w:r>
+        <w:rPr>
+          <w:rStyle w:val="VerbatimChar"/>
+        </w:rPr>
+        <w:t xml:space="preserve">"SD","SD1","SD2","SD3", "USB1","USB1P1".."USB1P4", "USB2",.., "USB3",.."USB3P4", "FD","NVME"</w:t>
+      </w:r>
+      <w:r>
+        <w:t xml:space="preserve">;</w:t>
+      </w:r>
+      <w:r>
+        <w:t xml:space="preserve"> </w:t>
+      </w:r>
+      <w:r>
+        <w:rPr>
+          <w:rStyle w:val="VerbatimChar"/>
+        </w:rPr>
+        <w:t xml:space="preserve">diskio.cpp</w:t>
+      </w:r>
+      <w:r>
+        <w:t xml:space="preserve">'s</w:t>
+      </w:r>
+      <w:r>
+        <w:t xml:space="preserve"> </w:t>
+      </w:r>
+      <w:r>
+        <w:rPr>
+          <w:rStyle w:val="VerbatimChar"/>
+          <w:bCs/>
+          <w:b/>
+        </w:rPr>
+        <w:t xml:space="preserve">VolToPart</w:t>
+      </w:r>
+      <w:r>
+        <w:t xml:space="preserve">:</w:t>
+      </w:r>
+      <w:r>
+        <w:t xml:space="preserve"> </w:t>
+      </w:r>
+      <w:r>
+        <w:rPr>
+          <w:rStyle w:val="VerbatimChar"/>
+        </w:rPr>
+        <w:t xml:space="preserve">USBn</w:t>
+      </w:r>
+      <w:r>
+        <w:t xml:space="preserve"> </w:t>
+      </w:r>
+      <w:r>
+        <w:t xml:space="preserve">=</w:t>
+      </w:r>
+      <w:r>
+        <w:t xml:space="preserve"> </w:t>
+      </w:r>
+      <w:r>
+        <w:rPr>
+          <w:rStyle w:val="VerbatimChar"/>
+        </w:rPr>
+        <w:t xml:space="preserve">{n, 0}</w:t>
+      </w:r>
+      <w:r>
+        <w:t xml:space="preserve"> </w:t>
+      </w:r>
+      <w:r>
+        <w:t xml:space="preserve">(the device whole: its first FAT volume, a superfloppy or its only</w:t>
+      </w:r>
+      <w:r>
+        <w:t xml:space="preserve"> </w:t>
+      </w:r>
+      <w:r>
+        <w:t xml:space="preserve">partition),</w:t>
+      </w:r>
+      <w:r>
+        <w:t xml:space="preserve"> </w:t>
+      </w:r>
+      <w:r>
+        <w:rPr>
+          <w:rStyle w:val="VerbatimChar"/>
+        </w:rPr>
+        <w:t xml:space="preserve">USBnPm</w:t>
+      </w:r>
+      <w:r>
+        <w:t xml:space="preserve"> </w:t>
+      </w:r>
+      <w:r>
+        <w:t xml:space="preserve">=</w:t>
+      </w:r>
+      <w:r>
+        <w:t xml:space="preserve"> </w:t>
+      </w:r>
+      <w:r>
+        <w:rPr>
+          <w:rStyle w:val="VerbatimChar"/>
+        </w:rPr>
+        <w:t xml:space="preserve">{n, m}</w:t>
+      </w:r>
+      <w:r>
+        <w:t xml:space="preserve"> </w:t>
+      </w:r>
+      <w:r>
+        <w:t xml:space="preserve">(MBR partition m). The kernel mounts one or the other by the device's</w:t>
+      </w:r>
+      <w:r>
+        <w:t xml:space="preserve"> </w:t>
+      </w:r>
+      <w:r>
+        <w:t xml:space="preserve">sector 0 (docs/02 §18).</w:t>
+      </w:r>
+      <w:r>
+        <w:t xml:space="preserve"> </w:t>
+      </w:r>
+      <w:r>
+        <w:rPr>
+          <w:rStyle w:val="VerbatimChar"/>
+        </w:rPr>
+        <w:t xml:space="preserve">ff.c</w:t>
+      </w:r>
+      <w:r>
+        <w:t xml:space="preserve">: its check</w:t>
+      </w:r>
+      <w:r>
+        <w:t xml:space="preserve"> </w:t>
+      </w:r>
+      <w:r>
+        <w:rPr>
+          <w:rStyle w:val="VerbatimChar"/>
+          <w:bCs/>
+          <w:b/>
+        </w:rPr>
+        <w:t xml:space="preserve">FF_VOLUMES &lt;= 10</w:t>
+      </w:r>
+      <w:r>
+        <w:rPr>
+          <w:bCs/>
+          <w:b/>
+        </w:rPr>
+        <w:t xml:space="preserve"> </w:t>
+      </w:r>
+      <w:r>
+        <w:rPr>
+          <w:bCs/>
+          <w:b/>
+        </w:rPr>
+        <w:t xml:space="preserve">lifted to 32</w:t>
+      </w:r>
+      <w:r>
+        <w:t xml:space="preserve"> </w:t>
+      </w:r>
+      <w:r>
+        <w:t xml:space="preserve">— it only guards the numeric</w:t>
+      </w:r>
+      <w:r>
+        <w:t xml:space="preserve"> </w:t>
+      </w:r>
+      <w:r>
+        <w:rPr>
+          <w:rStyle w:val="VerbatimChar"/>
+        </w:rPr>
+        <w:t xml:space="preserve">0:</w:t>
+      </w:r>
+      <w:r>
+        <w:t xml:space="preserve">..</w:t>
+      </w:r>
+      <w:r>
+        <w:rPr>
+          <w:rStyle w:val="VerbatimChar"/>
+        </w:rPr>
+        <w:t xml:space="preserve">9:</w:t>
+      </w:r>
+      <w:r>
+        <w:t xml:space="preserve"> </w:t>
+      </w:r>
+      <w:r>
+        <w:t xml:space="preserve">form (</w:t>
+      </w:r>
+      <w:r>
+        <w:rPr>
+          <w:rStyle w:val="VerbatimChar"/>
+        </w:rPr>
+        <w:t xml:space="preserve">get_ldnumber</w:t>
+      </w:r>
+      <w:r>
+        <w:t xml:space="preserve"> </w:t>
+      </w:r>
+      <w:r>
+        <w:t xml:space="preserve">reads one digit), which Onyx does not use; the volumes are reached by name.</w:t>
+      </w:r>
+      <w:r>
+        <w:t xml:space="preserve"> </w:t>
+      </w:r>
+      <w:r>
+        <w:t xml:space="preserve">The structures do not change (no clean rebuild;</w:t>
+      </w:r>
+      <w:r>
+        <w:t xml:space="preserve"> </w:t>
+      </w:r>
+      <w:r>
+        <w:rPr>
+          <w:rStyle w:val="VerbatimChar"/>
+        </w:rPr>
+        <w:t xml:space="preserve">tools/tests/run_fs_test.sh</w:t>
+      </w:r>
+      <w:r>
+        <w:t xml:space="preserve"> </w:t>
+      </w:r>
+      <w:r>
+        <w:t xml:space="preserve">lifts the same check in its copy</w:t>
+      </w:r>
+      <w:r>
+        <w:t xml:space="preserve"> </w:t>
+      </w:r>
+      <w:r>
+        <w:t xml:space="preserve">of upstream's</w:t>
+      </w:r>
+      <w:r>
+        <w:t xml:space="preserve"> </w:t>
+      </w:r>
+      <w:r>
+        <w:rPr>
+          <w:rStyle w:val="VerbatimChar"/>
+        </w:rPr>
+        <w:t xml:space="preserve">ff.c</w:t>
       </w:r>
       <w:r>
         <w:t xml:space="preserve">).</w:t>
@@ -18162,6 +18403,122 @@
         <w:rPr>
           <w:rStyle w:val="VerbatimChar"/>
         </w:rPr>
+        <w:t xml:space="preserve">diskio.cpp</w:t>
+      </w:r>
+      <w:r>
+        <w:t xml:space="preserve">: after each transfer with a drive other than the SD card (</w:t>
+      </w:r>
+      <w:r>
+        <w:rPr>
+          <w:rStyle w:val="VerbatimChar"/>
+        </w:rPr>
+        <w:t xml:space="preserve">pdrv != 0</w:t>
+      </w:r>
+      <w:r>
+        <w:t xml:space="preserve">), the weak hook</w:t>
+      </w:r>
+      <w:r>
+        <w:t xml:space="preserve"> </w:t>
+      </w:r>
+      <w:r>
+        <w:rPr>
+          <w:rStyle w:val="VerbatimChar"/>
+          <w:bCs/>
+          <w:b/>
+        </w:rPr>
+        <w:t xml:space="preserve">OnyxDriverPoll</w:t>
+      </w:r>
+      <w:r>
+        <w:t xml:space="preserve"> </w:t>
+      </w:r>
+      <w:r>
+        <w:t xml:space="preserve">(the kernel's, §7b: it yields once the task has run 10 ms). The USB driver waits in a</w:t>
+      </w:r>
+      <w:r>
+        <w:t xml:space="preserve"> </w:t>
+      </w:r>
+      <w:r>
+        <w:t xml:space="preserve">busy loop (</w:t>
+      </w:r>
+      <w:r>
+        <w:rPr>
+          <w:rStyle w:val="VerbatimChar"/>
+        </w:rPr>
+        <w:t xml:space="preserve">NO_BUSY_WAIT</w:t>
+      </w:r>
+      <w:r>
+        <w:t xml:space="preserve"> </w:t>
+      </w:r>
+      <w:r>
+        <w:t xml:space="preserve">off): a format, a big folder kept core 0 for seconds. Between two transfers is a</w:t>
+      </w:r>
+      <w:r>
+        <w:t xml:space="preserve"> </w:t>
+      </w:r>
+      <w:r>
+        <w:t xml:space="preserve">safe point: the drive's lock is held (the kernel's</w:t>
+      </w:r>
+      <w:r>
+        <w:t xml:space="preserve"> </w:t>
+      </w:r>
+      <w:r>
+        <w:rPr>
+          <w:rStyle w:val="VerbatimChar"/>
+        </w:rPr>
+        <w:t xml:space="preserve">fslock.cpp</w:t>
+      </w:r>
+      <w:r>
+        <w:t xml:space="preserve">: one lock per physical drive, so one for all</w:t>
+      </w:r>
+      <w:r>
+        <w:t xml:space="preserve"> </w:t>
+      </w:r>
+      <w:r>
+        <w:t xml:space="preserve">the volumes of a USB device), it is called once the bounce buffer and the sector cache are done with, and a</w:t>
+      </w:r>
+      <w:r>
+        <w:t xml:space="preserve"> </w:t>
+      </w:r>
+      <w:r>
+        <w:t xml:space="preserve">device removed meanwhile only fails the next transfer (</w:t>
+      </w:r>
+      <w:r>
+        <w:rPr>
+          <w:rStyle w:val="VerbatimChar"/>
+        </w:rPr>
+        <w:t xml:space="preserve">disk_removed</w:t>
+      </w:r>
+      <w:r>
+        <w:t xml:space="preserve"> </w:t>
+      </w:r>
+      <w:r>
+        <w:t xml:space="preserve">cleared</w:t>
+      </w:r>
+      <w:r>
+        <w:t xml:space="preserve"> </w:t>
+      </w:r>
+      <w:r>
+        <w:rPr>
+          <w:rStyle w:val="VerbatimChar"/>
+        </w:rPr>
+        <w:t xml:space="preserve">s_pVolume</w:t>
+      </w:r>
+      <w:r>
+        <w:t xml:space="preserve">).</w:t>
+      </w:r>
+    </w:p>
+    <w:p>
+      <w:pPr>
+        <w:numPr>
+          <w:ilvl w:val="0"/>
+          <w:numId w:val="1011"/>
+        </w:numPr>
+        <w:pStyle w:val="Compact"/>
+      </w:pPr>
+      <w:r>
+        <w:rPr>
+          <w:rStyle w:val="VerbatimChar"/>
+        </w:rPr>
         <w:t xml:space="preserve">usbmassdevice.{h,cpp}</w:t>
       </w:r>
       <w:r>
@@ -18317,10 +18674,49 @@
         <w:rPr>
           <w:rStyle w:val="VerbatimChar"/>
         </w:rPr>
-        <w:t xml:space="preserve">USB:</w:t>
-      </w:r>
-      <w:r>
-        <w:t xml:space="preserve">'s auto search, labels set and read; a stick pulled out while</w:t>
+        <w:t xml:space="preserve">USB1:</w:t>
+      </w:r>
+      <w:r>
+        <w:t xml:space="preserve">'s auto search; a device of two partitions (</w:t>
+      </w:r>
+      <w:r>
+        <w:rPr>
+          <w:rStyle w:val="VerbatimChar"/>
+        </w:rPr>
+        <w:t xml:space="preserve">USB1P1:</w:t>
+      </w:r>
+      <w:r>
+        <w:t xml:space="preserve"> </w:t>
+      </w:r>
+      <w:r>
+        <w:t xml:space="preserve">FAT32,</w:t>
+      </w:r>
+      <w:r>
+        <w:t xml:space="preserve"> </w:t>
+      </w:r>
+      <w:r>
+        <w:rPr>
+          <w:rStyle w:val="VerbatimChar"/>
+        </w:rPr>
+        <w:t xml:space="preserve">USB1P2:</w:t>
+      </w:r>
+      <w:r>
+        <w:t xml:space="preserve"> </w:t>
+      </w:r>
+      <w:r>
+        <w:t xml:space="preserve">exFAT) then made one again by a format of</w:t>
+      </w:r>
+      <w:r>
+        <w:t xml:space="preserve"> </w:t>
+      </w:r>
+      <w:r>
+        <w:rPr>
+          <w:rStyle w:val="VerbatimChar"/>
+        </w:rPr>
+        <w:t xml:space="preserve">USB1:</w:t>
+      </w:r>
+      <w:r>
+        <w:t xml:space="preserve">, labels set and read; a stick pulled out while</w:t>
       </w:r>
       <w:r>
         <w:t xml:space="preserve"> </w:t>

--- a/docs/exports/05-CIRCLE-CHANGES.docx
+++ b/docs/exports/05-CIRCLE-CHANGES.docx
@@ -2960,6 +2960,87 @@
             </w:r>
             <w:r>
               <w:t xml:space="preserve">+ the kernel (no structure changes: no clean rebuild)</w:t>
+            </w:r>
+          </w:p>
+        </w:tc>
+      </w:tr>
+      <w:tr>
+        <w:tc>
+          <w:tcPr/>
+          <w:p>
+            <w:pPr>
+              <w:pStyle w:val="Compact"/>
+              <w:jc w:val="left"/>
+            </w:pPr>
+            <w:r>
+              <w:t xml:space="preserve">29</w:t>
+            </w:r>
+          </w:p>
+        </w:tc>
+        <w:tc>
+          <w:tcPr/>
+          <w:p>
+            <w:pPr>
+              <w:pStyle w:val="Compact"/>
+              <w:jc w:val="left"/>
+            </w:pPr>
+            <w:r>
+              <w:rPr>
+                <w:bCs/>
+                <w:b/>
+              </w:rPr>
+              <w:t xml:space="preserve">The Pi 5's high RAM registered once</w:t>
+            </w:r>
+            <w:r>
+              <w:t xml:space="preserve">: seg0 = [1 GB, 8 GB) is all of it; no reclaim above it (its fallback registered [4 GB, 8 GB) a second time: two allocators, the same frames); the crash record at seg0's top. The Pi 4 unchanged</w:t>
+            </w:r>
+          </w:p>
+        </w:tc>
+        <w:tc>
+          <w:tcPr/>
+          <w:p>
+            <w:pPr>
+              <w:pStyle w:val="Compact"/>
+              <w:jc w:val="left"/>
+            </w:pPr>
+            <w:r>
+              <w:rPr>
+                <w:rStyle w:val="VerbatimChar"/>
+              </w:rPr>
+              <w:t xml:space="preserve">lib/memory64.cpp</w:t>
+            </w:r>
+          </w:p>
+        </w:tc>
+        <w:tc>
+          <w:tcPr/>
+          <w:p>
+            <w:pPr>
+              <w:pStyle w:val="Compact"/>
+              <w:jc w:val="left"/>
+            </w:pPr>
+            <w:r>
+              <w:rPr>
+                <w:rStyle w:val="VerbatimChar"/>
+              </w:rPr>
+              <w:t xml:space="preserve">libcircle</w:t>
+            </w:r>
+            <w:r>
+              <w:t xml:space="preserve"> </w:t>
+            </w:r>
+            <w:r>
+              <w:t xml:space="preserve">(the Pi 5's,</w:t>
+            </w:r>
+            <w:r>
+              <w:t xml:space="preserve"> </w:t>
+            </w:r>
+            <w:r>
+              <w:rPr>
+                <w:rStyle w:val="VerbatimChar"/>
+              </w:rPr>
+              <w:t xml:space="preserve">circle5/</w:t>
+            </w:r>
+            <w:r>
+              <w:t xml:space="preserve">)</w:t>
             </w:r>
           </w:p>
         </w:tc>
@@ -18753,13 +18834,13 @@
       </w:r>
     </w:p>
     <w:bookmarkEnd w:id="53"/>
-    <w:bookmarkStart w:id="55" w:name="contributions-to-upstream-circle"/>
+    <w:bookmarkStart w:id="54" w:name="Xd21c8187c9b2e113014a6d9327d1f9e06605a33"/>
     <w:p>
       <w:pPr>
         <w:pStyle w:val="Heading2"/>
       </w:pPr>
       <w:r>
-        <w:t xml:space="preserve">Contributions to upstream Circle</w:t>
+        <w:t xml:space="preserve">29. The Pi 5's high RAM registered once</w:t>
       </w:r>
     </w:p>
     <w:p>
@@ -18767,6 +18848,324 @@
         <w:pStyle w:val="FirstParagraph"/>
       </w:pPr>
       <w:r>
+        <w:rPr>
+          <w:bCs/>
+          <w:b/>
+        </w:rPr>
+        <w:t xml:space="preserve">Why.</w:t>
+      </w:r>
+      <w:r>
+        <w:t xml:space="preserve"> </w:t>
+      </w:r>
+      <w:r>
+        <w:t xml:space="preserve">On the Pi 5 (</w:t>
+      </w:r>
+      <w:r>
+        <w:rPr>
+          <w:rStyle w:val="VerbatimChar"/>
+        </w:rPr>
+        <w:t xml:space="preserve">RASPPI = 5</w:t>
+      </w:r>
+      <w:r>
+        <w:t xml:space="preserve">)</w:t>
+      </w:r>
+      <w:r>
+        <w:t xml:space="preserve"> </w:t>
+      </w:r>
+      <w:r>
+        <w:rPr>
+          <w:rStyle w:val="VerbatimChar"/>
+        </w:rPr>
+        <w:t xml:space="preserve">MEM_HIGHMEM_END</w:t>
+      </w:r>
+      <w:r>
+        <w:t xml:space="preserve"> </w:t>
+      </w:r>
+      <w:r>
+        <w:t xml:space="preserve">is 8 GB and the RAM is one block (the I/O is above</w:t>
+      </w:r>
+      <w:r>
+        <w:t xml:space="preserve"> </w:t>
+      </w:r>
+      <w:r>
+        <w:t xml:space="preserve">64 GB, no hole at 3-4 GB):</w:t>
+      </w:r>
+      <w:r>
+        <w:t xml:space="preserve"> </w:t>
+      </w:r>
+      <w:r>
+        <w:rPr>
+          <w:rStyle w:val="VerbatimChar"/>
+        </w:rPr>
+        <w:t xml:space="preserve">SetupHighMem</w:t>
+      </w:r>
+      <w:r>
+        <w:t xml:space="preserve"> </w:t>
+      </w:r>
+      <w:r>
+        <w:t xml:space="preserve">already makes seg0 = [1 GB, min (RAM, 8 GB)). Onyx's</w:t>
+      </w:r>
+      <w:r>
+        <w:t xml:space="preserve"> </w:t>
+      </w:r>
+      <w:r>
+        <w:rPr>
+          <w:rStyle w:val="VerbatimChar"/>
+        </w:rPr>
+        <w:t xml:space="preserve">SetupHighMemAbove4G</w:t>
+      </w:r>
+      <w:r>
+        <w:t xml:space="preserve"> </w:t>
+      </w:r>
+      <w:r>
+        <w:t xml:space="preserve">(§15 and the high-memory patch) then found nothing above 8 GB in the device tree and its</w:t>
+      </w:r>
+      <w:r>
+        <w:t xml:space="preserve"> </w:t>
+      </w:r>
+      <w:r>
+        <w:t xml:space="preserve">fallback (B) registered [4 GB, 8 GB)</w:t>
+      </w:r>
+      <w:r>
+        <w:t xml:space="preserve"> </w:t>
+      </w:r>
+      <w:r>
+        <w:rPr>
+          <w:bCs/>
+          <w:b/>
+        </w:rPr>
+        <w:t xml:space="preserve">a second time</w:t>
+      </w:r>
+      <w:r>
+        <w:t xml:space="preserve">: two page allocators handing out the same frames on an</w:t>
+      </w:r>
+      <w:r>
+        <w:t xml:space="preserve"> </w:t>
+      </w:r>
+      <w:r>
+        <w:t xml:space="preserve">8 GB board.</w:t>
+      </w:r>
+    </w:p>
+    <w:p>
+      <w:pPr>
+        <w:pStyle w:val="BodyText"/>
+      </w:pPr>
+      <w:r>
+        <w:rPr>
+          <w:bCs/>
+          <w:b/>
+        </w:rPr>
+        <w:t xml:space="preserve">What.</w:t>
+      </w:r>
+      <w:r>
+        <w:t xml:space="preserve"> </w:t>
+      </w:r>
+      <w:r>
+        <w:rPr>
+          <w:rStyle w:val="VerbatimChar"/>
+        </w:rPr>
+        <w:t xml:space="preserve">lib/memory64.cpp</w:t>
+      </w:r>
+      <w:r>
+        <w:t xml:space="preserve">, under</w:t>
+      </w:r>
+      <w:r>
+        <w:t xml:space="preserve"> </w:t>
+      </w:r>
+      <w:r>
+        <w:rPr>
+          <w:rStyle w:val="VerbatimChar"/>
+        </w:rPr>
+        <w:t xml:space="preserve">#if RASPPI &gt;= 5</w:t>
+      </w:r>
+      <w:r>
+        <w:t xml:space="preserve">:</w:t>
+      </w:r>
+      <w:r>
+        <w:t xml:space="preserve"> </w:t>
+      </w:r>
+      <w:r>
+        <w:rPr>
+          <w:rStyle w:val="VerbatimChar"/>
+        </w:rPr>
+        <w:t xml:space="preserve">SetupHighMem</w:t>
+      </w:r>
+      <w:r>
+        <w:t xml:space="preserve"> </w:t>
+      </w:r>
+      <w:r>
+        <w:t xml:space="preserve">takes the crash record's 64 KB</w:t>
+      </w:r>
+      <w:r>
+        <w:t xml:space="preserve"> </w:t>
+      </w:r>
+      <w:r>
+        <w:t xml:space="preserve">(</w:t>
+      </w:r>
+      <w:r>
+        <w:rPr>
+          <w:rStyle w:val="VerbatimChar"/>
+        </w:rPr>
+        <w:t xml:space="preserve">ONYX_CRASH_AREA_SIZE</w:t>
+      </w:r>
+      <w:r>
+        <w:t xml:space="preserve">,</w:t>
+      </w:r>
+      <w:r>
+        <w:t xml:space="preserve"> </w:t>
+      </w:r>
+      <w:r>
+        <w:rPr>
+          <w:rStyle w:val="VerbatimChar"/>
+        </w:rPr>
+        <w:t xml:space="preserve">g_ulOnyxCrashArea</w:t>
+      </w:r>
+      <w:r>
+        <w:t xml:space="preserve">) from seg0's top, and</w:t>
+      </w:r>
+      <w:r>
+        <w:t xml:space="preserve"> </w:t>
+      </w:r>
+      <w:r>
+        <w:rPr>
+          <w:rStyle w:val="VerbatimChar"/>
+        </w:rPr>
+        <w:t xml:space="preserve">SetupHighMemAbove4G</w:t>
+      </w:r>
+      <w:r>
+        <w:t xml:space="preserve"> </w:t>
+      </w:r>
+      <w:r>
+        <w:t xml:space="preserve">is not called. RAM</w:t>
+      </w:r>
+      <w:r>
+        <w:t xml:space="preserve"> </w:t>
+      </w:r>
+      <w:r>
+        <w:t xml:space="preserve">above 8 GB (a 16 GB board) stays unused until the Pi 5's user window moves above it (docs/PI5-PORT.md §5.2,</w:t>
+      </w:r>
+      <w:r>
+        <w:t xml:space="preserve"> </w:t>
+      </w:r>
+      <w:r>
+        <w:t xml:space="preserve">policy B).</w:t>
+      </w:r>
+      <w:r>
+        <w:t xml:space="preserve"> </w:t>
+      </w:r>
+      <w:r>
+        <w:rPr>
+          <w:rStyle w:val="VerbatimChar"/>
+        </w:rPr>
+        <w:t xml:space="preserve">g_ulOnyxCrashArea</w:t>
+      </w:r>
+      <w:r>
+        <w:t xml:space="preserve"> </w:t>
+      </w:r>
+      <w:r>
+        <w:t xml:space="preserve">is defined before</w:t>
+      </w:r>
+      <w:r>
+        <w:t xml:space="preserve"> </w:t>
+      </w:r>
+      <w:r>
+        <w:rPr>
+          <w:rStyle w:val="VerbatimChar"/>
+        </w:rPr>
+        <w:t xml:space="preserve">SetupHighMem</w:t>
+      </w:r>
+      <w:r>
+        <w:t xml:space="preserve"> </w:t>
+      </w:r>
+      <w:r>
+        <w:t xml:space="preserve">now. The Pi 4's code is unchanged (its object</w:t>
+      </w:r>
+      <w:r>
+        <w:t xml:space="preserve"> </w:t>
+      </w:r>
+      <w:r>
+        <w:t xml:space="preserve">differs only by the</w:t>
+      </w:r>
+      <w:r>
+        <w:t xml:space="preserve"> </w:t>
+      </w:r>
+      <w:r>
+        <w:rPr>
+          <w:rStyle w:val="VerbatimChar"/>
+        </w:rPr>
+        <w:t xml:space="preserve">assert</w:t>
+      </w:r>
+      <w:r>
+        <w:t xml:space="preserve"> </w:t>
+      </w:r>
+      <w:r>
+        <w:t xml:space="preserve">line numbers). Fork commit</w:t>
+      </w:r>
+      <w:r>
+        <w:t xml:space="preserve"> </w:t>
+      </w:r>
+      <w:r>
+        <w:rPr>
+          <w:rStyle w:val="VerbatimChar"/>
+        </w:rPr>
+        <w:t xml:space="preserve">065871f9</w:t>
+      </w:r>
+      <w:r>
+        <w:t xml:space="preserve">; built in</w:t>
+      </w:r>
+      <w:r>
+        <w:t xml:space="preserve"> </w:t>
+      </w:r>
+      <w:r>
+        <w:rPr>
+          <w:rStyle w:val="VerbatimChar"/>
+        </w:rPr>
+        <w:t xml:space="preserve">circle5/</w:t>
+      </w:r>
+      <w:r>
+        <w:t xml:space="preserve"> </w:t>
+      </w:r>
+      <w:r>
+        <w:t xml:space="preserve">by</w:t>
+      </w:r>
+      <w:r>
+        <w:t xml:space="preserve"> </w:t>
+      </w:r>
+      <w:r>
+        <w:rPr>
+          <w:rStyle w:val="VerbatimChar"/>
+        </w:rPr>
+        <w:t xml:space="preserve">tools/pi5/circle5.sh</w:t>
+      </w:r>
+      <w:r>
+        <w:t xml:space="preserve">.</w:t>
+      </w:r>
+      <w:r>
+        <w:t xml:space="preserve"> </w:t>
+      </w:r>
+      <w:r>
+        <w:rPr>
+          <w:bCs/>
+          <w:b/>
+        </w:rPr>
+        <w:t xml:space="preserve">Not tested on a Pi 5 yet.</w:t>
+      </w:r>
+    </w:p>
+    <w:bookmarkEnd w:id="54"/>
+    <w:bookmarkStart w:id="56" w:name="contributions-to-upstream-circle"/>
+    <w:p>
+      <w:pPr>
+        <w:pStyle w:val="Heading2"/>
+      </w:pPr>
+      <w:r>
+        <w:t xml:space="preserve">Contributions to upstream Circle</w:t>
+      </w:r>
+    </w:p>
+    <w:p>
+      <w:pPr>
+        <w:pStyle w:val="FirstParagraph"/>
+      </w:pPr>
+      <w:r>
         <w:t xml:space="preserve">The fork's changes useful to every Circle user are prepared as clean pull-request branches on</w:t>
       </w:r>
       <w:r>
@@ -18820,7 +19219,7 @@
       <w:r>
         <w:t xml:space="preserve"> </w:t>
       </w:r>
-      <w:hyperlink r:id="rId54">
+      <w:hyperlink r:id="rId55">
         <w:r>
           <w:rPr>
             <w:rStyle w:val="VerbatimChar"/>
@@ -18832,8 +19231,8 @@
         <w:t xml:space="preserve">.</w:t>
       </w:r>
     </w:p>
-    <w:bookmarkEnd w:id="55"/>
-    <w:bookmarkStart w:id="56" w:name="updating-the-fork-submodule"/>
+    <w:bookmarkEnd w:id="56"/>
+    <w:bookmarkStart w:id="57" w:name="updating-the-fork-submodule"/>
     <w:p>
       <w:pPr>
         <w:pStyle w:val="Heading2"/>
@@ -18988,7 +19387,7 @@
         <w:t xml:space="preserve">"Bump circle submodule"</w:t>
       </w:r>
     </w:p>
-    <w:bookmarkEnd w:id="56"/>
+    <w:bookmarkEnd w:id="57"/>
     <w:sectPr>
       <w:footerReference r:id="rId9" w:type="default"/>
       <w:footnotePr>

--- a/docs/exports/05-CIRCLE-CHANGES.docx
+++ b/docs/exports/05-CIRCLE-CHANGES.docx
@@ -202,25 +202,56 @@
           <w:bCs/>
           <w:b/>
         </w:rPr>
+        <w:t xml:space="preserve">Step51.1.1</w:t>
+      </w:r>
+      <w:r>
+        <w:t xml:space="preserve"> </w:t>
+      </w:r>
+      <w:r>
+        <w:t xml:space="preserve">(remote</w:t>
+      </w:r>
+      <w:r>
+        <w:t xml:space="preserve"> </w:t>
+      </w:r>
+      <w:r>
+        <w:rPr>
+          <w:rStyle w:val="VerbatimChar"/>
+        </w:rPr>
+        <w:t xml:space="preserve">upstream</w:t>
+      </w:r>
+      <w:r>
+        <w:t xml:space="preserve">) —</w:t>
+      </w:r>
+      <w:r>
+        <w:t xml:space="preserve"> </w:t>
+      </w:r>
+      <w:r>
+        <w:rPr>
+          <w:rStyle w:val="VerbatimChar"/>
+        </w:rPr>
         <w:t xml:space="preserve">Step51</w:t>
       </w:r>
       <w:r>
         <w:t xml:space="preserve"> </w:t>
       </w:r>
       <w:r>
-        <w:t xml:space="preserve">(remote</w:t>
-      </w:r>
-      <w:r>
-        <w:t xml:space="preserve"> </w:t>
-      </w:r>
-      <w:r>
-        <w:rPr>
-          <w:rStyle w:val="VerbatimChar"/>
-        </w:rPr>
-        <w:t xml:space="preserve">upstream</w:t>
-      </w:r>
-      <w:r>
-        <w:t xml:space="preserve">).</w:t>
+        <w:t xml:space="preserve">until 2026-10-09, when upstream's 51.1 and 51.1.1 were merged in (see</w:t>
+      </w:r>
+      <w:r>
+        <w:t xml:space="preserve"> </w:t>
+      </w:r>
+      <w:r>
+        <w:rPr>
+          <w:iCs/>
+          <w:i/>
+        </w:rPr>
+        <w:t xml:space="preserve">Upstream merges</w:t>
+      </w:r>
+      <w:r>
+        <w:t xml:space="preserve"> </w:t>
+      </w:r>
+      <w:r>
+        <w:t xml:space="preserve">below).</w:t>
       </w:r>
     </w:p>
     <w:p>
@@ -267,28 +298,7 @@
         <w:pStyle w:val="FirstParagraph"/>
       </w:pPr>
       <w:r>
-        <w:t xml:space="preserve">The patches on top of</w:t>
-      </w:r>
-      <w:r>
-        <w:t xml:space="preserve"> </w:t>
-      </w:r>
-      <w:r>
-        <w:rPr>
-          <w:rStyle w:val="VerbatimChar"/>
-        </w:rPr>
-        <w:t xml:space="preserve">Step51</w:t>
-      </w:r>
-      <w:r>
-        <w:t xml:space="preserve"> </w:t>
-      </w:r>
-      <w:r>
-        <w:t xml:space="preserve">are small and surgical. The diffs below are the exact output</w:t>
-      </w:r>
-      <w:r>
-        <w:t xml:space="preserve"> </w:t>
-      </w:r>
-      <w:r>
-        <w:t xml:space="preserve">of</w:t>
+        <w:t xml:space="preserve">The patches on top of upstream are small and surgical. The diffs below are the output of</w:t>
       </w:r>
       <w:r>
         <w:t xml:space="preserve"> </w:t>
@@ -315,7 +325,28 @@
         <w:t xml:space="preserve">circle/</w:t>
       </w:r>
       <w:r>
-        <w:t xml:space="preserve">. To reproduce:</w:t>
+        <w:t xml:space="preserve"> </w:t>
+      </w:r>
+      <w:r>
+        <w:t xml:space="preserve">at the time each was written (since the merge of 51.1.1, compare</w:t>
+      </w:r>
+      <w:r>
+        <w:t xml:space="preserve"> </w:t>
+      </w:r>
+      <w:r>
+        <w:t xml:space="preserve">with</w:t>
+      </w:r>
+      <w:r>
+        <w:t xml:space="preserve"> </w:t>
+      </w:r>
+      <w:r>
+        <w:rPr>
+          <w:rStyle w:val="VerbatimChar"/>
+        </w:rPr>
+        <w:t xml:space="preserve">Step51.1.1</w:t>
+      </w:r>
+      <w:r>
+        <w:t xml:space="preserve">). To reproduce:</w:t>
       </w:r>
     </w:p>
     <w:p>
@@ -401,7 +432,19 @@
         <w:rPr>
           <w:rStyle w:val="NormalTok"/>
         </w:rPr>
-        <w:t xml:space="preserve"> Step51..onyx</w:t>
+        <w:t xml:space="preserve"> </w:t>
+      </w:r>
+      <w:r>
+        <w:rPr>
+          <w:rStyle w:val="AttributeTok"/>
+        </w:rPr>
+        <w:t xml:space="preserve">--no-merges</w:t>
+      </w:r>
+      <w:r>
+        <w:rPr>
+          <w:rStyle w:val="NormalTok"/>
+        </w:rPr>
+        <w:t xml:space="preserve"> Step51.1.1..onyx</w:t>
       </w:r>
       <w:r>
         <w:br/>
@@ -428,7 +471,7 @@
         <w:rPr>
           <w:rStyle w:val="NormalTok"/>
         </w:rPr>
-        <w:t xml:space="preserve"> circle diff Step51..onyx</w:t>
+        <w:t xml:space="preserve"> circle diff Step51.1.1..onyx</w:t>
       </w:r>
     </w:p>
     <w:p>
@@ -19232,7 +19275,382 @@
       </w:r>
     </w:p>
     <w:bookmarkEnd w:id="56"/>
-    <w:bookmarkStart w:id="57" w:name="updating-the-fork-submodule"/>
+    <w:bookmarkStart w:id="57" w:name="upstream-merges"/>
+    <w:p>
+      <w:pPr>
+        <w:pStyle w:val="Heading2"/>
+      </w:pPr>
+      <w:r>
+        <w:t xml:space="preserve">Upstream merges</w:t>
+      </w:r>
+    </w:p>
+    <w:p>
+      <w:pPr>
+        <w:pStyle w:val="FirstParagraph"/>
+      </w:pPr>
+      <w:r>
+        <w:rPr>
+          <w:bCs/>
+          <w:b/>
+        </w:rPr>
+        <w:t xml:space="preserve">2026-10-09: Circle 51.1 and 51.1.1</w:t>
+      </w:r>
+      <w:r>
+        <w:t xml:space="preserve"> </w:t>
+      </w:r>
+      <w:r>
+        <w:t xml:space="preserve">(84 upstream commits after</w:t>
+      </w:r>
+      <w:r>
+        <w:t xml:space="preserve"> </w:t>
+      </w:r>
+      <w:r>
+        <w:rPr>
+          <w:rStyle w:val="VerbatimChar"/>
+        </w:rPr>
+        <w:t xml:space="preserve">Step51</w:t>
+      </w:r>
+      <w:r>
+        <w:t xml:space="preserve">, merge</w:t>
+      </w:r>
+      <w:r>
+        <w:t xml:space="preserve"> </w:t>
+      </w:r>
+      <w:r>
+        <w:rPr>
+          <w:rStyle w:val="VerbatimChar"/>
+        </w:rPr>
+        <w:t xml:space="preserve">c06e5a52</w:t>
+      </w:r>
+      <w:r>
+        <w:t xml:space="preserve">). What Onyx gains:</w:t>
+      </w:r>
+      <w:r>
+        <w:t xml:space="preserve"> </w:t>
+      </w:r>
+      <w:r>
+        <w:t xml:space="preserve">the xHCI endpoint recovered from Halted after a transfer error (#704: the Pi 4's and the Pi 5's USB); transient HID</w:t>
+      </w:r>
+      <w:r>
+        <w:t xml:space="preserve"> </w:t>
+      </w:r>
+      <w:r>
+        <w:t xml:space="preserve">report errors tolerated, a generic HID mouse-shaped report taken as a mouse (#693); the 8BitDo controllers,</w:t>
+      </w:r>
+      <w:r>
+        <w:t xml:space="preserve"> </w:t>
+      </w:r>
+      <w:r>
+        <w:t xml:space="preserve">keyboards and Wireless Adapter 2, the Xbox 360 wireless receiver (and clones); Wi-Fi: the eero 7 routers (#696) and</w:t>
+      </w:r>
+      <w:r>
+        <w:t xml:space="preserve"> </w:t>
+      </w:r>
+      <w:r>
+        <w:t xml:space="preserve">the hidden networks (hostap at</w:t>
+      </w:r>
+      <w:r>
+        <w:t xml:space="preserve"> </w:t>
+      </w:r>
+      <w:r>
+        <w:rPr>
+          <w:rStyle w:val="VerbatimChar"/>
+        </w:rPr>
+        <w:t xml:space="preserve">circle-step51.1</w:t>
+      </w:r>
+      <w:r>
+        <w:t xml:space="preserve">); FatFs R0.16 patch 2 (the Onyx patches merged automatically:</w:t>
+      </w:r>
+      <w:r>
+        <w:t xml:space="preserve"> </w:t>
+      </w:r>
+      <w:r>
+        <w:rPr>
+          <w:rStyle w:val="VerbatimChar"/>
+        </w:rPr>
+        <w:t xml:space="preserve">tools/tests/run_fs_test.sh</w:t>
+      </w:r>
+      <w:r>
+        <w:t xml:space="preserve"> </w:t>
+      </w:r>
+      <w:r>
+        <w:t xml:space="preserve">passes); the lost wake-up of</w:t>
+      </w:r>
+      <w:r>
+        <w:t xml:space="preserve"> </w:t>
+      </w:r>
+      <w:r>
+        <w:rPr>
+          <w:rStyle w:val="VerbatimChar"/>
+        </w:rPr>
+        <w:t xml:space="preserve">CSynchronizationEvent</w:t>
+      </w:r>
+      <w:r>
+        <w:t xml:space="preserve"> </w:t>
+      </w:r>
+      <w:r>
+        <w:t xml:space="preserve">(</w:t>
+      </w:r>
+      <w:r>
+        <w:rPr>
+          <w:rStyle w:val="VerbatimChar"/>
+        </w:rPr>
+        <w:t xml:space="preserve">BlockTask</w:t>
+      </w:r>
+      <w:r>
+        <w:t xml:space="preserve"> </w:t>
+      </w:r>
+      <w:r>
+        <w:t xml:space="preserve">checks the state under</w:t>
+      </w:r>
+      <w:r>
+        <w:t xml:space="preserve"> </w:t>
+      </w:r>
+      <w:r>
+        <w:t xml:space="preserve">its lock) —</w:t>
+      </w:r>
+      <w:r>
+        <w:t xml:space="preserve"> </w:t>
+      </w:r>
+      <w:r>
+        <w:rPr>
+          <w:bCs/>
+          <w:b/>
+        </w:rPr>
+        <w:t xml:space="preserve">ported into Onyx's own scheduler</w:t>
+      </w:r>
+      <w:r>
+        <w:t xml:space="preserve"> </w:t>
+      </w:r>
+      <w:r>
+        <w:t xml:space="preserve">(</w:t>
+      </w:r>
+      <w:r>
+        <w:rPr>
+          <w:rStyle w:val="VerbatimChar"/>
+        </w:rPr>
+        <w:t xml:space="preserve">kernel/sched/scheduler.cpp</w:t>
+      </w:r>
+      <w:r>
+        <w:t xml:space="preserve">,</w:t>
+      </w:r>
+      <w:r>
+        <w:t xml:space="preserve"> </w:t>
+      </w:r>
+      <w:r>
+        <w:rPr>
+          <w:rStyle w:val="VerbatimChar"/>
+        </w:rPr>
+        <w:t xml:space="preserve">kernel/compat/circle/sched/scheduler.h</w:t>
+      </w:r>
+      <w:r>
+        <w:t xml:space="preserve">:</w:t>
+      </w:r>
+      <w:r>
+        <w:t xml:space="preserve"> </w:t>
+      </w:r>
+      <w:r>
+        <w:t xml:space="preserve">it replaces Circle's); for the Pi 5: the official DSI touchscreens (</w:t>
+      </w:r>
+      <w:r>
+        <w:rPr>
+          <w:rStyle w:val="VerbatimChar"/>
+        </w:rPr>
+        <w:t xml:space="preserve">addon/rp1dsi</w:t>
+      </w:r>
+      <w:r>
+        <w:t xml:space="preserve">), the RP1's I2C buses 4 and 6.</w:t>
+      </w:r>
+      <w:r>
+        <w:t xml:space="preserve"> </w:t>
+      </w:r>
+      <w:r>
+        <w:t xml:space="preserve">Upstream's DWHCI /</w:t>
+      </w:r>
+      <w:r>
+        <w:t xml:space="preserve"> </w:t>
+      </w:r>
+      <w:r>
+        <w:rPr>
+          <w:rStyle w:val="VerbatimChar"/>
+        </w:rPr>
+        <w:t xml:space="preserve">usbboost</w:t>
+      </w:r>
+      <w:r>
+        <w:t xml:space="preserve"> </w:t>
+      </w:r>
+      <w:r>
+        <w:t xml:space="preserve">/ USB-MIDI work is for the Pi 1-3 only.</w:t>
+      </w:r>
+      <w:r>
+        <w:t xml:space="preserve"> </w:t>
+      </w:r>
+      <w:r>
+        <w:t xml:space="preserve">Three conflicts:</w:t>
+      </w:r>
+      <w:r>
+        <w:t xml:space="preserve"> </w:t>
+      </w:r>
+      <w:r>
+        <w:rPr>
+          <w:rStyle w:val="VerbatimChar"/>
+        </w:rPr>
+        <w:t xml:space="preserve">usbkeyboard.h</w:t>
+      </w:r>
+      <w:r>
+        <w:t xml:space="preserve"> </w:t>
+      </w:r>
+      <w:r>
+        <w:t xml:space="preserve">(our</w:t>
+      </w:r>
+      <w:r>
+        <w:t xml:space="preserve"> </w:t>
+      </w:r>
+      <w:r>
+        <w:rPr>
+          <w:rStyle w:val="VerbatimChar"/>
+        </w:rPr>
+        <w:t xml:space="preserve">GetKeyMap ()</w:t>
+      </w:r>
+      <w:r>
+        <w:t xml:space="preserve"> </w:t>
+      </w:r>
+      <w:r>
+        <w:t xml:space="preserve">beside upstream's protected</w:t>
+      </w:r>
+      <w:r>
+        <w:t xml:space="preserve"> </w:t>
+      </w:r>
+      <w:r>
+        <w:rPr>
+          <w:rStyle w:val="VerbatimChar"/>
+        </w:rPr>
+        <w:t xml:space="preserve">ConfigureKeyboard</w:t>
+      </w:r>
+      <w:r>
+        <w:t xml:space="preserve">),</w:t>
+      </w:r>
+      <w:r>
+        <w:t xml:space="preserve"> </w:t>
+      </w:r>
+      <w:r>
+        <w:rPr>
+          <w:rStyle w:val="VerbatimChar"/>
+        </w:rPr>
+        <w:t xml:space="preserve">ether4330.c</w:t>
+      </w:r>
+      <w:r>
+        <w:t xml:space="preserve"> </w:t>
+      </w:r>
+      <w:r>
+        <w:t xml:space="preserve">(our scan kept — both bands, the configured networks probed by name — with upstream's directed probe</w:t>
+      </w:r>
+      <w:r>
+        <w:t xml:space="preserve"> </w:t>
+      </w:r>
+      <w:r>
+        <w:t xml:space="preserve">for a hidden network added as one more name),</w:t>
+      </w:r>
+      <w:r>
+        <w:t xml:space="preserve"> </w:t>
+      </w:r>
+      <w:r>
+        <w:rPr>
+          <w:rStyle w:val="VerbatimChar"/>
+        </w:rPr>
+        <w:t xml:space="preserve">tcpconnection.cpp</w:t>
+      </w:r>
+      <w:r>
+        <w:t xml:space="preserve"> </w:t>
+      </w:r>
+      <w:r>
+        <w:t xml:space="preserve">(our duplicate-ACK test kept: patch 20, the same</w:t>
+      </w:r>
+      <w:r>
+        <w:t xml:space="preserve"> </w:t>
+      </w:r>
+      <w:r>
+        <w:t xml:space="preserve">RFC 5681 test without resetting the count on another segment). The keymap decoupling (patch 1) came through intact.</w:t>
+      </w:r>
+      <w:r>
+        <w:t xml:space="preserve"> </w:t>
+      </w:r>
+      <w:r>
+        <w:t xml:space="preserve">Tested on the PC (</w:t>
+      </w:r>
+      <w:r>
+        <w:rPr>
+          <w:rStyle w:val="VerbatimChar"/>
+        </w:rPr>
+        <w:t xml:space="preserve">run_fs_test.sh</w:t>
+      </w:r>
+      <w:r>
+        <w:t xml:space="preserve">,</w:t>
+      </w:r>
+      <w:r>
+        <w:t xml:space="preserve"> </w:t>
+      </w:r>
+      <w:r>
+        <w:rPr>
+          <w:rStyle w:val="VerbatimChar"/>
+        </w:rPr>
+        <w:t xml:space="preserve">run_circlenet_test.sh</w:t>
+      </w:r>
+      <w:r>
+        <w:t xml:space="preserve">,</w:t>
+      </w:r>
+      <w:r>
+        <w:t xml:space="preserve"> </w:t>
+      </w:r>
+      <w:r>
+        <w:rPr>
+          <w:rStyle w:val="VerbatimChar"/>
+        </w:rPr>
+        <w:t xml:space="preserve">run_ramfs_test.sh</w:t>
+      </w:r>
+      <w:r>
+        <w:t xml:space="preserve">,</w:t>
+      </w:r>
+      <w:r>
+        <w:t xml:space="preserve"> </w:t>
+      </w:r>
+      <w:r>
+        <w:rPr>
+          <w:rStyle w:val="VerbatimChar"/>
+        </w:rPr>
+        <w:t xml:space="preserve">run_gui_test.sh</w:t>
+      </w:r>
+      <w:r>
+        <w:t xml:space="preserve">,</w:t>
+      </w:r>
+      <w:r>
+        <w:t xml:space="preserve"> </w:t>
+      </w:r>
+      <w:r>
+        <w:rPr>
+          <w:rStyle w:val="VerbatimChar"/>
+        </w:rPr>
+        <w:t xml:space="preserve">run_gamepad_test.sh</w:t>
+      </w:r>
+      <w:r>
+        <w:t xml:space="preserve">);</w:t>
+      </w:r>
+      <w:r>
+        <w:t xml:space="preserve"> </w:t>
+      </w:r>
+      <w:r>
+        <w:rPr>
+          <w:bCs/>
+          <w:b/>
+        </w:rPr>
+        <w:t xml:space="preserve">to test on the Pi</w:t>
+      </w:r>
+      <w:r>
+        <w:t xml:space="preserve">: the Wi-Fi join, TCP (FTP, VNC), USB keyboards, mice and gamepads.</w:t>
+      </w:r>
+    </w:p>
+    <w:bookmarkEnd w:id="57"/>
+    <w:bookmarkStart w:id="58" w:name="updating-the-fork-submodule"/>
     <w:p>
       <w:pPr>
         <w:pStyle w:val="Heading2"/>
@@ -19249,7 +19667,16 @@
         <w:rPr>
           <w:rStyle w:val="CommentTok"/>
         </w:rPr>
-        <w:t xml:space="preserve"># rebase the Onyx patches onto a newer upstream, inside the submodule:</w:t>
+        <w:t xml:space="preserve"># merge a newer upstream into the Onyx branch, inside the submodule (a merge, not a rebase: the</w:t>
+      </w:r>
+      <w:r>
+        <w:br/>
+      </w:r>
+      <w:r>
+        <w:rPr>
+          <w:rStyle w:val="CommentTok"/>
+        </w:rPr>
+        <w:t xml:space="preserve"># branch is published and the superproject pins its commits):</w:t>
       </w:r>
       <w:r>
         <w:br/>
@@ -19276,7 +19703,13 @@
         <w:rPr>
           <w:rStyle w:val="NormalTok"/>
         </w:rPr>
-        <w:t xml:space="preserve"> circle fetch upstream</w:t>
+        <w:t xml:space="preserve"> circle fetch upstream </w:t>
+      </w:r>
+      <w:r>
+        <w:rPr>
+          <w:rStyle w:val="AttributeTok"/>
+        </w:rPr>
+        <w:t xml:space="preserve">--tags</w:t>
       </w:r>
       <w:r>
         <w:br/>
@@ -19303,7 +19736,7 @@
         <w:rPr>
           <w:rStyle w:val="NormalTok"/>
         </w:rPr>
-        <w:t xml:space="preserve"> circle rebase upstream/master onyx     </w:t>
+        <w:t xml:space="preserve"> circle merge upstream/master            </w:t>
       </w:r>
       <w:r>
         <w:rPr>
@@ -19318,6 +19751,15 @@
         <w:rPr>
           <w:rStyle w:val="CommentTok"/>
         </w:rPr>
+        <w:t xml:space="preserve"># then the skill resync-circle-keymap-patch (the keymap decoupling), and the Pi 5's tree: sh tools/pi5/circle5.sh</w:t>
+      </w:r>
+      <w:r>
+        <w:br/>
+      </w:r>
+      <w:r>
+        <w:rPr>
+          <w:rStyle w:val="CommentTok"/>
+        </w:rPr>
         <w:t xml:space="preserve"># rebuild the affected libraries: libcircle (heap + page accounting), libinput (keymap)</w:t>
       </w:r>
       <w:r>
@@ -19387,7 +19829,7 @@
         <w:t xml:space="preserve">"Bump circle submodule"</w:t>
       </w:r>
     </w:p>
-    <w:bookmarkEnd w:id="57"/>
+    <w:bookmarkEnd w:id="58"/>
     <w:sectPr>
       <w:footerReference r:id="rId9" w:type="default"/>
       <w:footnotePr>

--- a/docs/exports/05-CIRCLE-CHANGES.docx
+++ b/docs/exports/05-CIRCLE-CHANGES.docx
@@ -19633,7 +19633,7 @@
         <w:t xml:space="preserve">run_gamepad_test.sh</w:t>
       </w:r>
       <w:r>
-        <w:t xml:space="preserve">);</w:t>
+        <w:t xml:space="preserve">).</w:t>
       </w:r>
       <w:r>
         <w:t xml:space="preserve"> </w:t>
@@ -19643,10 +19643,25 @@
           <w:bCs/>
           <w:b/>
         </w:rPr>
-        <w:t xml:space="preserve">to test on the Pi</w:t>
-      </w:r>
-      <w:r>
-        <w:t xml:space="preserve">: the Wi-Fi join, TCP (FTP, VNC), USB keyboards, mice and gamepads.</w:t>
+        <w:t xml:space="preserve">Tested on the Pi 4 (the user, 2026-10-09):</w:t>
+      </w:r>
+      <w:r>
+        <w:t xml:space="preserve"> </w:t>
+      </w:r>
+      <w:r>
+        <w:t xml:space="preserve">the Wi-Fi joins, TCP holds (YouTube audio</w:t>
+      </w:r>
+      <w:r>
+        <w:t xml:space="preserve"> </w:t>
+      </w:r>
+      <w:r>
+        <w:t xml:space="preserve">and video in Jet, a remote desktop session over rdpd), the Game Boy Color emulator plays with its sound. Not checked</w:t>
+      </w:r>
+      <w:r>
+        <w:t xml:space="preserve"> </w:t>
+      </w:r>
+      <w:r>
+        <w:t xml:space="preserve">yet: a keyboard unplugged and plugged again (its layout kept), the 8BitDo / Xbox 360 wireless devices.</w:t>
       </w:r>
     </w:p>
     <w:bookmarkEnd w:id="57"/>

--- a/docs/exports/05-CIRCLE-CHANGES.docx
+++ b/docs/exports/05-CIRCLE-CHANGES.docx
@@ -19195,13 +19195,13 @@
       </w:r>
     </w:p>
     <w:bookmarkEnd w:id="54"/>
-    <w:bookmarkStart w:id="56" w:name="contributions-to-upstream-circle"/>
+    <w:bookmarkStart w:id="55" w:name="Xbe51fd1a252362a28046ce5c066f62ff02bcefc"/>
     <w:p>
       <w:pPr>
         <w:pStyle w:val="Heading2"/>
       </w:pPr>
       <w:r>
-        <w:t xml:space="preserve">Contributions to upstream Circle</w:t>
+        <w:t xml:space="preserve">30. The net device chosen at run time</w:t>
       </w:r>
     </w:p>
     <w:p>
@@ -19209,6 +19209,280 @@
         <w:pStyle w:val="FirstParagraph"/>
       </w:pPr>
       <w:r>
+        <w:rPr>
+          <w:bCs/>
+          <w:b/>
+        </w:rPr>
+        <w:t xml:space="preserve">Why.</w:t>
+      </w:r>
+      <w:r>
+        <w:t xml:space="preserve"> </w:t>
+      </w:r>
+      <w:r>
+        <w:rPr>
+          <w:rStyle w:val="VerbatimChar"/>
+        </w:rPr>
+        <w:t xml:space="preserve">CNetSubSystem</w:t>
+      </w:r>
+      <w:r>
+        <w:t xml:space="preserve"> </w:t>
+      </w:r>
+      <w:r>
+        <w:t xml:space="preserve">is made once, in</w:t>
+      </w:r>
+      <w:r>
+        <w:t xml:space="preserve"> </w:t>
+      </w:r>
+      <w:r>
+        <w:rPr>
+          <w:rStyle w:val="VerbatimChar"/>
+        </w:rPr>
+        <w:t xml:space="preserve">CKernel</w:t>
+      </w:r>
+      <w:r>
+        <w:t xml:space="preserve">'s constructor, with its device type (Onyx: the WLAN). The</w:t>
+      </w:r>
+      <w:r>
+        <w:t xml:space="preserve"> </w:t>
+      </w:r>
+      <w:r>
+        <w:t xml:space="preserve">Pi 5 has Gigabit Ethernet (the RP1's MACB, which Circle drives): Onyx takes the cable when its link comes up at</w:t>
+      </w:r>
+      <w:r>
+        <w:t xml:space="preserve"> </w:t>
+      </w:r>
+      <w:r>
+        <w:t xml:space="preserve">boot, else the Wi-Fi (</w:t>
+      </w:r>
+      <w:r>
+        <w:rPr>
+          <w:rStyle w:val="VerbatimChar"/>
+        </w:rPr>
+        <w:t xml:space="preserve">system.ini</w:t>
+      </w:r>
+      <w:r>
+        <w:t xml:space="preserve"> </w:t>
+      </w:r>
+      <w:r>
+        <w:rPr>
+          <w:rStyle w:val="VerbatimChar"/>
+        </w:rPr>
+        <w:t xml:space="preserve">network = auto | ethernet | wlan</w:t>
+      </w:r>
+      <w:r>
+        <w:t xml:space="preserve">, docs/04) -- a choice made after the stack</w:t>
+      </w:r>
+      <w:r>
+        <w:t xml:space="preserve"> </w:t>
+      </w:r>
+      <w:r>
+        <w:t xml:space="preserve">is initialized, since the MACB is brought up by</w:t>
+      </w:r>
+      <w:r>
+        <w:t xml:space="preserve"> </w:t>
+      </w:r>
+      <w:r>
+        <w:rPr>
+          <w:rStyle w:val="VerbatimChar"/>
+        </w:rPr>
+        <w:t xml:space="preserve">CNetSubSystem::Initialize</w:t>
+      </w:r>
+      <w:r>
+        <w:t xml:space="preserve">.</w:t>
+      </w:r>
+    </w:p>
+    <w:p>
+      <w:pPr>
+        <w:pStyle w:val="BodyText"/>
+      </w:pPr>
+      <w:r>
+        <w:rPr>
+          <w:bCs/>
+          <w:b/>
+        </w:rPr>
+        <w:t xml:space="preserve">What.</w:t>
+      </w:r>
+      <w:r>
+        <w:t xml:space="preserve"> </w:t>
+      </w:r>
+      <w:r>
+        <w:rPr>
+          <w:rStyle w:val="VerbatimChar"/>
+        </w:rPr>
+        <w:t xml:space="preserve">CNetDeviceLayer::SetDeviceType (TNetDeviceType)</w:t>
+      </w:r>
+      <w:r>
+        <w:t xml:space="preserve"> </w:t>
+      </w:r>
+      <w:r>
+        <w:t xml:space="preserve">(</w:t>
+      </w:r>
+      <w:r>
+        <w:rPr>
+          <w:rStyle w:val="VerbatimChar"/>
+        </w:rPr>
+        <w:t xml:space="preserve">include/circle/net/netdevlayer.h</w:t>
+      </w:r>
+      <w:r>
+        <w:t xml:space="preserve">,</w:t>
+      </w:r>
+      <w:r>
+        <w:t xml:space="preserve"> </w:t>
+      </w:r>
+      <w:r>
+        <w:rPr>
+          <w:rStyle w:val="VerbatimChar"/>
+        </w:rPr>
+        <w:t xml:space="preserve">lib/net/netdevlayer.cpp</w:t>
+      </w:r>
+      <w:r>
+        <w:t xml:space="preserve">): the type set and the device forgotten, so the next</w:t>
+      </w:r>
+      <w:r>
+        <w:t xml:space="preserve"> </w:t>
+      </w:r>
+      <w:r>
+        <w:rPr>
+          <w:rStyle w:val="VerbatimChar"/>
+        </w:rPr>
+        <w:t xml:space="preserve">Process ()</w:t>
+      </w:r>
+      <w:r>
+        <w:t xml:space="preserve"> </w:t>
+      </w:r>
+      <w:r>
+        <w:t xml:space="preserve">looks it up again.</w:t>
+      </w:r>
+      <w:r>
+        <w:t xml:space="preserve"> </w:t>
+      </w:r>
+      <w:r>
+        <w:t xml:space="preserve">Called before the link is up (</w:t>
+      </w:r>
+      <w:r>
+        <w:rPr>
+          <w:rStyle w:val="VerbatimChar"/>
+        </w:rPr>
+        <w:t xml:space="preserve">CNetSubSystem::Process</w:t>
+      </w:r>
+      <w:r>
+        <w:t xml:space="preserve"> </w:t>
+      </w:r>
+      <w:r>
+        <w:t xml:space="preserve">starts the DHCP client on the first device running), so no</w:t>
+      </w:r>
+      <w:r>
+        <w:t xml:space="preserve"> </w:t>
+      </w:r>
+      <w:r>
+        <w:t xml:space="preserve">address was asked on the other one. The kernel (</w:t>
+      </w:r>
+      <w:r>
+        <w:rPr>
+          <w:rStyle w:val="VerbatimChar"/>
+        </w:rPr>
+        <w:t xml:space="preserve">kernel/kernel.cpp</w:t>
+      </w:r>
+      <w:r>
+        <w:t xml:space="preserve">,</w:t>
+      </w:r>
+      <w:r>
+        <w:t xml:space="preserve"> </w:t>
+      </w:r>
+      <w:r>
+        <w:rPr>
+          <w:rStyle w:val="VerbatimChar"/>
+        </w:rPr>
+        <w:t xml:space="preserve">CNetBringupTask</w:t>
+      </w:r>
+      <w:r>
+        <w:t xml:space="preserve">) calls it through</w:t>
+      </w:r>
+      <w:r>
+        <w:t xml:space="preserve"> </w:t>
+      </w:r>
+      <w:r>
+        <w:rPr>
+          <w:rStyle w:val="VerbatimChar"/>
+        </w:rPr>
+        <w:t xml:space="preserve">GetNetDeviceLayer ()</w:t>
+      </w:r>
+      <w:r>
+        <w:t xml:space="preserve">. Unused with</w:t>
+      </w:r>
+      <w:r>
+        <w:t xml:space="preserve"> </w:t>
+      </w:r>
+      <w:r>
+        <w:rPr>
+          <w:rStyle w:val="VerbatimChar"/>
+        </w:rPr>
+        <w:t xml:space="preserve">network = wlan</w:t>
+      </w:r>
+      <w:r>
+        <w:t xml:space="preserve"> </w:t>
+      </w:r>
+      <w:r>
+        <w:t xml:space="preserve">(the Pi 4's default): the Pi 4 runs as before.</w:t>
+      </w:r>
+      <w:r>
+        <w:t xml:space="preserve"> </w:t>
+      </w:r>
+      <w:r>
+        <w:rPr>
+          <w:bCs/>
+          <w:b/>
+        </w:rPr>
+        <w:t xml:space="preserve">Not tested on</w:t>
+      </w:r>
+      <w:r>
+        <w:rPr>
+          <w:bCs/>
+          <w:b/>
+        </w:rPr>
+        <w:t xml:space="preserve"> </w:t>
+      </w:r>
+      <w:r>
+        <w:rPr>
+          <w:bCs/>
+          <w:b/>
+        </w:rPr>
+        <w:t xml:space="preserve">a board yet.</w:t>
+      </w:r>
+      <w:r>
+        <w:t xml:space="preserve"> </w:t>
+      </w:r>
+      <w:r>
+        <w:t xml:space="preserve">Fork commit</w:t>
+      </w:r>
+      <w:r>
+        <w:t xml:space="preserve"> </w:t>
+      </w:r>
+      <w:r>
+        <w:rPr>
+          <w:rStyle w:val="VerbatimChar"/>
+        </w:rPr>
+        <w:t xml:space="preserve">ec821a94</w:t>
+      </w:r>
+      <w:r>
+        <w:t xml:space="preserve">.</w:t>
+      </w:r>
+    </w:p>
+    <w:bookmarkEnd w:id="55"/>
+    <w:bookmarkStart w:id="57" w:name="contributions-to-upstream-circle"/>
+    <w:p>
+      <w:pPr>
+        <w:pStyle w:val="Heading2"/>
+      </w:pPr>
+      <w:r>
+        <w:t xml:space="preserve">Contributions to upstream Circle</w:t>
+      </w:r>
+    </w:p>
+    <w:p>
+      <w:pPr>
+        <w:pStyle w:val="FirstParagraph"/>
+      </w:pPr>
+      <w:r>
         <w:t xml:space="preserve">The fork's changes useful to every Circle user are prepared as clean pull-request branches on</w:t>
       </w:r>
       <w:r>
@@ -19262,7 +19536,7 @@
       <w:r>
         <w:t xml:space="preserve"> </w:t>
       </w:r>
-      <w:hyperlink r:id="rId55">
+      <w:hyperlink r:id="rId56">
         <w:r>
           <w:rPr>
             <w:rStyle w:val="VerbatimChar"/>
@@ -19274,8 +19548,8 @@
         <w:t xml:space="preserve">.</w:t>
       </w:r>
     </w:p>
-    <w:bookmarkEnd w:id="56"/>
-    <w:bookmarkStart w:id="57" w:name="upstream-merges"/>
+    <w:bookmarkEnd w:id="57"/>
+    <w:bookmarkStart w:id="58" w:name="upstream-merges"/>
     <w:p>
       <w:pPr>
         <w:pStyle w:val="Heading2"/>
@@ -19664,8 +19938,8 @@
         <w:t xml:space="preserve">yet: a keyboard unplugged and plugged again (its layout kept), the 8BitDo / Xbox 360 wireless devices.</w:t>
       </w:r>
     </w:p>
-    <w:bookmarkEnd w:id="57"/>
-    <w:bookmarkStart w:id="58" w:name="updating-the-fork-submodule"/>
+    <w:bookmarkEnd w:id="58"/>
+    <w:bookmarkStart w:id="59" w:name="updating-the-fork-submodule"/>
     <w:p>
       <w:pPr>
         <w:pStyle w:val="Heading2"/>
@@ -19844,7 +20118,7 @@
         <w:t xml:space="preserve">"Bump circle submodule"</w:t>
       </w:r>
     </w:p>
-    <w:bookmarkEnd w:id="58"/>
+    <w:bookmarkEnd w:id="59"/>
     <w:sectPr>
       <w:footerReference r:id="rId9" w:type="default"/>
       <w:footnotePr>

--- a/docs/exports/05-CIRCLE-CHANGES.docx
+++ b/docs/exports/05-CIRCLE-CHANGES.docx
@@ -30,8 +30,8 @@
       </w:r>
       <w:r>
         <w:rPr>
+          <w:b/>
           <w:bCs/>
-          <w:b/>
         </w:rPr>
         <w:t xml:space="preserve">Circle</w:t>
       </w:r>
@@ -41,7 +41,7 @@
       <w:r>
         <w:t xml:space="preserve">(</w:t>
       </w:r>
-      <w:hyperlink r:id="rId20">
+      <w:hyperlink r:id="rId18">
         <w:r>
           <w:rPr>
             <w:rStyle w:val="Hyperlink"/>
@@ -69,21 +69,21 @@
       </w:r>
       <w:r>
         <w:rPr>
+          <w:b/>
           <w:bCs/>
+        </w:rPr>
+        <w:t xml:space="preserve">fork</w:t>
+      </w:r>
+      <w:r>
+        <w:t xml:space="preserve">, pulled in as a</w:t>
+      </w:r>
+      <w:r>
+        <w:t xml:space="preserve"> </w:t>
+      </w:r>
+      <w:r>
+        <w:rPr>
           <w:b/>
-        </w:rPr>
-        <w:t xml:space="preserve">fork</w:t>
-      </w:r>
-      <w:r>
-        <w:t xml:space="preserve">, pulled in as a</w:t>
-      </w:r>
-      <w:r>
-        <w:t xml:space="preserve"> </w:t>
-      </w:r>
-      <w:r>
-        <w:rPr>
           <w:bCs/>
-          <w:b/>
         </w:rPr>
         <w:t xml:space="preserve">git submodule</w:t>
       </w:r>
@@ -93,72 +93,72 @@
     </w:p>
     <w:p>
       <w:pPr>
+        <w:pStyle w:val="Compact"/>
         <w:numPr>
           <w:ilvl w:val="0"/>
           <w:numId w:val="1001"/>
         </w:numPr>
-        <w:pStyle w:val="Compact"/>
       </w:pPr>
       <w:r>
         <w:rPr>
+          <w:b/>
           <w:bCs/>
+        </w:rPr>
+        <w:t xml:space="preserve">Submodule:</w:t>
+      </w:r>
+      <w:r>
+        <w:t xml:space="preserve"> </w:t>
+      </w:r>
+      <w:r>
+        <w:rPr>
+          <w:rStyle w:val="VerbatimChar"/>
+        </w:rPr>
+        <w:t xml:space="preserve">circle/</w:t>
+      </w:r>
+      <w:r>
+        <w:t xml:space="preserve"> </w:t>
+      </w:r>
+      <w:r>
+        <w:t xml:space="preserve">→</w:t>
+      </w:r>
+      <w:r>
+        <w:t xml:space="preserve"> </w:t>
+      </w:r>
+      <w:r>
+        <w:rPr>
+          <w:rStyle w:val="VerbatimChar"/>
+        </w:rPr>
+        <w:t xml:space="preserve">https://github.com/stephaneweg/circle.git</w:t>
+      </w:r>
+      <w:r>
+        <w:t xml:space="preserve"> </w:t>
+      </w:r>
+      <w:r>
+        <w:t xml:space="preserve">(</w:t>
+      </w:r>
+      <w:r>
+        <w:rPr>
+          <w:rStyle w:val="VerbatimChar"/>
+        </w:rPr>
+        <w:t xml:space="preserve">.gitmodules</w:t>
+      </w:r>
+      <w:r>
+        <w:t xml:space="preserve">),</w:t>
+      </w:r>
+      <w:r>
+        <w:t xml:space="preserve"> </w:t>
+      </w:r>
+      <w:r>
+        <w:t xml:space="preserve">branch</w:t>
+      </w:r>
+      <w:r>
+        <w:t xml:space="preserve"> </w:t>
+      </w:r>
+      <w:r>
+        <w:rPr>
+          <w:rStyle w:val="VerbatimChar"/>
           <w:b/>
-        </w:rPr>
-        <w:t xml:space="preserve">Submodule:</w:t>
-      </w:r>
-      <w:r>
-        <w:t xml:space="preserve"> </w:t>
-      </w:r>
-      <w:r>
-        <w:rPr>
-          <w:rStyle w:val="VerbatimChar"/>
-        </w:rPr>
-        <w:t xml:space="preserve">circle/</w:t>
-      </w:r>
-      <w:r>
-        <w:t xml:space="preserve"> </w:t>
-      </w:r>
-      <w:r>
-        <w:t xml:space="preserve">→</w:t>
-      </w:r>
-      <w:r>
-        <w:t xml:space="preserve"> </w:t>
-      </w:r>
-      <w:r>
-        <w:rPr>
-          <w:rStyle w:val="VerbatimChar"/>
-        </w:rPr>
-        <w:t xml:space="preserve">https://github.com/stephaneweg/circle.git</w:t>
-      </w:r>
-      <w:r>
-        <w:t xml:space="preserve"> </w:t>
-      </w:r>
-      <w:r>
-        <w:t xml:space="preserve">(</w:t>
-      </w:r>
-      <w:r>
-        <w:rPr>
-          <w:rStyle w:val="VerbatimChar"/>
-        </w:rPr>
-        <w:t xml:space="preserve">.gitmodules</w:t>
-      </w:r>
-      <w:r>
-        <w:t xml:space="preserve">),</w:t>
-      </w:r>
-      <w:r>
-        <w:t xml:space="preserve"> </w:t>
-      </w:r>
-      <w:r>
-        <w:t xml:space="preserve">branch</w:t>
-      </w:r>
-      <w:r>
-        <w:t xml:space="preserve"> </w:t>
-      </w:r>
-      <w:r>
-        <w:rPr>
-          <w:rStyle w:val="VerbatimChar"/>
           <w:bCs/>
-          <w:b/>
         </w:rPr>
         <w:t xml:space="preserve">onyx</w:t>
       </w:r>
@@ -168,39 +168,39 @@
     </w:p>
     <w:p>
       <w:pPr>
+        <w:pStyle w:val="Compact"/>
         <w:numPr>
           <w:ilvl w:val="0"/>
           <w:numId w:val="1001"/>
         </w:numPr>
-        <w:pStyle w:val="Compact"/>
       </w:pPr>
       <w:r>
         <w:rPr>
+          <w:b/>
           <w:bCs/>
+        </w:rPr>
+        <w:t xml:space="preserve">Upstream base:</w:t>
+      </w:r>
+      <w:r>
+        <w:t xml:space="preserve"> </w:t>
+      </w:r>
+      <w:r>
+        <w:rPr>
+          <w:rStyle w:val="VerbatimChar"/>
+        </w:rPr>
+        <w:t xml:space="preserve">https://github.com/rsta2/circle.git</w:t>
+      </w:r>
+      <w:r>
+        <w:t xml:space="preserve">, tag</w:t>
+      </w:r>
+      <w:r>
+        <w:t xml:space="preserve"> </w:t>
+      </w:r>
+      <w:r>
+        <w:rPr>
+          <w:rStyle w:val="VerbatimChar"/>
           <w:b/>
-        </w:rPr>
-        <w:t xml:space="preserve">Upstream base:</w:t>
-      </w:r>
-      <w:r>
-        <w:t xml:space="preserve"> </w:t>
-      </w:r>
-      <w:r>
-        <w:rPr>
-          <w:rStyle w:val="VerbatimChar"/>
-        </w:rPr>
-        <w:t xml:space="preserve">https://github.com/rsta2/circle.git</w:t>
-      </w:r>
-      <w:r>
-        <w:t xml:space="preserve">, tag</w:t>
-      </w:r>
-      <w:r>
-        <w:t xml:space="preserve"> </w:t>
-      </w:r>
-      <w:r>
-        <w:rPr>
-          <w:rStyle w:val="VerbatimChar"/>
           <w:bCs/>
-          <w:b/>
         </w:rPr>
         <w:t xml:space="preserve">Step51.1.1</w:t>
       </w:r>
@@ -242,8 +242,8 @@
       </w:r>
       <w:r>
         <w:rPr>
+          <w:i/>
           <w:iCs/>
-          <w:i/>
         </w:rPr>
         <w:t xml:space="preserve">Upstream merges</w:t>
       </w:r>
@@ -256,11 +256,11 @@
     </w:p>
     <w:p>
       <w:pPr>
+        <w:pStyle w:val="Compact"/>
         <w:numPr>
           <w:ilvl w:val="0"/>
           <w:numId w:val="1001"/>
         </w:numPr>
-        <w:pStyle w:val="Compact"/>
       </w:pPr>
       <w:r>
         <w:t xml:space="preserve">The superproject pins a specific fork commit;</w:t>
@@ -480,48 +480,48 @@
       </w:pPr>
       <w:r>
         <w:rPr>
+          <w:b/>
           <w:bCs/>
+        </w:rPr>
+        <w:t xml:space="preserve">Design rule.</w:t>
+      </w:r>
+      <w:r>
+        <w:t xml:space="preserve"> </w:t>
+      </w:r>
+      <w:r>
+        <w:t xml:space="preserve">Patch Circle as little as possible. When a change can be header-only (no</w:t>
+      </w:r>
+      <w:r>
+        <w:t xml:space="preserve"> </w:t>
+      </w:r>
+      <w:r>
+        <w:t xml:space="preserve">library rebuild), it is. Anything that can live in our own kernel instead (for example the</w:t>
+      </w:r>
+      <w:r>
+        <w:t xml:space="preserve"> </w:t>
+      </w:r>
+      <w:r>
+        <w:t xml:space="preserve">cooked-mouse changed-button handling, done in</w:t>
+      </w:r>
+      <w:r>
+        <w:t xml:space="preserve"> </w:t>
+      </w:r>
+      <w:r>
+        <w:rPr>
+          <w:rStyle w:val="VerbatimChar"/>
+        </w:rPr>
+        <w:t xml:space="preserve">kernel/</w:t>
+      </w:r>
+      <w:r>
+        <w:t xml:space="preserve">'s mouse stub) is</w:t>
+      </w:r>
+      <w:r>
+        <w:t xml:space="preserve"> </w:t>
+      </w:r>
+      <w:r>
+        <w:rPr>
           <w:b/>
-        </w:rPr>
-        <w:t xml:space="preserve">Design rule.</w:t>
-      </w:r>
-      <w:r>
-        <w:t xml:space="preserve"> </w:t>
-      </w:r>
-      <w:r>
-        <w:t xml:space="preserve">Patch Circle as little as possible. When a change can be header-only (no</w:t>
-      </w:r>
-      <w:r>
-        <w:t xml:space="preserve"> </w:t>
-      </w:r>
-      <w:r>
-        <w:t xml:space="preserve">library rebuild), it is. Anything that can live in our own kernel instead (for example the</w:t>
-      </w:r>
-      <w:r>
-        <w:t xml:space="preserve"> </w:t>
-      </w:r>
-      <w:r>
-        <w:t xml:space="preserve">cooked-mouse changed-button handling, done in</w:t>
-      </w:r>
-      <w:r>
-        <w:t xml:space="preserve"> </w:t>
-      </w:r>
-      <w:r>
-        <w:rPr>
-          <w:rStyle w:val="VerbatimChar"/>
-        </w:rPr>
-        <w:t xml:space="preserve">kernel/</w:t>
-      </w:r>
-      <w:r>
-        <w:t xml:space="preserve">'s mouse stub) is</w:t>
-      </w:r>
-      <w:r>
-        <w:t xml:space="preserve"> </w:t>
-      </w:r>
-      <w:r>
-        <w:rPr>
           <w:bCs/>
-          <w:b/>
         </w:rPr>
         <w:t xml:space="preserve">not</w:t>
       </w:r>
@@ -552,7 +552,7 @@
         <w:t xml:space="preserve">"Onyx" — cosmetic only.</w:t>
       </w:r>
     </w:p>
-    <w:bookmarkStart w:id="21" w:name="summary"/>
+    <w:bookmarkStart w:id="19" w:name="summary"/>
     <w:p>
       <w:pPr>
         <w:pStyle w:val="Heading2"/>
@@ -566,7 +566,6 @@
         <w:tblStyle w:val="Table"/>
         <w:tblW w:type="auto" w:w="0"/>
         <w:tblLook w:firstRow="1" w:lastRow="0" w:firstColumn="0" w:lastColumn="0" w:noHBand="0" w:noVBand="0" w:val="0020"/>
-        <w:jc w:val="start"/>
       </w:tblPr>
       <w:tblGrid>
         <w:gridCol w:w="1980"/>
@@ -576,14 +575,13 @@
       </w:tblGrid>
       <w:tr>
         <w:trPr>
-          <w:tblHeader w:val="true"/>
+          <w:tblHeader w:val="on"/>
         </w:trPr>
         <w:tc>
           <w:tcPr/>
           <w:p>
             <w:pPr>
               <w:pStyle w:val="Compact"/>
-              <w:jc w:val="left"/>
             </w:pPr>
             <w:r>
               <w:t xml:space="preserve">#</w:t>
@@ -595,7 +593,6 @@
           <w:p>
             <w:pPr>
               <w:pStyle w:val="Compact"/>
-              <w:jc w:val="left"/>
             </w:pPr>
             <w:r>
               <w:t xml:space="preserve">Patch</w:t>
@@ -607,7 +604,6 @@
           <w:p>
             <w:pPr>
               <w:pStyle w:val="Compact"/>
-              <w:jc w:val="left"/>
             </w:pPr>
             <w:r>
               <w:t xml:space="preserve">Files touched</w:t>
@@ -619,7 +615,6 @@
           <w:p>
             <w:pPr>
               <w:pStyle w:val="Compact"/>
-              <w:jc w:val="left"/>
             </w:pPr>
             <w:r>
               <w:t xml:space="preserve">Rebuild</w:t>
@@ -633,7 +628,6 @@
           <w:p>
             <w:pPr>
               <w:pStyle w:val="Compact"/>
-              <w:jc w:val="left"/>
             </w:pPr>
             <w:r>
               <w:t xml:space="preserve">1</w:t>
@@ -645,7 +639,6 @@
           <w:p>
             <w:pPr>
               <w:pStyle w:val="Compact"/>
-              <w:jc w:val="left"/>
             </w:pPr>
             <w:r>
               <w:t xml:space="preserve">Keyboard map</w:t>
@@ -655,8 +648,8 @@
             </w:r>
             <w:r>
               <w:rPr>
+                <w:b/>
                 <w:bCs/>
-                <w:b/>
               </w:rPr>
               <w:t xml:space="preserve">decoupled</w:t>
             </w:r>
@@ -688,7 +681,6 @@
           <w:p>
             <w:pPr>
               <w:pStyle w:val="Compact"/>
-              <w:jc w:val="left"/>
             </w:pPr>
             <w:r>
               <w:rPr>
@@ -757,7 +749,6 @@
           <w:p>
             <w:pPr>
               <w:pStyle w:val="Compact"/>
-              <w:jc w:val="left"/>
             </w:pPr>
             <w:r>
               <w:rPr>
@@ -792,7 +783,6 @@
           <w:p>
             <w:pPr>
               <w:pStyle w:val="Compact"/>
-              <w:jc w:val="left"/>
             </w:pPr>
             <w:r>
               <w:t xml:space="preserve">2</w:t>
@@ -804,7 +794,6 @@
           <w:p>
             <w:pPr>
               <w:pStyle w:val="Compact"/>
-              <w:jc w:val="left"/>
             </w:pPr>
             <w:r>
               <w:t xml:space="preserve">Heap</w:t>
@@ -814,8 +803,8 @@
             </w:r>
             <w:r>
               <w:rPr>
+                <w:b/>
                 <w:bCs/>
-                <w:b/>
               </w:rPr>
               <w:t xml:space="preserve">large-block reuse</w:t>
             </w:r>
@@ -832,7 +821,6 @@
           <w:p>
             <w:pPr>
               <w:pStyle w:val="Compact"/>
-              <w:jc w:val="left"/>
             </w:pPr>
             <w:r>
               <w:rPr>
@@ -859,7 +847,6 @@
           <w:p>
             <w:pPr>
               <w:pStyle w:val="Compact"/>
-              <w:jc w:val="left"/>
             </w:pPr>
             <w:r>
               <w:rPr>
@@ -876,7 +863,6 @@
           <w:p>
             <w:pPr>
               <w:pStyle w:val="Compact"/>
-              <w:jc w:val="left"/>
             </w:pPr>
             <w:r>
               <w:t xml:space="preserve">3</w:t>
@@ -888,12 +874,11 @@
           <w:p>
             <w:pPr>
               <w:pStyle w:val="Compact"/>
-              <w:jc w:val="left"/>
             </w:pPr>
             <w:r>
               <w:rPr>
+                <w:b/>
                 <w:bCs/>
-                <w:b/>
               </w:rPr>
               <w:t xml:space="preserve">Free-space accounting</w:t>
             </w:r>
@@ -925,7 +910,6 @@
           <w:p>
             <w:pPr>
               <w:pStyle w:val="Compact"/>
-              <w:jc w:val="left"/>
             </w:pPr>
             <w:r>
               <w:rPr>
@@ -952,7 +936,6 @@
           <w:p>
             <w:pPr>
               <w:pStyle w:val="Compact"/>
-              <w:jc w:val="left"/>
             </w:pPr>
             <w:r>
               <w:rPr>
@@ -987,7 +970,6 @@
           <w:p>
             <w:pPr>
               <w:pStyle w:val="Compact"/>
-              <w:jc w:val="left"/>
             </w:pPr>
             <w:r>
               <w:t xml:space="preserve">4</w:t>
@@ -999,12 +981,11 @@
           <w:p>
             <w:pPr>
               <w:pStyle w:val="Compact"/>
-              <w:jc w:val="left"/>
             </w:pPr>
             <w:r>
               <w:rPr>
+                <w:b/>
                 <w:bCs/>
-                <w:b/>
               </w:rPr>
               <w:t xml:space="preserve">Multi-core enabled</w:t>
             </w:r>
@@ -1030,7 +1011,6 @@
           <w:p>
             <w:pPr>
               <w:pStyle w:val="Compact"/>
-              <w:jc w:val="left"/>
             </w:pPr>
             <w:r>
               <w:rPr>
@@ -1045,12 +1025,11 @@
           <w:p>
             <w:pPr>
               <w:pStyle w:val="Compact"/>
-              <w:jc w:val="left"/>
             </w:pPr>
             <w:r>
               <w:rPr>
+                <w:b/>
                 <w:bCs/>
-                <w:b/>
               </w:rPr>
               <w:t xml:space="preserve">every library</w:t>
             </w:r>
@@ -1069,7 +1048,6 @@
           <w:p>
             <w:pPr>
               <w:pStyle w:val="Compact"/>
-              <w:jc w:val="left"/>
             </w:pPr>
             <w:r>
               <w:t xml:space="preserve">5</w:t>
@@ -1081,12 +1059,11 @@
           <w:p>
             <w:pPr>
               <w:pStyle w:val="Compact"/>
-              <w:jc w:val="left"/>
             </w:pPr>
             <w:r>
               <w:rPr>
+                <w:b/>
                 <w:bCs/>
-                <w:b/>
               </w:rPr>
               <w:t xml:space="preserve">Shift + navigation keys</w:t>
             </w:r>
@@ -1139,7 +1116,6 @@
           <w:p>
             <w:pPr>
               <w:pStyle w:val="Compact"/>
-              <w:jc w:val="left"/>
             </w:pPr>
             <w:r>
               <w:rPr>
@@ -1154,7 +1130,6 @@
           <w:p>
             <w:pPr>
               <w:pStyle w:val="Compact"/>
-              <w:jc w:val="left"/>
             </w:pPr>
             <w:r>
               <w:rPr>
@@ -1204,7 +1179,6 @@
           <w:p>
             <w:pPr>
               <w:pStyle w:val="Compact"/>
-              <w:jc w:val="left"/>
             </w:pPr>
             <w:r>
               <w:t xml:space="preserve">6</w:t>
@@ -1216,12 +1190,11 @@
           <w:p>
             <w:pPr>
               <w:pStyle w:val="Compact"/>
-              <w:jc w:val="left"/>
             </w:pPr>
             <w:r>
               <w:rPr>
+                <w:b/>
                 <w:bCs/>
-                <w:b/>
               </w:rPr>
               <w:t xml:space="preserve">Partial display update</w:t>
             </w:r>
@@ -1247,7 +1220,6 @@
           <w:p>
             <w:pPr>
               <w:pStyle w:val="Compact"/>
-              <w:jc w:val="left"/>
             </w:pPr>
             <w:r>
               <w:rPr>
@@ -1262,7 +1234,6 @@
           <w:p>
             <w:pPr>
               <w:pStyle w:val="Compact"/>
-              <w:jc w:val="left"/>
             </w:pPr>
             <w:r>
               <w:rPr>
@@ -1279,7 +1250,6 @@
           <w:p>
             <w:pPr>
               <w:pStyle w:val="Compact"/>
-              <w:jc w:val="left"/>
             </w:pPr>
             <w:r>
               <w:t xml:space="preserve">7</w:t>
@@ -1291,12 +1261,11 @@
           <w:p>
             <w:pPr>
               <w:pStyle w:val="Compact"/>
-              <w:jc w:val="left"/>
             </w:pPr>
             <w:r>
               <w:rPr>
+                <w:b/>
                 <w:bCs/>
-                <w:b/>
               </w:rPr>
               <w:t xml:space="preserve">Yielding SD waits</w:t>
             </w:r>
@@ -1310,7 +1279,6 @@
           <w:p>
             <w:pPr>
               <w:pStyle w:val="Compact"/>
-              <w:jc w:val="left"/>
             </w:pPr>
             <w:r>
               <w:rPr>
@@ -1337,7 +1305,6 @@
           <w:p>
             <w:pPr>
               <w:pStyle w:val="Compact"/>
-              <w:jc w:val="left"/>
             </w:pPr>
             <w:r>
               <w:rPr>
@@ -1366,7 +1333,6 @@
           <w:p>
             <w:pPr>
               <w:pStyle w:val="Compact"/>
-              <w:jc w:val="left"/>
             </w:pPr>
             <w:r>
               <w:t xml:space="preserve">8</w:t>
@@ -1378,12 +1344,11 @@
           <w:p>
             <w:pPr>
               <w:pStyle w:val="Compact"/>
-              <w:jc w:val="left"/>
             </w:pPr>
             <w:r>
               <w:rPr>
+                <w:b/>
                 <w:bCs/>
-                <w:b/>
               </w:rPr>
               <w:t xml:space="preserve">Sector cache</w:t>
             </w:r>
@@ -1400,7 +1365,6 @@
           <w:p>
             <w:pPr>
               <w:pStyle w:val="Compact"/>
-              <w:jc w:val="left"/>
             </w:pPr>
             <w:r>
               <w:rPr>
@@ -1415,7 +1379,6 @@
           <w:p>
             <w:pPr>
               <w:pStyle w:val="Compact"/>
-              <w:jc w:val="left"/>
             </w:pPr>
             <w:r>
               <w:rPr>
@@ -1432,7 +1395,6 @@
           <w:p>
             <w:pPr>
               <w:pStyle w:val="Compact"/>
-              <w:jc w:val="left"/>
             </w:pPr>
             <w:r>
               <w:t xml:space="preserve">10</w:t>
@@ -1444,12 +1406,11 @@
           <w:p>
             <w:pPr>
               <w:pStyle w:val="Compact"/>
-              <w:jc w:val="left"/>
             </w:pPr>
             <w:r>
               <w:rPr>
+                <w:b/>
                 <w:bCs/>
-                <w:b/>
               </w:rPr>
               <w:t xml:space="preserve">Multi-cluster transfers</w:t>
             </w:r>
@@ -1496,7 +1457,6 @@
           <w:p>
             <w:pPr>
               <w:pStyle w:val="Compact"/>
-              <w:jc w:val="left"/>
             </w:pPr>
             <w:r>
               <w:rPr>
@@ -1511,7 +1471,6 @@
           <w:p>
             <w:pPr>
               <w:pStyle w:val="Compact"/>
-              <w:jc w:val="left"/>
             </w:pPr>
             <w:r>
               <w:rPr>
@@ -1528,7 +1487,6 @@
           <w:p>
             <w:pPr>
               <w:pStyle w:val="Compact"/>
-              <w:jc w:val="left"/>
             </w:pPr>
             <w:r>
               <w:t xml:space="preserve">9</w:t>
@@ -1540,12 +1498,11 @@
           <w:p>
             <w:pPr>
               <w:pStyle w:val="Compact"/>
-              <w:jc w:val="left"/>
             </w:pPr>
             <w:r>
               <w:rPr>
+                <w:b/>
                 <w:bCs/>
-                <w:b/>
               </w:rPr>
               <w:t xml:space="preserve">High Speed SD at run time</w:t>
             </w:r>
@@ -1571,7 +1528,6 @@
           <w:p>
             <w:pPr>
               <w:pStyle w:val="Compact"/>
-              <w:jc w:val="left"/>
             </w:pPr>
             <w:r>
               <w:rPr>
@@ -1586,7 +1542,6 @@
           <w:p>
             <w:pPr>
               <w:pStyle w:val="Compact"/>
-              <w:jc w:val="left"/>
             </w:pPr>
             <w:r>
               <w:rPr>
@@ -1603,7 +1558,6 @@
           <w:p>
             <w:pPr>
               <w:pStyle w:val="Compact"/>
-              <w:jc w:val="left"/>
             </w:pPr>
             <w:r>
               <w:t xml:space="preserve">11</w:t>
@@ -1615,12 +1569,11 @@
           <w:p>
             <w:pPr>
               <w:pStyle w:val="Compact"/>
-              <w:jc w:val="left"/>
             </w:pPr>
             <w:r>
               <w:rPr>
+                <w:b/>
                 <w:bCs/>
-                <w:b/>
               </w:rPr>
               <w:t xml:space="preserve">FatFs fast seek</w:t>
             </w:r>
@@ -1661,7 +1614,6 @@
           <w:p>
             <w:pPr>
               <w:pStyle w:val="Compact"/>
-              <w:jc w:val="left"/>
             </w:pPr>
             <w:r>
               <w:rPr>
@@ -1676,7 +1628,6 @@
           <w:p>
             <w:pPr>
               <w:pStyle w:val="Compact"/>
-              <w:jc w:val="left"/>
             </w:pPr>
             <w:r>
               <w:rPr>
@@ -1714,7 +1665,6 @@
           <w:p>
             <w:pPr>
               <w:pStyle w:val="Compact"/>
-              <w:jc w:val="left"/>
             </w:pPr>
             <w:r>
               <w:t xml:space="preserve">14</w:t>
@@ -1726,12 +1676,11 @@
           <w:p>
             <w:pPr>
               <w:pStyle w:val="Compact"/>
-              <w:jc w:val="left"/>
             </w:pPr>
             <w:r>
               <w:rPr>
+                <w:b/>
                 <w:bCs/>
-                <w:b/>
               </w:rPr>
               <w:t xml:space="preserve">DHCP restart</w:t>
             </w:r>
@@ -1748,7 +1697,6 @@
           <w:p>
             <w:pPr>
               <w:pStyle w:val="Compact"/>
-              <w:jc w:val="left"/>
             </w:pPr>
             <w:r>
               <w:rPr>
@@ -1775,7 +1723,6 @@
           <w:p>
             <w:pPr>
               <w:pStyle w:val="Compact"/>
-              <w:jc w:val="left"/>
             </w:pPr>
             <w:r>
               <w:rPr>
@@ -1798,7 +1745,6 @@
           <w:p>
             <w:pPr>
               <w:pStyle w:val="Compact"/>
-              <w:jc w:val="left"/>
             </w:pPr>
             <w:r>
               <w:t xml:space="preserve">13</w:t>
@@ -1810,12 +1756,11 @@
           <w:p>
             <w:pPr>
               <w:pStyle w:val="Compact"/>
-              <w:jc w:val="left"/>
             </w:pPr>
             <w:r>
               <w:rPr>
+                <w:b/>
                 <w:bCs/>
-                <w:b/>
               </w:rPr>
               <w:t xml:space="preserve">The SD card's partitions as volumes</w:t>
             </w:r>
@@ -1863,8 +1808,8 @@
             </w:r>
             <w:r>
               <w:rPr>
+                <w:b/>
                 <w:bCs/>
-                <w:b/>
               </w:rPr>
               <w:t xml:space="preserve">exFAT</w:t>
             </w:r>
@@ -1881,7 +1826,6 @@
           <w:p>
             <w:pPr>
               <w:pStyle w:val="Compact"/>
-              <w:jc w:val="left"/>
             </w:pPr>
             <w:r>
               <w:rPr>
@@ -1920,7 +1864,6 @@
           <w:p>
             <w:pPr>
               <w:pStyle w:val="Compact"/>
-              <w:jc w:val="left"/>
             </w:pPr>
             <w:r>
               <w:rPr>
@@ -1955,7 +1898,6 @@
           <w:p>
             <w:pPr>
               <w:pStyle w:val="Compact"/>
-              <w:jc w:val="left"/>
             </w:pPr>
             <w:r>
               <w:t xml:space="preserve">17</w:t>
@@ -1967,12 +1909,11 @@
           <w:p>
             <w:pPr>
               <w:pStyle w:val="Compact"/>
-              <w:jc w:val="left"/>
             </w:pPr>
             <w:r>
               <w:rPr>
+                <w:b/>
                 <w:bCs/>
-                <w:b/>
               </w:rPr>
               <w:t xml:space="preserve">The host name set after the constructor</w:t>
             </w:r>
@@ -2022,7 +1963,6 @@
           <w:p>
             <w:pPr>
               <w:pStyle w:val="Compact"/>
-              <w:jc w:val="left"/>
             </w:pPr>
             <w:r>
               <w:rPr>
@@ -2037,7 +1977,6 @@
           <w:p>
             <w:pPr>
               <w:pStyle w:val="Compact"/>
-              <w:jc w:val="left"/>
             </w:pPr>
             <w:r>
               <w:t xml:space="preserve">none (inline) — the kernel</w:t>
@@ -2051,7 +1990,6 @@
           <w:p>
             <w:pPr>
               <w:pStyle w:val="Compact"/>
-              <w:jc w:val="left"/>
             </w:pPr>
             <w:r>
               <w:t xml:space="preserve">7b</w:t>
@@ -2063,12 +2001,11 @@
           <w:p>
             <w:pPr>
               <w:pStyle w:val="Compact"/>
-              <w:jc w:val="left"/>
             </w:pPr>
             <w:r>
               <w:rPr>
+                <w:b/>
                 <w:bCs/>
-                <w:b/>
               </w:rPr>
               <w:t xml:space="preserve">Yielding SD waits, many short ones</w:t>
             </w:r>
@@ -2097,7 +2034,6 @@
           <w:p>
             <w:pPr>
               <w:pStyle w:val="Compact"/>
-              <w:jc w:val="left"/>
             </w:pPr>
             <w:r>
               <w:rPr>
@@ -2112,7 +2048,6 @@
           <w:p>
             <w:pPr>
               <w:pStyle w:val="Compact"/>
-              <w:jc w:val="left"/>
             </w:pPr>
             <w:r>
               <w:rPr>
@@ -2129,7 +2064,6 @@
           <w:p>
             <w:pPr>
               <w:pStyle w:val="Compact"/>
-              <w:jc w:val="left"/>
             </w:pPr>
             <w:r>
               <w:t xml:space="preserve">20</w:t>
@@ -2141,12 +2075,11 @@
           <w:p>
             <w:pPr>
               <w:pStyle w:val="Compact"/>
-              <w:jc w:val="left"/>
             </w:pPr>
             <w:r>
               <w:rPr>
+                <w:b/>
                 <w:bCs/>
-                <w:b/>
               </w:rPr>
               <w:t xml:space="preserve">TCP: real duplicate ACKs only</w:t>
             </w:r>
@@ -2163,7 +2096,6 @@
           <w:p>
             <w:pPr>
               <w:pStyle w:val="Compact"/>
-              <w:jc w:val="left"/>
             </w:pPr>
             <w:r>
               <w:rPr>
@@ -2178,7 +2110,6 @@
           <w:p>
             <w:pPr>
               <w:pStyle w:val="Compact"/>
-              <w:jc w:val="left"/>
             </w:pPr>
             <w:r>
               <w:rPr>
@@ -2195,7 +2126,6 @@
           <w:p>
             <w:pPr>
               <w:pStyle w:val="Compact"/>
-              <w:jc w:val="left"/>
             </w:pPr>
             <w:r>
               <w:t xml:space="preserve">21</w:t>
@@ -2207,12 +2137,11 @@
           <w:p>
             <w:pPr>
               <w:pStyle w:val="Compact"/>
-              <w:jc w:val="left"/>
             </w:pPr>
             <w:r>
               <w:rPr>
+                <w:b/>
                 <w:bCs/>
-                <w:b/>
               </w:rPr>
               <w:t xml:space="preserve">TCP: RTO 1 s initial</w:t>
             </w:r>
@@ -2229,7 +2158,6 @@
           <w:p>
             <w:pPr>
               <w:pStyle w:val="Compact"/>
-              <w:jc w:val="left"/>
             </w:pPr>
             <w:r>
               <w:rPr>
@@ -2268,7 +2196,6 @@
           <w:p>
             <w:pPr>
               <w:pStyle w:val="Compact"/>
-              <w:jc w:val="left"/>
             </w:pPr>
             <w:r>
               <w:rPr>
@@ -2285,7 +2212,6 @@
           <w:p>
             <w:pPr>
               <w:pStyle w:val="Compact"/>
-              <w:jc w:val="left"/>
             </w:pPr>
             <w:r>
               <w:t xml:space="preserve">22</w:t>
@@ -2297,20 +2223,19 @@
           <w:p>
             <w:pPr>
               <w:pStyle w:val="Compact"/>
-              <w:jc w:val="left"/>
             </w:pPr>
             <w:r>
               <w:rPr>
                 <w:rStyle w:val="VerbatimChar"/>
+                <w:b/>
                 <w:bCs/>
-                <w:b/>
               </w:rPr>
               <w:t xml:space="preserve">CSocket::Send</w:t>
             </w:r>
             <w:r>
               <w:rPr>
+                <w:b/>
                 <w:bCs/>
-                <w:b/>
               </w:rPr>
               <w:t xml:space="preserve">'s count</w:t>
             </w:r>
@@ -2324,7 +2249,6 @@
           <w:p>
             <w:pPr>
               <w:pStyle w:val="Compact"/>
-              <w:jc w:val="left"/>
             </w:pPr>
             <w:r>
               <w:rPr>
@@ -2339,7 +2263,6 @@
           <w:p>
             <w:pPr>
               <w:pStyle w:val="Compact"/>
-              <w:jc w:val="left"/>
             </w:pPr>
             <w:r>
               <w:rPr>
@@ -2356,7 +2279,6 @@
           <w:p>
             <w:pPr>
               <w:pStyle w:val="Compact"/>
-              <w:jc w:val="left"/>
             </w:pPr>
             <w:r>
               <w:t xml:space="preserve">23</w:t>
@@ -2368,41 +2290,40 @@
           <w:p>
             <w:pPr>
               <w:pStyle w:val="Compact"/>
-              <w:jc w:val="left"/>
             </w:pPr>
             <w:r>
               <w:rPr>
+                <w:b/>
                 <w:bCs/>
-                <w:b/>
               </w:rPr>
               <w:t xml:space="preserve">Wi-Fi: the firmware's</w:t>
             </w:r>
             <w:r>
               <w:rPr>
+                <w:b/>
                 <w:bCs/>
-                <w:b/>
               </w:rPr>
               <w:t xml:space="preserve"> </w:t>
             </w:r>
             <w:r>
               <w:rPr>
                 <w:rStyle w:val="VerbatimChar"/>
+                <w:b/>
                 <w:bCs/>
-                <w:b/>
               </w:rPr>
               <w:t xml:space="preserve">wsec</w:t>
             </w:r>
             <w:r>
               <w:rPr>
+                <w:b/>
                 <w:bCs/>
-                <w:b/>
               </w:rPr>
               <w:t xml:space="preserve"> </w:t>
             </w:r>
             <w:r>
               <w:rPr>
+                <w:b/>
                 <w:bCs/>
-                <w:b/>
               </w:rPr>
               <w:t xml:space="preserve">from the IE's ciphers</w:t>
             </w:r>
@@ -2419,7 +2340,6 @@
           <w:p>
             <w:pPr>
               <w:pStyle w:val="Compact"/>
-              <w:jc w:val="left"/>
             </w:pPr>
             <w:r>
               <w:rPr>
@@ -2461,7 +2381,6 @@
           <w:p>
             <w:pPr>
               <w:pStyle w:val="Compact"/>
-              <w:jc w:val="left"/>
             </w:pPr>
             <w:r>
               <w:rPr>
@@ -2478,7 +2397,6 @@
           <w:p>
             <w:pPr>
               <w:pStyle w:val="Compact"/>
-              <w:jc w:val="left"/>
             </w:pPr>
             <w:r>
               <w:t xml:space="preserve">25</w:t>
@@ -2490,12 +2408,11 @@
           <w:p>
             <w:pPr>
               <w:pStyle w:val="Compact"/>
-              <w:jc w:val="left"/>
             </w:pPr>
             <w:r>
               <w:rPr>
+                <w:b/>
                 <w:bCs/>
-                <w:b/>
               </w:rPr>
               <w:t xml:space="preserve">TCP: a closed connection's retransmission timer</w:t>
             </w:r>
@@ -2521,7 +2438,6 @@
           <w:p>
             <w:pPr>
               <w:pStyle w:val="Compact"/>
-              <w:jc w:val="left"/>
             </w:pPr>
             <w:r>
               <w:rPr>
@@ -2536,7 +2452,6 @@
           <w:p>
             <w:pPr>
               <w:pStyle w:val="Compact"/>
-              <w:jc w:val="left"/>
             </w:pPr>
             <w:r>
               <w:rPr>
@@ -2553,7 +2468,6 @@
           <w:p>
             <w:pPr>
               <w:pStyle w:val="Compact"/>
-              <w:jc w:val="left"/>
             </w:pPr>
             <w:r>
               <w:t xml:space="preserve">26</w:t>
@@ -2565,12 +2479,11 @@
           <w:p>
             <w:pPr>
               <w:pStyle w:val="Compact"/>
-              <w:jc w:val="left"/>
             </w:pPr>
             <w:r>
               <w:rPr>
+                <w:b/>
                 <w:bCs/>
-                <w:b/>
               </w:rPr>
               <w:t xml:space="preserve">Wi-Fi: the chip polled</w:t>
             </w:r>
@@ -2585,8 +2498,8 @@
             </w:r>
             <w:r>
               <w:rPr>
+                <w:b/>
                 <w:bCs/>
-                <w:b/>
               </w:rPr>
               <w:t xml:space="preserve">a scan over both bands</w:t>
             </w:r>
@@ -2601,8 +2514,8 @@
             </w:r>
             <w:r>
               <w:rPr>
+                <w:b/>
                 <w:bCs/>
-                <w:b/>
               </w:rPr>
               <w:t xml:space="preserve">5 GHz preferred</w:t>
             </w:r>
@@ -2614,8 +2527,8 @@
             </w:r>
             <w:r>
               <w:rPr>
+                <w:b/>
                 <w:bCs/>
-                <w:b/>
               </w:rPr>
               <w:t xml:space="preserve">a frame in one SDIO command</w:t>
             </w:r>
@@ -2627,8 +2540,8 @@
             </w:r>
             <w:r>
               <w:rPr>
+                <w:b/>
                 <w:bCs/>
-                <w:b/>
               </w:rPr>
               <w:t xml:space="preserve">the SDIO bus at 50 MHz</w:t>
             </w:r>
@@ -2640,8 +2553,8 @@
             </w:r>
             <w:r>
               <w:rPr>
+                <w:b/>
                 <w:bCs/>
-                <w:b/>
               </w:rPr>
               <w:t xml:space="preserve">no A-MPDU for the frames sent</w:t>
             </w:r>
@@ -2658,7 +2571,6 @@
           <w:p>
             <w:pPr>
               <w:pStyle w:val="Compact"/>
-              <w:jc w:val="left"/>
             </w:pPr>
             <w:r>
               <w:rPr>
@@ -2697,7 +2609,6 @@
           <w:p>
             <w:pPr>
               <w:pStyle w:val="Compact"/>
-              <w:jc w:val="left"/>
             </w:pPr>
             <w:r>
               <w:rPr>
@@ -2714,7 +2625,6 @@
           <w:p>
             <w:pPr>
               <w:pStyle w:val="Compact"/>
-              <w:jc w:val="left"/>
             </w:pPr>
             <w:r>
               <w:t xml:space="preserve">27</w:t>
@@ -2726,12 +2636,11 @@
           <w:p>
             <w:pPr>
               <w:pStyle w:val="Compact"/>
-              <w:jc w:val="left"/>
             </w:pPr>
             <w:r>
               <w:rPr>
+                <w:b/>
                 <w:bCs/>
-                <w:b/>
               </w:rPr>
               <w:t xml:space="preserve">TCP: window scaling</w:t>
             </w:r>
@@ -2746,8 +2655,8 @@
             </w:r>
             <w:r>
               <w:rPr>
+                <w:b/>
                 <w:bCs/>
-                <w:b/>
               </w:rPr>
               <w:t xml:space="preserve">a receive window that follows the receive queue</w:t>
             </w:r>
@@ -2762,8 +2671,8 @@
             </w:r>
             <w:r>
               <w:rPr>
+                <w:b/>
                 <w:bCs/>
-                <w:b/>
               </w:rPr>
               <w:t xml:space="preserve">delayed acknowledgements</w:t>
             </w:r>
@@ -2780,7 +2689,6 @@
           <w:p>
             <w:pPr>
               <w:pStyle w:val="Compact"/>
-              <w:jc w:val="left"/>
             </w:pPr>
             <w:r>
               <w:rPr>
@@ -2819,7 +2727,6 @@
           <w:p>
             <w:pPr>
               <w:pStyle w:val="Compact"/>
-              <w:jc w:val="left"/>
             </w:pPr>
             <w:r>
               <w:rPr>
@@ -2836,7 +2743,6 @@
           <w:p>
             <w:pPr>
               <w:pStyle w:val="Compact"/>
-              <w:jc w:val="left"/>
             </w:pPr>
             <w:r>
               <w:t xml:space="preserve">28</w:t>
@@ -2848,12 +2754,11 @@
           <w:p>
             <w:pPr>
               <w:pStyle w:val="Compact"/>
-              <w:jc w:val="left"/>
             </w:pPr>
             <w:r>
               <w:rPr>
+                <w:b/>
                 <w:bCs/>
-                <w:b/>
               </w:rPr>
               <w:t xml:space="preserve">USB volumes</w:t>
             </w:r>
@@ -2903,7 +2808,6 @@
           <w:p>
             <w:pPr>
               <w:pStyle w:val="Compact"/>
-              <w:jc w:val="left"/>
             </w:pPr>
             <w:r>
               <w:rPr>
@@ -2978,7 +2882,6 @@
           <w:p>
             <w:pPr>
               <w:pStyle w:val="Compact"/>
-              <w:jc w:val="left"/>
             </w:pPr>
             <w:r>
               <w:rPr>
@@ -3013,7 +2916,6 @@
           <w:p>
             <w:pPr>
               <w:pStyle w:val="Compact"/>
-              <w:jc w:val="left"/>
             </w:pPr>
             <w:r>
               <w:t xml:space="preserve">29</w:t>
@@ -3025,12 +2927,11 @@
           <w:p>
             <w:pPr>
               <w:pStyle w:val="Compact"/>
-              <w:jc w:val="left"/>
             </w:pPr>
             <w:r>
               <w:rPr>
+                <w:b/>
                 <w:bCs/>
-                <w:b/>
               </w:rPr>
               <w:t xml:space="preserve">The Pi 5's high RAM registered once</w:t>
             </w:r>
@@ -3044,7 +2945,6 @@
           <w:p>
             <w:pPr>
               <w:pStyle w:val="Compact"/>
-              <w:jc w:val="left"/>
             </w:pPr>
             <w:r>
               <w:rPr>
@@ -3059,7 +2959,6 @@
           <w:p>
             <w:pPr>
               <w:pStyle w:val="Compact"/>
-              <w:jc w:val="left"/>
             </w:pPr>
             <w:r>
               <w:rPr>
@@ -3094,7 +2993,6 @@
           <w:p>
             <w:pPr>
               <w:pStyle w:val="Compact"/>
-              <w:jc w:val="left"/>
             </w:pPr>
             <w:r>
               <w:t xml:space="preserve">12</w:t>
@@ -3106,12 +3004,11 @@
           <w:p>
             <w:pPr>
               <w:pStyle w:val="Compact"/>
-              <w:jc w:val="left"/>
             </w:pPr>
             <w:r>
               <w:rPr>
+                <w:b/>
                 <w:bCs/>
-                <w:b/>
               </w:rPr>
               <w:t xml:space="preserve">2D DMA with a source stride</w:t>
             </w:r>
@@ -3126,8 +3023,8 @@
             </w:r>
             <w:r>
               <w:rPr>
+                <w:b/>
                 <w:bCs/>
-                <w:b/>
               </w:rPr>
               <w:t xml:space="preserve">asynchronous</w:t>
             </w:r>
@@ -3144,7 +3041,6 @@
           <w:p>
             <w:pPr>
               <w:pStyle w:val="Compact"/>
-              <w:jc w:val="left"/>
             </w:pPr>
             <w:r>
               <w:rPr>
@@ -3195,7 +3091,6 @@
           <w:p>
             <w:pPr>
               <w:pStyle w:val="Compact"/>
-              <w:jc w:val="left"/>
             </w:pPr>
             <w:r>
               <w:rPr>
@@ -3214,8 +3109,8 @@
         </w:pict>
       </w:r>
     </w:p>
-    <w:bookmarkEnd w:id="21"/>
-    <w:bookmarkStart w:id="22" w:name="Xc78cb6a76c643ee0c744e433ae9f6d63fb61e99"/>
+    <w:bookmarkEnd w:id="19"/>
+    <w:bookmarkStart w:id="20" w:name="Xc78cb6a76c643ee0c744e433ae9f6d63fb61e99"/>
     <w:p>
       <w:pPr>
         <w:pStyle w:val="Heading2"/>
@@ -3242,111 +3137,111 @@
       </w:pPr>
       <w:r>
         <w:rPr>
+          <w:b/>
           <w:bCs/>
+        </w:rPr>
+        <w:t xml:space="preserve">Why.</w:t>
+      </w:r>
+      <w:r>
+        <w:t xml:space="preserve"> </w:t>
+      </w:r>
+      <w:r>
+        <w:t xml:space="preserve">Circle's cooked-mode keyboard bakes the country maps into the binary (one selected</w:t>
+      </w:r>
+      <w:r>
+        <w:t xml:space="preserve"> </w:t>
+      </w:r>
+      <w:r>
+        <w:t xml:space="preserve">at boot via</w:t>
+      </w:r>
+      <w:r>
+        <w:t xml:space="preserve"> </w:t>
+      </w:r>
+      <w:r>
+        <w:rPr>
+          <w:rStyle w:val="VerbatimChar"/>
+        </w:rPr>
+        <w:t xml:space="preserve">keymap=</w:t>
+      </w:r>
+      <w:r>
+        <w:t xml:space="preserve">) and offers no way to change it afterwards. Onyx wants</w:t>
+      </w:r>
+      <w:r>
+        <w:t xml:space="preserve"> </w:t>
+      </w:r>
+      <w:r>
+        <w:rPr>
           <w:b/>
-        </w:rPr>
-        <w:t xml:space="preserve">Why.</w:t>
-      </w:r>
-      <w:r>
-        <w:t xml:space="preserve"> </w:t>
-      </w:r>
-      <w:r>
-        <w:t xml:space="preserve">Circle's cooked-mode keyboard bakes the country maps into the binary (one selected</w:t>
-      </w:r>
-      <w:r>
-        <w:t xml:space="preserve"> </w:t>
-      </w:r>
-      <w:r>
-        <w:t xml:space="preserve">at boot via</w:t>
-      </w:r>
-      <w:r>
-        <w:t xml:space="preserve"> </w:t>
-      </w:r>
-      <w:r>
-        <w:rPr>
-          <w:rStyle w:val="VerbatimChar"/>
-        </w:rPr>
-        <w:t xml:space="preserve">keymap=</w:t>
-      </w:r>
-      <w:r>
-        <w:t xml:space="preserve">) and offers no way to change it afterwards. Onyx wants</w:t>
-      </w:r>
-      <w:r>
-        <w:t xml:space="preserve"> </w:t>
-      </w:r>
-      <w:r>
-        <w:rPr>
           <w:bCs/>
+        </w:rPr>
+        <w:t xml:space="preserve">live</w:t>
+      </w:r>
+      <w:r>
+        <w:t xml:space="preserve"> </w:t>
+      </w:r>
+      <w:r>
+        <w:t xml:space="preserve">layout</w:t>
+      </w:r>
+      <w:r>
+        <w:t xml:space="preserve"> </w:t>
+      </w:r>
+      <w:r>
+        <w:t xml:space="preserve">switching</w:t>
+      </w:r>
+      <w:r>
+        <w:t xml:space="preserve"> </w:t>
+      </w:r>
+      <w:r>
+        <w:rPr>
+          <w:i/>
+          <w:iCs/>
+        </w:rPr>
+        <w:t xml:space="preserve">and</w:t>
+      </w:r>
+      <w:r>
+        <w:t xml:space="preserve"> </w:t>
+      </w:r>
+      <w:r>
+        <w:t xml:space="preserve">layouts that ship as</w:t>
+      </w:r>
+      <w:r>
+        <w:t xml:space="preserve"> </w:t>
+      </w:r>
+      <w:r>
+        <w:rPr>
           <w:b/>
-        </w:rPr>
-        <w:t xml:space="preserve">live</w:t>
-      </w:r>
-      <w:r>
-        <w:t xml:space="preserve"> </w:t>
-      </w:r>
-      <w:r>
-        <w:t xml:space="preserve">layout</w:t>
-      </w:r>
-      <w:r>
-        <w:t xml:space="preserve"> </w:t>
-      </w:r>
-      <w:r>
-        <w:t xml:space="preserve">switching</w:t>
-      </w:r>
-      <w:r>
-        <w:t xml:space="preserve"> </w:t>
-      </w:r>
-      <w:r>
-        <w:rPr>
-          <w:iCs/>
-          <w:i/>
-        </w:rPr>
-        <w:t xml:space="preserve">and</w:t>
-      </w:r>
-      <w:r>
-        <w:t xml:space="preserve"> </w:t>
-      </w:r>
-      <w:r>
-        <w:t xml:space="preserve">layouts that ship as</w:t>
-      </w:r>
-      <w:r>
-        <w:t xml:space="preserve"> </w:t>
-      </w:r>
-      <w:r>
-        <w:rPr>
           <w:bCs/>
+        </w:rPr>
+        <w:t xml:space="preserve">data files</w:t>
+      </w:r>
+      <w:r>
+        <w:t xml:space="preserve"> </w:t>
+      </w:r>
+      <w:r>
+        <w:t xml:space="preserve">(</w:t>
+      </w:r>
+      <w:r>
+        <w:rPr>
+          <w:rStyle w:val="VerbatimChar"/>
+        </w:rPr>
+        <w:t xml:space="preserve">SD:/etc/keymaps/*.kmap</w:t>
+      </w:r>
+      <w:r>
+        <w:t xml:space="preserve">), so a new</w:t>
+      </w:r>
+      <w:r>
+        <w:t xml:space="preserve"> </w:t>
+      </w:r>
+      <w:r>
+        <w:t xml:space="preserve">layout needs no kernel rebuild — and the kernel carries</w:t>
+      </w:r>
+      <w:r>
+        <w:t xml:space="preserve"> </w:t>
+      </w:r>
+      <w:r>
+        <w:rPr>
           <w:b/>
-        </w:rPr>
-        <w:t xml:space="preserve">data files</w:t>
-      </w:r>
-      <w:r>
-        <w:t xml:space="preserve"> </w:t>
-      </w:r>
-      <w:r>
-        <w:t xml:space="preserve">(</w:t>
-      </w:r>
-      <w:r>
-        <w:rPr>
-          <w:rStyle w:val="VerbatimChar"/>
-        </w:rPr>
-        <w:t xml:space="preserve">SD:/etc/keymaps/*.kmap</w:t>
-      </w:r>
-      <w:r>
-        <w:t xml:space="preserve">), so a new</w:t>
-      </w:r>
-      <w:r>
-        <w:t xml:space="preserve"> </w:t>
-      </w:r>
-      <w:r>
-        <w:t xml:space="preserve">layout needs no kernel rebuild — and the kernel carries</w:t>
-      </w:r>
-      <w:r>
-        <w:t xml:space="preserve"> </w:t>
-      </w:r>
-      <w:r>
-        <w:rPr>
           <w:bCs/>
-          <w:b/>
         </w:rPr>
         <w:t xml:space="preserve">no</w:t>
       </w:r>
@@ -3363,39 +3258,39 @@
       </w:pPr>
       <w:r>
         <w:rPr>
+          <w:b/>
           <w:bCs/>
-          <w:b/>
         </w:rPr>
         <w:t xml:space="preserve">What.</w:t>
       </w:r>
     </w:p>
     <w:p>
       <w:pPr>
+        <w:pStyle w:val="Compact"/>
         <w:numPr>
           <w:ilvl w:val="0"/>
           <w:numId w:val="1002"/>
         </w:numPr>
-        <w:pStyle w:val="Compact"/>
       </w:pPr>
       <w:r>
         <w:rPr>
+          <w:b/>
           <w:bCs/>
+        </w:rPr>
+        <w:t xml:space="preserve">Expose the keyboard's</w:t>
+      </w:r>
+      <w:r>
+        <w:rPr>
           <w:b/>
-        </w:rPr>
-        <w:t xml:space="preserve">Expose the keyboard's</w:t>
-      </w:r>
-      <w:r>
-        <w:rPr>
           <w:bCs/>
+        </w:rPr>
+        <w:t xml:space="preserve"> </w:t>
+      </w:r>
+      <w:r>
+        <w:rPr>
+          <w:rStyle w:val="VerbatimChar"/>
           <w:b/>
-        </w:rPr>
-        <w:t xml:space="preserve"> </w:t>
-      </w:r>
-      <w:r>
-        <w:rPr>
-          <w:rStyle w:val="VerbatimChar"/>
           <w:bCs/>
-          <w:b/>
         </w:rPr>
         <w:t xml:space="preserve">CKeyMap</w:t>
       </w:r>
@@ -3477,174 +3372,174 @@
     </w:p>
     <w:p>
       <w:pPr>
+        <w:pStyle w:val="Compact"/>
         <w:numPr>
           <w:ilvl w:val="0"/>
           <w:numId w:val="1002"/>
         </w:numPr>
-        <w:pStyle w:val="Compact"/>
       </w:pPr>
       <w:r>
         <w:rPr>
+          <w:b/>
           <w:bCs/>
+        </w:rPr>
+        <w:t xml:space="preserve">Drop the compiled-in maps.</w:t>
+      </w:r>
+      <w:r>
+        <w:t xml:space="preserve"> </w:t>
+      </w:r>
+      <w:r>
+        <w:rPr>
+          <w:rStyle w:val="VerbatimChar"/>
+        </w:rPr>
+        <w:t xml:space="preserve">keymap.cpp</w:t>
+      </w:r>
+      <w:r>
+        <w:t xml:space="preserve"> </w:t>
+      </w:r>
+      <w:r>
+        <w:t xml:space="preserve">no longer</w:t>
+      </w:r>
+      <w:r>
+        <w:t xml:space="preserve"> </w:t>
+      </w:r>
+      <w:r>
+        <w:rPr>
+          <w:rStyle w:val="VerbatimChar"/>
+        </w:rPr>
+        <w:t xml:space="preserve">#include</w:t>
+      </w:r>
+      <w:r>
+        <w:t xml:space="preserve">s the</w:t>
+      </w:r>
+      <w:r>
+        <w:t xml:space="preserve"> </w:t>
+      </w:r>
+      <w:r>
+        <w:rPr>
+          <w:rStyle w:val="VerbatimChar"/>
+        </w:rPr>
+        <w:t xml:space="preserve">keymap_*.h</w:t>
+      </w:r>
+      <w:r>
+        <w:t xml:space="preserve"> </w:t>
+      </w:r>
+      <w:r>
+        <w:t xml:space="preserve">tables,</w:t>
+      </w:r>
+      <w:r>
+        <w:t xml:space="preserve"> </w:t>
+      </w:r>
+      <w:r>
+        <w:t xml:space="preserve">and</w:t>
+      </w:r>
+      <w:r>
+        <w:t xml:space="preserve"> </w:t>
+      </w:r>
+      <w:r>
+        <w:rPr>
+          <w:rStyle w:val="VerbatimChar"/>
+        </w:rPr>
+        <w:t xml:space="preserve">CKeyMap</w:t>
+      </w:r>
+      <w:r>
+        <w:t xml:space="preserve"> </w:t>
+      </w:r>
+      <w:r>
+        <w:t xml:space="preserve">loses</w:t>
+      </w:r>
+      <w:r>
+        <w:t xml:space="preserve"> </w:t>
+      </w:r>
+      <w:r>
+        <w:rPr>
+          <w:rStyle w:val="VerbatimChar"/>
+        </w:rPr>
+        <w:t xml:space="preserve">s_DefaultMap[]</w:t>
+      </w:r>
+      <w:r>
+        <w:t xml:space="preserve">,</w:t>
+      </w:r>
+      <w:r>
+        <w:t xml:space="preserve"> </w:t>
+      </w:r>
+      <w:r>
+        <w:rPr>
+          <w:rStyle w:val="VerbatimChar"/>
+        </w:rPr>
+        <w:t xml:space="preserve">s_MapDirectory[]</w:t>
+      </w:r>
+      <w:r>
+        <w:t xml:space="preserve"> </w:t>
+      </w:r>
+      <w:r>
+        <w:t xml:space="preserve">and</w:t>
+      </w:r>
+      <w:r>
+        <w:t xml:space="preserve"> </w:t>
+      </w:r>
+      <w:r>
+        <w:rPr>
+          <w:rStyle w:val="VerbatimChar"/>
+        </w:rPr>
+        <w:t xml:space="preserve">LookupDefaultMap()</w:t>
+      </w:r>
+      <w:r>
+        <w:t xml:space="preserve">; the</w:t>
+      </w:r>
+      <w:r>
+        <w:t xml:space="preserve"> </w:t>
+      </w:r>
+      <w:r>
+        <w:t xml:space="preserve">constructor just zeroes the map (every entry</w:t>
+      </w:r>
+      <w:r>
+        <w:t xml:space="preserve"> </w:t>
+      </w:r>
+      <w:r>
+        <w:rPr>
+          <w:rStyle w:val="VerbatimChar"/>
+        </w:rPr>
+        <w:t xml:space="preserve">KeyNone</w:t>
+      </w:r>
+      <w:r>
+        <w:t xml:space="preserve">). The 7 stock tables</w:t>
+      </w:r>
+      <w:r>
+        <w:t xml:space="preserve"> </w:t>
+      </w:r>
+      <w:r>
+        <w:t xml:space="preserve">(</w:t>
+      </w:r>
+      <w:r>
+        <w:rPr>
+          <w:rStyle w:val="VerbatimChar"/>
+        </w:rPr>
+        <w:t xml:space="preserve">keymap_{de,dv,es,fr,it,uk,us}.h</w:t>
+      </w:r>
+      <w:r>
+        <w:t xml:space="preserve">,</w:t>
+      </w:r>
+      <w:r>
+        <w:t xml:space="preserve"> </w:t>
+      </w:r>
+      <w:r>
+        <w:rPr>
           <w:b/>
-        </w:rPr>
-        <w:t xml:space="preserve">Drop the compiled-in maps.</w:t>
-      </w:r>
-      <w:r>
-        <w:t xml:space="preserve"> </w:t>
-      </w:r>
-      <w:r>
-        <w:rPr>
-          <w:rStyle w:val="VerbatimChar"/>
-        </w:rPr>
-        <w:t xml:space="preserve">keymap.cpp</w:t>
-      </w:r>
-      <w:r>
-        <w:t xml:space="preserve"> </w:t>
-      </w:r>
-      <w:r>
-        <w:t xml:space="preserve">no longer</w:t>
-      </w:r>
-      <w:r>
-        <w:t xml:space="preserve"> </w:t>
-      </w:r>
-      <w:r>
-        <w:rPr>
-          <w:rStyle w:val="VerbatimChar"/>
-        </w:rPr>
-        <w:t xml:space="preserve">#include</w:t>
-      </w:r>
-      <w:r>
-        <w:t xml:space="preserve">s the</w:t>
-      </w:r>
-      <w:r>
-        <w:t xml:space="preserve"> </w:t>
-      </w:r>
-      <w:r>
-        <w:rPr>
-          <w:rStyle w:val="VerbatimChar"/>
-        </w:rPr>
-        <w:t xml:space="preserve">keymap_*.h</w:t>
-      </w:r>
-      <w:r>
-        <w:t xml:space="preserve"> </w:t>
-      </w:r>
-      <w:r>
-        <w:t xml:space="preserve">tables,</w:t>
-      </w:r>
-      <w:r>
-        <w:t xml:space="preserve"> </w:t>
-      </w:r>
-      <w:r>
-        <w:t xml:space="preserve">and</w:t>
-      </w:r>
-      <w:r>
-        <w:t xml:space="preserve"> </w:t>
-      </w:r>
-      <w:r>
-        <w:rPr>
-          <w:rStyle w:val="VerbatimChar"/>
-        </w:rPr>
-        <w:t xml:space="preserve">CKeyMap</w:t>
-      </w:r>
-      <w:r>
-        <w:t xml:space="preserve"> </w:t>
-      </w:r>
-      <w:r>
-        <w:t xml:space="preserve">loses</w:t>
-      </w:r>
-      <w:r>
-        <w:t xml:space="preserve"> </w:t>
-      </w:r>
-      <w:r>
-        <w:rPr>
-          <w:rStyle w:val="VerbatimChar"/>
-        </w:rPr>
-        <w:t xml:space="preserve">s_DefaultMap[]</w:t>
-      </w:r>
-      <w:r>
-        <w:t xml:space="preserve">,</w:t>
-      </w:r>
-      <w:r>
-        <w:t xml:space="preserve"> </w:t>
-      </w:r>
-      <w:r>
-        <w:rPr>
-          <w:rStyle w:val="VerbatimChar"/>
-        </w:rPr>
-        <w:t xml:space="preserve">s_MapDirectory[]</w:t>
-      </w:r>
-      <w:r>
-        <w:t xml:space="preserve"> </w:t>
-      </w:r>
-      <w:r>
-        <w:t xml:space="preserve">and</w:t>
-      </w:r>
-      <w:r>
-        <w:t xml:space="preserve"> </w:t>
-      </w:r>
-      <w:r>
-        <w:rPr>
-          <w:rStyle w:val="VerbatimChar"/>
-        </w:rPr>
-        <w:t xml:space="preserve">LookupDefaultMap()</w:t>
-      </w:r>
-      <w:r>
-        <w:t xml:space="preserve">; the</w:t>
-      </w:r>
-      <w:r>
-        <w:t xml:space="preserve"> </w:t>
-      </w:r>
-      <w:r>
-        <w:t xml:space="preserve">constructor just zeroes the map (every entry</w:t>
-      </w:r>
-      <w:r>
-        <w:t xml:space="preserve"> </w:t>
-      </w:r>
-      <w:r>
-        <w:rPr>
-          <w:rStyle w:val="VerbatimChar"/>
-        </w:rPr>
-        <w:t xml:space="preserve">KeyNone</w:t>
-      </w:r>
-      <w:r>
-        <w:t xml:space="preserve">). The 7 stock tables</w:t>
-      </w:r>
-      <w:r>
-        <w:t xml:space="preserve"> </w:t>
-      </w:r>
-      <w:r>
-        <w:t xml:space="preserve">(</w:t>
-      </w:r>
-      <w:r>
-        <w:rPr>
-          <w:rStyle w:val="VerbatimChar"/>
-        </w:rPr>
-        <w:t xml:space="preserve">keymap_{de,dv,es,fr,it,uk,us}.h</w:t>
-      </w:r>
-      <w:r>
-        <w:t xml:space="preserve">,</w:t>
-      </w:r>
-      <w:r>
-        <w:t xml:space="preserve"> </w:t>
-      </w:r>
-      <w:r>
-        <w:rPr>
           <w:bCs/>
+        </w:rPr>
+        <w:t xml:space="preserve">905 lines</w:t>
+      </w:r>
+      <w:r>
+        <w:t xml:space="preserve">) are</w:t>
+      </w:r>
+      <w:r>
+        <w:t xml:space="preserve"> </w:t>
+      </w:r>
+      <w:r>
+        <w:rPr>
           <w:b/>
-        </w:rPr>
-        <w:t xml:space="preserve">905 lines</w:t>
-      </w:r>
-      <w:r>
-        <w:t xml:space="preserve">) are</w:t>
-      </w:r>
-      <w:r>
-        <w:t xml:space="preserve"> </w:t>
-      </w:r>
-      <w:r>
-        <w:rPr>
           <w:bCs/>
-          <w:b/>
         </w:rPr>
         <w:t xml:space="preserve">deleted</w:t>
       </w:r>
@@ -3781,8 +3676,8 @@
       </w:r>
       <w:r>
         <w:rPr>
+          <w:b/>
           <w:bCs/>
-          <w:b/>
         </w:rPr>
         <w:t xml:space="preserve">20 → 40</w:t>
       </w:r>
@@ -4644,43 +4539,43 @@
       </w:pPr>
       <w:r>
         <w:rPr>
+          <w:i/>
           <w:iCs/>
+        </w:rPr>
+        <w:t xml:space="preserve">(The 7</w:t>
+      </w:r>
+      <w:r>
+        <w:rPr>
           <w:i/>
-        </w:rPr>
-        <w:t xml:space="preserve">(The 7</w:t>
-      </w:r>
-      <w:r>
-        <w:rPr>
           <w:iCs/>
+        </w:rPr>
+        <w:t xml:space="preserve"> </w:t>
+      </w:r>
+      <w:r>
+        <w:rPr>
+          <w:rStyle w:val="VerbatimChar"/>
           <w:i/>
-        </w:rPr>
-        <w:t xml:space="preserve"> </w:t>
-      </w:r>
-      <w:r>
-        <w:rPr>
-          <w:rStyle w:val="VerbatimChar"/>
           <w:iCs/>
+        </w:rPr>
+        <w:t xml:space="preserve">lib/input/keymap_*.h</w:t>
+      </w:r>
+      <w:r>
+        <w:rPr>
           <w:i/>
-        </w:rPr>
-        <w:t xml:space="preserve">lib/input/keymap_*.h</w:t>
-      </w:r>
-      <w:r>
-        <w:rPr>
           <w:iCs/>
+        </w:rPr>
+        <w:t xml:space="preserve"> </w:t>
+      </w:r>
+      <w:r>
+        <w:rPr>
           <w:i/>
-        </w:rPr>
-        <w:t xml:space="preserve"> </w:t>
-      </w:r>
-      <w:r>
-        <w:rPr>
           <w:iCs/>
-          <w:i/>
         </w:rPr>
         <w:t xml:space="preserve">tables are deleted — 905 lines — and not shown here.)</w:t>
       </w:r>
     </w:p>
-    <w:bookmarkEnd w:id="22"/>
-    <w:bookmarkStart w:id="23" w:name="Xcadfa65637ee829ddd50b2c4f7fdc1b265fdc27"/>
+    <w:bookmarkEnd w:id="20"/>
+    <w:bookmarkStart w:id="21" w:name="Xcadfa65637ee829ddd50b2c4f7fdc1b265fdc27"/>
     <w:p>
       <w:pPr>
         <w:pStyle w:val="Heading2"/>
@@ -4695,140 +4590,140 @@
       </w:pPr>
       <w:r>
         <w:rPr>
+          <w:b/>
           <w:bCs/>
+        </w:rPr>
+        <w:t xml:space="preserve">Why.</w:t>
+      </w:r>
+      <w:r>
+        <w:t xml:space="preserve"> </w:t>
+      </w:r>
+      <w:r>
+        <w:t xml:space="preserve">Circle's</w:t>
+      </w:r>
+      <w:r>
+        <w:t xml:space="preserve"> </w:t>
+      </w:r>
+      <w:r>
+        <w:rPr>
+          <w:rStyle w:val="VerbatimChar"/>
+        </w:rPr>
+        <w:t xml:space="preserve">CHeapAllocator</w:t>
+      </w:r>
+      <w:r>
+        <w:t xml:space="preserve"> </w:t>
+      </w:r>
+      <w:r>
+        <w:t xml:space="preserve">keeps freed blocks on per-size</w:t>
+      </w:r>
+      <w:r>
+        <w:t xml:space="preserve"> </w:t>
+      </w:r>
+      <w:r>
+        <w:rPr>
           <w:b/>
-        </w:rPr>
-        <w:t xml:space="preserve">Why.</w:t>
-      </w:r>
-      <w:r>
-        <w:t xml:space="preserve"> </w:t>
-      </w:r>
-      <w:r>
-        <w:t xml:space="preserve">Circle's</w:t>
-      </w:r>
-      <w:r>
-        <w:t xml:space="preserve"> </w:t>
-      </w:r>
-      <w:r>
-        <w:rPr>
-          <w:rStyle w:val="VerbatimChar"/>
-        </w:rPr>
-        <w:t xml:space="preserve">CHeapAllocator</w:t>
-      </w:r>
-      <w:r>
-        <w:t xml:space="preserve"> </w:t>
-      </w:r>
-      <w:r>
-        <w:t xml:space="preserve">keeps freed blocks on per-size</w:t>
-      </w:r>
-      <w:r>
-        <w:t xml:space="preserve"> </w:t>
-      </w:r>
-      <w:r>
-        <w:rPr>
           <w:bCs/>
+        </w:rPr>
+        <w:t xml:space="preserve">bucket</w:t>
+      </w:r>
+      <w:r>
+        <w:t xml:space="preserve"> </w:t>
+      </w:r>
+      <w:r>
+        <w:t xml:space="preserve">free lists, but</w:t>
+      </w:r>
+      <w:r>
+        <w:t xml:space="preserve"> </w:t>
+      </w:r>
+      <w:r>
+        <w:t xml:space="preserve">the buckets top out at</w:t>
+      </w:r>
+      <w:r>
+        <w:t xml:space="preserve"> </w:t>
+      </w:r>
+      <w:r>
+        <w:rPr>
+          <w:rStyle w:val="VerbatimChar"/>
+        </w:rPr>
+        <w:t xml:space="preserve">0x80000</w:t>
+      </w:r>
+      <w:r>
+        <w:t xml:space="preserve"> </w:t>
+      </w:r>
+      <w:r>
+        <w:t xml:space="preserve">= 512 KB. A block</w:t>
+      </w:r>
+      <w:r>
+        <w:t xml:space="preserve"> </w:t>
+      </w:r>
+      <w:r>
+        <w:rPr>
           <w:b/>
-        </w:rPr>
-        <w:t xml:space="preserve">bucket</w:t>
-      </w:r>
-      <w:r>
-        <w:t xml:space="preserve"> </w:t>
-      </w:r>
-      <w:r>
-        <w:t xml:space="preserve">free lists, but</w:t>
-      </w:r>
-      <w:r>
-        <w:t xml:space="preserve"> </w:t>
-      </w:r>
-      <w:r>
-        <w:t xml:space="preserve">the buckets top out at</w:t>
-      </w:r>
-      <w:r>
-        <w:t xml:space="preserve"> </w:t>
-      </w:r>
-      <w:r>
-        <w:rPr>
-          <w:rStyle w:val="VerbatimChar"/>
-        </w:rPr>
-        <w:t xml:space="preserve">0x80000</w:t>
-      </w:r>
-      <w:r>
-        <w:t xml:space="preserve"> </w:t>
-      </w:r>
-      <w:r>
-        <w:t xml:space="preserve">= 512 KB. A block</w:t>
-      </w:r>
-      <w:r>
-        <w:t xml:space="preserve"> </w:t>
-      </w:r>
-      <w:r>
-        <w:rPr>
           <w:bCs/>
+        </w:rPr>
+        <w:t xml:space="preserve">bigger than the top bucket cannot be</w:t>
+      </w:r>
+      <w:r>
+        <w:rPr>
           <w:b/>
-        </w:rPr>
-        <w:t xml:space="preserve">bigger than the top bucket cannot be</w:t>
-      </w:r>
-      <w:r>
-        <w:rPr>
           <w:bCs/>
+        </w:rPr>
+        <w:t xml:space="preserve"> </w:t>
+      </w:r>
+      <w:r>
+        <w:rPr>
           <w:b/>
-        </w:rPr>
-        <w:t xml:space="preserve"> </w:t>
-      </w:r>
-      <w:r>
-        <w:rPr>
           <w:bCs/>
+        </w:rPr>
+        <w:t xml:space="preserve">returned to any free list and is lost</w:t>
+      </w:r>
+      <w:r>
+        <w:t xml:space="preserve"> </w:t>
+      </w:r>
+      <w:r>
+        <w:t xml:space="preserve">on</w:t>
+      </w:r>
+      <w:r>
+        <w:t xml:space="preserve"> </w:t>
+      </w:r>
+      <w:r>
+        <w:rPr>
+          <w:rStyle w:val="VerbatimChar"/>
+        </w:rPr>
+        <w:t xml:space="preserve">Free()</w:t>
+      </w:r>
+      <w:r>
+        <w:t xml:space="preserve">. Onyx allocates large blocks routinely —</w:t>
+      </w:r>
+      <w:r>
+        <w:t xml:space="preserve"> </w:t>
+      </w:r>
+      <w:r>
+        <w:t xml:space="preserve">a window</w:t>
+      </w:r>
+      <w:r>
+        <w:t xml:space="preserve"> </w:t>
+      </w:r>
+      <w:r>
+        <w:rPr>
           <w:b/>
-        </w:rPr>
-        <w:t xml:space="preserve">returned to any free list and is lost</w:t>
-      </w:r>
-      <w:r>
-        <w:t xml:space="preserve"> </w:t>
-      </w:r>
-      <w:r>
-        <w:t xml:space="preserve">on</w:t>
-      </w:r>
-      <w:r>
-        <w:t xml:space="preserve"> </w:t>
-      </w:r>
-      <w:r>
-        <w:rPr>
-          <w:rStyle w:val="VerbatimChar"/>
-        </w:rPr>
-        <w:t xml:space="preserve">Free()</w:t>
-      </w:r>
-      <w:r>
-        <w:t xml:space="preserve">. Onyx allocates large blocks routinely —</w:t>
-      </w:r>
-      <w:r>
-        <w:t xml:space="preserve"> </w:t>
-      </w:r>
-      <w:r>
-        <w:t xml:space="preserve">a window</w:t>
-      </w:r>
-      <w:r>
-        <w:t xml:space="preserve"> </w:t>
-      </w:r>
-      <w:r>
-        <w:rPr>
           <w:bCs/>
+        </w:rPr>
+        <w:t xml:space="preserve">canvas</w:t>
+      </w:r>
+      <w:r>
+        <w:t xml:space="preserve"> </w:t>
+      </w:r>
+      <w:r>
+        <w:t xml:space="preserve">is up to ~3 MB (1024×768×4) — so</w:t>
+      </w:r>
+      <w:r>
+        <w:t xml:space="preserve"> </w:t>
+      </w:r>
+      <w:r>
+        <w:rPr>
           <w:b/>
-        </w:rPr>
-        <w:t xml:space="preserve">canvas</w:t>
-      </w:r>
-      <w:r>
-        <w:t xml:space="preserve"> </w:t>
-      </w:r>
-      <w:r>
-        <w:t xml:space="preserve">is up to ~3 MB (1024×768×4) — so</w:t>
-      </w:r>
-      <w:r>
-        <w:t xml:space="preserve"> </w:t>
-      </w:r>
-      <w:r>
-        <w:rPr>
           <w:bCs/>
-          <w:b/>
         </w:rPr>
         <w:t xml:space="preserve">every app launch leaked its canvas</w:t>
       </w:r>
@@ -4842,130 +4737,130 @@
       </w:pPr>
       <w:r>
         <w:rPr>
+          <w:b/>
           <w:bCs/>
+        </w:rPr>
+        <w:t xml:space="preserve">Fix.</w:t>
+      </w:r>
+      <w:r>
+        <w:t xml:space="preserve"> </w:t>
+      </w:r>
+      <w:r>
+        <w:t xml:space="preserve">Add</w:t>
+      </w:r>
+      <w:r>
+        <w:t xml:space="preserve"> </w:t>
+      </w:r>
+      <w:r>
+        <w:rPr>
           <w:b/>
-        </w:rPr>
-        <w:t xml:space="preserve">Fix.</w:t>
-      </w:r>
-      <w:r>
-        <w:t xml:space="preserve"> </w:t>
-      </w:r>
-      <w:r>
-        <w:t xml:space="preserve">Add</w:t>
-      </w:r>
-      <w:r>
-        <w:t xml:space="preserve"> </w:t>
-      </w:r>
-      <w:r>
-        <w:rPr>
           <w:bCs/>
+        </w:rPr>
+        <w:t xml:space="preserve">power-of-two "large" free lists</w:t>
+      </w:r>
+      <w:r>
+        <w:t xml:space="preserve"> </w:t>
+      </w:r>
+      <w:r>
+        <w:t xml:space="preserve">alongside the buckets: a too-big block is</w:t>
+      </w:r>
+      <w:r>
+        <w:t xml:space="preserve"> </w:t>
+      </w:r>
+      <w:r>
+        <w:t xml:space="preserve">rounded to its power-of-two class and pushed onto</w:t>
+      </w:r>
+      <w:r>
+        <w:t xml:space="preserve"> </w:t>
+      </w:r>
+      <w:r>
+        <w:rPr>
+          <w:rStyle w:val="VerbatimChar"/>
+        </w:rPr>
+        <w:t xml:space="preserve">m_pLargeFreeList[exp]</w:t>
+      </w:r>
+      <w:r>
+        <w:t xml:space="preserve"> </w:t>
+      </w:r>
+      <w:r>
+        <w:t xml:space="preserve">on free, and reused</w:t>
+      </w:r>
+      <w:r>
+        <w:t xml:space="preserve"> </w:t>
+      </w:r>
+      <w:r>
+        <w:t xml:space="preserve">from it on allocate. A running</w:t>
+      </w:r>
+      <w:r>
+        <w:t xml:space="preserve"> </w:t>
+      </w:r>
+      <w:r>
+        <w:rPr>
+          <w:rStyle w:val="VerbatimChar"/>
+        </w:rPr>
+        <w:t xml:space="preserve">m_nFreeListBytes</w:t>
+      </w:r>
+      <w:r>
+        <w:t xml:space="preserve"> </w:t>
+      </w:r>
+      <w:r>
+        <w:t xml:space="preserve">counter (exposed via</w:t>
+      </w:r>
+      <w:r>
+        <w:t xml:space="preserve"> </w:t>
+      </w:r>
+      <w:r>
+        <w:rPr>
+          <w:rStyle w:val="VerbatimChar"/>
+        </w:rPr>
+        <w:t xml:space="preserve">GetFreeListSpace()</w:t>
+      </w:r>
+      <w:r>
+        <w:t xml:space="preserve">)</w:t>
+      </w:r>
+      <w:r>
+        <w:t xml:space="preserve"> </w:t>
+      </w:r>
+      <w:r>
+        <w:t xml:space="preserve">feeds the</w:t>
+      </w:r>
+      <w:r>
+        <w:t xml:space="preserve"> </w:t>
+      </w:r>
+      <w:r>
+        <w:rPr>
+          <w:rStyle w:val="VerbatimChar"/>
+        </w:rPr>
+        <w:t xml:space="preserve">meminfo</w:t>
+      </w:r>
+      <w:r>
+        <w:t xml:space="preserve"> </w:t>
+      </w:r>
+      <w:r>
+        <w:t xml:space="preserve">accounting (patch 3).</w:t>
+      </w:r>
+      <w:r>
+        <w:t xml:space="preserve"> </w:t>
+      </w:r>
+      <w:r>
+        <w:rPr>
           <w:b/>
-        </w:rPr>
-        <w:t xml:space="preserve">power-of-two "large" free lists</w:t>
-      </w:r>
-      <w:r>
-        <w:t xml:space="preserve"> </w:t>
-      </w:r>
-      <w:r>
-        <w:t xml:space="preserve">alongside the buckets: a too-big block is</w:t>
-      </w:r>
-      <w:r>
-        <w:t xml:space="preserve"> </w:t>
-      </w:r>
-      <w:r>
-        <w:t xml:space="preserve">rounded to its power-of-two class and pushed onto</w:t>
-      </w:r>
-      <w:r>
-        <w:t xml:space="preserve"> </w:t>
-      </w:r>
-      <w:r>
-        <w:rPr>
-          <w:rStyle w:val="VerbatimChar"/>
-        </w:rPr>
-        <w:t xml:space="preserve">m_pLargeFreeList[exp]</w:t>
-      </w:r>
-      <w:r>
-        <w:t xml:space="preserve"> </w:t>
-      </w:r>
-      <w:r>
-        <w:t xml:space="preserve">on free, and reused</w:t>
-      </w:r>
-      <w:r>
-        <w:t xml:space="preserve"> </w:t>
-      </w:r>
-      <w:r>
-        <w:t xml:space="preserve">from it on allocate. A running</w:t>
-      </w:r>
-      <w:r>
-        <w:t xml:space="preserve"> </w:t>
-      </w:r>
-      <w:r>
-        <w:rPr>
-          <w:rStyle w:val="VerbatimChar"/>
-        </w:rPr>
-        <w:t xml:space="preserve">m_nFreeListBytes</w:t>
-      </w:r>
-      <w:r>
-        <w:t xml:space="preserve"> </w:t>
-      </w:r>
-      <w:r>
-        <w:t xml:space="preserve">counter (exposed via</w:t>
-      </w:r>
-      <w:r>
-        <w:t xml:space="preserve"> </w:t>
-      </w:r>
-      <w:r>
-        <w:rPr>
-          <w:rStyle w:val="VerbatimChar"/>
-        </w:rPr>
-        <w:t xml:space="preserve">GetFreeListSpace()</w:t>
-      </w:r>
-      <w:r>
-        <w:t xml:space="preserve">)</w:t>
-      </w:r>
-      <w:r>
-        <w:t xml:space="preserve"> </w:t>
-      </w:r>
-      <w:r>
-        <w:t xml:space="preserve">feeds the</w:t>
-      </w:r>
-      <w:r>
-        <w:t xml:space="preserve"> </w:t>
-      </w:r>
-      <w:r>
-        <w:rPr>
-          <w:rStyle w:val="VerbatimChar"/>
-        </w:rPr>
-        <w:t xml:space="preserve">meminfo</w:t>
-      </w:r>
-      <w:r>
-        <w:t xml:space="preserve"> </w:t>
-      </w:r>
-      <w:r>
-        <w:t xml:space="preserve">accounting (patch 3).</w:t>
-      </w:r>
-      <w:r>
-        <w:t xml:space="preserve"> </w:t>
-      </w:r>
-      <w:r>
-        <w:rPr>
           <w:bCs/>
+        </w:rPr>
+        <w:t xml:space="preserve">Rebuild</w:t>
+      </w:r>
+      <w:r>
+        <w:rPr>
           <w:b/>
-        </w:rPr>
-        <w:t xml:space="preserve">Rebuild</w:t>
-      </w:r>
-      <w:r>
-        <w:rPr>
           <w:bCs/>
+        </w:rPr>
+        <w:t xml:space="preserve"> </w:t>
+      </w:r>
+      <w:r>
+        <w:rPr>
+          <w:rStyle w:val="VerbatimChar"/>
           <w:b/>
-        </w:rPr>
-        <w:t xml:space="preserve"> </w:t>
-      </w:r>
-      <w:r>
-        <w:rPr>
-          <w:rStyle w:val="VerbatimChar"/>
           <w:bCs/>
-          <w:b/>
         </w:rPr>
         <w:t xml:space="preserve">libcircle</w:t>
       </w:r>
@@ -5848,8 +5743,8 @@
         <w:t xml:space="preserve"> #endif</w:t>
       </w:r>
     </w:p>
-    <w:bookmarkEnd w:id="23"/>
-    <w:bookmarkStart w:id="24" w:name="Xe044a6cbda454138ee080bd94a2f3f3807b3c4f"/>
+    <w:bookmarkEnd w:id="21"/>
+    <w:bookmarkStart w:id="22" w:name="Xe044a6cbda454138ee080bd94a2f3f3807b3c4f"/>
     <w:p>
       <w:pPr>
         <w:pStyle w:val="Heading2"/>
@@ -5879,8 +5774,8 @@
       </w:pPr>
       <w:r>
         <w:rPr>
+          <w:b/>
           <w:bCs/>
-          <w:b/>
         </w:rPr>
         <w:t xml:space="preserve">Why.</w:t>
       </w:r>
@@ -5916,8 +5811,8 @@
       </w:r>
       <w:r>
         <w:rPr>
+          <w:i/>
           <w:iCs/>
-          <w:i/>
         </w:rPr>
         <w:t xml:space="preserve">and</w:t>
       </w:r>
@@ -6495,8 +6390,8 @@
         </w:pict>
       </w:r>
     </w:p>
-    <w:bookmarkEnd w:id="24"/>
-    <w:bookmarkStart w:id="27" w:name="Xe90ed3e77ce1968eb553f8c11b1c4bf0b525579"/>
+    <w:bookmarkEnd w:id="22"/>
+    <w:bookmarkStart w:id="25" w:name="Xe90ed3e77ce1968eb553f8c11b1c4bf0b525579"/>
     <w:p>
       <w:pPr>
         <w:pStyle w:val="Heading2"/>
@@ -6553,8 +6448,8 @@
       </w:r>
       <w:r>
         <w:rPr>
+          <w:b/>
           <w:bCs/>
-          <w:b/>
         </w:rPr>
         <w:t xml:space="preserve">sound producer</w:t>
       </w:r>
@@ -6573,7 +6468,7 @@
       <w:r>
         <w:t xml:space="preserve"> </w:t>
       </w:r>
-      <w:hyperlink r:id="rId25">
+      <w:hyperlink r:id="rId23">
         <w:r>
           <w:rPr>
             <w:rStyle w:val="Hyperlink"/>
@@ -6629,8 +6524,8 @@
       </w:r>
       <w:r>
         <w:rPr>
+          <w:b/>
           <w:bCs/>
-          <w:b/>
         </w:rPr>
         <w:t xml:space="preserve">every</w:t>
       </w:r>
@@ -6697,7 +6592,7 @@
       <w:r>
         <w:t xml:space="preserve"> </w:t>
       </w:r>
-      <w:hyperlink r:id="rId26">
+      <w:hyperlink r:id="rId24">
         <w:r>
           <w:rPr>
             <w:rStyle w:val="Hyperlink"/>
@@ -6709,8 +6604,8 @@
         <w:t xml:space="preserve">.</w:t>
       </w:r>
     </w:p>
-    <w:bookmarkEnd w:id="27"/>
-    <w:bookmarkStart w:id="28" w:name="X36e16af9fbcd5407b79394449ee975570647d24"/>
+    <w:bookmarkEnd w:id="25"/>
+    <w:bookmarkStart w:id="26" w:name="X36e16af9fbcd5407b79394449ee975570647d24"/>
     <w:p>
       <w:pPr>
         <w:pStyle w:val="Heading2"/>
@@ -6731,65 +6626,65 @@
       </w:r>
       <w:r>
         <w:rPr>
+          <w:b/>
           <w:bCs/>
+        </w:rPr>
+        <w:t xml:space="preserve">Ctrl</w:t>
+      </w:r>
+      <w:r>
+        <w:t xml:space="preserve"> </w:t>
+      </w:r>
+      <w:r>
+        <w:t xml:space="preserve">variants of the navigation keys (</w:t>
+      </w:r>
+      <w:r>
+        <w:rPr>
+          <w:rStyle w:val="VerbatimChar"/>
+        </w:rPr>
+        <w:t xml:space="preserve">KeyCtrlUp</w:t>
+      </w:r>
+      <w:r>
+        <w:t xml:space="preserve"> </w:t>
+      </w:r>
+      <w:r>
+        <w:t xml:space="preserve">… →</w:t>
+      </w:r>
+      <w:r>
+        <w:t xml:space="preserve"> </w:t>
+      </w:r>
+      <w:r>
+        <w:rPr>
+          <w:rStyle w:val="VerbatimChar"/>
+        </w:rPr>
+        <w:t xml:space="preserve">ESC[1;5A</w:t>
+      </w:r>
+      <w:r>
+        <w:t xml:space="preserve"> </w:t>
+      </w:r>
+      <w:r>
+        <w:t xml:space="preserve">…); Shift + an arrow produced nothing. The patch adds eight special keys</w:t>
+      </w:r>
+      <w:r>
+        <w:t xml:space="preserve"> </w:t>
+      </w:r>
+      <w:r>
+        <w:rPr>
           <w:b/>
-        </w:rPr>
-        <w:t xml:space="preserve">Ctrl</w:t>
-      </w:r>
-      <w:r>
-        <w:t xml:space="preserve"> </w:t>
-      </w:r>
-      <w:r>
-        <w:t xml:space="preserve">variants of the navigation keys (</w:t>
-      </w:r>
-      <w:r>
-        <w:rPr>
-          <w:rStyle w:val="VerbatimChar"/>
-        </w:rPr>
-        <w:t xml:space="preserve">KeyCtrlUp</w:t>
-      </w:r>
-      <w:r>
-        <w:t xml:space="preserve"> </w:t>
-      </w:r>
-      <w:r>
-        <w:t xml:space="preserve">… →</w:t>
-      </w:r>
-      <w:r>
-        <w:t xml:space="preserve"> </w:t>
-      </w:r>
-      <w:r>
-        <w:rPr>
-          <w:rStyle w:val="VerbatimChar"/>
-        </w:rPr>
-        <w:t xml:space="preserve">ESC[1;5A</w:t>
-      </w:r>
-      <w:r>
-        <w:t xml:space="preserve"> </w:t>
-      </w:r>
-      <w:r>
-        <w:t xml:space="preserve">…); Shift + an arrow produced nothing. The patch adds eight special keys</w:t>
-      </w:r>
-      <w:r>
-        <w:t xml:space="preserve"> </w:t>
-      </w:r>
-      <w:r>
-        <w:rPr>
           <w:bCs/>
+        </w:rPr>
+        <w:t xml:space="preserve">at</w:t>
+      </w:r>
+      <w:r>
+        <w:rPr>
           <w:b/>
-        </w:rPr>
-        <w:t xml:space="preserve">at</w:t>
-      </w:r>
-      <w:r>
-        <w:rPr>
           <w:bCs/>
+        </w:rPr>
+        <w:t xml:space="preserve"> </w:t>
+      </w:r>
+      <w:r>
+        <w:rPr>
           <w:b/>
-        </w:rPr>
-        <w:t xml:space="preserve"> </w:t>
-      </w:r>
-      <w:r>
-        <w:rPr>
           <w:bCs/>
-          <w:b/>
         </w:rPr>
         <w:t xml:space="preserve">the end</w:t>
       </w:r>
@@ -6853,7 +6748,6 @@
         <w:tblStyle w:val="Table"/>
         <w:tblW w:type="auto" w:w="0"/>
         <w:tblLook w:firstRow="1" w:lastRow="0" w:firstColumn="0" w:lastColumn="0" w:noHBand="0" w:noVBand="0" w:val="0020"/>
-        <w:jc w:val="start"/>
       </w:tblPr>
       <w:tblGrid>
         <w:gridCol w:w="3960"/>
@@ -6861,14 +6755,13 @@
       </w:tblGrid>
       <w:tr>
         <w:trPr>
-          <w:tblHeader w:val="true"/>
+          <w:tblHeader w:val="on"/>
         </w:trPr>
         <w:tc>
           <w:tcPr/>
           <w:p>
             <w:pPr>
               <w:pStyle w:val="Compact"/>
-              <w:jc w:val="left"/>
             </w:pPr>
             <w:r>
               <w:t xml:space="preserve">Key</w:t>
@@ -6880,7 +6773,6 @@
           <w:p>
             <w:pPr>
               <w:pStyle w:val="Compact"/>
-              <w:jc w:val="left"/>
             </w:pPr>
             <w:r>
               <w:t xml:space="preserve">String</w:t>
@@ -6894,7 +6786,6 @@
           <w:p>
             <w:pPr>
               <w:pStyle w:val="Compact"/>
-              <w:jc w:val="left"/>
             </w:pPr>
             <w:r>
               <w:rPr>
@@ -6924,7 +6815,6 @@
           <w:p>
             <w:pPr>
               <w:pStyle w:val="Compact"/>
-              <w:jc w:val="left"/>
             </w:pPr>
             <w:r>
               <w:rPr>
@@ -6956,7 +6846,6 @@
           <w:p>
             <w:pPr>
               <w:pStyle w:val="Compact"/>
-              <w:jc w:val="left"/>
             </w:pPr>
             <w:r>
               <w:rPr>
@@ -6986,7 +6875,6 @@
           <w:p>
             <w:pPr>
               <w:pStyle w:val="Compact"/>
-              <w:jc w:val="left"/>
             </w:pPr>
             <w:r>
               <w:rPr>
@@ -7018,7 +6906,6 @@
           <w:p>
             <w:pPr>
               <w:pStyle w:val="Compact"/>
-              <w:jc w:val="left"/>
             </w:pPr>
             <w:r>
               <w:rPr>
@@ -7078,7 +6965,6 @@
           <w:p>
             <w:pPr>
               <w:pStyle w:val="Compact"/>
-              <w:jc w:val="left"/>
             </w:pPr>
             <w:r>
               <w:rPr>
@@ -7192,8 +7078,8 @@
       </w:r>
       <w:r>
         <w:rPr>
+          <w:b/>
           <w:bCs/>
-          <w:b/>
         </w:rPr>
         <w:t xml:space="preserve">Shift</w:t>
       </w:r>
@@ -7309,8 +7195,8 @@
         <w:t xml:space="preserve">).</w:t>
       </w:r>
     </w:p>
-    <w:bookmarkEnd w:id="28"/>
-    <w:bookmarkStart w:id="29" w:name="Xc42203c53dd705b76fb8e433f55d56aabbfe0e3"/>
+    <w:bookmarkEnd w:id="26"/>
+    <w:bookmarkStart w:id="27" w:name="Xc42203c53dd705b76fb8e433f55d56aabbfe0e3"/>
     <w:p>
       <w:pPr>
         <w:pStyle w:val="Heading2"/>
@@ -7514,8 +7400,8 @@
         <w:t xml:space="preserve">.</w:t>
       </w:r>
     </w:p>
-    <w:bookmarkEnd w:id="29"/>
-    <w:bookmarkStart w:id="30" w:name="X4bf2a80724076a5cb798fdaf251311199e52f64"/>
+    <w:bookmarkEnd w:id="27"/>
+    <w:bookmarkStart w:id="28" w:name="X4bf2a80724076a5cb798fdaf251311199e52f64"/>
     <w:p>
       <w:pPr>
         <w:pStyle w:val="Heading2"/>
@@ -7593,8 +7479,8 @@
       </w:r>
       <w:r>
         <w:rPr>
+          <w:b/>
           <w:bCs/>
-          <w:b/>
         </w:rPr>
         <w:t xml:space="preserve">weak</w:t>
       </w:r>
@@ -7607,11 +7493,11 @@
     </w:p>
     <w:p>
       <w:pPr>
+        <w:pStyle w:val="Compact"/>
         <w:numPr>
           <w:ilvl w:val="0"/>
           <w:numId w:val="1003"/>
         </w:numPr>
-        <w:pStyle w:val="Compact"/>
       </w:pPr>
       <w:r>
         <w:rPr>
@@ -7700,11 +7586,11 @@
     </w:p>
     <w:p>
       <w:pPr>
+        <w:pStyle w:val="Compact"/>
         <w:numPr>
           <w:ilvl w:val="0"/>
           <w:numId w:val="1003"/>
         </w:numPr>
-        <w:pStyle w:val="Compact"/>
       </w:pPr>
       <w:r>
         <w:rPr>
@@ -7805,8 +7691,8 @@
       </w:pPr>
       <w:r>
         <w:rPr>
+          <w:b/>
           <w:bCs/>
-          <w:b/>
         </w:rPr>
         <w:t xml:space="preserve">7b (2026-10-01): many short waits.</w:t>
       </w:r>
@@ -7979,8 +7865,8 @@
         <w:t xml:space="preserve">Circle behaves as upstream.</w:t>
       </w:r>
     </w:p>
-    <w:bookmarkEnd w:id="30"/>
-    <w:bookmarkStart w:id="31" w:name="Xa837feb77b85d6e2331a596638abd582b72a5fe"/>
+    <w:bookmarkEnd w:id="28"/>
+    <w:bookmarkStart w:id="29" w:name="Xa837feb77b85d6e2331a596638abd582b72a5fe"/>
     <w:p>
       <w:pPr>
         <w:pStyle w:val="Heading2"/>
@@ -8043,36 +7929,36 @@
       </w:r>
       <w:r>
         <w:rPr>
+          <w:b/>
           <w:bCs/>
+        </w:rPr>
+        <w:t xml:space="preserve">single-sector reads</w:t>
+      </w:r>
+      <w:r>
+        <w:t xml:space="preserve"> </w:t>
+      </w:r>
+      <w:r>
+        <w:t xml:space="preserve">in a</w:t>
+      </w:r>
+      <w:r>
+        <w:t xml:space="preserve"> </w:t>
+      </w:r>
+      <w:r>
+        <w:t xml:space="preserve">direct-mapped cache (2048 slots x 512 bytes = 1 MB, allocated on first use; key = sector</w:t>
+      </w:r>
+      <w:r>
+        <w:t xml:space="preserve"> </w:t>
+      </w:r>
+      <w:r>
+        <w:t xml:space="preserve">and drive).</w:t>
+      </w:r>
+      <w:r>
+        <w:t xml:space="preserve"> </w:t>
+      </w:r>
+      <w:r>
+        <w:rPr>
           <w:b/>
-        </w:rPr>
-        <w:t xml:space="preserve">single-sector reads</w:t>
-      </w:r>
-      <w:r>
-        <w:t xml:space="preserve"> </w:t>
-      </w:r>
-      <w:r>
-        <w:t xml:space="preserve">in a</w:t>
-      </w:r>
-      <w:r>
-        <w:t xml:space="preserve"> </w:t>
-      </w:r>
-      <w:r>
-        <w:t xml:space="preserve">direct-mapped cache (2048 slots x 512 bytes = 1 MB, allocated on first use; key = sector</w:t>
-      </w:r>
-      <w:r>
-        <w:t xml:space="preserve"> </w:t>
-      </w:r>
-      <w:r>
-        <w:t xml:space="preserve">and drive).</w:t>
-      </w:r>
-      <w:r>
-        <w:t xml:space="preserve"> </w:t>
-      </w:r>
-      <w:r>
-        <w:rPr>
           <w:bCs/>
-          <w:b/>
         </w:rPr>
         <w:t xml:space="preserve">Write-through</w:t>
       </w:r>
@@ -8215,8 +8101,8 @@
       </w:r>
       <w:r>
         <w:rPr>
+          <w:b/>
           <w:bCs/>
-          <w:b/>
         </w:rPr>
         <w:t xml:space="preserve">one per volume</w:t>
       </w:r>
@@ -8316,8 +8202,8 @@
         <w:t xml:space="preserve">cache cuts the device reads about 3.4 times.</w:t>
       </w:r>
     </w:p>
-    <w:bookmarkEnd w:id="31"/>
-    <w:bookmarkStart w:id="32" w:name="Xa660a674cf73767400f3b66c48c5262cdd90051"/>
+    <w:bookmarkEnd w:id="29"/>
+    <w:bookmarkStart w:id="30" w:name="Xa660a674cf73767400f3b66c48c5262cdd90051"/>
     <w:p>
       <w:pPr>
         <w:pStyle w:val="Heading2"/>
@@ -8354,11 +8240,11 @@
     </w:p>
     <w:p>
       <w:pPr>
+        <w:pStyle w:val="Compact"/>
         <w:numPr>
           <w:ilvl w:val="0"/>
           <w:numId w:val="1004"/>
         </w:numPr>
-        <w:pStyle w:val="Compact"/>
       </w:pPr>
       <w:r>
         <w:rPr>
@@ -8426,11 +8312,11 @@
     </w:p>
     <w:p>
       <w:pPr>
+        <w:pStyle w:val="Compact"/>
         <w:numPr>
           <w:ilvl w:val="0"/>
           <w:numId w:val="1004"/>
         </w:numPr>
-        <w:pStyle w:val="Compact"/>
       </w:pPr>
       <w:r>
         <w:t xml:space="preserve">before raising the clock, it sets the host's</w:t>
@@ -8440,8 +8326,8 @@
       </w:r>
       <w:r>
         <w:rPr>
+          <w:b/>
           <w:bCs/>
-          <w:b/>
         </w:rPr>
         <w:t xml:space="preserve">High Speed Enable</w:t>
       </w:r>
@@ -8487,11 +8373,11 @@
     </w:p>
     <w:p>
       <w:pPr>
+        <w:pStyle w:val="Compact"/>
         <w:numPr>
           <w:ilvl w:val="0"/>
           <w:numId w:val="1004"/>
         </w:numPr>
-        <w:pStyle w:val="Compact"/>
       </w:pPr>
       <w:r>
         <w:t xml:space="preserve">the 64-byte CMD6 status buffer is word aligned (the PIO transfer asserts it).</w:t>
@@ -8538,8 +8424,8 @@
         <w:t xml:space="preserve">misbehaves).</w:t>
       </w:r>
     </w:p>
-    <w:bookmarkEnd w:id="32"/>
-    <w:bookmarkStart w:id="33" w:name="Xa6f8579893806e894c41de9c9b2a146c2f73d02"/>
+    <w:bookmarkEnd w:id="30"/>
+    <w:bookmarkStart w:id="31" w:name="Xa6f8579893806e894c41de9c9b2a146c2f73d02"/>
     <w:p>
       <w:pPr>
         <w:pStyle w:val="Heading2"/>
@@ -8590,183 +8476,183 @@
       </w:r>
       <w:r>
         <w:rPr>
+          <w:b/>
           <w:bCs/>
+        </w:rPr>
+        <w:t xml:space="preserve">clips each transfer at the cluster boundary</w:t>
+      </w:r>
+      <w:r>
+        <w:t xml:space="preserve">: with small clusters (a card</w:t>
+      </w:r>
+      <w:r>
+        <w:t xml:space="preserve"> </w:t>
+      </w:r>
+      <w:r>
+        <w:t xml:space="preserve">formatted with 512-byte clusters) every SD command carried 512 bytes, and the commands'</w:t>
+      </w:r>
+      <w:r>
+        <w:t xml:space="preserve"> </w:t>
+      </w:r>
+      <w:r>
+        <w:t xml:space="preserve">latency (~240 µs each on the Pi 4) capped reads at 2 MB/s (</w:t>
+      </w:r>
+      <w:r>
+        <w:rPr>
+          <w:rStyle w:val="VerbatimChar"/>
+        </w:rPr>
+        <w:t xml:space="preserve">fsbench</w:t>
+      </w:r>
+      <w:r>
+        <w:t xml:space="preserve">: 1 MB = 2064 commands;</w:t>
+      </w:r>
+      <w:r>
+        <w:t xml:space="preserve"> </w:t>
+      </w:r>
+      <w:r>
+        <w:t xml:space="preserve">the data port itself moved 1 MB in 23 ms). The patch goes on across the</w:t>
+      </w:r>
+      <w:r>
+        <w:t xml:space="preserve"> </w:t>
+      </w:r>
+      <w:r>
+        <w:rPr>
           <w:b/>
-        </w:rPr>
-        <w:t xml:space="preserve">clips each transfer at the cluster boundary</w:t>
-      </w:r>
-      <w:r>
-        <w:t xml:space="preserve">: with small clusters (a card</w:t>
-      </w:r>
-      <w:r>
-        <w:t xml:space="preserve"> </w:t>
-      </w:r>
-      <w:r>
-        <w:t xml:space="preserve">formatted with 512-byte clusters) every SD command carried 512 bytes, and the commands'</w:t>
-      </w:r>
-      <w:r>
-        <w:t xml:space="preserve"> </w:t>
-      </w:r>
-      <w:r>
-        <w:t xml:space="preserve">latency (~240 µs each on the Pi 4) capped reads at 2 MB/s (</w:t>
-      </w:r>
-      <w:r>
-        <w:rPr>
-          <w:rStyle w:val="VerbatimChar"/>
-        </w:rPr>
-        <w:t xml:space="preserve">fsbench</w:t>
-      </w:r>
-      <w:r>
-        <w:t xml:space="preserve">: 1 MB = 2064 commands;</w:t>
-      </w:r>
-      <w:r>
-        <w:t xml:space="preserve"> </w:t>
-      </w:r>
-      <w:r>
-        <w:t xml:space="preserve">the data port itself moved 1 MB in 23 ms). The patch goes on across the</w:t>
-      </w:r>
-      <w:r>
-        <w:t xml:space="preserve"> </w:t>
-      </w:r>
-      <w:r>
-        <w:rPr>
           <w:bCs/>
+        </w:rPr>
+        <w:t xml:space="preserve">next clusters</w:t>
+      </w:r>
+      <w:r>
+        <w:rPr>
           <w:b/>
-        </w:rPr>
-        <w:t xml:space="preserve">next clusters</w:t>
-      </w:r>
-      <w:r>
-        <w:rPr>
           <w:bCs/>
+        </w:rPr>
+        <w:t xml:space="preserve"> </w:t>
+      </w:r>
+      <w:r>
+        <w:rPr>
           <w:b/>
-        </w:rPr>
-        <w:t xml:space="preserve"> </w:t>
-      </w:r>
-      <w:r>
-        <w:rPr>
           <w:bCs/>
+        </w:rPr>
+        <w:t xml:space="preserve">while they follow on the disk</w:t>
+      </w:r>
+      <w:r>
+        <w:t xml:space="preserve"> </w:t>
+      </w:r>
+      <w:r>
+        <w:t xml:space="preserve">(</w:t>
+      </w:r>
+      <w:r>
+        <w:rPr>
+          <w:rStyle w:val="VerbatimChar"/>
+        </w:rPr>
+        <w:t xml:space="preserve">get_fat (cl) == cl + 1</w:t>
+      </w:r>
+      <w:r>
+        <w:t xml:space="preserve"> </w:t>
+      </w:r>
+      <w:r>
+        <w:t xml:space="preserve">for a read;</w:t>
+      </w:r>
+      <w:r>
+        <w:t xml:space="preserve"> </w:t>
+      </w:r>
+      <w:r>
+        <w:rPr>
+          <w:rStyle w:val="VerbatimChar"/>
+        </w:rPr>
+        <w:t xml:space="preserve">create_chain</w:t>
+      </w:r>
+      <w:r>
+        <w:t xml:space="preserve"> </w:t>
+      </w:r>
+      <w:r>
+        <w:t xml:space="preserve">— follow</w:t>
+      </w:r>
+      <w:r>
+        <w:t xml:space="preserve"> </w:t>
+      </w:r>
+      <w:r>
+        <w:t xml:space="preserve">or allocate — for a write), up to the size asked, then sets</w:t>
+      </w:r>
+      <w:r>
+        <w:t xml:space="preserve"> </w:t>
+      </w:r>
+      <w:r>
+        <w:rPr>
+          <w:rStyle w:val="VerbatimChar"/>
+        </w:rPr>
+        <w:t xml:space="preserve">fp-&gt;clust</w:t>
+      </w:r>
+      <w:r>
+        <w:t xml:space="preserve"> </w:t>
+      </w:r>
+      <w:r>
+        <w:t xml:space="preserve">to the cluster of</w:t>
+      </w:r>
+      <w:r>
+        <w:t xml:space="preserve"> </w:t>
+      </w:r>
+      <w:r>
+        <w:t xml:space="preserve">the last sector moved, so the loop resumes exactly as before. A cluster allocated ahead</w:t>
+      </w:r>
+      <w:r>
+        <w:t xml:space="preserve"> </w:t>
+      </w:r>
+      <w:r>
+        <w:t xml:space="preserve">that does not follow simply stays in the chain (the next turn finds it, as it would have</w:t>
+      </w:r>
+      <w:r>
+        <w:t xml:space="preserve"> </w:t>
+      </w:r>
+      <w:r>
+        <w:t xml:space="preserve">allocated it). Not with FastSeek (</w:t>
+      </w:r>
+      <w:r>
+        <w:rPr>
+          <w:rStyle w:val="VerbatimChar"/>
+        </w:rPr>
+        <w:t xml:space="preserve">cltbl</w:t>
+      </w:r>
+      <w:r>
+        <w:t xml:space="preserve">). The allocation order is unchanged:</w:t>
+      </w:r>
+      <w:r>
+        <w:t xml:space="preserve"> </w:t>
+      </w:r>
+      <w:r>
+        <w:rPr>
+          <w:rStyle w:val="VerbatimChar"/>
+        </w:rPr>
+        <w:t xml:space="preserve">run_fs_test.sh</w:t>
+      </w:r>
+      <w:r>
+        <w:t xml:space="preserve"> </w:t>
+      </w:r>
+      <w:r>
+        <w:t xml:space="preserve">gets the</w:t>
+      </w:r>
+      <w:r>
+        <w:t xml:space="preserve"> </w:t>
+      </w:r>
+      <w:r>
+        <w:rPr>
           <w:b/>
-        </w:rPr>
-        <w:t xml:space="preserve">while they follow on the disk</w:t>
-      </w:r>
-      <w:r>
-        <w:t xml:space="preserve"> </w:t>
-      </w:r>
-      <w:r>
-        <w:t xml:space="preserve">(</w:t>
-      </w:r>
-      <w:r>
-        <w:rPr>
-          <w:rStyle w:val="VerbatimChar"/>
-        </w:rPr>
-        <w:t xml:space="preserve">get_fat (cl) == cl + 1</w:t>
-      </w:r>
-      <w:r>
-        <w:t xml:space="preserve"> </w:t>
-      </w:r>
-      <w:r>
-        <w:t xml:space="preserve">for a read;</w:t>
-      </w:r>
-      <w:r>
-        <w:t xml:space="preserve"> </w:t>
-      </w:r>
-      <w:r>
-        <w:rPr>
-          <w:rStyle w:val="VerbatimChar"/>
-        </w:rPr>
-        <w:t xml:space="preserve">create_chain</w:t>
-      </w:r>
-      <w:r>
-        <w:t xml:space="preserve"> </w:t>
-      </w:r>
-      <w:r>
-        <w:t xml:space="preserve">— follow</w:t>
-      </w:r>
-      <w:r>
-        <w:t xml:space="preserve"> </w:t>
-      </w:r>
-      <w:r>
-        <w:t xml:space="preserve">or allocate — for a write), up to the size asked, then sets</w:t>
-      </w:r>
-      <w:r>
-        <w:t xml:space="preserve"> </w:t>
-      </w:r>
-      <w:r>
-        <w:rPr>
-          <w:rStyle w:val="VerbatimChar"/>
-        </w:rPr>
-        <w:t xml:space="preserve">fp-&gt;clust</w:t>
-      </w:r>
-      <w:r>
-        <w:t xml:space="preserve"> </w:t>
-      </w:r>
-      <w:r>
-        <w:t xml:space="preserve">to the cluster of</w:t>
-      </w:r>
-      <w:r>
-        <w:t xml:space="preserve"> </w:t>
-      </w:r>
-      <w:r>
-        <w:t xml:space="preserve">the last sector moved, so the loop resumes exactly as before. A cluster allocated ahead</w:t>
-      </w:r>
-      <w:r>
-        <w:t xml:space="preserve"> </w:t>
-      </w:r>
-      <w:r>
-        <w:t xml:space="preserve">that does not follow simply stays in the chain (the next turn finds it, as it would have</w:t>
-      </w:r>
-      <w:r>
-        <w:t xml:space="preserve"> </w:t>
-      </w:r>
-      <w:r>
-        <w:t xml:space="preserve">allocated it). Not with FastSeek (</w:t>
-      </w:r>
-      <w:r>
-        <w:rPr>
-          <w:rStyle w:val="VerbatimChar"/>
-        </w:rPr>
-        <w:t xml:space="preserve">cltbl</w:t>
-      </w:r>
-      <w:r>
-        <w:t xml:space="preserve">). The allocation order is unchanged:</w:t>
-      </w:r>
-      <w:r>
-        <w:t xml:space="preserve"> </w:t>
-      </w:r>
-      <w:r>
-        <w:rPr>
-          <w:rStyle w:val="VerbatimChar"/>
-        </w:rPr>
-        <w:t xml:space="preserve">run_fs_test.sh</w:t>
-      </w:r>
-      <w:r>
-        <w:t xml:space="preserve"> </w:t>
-      </w:r>
-      <w:r>
-        <w:t xml:space="preserve">gets the</w:t>
-      </w:r>
-      <w:r>
-        <w:t xml:space="preserve"> </w:t>
-      </w:r>
-      <w:r>
-        <w:rPr>
           <w:bCs/>
+        </w:rPr>
+        <w:t xml:space="preserve">same disk image as upstream's</w:t>
+      </w:r>
+      <w:r>
+        <w:rPr>
           <w:b/>
-        </w:rPr>
-        <w:t xml:space="preserve">same disk image as upstream's</w:t>
-      </w:r>
-      <w:r>
-        <w:rPr>
           <w:bCs/>
+        </w:rPr>
+        <w:t xml:space="preserve"> </w:t>
+      </w:r>
+      <w:r>
+        <w:rPr>
+          <w:rStyle w:val="VerbatimChar"/>
           <w:b/>
-        </w:rPr>
-        <w:t xml:space="preserve"> </w:t>
-      </w:r>
-      <w:r>
-        <w:rPr>
-          <w:rStyle w:val="VerbatimChar"/>
           <w:bCs/>
-          <w:b/>
         </w:rPr>
         <w:t xml:space="preserve">ff.c</w:t>
       </w:r>
@@ -8780,8 +8666,8 @@
         <w:t xml:space="preserve">fewer reads and 6 x fewer writes on 512-byte clusters.</w:t>
       </w:r>
     </w:p>
-    <w:bookmarkEnd w:id="33"/>
-    <w:bookmarkStart w:id="34" w:name="X8b2707a52b92c37472c6bcaa5f835fdd2f44e38"/>
+    <w:bookmarkEnd w:id="31"/>
+    <w:bookmarkStart w:id="32" w:name="X8b2707a52b92c37472c6bcaa5f835fdd2f44e38"/>
     <w:p>
       <w:pPr>
         <w:pStyle w:val="Heading2"/>
@@ -8811,10 +8697,140 @@
       </w:r>
       <w:r>
         <w:rPr>
+          <w:b/>
           <w:bCs/>
+        </w:rPr>
+        <w:t xml:space="preserve">1</w:t>
+      </w:r>
+      <w:r>
+        <w:t xml:space="preserve">:</w:t>
+      </w:r>
+      <w:r>
+        <w:t xml:space="preserve"> </w:t>
+      </w:r>
+      <w:r>
+        <w:rPr>
+          <w:rStyle w:val="VerbatimChar"/>
+        </w:rPr>
+        <w:t xml:space="preserve">f_lseek</w:t>
+      </w:r>
+      <w:r>
+        <w:t xml:space="preserve"> </w:t>
+      </w:r>
+      <w:r>
+        <w:t xml:space="preserve">can use a file's</w:t>
+      </w:r>
+      <w:r>
+        <w:t xml:space="preserve"> </w:t>
+      </w:r>
+      <w:r>
+        <w:rPr>
           <w:b/>
-        </w:rPr>
-        <w:t xml:space="preserve">1</w:t>
+          <w:bCs/>
+        </w:rPr>
+        <w:t xml:space="preserve">cluster map</w:t>
+      </w:r>
+      <w:r>
+        <w:t xml:space="preserve"> </w:t>
+      </w:r>
+      <w:r>
+        <w:t xml:space="preserve">(</w:t>
+      </w:r>
+      <w:r>
+        <w:rPr>
+          <w:rStyle w:val="VerbatimChar"/>
+        </w:rPr>
+        <w:t xml:space="preserve">FIL.cltbl</w:t>
+      </w:r>
+      <w:r>
+        <w:t xml:space="preserve">) instead of</w:t>
+      </w:r>
+      <w:r>
+        <w:t xml:space="preserve"> </w:t>
+      </w:r>
+      <w:r>
+        <w:t xml:space="preserve">walking the FAT chain from the start at each backward seek. The kernel's</w:t>
+      </w:r>
+      <w:r>
+        <w:t xml:space="preserve"> </w:t>
+      </w:r>
+      <w:r>
+        <w:rPr>
+          <w:rStyle w:val="VerbatimChar"/>
+        </w:rPr>
+        <w:t xml:space="preserve">kapi_seek</w:t>
+      </w:r>
+      <w:r>
+        <w:t xml:space="preserve"> </w:t>
+      </w:r>
+      <w:r>
+        <w:t xml:space="preserve">(ABI v57)</w:t>
+      </w:r>
+      <w:r>
+        <w:t xml:space="preserve"> </w:t>
+      </w:r>
+      <w:r>
+        <w:t xml:space="preserve">builds it at the first seek of a file bigger than 4 MB (</w:t>
+      </w:r>
+      <w:r>
+        <w:rPr>
+          <w:rStyle w:val="VerbatimChar"/>
+        </w:rPr>
+        <w:t xml:space="preserve">f_lseek (fp, CREATE_LINKMAP)</w:t>
+      </w:r>
+      <w:r>
+        <w:t xml:space="preserve">, the</w:t>
+      </w:r>
+      <w:r>
+        <w:t xml:space="preserve"> </w:t>
+      </w:r>
+      <w:r>
+        <w:t xml:space="preserve">table grown once if the file is fragmented) and</w:t>
+      </w:r>
+      <w:r>
+        <w:t xml:space="preserve"> </w:t>
+      </w:r>
+      <w:r>
+        <w:rPr>
+          <w:rStyle w:val="VerbatimChar"/>
+        </w:rPr>
+        <w:t xml:space="preserve">kapi_close</w:t>
+      </w:r>
+      <w:r>
+        <w:t xml:space="preserve"> </w:t>
+      </w:r>
+      <w:r>
+        <w:t xml:space="preserve">frees it: a GameCube disc image</w:t>
+      </w:r>
+      <w:r>
+        <w:t xml:space="preserve"> </w:t>
+      </w:r>
+      <w:r>
+        <w:t xml:space="preserve">(1.4 GB) is then read anywhere at once. The option adds</w:t>
+      </w:r>
+      <w:r>
+        <w:t xml:space="preserve"> </w:t>
+      </w:r>
+      <w:r>
+        <w:rPr>
+          <w:rStyle w:val="VerbatimChar"/>
+        </w:rPr>
+        <w:t xml:space="preserve">cltbl</w:t>
+      </w:r>
+      <w:r>
+        <w:t xml:space="preserve"> </w:t>
+      </w:r>
+      <w:r>
+        <w:t xml:space="preserve">to</w:t>
+      </w:r>
+      <w:r>
+        <w:t xml:space="preserve"> </w:t>
+      </w:r>
+      <w:r>
+        <w:rPr>
+          <w:rStyle w:val="VerbatimChar"/>
+        </w:rPr>
+        <w:t xml:space="preserve">FIL</w:t>
       </w:r>
       <w:r>
         <w:t xml:space="preserve">:</w:t>
@@ -8824,152 +8840,22 @@
       </w:r>
       <w:r>
         <w:rPr>
-          <w:rStyle w:val="VerbatimChar"/>
-        </w:rPr>
-        <w:t xml:space="preserve">f_lseek</w:t>
-      </w:r>
-      <w:r>
-        <w:t xml:space="preserve"> </w:t>
-      </w:r>
-      <w:r>
-        <w:t xml:space="preserve">can use a file's</w:t>
-      </w:r>
-      <w:r>
-        <w:t xml:space="preserve"> </w:t>
-      </w:r>
-      <w:r>
-        <w:rPr>
+          <w:b/>
           <w:bCs/>
+        </w:rPr>
+        <w:t xml:space="preserve">the kernel must be</w:t>
+      </w:r>
+      <w:r>
+        <w:rPr>
           <w:b/>
-        </w:rPr>
-        <w:t xml:space="preserve">cluster map</w:t>
-      </w:r>
-      <w:r>
-        <w:t xml:space="preserve"> </w:t>
-      </w:r>
-      <w:r>
-        <w:t xml:space="preserve">(</w:t>
-      </w:r>
-      <w:r>
-        <w:rPr>
-          <w:rStyle w:val="VerbatimChar"/>
-        </w:rPr>
-        <w:t xml:space="preserve">FIL.cltbl</w:t>
-      </w:r>
-      <w:r>
-        <w:t xml:space="preserve">) instead of</w:t>
-      </w:r>
-      <w:r>
-        <w:t xml:space="preserve"> </w:t>
-      </w:r>
-      <w:r>
-        <w:t xml:space="preserve">walking the FAT chain from the start at each backward seek. The kernel's</w:t>
-      </w:r>
-      <w:r>
-        <w:t xml:space="preserve"> </w:t>
-      </w:r>
-      <w:r>
-        <w:rPr>
-          <w:rStyle w:val="VerbatimChar"/>
-        </w:rPr>
-        <w:t xml:space="preserve">kapi_seek</w:t>
-      </w:r>
-      <w:r>
-        <w:t xml:space="preserve"> </w:t>
-      </w:r>
-      <w:r>
-        <w:t xml:space="preserve">(ABI v57)</w:t>
-      </w:r>
-      <w:r>
-        <w:t xml:space="preserve"> </w:t>
-      </w:r>
-      <w:r>
-        <w:t xml:space="preserve">builds it at the first seek of a file bigger than 4 MB (</w:t>
-      </w:r>
-      <w:r>
-        <w:rPr>
-          <w:rStyle w:val="VerbatimChar"/>
-        </w:rPr>
-        <w:t xml:space="preserve">f_lseek (fp, CREATE_LINKMAP)</w:t>
-      </w:r>
-      <w:r>
-        <w:t xml:space="preserve">, the</w:t>
-      </w:r>
-      <w:r>
-        <w:t xml:space="preserve"> </w:t>
-      </w:r>
-      <w:r>
-        <w:t xml:space="preserve">table grown once if the file is fragmented) and</w:t>
-      </w:r>
-      <w:r>
-        <w:t xml:space="preserve"> </w:t>
-      </w:r>
-      <w:r>
-        <w:rPr>
-          <w:rStyle w:val="VerbatimChar"/>
-        </w:rPr>
-        <w:t xml:space="preserve">kapi_close</w:t>
-      </w:r>
-      <w:r>
-        <w:t xml:space="preserve"> </w:t>
-      </w:r>
-      <w:r>
-        <w:t xml:space="preserve">frees it: a GameCube disc image</w:t>
-      </w:r>
-      <w:r>
-        <w:t xml:space="preserve"> </w:t>
-      </w:r>
-      <w:r>
-        <w:t xml:space="preserve">(1.4 GB) is then read anywhere at once. The option adds</w:t>
-      </w:r>
-      <w:r>
-        <w:t xml:space="preserve"> </w:t>
-      </w:r>
-      <w:r>
-        <w:rPr>
-          <w:rStyle w:val="VerbatimChar"/>
-        </w:rPr>
-        <w:t xml:space="preserve">cltbl</w:t>
-      </w:r>
-      <w:r>
-        <w:t xml:space="preserve"> </w:t>
-      </w:r>
-      <w:r>
-        <w:t xml:space="preserve">to</w:t>
-      </w:r>
-      <w:r>
-        <w:t xml:space="preserve"> </w:t>
-      </w:r>
-      <w:r>
-        <w:rPr>
-          <w:rStyle w:val="VerbatimChar"/>
-        </w:rPr>
-        <w:t xml:space="preserve">FIL</w:t>
-      </w:r>
-      <w:r>
-        <w:t xml:space="preserve">:</w:t>
-      </w:r>
-      <w:r>
-        <w:t xml:space="preserve"> </w:t>
-      </w:r>
-      <w:r>
-        <w:rPr>
           <w:bCs/>
+        </w:rPr>
+        <w:t xml:space="preserve"> </w:t>
+      </w:r>
+      <w:r>
+        <w:rPr>
           <w:b/>
-        </w:rPr>
-        <w:t xml:space="preserve">the kernel must be</w:t>
-      </w:r>
-      <w:r>
-        <w:rPr>
           <w:bCs/>
-          <w:b/>
-        </w:rPr>
-        <w:t xml:space="preserve"> </w:t>
-      </w:r>
-      <w:r>
-        <w:rPr>
-          <w:bCs/>
-          <w:b/>
         </w:rPr>
         <w:t xml:space="preserve">rebuilt clean</w:t>
       </w:r>
@@ -8992,8 +8878,8 @@
         <w:t xml:space="preserve">.</w:t>
       </w:r>
     </w:p>
-    <w:bookmarkEnd w:id="34"/>
-    <w:bookmarkStart w:id="35" w:name="X330426d72e7e9dbce5c0a322585d81328aa505a"/>
+    <w:bookmarkEnd w:id="32"/>
+    <w:bookmarkStart w:id="33" w:name="X330426d72e7e9dbce5c0a322585d81328aa505a"/>
     <w:p>
       <w:pPr>
         <w:pStyle w:val="Heading2"/>
@@ -9008,66 +8894,66 @@
       </w:pPr>
       <w:r>
         <w:rPr>
+          <w:b/>
           <w:bCs/>
+        </w:rPr>
+        <w:t xml:space="preserve">Why.</w:t>
+      </w:r>
+      <w:r>
+        <w:t xml:space="preserve"> </w:t>
+      </w:r>
+      <w:r>
+        <w:t xml:space="preserve">Circle's</w:t>
+      </w:r>
+      <w:r>
+        <w:t xml:space="preserve"> </w:t>
+      </w:r>
+      <w:r>
+        <w:rPr>
+          <w:rStyle w:val="VerbatimChar"/>
+        </w:rPr>
+        <w:t xml:space="preserve">SetupMemCopy2D</w:t>
+      </w:r>
+      <w:r>
+        <w:t xml:space="preserve"> </w:t>
+      </w:r>
+      <w:r>
+        <w:t xml:space="preserve">only knows a destination stride: the source must be one</w:t>
+      </w:r>
+      <w:r>
+        <w:t xml:space="preserve"> </w:t>
+      </w:r>
+      <w:r>
+        <w:t xml:space="preserve">contiguous block. So patch 6 gathered each damaged rectangle's rows into a buffer with the CPU</w:t>
+      </w:r>
+      <w:r>
+        <w:t xml:space="preserve"> </w:t>
+      </w:r>
+      <w:r>
+        <w:t xml:space="preserve">(a copy as big as the DMA's) before the frame buffer's DMA copied it to the screen, and</w:t>
+      </w:r>
+      <w:r>
+        <w:t xml:space="preserve"> </w:t>
+      </w:r>
+      <w:r>
+        <w:rPr>
+          <w:rStyle w:val="VerbatimChar"/>
+        </w:rPr>
+        <w:t xml:space="preserve">SetArea</w:t>
+      </w:r>
+      <w:r>
+        <w:t xml:space="preserve"> </w:t>
+      </w:r>
+      <w:r>
+        <w:t xml:space="preserve">then</w:t>
+      </w:r>
+      <w:r>
+        <w:t xml:space="preserve"> </w:t>
+      </w:r>
+      <w:r>
+        <w:rPr>
           <w:b/>
-        </w:rPr>
-        <w:t xml:space="preserve">Why.</w:t>
-      </w:r>
-      <w:r>
-        <w:t xml:space="preserve"> </w:t>
-      </w:r>
-      <w:r>
-        <w:t xml:space="preserve">Circle's</w:t>
-      </w:r>
-      <w:r>
-        <w:t xml:space="preserve"> </w:t>
-      </w:r>
-      <w:r>
-        <w:rPr>
-          <w:rStyle w:val="VerbatimChar"/>
-        </w:rPr>
-        <w:t xml:space="preserve">SetupMemCopy2D</w:t>
-      </w:r>
-      <w:r>
-        <w:t xml:space="preserve"> </w:t>
-      </w:r>
-      <w:r>
-        <w:t xml:space="preserve">only knows a destination stride: the source must be one</w:t>
-      </w:r>
-      <w:r>
-        <w:t xml:space="preserve"> </w:t>
-      </w:r>
-      <w:r>
-        <w:t xml:space="preserve">contiguous block. So patch 6 gathered each damaged rectangle's rows into a buffer with the CPU</w:t>
-      </w:r>
-      <w:r>
-        <w:t xml:space="preserve"> </w:t>
-      </w:r>
-      <w:r>
-        <w:t xml:space="preserve">(a copy as big as the DMA's) before the frame buffer's DMA copied it to the screen, and</w:t>
-      </w:r>
-      <w:r>
-        <w:t xml:space="preserve"> </w:t>
-      </w:r>
-      <w:r>
-        <w:rPr>
-          <w:rStyle w:val="VerbatimChar"/>
-        </w:rPr>
-        <w:t xml:space="preserve">SetArea</w:t>
-      </w:r>
-      <w:r>
-        <w:t xml:space="preserve"> </w:t>
-      </w:r>
-      <w:r>
-        <w:t xml:space="preserve">then</w:t>
-      </w:r>
-      <w:r>
-        <w:t xml:space="preserve"> </w:t>
-      </w:r>
-      <w:r>
-        <w:rPr>
           <w:bCs/>
-          <w:b/>
         </w:rPr>
         <w:t xml:space="preserve">busy-waited</w:t>
       </w:r>
@@ -9090,8 +8976,8 @@
       </w:pPr>
       <w:r>
         <w:rPr>
+          <w:b/>
           <w:bCs/>
-          <w:b/>
         </w:rPr>
         <w:t xml:space="preserve">What.</w:t>
       </w:r>
@@ -9880,8 +9766,8 @@
       </w:pPr>
       <w:r>
         <w:rPr>
+          <w:b/>
           <w:bCs/>
-          <w:b/>
         </w:rPr>
         <w:t xml:space="preserve">Polled, without the interrupt.</w:t>
       </w:r>
@@ -10406,8 +10292,8 @@
         <w:t xml:space="preserve">).</w:t>
       </w:r>
     </w:p>
-    <w:bookmarkEnd w:id="35"/>
-    <w:bookmarkStart w:id="36" w:name="Xf0fb017ed00f80e726cb7832b47664679f378b6"/>
+    <w:bookmarkEnd w:id="33"/>
+    <w:bookmarkStart w:id="34" w:name="Xf0fb017ed00f80e726cb7832b47664679f378b6"/>
     <w:p>
       <w:pPr>
         <w:pStyle w:val="Heading2"/>
@@ -10422,8 +10308,8 @@
       </w:pPr>
       <w:r>
         <w:rPr>
+          <w:b/>
           <w:bCs/>
-          <w:b/>
         </w:rPr>
         <w:t xml:space="preserve">Why.</w:t>
       </w:r>
@@ -10479,19 +10365,19 @@
       </w:pPr>
       <w:r>
         <w:rPr>
+          <w:b/>
           <w:bCs/>
-          <w:b/>
         </w:rPr>
         <w:t xml:space="preserve">What.</w:t>
       </w:r>
     </w:p>
     <w:p>
       <w:pPr>
+        <w:pStyle w:val="Compact"/>
         <w:numPr>
           <w:ilvl w:val="0"/>
           <w:numId w:val="1005"/>
         </w:numPr>
-        <w:pStyle w:val="Compact"/>
       </w:pPr>
       <w:r>
         <w:rPr>
@@ -10625,11 +10511,11 @@
     </w:p>
     <w:p>
       <w:pPr>
+        <w:pStyle w:val="Compact"/>
         <w:numPr>
           <w:ilvl w:val="0"/>
           <w:numId w:val="1005"/>
         </w:numPr>
-        <w:pStyle w:val="Compact"/>
       </w:pPr>
       <w:r>
         <w:rPr>
@@ -10736,8 +10622,8 @@
       <w:r>
         <w:rPr>
           <w:rStyle w:val="VerbatimChar"/>
+          <w:b/>
           <w:bCs/>
-          <w:b/>
         </w:rPr>
         <w:t xml:space="preserve">VolToPart</w:t>
       </w:r>
@@ -10770,8 +10656,8 @@
       </w:r>
       <w:r>
         <w:rPr>
+          <w:i/>
           <w:iCs/>
-          <w:i/>
         </w:rPr>
         <w:t xml:space="preserve">auto</w:t>
       </w:r>
@@ -10865,11 +10751,11 @@
     </w:p>
     <w:p>
       <w:pPr>
+        <w:pStyle w:val="Compact"/>
         <w:numPr>
           <w:ilvl w:val="0"/>
           <w:numId w:val="1005"/>
         </w:numPr>
-        <w:pStyle w:val="Compact"/>
       </w:pPr>
       <w:r>
         <w:rPr>
@@ -10885,8 +10771,8 @@
       </w:r>
       <w:r>
         <w:rPr>
+          <w:b/>
           <w:bCs/>
-          <w:b/>
         </w:rPr>
         <w:t xml:space="preserve">write</w:t>
       </w:r>
@@ -10924,174 +10810,174 @@
       </w:pPr>
       <w:r>
         <w:rPr>
+          <w:b/>
           <w:bCs/>
+        </w:rPr>
+        <w:t xml:space="preserve">Rebuild everything that includes</w:t>
+      </w:r>
+      <w:r>
+        <w:rPr>
           <w:b/>
-        </w:rPr>
-        <w:t xml:space="preserve">Rebuild everything that includes</w:t>
-      </w:r>
-      <w:r>
-        <w:rPr>
           <w:bCs/>
+        </w:rPr>
+        <w:t xml:space="preserve"> </w:t>
+      </w:r>
+      <w:r>
+        <w:rPr>
+          <w:rStyle w:val="VerbatimChar"/>
           <w:b/>
-        </w:rPr>
-        <w:t xml:space="preserve"> </w:t>
-      </w:r>
-      <w:r>
-        <w:rPr>
-          <w:rStyle w:val="VerbatimChar"/>
           <w:bCs/>
+        </w:rPr>
+        <w:t xml:space="preserve">ff.h</w:t>
+      </w:r>
+      <w:r>
+        <w:t xml:space="preserve"> </w:t>
+      </w:r>
+      <w:r>
+        <w:t xml:space="preserve">after changing</w:t>
+      </w:r>
+      <w:r>
+        <w:t xml:space="preserve"> </w:t>
+      </w:r>
+      <w:r>
+        <w:rPr>
+          <w:rStyle w:val="VerbatimChar"/>
+        </w:rPr>
+        <w:t xml:space="preserve">ffconf.h</w:t>
+      </w:r>
+      <w:r>
+        <w:t xml:space="preserve">:</w:t>
+      </w:r>
+      <w:r>
+        <w:t xml:space="preserve"> </w:t>
+      </w:r>
+      <w:r>
+        <w:rPr>
+          <w:rStyle w:val="VerbatimChar"/>
+        </w:rPr>
+        <w:t xml:space="preserve">FF_FS_EXFAT</w:t>
+      </w:r>
+      <w:r>
+        <w:t xml:space="preserve"> </w:t>
+      </w:r>
+      <w:r>
+        <w:t xml:space="preserve">makes</w:t>
+      </w:r>
+      <w:r>
+        <w:t xml:space="preserve"> </w:t>
+      </w:r>
+      <w:r>
+        <w:rPr>
+          <w:rStyle w:val="VerbatimChar"/>
+        </w:rPr>
+        <w:t xml:space="preserve">FSIZE_t</w:t>
+      </w:r>
+      <w:r>
+        <w:t xml:space="preserve"> </w:t>
+      </w:r>
+      <w:r>
+        <w:t xml:space="preserve">64-bit, so</w:t>
+      </w:r>
+      <w:r>
+        <w:t xml:space="preserve"> </w:t>
+      </w:r>
+      <w:r>
+        <w:rPr>
+          <w:rStyle w:val="VerbatimChar"/>
+        </w:rPr>
+        <w:t xml:space="preserve">FIL</w:t>
+      </w:r>
+      <w:r>
+        <w:t xml:space="preserve"> </w:t>
+      </w:r>
+      <w:r>
+        <w:t xml:space="preserve">/</w:t>
+      </w:r>
+      <w:r>
+        <w:t xml:space="preserve"> </w:t>
+      </w:r>
+      <w:r>
+        <w:rPr>
+          <w:rStyle w:val="VerbatimChar"/>
+        </w:rPr>
+        <w:t xml:space="preserve">FATFS</w:t>
+      </w:r>
+      <w:r>
+        <w:t xml:space="preserve"> </w:t>
+      </w:r>
+      <w:r>
+        <w:t xml:space="preserve">/</w:t>
+      </w:r>
+      <w:r>
+        <w:t xml:space="preserve"> </w:t>
+      </w:r>
+      <w:r>
+        <w:rPr>
+          <w:rStyle w:val="VerbatimChar"/>
+        </w:rPr>
+        <w:t xml:space="preserve">FILINFO</w:t>
+      </w:r>
+      <w:r>
+        <w:t xml:space="preserve"> </w:t>
+      </w:r>
+      <w:r>
+        <w:t xml:space="preserve">grow. Besides</w:t>
+      </w:r>
+      <w:r>
+        <w:t xml:space="preserve"> </w:t>
+      </w:r>
+      <w:r>
+        <w:rPr>
+          <w:rStyle w:val="VerbatimChar"/>
+        </w:rPr>
+        <w:t xml:space="preserve">libfatfs</w:t>
+      </w:r>
+      <w:r>
+        <w:t xml:space="preserve"> </w:t>
+      </w:r>
+      <w:r>
+        <w:t xml:space="preserve">and the kernel (clean),</w:t>
+      </w:r>
+      <w:r>
+        <w:t xml:space="preserve"> </w:t>
+      </w:r>
+      <w:r>
+        <w:t xml:space="preserve">that is</w:t>
+      </w:r>
+      <w:r>
+        <w:t xml:space="preserve"> </w:t>
+      </w:r>
+      <w:r>
+        <w:rPr>
+          <w:rStyle w:val="VerbatimChar"/>
           <w:b/>
-        </w:rPr>
-        <w:t xml:space="preserve">ff.h</w:t>
-      </w:r>
-      <w:r>
-        <w:t xml:space="preserve"> </w:t>
-      </w:r>
-      <w:r>
-        <w:t xml:space="preserve">after changing</w:t>
-      </w:r>
-      <w:r>
-        <w:t xml:space="preserve"> </w:t>
-      </w:r>
-      <w:r>
-        <w:rPr>
-          <w:rStyle w:val="VerbatimChar"/>
-        </w:rPr>
-        <w:t xml:space="preserve">ffconf.h</w:t>
-      </w:r>
-      <w:r>
-        <w:t xml:space="preserve">:</w:t>
-      </w:r>
-      <w:r>
-        <w:t xml:space="preserve"> </w:t>
-      </w:r>
-      <w:r>
-        <w:rPr>
-          <w:rStyle w:val="VerbatimChar"/>
-        </w:rPr>
-        <w:t xml:space="preserve">FF_FS_EXFAT</w:t>
-      </w:r>
-      <w:r>
-        <w:t xml:space="preserve"> </w:t>
-      </w:r>
-      <w:r>
-        <w:t xml:space="preserve">makes</w:t>
-      </w:r>
-      <w:r>
-        <w:t xml:space="preserve"> </w:t>
-      </w:r>
-      <w:r>
-        <w:rPr>
-          <w:rStyle w:val="VerbatimChar"/>
-        </w:rPr>
-        <w:t xml:space="preserve">FSIZE_t</w:t>
-      </w:r>
-      <w:r>
-        <w:t xml:space="preserve"> </w:t>
-      </w:r>
-      <w:r>
-        <w:t xml:space="preserve">64-bit, so</w:t>
-      </w:r>
-      <w:r>
-        <w:t xml:space="preserve"> </w:t>
-      </w:r>
-      <w:r>
-        <w:rPr>
-          <w:rStyle w:val="VerbatimChar"/>
-        </w:rPr>
-        <w:t xml:space="preserve">FIL</w:t>
-      </w:r>
-      <w:r>
-        <w:t xml:space="preserve"> </w:t>
-      </w:r>
-      <w:r>
-        <w:t xml:space="preserve">/</w:t>
-      </w:r>
-      <w:r>
-        <w:t xml:space="preserve"> </w:t>
-      </w:r>
-      <w:r>
-        <w:rPr>
-          <w:rStyle w:val="VerbatimChar"/>
-        </w:rPr>
-        <w:t xml:space="preserve">FATFS</w:t>
-      </w:r>
-      <w:r>
-        <w:t xml:space="preserve"> </w:t>
-      </w:r>
-      <w:r>
-        <w:t xml:space="preserve">/</w:t>
-      </w:r>
-      <w:r>
-        <w:t xml:space="preserve"> </w:t>
-      </w:r>
-      <w:r>
-        <w:rPr>
-          <w:rStyle w:val="VerbatimChar"/>
-        </w:rPr>
-        <w:t xml:space="preserve">FILINFO</w:t>
-      </w:r>
-      <w:r>
-        <w:t xml:space="preserve"> </w:t>
-      </w:r>
-      <w:r>
-        <w:t xml:space="preserve">grow. Besides</w:t>
-      </w:r>
-      <w:r>
-        <w:t xml:space="preserve"> </w:t>
-      </w:r>
-      <w:r>
-        <w:rPr>
-          <w:rStyle w:val="VerbatimChar"/>
-        </w:rPr>
-        <w:t xml:space="preserve">libfatfs</w:t>
-      </w:r>
-      <w:r>
-        <w:t xml:space="preserve"> </w:t>
-      </w:r>
-      <w:r>
-        <w:t xml:space="preserve">and the kernel (clean),</w:t>
-      </w:r>
-      <w:r>
-        <w:t xml:space="preserve"> </w:t>
-      </w:r>
-      <w:r>
-        <w:t xml:space="preserve">that is</w:t>
-      </w:r>
-      <w:r>
-        <w:t xml:space="preserve"> </w:t>
-      </w:r>
-      <w:r>
-        <w:rPr>
-          <w:rStyle w:val="VerbatimChar"/>
           <w:bCs/>
+        </w:rPr>
+        <w:t xml:space="preserve">addon/wlan</w:t>
+      </w:r>
+      <w:r>
+        <w:t xml:space="preserve"> </w:t>
+      </w:r>
+      <w:r>
+        <w:t xml:space="preserve">(</w:t>
+      </w:r>
+      <w:r>
+        <w:rPr>
+          <w:rStyle w:val="VerbatimChar"/>
+        </w:rPr>
+        <w:t xml:space="preserve">libwlan.a</w:t>
+      </w:r>
+      <w:r>
+        <w:t xml:space="preserve">: the Wi-Fi firmware is read through FatFs) and</w:t>
+      </w:r>
+      <w:r>
+        <w:t xml:space="preserve"> </w:t>
+      </w:r>
+      <w:r>
+        <w:rPr>
+          <w:rStyle w:val="VerbatimChar"/>
           <w:b/>
-        </w:rPr>
-        <w:t xml:space="preserve">addon/wlan</w:t>
-      </w:r>
-      <w:r>
-        <w:t xml:space="preserve"> </w:t>
-      </w:r>
-      <w:r>
-        <w:t xml:space="preserve">(</w:t>
-      </w:r>
-      <w:r>
-        <w:rPr>
-          <w:rStyle w:val="VerbatimChar"/>
-        </w:rPr>
-        <w:t xml:space="preserve">libwlan.a</w:t>
-      </w:r>
-      <w:r>
-        <w:t xml:space="preserve">: the Wi-Fi firmware is read through FatFs) and</w:t>
-      </w:r>
-      <w:r>
-        <w:t xml:space="preserve"> </w:t>
-      </w:r>
-      <w:r>
-        <w:rPr>
-          <w:rStyle w:val="VerbatimChar"/>
           <w:bCs/>
-          <w:b/>
         </w:rPr>
         <w:t xml:space="preserve">addon/wlan/hostap/wpa_supplicant</w:t>
       </w:r>
@@ -11222,8 +11108,8 @@
       </w:r>
       <w:r>
         <w:rPr>
+          <w:b/>
           <w:bCs/>
-          <w:b/>
         </w:rPr>
         <w:t xml:space="preserve">and exFAT</w:t>
       </w:r>
@@ -11297,8 +11183,8 @@
         <w:t xml:space="preserve">absent.</w:t>
       </w:r>
     </w:p>
-    <w:bookmarkEnd w:id="36"/>
-    <w:bookmarkStart w:id="37" w:name="X6ee0ec30b8cf0723378aacb4afbb991f97906bf"/>
+    <w:bookmarkEnd w:id="34"/>
+    <w:bookmarkStart w:id="35" w:name="X6ee0ec30b8cf0723378aacb4afbb991f97906bf"/>
     <w:p>
       <w:pPr>
         <w:pStyle w:val="Heading2"/>
@@ -11313,8 +11199,8 @@
       </w:pPr>
       <w:r>
         <w:rPr>
+          <w:b/>
           <w:bCs/>
-          <w:b/>
         </w:rPr>
         <w:t xml:space="preserve">Why.</w:t>
       </w:r>
@@ -11367,8 +11253,8 @@
       </w:pPr>
       <w:r>
         <w:rPr>
+          <w:b/>
           <w:bCs/>
-          <w:b/>
         </w:rPr>
         <w:t xml:space="preserve">What.</w:t>
       </w:r>
@@ -11442,8 +11328,8 @@
       </w:r>
       <w:r>
         <w:rPr>
+          <w:b/>
           <w:bCs/>
-          <w:b/>
         </w:rPr>
         <w:t xml:space="preserve">without touching hostap</w:t>
       </w:r>
@@ -11559,8 +11445,8 @@
         <w:t xml:space="preserve">.</w:t>
       </w:r>
     </w:p>
-    <w:bookmarkEnd w:id="37"/>
-    <w:bookmarkStart w:id="38" w:name="not-a-patch-build-configuration"/>
+    <w:bookmarkEnd w:id="35"/>
+    <w:bookmarkStart w:id="36" w:name="not-a-patch-build-configuration"/>
     <w:p>
       <w:pPr>
         <w:pStyle w:val="Heading2"/>
@@ -11581,28 +11467,28 @@
       </w:r>
       <w:r>
         <w:rPr>
+          <w:b/>
           <w:bCs/>
+        </w:rPr>
+        <w:t xml:space="preserve">configure option</w:t>
+      </w:r>
+      <w:r>
+        <w:t xml:space="preserve">, not a source change: Onyx renders 32-bit</w:t>
+      </w:r>
+      <w:r>
+        <w:t xml:space="preserve"> </w:t>
+      </w:r>
+      <w:r>
+        <w:t xml:space="preserve">pixels, so Circle must be configured with</w:t>
+      </w:r>
+      <w:r>
+        <w:t xml:space="preserve"> </w:t>
+      </w:r>
+      <w:r>
+        <w:rPr>
+          <w:rStyle w:val="VerbatimChar"/>
           <w:b/>
-        </w:rPr>
-        <w:t xml:space="preserve">configure option</w:t>
-      </w:r>
-      <w:r>
-        <w:t xml:space="preserve">, not a source change: Onyx renders 32-bit</w:t>
-      </w:r>
-      <w:r>
-        <w:t xml:space="preserve"> </w:t>
-      </w:r>
-      <w:r>
-        <w:t xml:space="preserve">pixels, so Circle must be configured with</w:t>
-      </w:r>
-      <w:r>
-        <w:t xml:space="preserve"> </w:t>
-      </w:r>
-      <w:r>
-        <w:rPr>
-          <w:rStyle w:val="VerbatimChar"/>
           <w:bCs/>
-          <w:b/>
         </w:rPr>
         <w:t xml:space="preserve">DEPTH=32</w:t>
       </w:r>
@@ -11703,7 +11589,7 @@
       <w:r>
         <w:t xml:space="preserve"> </w:t>
       </w:r>
-      <w:hyperlink r:id="rId26">
+      <w:hyperlink r:id="rId24">
         <w:r>
           <w:rPr>
             <w:rStyle w:val="Hyperlink"/>
@@ -11718,8 +11604,8 @@
         <w:t xml:space="preserve">for the full Circle build.</w:t>
       </w:r>
     </w:p>
-    <w:bookmarkEnd w:id="38"/>
-    <w:bookmarkStart w:id="39" w:name="Xdfd002b3deb945a2f734f8087f469418225b702"/>
+    <w:bookmarkEnd w:id="36"/>
+    <w:bookmarkStart w:id="37" w:name="Xdfd002b3deb945a2f734f8087f469418225b702"/>
     <w:p>
       <w:pPr>
         <w:pStyle w:val="Heading2"/>
@@ -11734,8 +11620,8 @@
       </w:pPr>
       <w:r>
         <w:rPr>
+          <w:b/>
           <w:bCs/>
-          <w:b/>
         </w:rPr>
         <w:t xml:space="preserve">Why.</w:t>
       </w:r>
@@ -11773,8 +11659,8 @@
       </w:pPr>
       <w:r>
         <w:rPr>
+          <w:b/>
           <w:bCs/>
-          <w:b/>
         </w:rPr>
         <w:t xml:space="preserve">What.</w:t>
       </w:r>
@@ -11936,7 +11822,7 @@
       <w:r>
         <w:t xml:space="preserve"> </w:t>
       </w:r>
-      <w:hyperlink r:id="rId25">
+      <w:hyperlink r:id="rId23">
         <w:r>
           <w:rPr>
             <w:rStyle w:val="Hyperlink"/>
@@ -11948,8 +11834,8 @@
         <w:t xml:space="preserve">.</w:t>
       </w:r>
     </w:p>
-    <w:bookmarkEnd w:id="39"/>
-    <w:bookmarkStart w:id="40" w:name="X3ad4d1ce61751f823a9cc804c0040cf09423fda"/>
+    <w:bookmarkEnd w:id="37"/>
+    <w:bookmarkStart w:id="38" w:name="X3ad4d1ce61751f823a9cc804c0040cf09423fda"/>
     <w:p>
       <w:pPr>
         <w:pStyle w:val="Heading2"/>
@@ -11964,8 +11850,8 @@
       </w:pPr>
       <w:r>
         <w:rPr>
+          <w:b/>
           <w:bCs/>
-          <w:b/>
         </w:rPr>
         <w:t xml:space="preserve">Why.</w:t>
       </w:r>
@@ -12054,8 +11940,8 @@
       </w:pPr>
       <w:r>
         <w:rPr>
+          <w:b/>
           <w:bCs/>
-          <w:b/>
         </w:rPr>
         <w:t xml:space="preserve">What.</w:t>
       </w:r>
@@ -12126,8 +12012,8 @@
         <w:t xml:space="preserve">then returns 0 (that peer not accepted) and listens again. The same bug is in upstream Circle.</w:t>
       </w:r>
     </w:p>
-    <w:bookmarkEnd w:id="40"/>
-    <w:bookmarkStart w:id="41" w:name="Xcfe3557fab0037011a8e5e516a3230d76314b2f"/>
+    <w:bookmarkEnd w:id="38"/>
+    <w:bookmarkStart w:id="39" w:name="Xcfe3557fab0037011a8e5e516a3230d76314b2f"/>
     <w:p>
       <w:pPr>
         <w:pStyle w:val="Heading2"/>
@@ -12142,8 +12028,8 @@
       </w:pPr>
       <w:r>
         <w:rPr>
+          <w:b/>
           <w:bCs/>
-          <w:b/>
         </w:rPr>
         <w:t xml:space="preserve">Why.</w:t>
       </w:r>
@@ -12220,8 +12106,8 @@
       </w:pPr>
       <w:r>
         <w:rPr>
+          <w:b/>
           <w:bCs/>
-          <w:b/>
         </w:rPr>
         <w:t xml:space="preserve">What.</w:t>
       </w:r>
@@ -12286,8 +12172,8 @@
         <w:t xml:space="preserve">makes the DHCP client with the name). Header only: no library to rebuild.</w:t>
       </w:r>
     </w:p>
-    <w:bookmarkEnd w:id="41"/>
-    <w:bookmarkStart w:id="42" w:name="Xbda264401b6a3ae19bb7f0c1f37dc9b855e5fea"/>
+    <w:bookmarkEnd w:id="39"/>
+    <w:bookmarkStart w:id="40" w:name="Xbda264401b6a3ae19bb7f0c1f37dc9b855e5fea"/>
     <w:p>
       <w:pPr>
         <w:pStyle w:val="Heading2"/>
@@ -12302,8 +12188,8 @@
       </w:pPr>
       <w:r>
         <w:rPr>
+          <w:b/>
           <w:bCs/>
-          <w:b/>
         </w:rPr>
         <w:t xml:space="preserve">Why.</w:t>
       </w:r>
@@ -12341,8 +12227,8 @@
       </w:pPr>
       <w:r>
         <w:rPr>
+          <w:b/>
           <w:bCs/>
-          <w:b/>
         </w:rPr>
         <w:t xml:space="preserve">What.</w:t>
       </w:r>
@@ -12392,8 +12278,8 @@
         <w:t xml:space="preserve">, docs/02.)</w:t>
       </w:r>
     </w:p>
-    <w:bookmarkEnd w:id="42"/>
-    <w:bookmarkStart w:id="43" w:name="Xc0013075c1900d9de2c4d1f353aa364a5e9d693"/>
+    <w:bookmarkEnd w:id="40"/>
+    <w:bookmarkStart w:id="41" w:name="Xc0013075c1900d9de2c4d1f353aa364a5e9d693"/>
     <w:p>
       <w:pPr>
         <w:pStyle w:val="Heading2"/>
@@ -12408,8 +12294,8 @@
       </w:pPr>
       <w:r>
         <w:rPr>
+          <w:b/>
           <w:bCs/>
-          <w:b/>
         </w:rPr>
         <w:t xml:space="preserve">Why.</w:t>
       </w:r>
@@ -12438,8 +12324,8 @@
       </w:pPr>
       <w:r>
         <w:rPr>
+          <w:b/>
           <w:bCs/>
-          <w:b/>
         </w:rPr>
         <w:t xml:space="preserve">What.</w:t>
       </w:r>
@@ -12489,8 +12375,8 @@
         <w:t xml:space="preserve">.</w:t>
       </w:r>
     </w:p>
-    <w:bookmarkEnd w:id="43"/>
-    <w:bookmarkStart w:id="44" w:name="Xf9a0ebfa397fd33f82261fcc151baeefa8bcfe6"/>
+    <w:bookmarkEnd w:id="41"/>
+    <w:bookmarkStart w:id="42" w:name="Xf9a0ebfa397fd33f82261fcc151baeefa8bcfe6"/>
     <w:p>
       <w:pPr>
         <w:pStyle w:val="Heading2"/>
@@ -12505,73 +12391,73 @@
       </w:pPr>
       <w:r>
         <w:rPr>
+          <w:b/>
           <w:bCs/>
+        </w:rPr>
+        <w:t xml:space="preserve">Why.</w:t>
+      </w:r>
+      <w:r>
+        <w:t xml:space="preserve"> </w:t>
+      </w:r>
+      <w:r>
+        <w:rPr>
+          <w:rStyle w:val="VerbatimChar"/>
+        </w:rPr>
+        <w:t xml:space="preserve">CTCPConnection::PacketReceived</w:t>
+      </w:r>
+      <w:r>
+        <w:t xml:space="preserve"> </w:t>
+      </w:r>
+      <w:r>
+        <w:t xml:space="preserve">counted</w:t>
+      </w:r>
+      <w:r>
+        <w:t xml:space="preserve"> </w:t>
+      </w:r>
+      <w:r>
+        <w:rPr>
           <w:b/>
-        </w:rPr>
-        <w:t xml:space="preserve">Why.</w:t>
-      </w:r>
-      <w:r>
-        <w:t xml:space="preserve"> </w:t>
-      </w:r>
-      <w:r>
-        <w:rPr>
-          <w:rStyle w:val="VerbatimChar"/>
-        </w:rPr>
-        <w:t xml:space="preserve">CTCPConnection::PacketReceived</w:t>
-      </w:r>
-      <w:r>
-        <w:t xml:space="preserve"> </w:t>
-      </w:r>
-      <w:r>
-        <w:t xml:space="preserve">counted</w:t>
-      </w:r>
-      <w:r>
-        <w:t xml:space="preserve"> </w:t>
-      </w:r>
-      <w:r>
-        <w:rPr>
           <w:bCs/>
+        </w:rPr>
+        <w:t xml:space="preserve">every</w:t>
+      </w:r>
+      <w:r>
+        <w:t xml:space="preserve"> </w:t>
+      </w:r>
+      <w:r>
+        <w:t xml:space="preserve">segment whose ACK did not advance as</w:t>
+      </w:r>
+      <w:r>
+        <w:t xml:space="preserve"> </w:t>
+      </w:r>
+      <w:r>
+        <w:t xml:space="preserve">a duplicate ACK — the peer's own data segments too, and ACKs with nothing in flight, window</w:t>
+      </w:r>
+      <w:r>
+        <w:t xml:space="preserve"> </w:t>
+      </w:r>
+      <w:r>
+        <w:t xml:space="preserve">updates — and the count was reset only by an advancing ACK. The remote desktop client (Onyx</w:t>
+      </w:r>
+      <w:r>
+        <w:t xml:space="preserve"> </w:t>
+      </w:r>
+      <w:r>
+        <w:t xml:space="preserve">Remote) sends small messages (READY, the pointer's moves) while the Pi streams the screen: three</w:t>
+      </w:r>
+      <w:r>
+        <w:t xml:space="preserve"> </w:t>
+      </w:r>
+      <w:r>
+        <w:t xml:space="preserve">in a row between two ACKs started a</w:t>
+      </w:r>
+      <w:r>
+        <w:t xml:space="preserve"> </w:t>
+      </w:r>
+      <w:r>
+        <w:rPr>
           <w:b/>
-        </w:rPr>
-        <w:t xml:space="preserve">every</w:t>
-      </w:r>
-      <w:r>
-        <w:t xml:space="preserve"> </w:t>
-      </w:r>
-      <w:r>
-        <w:t xml:space="preserve">segment whose ACK did not advance as</w:t>
-      </w:r>
-      <w:r>
-        <w:t xml:space="preserve"> </w:t>
-      </w:r>
-      <w:r>
-        <w:t xml:space="preserve">a duplicate ACK — the peer's own data segments too, and ACKs with nothing in flight, window</w:t>
-      </w:r>
-      <w:r>
-        <w:t xml:space="preserve"> </w:t>
-      </w:r>
-      <w:r>
-        <w:t xml:space="preserve">updates — and the count was reset only by an advancing ACK. The remote desktop client (Onyx</w:t>
-      </w:r>
-      <w:r>
-        <w:t xml:space="preserve"> </w:t>
-      </w:r>
-      <w:r>
-        <w:t xml:space="preserve">Remote) sends small messages (READY, the pointer's moves) while the Pi streams the screen: three</w:t>
-      </w:r>
-      <w:r>
-        <w:t xml:space="preserve"> </w:t>
-      </w:r>
-      <w:r>
-        <w:t xml:space="preserve">in a row between two ACKs started a</w:t>
-      </w:r>
-      <w:r>
-        <w:t xml:space="preserve"> </w:t>
-      </w:r>
-      <w:r>
-        <w:rPr>
           <w:bCs/>
-          <w:b/>
         </w:rPr>
         <w:t xml:space="preserve">spurious fast retransmit + fast recovery</w:t>
       </w:r>
@@ -12594,8 +12480,8 @@
       </w:pPr>
       <w:r>
         <w:rPr>
+          <w:b/>
           <w:bCs/>
-          <w:b/>
         </w:rPr>
         <w:t xml:space="preserve">What.</w:t>
       </w:r>
@@ -12678,8 +12564,8 @@
         <w:t xml:space="preserve">retransmit and fast recovery (NewReno) are unchanged otherwise. The same bug is in upstream.</w:t>
       </w:r>
     </w:p>
-    <w:bookmarkEnd w:id="44"/>
-    <w:bookmarkStart w:id="45" w:name="Xd413a785463241a47e02c7544d35a67d2f87931"/>
+    <w:bookmarkEnd w:id="42"/>
+    <w:bookmarkStart w:id="43" w:name="Xd413a785463241a47e02c7544d35a67d2f87931"/>
     <w:p>
       <w:pPr>
         <w:pStyle w:val="Heading2"/>
@@ -12694,8 +12580,8 @@
       </w:pPr>
       <w:r>
         <w:rPr>
+          <w:b/>
           <w:bCs/>
-          <w:b/>
         </w:rPr>
         <w:t xml:space="preserve">Why.</w:t>
       </w:r>
@@ -12739,19 +12625,19 @@
       </w:pPr>
       <w:r>
         <w:rPr>
+          <w:b/>
           <w:bCs/>
-          <w:b/>
         </w:rPr>
         <w:t xml:space="preserve">What.</w:t>
       </w:r>
     </w:p>
     <w:p>
       <w:pPr>
+        <w:pStyle w:val="Compact"/>
         <w:numPr>
           <w:ilvl w:val="0"/>
           <w:numId w:val="1006"/>
         </w:numPr>
-        <w:pStyle w:val="Compact"/>
       </w:pPr>
       <w:r>
         <w:rPr>
@@ -12785,8 +12671,8 @@
       </w:r>
       <w:r>
         <w:rPr>
+          <w:b/>
           <w:bCs/>
-          <w:b/>
         </w:rPr>
         <w:t xml:space="preserve">1 s</w:t>
       </w:r>
@@ -12838,16 +12724,16 @@
     </w:p>
     <w:p>
       <w:pPr>
+        <w:pStyle w:val="Compact"/>
         <w:numPr>
           <w:ilvl w:val="0"/>
           <w:numId w:val="1006"/>
         </w:numPr>
-        <w:pStyle w:val="Compact"/>
       </w:pPr>
       <w:r>
         <w:rPr>
+          <w:b/>
           <w:bCs/>
-          <w:b/>
         </w:rPr>
         <w:t xml:space="preserve">Karn's algorithm</w:t>
       </w:r>
@@ -12902,11 +12788,11 @@
     </w:p>
     <w:p>
       <w:pPr>
+        <w:pStyle w:val="Compact"/>
         <w:numPr>
           <w:ilvl w:val="0"/>
           <w:numId w:val="1006"/>
         </w:numPr>
-        <w:pStyle w:val="Compact"/>
       </w:pPr>
       <w:r>
         <w:rPr>
@@ -12944,11 +12830,11 @@
     </w:p>
     <w:p>
       <w:pPr>
+        <w:pStyle w:val="Compact"/>
         <w:numPr>
           <w:ilvl w:val="0"/>
           <w:numId w:val="1006"/>
         </w:numPr>
-        <w:pStyle w:val="Compact"/>
       </w:pPr>
       <w:r>
         <w:t xml:space="preserve">After a SYN retransmitted, RFC 6298 (5.7) wants the data phase to start at 3 s: the RTO is</w:t>
@@ -12960,8 +12846,8 @@
         <w:t xml:space="preserve">then the backed-off one (≥ 2 s) until the first sample — close enough, left as is.</w:t>
       </w:r>
     </w:p>
-    <w:bookmarkEnd w:id="45"/>
-    <w:bookmarkStart w:id="46" w:name="X97b7e16d9994faa5ec60a080680eb3530af1086"/>
+    <w:bookmarkEnd w:id="43"/>
+    <w:bookmarkStart w:id="44" w:name="X97b7e16d9994faa5ec60a080680eb3530af1086"/>
     <w:p>
       <w:pPr>
         <w:pStyle w:val="Heading2"/>
@@ -12988,94 +12874,94 @@
       </w:pPr>
       <w:r>
         <w:rPr>
+          <w:b/>
           <w:bCs/>
+        </w:rPr>
+        <w:t xml:space="preserve">Why.</w:t>
+      </w:r>
+      <w:r>
+        <w:t xml:space="preserve"> </w:t>
+      </w:r>
+      <w:r>
+        <w:rPr>
+          <w:rStyle w:val="VerbatimChar"/>
+        </w:rPr>
+        <w:t xml:space="preserve">CSocket::Send</w:t>
+      </w:r>
+      <w:r>
+        <w:t xml:space="preserve"> </w:t>
+      </w:r>
+      <w:r>
+        <w:t xml:space="preserve">cuts a buffer into MSS-sized chunks and queues them one by one; when</w:t>
+      </w:r>
+      <w:r>
+        <w:t xml:space="preserve"> </w:t>
+      </w:r>
+      <w:r>
+        <w:t xml:space="preserve">the connection's queue stays full past the send timeout (Onyx sets 5 s), a chunk fails — and</w:t>
+      </w:r>
+      <w:r>
+        <w:t xml:space="preserve"> </w:t>
+      </w:r>
+      <w:r>
+        <w:rPr>
+          <w:rStyle w:val="VerbatimChar"/>
+        </w:rPr>
+        <w:t xml:space="preserve">Send</w:t>
+      </w:r>
+      <w:r>
+        <w:t xml:space="preserve"> </w:t>
+      </w:r>
+      <w:r>
+        <w:t xml:space="preserve">answered the</w:t>
+      </w:r>
+      <w:r>
+        <w:t xml:space="preserve"> </w:t>
+      </w:r>
+      <w:r>
+        <w:rPr>
           <w:b/>
-        </w:rPr>
-        <w:t xml:space="preserve">Why.</w:t>
-      </w:r>
-      <w:r>
-        <w:t xml:space="preserve"> </w:t>
-      </w:r>
-      <w:r>
-        <w:rPr>
-          <w:rStyle w:val="VerbatimChar"/>
-        </w:rPr>
-        <w:t xml:space="preserve">CSocket::Send</w:t>
-      </w:r>
-      <w:r>
-        <w:t xml:space="preserve"> </w:t>
-      </w:r>
-      <w:r>
-        <w:t xml:space="preserve">cuts a buffer into MSS-sized chunks and queues them one by one; when</w:t>
-      </w:r>
-      <w:r>
-        <w:t xml:space="preserve"> </w:t>
-      </w:r>
-      <w:r>
-        <w:t xml:space="preserve">the connection's queue stays full past the send timeout (Onyx sets 5 s), a chunk fails — and</w:t>
-      </w:r>
-      <w:r>
-        <w:t xml:space="preserve"> </w:t>
-      </w:r>
-      <w:r>
-        <w:rPr>
-          <w:rStyle w:val="VerbatimChar"/>
-        </w:rPr>
-        <w:t xml:space="preserve">Send</w:t>
-      </w:r>
-      <w:r>
-        <w:t xml:space="preserve"> </w:t>
-      </w:r>
-      <w:r>
-        <w:t xml:space="preserve">answered the</w:t>
-      </w:r>
-      <w:r>
-        <w:t xml:space="preserve"> </w:t>
-      </w:r>
-      <w:r>
-        <w:rPr>
           <w:bCs/>
+        </w:rPr>
+        <w:t xml:space="preserve">error</w:t>
+      </w:r>
+      <w:r>
+        <w:t xml:space="preserve">, although the chunks before it were queued and would be sent. The</w:t>
+      </w:r>
+      <w:r>
+        <w:t xml:space="preserve"> </w:t>
+      </w:r>
+      <w:r>
+        <w:t xml:space="preserve">kernel's</w:t>
+      </w:r>
+      <w:r>
+        <w:t xml:space="preserve"> </w:t>
+      </w:r>
+      <w:r>
+        <w:rPr>
+          <w:rStyle w:val="VerbatimChar"/>
+        </w:rPr>
+        <w:t xml:space="preserve">NetTcpSend</w:t>
+      </w:r>
+      <w:r>
+        <w:t xml:space="preserve"> </w:t>
+      </w:r>
+      <w:r>
+        <w:t xml:space="preserve">(32 KB requests) then counted none of that request, and an app sending "the</w:t>
+      </w:r>
+      <w:r>
+        <w:t xml:space="preserve"> </w:t>
+      </w:r>
+      <w:r>
+        <w:t xml:space="preserve">rest" again put those bytes</w:t>
+      </w:r>
+      <w:r>
+        <w:t xml:space="preserve"> </w:t>
+      </w:r>
+      <w:r>
+        <w:rPr>
           <w:b/>
-        </w:rPr>
-        <w:t xml:space="preserve">error</w:t>
-      </w:r>
-      <w:r>
-        <w:t xml:space="preserve">, although the chunks before it were queued and would be sent. The</w:t>
-      </w:r>
-      <w:r>
-        <w:t xml:space="preserve"> </w:t>
-      </w:r>
-      <w:r>
-        <w:t xml:space="preserve">kernel's</w:t>
-      </w:r>
-      <w:r>
-        <w:t xml:space="preserve"> </w:t>
-      </w:r>
-      <w:r>
-        <w:rPr>
-          <w:rStyle w:val="VerbatimChar"/>
-        </w:rPr>
-        <w:t xml:space="preserve">NetTcpSend</w:t>
-      </w:r>
-      <w:r>
-        <w:t xml:space="preserve"> </w:t>
-      </w:r>
-      <w:r>
-        <w:t xml:space="preserve">(32 KB requests) then counted none of that request, and an app sending "the</w:t>
-      </w:r>
-      <w:r>
-        <w:t xml:space="preserve"> </w:t>
-      </w:r>
-      <w:r>
-        <w:t xml:space="preserve">rest" again put those bytes</w:t>
-      </w:r>
-      <w:r>
-        <w:t xml:space="preserve"> </w:t>
-      </w:r>
-      <w:r>
-        <w:rPr>
           <w:bCs/>
-          <w:b/>
         </w:rPr>
         <w:t xml:space="preserve">twice</w:t>
       </w:r>
@@ -13098,8 +12984,8 @@
       </w:pPr>
       <w:r>
         <w:rPr>
+          <w:b/>
           <w:bCs/>
-          <w:b/>
         </w:rPr>
         <w:t xml:space="preserve">What.</w:t>
       </w:r>
@@ -13182,8 +13068,8 @@
       </w:pPr>
       <w:r>
         <w:rPr>
+          <w:b/>
           <w:bCs/>
-          <w:b/>
         </w:rPr>
         <w:t xml:space="preserve">Test</w:t>
       </w:r>
@@ -13305,8 +13191,8 @@
         <w:t xml:space="preserve">after a timeout. Against the unpatched sources it fails 15 of its 25 checks.</w:t>
       </w:r>
     </w:p>
-    <w:bookmarkEnd w:id="46"/>
-    <w:bookmarkStart w:id="47" w:name="Xe85a9b7a6bc1a3cc3d37d5de62445234a8ca0b5"/>
+    <w:bookmarkEnd w:id="44"/>
+    <w:bookmarkStart w:id="45" w:name="Xe85a9b7a6bc1a3cc3d37d5de62445234a8ca0b5"/>
     <w:p>
       <w:pPr>
         <w:pStyle w:val="Heading2"/>
@@ -13333,8 +13219,8 @@
       </w:pPr>
       <w:r>
         <w:rPr>
+          <w:b/>
           <w:bCs/>
-          <w:b/>
         </w:rPr>
         <w:t xml:space="preserve">Why.</w:t>
       </w:r>
@@ -13423,8 +13309,8 @@
       </w:pPr>
       <w:r>
         <w:rPr>
+          <w:b/>
           <w:bCs/>
-          <w:b/>
         </w:rPr>
         <w:t xml:space="preserve">What</w:t>
       </w:r>
@@ -13591,8 +13477,8 @@
       </w:pPr>
       <w:r>
         <w:rPr>
+          <w:b/>
           <w:bCs/>
-          <w:b/>
         </w:rPr>
         <w:t xml:space="preserve">Test</w:t>
       </w:r>
@@ -13627,8 +13513,8 @@
         <w:t xml:space="preserve">): 25/25.</w:t>
       </w:r>
     </w:p>
-    <w:bookmarkEnd w:id="47"/>
-    <w:bookmarkStart w:id="48" w:name="X05a0d63b7a571f8f4ae4df4b26aa9c2ab76bc63"/>
+    <w:bookmarkEnd w:id="45"/>
+    <w:bookmarkStart w:id="46" w:name="X05a0d63b7a571f8f4ae4df4b26aa9c2ab76bc63"/>
     <w:p>
       <w:pPr>
         <w:pStyle w:val="Heading2"/>
@@ -13655,8 +13541,8 @@
       </w:pPr>
       <w:r>
         <w:rPr>
+          <w:b/>
           <w:bCs/>
-          <w:b/>
         </w:rPr>
         <w:t xml:space="preserve">Why.</w:t>
       </w:r>
@@ -13790,8 +13676,8 @@
       </w:pPr>
       <w:r>
         <w:rPr>
+          <w:b/>
           <w:bCs/>
-          <w:b/>
         </w:rPr>
         <w:t xml:space="preserve">What.</w:t>
       </w:r>
@@ -13841,8 +13727,8 @@
       </w:pPr>
       <w:r>
         <w:rPr>
+          <w:b/>
           <w:bCs/>
-          <w:b/>
         </w:rPr>
         <w:t xml:space="preserve">Test</w:t>
       </w:r>
@@ -13865,8 +13751,8 @@
         <w:t xml:space="preserve">on the Pi (the OOM kill twice, each run ending where it started).</w:t>
       </w:r>
     </w:p>
-    <w:bookmarkEnd w:id="48"/>
-    <w:bookmarkStart w:id="49" w:name="Xb5c99da24b7f0ee63941bb06323e6faeb6570fc"/>
+    <w:bookmarkEnd w:id="46"/>
+    <w:bookmarkStart w:id="47" w:name="Xb5c99da24b7f0ee63941bb06323e6faeb6570fc"/>
     <w:p>
       <w:pPr>
         <w:pStyle w:val="Heading2"/>
@@ -13881,52 +13767,52 @@
       </w:pPr>
       <w:r>
         <w:rPr>
+          <w:b/>
           <w:bCs/>
+        </w:rPr>
+        <w:t xml:space="preserve">Why.</w:t>
+      </w:r>
+      <w:r>
+        <w:t xml:space="preserve"> </w:t>
+      </w:r>
+      <w:r>
+        <w:t xml:space="preserve">The Pi restarted by itself under network load (a video streamed by the WebKit browser, an</w:t>
+      </w:r>
+      <w:r>
+        <w:t xml:space="preserve"> </w:t>
+      </w:r>
+      <w:r>
+        <w:t xml:space="preserve">FTP upload of 100 MB and the remote desktop at once; a telnet client gone while output flowed was</w:t>
+      </w:r>
+      <w:r>
+        <w:t xml:space="preserve"> </w:t>
+      </w:r>
+      <w:r>
+        <w:t xml:space="preserve">enough):</w:t>
+      </w:r>
+      <w:r>
+        <w:t xml:space="preserve"> </w:t>
+      </w:r>
+      <w:r>
+        <w:rPr>
+          <w:rStyle w:val="VerbatimChar"/>
+        </w:rPr>
+        <w:t xml:space="preserve">SD:/etc/lastcrash.txt</w:t>
+      </w:r>
+      <w:r>
+        <w:t xml:space="preserve"> </w:t>
+      </w:r>
+      <w:r>
+        <w:t xml:space="preserve">said</w:t>
+      </w:r>
+      <w:r>
+        <w:t xml:space="preserve"> </w:t>
+      </w:r>
+      <w:r>
+        <w:rPr>
+          <w:rStyle w:val="VerbatimChar"/>
           <w:b/>
-        </w:rPr>
-        <w:t xml:space="preserve">Why.</w:t>
-      </w:r>
-      <w:r>
-        <w:t xml:space="preserve"> </w:t>
-      </w:r>
-      <w:r>
-        <w:t xml:space="preserve">The Pi restarted by itself under network load (a video streamed by the WebKit browser, an</w:t>
-      </w:r>
-      <w:r>
-        <w:t xml:space="preserve"> </w:t>
-      </w:r>
-      <w:r>
-        <w:t xml:space="preserve">FTP upload of 100 MB and the remote desktop at once; a telnet client gone while output flowed was</w:t>
-      </w:r>
-      <w:r>
-        <w:t xml:space="preserve"> </w:t>
-      </w:r>
-      <w:r>
-        <w:t xml:space="preserve">enough):</w:t>
-      </w:r>
-      <w:r>
-        <w:t xml:space="preserve"> </w:t>
-      </w:r>
-      <w:r>
-        <w:rPr>
-          <w:rStyle w:val="VerbatimChar"/>
-        </w:rPr>
-        <w:t xml:space="preserve">SD:/etc/lastcrash.txt</w:t>
-      </w:r>
-      <w:r>
-        <w:t xml:space="preserve"> </w:t>
-      </w:r>
-      <w:r>
-        <w:t xml:space="preserve">said</w:t>
-      </w:r>
-      <w:r>
-        <w:t xml:space="preserve"> </w:t>
-      </w:r>
-      <w:r>
-        <w:rPr>
-          <w:rStyle w:val="VerbatimChar"/>
           <w:bCs/>
-          <w:b/>
         </w:rPr>
         <w:t xml:space="preserve">A kernel panic: tcp: Unexpected state 0 at line 1922</w:t>
       </w:r>
@@ -14072,8 +13958,8 @@
       </w:pPr>
       <w:r>
         <w:rPr>
+          <w:b/>
           <w:bCs/>
-          <w:b/>
         </w:rPr>
         <w:t xml:space="preserve">What.</w:t>
       </w:r>
@@ -14092,11 +13978,11 @@
     </w:p>
     <w:p>
       <w:pPr>
+        <w:pStyle w:val="Compact"/>
         <w:numPr>
           <w:ilvl w:val="0"/>
           <w:numId w:val="1007"/>
         </w:numPr>
-        <w:pStyle w:val="Compact"/>
       </w:pPr>
       <w:r>
         <w:t xml:space="preserve">every path of</w:t>
@@ -14152,11 +14038,11 @@
     </w:p>
     <w:p>
       <w:pPr>
+        <w:pStyle w:val="Compact"/>
         <w:numPr>
           <w:ilvl w:val="0"/>
           <w:numId w:val="1007"/>
         </w:numPr>
-        <w:pStyle w:val="Compact"/>
       </w:pPr>
       <w:r>
         <w:rPr>
@@ -14263,11 +14149,11 @@
     </w:p>
     <w:p>
       <w:pPr>
+        <w:pStyle w:val="Compact"/>
         <w:numPr>
           <w:ilvl w:val="0"/>
           <w:numId w:val="1007"/>
         </w:numPr>
-        <w:pStyle w:val="Compact"/>
       </w:pPr>
       <w:r>
         <w:t xml:space="preserve">a reset (and the SYN case) also sets</w:t>
@@ -14297,8 +14183,8 @@
       </w:pPr>
       <w:r>
         <w:rPr>
+          <w:b/>
           <w:bCs/>
-          <w:b/>
         </w:rPr>
         <w:t xml:space="preserve">Test</w:t>
       </w:r>
@@ -14312,8 +14198,8 @@
         <w:t xml:space="preserve">opened and dropped: no panic since (it came within minutes before).</w:t>
       </w:r>
     </w:p>
-    <w:bookmarkEnd w:id="49"/>
-    <w:bookmarkStart w:id="51" w:name="X45fa6b281b627f6876b855217f501eb56bb897f"/>
+    <w:bookmarkEnd w:id="47"/>
+    <w:bookmarkStart w:id="49" w:name="X45fa6b281b627f6876b855217f501eb56bb897f"/>
     <w:p>
       <w:pPr>
         <w:pStyle w:val="Heading2"/>
@@ -14409,8 +14295,8 @@
       </w:r>
       <w:r>
         <w:rPr>
+          <w:b/>
           <w:bCs/>
-          <w:b/>
         </w:rPr>
         <w:t xml:space="preserve">not</w:t>
       </w:r>
@@ -14427,75 +14313,75 @@
       </w:pPr>
       <w:r>
         <w:rPr>
+          <w:b/>
           <w:bCs/>
+        </w:rPr>
+        <w:t xml:space="preserve">1. The chip polled (</w:t>
+      </w:r>
+      <w:r>
+        <w:rPr>
+          <w:rStyle w:val="VerbatimChar"/>
           <w:b/>
-        </w:rPr>
-        <w:t xml:space="preserve">1. The chip polled (</w:t>
-      </w:r>
-      <w:r>
-        <w:rPr>
-          <w:rStyle w:val="VerbatimChar"/>
           <w:bCs/>
+        </w:rPr>
+        <w:t xml:space="preserve">onyx_wlpoll</w:t>
+      </w:r>
+      <w:r>
+        <w:rPr>
           <w:b/>
-        </w:rPr>
-        <w:t xml:space="preserve">onyx_wlpoll</w:t>
-      </w:r>
-      <w:r>
-        <w:rPr>
           <w:bCs/>
+        </w:rPr>
+        <w:t xml:space="preserve">).</w:t>
+      </w:r>
+      <w:r>
+        <w:t xml:space="preserve"> </w:t>
+      </w:r>
+      <w:r>
+        <w:t xml:space="preserve">The receive loop (</w:t>
+      </w:r>
+      <w:r>
+        <w:rPr>
+          <w:rStyle w:val="VerbatimChar"/>
+        </w:rPr>
+        <w:t xml:space="preserve">rproc</w:t>
+      </w:r>
+      <w:r>
+        <w:t xml:space="preserve">) read frames until the chip had</w:t>
+      </w:r>
+      <w:r>
+        <w:t xml:space="preserve"> </w:t>
+      </w:r>
+      <w:r>
+        <w:t xml:space="preserve">none, then slept in</w:t>
+      </w:r>
+      <w:r>
+        <w:t xml:space="preserve"> </w:t>
+      </w:r>
+      <w:r>
+        <w:rPr>
+          <w:rStyle w:val="VerbatimChar"/>
+        </w:rPr>
+        <w:t xml:space="preserve">intwait</w:t>
+      </w:r>
+      <w:r>
+        <w:t xml:space="preserve"> </w:t>
+      </w:r>
+      <w:r>
+        <w:t xml:space="preserve">until the SDIO card interrupt. That interrupt comes late: measured</w:t>
+      </w:r>
+      <w:r>
+        <w:t xml:space="preserve"> </w:t>
+      </w:r>
+      <w:r>
+        <w:t xml:space="preserve">on a Pi 4 under a steady stream,</w:t>
+      </w:r>
+      <w:r>
+        <w:t xml:space="preserve"> </w:t>
+      </w:r>
+      <w:r>
+        <w:rPr>
           <w:b/>
-        </w:rPr>
-        <w:t xml:space="preserve">).</w:t>
-      </w:r>
-      <w:r>
-        <w:t xml:space="preserve"> </w:t>
-      </w:r>
-      <w:r>
-        <w:t xml:space="preserve">The receive loop (</w:t>
-      </w:r>
-      <w:r>
-        <w:rPr>
-          <w:rStyle w:val="VerbatimChar"/>
-        </w:rPr>
-        <w:t xml:space="preserve">rproc</w:t>
-      </w:r>
-      <w:r>
-        <w:t xml:space="preserve">) read frames until the chip had</w:t>
-      </w:r>
-      <w:r>
-        <w:t xml:space="preserve"> </w:t>
-      </w:r>
-      <w:r>
-        <w:t xml:space="preserve">none, then slept in</w:t>
-      </w:r>
-      <w:r>
-        <w:t xml:space="preserve"> </w:t>
-      </w:r>
-      <w:r>
-        <w:rPr>
-          <w:rStyle w:val="VerbatimChar"/>
-        </w:rPr>
-        <w:t xml:space="preserve">intwait</w:t>
-      </w:r>
-      <w:r>
-        <w:t xml:space="preserve"> </w:t>
-      </w:r>
-      <w:r>
-        <w:t xml:space="preserve">until the SDIO card interrupt. That interrupt comes late: measured</w:t>
-      </w:r>
-      <w:r>
-        <w:t xml:space="preserve"> </w:t>
-      </w:r>
-      <w:r>
-        <w:t xml:space="preserve">on a Pi 4 under a steady stream,</w:t>
-      </w:r>
-      <w:r>
-        <w:t xml:space="preserve"> </w:t>
-      </w:r>
-      <w:r>
-        <w:rPr>
           <w:bCs/>
-          <w:b/>
         </w:rPr>
         <w:t xml:space="preserve">2.5 to 5 ms a wait, 80 % of the reader's time</w:t>
       </w:r>
@@ -14635,8 +14521,8 @@
       </w:pPr>
       <w:r>
         <w:rPr>
+          <w:b/>
           <w:bCs/>
-          <w:b/>
         </w:rPr>
         <w:t xml:space="preserve">2. A scan over both bands, the networks probed by name.</w:t>
       </w:r>
@@ -14797,23 +14683,23 @@
       </w:pPr>
       <w:r>
         <w:rPr>
+          <w:b/>
           <w:bCs/>
+        </w:rPr>
+        <w:t xml:space="preserve">3. 5 GHz preferred (</w:t>
+      </w:r>
+      <w:r>
+        <w:rPr>
+          <w:rStyle w:val="VerbatimChar"/>
           <w:b/>
-        </w:rPr>
-        <w:t xml:space="preserve">3. 5 GHz preferred (</w:t>
-      </w:r>
-      <w:r>
-        <w:rPr>
-          <w:rStyle w:val="VerbatimChar"/>
           <w:bCs/>
+        </w:rPr>
+        <w:t xml:space="preserve">onyx_scan_5g_bias</w:t>
+      </w:r>
+      <w:r>
+        <w:rPr>
           <w:b/>
-        </w:rPr>
-        <w:t xml:space="preserve">onyx_scan_5g_bias</w:t>
-      </w:r>
-      <w:r>
-        <w:rPr>
           <w:bCs/>
-          <w:b/>
         </w:rPr>
         <w:t xml:space="preserve">).</w:t>
       </w:r>
@@ -15039,23 +14925,23 @@
       </w:pPr>
       <w:r>
         <w:rPr>
+          <w:b/>
           <w:bCs/>
+        </w:rPr>
+        <w:t xml:space="preserve">4. The frames' path (</w:t>
+      </w:r>
+      <w:r>
+        <w:rPr>
+          <w:rStyle w:val="VerbatimChar"/>
           <w:b/>
-        </w:rPr>
-        <w:t xml:space="preserve">4. The frames' path (</w:t>
-      </w:r>
-      <w:r>
-        <w:rPr>
-          <w:rStyle w:val="VerbatimChar"/>
           <w:bCs/>
+        </w:rPr>
+        <w:t xml:space="preserve">onyx_wlfast</w:t>
+      </w:r>
+      <w:r>
+        <w:rPr>
           <w:b/>
-        </w:rPr>
-        <w:t xml:space="preserve">onyx_wlfast</w:t>
-      </w:r>
-      <w:r>
-        <w:rPr>
           <w:bCs/>
-          <w:b/>
         </w:rPr>
         <w:t xml:space="preserve">, a bit each; the kernel sets 31).</w:t>
       </w:r>
@@ -15074,16 +14960,16 @@
     </w:p>
     <w:p>
       <w:pPr>
+        <w:pStyle w:val="Compact"/>
         <w:numPr>
           <w:ilvl w:val="0"/>
           <w:numId w:val="1008"/>
         </w:numPr>
-        <w:pStyle w:val="Compact"/>
       </w:pPr>
       <w:r>
         <w:rPr>
+          <w:i/>
           <w:iCs/>
-          <w:i/>
         </w:rPr>
         <w:t xml:space="preserve">bit 1 — one command a transfer</w:t>
       </w:r>
@@ -15144,16 +15030,16 @@
     </w:p>
     <w:p>
       <w:pPr>
+        <w:pStyle w:val="Compact"/>
         <w:numPr>
           <w:ilvl w:val="0"/>
           <w:numId w:val="1008"/>
         </w:numPr>
-        <w:pStyle w:val="Compact"/>
       </w:pPr>
       <w:r>
         <w:rPr>
+          <w:i/>
           <w:iCs/>
-          <w:i/>
         </w:rPr>
         <w:t xml:space="preserve">bit 2 — the next frame read whole</w:t>
       </w:r>
@@ -15196,16 +15082,16 @@
     </w:p>
     <w:p>
       <w:pPr>
+        <w:pStyle w:val="Compact"/>
         <w:numPr>
           <w:ilvl w:val="0"/>
           <w:numId w:val="1008"/>
         </w:numPr>
-        <w:pStyle w:val="Compact"/>
       </w:pPr>
       <w:r>
         <w:rPr>
+          <w:i/>
           <w:iCs/>
-          <w:i/>
         </w:rPr>
         <w:t xml:space="preserve">bit 4 — the frames' locks without a yield</w:t>
       </w:r>
@@ -15344,16 +15230,16 @@
     </w:p>
     <w:p>
       <w:pPr>
+        <w:pStyle w:val="Compact"/>
         <w:numPr>
           <w:ilvl w:val="0"/>
           <w:numId w:val="1008"/>
         </w:numPr>
-        <w:pStyle w:val="Compact"/>
       </w:pPr>
       <w:r>
         <w:rPr>
+          <w:i/>
           <w:iCs/>
-          <w:i/>
         </w:rPr>
         <w:t xml:space="preserve">bit 8 — the bus at 50 MHz</w:t>
       </w:r>
@@ -15399,16 +15285,16 @@
     </w:p>
     <w:p>
       <w:pPr>
+        <w:pStyle w:val="Compact"/>
         <w:numPr>
           <w:ilvl w:val="0"/>
           <w:numId w:val="1008"/>
         </w:numPr>
-        <w:pStyle w:val="Compact"/>
       </w:pPr>
       <w:r>
         <w:rPr>
+          <w:i/>
           <w:iCs/>
-          <w:i/>
         </w:rPr>
         <w:t xml:space="preserve">bit 16 — the controller's registers written without a wait</w:t>
       </w:r>
@@ -15464,8 +15350,8 @@
       </w:r>
       <w:r>
         <w:rPr>
+          <w:b/>
           <w:bCs/>
-          <w:b/>
         </w:rPr>
         <w:t xml:space="preserve">93 µs</w:t>
       </w:r>
@@ -15482,8 +15368,8 @@
       </w:pPr>
       <w:r>
         <w:rPr>
+          <w:b/>
           <w:bCs/>
-          <w:b/>
         </w:rPr>
         <w:t xml:space="preserve">Receive glomming was tried and taken out.</w:t>
       </w:r>
@@ -15513,8 +15399,8 @@
       </w:r>
       <w:r>
         <w:rPr>
+          <w:i/>
           <w:iCs/>
-          <w:i/>
         </w:rPr>
         <w:t xml:space="preserve">sent</w:t>
       </w:r>
@@ -15561,8 +15447,8 @@
       </w:pPr>
       <w:r>
         <w:rPr>
+          <w:b/>
           <w:bCs/>
-          <w:b/>
         </w:rPr>
         <w:t xml:space="preserve">Measured</w:t>
       </w:r>
@@ -15599,7 +15485,6 @@
         <w:tblStyle w:val="Table"/>
         <w:tblW w:type="auto" w:w="0"/>
         <w:tblLook w:firstRow="1" w:lastRow="0" w:firstColumn="0" w:lastColumn="0" w:noHBand="0" w:noVBand="0" w:val="0020"/>
-        <w:jc w:val="start"/>
       </w:tblPr>
       <w:tblGrid>
         <w:gridCol w:w="1980"/>
@@ -15609,7 +15494,7 @@
       </w:tblGrid>
       <w:tr>
         <w:trPr>
-          <w:tblHeader w:val="true"/>
+          <w:tblHeader w:val="on"/>
         </w:trPr>
         <w:tc>
           <w:tcPr/>
@@ -15624,7 +15509,6 @@
           <w:p>
             <w:pPr>
               <w:pStyle w:val="Compact"/>
-              <w:jc w:val="left"/>
             </w:pPr>
             <w:r>
               <w:t xml:space="preserve">echo round trip</w:t>
@@ -15636,7 +15520,6 @@
           <w:p>
             <w:pPr>
               <w:pStyle w:val="Compact"/>
-              <w:jc w:val="left"/>
             </w:pPr>
             <w:r>
               <w:t xml:space="preserve">the Pi sends</w:t>
@@ -15648,7 +15531,6 @@
           <w:p>
             <w:pPr>
               <w:pStyle w:val="Compact"/>
-              <w:jc w:val="left"/>
             </w:pPr>
             <w:r>
               <w:t xml:space="preserve">the Pi receives</w:t>
@@ -15662,7 +15544,6 @@
           <w:p>
             <w:pPr>
               <w:pStyle w:val="Compact"/>
-              <w:jc w:val="left"/>
             </w:pPr>
             <w:r>
               <w:t xml:space="preserve">before</w:t>
@@ -15674,7 +15555,6 @@
           <w:p>
             <w:pPr>
               <w:pStyle w:val="Compact"/>
-              <w:jc w:val="left"/>
             </w:pPr>
             <w:r>
               <w:t xml:space="preserve">10.4 ms</w:t>
@@ -15686,7 +15566,6 @@
           <w:p>
             <w:pPr>
               <w:pStyle w:val="Compact"/>
-              <w:jc w:val="left"/>
             </w:pPr>
             <w:r>
               <w:t xml:space="preserve">795 KB/s</w:t>
@@ -15698,7 +15577,6 @@
           <w:p>
             <w:pPr>
               <w:pStyle w:val="Compact"/>
-              <w:jc w:val="left"/>
             </w:pPr>
             <w:r>
               <w:t xml:space="preserve">504 KB/s</w:t>
@@ -15712,7 +15590,6 @@
           <w:p>
             <w:pPr>
               <w:pStyle w:val="Compact"/>
-              <w:jc w:val="left"/>
             </w:pPr>
             <w:r>
               <w:t xml:space="preserve">the IPI (kernel)</w:t>
@@ -15724,7 +15601,6 @@
           <w:p>
             <w:pPr>
               <w:pStyle w:val="Compact"/>
-              <w:jc w:val="left"/>
             </w:pPr>
             <w:r>
               <w:t xml:space="preserve">2.8 ms</w:t>
@@ -15736,7 +15612,6 @@
           <w:p>
             <w:pPr>
               <w:pStyle w:val="Compact"/>
-              <w:jc w:val="left"/>
             </w:pPr>
             <w:r>
               <w:t xml:space="preserve">1128 KB/s</w:t>
@@ -15748,7 +15623,6 @@
           <w:p>
             <w:pPr>
               <w:pStyle w:val="Compact"/>
-              <w:jc w:val="left"/>
             </w:pPr>
             <w:r>
               <w:t xml:space="preserve">1008 KB/s</w:t>
@@ -15762,7 +15636,6 @@
           <w:p>
             <w:pPr>
               <w:pStyle w:val="Compact"/>
-              <w:jc w:val="left"/>
             </w:pPr>
             <w:r>
               <w:t xml:space="preserve">+ the chip polled</w:t>
@@ -15774,7 +15647,6 @@
           <w:p>
             <w:pPr>
               <w:pStyle w:val="Compact"/>
-              <w:jc w:val="left"/>
             </w:pPr>
             <w:r>
               <w:t xml:space="preserve">2.8 ms</w:t>
@@ -15786,7 +15658,6 @@
           <w:p>
             <w:pPr>
               <w:pStyle w:val="Compact"/>
-              <w:jc w:val="left"/>
             </w:pPr>
             <w:r>
               <w:t xml:space="preserve">3.3 MB/s</w:t>
@@ -15798,7 +15669,6 @@
           <w:p>
             <w:pPr>
               <w:pStyle w:val="Compact"/>
-              <w:jc w:val="left"/>
             </w:pPr>
             <w:r>
               <w:t xml:space="preserve">1 MB/s</w:t>
@@ -15812,7 +15682,6 @@
           <w:p>
             <w:pPr>
               <w:pStyle w:val="Compact"/>
-              <w:jc w:val="left"/>
             </w:pPr>
             <w:r>
               <w:t xml:space="preserve">+ 5 GHz (VHT, 80 MHz, link 195–292 Mbit/s)</w:t>
@@ -15824,7 +15693,6 @@
           <w:p>
             <w:pPr>
               <w:pStyle w:val="Compact"/>
-              <w:jc w:val="left"/>
             </w:pPr>
             <w:r>
               <w:t xml:space="preserve">2.2 ms</w:t>
@@ -15836,7 +15704,6 @@
           <w:p>
             <w:pPr>
               <w:pStyle w:val="Compact"/>
-              <w:jc w:val="left"/>
             </w:pPr>
             <w:r>
               <w:t xml:space="preserve">4.3 MB/s</w:t>
@@ -15848,7 +15715,6 @@
           <w:p>
             <w:pPr>
               <w:pStyle w:val="Compact"/>
-              <w:jc w:val="left"/>
             </w:pPr>
             <w:r>
               <w:t xml:space="preserve">4.4 MB/s</w:t>
@@ -15862,7 +15728,6 @@
           <w:p>
             <w:pPr>
               <w:pStyle w:val="Compact"/>
-              <w:jc w:val="left"/>
             </w:pPr>
             <w:r>
               <w:t xml:space="preserve">+ TCP window scaling (§27)</w:t>
@@ -15874,7 +15739,6 @@
           <w:p>
             <w:pPr>
               <w:pStyle w:val="Compact"/>
-              <w:jc w:val="left"/>
             </w:pPr>
             <w:r>
               <w:t xml:space="preserve">2.3 ms</w:t>
@@ -15886,7 +15750,6 @@
           <w:p>
             <w:pPr>
               <w:pStyle w:val="Compact"/>
-              <w:jc w:val="left"/>
             </w:pPr>
             <w:r>
               <w:t xml:space="preserve">6.6 MB/s</w:t>
@@ -15898,7 +15761,6 @@
           <w:p>
             <w:pPr>
               <w:pStyle w:val="Compact"/>
-              <w:jc w:val="left"/>
             </w:pPr>
             <w:r>
               <w:t xml:space="preserve">4.6 MB/s</w:t>
@@ -15912,7 +15774,6 @@
           <w:p>
             <w:pPr>
               <w:pStyle w:val="Compact"/>
-              <w:jc w:val="left"/>
             </w:pPr>
             <w:r>
               <w:t xml:space="preserve">+ one command a frame, the locks</w:t>
@@ -15924,7 +15785,6 @@
           <w:p>
             <w:pPr>
               <w:pStyle w:val="Compact"/>
-              <w:jc w:val="left"/>
             </w:pPr>
             <w:r>
               <w:t xml:space="preserve">2.3 ms</w:t>
@@ -15936,7 +15796,6 @@
           <w:p>
             <w:pPr>
               <w:pStyle w:val="Compact"/>
-              <w:jc w:val="left"/>
             </w:pPr>
             <w:r>
               <w:t xml:space="preserve">6.4 MB/s</w:t>
@@ -15948,7 +15807,6 @@
           <w:p>
             <w:pPr>
               <w:pStyle w:val="Compact"/>
-              <w:jc w:val="left"/>
             </w:pPr>
             <w:r>
               <w:t xml:space="preserve">5.5 MB/s</w:t>
@@ -15962,7 +15820,6 @@
           <w:p>
             <w:pPr>
               <w:pStyle w:val="Compact"/>
-              <w:jc w:val="left"/>
             </w:pPr>
             <w:r>
               <w:t xml:space="preserve">+ the bus at 50 MHz</w:t>
@@ -15974,7 +15831,6 @@
           <w:p>
             <w:pPr>
               <w:pStyle w:val="Compact"/>
-              <w:jc w:val="left"/>
             </w:pPr>
             <w:r>
               <w:t xml:space="preserve">2.2 ms</w:t>
@@ -15986,7 +15842,6 @@
           <w:p>
             <w:pPr>
               <w:pStyle w:val="Compact"/>
-              <w:jc w:val="left"/>
             </w:pPr>
             <w:r>
               <w:t xml:space="preserve">7.5–8.1 MB/s</w:t>
@@ -15998,7 +15853,6 @@
           <w:p>
             <w:pPr>
               <w:pStyle w:val="Compact"/>
-              <w:jc w:val="left"/>
             </w:pPr>
             <w:r>
               <w:t xml:space="preserve">6–7 MB/s</w:t>
@@ -16012,7 +15866,6 @@
           <w:p>
             <w:pPr>
               <w:pStyle w:val="Compact"/>
-              <w:jc w:val="left"/>
             </w:pPr>
             <w:r>
               <w:t xml:space="preserve">+ the registers written without a wait</w:t>
@@ -16024,7 +15877,6 @@
           <w:p>
             <w:pPr>
               <w:pStyle w:val="Compact"/>
-              <w:jc w:val="left"/>
             </w:pPr>
             <w:r>
               <w:t xml:space="preserve">2.1 ms</w:t>
@@ -16036,7 +15888,6 @@
           <w:p>
             <w:pPr>
               <w:pStyle w:val="Compact"/>
-              <w:jc w:val="left"/>
             </w:pPr>
             <w:r>
               <w:t xml:space="preserve">8–9.5 MB/s</w:t>
@@ -16048,12 +15899,11 @@
           <w:p>
             <w:pPr>
               <w:pStyle w:val="Compact"/>
-              <w:jc w:val="left"/>
             </w:pPr>
             <w:r>
               <w:rPr>
+                <w:b/>
                 <w:bCs/>
-                <w:b/>
               </w:rPr>
               <w:t xml:space="preserve">8.7 MB/s</w:t>
             </w:r>
@@ -16099,8 +15949,8 @@
       </w:pPr>
       <w:r>
         <w:rPr>
+          <w:b/>
           <w:bCs/>
-          <w:b/>
         </w:rPr>
         <w:t xml:space="preserve">What limits it now</w:t>
       </w:r>
@@ -16177,80 +16027,80 @@
       </w:pPr>
       <w:r>
         <w:rPr>
+          <w:b/>
           <w:bCs/>
+        </w:rPr>
+        <w:t xml:space="preserve">5. The frames sent are not aggregated (</w:t>
+      </w:r>
+      <w:r>
+        <w:rPr>
+          <w:rStyle w:val="VerbatimChar"/>
           <w:b/>
-        </w:rPr>
-        <w:t xml:space="preserve">5. The frames sent are not aggregated (</w:t>
-      </w:r>
-      <w:r>
-        <w:rPr>
-          <w:rStyle w:val="VerbatimChar"/>
           <w:bCs/>
+        </w:rPr>
+        <w:t xml:space="preserve">onyx_wl_ampdu_tx = 0</w:t>
+      </w:r>
+      <w:r>
+        <w:rPr>
           <w:b/>
-        </w:rPr>
-        <w:t xml:space="preserve">onyx_wl_ampdu_tx = 0</w:t>
-      </w:r>
-      <w:r>
-        <w:rPr>
           <w:bCs/>
+        </w:rPr>
+        <w:t xml:space="preserve">: the firmware's</w:t>
+      </w:r>
+      <w:r>
+        <w:rPr>
           <w:b/>
-        </w:rPr>
-        <w:t xml:space="preserve">: the firmware's</w:t>
-      </w:r>
-      <w:r>
-        <w:rPr>
           <w:bCs/>
+        </w:rPr>
+        <w:t xml:space="preserve"> </w:t>
+      </w:r>
+      <w:r>
+        <w:rPr>
+          <w:rStyle w:val="VerbatimChar"/>
           <w:b/>
-        </w:rPr>
-        <w:t xml:space="preserve"> </w:t>
-      </w:r>
-      <w:r>
-        <w:rPr>
-          <w:rStyle w:val="VerbatimChar"/>
           <w:bCs/>
+        </w:rPr>
+        <w:t xml:space="preserve">ampdu_tx</w:t>
+      </w:r>
+      <w:r>
+        <w:rPr>
           <w:b/>
-        </w:rPr>
-        <w:t xml:space="preserve">ampdu_tx</w:t>
-      </w:r>
-      <w:r>
-        <w:rPr>
           <w:bCs/>
+        </w:rPr>
+        <w:t xml:space="preserve">).</w:t>
+      </w:r>
+      <w:r>
+        <w:t xml:space="preserve"> </w:t>
+      </w:r>
+      <w:r>
+        <w:t xml:space="preserve">The symptom was the user's:</w:t>
+      </w:r>
+      <w:r>
+        <w:t xml:space="preserve"> </w:t>
+      </w:r>
+      <w:r>
+        <w:rPr>
+          <w:i/>
+          <w:iCs/>
+        </w:rPr>
+        <w:t xml:space="preserve">while the browser loads a page, the remote desktop freezes</w:t>
+      </w:r>
+      <w:r>
+        <w:t xml:space="preserve">. Measured:</w:t>
+      </w:r>
+      <w:r>
+        <w:t xml:space="preserve"> </w:t>
+      </w:r>
+      <w:r>
+        <w:t xml:space="preserve">during a download from the internet the PC's pings of the Pi lost 20 % of their answers, and</w:t>
+      </w:r>
+      <w:r>
+        <w:t xml:space="preserve"> </w:t>
+      </w:r>
+      <w:r>
+        <w:rPr>
           <w:b/>
-        </w:rPr>
-        <w:t xml:space="preserve">).</w:t>
-      </w:r>
-      <w:r>
-        <w:t xml:space="preserve"> </w:t>
-      </w:r>
-      <w:r>
-        <w:t xml:space="preserve">The symptom was the user's:</w:t>
-      </w:r>
-      <w:r>
-        <w:t xml:space="preserve"> </w:t>
-      </w:r>
-      <w:r>
-        <w:rPr>
-          <w:iCs/>
-          <w:i/>
-        </w:rPr>
-        <w:t xml:space="preserve">while the browser loads a page, the remote desktop freezes</w:t>
-      </w:r>
-      <w:r>
-        <w:t xml:space="preserve">. Measured:</w:t>
-      </w:r>
-      <w:r>
-        <w:t xml:space="preserve"> </w:t>
-      </w:r>
-      <w:r>
-        <w:t xml:space="preserve">during a download from the internet the PC's pings of the Pi lost 20 % of their answers, and</w:t>
-      </w:r>
-      <w:r>
-        <w:t xml:space="preserve"> </w:t>
-      </w:r>
-      <w:r>
-        <w:rPr>
           <w:bCs/>
-          <w:b/>
         </w:rPr>
         <w:t xml:space="preserve">50 to 75 % during a download limited to 1 MB/s</w:t>
       </w:r>
@@ -16275,11 +16125,11 @@
     </w:p>
     <w:p>
       <w:pPr>
+        <w:pStyle w:val="Compact"/>
         <w:numPr>
           <w:ilvl w:val="0"/>
           <w:numId w:val="1009"/>
         </w:numPr>
-        <w:pStyle w:val="Compact"/>
       </w:pPr>
       <w:r>
         <w:t xml:space="preserve">the Pi's network core is never held (its longest scheduler round in 5 s: 0.65 ms);</w:t>
@@ -16287,11 +16137,11 @@
     </w:p>
     <w:p>
       <w:pPr>
+        <w:pStyle w:val="Compact"/>
         <w:numPr>
           <w:ilvl w:val="0"/>
           <w:numId w:val="1009"/>
         </w:numPr>
-        <w:pStyle w:val="Compact"/>
       </w:pPr>
       <w:r>
         <w:t xml:space="preserve">the Pi</w:t>
@@ -16301,8 +16151,8 @@
       </w:r>
       <w:r>
         <w:rPr>
+          <w:b/>
           <w:bCs/>
-          <w:b/>
         </w:rPr>
         <w:t xml:space="preserve">receives every request and writes every answer to the chip</w:t>
       </w:r>
@@ -16321,11 +16171,11 @@
     </w:p>
     <w:p>
       <w:pPr>
+        <w:pStyle w:val="Compact"/>
         <w:numPr>
           <w:ilvl w:val="0"/>
           <w:numId w:val="1009"/>
         </w:numPr>
-        <w:pStyle w:val="Compact"/>
       </w:pPr>
       <w:r>
         <w:t xml:space="preserve">the PC receives a third of them (Windows' counters: no damaged packet, just fewer), and the</w:t>
@@ -16341,22 +16191,22 @@
       </w:r>
       <w:r>
         <w:rPr>
+          <w:b/>
           <w:bCs/>
+        </w:rPr>
+        <w:t xml:space="preserve">what the</w:t>
+      </w:r>
+      <w:r>
+        <w:rPr>
           <w:b/>
-        </w:rPr>
-        <w:t xml:space="preserve">what the</w:t>
-      </w:r>
-      <w:r>
-        <w:rPr>
           <w:bCs/>
+        </w:rPr>
+        <w:t xml:space="preserve"> </w:t>
+      </w:r>
+      <w:r>
+        <w:rPr>
           <w:b/>
-        </w:rPr>
-        <w:t xml:space="preserve"> </w:t>
-      </w:r>
-      <w:r>
-        <w:rPr>
           <w:bCs/>
-          <w:b/>
         </w:rPr>
         <w:t xml:space="preserve">Pi sends</w:t>
       </w:r>
@@ -16375,11 +16225,11 @@
     </w:p>
     <w:p>
       <w:pPr>
+        <w:pStyle w:val="Compact"/>
         <w:numPr>
           <w:ilvl w:val="0"/>
           <w:numId w:val="1009"/>
         </w:numPr>
-        <w:pStyle w:val="Compact"/>
       </w:pPr>
       <w:r>
         <w:t xml:space="preserve">the firmware counts them as sent and acknowledged (its</w:t>
@@ -16437,22 +16287,22 @@
       <w:r>
         <w:rPr>
           <w:rStyle w:val="VerbatimChar"/>
+          <w:b/>
           <w:bCs/>
+        </w:rPr>
+        <w:t xml:space="preserve">ampdu_tx</w:t>
+      </w:r>
+      <w:r>
+        <w:rPr>
           <w:b/>
-        </w:rPr>
-        <w:t xml:space="preserve">ampdu_tx</w:t>
-      </w:r>
-      <w:r>
-        <w:rPr>
           <w:bCs/>
+        </w:rPr>
+        <w:t xml:space="preserve"> </w:t>
+      </w:r>
+      <w:r>
+        <w:rPr>
           <w:b/>
-        </w:rPr>
-        <w:t xml:space="preserve"> </w:t>
-      </w:r>
-      <w:r>
-        <w:rPr>
           <w:bCs/>
-          <w:b/>
         </w:rPr>
         <w:t xml:space="preserve">0 — none lost</w:t>
       </w:r>
@@ -16528,7 +16378,6 @@
         <w:tblStyle w:val="Table"/>
         <w:tblW w:type="auto" w:w="0"/>
         <w:tblLook w:firstRow="1" w:lastRow="0" w:firstColumn="0" w:lastColumn="0" w:noHBand="0" w:noVBand="0" w:val="0020"/>
-        <w:jc w:val="start"/>
       </w:tblPr>
       <w:tblGrid>
         <w:gridCol w:w="1320"/>
@@ -16540,14 +16389,13 @@
       </w:tblGrid>
       <w:tr>
         <w:trPr>
-          <w:tblHeader w:val="true"/>
+          <w:tblHeader w:val="on"/>
         </w:trPr>
         <w:tc>
           <w:tcPr/>
           <w:p>
             <w:pPr>
               <w:pStyle w:val="Compact"/>
-              <w:jc w:val="left"/>
             </w:pPr>
             <w:r>
               <w:t xml:space="preserve">the kernel's defaults now</w:t>
@@ -16559,7 +16407,6 @@
           <w:p>
             <w:pPr>
               <w:pStyle w:val="Compact"/>
-              <w:jc w:val="left"/>
             </w:pPr>
             <w:r>
               <w:t xml:space="preserve">the Pi receives</w:t>
@@ -16571,7 +16418,6 @@
           <w:p>
             <w:pPr>
               <w:pStyle w:val="Compact"/>
-              <w:jc w:val="left"/>
             </w:pPr>
             <w:r>
               <w:t xml:space="preserve">the Pi sends</w:t>
@@ -16583,7 +16429,6 @@
           <w:p>
             <w:pPr>
               <w:pStyle w:val="Compact"/>
-              <w:jc w:val="left"/>
             </w:pPr>
             <w:r>
               <w:t xml:space="preserve">from the internet</w:t>
@@ -16595,7 +16440,6 @@
           <w:p>
             <w:pPr>
               <w:pStyle w:val="Compact"/>
-              <w:jc w:val="left"/>
             </w:pPr>
             <w:r>
               <w:t xml:space="preserve">the PC's pings lost during a download</w:t>
@@ -16607,7 +16451,6 @@
           <w:p>
             <w:pPr>
               <w:pStyle w:val="Compact"/>
-              <w:jc w:val="left"/>
             </w:pPr>
             <w:r>
               <w:t xml:space="preserve">an echo during a download</w:t>
@@ -16621,7 +16464,6 @@
           <w:p>
             <w:pPr>
               <w:pStyle w:val="Compact"/>
-              <w:jc w:val="left"/>
             </w:pPr>
             <w:r>
               <w:t xml:space="preserve">A-MPDU on what is sent (the table above's last row)</w:t>
@@ -16633,7 +16475,6 @@
           <w:p>
             <w:pPr>
               <w:pStyle w:val="Compact"/>
-              <w:jc w:val="left"/>
             </w:pPr>
             <w:r>
               <w:t xml:space="preserve">8.7 MB/s</w:t>
@@ -16645,7 +16486,6 @@
           <w:p>
             <w:pPr>
               <w:pStyle w:val="Compact"/>
-              <w:jc w:val="left"/>
             </w:pPr>
             <w:r>
               <w:t xml:space="preserve">8–9.5 MB/s</w:t>
@@ -16657,7 +16497,6 @@
           <w:p>
             <w:pPr>
               <w:pStyle w:val="Compact"/>
-              <w:jc w:val="left"/>
             </w:pPr>
             <w:r>
               <w:t xml:space="preserve">7–9 MB/s</w:t>
@@ -16669,7 +16508,6 @@
           <w:p>
             <w:pPr>
               <w:pStyle w:val="Compact"/>
-              <w:jc w:val="left"/>
             </w:pPr>
             <w:r>
               <w:t xml:space="preserve">20–75 %</w:t>
@@ -16681,7 +16519,6 @@
           <w:p>
             <w:pPr>
               <w:pStyle w:val="Compact"/>
-              <w:jc w:val="left"/>
             </w:pPr>
             <w:r>
               <w:t xml:space="preserve">up to 7 s</w:t>
@@ -16695,7 +16532,6 @@
           <w:p>
             <w:pPr>
               <w:pStyle w:val="Compact"/>
-              <w:jc w:val="left"/>
             </w:pPr>
             <w:r>
               <w:t xml:space="preserve">no A-MPDU on what is sent, an acknowledgement for 8 segments</w:t>
@@ -16707,7 +16543,6 @@
           <w:p>
             <w:pPr>
               <w:pStyle w:val="Compact"/>
-              <w:jc w:val="left"/>
             </w:pPr>
             <w:r>
               <w:t xml:space="preserve">3.8–4.8 MB/s</w:t>
@@ -16719,7 +16554,6 @@
           <w:p>
             <w:pPr>
               <w:pStyle w:val="Compact"/>
-              <w:jc w:val="left"/>
             </w:pPr>
             <w:r>
               <w:t xml:space="preserve">1.3–1.7 MB/s</w:t>
@@ -16731,7 +16565,6 @@
           <w:p>
             <w:pPr>
               <w:pStyle w:val="Compact"/>
-              <w:jc w:val="left"/>
             </w:pPr>
             <w:r>
               <w:t xml:space="preserve">5.6–5.9 MB/s</w:t>
@@ -16743,12 +16576,11 @@
           <w:p>
             <w:pPr>
               <w:pStyle w:val="Compact"/>
-              <w:jc w:val="left"/>
             </w:pPr>
             <w:r>
               <w:rPr>
+                <w:b/>
                 <w:bCs/>
-                <w:b/>
               </w:rPr>
               <w:t xml:space="preserve">0 %</w:t>
             </w:r>
@@ -16759,12 +16591,11 @@
           <w:p>
             <w:pPr>
               <w:pStyle w:val="Compact"/>
-              <w:jc w:val="left"/>
             </w:pPr>
             <w:r>
               <w:rPr>
+                <w:b/>
                 <w:bCs/>
-                <w:b/>
               </w:rPr>
               <w:t xml:space="preserve">77 ms at worst</w:t>
             </w:r>
@@ -16777,12 +16608,11 @@
           <w:p>
             <w:pPr>
               <w:pStyle w:val="Compact"/>
-              <w:jc w:val="left"/>
             </w:pPr>
             <w:r>
               <w:rPr>
+                <w:b/>
                 <w:bCs/>
-                <w:b/>
               </w:rPr>
               <w:t xml:space="preserve">+ frame bursting</w:t>
             </w:r>
@@ -16808,7 +16638,6 @@
           <w:p>
             <w:pPr>
               <w:pStyle w:val="Compact"/>
-              <w:jc w:val="left"/>
             </w:pPr>
             <w:r>
               <w:t xml:space="preserve">4 MB/s</w:t>
@@ -16820,12 +16649,11 @@
           <w:p>
             <w:pPr>
               <w:pStyle w:val="Compact"/>
-              <w:jc w:val="left"/>
             </w:pPr>
             <w:r>
               <w:rPr>
+                <w:b/>
                 <w:bCs/>
-                <w:b/>
               </w:rPr>
               <w:t xml:space="preserve">3.1 MB/s</w:t>
             </w:r>
@@ -16836,7 +16664,6 @@
           <w:p>
             <w:pPr>
               <w:pStyle w:val="Compact"/>
-              <w:jc w:val="left"/>
             </w:pPr>
             <w:r>
               <w:t xml:space="preserve">6.5 MB/s</w:t>
@@ -16848,12 +16675,11 @@
           <w:p>
             <w:pPr>
               <w:pStyle w:val="Compact"/>
-              <w:jc w:val="left"/>
             </w:pPr>
             <w:r>
               <w:rPr>
+                <w:b/>
                 <w:bCs/>
-                <w:b/>
               </w:rPr>
               <w:t xml:space="preserve">0 %</w:t>
             </w:r>
@@ -16864,7 +16690,6 @@
           <w:p>
             <w:pPr>
               <w:pStyle w:val="Compact"/>
-              <w:jc w:val="left"/>
             </w:pPr>
             <w:r>
               <w:t xml:space="preserve">0.3 s at worst</w:t>
@@ -16972,8 +16797,8 @@
       </w:r>
       <w:r>
         <w:rPr>
+          <w:b/>
           <w:bCs/>
-          <w:b/>
         </w:rPr>
         <w:t xml:space="preserve">To do</w:t>
       </w:r>
@@ -16993,8 +16818,8 @@
       </w:pPr>
       <w:r>
         <w:rPr>
+          <w:b/>
           <w:bCs/>
-          <w:b/>
         </w:rPr>
         <w:t xml:space="preserve">Trying such a change</w:t>
       </w:r>
@@ -17015,8 +16840,8 @@
       </w:r>
       <w:r>
         <w:rPr>
+          <w:i/>
           <w:iCs/>
-          <w:i/>
         </w:rPr>
         <w:t xml:space="preserve">A trial</w:t>
       </w:r>
@@ -17030,7 +16855,7 @@
         <w:t xml:space="preserve">the default.</w:t>
       </w:r>
     </w:p>
-    <w:bookmarkStart w:id="50" w:name="Xa5755b6bf13599e464ba894c09a3af1f003346a"/>
+    <w:bookmarkStart w:id="48" w:name="Xa5755b6bf13599e464ba894c09a3af1f003346a"/>
     <w:p>
       <w:pPr>
         <w:pStyle w:val="Heading3"/>
@@ -17066,8 +16891,8 @@
       </w:r>
       <w:r>
         <w:rPr>
+          <w:i/>
           <w:iCs/>
-          <w:i/>
         </w:rPr>
         <w:t xml:space="preserve">The network core sleeps when the network is quiet</w:t>
       </w:r>
@@ -17130,8 +16955,8 @@
       <w:r>
         <w:rPr>
           <w:rStyle w:val="VerbatimChar"/>
+          <w:b/>
           <w:bCs/>
-          <w:b/>
         </w:rPr>
         <w:t xml:space="preserve">sdiocardintrpending (arm)</w:t>
       </w:r>
@@ -17244,9 +17069,9 @@
         <w:t xml:space="preserve">gives the controller's registers to the kernel's statistics line.</w:t>
       </w:r>
     </w:p>
-    <w:bookmarkEnd w:id="50"/>
-    <w:bookmarkEnd w:id="51"/>
-    <w:bookmarkStart w:id="52" w:name="X38dc706e8124a7b81ffa3def12d2cd46abfaccc"/>
+    <w:bookmarkEnd w:id="48"/>
+    <w:bookmarkEnd w:id="49"/>
+    <w:bookmarkStart w:id="50" w:name="X38dc706e8124a7b81ffa3def12d2cd46abfaccc"/>
     <w:p>
       <w:pPr>
         <w:pStyle w:val="Heading2"/>
@@ -17261,8 +17086,8 @@
       </w:pPr>
       <w:r>
         <w:rPr>
+          <w:b/>
           <w:bCs/>
-          <w:b/>
         </w:rPr>
         <w:t xml:space="preserve">Why.</w:t>
       </w:r>
@@ -17309,8 +17134,8 @@
       </w:pPr>
       <w:r>
         <w:rPr>
+          <w:b/>
           <w:bCs/>
-          <w:b/>
         </w:rPr>
         <w:t xml:space="preserve">What.</w:t>
       </w:r>
@@ -17344,16 +17169,16 @@
     </w:p>
     <w:p>
       <w:pPr>
+        <w:pStyle w:val="Compact"/>
         <w:numPr>
           <w:ilvl w:val="0"/>
           <w:numId w:val="1010"/>
         </w:numPr>
-        <w:pStyle w:val="Compact"/>
       </w:pPr>
       <w:r>
         <w:rPr>
+          <w:b/>
           <w:bCs/>
-          <w:b/>
         </w:rPr>
         <w:t xml:space="preserve">the option</w:t>
       </w:r>
@@ -17432,16 +17257,16 @@
     </w:p>
     <w:p>
       <w:pPr>
+        <w:pStyle w:val="Compact"/>
         <w:numPr>
           <w:ilvl w:val="0"/>
           <w:numId w:val="1010"/>
         </w:numPr>
-        <w:pStyle w:val="Compact"/>
       </w:pPr>
       <w:r>
         <w:rPr>
+          <w:b/>
           <w:bCs/>
-          <w:b/>
         </w:rPr>
         <w:t xml:space="preserve">the window</w:t>
       </w:r>
@@ -17490,11 +17315,11 @@
     </w:p>
     <w:p>
       <w:pPr>
+        <w:pStyle w:val="Compact"/>
         <w:numPr>
           <w:ilvl w:val="0"/>
           <w:numId w:val="1010"/>
         </w:numPr>
-        <w:pStyle w:val="Compact"/>
       </w:pPr>
       <w:r>
         <w:t xml:space="preserve">the transmit threshold (when</w:t>
@@ -17523,11 +17348,11 @@
     </w:p>
     <w:p>
       <w:pPr>
+        <w:pStyle w:val="Compact"/>
         <w:numPr>
           <w:ilvl w:val="0"/>
           <w:numId w:val="1010"/>
         </w:numPr>
-        <w:pStyle w:val="Compact"/>
       </w:pPr>
       <w:r>
         <w:rPr>
@@ -17544,16 +17369,16 @@
     </w:p>
     <w:p>
       <w:pPr>
+        <w:pStyle w:val="Compact"/>
         <w:numPr>
           <w:ilvl w:val="0"/>
           <w:numId w:val="1010"/>
         </w:numPr>
-        <w:pStyle w:val="Compact"/>
       </w:pPr>
       <w:r>
         <w:rPr>
+          <w:b/>
           <w:bCs/>
-          <w:b/>
         </w:rPr>
         <w:t xml:space="preserve">delayed acknowledgements</w:t>
       </w:r>
@@ -17668,11 +17493,11 @@
     </w:p>
     <w:p>
       <w:pPr>
+        <w:pStyle w:val="Compact"/>
         <w:numPr>
           <w:ilvl w:val="0"/>
           <w:numId w:val="1010"/>
         </w:numPr>
-        <w:pStyle w:val="Compact"/>
       </w:pPr>
       <w:r>
         <w:t xml:space="preserve">(</w:t>
@@ -17711,8 +17536,8 @@
       </w:pPr>
       <w:r>
         <w:rPr>
+          <w:b/>
           <w:bCs/>
-          <w:b/>
         </w:rPr>
         <w:t xml:space="preserve">Measured</w:t>
       </w:r>
@@ -17726,8 +17551,8 @@
         <w:t xml:space="preserve">Cloudflare 2.2–2.8 → 6.0 MB/s with §26's fast path.</w:t>
       </w:r>
     </w:p>
-    <w:bookmarkEnd w:id="52"/>
-    <w:bookmarkStart w:id="53" w:name="X86c2349c79ffdcde14d6746f7bae0e2917b346b"/>
+    <w:bookmarkEnd w:id="50"/>
+    <w:bookmarkStart w:id="51" w:name="X86c2349c79ffdcde14d6746f7bae0e2917b346b"/>
     <w:p>
       <w:pPr>
         <w:pStyle w:val="Heading2"/>
@@ -17742,8 +17567,8 @@
       </w:pPr>
       <w:r>
         <w:rPr>
+          <w:b/>
           <w:bCs/>
-          <w:b/>
         </w:rPr>
         <w:t xml:space="preserve">Why.</w:t>
       </w:r>
@@ -17844,19 +17669,19 @@
       </w:pPr>
       <w:r>
         <w:rPr>
+          <w:b/>
           <w:bCs/>
-          <w:b/>
         </w:rPr>
         <w:t xml:space="preserve">What.</w:t>
       </w:r>
     </w:p>
     <w:p>
       <w:pPr>
+        <w:pStyle w:val="Compact"/>
         <w:numPr>
           <w:ilvl w:val="0"/>
           <w:numId w:val="1011"/>
         </w:numPr>
-        <w:pStyle w:val="Compact"/>
       </w:pPr>
       <w:r>
         <w:rPr>
@@ -17873,22 +17698,22 @@
       <w:r>
         <w:rPr>
           <w:rStyle w:val="VerbatimChar"/>
+          <w:b/>
           <w:bCs/>
+        </w:rPr>
+        <w:t xml:space="preserve">FF_USE_MKFS 1</w:t>
+      </w:r>
+      <w:r>
+        <w:t xml:space="preserve">,</w:t>
+      </w:r>
+      <w:r>
+        <w:t xml:space="preserve"> </w:t>
+      </w:r>
+      <w:r>
+        <w:rPr>
+          <w:rStyle w:val="VerbatimChar"/>
           <w:b/>
-        </w:rPr>
-        <w:t xml:space="preserve">FF_USE_MKFS 1</w:t>
-      </w:r>
-      <w:r>
-        <w:t xml:space="preserve">,</w:t>
-      </w:r>
-      <w:r>
-        <w:t xml:space="preserve"> </w:t>
-      </w:r>
-      <w:r>
-        <w:rPr>
-          <w:rStyle w:val="VerbatimChar"/>
           <w:bCs/>
-          <w:b/>
         </w:rPr>
         <w:t xml:space="preserve">FF_USE_LABEL 1</w:t>
       </w:r>
@@ -17970,11 +17795,11 @@
     </w:p>
     <w:p>
       <w:pPr>
+        <w:pStyle w:val="Compact"/>
         <w:numPr>
           <w:ilvl w:val="0"/>
           <w:numId w:val="1011"/>
         </w:numPr>
-        <w:pStyle w:val="Compact"/>
       </w:pPr>
       <w:r>
         <w:rPr>
@@ -17997,79 +17822,79 @@
       <w:r>
         <w:rPr>
           <w:rStyle w:val="VerbatimChar"/>
+          <w:b/>
           <w:bCs/>
+        </w:rPr>
+        <w:t xml:space="preserve">validate</w:t>
+      </w:r>
+      <w:r>
+        <w:t xml:space="preserve"> </w:t>
+      </w:r>
+      <w:r>
+        <w:t xml:space="preserve">tests the object</w:t>
+      </w:r>
+      <w:r>
+        <w:t xml:space="preserve"> </w:t>
+      </w:r>
+      <w:r>
+        <w:t xml:space="preserve">again once the lock is held (</w:t>
+      </w:r>
+      <w:r>
+        <w:rPr>
+          <w:rStyle w:val="VerbatimChar"/>
+        </w:rPr>
+        <w:t xml:space="preserve">fs_type</w:t>
+      </w:r>
+      <w:r>
+        <w:t xml:space="preserve">,</w:t>
+      </w:r>
+      <w:r>
+        <w:t xml:space="preserve"> </w:t>
+      </w:r>
+      <w:r>
+        <w:rPr>
+          <w:rStyle w:val="VerbatimChar"/>
+        </w:rPr>
+        <w:t xml:space="preserve">id</w:t>
+      </w:r>
+      <w:r>
+        <w:t xml:space="preserve">; before, only the drive's status): a write on a volume</w:t>
+      </w:r>
+      <w:r>
+        <w:t xml:space="preserve"> </w:t>
+      </w:r>
+      <w:r>
+        <w:t xml:space="preserve">unmounted meanwhile was carried out on the stale</w:t>
+      </w:r>
+      <w:r>
+        <w:t xml:space="preserve"> </w:t>
+      </w:r>
+      <w:r>
+        <w:rPr>
+          <w:rStyle w:val="VerbatimChar"/>
+        </w:rPr>
+        <w:t xml:space="preserve">FATFS</w:t>
+      </w:r>
+      <w:r>
+        <w:t xml:space="preserve"> </w:t>
+      </w:r>
+      <w:r>
+        <w:t xml:space="preserve">— on an ejected stick still plugged in, written to</w:t>
+      </w:r>
+      <w:r>
+        <w:t xml:space="preserve"> </w:t>
+      </w:r>
+      <w:r>
+        <w:t xml:space="preserve">it behind the user's back.</w:t>
+      </w:r>
+      <w:r>
+        <w:t xml:space="preserve"> </w:t>
+      </w:r>
+      <w:r>
+        <w:rPr>
+          <w:rStyle w:val="VerbatimChar"/>
           <w:b/>
-        </w:rPr>
-        <w:t xml:space="preserve">validate</w:t>
-      </w:r>
-      <w:r>
-        <w:t xml:space="preserve"> </w:t>
-      </w:r>
-      <w:r>
-        <w:t xml:space="preserve">tests the object</w:t>
-      </w:r>
-      <w:r>
-        <w:t xml:space="preserve"> </w:t>
-      </w:r>
-      <w:r>
-        <w:t xml:space="preserve">again once the lock is held (</w:t>
-      </w:r>
-      <w:r>
-        <w:rPr>
-          <w:rStyle w:val="VerbatimChar"/>
-        </w:rPr>
-        <w:t xml:space="preserve">fs_type</w:t>
-      </w:r>
-      <w:r>
-        <w:t xml:space="preserve">,</w:t>
-      </w:r>
-      <w:r>
-        <w:t xml:space="preserve"> </w:t>
-      </w:r>
-      <w:r>
-        <w:rPr>
-          <w:rStyle w:val="VerbatimChar"/>
-        </w:rPr>
-        <w:t xml:space="preserve">id</w:t>
-      </w:r>
-      <w:r>
-        <w:t xml:space="preserve">; before, only the drive's status): a write on a volume</w:t>
-      </w:r>
-      <w:r>
-        <w:t xml:space="preserve"> </w:t>
-      </w:r>
-      <w:r>
-        <w:t xml:space="preserve">unmounted meanwhile was carried out on the stale</w:t>
-      </w:r>
-      <w:r>
-        <w:t xml:space="preserve"> </w:t>
-      </w:r>
-      <w:r>
-        <w:rPr>
-          <w:rStyle w:val="VerbatimChar"/>
-        </w:rPr>
-        <w:t xml:space="preserve">FATFS</w:t>
-      </w:r>
-      <w:r>
-        <w:t xml:space="preserve"> </w:t>
-      </w:r>
-      <w:r>
-        <w:t xml:space="preserve">— on an ejected stick still plugged in, written to</w:t>
-      </w:r>
-      <w:r>
-        <w:t xml:space="preserve"> </w:t>
-      </w:r>
-      <w:r>
-        <w:t xml:space="preserve">it behind the user's back.</w:t>
-      </w:r>
-      <w:r>
-        <w:t xml:space="preserve"> </w:t>
-      </w:r>
-      <w:r>
-        <w:rPr>
-          <w:rStyle w:val="VerbatimChar"/>
           <w:bCs/>
-          <w:b/>
         </w:rPr>
         <w:t xml:space="preserve">mount_volume</w:t>
       </w:r>
@@ -18139,11 +17964,11 @@
     </w:p>
     <w:p>
       <w:pPr>
+        <w:pStyle w:val="Compact"/>
         <w:numPr>
           <w:ilvl w:val="0"/>
           <w:numId w:val="1011"/>
         </w:numPr>
-        <w:pStyle w:val="Compact"/>
       </w:pPr>
       <w:r>
         <w:rPr>
@@ -18244,192 +18069,192 @@
     </w:p>
     <w:p>
       <w:pPr>
+        <w:pStyle w:val="Compact"/>
         <w:numPr>
           <w:ilvl w:val="0"/>
           <w:numId w:val="1011"/>
         </w:numPr>
-        <w:pStyle w:val="Compact"/>
       </w:pPr>
       <w:r>
         <w:rPr>
+          <w:b/>
           <w:bCs/>
+        </w:rPr>
+        <w:t xml:space="preserve">The USB devices' partitions</w:t>
+      </w:r>
+      <w:r>
+        <w:t xml:space="preserve"> </w:t>
+      </w:r>
+      <w:r>
+        <w:t xml:space="preserve">(the user's naming, 2026-10-06):</w:t>
+      </w:r>
+      <w:r>
+        <w:t xml:space="preserve"> </w:t>
+      </w:r>
+      <w:r>
+        <w:rPr>
+          <w:rStyle w:val="VerbatimChar"/>
+        </w:rPr>
+        <w:t xml:space="preserve">ffconf.h</w:t>
+      </w:r>
+      <w:r>
+        <w:t xml:space="preserve"> </w:t>
+      </w:r>
+      <w:r>
+        <w:rPr>
+          <w:rStyle w:val="VerbatimChar"/>
           <w:b/>
-        </w:rPr>
-        <w:t xml:space="preserve">The USB devices' partitions</w:t>
-      </w:r>
-      <w:r>
-        <w:t xml:space="preserve"> </w:t>
-      </w:r>
-      <w:r>
-        <w:t xml:space="preserve">(the user's naming, 2026-10-06):</w:t>
-      </w:r>
-      <w:r>
-        <w:t xml:space="preserve"> </w:t>
-      </w:r>
-      <w:r>
-        <w:rPr>
-          <w:rStyle w:val="VerbatimChar"/>
-        </w:rPr>
-        <w:t xml:space="preserve">ffconf.h</w:t>
-      </w:r>
-      <w:r>
-        <w:t xml:space="preserve"> </w:t>
-      </w:r>
-      <w:r>
-        <w:rPr>
-          <w:rStyle w:val="VerbatimChar"/>
           <w:bCs/>
+        </w:rPr>
+        <w:t xml:space="preserve">FF_VOLUMES 21</w:t>
+      </w:r>
+      <w:r>
+        <w:t xml:space="preserve">, the strings</w:t>
+      </w:r>
+      <w:r>
+        <w:t xml:space="preserve"> </w:t>
+      </w:r>
+      <w:r>
+        <w:rPr>
+          <w:rStyle w:val="VerbatimChar"/>
+        </w:rPr>
+        <w:t xml:space="preserve">"SD","SD1","SD2","SD3", "USB1","USB1P1".."USB1P4", "USB2",.., "USB3",.."USB3P4", "FD","NVME"</w:t>
+      </w:r>
+      <w:r>
+        <w:t xml:space="preserve">;</w:t>
+      </w:r>
+      <w:r>
+        <w:t xml:space="preserve"> </w:t>
+      </w:r>
+      <w:r>
+        <w:rPr>
+          <w:rStyle w:val="VerbatimChar"/>
+        </w:rPr>
+        <w:t xml:space="preserve">diskio.cpp</w:t>
+      </w:r>
+      <w:r>
+        <w:t xml:space="preserve">'s</w:t>
+      </w:r>
+      <w:r>
+        <w:t xml:space="preserve"> </w:t>
+      </w:r>
+      <w:r>
+        <w:rPr>
+          <w:rStyle w:val="VerbatimChar"/>
           <w:b/>
-        </w:rPr>
-        <w:t xml:space="preserve">FF_VOLUMES 21</w:t>
-      </w:r>
-      <w:r>
-        <w:t xml:space="preserve">, the strings</w:t>
-      </w:r>
-      <w:r>
-        <w:t xml:space="preserve"> </w:t>
-      </w:r>
-      <w:r>
-        <w:rPr>
-          <w:rStyle w:val="VerbatimChar"/>
-        </w:rPr>
-        <w:t xml:space="preserve">"SD","SD1","SD2","SD3", "USB1","USB1P1".."USB1P4", "USB2",.., "USB3",.."USB3P4", "FD","NVME"</w:t>
-      </w:r>
-      <w:r>
-        <w:t xml:space="preserve">;</w:t>
-      </w:r>
-      <w:r>
-        <w:t xml:space="preserve"> </w:t>
-      </w:r>
-      <w:r>
-        <w:rPr>
-          <w:rStyle w:val="VerbatimChar"/>
-        </w:rPr>
-        <w:t xml:space="preserve">diskio.cpp</w:t>
-      </w:r>
-      <w:r>
-        <w:t xml:space="preserve">'s</w:t>
-      </w:r>
-      <w:r>
-        <w:t xml:space="preserve"> </w:t>
-      </w:r>
-      <w:r>
-        <w:rPr>
-          <w:rStyle w:val="VerbatimChar"/>
           <w:bCs/>
+        </w:rPr>
+        <w:t xml:space="preserve">VolToPart</w:t>
+      </w:r>
+      <w:r>
+        <w:t xml:space="preserve">:</w:t>
+      </w:r>
+      <w:r>
+        <w:t xml:space="preserve"> </w:t>
+      </w:r>
+      <w:r>
+        <w:rPr>
+          <w:rStyle w:val="VerbatimChar"/>
+        </w:rPr>
+        <w:t xml:space="preserve">USBn</w:t>
+      </w:r>
+      <w:r>
+        <w:t xml:space="preserve"> </w:t>
+      </w:r>
+      <w:r>
+        <w:t xml:space="preserve">=</w:t>
+      </w:r>
+      <w:r>
+        <w:t xml:space="preserve"> </w:t>
+      </w:r>
+      <w:r>
+        <w:rPr>
+          <w:rStyle w:val="VerbatimChar"/>
+        </w:rPr>
+        <w:t xml:space="preserve">{n, 0}</w:t>
+      </w:r>
+      <w:r>
+        <w:t xml:space="preserve"> </w:t>
+      </w:r>
+      <w:r>
+        <w:t xml:space="preserve">(the device whole: its first FAT volume, a superfloppy or its only</w:t>
+      </w:r>
+      <w:r>
+        <w:t xml:space="preserve"> </w:t>
+      </w:r>
+      <w:r>
+        <w:t xml:space="preserve">partition),</w:t>
+      </w:r>
+      <w:r>
+        <w:t xml:space="preserve"> </w:t>
+      </w:r>
+      <w:r>
+        <w:rPr>
+          <w:rStyle w:val="VerbatimChar"/>
+        </w:rPr>
+        <w:t xml:space="preserve">USBnPm</w:t>
+      </w:r>
+      <w:r>
+        <w:t xml:space="preserve"> </w:t>
+      </w:r>
+      <w:r>
+        <w:t xml:space="preserve">=</w:t>
+      </w:r>
+      <w:r>
+        <w:t xml:space="preserve"> </w:t>
+      </w:r>
+      <w:r>
+        <w:rPr>
+          <w:rStyle w:val="VerbatimChar"/>
+        </w:rPr>
+        <w:t xml:space="preserve">{n, m}</w:t>
+      </w:r>
+      <w:r>
+        <w:t xml:space="preserve"> </w:t>
+      </w:r>
+      <w:r>
+        <w:t xml:space="preserve">(MBR partition m). The kernel mounts one or the other by the device's</w:t>
+      </w:r>
+      <w:r>
+        <w:t xml:space="preserve"> </w:t>
+      </w:r>
+      <w:r>
+        <w:t xml:space="preserve">sector 0 (docs/02 §18).</w:t>
+      </w:r>
+      <w:r>
+        <w:t xml:space="preserve"> </w:t>
+      </w:r>
+      <w:r>
+        <w:rPr>
+          <w:rStyle w:val="VerbatimChar"/>
+        </w:rPr>
+        <w:t xml:space="preserve">ff.c</w:t>
+      </w:r>
+      <w:r>
+        <w:t xml:space="preserve">: its check</w:t>
+      </w:r>
+      <w:r>
+        <w:t xml:space="preserve"> </w:t>
+      </w:r>
+      <w:r>
+        <w:rPr>
+          <w:rStyle w:val="VerbatimChar"/>
           <w:b/>
-        </w:rPr>
-        <w:t xml:space="preserve">VolToPart</w:t>
-      </w:r>
-      <w:r>
-        <w:t xml:space="preserve">:</w:t>
-      </w:r>
-      <w:r>
-        <w:t xml:space="preserve"> </w:t>
-      </w:r>
-      <w:r>
-        <w:rPr>
-          <w:rStyle w:val="VerbatimChar"/>
-        </w:rPr>
-        <w:t xml:space="preserve">USBn</w:t>
-      </w:r>
-      <w:r>
-        <w:t xml:space="preserve"> </w:t>
-      </w:r>
-      <w:r>
-        <w:t xml:space="preserve">=</w:t>
-      </w:r>
-      <w:r>
-        <w:t xml:space="preserve"> </w:t>
-      </w:r>
-      <w:r>
-        <w:rPr>
-          <w:rStyle w:val="VerbatimChar"/>
-        </w:rPr>
-        <w:t xml:space="preserve">{n, 0}</w:t>
-      </w:r>
-      <w:r>
-        <w:t xml:space="preserve"> </w:t>
-      </w:r>
-      <w:r>
-        <w:t xml:space="preserve">(the device whole: its first FAT volume, a superfloppy or its only</w:t>
-      </w:r>
-      <w:r>
-        <w:t xml:space="preserve"> </w:t>
-      </w:r>
-      <w:r>
-        <w:t xml:space="preserve">partition),</w:t>
-      </w:r>
-      <w:r>
-        <w:t xml:space="preserve"> </w:t>
-      </w:r>
-      <w:r>
-        <w:rPr>
-          <w:rStyle w:val="VerbatimChar"/>
-        </w:rPr>
-        <w:t xml:space="preserve">USBnPm</w:t>
-      </w:r>
-      <w:r>
-        <w:t xml:space="preserve"> </w:t>
-      </w:r>
-      <w:r>
-        <w:t xml:space="preserve">=</w:t>
-      </w:r>
-      <w:r>
-        <w:t xml:space="preserve"> </w:t>
-      </w:r>
-      <w:r>
-        <w:rPr>
-          <w:rStyle w:val="VerbatimChar"/>
-        </w:rPr>
-        <w:t xml:space="preserve">{n, m}</w:t>
-      </w:r>
-      <w:r>
-        <w:t xml:space="preserve"> </w:t>
-      </w:r>
-      <w:r>
-        <w:t xml:space="preserve">(MBR partition m). The kernel mounts one or the other by the device's</w:t>
-      </w:r>
-      <w:r>
-        <w:t xml:space="preserve"> </w:t>
-      </w:r>
-      <w:r>
-        <w:t xml:space="preserve">sector 0 (docs/02 §18).</w:t>
-      </w:r>
-      <w:r>
-        <w:t xml:space="preserve"> </w:t>
-      </w:r>
-      <w:r>
-        <w:rPr>
-          <w:rStyle w:val="VerbatimChar"/>
-        </w:rPr>
-        <w:t xml:space="preserve">ff.c</w:t>
-      </w:r>
-      <w:r>
-        <w:t xml:space="preserve">: its check</w:t>
-      </w:r>
-      <w:r>
-        <w:t xml:space="preserve"> </w:t>
-      </w:r>
-      <w:r>
-        <w:rPr>
-          <w:rStyle w:val="VerbatimChar"/>
           <w:bCs/>
+        </w:rPr>
+        <w:t xml:space="preserve">FF_VOLUMES &lt;= 10</w:t>
+      </w:r>
+      <w:r>
+        <w:rPr>
           <w:b/>
-        </w:rPr>
-        <w:t xml:space="preserve">FF_VOLUMES &lt;= 10</w:t>
-      </w:r>
-      <w:r>
-        <w:rPr>
           <w:bCs/>
+        </w:rPr>
+        <w:t xml:space="preserve"> </w:t>
+      </w:r>
+      <w:r>
+        <w:rPr>
           <w:b/>
-        </w:rPr>
-        <w:t xml:space="preserve"> </w:t>
-      </w:r>
-      <w:r>
-        <w:rPr>
           <w:bCs/>
-          <w:b/>
         </w:rPr>
         <w:t xml:space="preserve">lifted to 32</w:t>
       </w:r>
@@ -18517,11 +18342,11 @@
     </w:p>
     <w:p>
       <w:pPr>
+        <w:pStyle w:val="Compact"/>
         <w:numPr>
           <w:ilvl w:val="0"/>
           <w:numId w:val="1011"/>
         </w:numPr>
-        <w:pStyle w:val="Compact"/>
       </w:pPr>
       <w:r>
         <w:rPr>
@@ -18547,8 +18372,8 @@
       <w:r>
         <w:rPr>
           <w:rStyle w:val="VerbatimChar"/>
+          <w:b/>
           <w:bCs/>
-          <w:b/>
         </w:rPr>
         <w:t xml:space="preserve">OnyxDriverPoll</w:t>
       </w:r>
@@ -18633,11 +18458,11 @@
     </w:p>
     <w:p>
       <w:pPr>
+        <w:pStyle w:val="Compact"/>
         <w:numPr>
           <w:ilvl w:val="0"/>
           <w:numId w:val="1011"/>
         </w:numPr>
-        <w:pStyle w:val="Compact"/>
       </w:pPr>
       <w:r>
         <w:rPr>
@@ -18654,53 +18479,53 @@
       <w:r>
         <w:rPr>
           <w:rStyle w:val="VerbatimChar"/>
+          <w:b/>
           <w:bCs/>
+        </w:rPr>
+        <w:t xml:space="preserve">IOCtl (DEVICE_IOCTL_SYNC)</w:t>
+      </w:r>
+      <w:r>
+        <w:t xml:space="preserve"> </w:t>
+      </w:r>
+      <w:r>
+        <w:t xml:space="preserve">— FatFs'</w:t>
+      </w:r>
+      <w:r>
+        <w:t xml:space="preserve"> </w:t>
+      </w:r>
+      <w:r>
+        <w:rPr>
+          <w:rStyle w:val="VerbatimChar"/>
+        </w:rPr>
+        <w:t xml:space="preserve">CTRL_SYNC</w:t>
+      </w:r>
+      <w:r>
+        <w:t xml:space="preserve"> </w:t>
+      </w:r>
+      <w:r>
+        <w:t xml:space="preserve">— sends</w:t>
+      </w:r>
+      <w:r>
+        <w:t xml:space="preserve"> </w:t>
+      </w:r>
+      <w:r>
+        <w:rPr>
           <w:b/>
-        </w:rPr>
-        <w:t xml:space="preserve">IOCtl (DEVICE_IOCTL_SYNC)</w:t>
-      </w:r>
-      <w:r>
-        <w:t xml:space="preserve"> </w:t>
-      </w:r>
-      <w:r>
-        <w:t xml:space="preserve">— FatFs'</w:t>
-      </w:r>
-      <w:r>
-        <w:t xml:space="preserve"> </w:t>
-      </w:r>
-      <w:r>
-        <w:rPr>
-          <w:rStyle w:val="VerbatimChar"/>
-        </w:rPr>
-        <w:t xml:space="preserve">CTRL_SYNC</w:t>
-      </w:r>
-      <w:r>
-        <w:t xml:space="preserve"> </w:t>
-      </w:r>
-      <w:r>
-        <w:t xml:space="preserve">— sends</w:t>
-      </w:r>
-      <w:r>
-        <w:t xml:space="preserve"> </w:t>
-      </w:r>
-      <w:r>
-        <w:rPr>
           <w:bCs/>
+        </w:rPr>
+        <w:t xml:space="preserve">SCSI SYNCHRONIZE CACHE</w:t>
+      </w:r>
+      <w:r>
+        <w:rPr>
           <w:b/>
-        </w:rPr>
-        <w:t xml:space="preserve">SCSI SYNCHRONIZE CACHE</w:t>
-      </w:r>
-      <w:r>
-        <w:rPr>
           <w:bCs/>
+        </w:rPr>
+        <w:t xml:space="preserve"> </w:t>
+      </w:r>
+      <w:r>
+        <w:rPr>
           <w:b/>
-        </w:rPr>
-        <w:t xml:space="preserve"> </w:t>
-      </w:r>
-      <w:r>
-        <w:rPr>
           <w:bCs/>
-          <w:b/>
         </w:rPr>
         <w:t xml:space="preserve">(10)</w:t>
       </w:r>
@@ -18723,8 +18548,8 @@
       </w:pPr>
       <w:r>
         <w:rPr>
+          <w:b/>
           <w:bCs/>
-          <w:b/>
         </w:rPr>
         <w:t xml:space="preserve">Tested</w:t>
       </w:r>
@@ -18876,8 +18701,8 @@
         <w:t xml:space="preserve">on the Pi yet (docs/HANDOFF.md).</w:t>
       </w:r>
     </w:p>
-    <w:bookmarkEnd w:id="53"/>
-    <w:bookmarkStart w:id="54" w:name="Xd21c8187c9b2e113014a6d9327d1f9e06605a33"/>
+    <w:bookmarkEnd w:id="51"/>
+    <w:bookmarkStart w:id="52" w:name="Xd21c8187c9b2e113014a6d9327d1f9e06605a33"/>
     <w:p>
       <w:pPr>
         <w:pStyle w:val="Heading2"/>
@@ -18892,90 +18717,90 @@
       </w:pPr>
       <w:r>
         <w:rPr>
+          <w:b/>
           <w:bCs/>
+        </w:rPr>
+        <w:t xml:space="preserve">Why.</w:t>
+      </w:r>
+      <w:r>
+        <w:t xml:space="preserve"> </w:t>
+      </w:r>
+      <w:r>
+        <w:t xml:space="preserve">On the Pi 5 (</w:t>
+      </w:r>
+      <w:r>
+        <w:rPr>
+          <w:rStyle w:val="VerbatimChar"/>
+        </w:rPr>
+        <w:t xml:space="preserve">RASPPI = 5</w:t>
+      </w:r>
+      <w:r>
+        <w:t xml:space="preserve">)</w:t>
+      </w:r>
+      <w:r>
+        <w:t xml:space="preserve"> </w:t>
+      </w:r>
+      <w:r>
+        <w:rPr>
+          <w:rStyle w:val="VerbatimChar"/>
+        </w:rPr>
+        <w:t xml:space="preserve">MEM_HIGHMEM_END</w:t>
+      </w:r>
+      <w:r>
+        <w:t xml:space="preserve"> </w:t>
+      </w:r>
+      <w:r>
+        <w:t xml:space="preserve">is 8 GB and the RAM is one block (the I/O is above</w:t>
+      </w:r>
+      <w:r>
+        <w:t xml:space="preserve"> </w:t>
+      </w:r>
+      <w:r>
+        <w:t xml:space="preserve">64 GB, no hole at 3-4 GB):</w:t>
+      </w:r>
+      <w:r>
+        <w:t xml:space="preserve"> </w:t>
+      </w:r>
+      <w:r>
+        <w:rPr>
+          <w:rStyle w:val="VerbatimChar"/>
+        </w:rPr>
+        <w:t xml:space="preserve">SetupHighMem</w:t>
+      </w:r>
+      <w:r>
+        <w:t xml:space="preserve"> </w:t>
+      </w:r>
+      <w:r>
+        <w:t xml:space="preserve">already makes seg0 = [1 GB, min (RAM, 8 GB)). Onyx's</w:t>
+      </w:r>
+      <w:r>
+        <w:t xml:space="preserve"> </w:t>
+      </w:r>
+      <w:r>
+        <w:rPr>
+          <w:rStyle w:val="VerbatimChar"/>
+        </w:rPr>
+        <w:t xml:space="preserve">SetupHighMemAbove4G</w:t>
+      </w:r>
+      <w:r>
+        <w:t xml:space="preserve"> </w:t>
+      </w:r>
+      <w:r>
+        <w:t xml:space="preserve">(§15 and the high-memory patch) then found nothing above 8 GB in the device tree and its</w:t>
+      </w:r>
+      <w:r>
+        <w:t xml:space="preserve"> </w:t>
+      </w:r>
+      <w:r>
+        <w:t xml:space="preserve">fallback (B) registered [4 GB, 8 GB)</w:t>
+      </w:r>
+      <w:r>
+        <w:t xml:space="preserve"> </w:t>
+      </w:r>
+      <w:r>
+        <w:rPr>
           <w:b/>
-        </w:rPr>
-        <w:t xml:space="preserve">Why.</w:t>
-      </w:r>
-      <w:r>
-        <w:t xml:space="preserve"> </w:t>
-      </w:r>
-      <w:r>
-        <w:t xml:space="preserve">On the Pi 5 (</w:t>
-      </w:r>
-      <w:r>
-        <w:rPr>
-          <w:rStyle w:val="VerbatimChar"/>
-        </w:rPr>
-        <w:t xml:space="preserve">RASPPI = 5</w:t>
-      </w:r>
-      <w:r>
-        <w:t xml:space="preserve">)</w:t>
-      </w:r>
-      <w:r>
-        <w:t xml:space="preserve"> </w:t>
-      </w:r>
-      <w:r>
-        <w:rPr>
-          <w:rStyle w:val="VerbatimChar"/>
-        </w:rPr>
-        <w:t xml:space="preserve">MEM_HIGHMEM_END</w:t>
-      </w:r>
-      <w:r>
-        <w:t xml:space="preserve"> </w:t>
-      </w:r>
-      <w:r>
-        <w:t xml:space="preserve">is 8 GB and the RAM is one block (the I/O is above</w:t>
-      </w:r>
-      <w:r>
-        <w:t xml:space="preserve"> </w:t>
-      </w:r>
-      <w:r>
-        <w:t xml:space="preserve">64 GB, no hole at 3-4 GB):</w:t>
-      </w:r>
-      <w:r>
-        <w:t xml:space="preserve"> </w:t>
-      </w:r>
-      <w:r>
-        <w:rPr>
-          <w:rStyle w:val="VerbatimChar"/>
-        </w:rPr>
-        <w:t xml:space="preserve">SetupHighMem</w:t>
-      </w:r>
-      <w:r>
-        <w:t xml:space="preserve"> </w:t>
-      </w:r>
-      <w:r>
-        <w:t xml:space="preserve">already makes seg0 = [1 GB, min (RAM, 8 GB)). Onyx's</w:t>
-      </w:r>
-      <w:r>
-        <w:t xml:space="preserve"> </w:t>
-      </w:r>
-      <w:r>
-        <w:rPr>
-          <w:rStyle w:val="VerbatimChar"/>
-        </w:rPr>
-        <w:t xml:space="preserve">SetupHighMemAbove4G</w:t>
-      </w:r>
-      <w:r>
-        <w:t xml:space="preserve"> </w:t>
-      </w:r>
-      <w:r>
-        <w:t xml:space="preserve">(§15 and the high-memory patch) then found nothing above 8 GB in the device tree and its</w:t>
-      </w:r>
-      <w:r>
-        <w:t xml:space="preserve"> </w:t>
-      </w:r>
-      <w:r>
-        <w:t xml:space="preserve">fallback (B) registered [4 GB, 8 GB)</w:t>
-      </w:r>
-      <w:r>
-        <w:t xml:space="preserve"> </w:t>
-      </w:r>
-      <w:r>
-        <w:rPr>
           <w:bCs/>
-          <w:b/>
         </w:rPr>
         <w:t xml:space="preserve">a second time</w:t>
       </w:r>
@@ -18995,207 +18820,207 @@
       </w:pPr>
       <w:r>
         <w:rPr>
+          <w:b/>
           <w:bCs/>
+        </w:rPr>
+        <w:t xml:space="preserve">What.</w:t>
+      </w:r>
+      <w:r>
+        <w:t xml:space="preserve"> </w:t>
+      </w:r>
+      <w:r>
+        <w:rPr>
+          <w:rStyle w:val="VerbatimChar"/>
+        </w:rPr>
+        <w:t xml:space="preserve">lib/memory64.cpp</w:t>
+      </w:r>
+      <w:r>
+        <w:t xml:space="preserve">, under</w:t>
+      </w:r>
+      <w:r>
+        <w:t xml:space="preserve"> </w:t>
+      </w:r>
+      <w:r>
+        <w:rPr>
+          <w:rStyle w:val="VerbatimChar"/>
+        </w:rPr>
+        <w:t xml:space="preserve">#if RASPPI &gt;= 5</w:t>
+      </w:r>
+      <w:r>
+        <w:t xml:space="preserve">:</w:t>
+      </w:r>
+      <w:r>
+        <w:t xml:space="preserve"> </w:t>
+      </w:r>
+      <w:r>
+        <w:rPr>
+          <w:rStyle w:val="VerbatimChar"/>
+        </w:rPr>
+        <w:t xml:space="preserve">SetupHighMem</w:t>
+      </w:r>
+      <w:r>
+        <w:t xml:space="preserve"> </w:t>
+      </w:r>
+      <w:r>
+        <w:t xml:space="preserve">takes the crash record's 64 KB</w:t>
+      </w:r>
+      <w:r>
+        <w:t xml:space="preserve"> </w:t>
+      </w:r>
+      <w:r>
+        <w:t xml:space="preserve">(</w:t>
+      </w:r>
+      <w:r>
+        <w:rPr>
+          <w:rStyle w:val="VerbatimChar"/>
+        </w:rPr>
+        <w:t xml:space="preserve">ONYX_CRASH_AREA_SIZE</w:t>
+      </w:r>
+      <w:r>
+        <w:t xml:space="preserve">,</w:t>
+      </w:r>
+      <w:r>
+        <w:t xml:space="preserve"> </w:t>
+      </w:r>
+      <w:r>
+        <w:rPr>
+          <w:rStyle w:val="VerbatimChar"/>
+        </w:rPr>
+        <w:t xml:space="preserve">g_ulOnyxCrashArea</w:t>
+      </w:r>
+      <w:r>
+        <w:t xml:space="preserve">) from seg0's top, and</w:t>
+      </w:r>
+      <w:r>
+        <w:t xml:space="preserve"> </w:t>
+      </w:r>
+      <w:r>
+        <w:rPr>
+          <w:rStyle w:val="VerbatimChar"/>
+        </w:rPr>
+        <w:t xml:space="preserve">SetupHighMemAbove4G</w:t>
+      </w:r>
+      <w:r>
+        <w:t xml:space="preserve"> </w:t>
+      </w:r>
+      <w:r>
+        <w:t xml:space="preserve">is not called. RAM</w:t>
+      </w:r>
+      <w:r>
+        <w:t xml:space="preserve"> </w:t>
+      </w:r>
+      <w:r>
+        <w:t xml:space="preserve">above 8 GB (a 16 GB board) stays unused until the Pi 5's user window moves above it (docs/PI5-PORT.md §5.2,</w:t>
+      </w:r>
+      <w:r>
+        <w:t xml:space="preserve"> </w:t>
+      </w:r>
+      <w:r>
+        <w:t xml:space="preserve">policy B).</w:t>
+      </w:r>
+      <w:r>
+        <w:t xml:space="preserve"> </w:t>
+      </w:r>
+      <w:r>
+        <w:rPr>
+          <w:rStyle w:val="VerbatimChar"/>
+        </w:rPr>
+        <w:t xml:space="preserve">g_ulOnyxCrashArea</w:t>
+      </w:r>
+      <w:r>
+        <w:t xml:space="preserve"> </w:t>
+      </w:r>
+      <w:r>
+        <w:t xml:space="preserve">is defined before</w:t>
+      </w:r>
+      <w:r>
+        <w:t xml:space="preserve"> </w:t>
+      </w:r>
+      <w:r>
+        <w:rPr>
+          <w:rStyle w:val="VerbatimChar"/>
+        </w:rPr>
+        <w:t xml:space="preserve">SetupHighMem</w:t>
+      </w:r>
+      <w:r>
+        <w:t xml:space="preserve"> </w:t>
+      </w:r>
+      <w:r>
+        <w:t xml:space="preserve">now. The Pi 4's code is unchanged (its object</w:t>
+      </w:r>
+      <w:r>
+        <w:t xml:space="preserve"> </w:t>
+      </w:r>
+      <w:r>
+        <w:t xml:space="preserve">differs only by the</w:t>
+      </w:r>
+      <w:r>
+        <w:t xml:space="preserve"> </w:t>
+      </w:r>
+      <w:r>
+        <w:rPr>
+          <w:rStyle w:val="VerbatimChar"/>
+        </w:rPr>
+        <w:t xml:space="preserve">assert</w:t>
+      </w:r>
+      <w:r>
+        <w:t xml:space="preserve"> </w:t>
+      </w:r>
+      <w:r>
+        <w:t xml:space="preserve">line numbers). Fork commit</w:t>
+      </w:r>
+      <w:r>
+        <w:t xml:space="preserve"> </w:t>
+      </w:r>
+      <w:r>
+        <w:rPr>
+          <w:rStyle w:val="VerbatimChar"/>
+        </w:rPr>
+        <w:t xml:space="preserve">065871f9</w:t>
+      </w:r>
+      <w:r>
+        <w:t xml:space="preserve">; built in</w:t>
+      </w:r>
+      <w:r>
+        <w:t xml:space="preserve"> </w:t>
+      </w:r>
+      <w:r>
+        <w:rPr>
+          <w:rStyle w:val="VerbatimChar"/>
+        </w:rPr>
+        <w:t xml:space="preserve">circle5/</w:t>
+      </w:r>
+      <w:r>
+        <w:t xml:space="preserve"> </w:t>
+      </w:r>
+      <w:r>
+        <w:t xml:space="preserve">by</w:t>
+      </w:r>
+      <w:r>
+        <w:t xml:space="preserve"> </w:t>
+      </w:r>
+      <w:r>
+        <w:rPr>
+          <w:rStyle w:val="VerbatimChar"/>
+        </w:rPr>
+        <w:t xml:space="preserve">tools/pi5/circle5.sh</w:t>
+      </w:r>
+      <w:r>
+        <w:t xml:space="preserve">.</w:t>
+      </w:r>
+      <w:r>
+        <w:t xml:space="preserve"> </w:t>
+      </w:r>
+      <w:r>
+        <w:rPr>
           <w:b/>
-        </w:rPr>
-        <w:t xml:space="preserve">What.</w:t>
-      </w:r>
-      <w:r>
-        <w:t xml:space="preserve"> </w:t>
-      </w:r>
-      <w:r>
-        <w:rPr>
-          <w:rStyle w:val="VerbatimChar"/>
-        </w:rPr>
-        <w:t xml:space="preserve">lib/memory64.cpp</w:t>
-      </w:r>
-      <w:r>
-        <w:t xml:space="preserve">, under</w:t>
-      </w:r>
-      <w:r>
-        <w:t xml:space="preserve"> </w:t>
-      </w:r>
-      <w:r>
-        <w:rPr>
-          <w:rStyle w:val="VerbatimChar"/>
-        </w:rPr>
-        <w:t xml:space="preserve">#if RASPPI &gt;= 5</w:t>
-      </w:r>
-      <w:r>
-        <w:t xml:space="preserve">:</w:t>
-      </w:r>
-      <w:r>
-        <w:t xml:space="preserve"> </w:t>
-      </w:r>
-      <w:r>
-        <w:rPr>
-          <w:rStyle w:val="VerbatimChar"/>
-        </w:rPr>
-        <w:t xml:space="preserve">SetupHighMem</w:t>
-      </w:r>
-      <w:r>
-        <w:t xml:space="preserve"> </w:t>
-      </w:r>
-      <w:r>
-        <w:t xml:space="preserve">takes the crash record's 64 KB</w:t>
-      </w:r>
-      <w:r>
-        <w:t xml:space="preserve"> </w:t>
-      </w:r>
-      <w:r>
-        <w:t xml:space="preserve">(</w:t>
-      </w:r>
-      <w:r>
-        <w:rPr>
-          <w:rStyle w:val="VerbatimChar"/>
-        </w:rPr>
-        <w:t xml:space="preserve">ONYX_CRASH_AREA_SIZE</w:t>
-      </w:r>
-      <w:r>
-        <w:t xml:space="preserve">,</w:t>
-      </w:r>
-      <w:r>
-        <w:t xml:space="preserve"> </w:t>
-      </w:r>
-      <w:r>
-        <w:rPr>
-          <w:rStyle w:val="VerbatimChar"/>
-        </w:rPr>
-        <w:t xml:space="preserve">g_ulOnyxCrashArea</w:t>
-      </w:r>
-      <w:r>
-        <w:t xml:space="preserve">) from seg0's top, and</w:t>
-      </w:r>
-      <w:r>
-        <w:t xml:space="preserve"> </w:t>
-      </w:r>
-      <w:r>
-        <w:rPr>
-          <w:rStyle w:val="VerbatimChar"/>
-        </w:rPr>
-        <w:t xml:space="preserve">SetupHighMemAbove4G</w:t>
-      </w:r>
-      <w:r>
-        <w:t xml:space="preserve"> </w:t>
-      </w:r>
-      <w:r>
-        <w:t xml:space="preserve">is not called. RAM</w:t>
-      </w:r>
-      <w:r>
-        <w:t xml:space="preserve"> </w:t>
-      </w:r>
-      <w:r>
-        <w:t xml:space="preserve">above 8 GB (a 16 GB board) stays unused until the Pi 5's user window moves above it (docs/PI5-PORT.md §5.2,</w:t>
-      </w:r>
-      <w:r>
-        <w:t xml:space="preserve"> </w:t>
-      </w:r>
-      <w:r>
-        <w:t xml:space="preserve">policy B).</w:t>
-      </w:r>
-      <w:r>
-        <w:t xml:space="preserve"> </w:t>
-      </w:r>
-      <w:r>
-        <w:rPr>
-          <w:rStyle w:val="VerbatimChar"/>
-        </w:rPr>
-        <w:t xml:space="preserve">g_ulOnyxCrashArea</w:t>
-      </w:r>
-      <w:r>
-        <w:t xml:space="preserve"> </w:t>
-      </w:r>
-      <w:r>
-        <w:t xml:space="preserve">is defined before</w:t>
-      </w:r>
-      <w:r>
-        <w:t xml:space="preserve"> </w:t>
-      </w:r>
-      <w:r>
-        <w:rPr>
-          <w:rStyle w:val="VerbatimChar"/>
-        </w:rPr>
-        <w:t xml:space="preserve">SetupHighMem</w:t>
-      </w:r>
-      <w:r>
-        <w:t xml:space="preserve"> </w:t>
-      </w:r>
-      <w:r>
-        <w:t xml:space="preserve">now. The Pi 4's code is unchanged (its object</w:t>
-      </w:r>
-      <w:r>
-        <w:t xml:space="preserve"> </w:t>
-      </w:r>
-      <w:r>
-        <w:t xml:space="preserve">differs only by the</w:t>
-      </w:r>
-      <w:r>
-        <w:t xml:space="preserve"> </w:t>
-      </w:r>
-      <w:r>
-        <w:rPr>
-          <w:rStyle w:val="VerbatimChar"/>
-        </w:rPr>
-        <w:t xml:space="preserve">assert</w:t>
-      </w:r>
-      <w:r>
-        <w:t xml:space="preserve"> </w:t>
-      </w:r>
-      <w:r>
-        <w:t xml:space="preserve">line numbers). Fork commit</w:t>
-      </w:r>
-      <w:r>
-        <w:t xml:space="preserve"> </w:t>
-      </w:r>
-      <w:r>
-        <w:rPr>
-          <w:rStyle w:val="VerbatimChar"/>
-        </w:rPr>
-        <w:t xml:space="preserve">065871f9</w:t>
-      </w:r>
-      <w:r>
-        <w:t xml:space="preserve">; built in</w:t>
-      </w:r>
-      <w:r>
-        <w:t xml:space="preserve"> </w:t>
-      </w:r>
-      <w:r>
-        <w:rPr>
-          <w:rStyle w:val="VerbatimChar"/>
-        </w:rPr>
-        <w:t xml:space="preserve">circle5/</w:t>
-      </w:r>
-      <w:r>
-        <w:t xml:space="preserve"> </w:t>
-      </w:r>
-      <w:r>
-        <w:t xml:space="preserve">by</w:t>
-      </w:r>
-      <w:r>
-        <w:t xml:space="preserve"> </w:t>
-      </w:r>
-      <w:r>
-        <w:rPr>
-          <w:rStyle w:val="VerbatimChar"/>
-        </w:rPr>
-        <w:t xml:space="preserve">tools/pi5/circle5.sh</w:t>
-      </w:r>
-      <w:r>
-        <w:t xml:space="preserve">.</w:t>
-      </w:r>
-      <w:r>
-        <w:t xml:space="preserve"> </w:t>
-      </w:r>
-      <w:r>
-        <w:rPr>
           <w:bCs/>
-          <w:b/>
         </w:rPr>
         <w:t xml:space="preserve">Not tested on a Pi 5 yet.</w:t>
       </w:r>
     </w:p>
-    <w:bookmarkEnd w:id="54"/>
-    <w:bookmarkStart w:id="55" w:name="Xbe51fd1a252362a28046ce5c066f62ff02bcefc"/>
+    <w:bookmarkEnd w:id="52"/>
+    <w:bookmarkStart w:id="53" w:name="Xbe51fd1a252362a28046ce5c066f62ff02bcefc"/>
     <w:p>
       <w:pPr>
         <w:pStyle w:val="Heading2"/>
@@ -19210,8 +19035,8 @@
       </w:pPr>
       <w:r>
         <w:rPr>
+          <w:b/>
           <w:bCs/>
-          <w:b/>
         </w:rPr>
         <w:t xml:space="preserve">Why.</w:t>
       </w:r>
@@ -19297,155 +19122,155 @@
       </w:pPr>
       <w:r>
         <w:rPr>
+          <w:b/>
           <w:bCs/>
+        </w:rPr>
+        <w:t xml:space="preserve">What.</w:t>
+      </w:r>
+      <w:r>
+        <w:t xml:space="preserve"> </w:t>
+      </w:r>
+      <w:r>
+        <w:rPr>
+          <w:rStyle w:val="VerbatimChar"/>
+        </w:rPr>
+        <w:t xml:space="preserve">CNetDeviceLayer::SetDeviceType (TNetDeviceType)</w:t>
+      </w:r>
+      <w:r>
+        <w:t xml:space="preserve"> </w:t>
+      </w:r>
+      <w:r>
+        <w:t xml:space="preserve">(</w:t>
+      </w:r>
+      <w:r>
+        <w:rPr>
+          <w:rStyle w:val="VerbatimChar"/>
+        </w:rPr>
+        <w:t xml:space="preserve">include/circle/net/netdevlayer.h</w:t>
+      </w:r>
+      <w:r>
+        <w:t xml:space="preserve">,</w:t>
+      </w:r>
+      <w:r>
+        <w:t xml:space="preserve"> </w:t>
+      </w:r>
+      <w:r>
+        <w:rPr>
+          <w:rStyle w:val="VerbatimChar"/>
+        </w:rPr>
+        <w:t xml:space="preserve">lib/net/netdevlayer.cpp</w:t>
+      </w:r>
+      <w:r>
+        <w:t xml:space="preserve">): the type set and the device forgotten, so the next</w:t>
+      </w:r>
+      <w:r>
+        <w:t xml:space="preserve"> </w:t>
+      </w:r>
+      <w:r>
+        <w:rPr>
+          <w:rStyle w:val="VerbatimChar"/>
+        </w:rPr>
+        <w:t xml:space="preserve">Process ()</w:t>
+      </w:r>
+      <w:r>
+        <w:t xml:space="preserve"> </w:t>
+      </w:r>
+      <w:r>
+        <w:t xml:space="preserve">looks it up again.</w:t>
+      </w:r>
+      <w:r>
+        <w:t xml:space="preserve"> </w:t>
+      </w:r>
+      <w:r>
+        <w:t xml:space="preserve">Called before the link is up (</w:t>
+      </w:r>
+      <w:r>
+        <w:rPr>
+          <w:rStyle w:val="VerbatimChar"/>
+        </w:rPr>
+        <w:t xml:space="preserve">CNetSubSystem::Process</w:t>
+      </w:r>
+      <w:r>
+        <w:t xml:space="preserve"> </w:t>
+      </w:r>
+      <w:r>
+        <w:t xml:space="preserve">starts the DHCP client on the first device running), so no</w:t>
+      </w:r>
+      <w:r>
+        <w:t xml:space="preserve"> </w:t>
+      </w:r>
+      <w:r>
+        <w:t xml:space="preserve">address was asked on the other one. The kernel (</w:t>
+      </w:r>
+      <w:r>
+        <w:rPr>
+          <w:rStyle w:val="VerbatimChar"/>
+        </w:rPr>
+        <w:t xml:space="preserve">kernel/kernel.cpp</w:t>
+      </w:r>
+      <w:r>
+        <w:t xml:space="preserve">,</w:t>
+      </w:r>
+      <w:r>
+        <w:t xml:space="preserve"> </w:t>
+      </w:r>
+      <w:r>
+        <w:rPr>
+          <w:rStyle w:val="VerbatimChar"/>
+        </w:rPr>
+        <w:t xml:space="preserve">CNetBringupTask</w:t>
+      </w:r>
+      <w:r>
+        <w:t xml:space="preserve">) calls it through</w:t>
+      </w:r>
+      <w:r>
+        <w:t xml:space="preserve"> </w:t>
+      </w:r>
+      <w:r>
+        <w:rPr>
+          <w:rStyle w:val="VerbatimChar"/>
+        </w:rPr>
+        <w:t xml:space="preserve">GetNetDeviceLayer ()</w:t>
+      </w:r>
+      <w:r>
+        <w:t xml:space="preserve">. Unused with</w:t>
+      </w:r>
+      <w:r>
+        <w:t xml:space="preserve"> </w:t>
+      </w:r>
+      <w:r>
+        <w:rPr>
+          <w:rStyle w:val="VerbatimChar"/>
+        </w:rPr>
+        <w:t xml:space="preserve">network = wlan</w:t>
+      </w:r>
+      <w:r>
+        <w:t xml:space="preserve"> </w:t>
+      </w:r>
+      <w:r>
+        <w:t xml:space="preserve">(the Pi 4's default): the Pi 4 runs as before.</w:t>
+      </w:r>
+      <w:r>
+        <w:t xml:space="preserve"> </w:t>
+      </w:r>
+      <w:r>
+        <w:rPr>
           <w:b/>
-        </w:rPr>
-        <w:t xml:space="preserve">What.</w:t>
-      </w:r>
-      <w:r>
-        <w:t xml:space="preserve"> </w:t>
-      </w:r>
-      <w:r>
-        <w:rPr>
-          <w:rStyle w:val="VerbatimChar"/>
-        </w:rPr>
-        <w:t xml:space="preserve">CNetDeviceLayer::SetDeviceType (TNetDeviceType)</w:t>
-      </w:r>
-      <w:r>
-        <w:t xml:space="preserve"> </w:t>
-      </w:r>
-      <w:r>
-        <w:t xml:space="preserve">(</w:t>
-      </w:r>
-      <w:r>
-        <w:rPr>
-          <w:rStyle w:val="VerbatimChar"/>
-        </w:rPr>
-        <w:t xml:space="preserve">include/circle/net/netdevlayer.h</w:t>
-      </w:r>
-      <w:r>
-        <w:t xml:space="preserve">,</w:t>
-      </w:r>
-      <w:r>
-        <w:t xml:space="preserve"> </w:t>
-      </w:r>
-      <w:r>
-        <w:rPr>
-          <w:rStyle w:val="VerbatimChar"/>
-        </w:rPr>
-        <w:t xml:space="preserve">lib/net/netdevlayer.cpp</w:t>
-      </w:r>
-      <w:r>
-        <w:t xml:space="preserve">): the type set and the device forgotten, so the next</w:t>
-      </w:r>
-      <w:r>
-        <w:t xml:space="preserve"> </w:t>
-      </w:r>
-      <w:r>
-        <w:rPr>
-          <w:rStyle w:val="VerbatimChar"/>
-        </w:rPr>
-        <w:t xml:space="preserve">Process ()</w:t>
-      </w:r>
-      <w:r>
-        <w:t xml:space="preserve"> </w:t>
-      </w:r>
-      <w:r>
-        <w:t xml:space="preserve">looks it up again.</w:t>
-      </w:r>
-      <w:r>
-        <w:t xml:space="preserve"> </w:t>
-      </w:r>
-      <w:r>
-        <w:t xml:space="preserve">Called before the link is up (</w:t>
-      </w:r>
-      <w:r>
-        <w:rPr>
-          <w:rStyle w:val="VerbatimChar"/>
-        </w:rPr>
-        <w:t xml:space="preserve">CNetSubSystem::Process</w:t>
-      </w:r>
-      <w:r>
-        <w:t xml:space="preserve"> </w:t>
-      </w:r>
-      <w:r>
-        <w:t xml:space="preserve">starts the DHCP client on the first device running), so no</w:t>
-      </w:r>
-      <w:r>
-        <w:t xml:space="preserve"> </w:t>
-      </w:r>
-      <w:r>
-        <w:t xml:space="preserve">address was asked on the other one. The kernel (</w:t>
-      </w:r>
-      <w:r>
-        <w:rPr>
-          <w:rStyle w:val="VerbatimChar"/>
-        </w:rPr>
-        <w:t xml:space="preserve">kernel/kernel.cpp</w:t>
-      </w:r>
-      <w:r>
-        <w:t xml:space="preserve">,</w:t>
-      </w:r>
-      <w:r>
-        <w:t xml:space="preserve"> </w:t>
-      </w:r>
-      <w:r>
-        <w:rPr>
-          <w:rStyle w:val="VerbatimChar"/>
-        </w:rPr>
-        <w:t xml:space="preserve">CNetBringupTask</w:t>
-      </w:r>
-      <w:r>
-        <w:t xml:space="preserve">) calls it through</w:t>
-      </w:r>
-      <w:r>
-        <w:t xml:space="preserve"> </w:t>
-      </w:r>
-      <w:r>
-        <w:rPr>
-          <w:rStyle w:val="VerbatimChar"/>
-        </w:rPr>
-        <w:t xml:space="preserve">GetNetDeviceLayer ()</w:t>
-      </w:r>
-      <w:r>
-        <w:t xml:space="preserve">. Unused with</w:t>
-      </w:r>
-      <w:r>
-        <w:t xml:space="preserve"> </w:t>
-      </w:r>
-      <w:r>
-        <w:rPr>
-          <w:rStyle w:val="VerbatimChar"/>
-        </w:rPr>
-        <w:t xml:space="preserve">network = wlan</w:t>
-      </w:r>
-      <w:r>
-        <w:t xml:space="preserve"> </w:t>
-      </w:r>
-      <w:r>
-        <w:t xml:space="preserve">(the Pi 4's default): the Pi 4 runs as before.</w:t>
-      </w:r>
-      <w:r>
-        <w:t xml:space="preserve"> </w:t>
-      </w:r>
-      <w:r>
-        <w:rPr>
           <w:bCs/>
+        </w:rPr>
+        <w:t xml:space="preserve">Not tested on</w:t>
+      </w:r>
+      <w:r>
+        <w:rPr>
           <w:b/>
-        </w:rPr>
-        <w:t xml:space="preserve">Not tested on</w:t>
-      </w:r>
-      <w:r>
-        <w:rPr>
           <w:bCs/>
+        </w:rPr>
+        <w:t xml:space="preserve"> </w:t>
+      </w:r>
+      <w:r>
+        <w:rPr>
           <w:b/>
-        </w:rPr>
-        <w:t xml:space="preserve"> </w:t>
-      </w:r>
-      <w:r>
-        <w:rPr>
           <w:bCs/>
-          <w:b/>
         </w:rPr>
         <w:t xml:space="preserve">a board yet.</w:t>
       </w:r>
@@ -19468,8 +19293,8 @@
         <w:t xml:space="preserve">.</w:t>
       </w:r>
     </w:p>
-    <w:bookmarkEnd w:id="55"/>
-    <w:bookmarkStart w:id="57" w:name="contributions-to-upstream-circle"/>
+    <w:bookmarkEnd w:id="53"/>
+    <w:bookmarkStart w:id="55" w:name="contributions-to-upstream-circle"/>
     <w:p>
       <w:pPr>
         <w:pStyle w:val="Heading2"/>
@@ -19536,7 +19361,7 @@
       <w:r>
         <w:t xml:space="preserve"> </w:t>
       </w:r>
-      <w:hyperlink r:id="rId56">
+      <w:hyperlink r:id="rId54">
         <w:r>
           <w:rPr>
             <w:rStyle w:val="VerbatimChar"/>
@@ -19548,8 +19373,8 @@
         <w:t xml:space="preserve">.</w:t>
       </w:r>
     </w:p>
-    <w:bookmarkEnd w:id="57"/>
-    <w:bookmarkStart w:id="58" w:name="upstream-merges"/>
+    <w:bookmarkEnd w:id="55"/>
+    <w:bookmarkStart w:id="56" w:name="upstream-merges"/>
     <w:p>
       <w:pPr>
         <w:pStyle w:val="Heading2"/>
@@ -19564,100 +19389,134 @@
       </w:pPr>
       <w:r>
         <w:rPr>
+          <w:b/>
           <w:bCs/>
+        </w:rPr>
+        <w:t xml:space="preserve">2026-10-09: Circle 51.1 and 51.1.1</w:t>
+      </w:r>
+      <w:r>
+        <w:t xml:space="preserve"> </w:t>
+      </w:r>
+      <w:r>
+        <w:t xml:space="preserve">(84 upstream commits after</w:t>
+      </w:r>
+      <w:r>
+        <w:t xml:space="preserve"> </w:t>
+      </w:r>
+      <w:r>
+        <w:rPr>
+          <w:rStyle w:val="VerbatimChar"/>
+        </w:rPr>
+        <w:t xml:space="preserve">Step51</w:t>
+      </w:r>
+      <w:r>
+        <w:t xml:space="preserve">, merge</w:t>
+      </w:r>
+      <w:r>
+        <w:t xml:space="preserve"> </w:t>
+      </w:r>
+      <w:r>
+        <w:rPr>
+          <w:rStyle w:val="VerbatimChar"/>
+        </w:rPr>
+        <w:t xml:space="preserve">c06e5a52</w:t>
+      </w:r>
+      <w:r>
+        <w:t xml:space="preserve">). What Onyx gains:</w:t>
+      </w:r>
+      <w:r>
+        <w:t xml:space="preserve"> </w:t>
+      </w:r>
+      <w:r>
+        <w:t xml:space="preserve">the xHCI endpoint recovered from Halted after a transfer error (#704: the Pi 4's and the Pi 5's USB); transient HID</w:t>
+      </w:r>
+      <w:r>
+        <w:t xml:space="preserve"> </w:t>
+      </w:r>
+      <w:r>
+        <w:t xml:space="preserve">report errors tolerated, a generic HID mouse-shaped report taken as a mouse (#693); the 8BitDo controllers,</w:t>
+      </w:r>
+      <w:r>
+        <w:t xml:space="preserve"> </w:t>
+      </w:r>
+      <w:r>
+        <w:t xml:space="preserve">keyboards and Wireless Adapter 2, the Xbox 360 wireless receiver (and clones); Wi-Fi: the eero 7 routers (#696) and</w:t>
+      </w:r>
+      <w:r>
+        <w:t xml:space="preserve"> </w:t>
+      </w:r>
+      <w:r>
+        <w:t xml:space="preserve">the hidden networks (hostap at</w:t>
+      </w:r>
+      <w:r>
+        <w:t xml:space="preserve"> </w:t>
+      </w:r>
+      <w:r>
+        <w:rPr>
+          <w:rStyle w:val="VerbatimChar"/>
+        </w:rPr>
+        <w:t xml:space="preserve">circle-step51.1</w:t>
+      </w:r>
+      <w:r>
+        <w:t xml:space="preserve">); FatFs R0.16 patch 2 (the Onyx patches merged automatically:</w:t>
+      </w:r>
+      <w:r>
+        <w:t xml:space="preserve"> </w:t>
+      </w:r>
+      <w:r>
+        <w:rPr>
+          <w:rStyle w:val="VerbatimChar"/>
+        </w:rPr>
+        <w:t xml:space="preserve">tools/tests/run_fs_test.sh</w:t>
+      </w:r>
+      <w:r>
+        <w:t xml:space="preserve"> </w:t>
+      </w:r>
+      <w:r>
+        <w:t xml:space="preserve">passes); the lost wake-up of</w:t>
+      </w:r>
+      <w:r>
+        <w:t xml:space="preserve"> </w:t>
+      </w:r>
+      <w:r>
+        <w:rPr>
+          <w:rStyle w:val="VerbatimChar"/>
+        </w:rPr>
+        <w:t xml:space="preserve">CSynchronizationEvent</w:t>
+      </w:r>
+      <w:r>
+        <w:t xml:space="preserve"> </w:t>
+      </w:r>
+      <w:r>
+        <w:t xml:space="preserve">(</w:t>
+      </w:r>
+      <w:r>
+        <w:rPr>
+          <w:rStyle w:val="VerbatimChar"/>
+        </w:rPr>
+        <w:t xml:space="preserve">BlockTask</w:t>
+      </w:r>
+      <w:r>
+        <w:t xml:space="preserve"> </w:t>
+      </w:r>
+      <w:r>
+        <w:t xml:space="preserve">checks the state under</w:t>
+      </w:r>
+      <w:r>
+        <w:t xml:space="preserve"> </w:t>
+      </w:r>
+      <w:r>
+        <w:t xml:space="preserve">its lock) —</w:t>
+      </w:r>
+      <w:r>
+        <w:t xml:space="preserve"> </w:t>
+      </w:r>
+      <w:r>
+        <w:rPr>
           <w:b/>
-        </w:rPr>
-        <w:t xml:space="preserve">2026-10-09: Circle 51.1 and 51.1.1</w:t>
-      </w:r>
-      <w:r>
-        <w:t xml:space="preserve"> </w:t>
-      </w:r>
-      <w:r>
-        <w:t xml:space="preserve">(84 upstream commits after</w:t>
-      </w:r>
-      <w:r>
-        <w:t xml:space="preserve"> </w:t>
-      </w:r>
-      <w:r>
-        <w:rPr>
-          <w:rStyle w:val="VerbatimChar"/>
-        </w:rPr>
-        <w:t xml:space="preserve">Step51</w:t>
-      </w:r>
-      <w:r>
-        <w:t xml:space="preserve">, merge</w:t>
-      </w:r>
-      <w:r>
-        <w:t xml:space="preserve"> </w:t>
-      </w:r>
-      <w:r>
-        <w:rPr>
-          <w:rStyle w:val="VerbatimChar"/>
-        </w:rPr>
-        <w:t xml:space="preserve">c06e5a52</w:t>
-      </w:r>
-      <w:r>
-        <w:t xml:space="preserve">). What Onyx gains:</w:t>
-      </w:r>
-      <w:r>
-        <w:t xml:space="preserve"> </w:t>
-      </w:r>
-      <w:r>
-        <w:t xml:space="preserve">the xHCI endpoint recovered from Halted after a transfer error (#704: the Pi 4's and the Pi 5's USB); transient HID</w:t>
-      </w:r>
-      <w:r>
-        <w:t xml:space="preserve"> </w:t>
-      </w:r>
-      <w:r>
-        <w:t xml:space="preserve">report errors tolerated, a generic HID mouse-shaped report taken as a mouse (#693); the 8BitDo controllers,</w:t>
-      </w:r>
-      <w:r>
-        <w:t xml:space="preserve"> </w:t>
-      </w:r>
-      <w:r>
-        <w:t xml:space="preserve">keyboards and Wireless Adapter 2, the Xbox 360 wireless receiver (and clones); Wi-Fi: the eero 7 routers (#696) and</w:t>
-      </w:r>
-      <w:r>
-        <w:t xml:space="preserve"> </w:t>
-      </w:r>
-      <w:r>
-        <w:t xml:space="preserve">the hidden networks (hostap at</w:t>
-      </w:r>
-      <w:r>
-        <w:t xml:space="preserve"> </w:t>
-      </w:r>
-      <w:r>
-        <w:rPr>
-          <w:rStyle w:val="VerbatimChar"/>
-        </w:rPr>
-        <w:t xml:space="preserve">circle-step51.1</w:t>
-      </w:r>
-      <w:r>
-        <w:t xml:space="preserve">); FatFs R0.16 patch 2 (the Onyx patches merged automatically:</w:t>
-      </w:r>
-      <w:r>
-        <w:t xml:space="preserve"> </w:t>
-      </w:r>
-      <w:r>
-        <w:rPr>
-          <w:rStyle w:val="VerbatimChar"/>
-        </w:rPr>
-        <w:t xml:space="preserve">tools/tests/run_fs_test.sh</w:t>
-      </w:r>
-      <w:r>
-        <w:t xml:space="preserve"> </w:t>
-      </w:r>
-      <w:r>
-        <w:t xml:space="preserve">passes); the lost wake-up of</w:t>
-      </w:r>
-      <w:r>
-        <w:t xml:space="preserve"> </w:t>
-      </w:r>
-      <w:r>
-        <w:rPr>
-          <w:rStyle w:val="VerbatimChar"/>
-        </w:rPr>
-        <w:t xml:space="preserve">CSynchronizationEvent</w:t>
+          <w:bCs/>
+        </w:rPr>
+        <w:t xml:space="preserve">ported into Onyx's own scheduler</w:t>
       </w:r>
       <w:r>
         <w:t xml:space="preserve"> </w:t>
@@ -19669,253 +19528,219 @@
         <w:rPr>
           <w:rStyle w:val="VerbatimChar"/>
         </w:rPr>
-        <w:t xml:space="preserve">BlockTask</w:t>
-      </w:r>
-      <w:r>
-        <w:t xml:space="preserve"> </w:t>
-      </w:r>
-      <w:r>
-        <w:t xml:space="preserve">checks the state under</w:t>
-      </w:r>
-      <w:r>
-        <w:t xml:space="preserve"> </w:t>
-      </w:r>
-      <w:r>
-        <w:t xml:space="preserve">its lock) —</w:t>
-      </w:r>
-      <w:r>
-        <w:t xml:space="preserve"> </w:t>
-      </w:r>
-      <w:r>
-        <w:rPr>
+        <w:t xml:space="preserve">kernel/sched/scheduler.cpp</w:t>
+      </w:r>
+      <w:r>
+        <w:t xml:space="preserve">,</w:t>
+      </w:r>
+      <w:r>
+        <w:t xml:space="preserve"> </w:t>
+      </w:r>
+      <w:r>
+        <w:rPr>
+          <w:rStyle w:val="VerbatimChar"/>
+        </w:rPr>
+        <w:t xml:space="preserve">kernel/compat/circle/sched/scheduler.h</w:t>
+      </w:r>
+      <w:r>
+        <w:t xml:space="preserve">:</w:t>
+      </w:r>
+      <w:r>
+        <w:t xml:space="preserve"> </w:t>
+      </w:r>
+      <w:r>
+        <w:t xml:space="preserve">it replaces Circle's); for the Pi 5: the official DSI touchscreens (</w:t>
+      </w:r>
+      <w:r>
+        <w:rPr>
+          <w:rStyle w:val="VerbatimChar"/>
+        </w:rPr>
+        <w:t xml:space="preserve">addon/rp1dsi</w:t>
+      </w:r>
+      <w:r>
+        <w:t xml:space="preserve">), the RP1's I2C buses 4 and 6.</w:t>
+      </w:r>
+      <w:r>
+        <w:t xml:space="preserve"> </w:t>
+      </w:r>
+      <w:r>
+        <w:t xml:space="preserve">Upstream's DWHCI /</w:t>
+      </w:r>
+      <w:r>
+        <w:t xml:space="preserve"> </w:t>
+      </w:r>
+      <w:r>
+        <w:rPr>
+          <w:rStyle w:val="VerbatimChar"/>
+        </w:rPr>
+        <w:t xml:space="preserve">usbboost</w:t>
+      </w:r>
+      <w:r>
+        <w:t xml:space="preserve"> </w:t>
+      </w:r>
+      <w:r>
+        <w:t xml:space="preserve">/ USB-MIDI work is for the Pi 1-3 only.</w:t>
+      </w:r>
+      <w:r>
+        <w:t xml:space="preserve"> </w:t>
+      </w:r>
+      <w:r>
+        <w:t xml:space="preserve">Three conflicts:</w:t>
+      </w:r>
+      <w:r>
+        <w:t xml:space="preserve"> </w:t>
+      </w:r>
+      <w:r>
+        <w:rPr>
+          <w:rStyle w:val="VerbatimChar"/>
+        </w:rPr>
+        <w:t xml:space="preserve">usbkeyboard.h</w:t>
+      </w:r>
+      <w:r>
+        <w:t xml:space="preserve"> </w:t>
+      </w:r>
+      <w:r>
+        <w:t xml:space="preserve">(our</w:t>
+      </w:r>
+      <w:r>
+        <w:t xml:space="preserve"> </w:t>
+      </w:r>
+      <w:r>
+        <w:rPr>
+          <w:rStyle w:val="VerbatimChar"/>
+        </w:rPr>
+        <w:t xml:space="preserve">GetKeyMap ()</w:t>
+      </w:r>
+      <w:r>
+        <w:t xml:space="preserve"> </w:t>
+      </w:r>
+      <w:r>
+        <w:t xml:space="preserve">beside upstream's protected</w:t>
+      </w:r>
+      <w:r>
+        <w:t xml:space="preserve"> </w:t>
+      </w:r>
+      <w:r>
+        <w:rPr>
+          <w:rStyle w:val="VerbatimChar"/>
+        </w:rPr>
+        <w:t xml:space="preserve">ConfigureKeyboard</w:t>
+      </w:r>
+      <w:r>
+        <w:t xml:space="preserve">),</w:t>
+      </w:r>
+      <w:r>
+        <w:t xml:space="preserve"> </w:t>
+      </w:r>
+      <w:r>
+        <w:rPr>
+          <w:rStyle w:val="VerbatimChar"/>
+        </w:rPr>
+        <w:t xml:space="preserve">ether4330.c</w:t>
+      </w:r>
+      <w:r>
+        <w:t xml:space="preserve"> </w:t>
+      </w:r>
+      <w:r>
+        <w:t xml:space="preserve">(our scan kept — both bands, the configured networks probed by name — with upstream's directed probe</w:t>
+      </w:r>
+      <w:r>
+        <w:t xml:space="preserve"> </w:t>
+      </w:r>
+      <w:r>
+        <w:t xml:space="preserve">for a hidden network added as one more name),</w:t>
+      </w:r>
+      <w:r>
+        <w:t xml:space="preserve"> </w:t>
+      </w:r>
+      <w:r>
+        <w:rPr>
+          <w:rStyle w:val="VerbatimChar"/>
+        </w:rPr>
+        <w:t xml:space="preserve">tcpconnection.cpp</w:t>
+      </w:r>
+      <w:r>
+        <w:t xml:space="preserve"> </w:t>
+      </w:r>
+      <w:r>
+        <w:t xml:space="preserve">(our duplicate-ACK test kept: patch 20, the same</w:t>
+      </w:r>
+      <w:r>
+        <w:t xml:space="preserve"> </w:t>
+      </w:r>
+      <w:r>
+        <w:t xml:space="preserve">RFC 5681 test without resetting the count on another segment). The keymap decoupling (patch 1) came through intact.</w:t>
+      </w:r>
+      <w:r>
+        <w:t xml:space="preserve"> </w:t>
+      </w:r>
+      <w:r>
+        <w:t xml:space="preserve">Tested on the PC (</w:t>
+      </w:r>
+      <w:r>
+        <w:rPr>
+          <w:rStyle w:val="VerbatimChar"/>
+        </w:rPr>
+        <w:t xml:space="preserve">run_fs_test.sh</w:t>
+      </w:r>
+      <w:r>
+        <w:t xml:space="preserve">,</w:t>
+      </w:r>
+      <w:r>
+        <w:t xml:space="preserve"> </w:t>
+      </w:r>
+      <w:r>
+        <w:rPr>
+          <w:rStyle w:val="VerbatimChar"/>
+        </w:rPr>
+        <w:t xml:space="preserve">run_circlenet_test.sh</w:t>
+      </w:r>
+      <w:r>
+        <w:t xml:space="preserve">,</w:t>
+      </w:r>
+      <w:r>
+        <w:t xml:space="preserve"> </w:t>
+      </w:r>
+      <w:r>
+        <w:rPr>
+          <w:rStyle w:val="VerbatimChar"/>
+        </w:rPr>
+        <w:t xml:space="preserve">run_ramfs_test.sh</w:t>
+      </w:r>
+      <w:r>
+        <w:t xml:space="preserve">,</w:t>
+      </w:r>
+      <w:r>
+        <w:t xml:space="preserve"> </w:t>
+      </w:r>
+      <w:r>
+        <w:rPr>
+          <w:rStyle w:val="VerbatimChar"/>
+        </w:rPr>
+        <w:t xml:space="preserve">run_gui_test.sh</w:t>
+      </w:r>
+      <w:r>
+        <w:t xml:space="preserve">,</w:t>
+      </w:r>
+      <w:r>
+        <w:t xml:space="preserve"> </w:t>
+      </w:r>
+      <w:r>
+        <w:rPr>
+          <w:rStyle w:val="VerbatimChar"/>
+        </w:rPr>
+        <w:t xml:space="preserve">run_gamepad_test.sh</w:t>
+      </w:r>
+      <w:r>
+        <w:t xml:space="preserve">).</w:t>
+      </w:r>
+      <w:r>
+        <w:t xml:space="preserve"> </w:t>
+      </w:r>
+      <w:r>
+        <w:rPr>
+          <w:b/>
           <w:bCs/>
-          <w:b/>
-        </w:rPr>
-        <w:t xml:space="preserve">ported into Onyx's own scheduler</w:t>
-      </w:r>
-      <w:r>
-        <w:t xml:space="preserve"> </w:t>
-      </w:r>
-      <w:r>
-        <w:t xml:space="preserve">(</w:t>
-      </w:r>
-      <w:r>
-        <w:rPr>
-          <w:rStyle w:val="VerbatimChar"/>
-        </w:rPr>
-        <w:t xml:space="preserve">kernel/sched/scheduler.cpp</w:t>
-      </w:r>
-      <w:r>
-        <w:t xml:space="preserve">,</w:t>
-      </w:r>
-      <w:r>
-        <w:t xml:space="preserve"> </w:t>
-      </w:r>
-      <w:r>
-        <w:rPr>
-          <w:rStyle w:val="VerbatimChar"/>
-        </w:rPr>
-        <w:t xml:space="preserve">kernel/compat/circle/sched/scheduler.h</w:t>
-      </w:r>
-      <w:r>
-        <w:t xml:space="preserve">:</w:t>
-      </w:r>
-      <w:r>
-        <w:t xml:space="preserve"> </w:t>
-      </w:r>
-      <w:r>
-        <w:t xml:space="preserve">it replaces Circle's); for the Pi 5: the official DSI touchscreens (</w:t>
-      </w:r>
-      <w:r>
-        <w:rPr>
-          <w:rStyle w:val="VerbatimChar"/>
-        </w:rPr>
-        <w:t xml:space="preserve">addon/rp1dsi</w:t>
-      </w:r>
-      <w:r>
-        <w:t xml:space="preserve">), the RP1's I2C buses 4 and 6.</w:t>
-      </w:r>
-      <w:r>
-        <w:t xml:space="preserve"> </w:t>
-      </w:r>
-      <w:r>
-        <w:t xml:space="preserve">Upstream's DWHCI /</w:t>
-      </w:r>
-      <w:r>
-        <w:t xml:space="preserve"> </w:t>
-      </w:r>
-      <w:r>
-        <w:rPr>
-          <w:rStyle w:val="VerbatimChar"/>
-        </w:rPr>
-        <w:t xml:space="preserve">usbboost</w:t>
-      </w:r>
-      <w:r>
-        <w:t xml:space="preserve"> </w:t>
-      </w:r>
-      <w:r>
-        <w:t xml:space="preserve">/ USB-MIDI work is for the Pi 1-3 only.</w:t>
-      </w:r>
-      <w:r>
-        <w:t xml:space="preserve"> </w:t>
-      </w:r>
-      <w:r>
-        <w:t xml:space="preserve">Three conflicts:</w:t>
-      </w:r>
-      <w:r>
-        <w:t xml:space="preserve"> </w:t>
-      </w:r>
-      <w:r>
-        <w:rPr>
-          <w:rStyle w:val="VerbatimChar"/>
-        </w:rPr>
-        <w:t xml:space="preserve">usbkeyboard.h</w:t>
-      </w:r>
-      <w:r>
-        <w:t xml:space="preserve"> </w:t>
-      </w:r>
-      <w:r>
-        <w:t xml:space="preserve">(our</w:t>
-      </w:r>
-      <w:r>
-        <w:t xml:space="preserve"> </w:t>
-      </w:r>
-      <w:r>
-        <w:rPr>
-          <w:rStyle w:val="VerbatimChar"/>
-        </w:rPr>
-        <w:t xml:space="preserve">GetKeyMap ()</w:t>
-      </w:r>
-      <w:r>
-        <w:t xml:space="preserve"> </w:t>
-      </w:r>
-      <w:r>
-        <w:t xml:space="preserve">beside upstream's protected</w:t>
-      </w:r>
-      <w:r>
-        <w:t xml:space="preserve"> </w:t>
-      </w:r>
-      <w:r>
-        <w:rPr>
-          <w:rStyle w:val="VerbatimChar"/>
-        </w:rPr>
-        <w:t xml:space="preserve">ConfigureKeyboard</w:t>
-      </w:r>
-      <w:r>
-        <w:t xml:space="preserve">),</w:t>
-      </w:r>
-      <w:r>
-        <w:t xml:space="preserve"> </w:t>
-      </w:r>
-      <w:r>
-        <w:rPr>
-          <w:rStyle w:val="VerbatimChar"/>
-        </w:rPr>
-        <w:t xml:space="preserve">ether4330.c</w:t>
-      </w:r>
-      <w:r>
-        <w:t xml:space="preserve"> </w:t>
-      </w:r>
-      <w:r>
-        <w:t xml:space="preserve">(our scan kept — both bands, the configured networks probed by name — with upstream's directed probe</w:t>
-      </w:r>
-      <w:r>
-        <w:t xml:space="preserve"> </w:t>
-      </w:r>
-      <w:r>
-        <w:t xml:space="preserve">for a hidden network added as one more name),</w:t>
-      </w:r>
-      <w:r>
-        <w:t xml:space="preserve"> </w:t>
-      </w:r>
-      <w:r>
-        <w:rPr>
-          <w:rStyle w:val="VerbatimChar"/>
-        </w:rPr>
-        <w:t xml:space="preserve">tcpconnection.cpp</w:t>
-      </w:r>
-      <w:r>
-        <w:t xml:space="preserve"> </w:t>
-      </w:r>
-      <w:r>
-        <w:t xml:space="preserve">(our duplicate-ACK test kept: patch 20, the same</w:t>
-      </w:r>
-      <w:r>
-        <w:t xml:space="preserve"> </w:t>
-      </w:r>
-      <w:r>
-        <w:t xml:space="preserve">RFC 5681 test without resetting the count on another segment). The keymap decoupling (patch 1) came through intact.</w:t>
-      </w:r>
-      <w:r>
-        <w:t xml:space="preserve"> </w:t>
-      </w:r>
-      <w:r>
-        <w:t xml:space="preserve">Tested on the PC (</w:t>
-      </w:r>
-      <w:r>
-        <w:rPr>
-          <w:rStyle w:val="VerbatimChar"/>
-        </w:rPr>
-        <w:t xml:space="preserve">run_fs_test.sh</w:t>
-      </w:r>
-      <w:r>
-        <w:t xml:space="preserve">,</w:t>
-      </w:r>
-      <w:r>
-        <w:t xml:space="preserve"> </w:t>
-      </w:r>
-      <w:r>
-        <w:rPr>
-          <w:rStyle w:val="VerbatimChar"/>
-        </w:rPr>
-        <w:t xml:space="preserve">run_circlenet_test.sh</w:t>
-      </w:r>
-      <w:r>
-        <w:t xml:space="preserve">,</w:t>
-      </w:r>
-      <w:r>
-        <w:t xml:space="preserve"> </w:t>
-      </w:r>
-      <w:r>
-        <w:rPr>
-          <w:rStyle w:val="VerbatimChar"/>
-        </w:rPr>
-        <w:t xml:space="preserve">run_ramfs_test.sh</w:t>
-      </w:r>
-      <w:r>
-        <w:t xml:space="preserve">,</w:t>
-      </w:r>
-      <w:r>
-        <w:t xml:space="preserve"> </w:t>
-      </w:r>
-      <w:r>
-        <w:rPr>
-          <w:rStyle w:val="VerbatimChar"/>
-        </w:rPr>
-        <w:t xml:space="preserve">run_gui_test.sh</w:t>
-      </w:r>
-      <w:r>
-        <w:t xml:space="preserve">,</w:t>
-      </w:r>
-      <w:r>
-        <w:t xml:space="preserve"> </w:t>
-      </w:r>
-      <w:r>
-        <w:rPr>
-          <w:rStyle w:val="VerbatimChar"/>
-        </w:rPr>
-        <w:t xml:space="preserve">run_gamepad_test.sh</w:t>
-      </w:r>
-      <w:r>
-        <w:t xml:space="preserve">).</w:t>
-      </w:r>
-      <w:r>
-        <w:t xml:space="preserve"> </w:t>
-      </w:r>
-      <w:r>
-        <w:rPr>
-          <w:bCs/>
-          <w:b/>
         </w:rPr>
         <w:t xml:space="preserve">Tested on the Pi 4 (the user, 2026-10-09):</w:t>
       </w:r>
@@ -19938,8 +19763,8 @@
         <w:t xml:space="preserve">yet: a keyboard unplugged and plugged again (its layout kept), the 8BitDo / Xbox 360 wireless devices.</w:t>
       </w:r>
     </w:p>
-    <w:bookmarkEnd w:id="58"/>
-    <w:bookmarkStart w:id="59" w:name="updating-the-fork-submodule"/>
+    <w:bookmarkEnd w:id="56"/>
+    <w:bookmarkStart w:id="57" w:name="updating-the-fork-submodule"/>
     <w:p>
       <w:pPr>
         <w:pStyle w:val="Heading2"/>
@@ -20118,7 +19943,7 @@
         <w:t xml:space="preserve">"Bump circle submodule"</w:t>
       </w:r>
     </w:p>
-    <w:bookmarkEnd w:id="59"/>
+    <w:bookmarkEnd w:id="57"/>
     <w:sectPr>
       <w:footerReference r:id="rId9" w:type="default"/>
       <w:footnotePr>
@@ -20200,14 +20025,14 @@
 <file path=word/numbering.xml><?xml version="1.0" encoding="utf-8"?>
 <w:numbering xmlns:w="http://schemas.openxmlformats.org/wordprocessingml/2006/main">
   <w:abstractNum w:abstractNumId="990">
-    <w:nsid w:val="A990"/>
+    <w:nsid w:val="0000A990"/>
     <w:multiLevelType w:val="multilevel"/>
     <w:lvl w:ilvl="0">
       <w:numFmt w:val="bullet"/>
       <w:lvlText w:val=" "/>
       <w:lvlJc w:val="left"/>
       <w:pPr>
-        <w:ind w:left="720" w:hanging="480"/>
+        <w:ind w:left="720" w:hanging="360"/>
       </w:pPr>
     </w:lvl>
     <w:lvl w:ilvl="1">
@@ -20215,7 +20040,7 @@
       <w:lvlText w:val=" "/>
       <w:lvlJc w:val="left"/>
       <w:pPr>
-        <w:ind w:left="1440" w:hanging="480"/>
+        <w:ind w:left="1440" w:hanging="360"/>
       </w:pPr>
     </w:lvl>
     <w:lvl w:ilvl="2">
@@ -20223,7 +20048,7 @@
       <w:lvlText w:val=" "/>
       <w:lvlJc w:val="left"/>
       <w:pPr>
-        <w:ind w:left="2160" w:hanging="480"/>
+        <w:ind w:left="2160" w:hanging="360"/>
       </w:pPr>
     </w:lvl>
     <w:lvl w:ilvl="3">
@@ -20231,7 +20056,7 @@
       <w:lvlText w:val=" "/>
       <w:lvlJc w:val="left"/>
       <w:pPr>
-        <w:ind w:left="2880" w:hanging="480"/>
+        <w:ind w:left="2880" w:hanging="360"/>
       </w:pPr>
     </w:lvl>
     <w:lvl w:ilvl="4">
@@ -20239,7 +20064,7 @@
       <w:lvlText w:val=" "/>
       <w:lvlJc w:val="left"/>
       <w:pPr>
-        <w:ind w:left="3600" w:hanging="480"/>
+        <w:ind w:left="3600" w:hanging="360"/>
       </w:pPr>
     </w:lvl>
     <w:lvl w:ilvl="5">
@@ -20247,7 +20072,7 @@
       <w:lvlText w:val=" "/>
       <w:lvlJc w:val="left"/>
       <w:pPr>
-        <w:ind w:left="4320" w:hanging="480"/>
+        <w:ind w:left="4320" w:hanging="360"/>
       </w:pPr>
     </w:lvl>
     <w:lvl w:ilvl="6">
@@ -20255,7 +20080,7 @@
       <w:lvlText w:val=" "/>
       <w:lvlJc w:val="left"/>
       <w:pPr>
-        <w:ind w:left="5040" w:hanging="480"/>
+        <w:ind w:left="5040" w:hanging="360"/>
       </w:pPr>
     </w:lvl>
     <w:lvl w:ilvl="7">
@@ -20263,7 +20088,7 @@
       <w:lvlText w:val=" "/>
       <w:lvlJc w:val="left"/>
       <w:pPr>
-        <w:ind w:left="5760" w:hanging="480"/>
+        <w:ind w:left="5760" w:hanging="360"/>
       </w:pPr>
     </w:lvl>
     <w:lvl w:ilvl="8">
@@ -20271,88 +20096,115 @@
       <w:lvlText w:val=" "/>
       <w:lvlJc w:val="left"/>
       <w:pPr>
-        <w:ind w:left="6480" w:hanging="480"/>
+        <w:ind w:left="6480" w:hanging="360"/>
       </w:pPr>
     </w:lvl>
   </w:abstractNum>
   <w:abstractNum w:abstractNumId="991">
-    <w:nsid w:val="A991"/>
+    <w:nsid w:val="0000A991"/>
     <w:multiLevelType w:val="multilevel"/>
     <w:lvl w:ilvl="0">
       <w:numFmt w:val="bullet"/>
-      <w:lvlText w:val="•"/>
+      <w:lvlText w:val=""/>
       <w:lvlJc w:val="left"/>
       <w:pPr>
-        <w:ind w:left="720" w:hanging="480"/>
+        <w:ind w:left="720" w:hanging="360"/>
       </w:pPr>
+      <w:rPr>
+        <w:rFonts w:ascii="Symbol" w:hAnsi="Symbol" w:cs="Symbol" w:hint="default"/>
+      </w:rPr>
     </w:lvl>
     <w:lvl w:ilvl="1">
       <w:numFmt w:val="bullet"/>
-      <w:lvlText w:val="–"/>
+      <w:lvlText w:val="o"/>
       <w:lvlJc w:val="left"/>
       <w:pPr>
-        <w:ind w:left="1440" w:hanging="480"/>
+        <w:ind w:left="1440" w:hanging="360"/>
       </w:pPr>
+      <w:rPr>
+        <w:rFonts w:ascii="Courier New" w:hAnsi="Courier New" w:cs="Courier New" w:hint="default"/>
+      </w:rPr>
     </w:lvl>
     <w:lvl w:ilvl="2">
       <w:numFmt w:val="bullet"/>
-      <w:lvlText w:val="•"/>
+      <w:lvlText w:val=""/>
       <w:lvlJc w:val="left"/>
       <w:pPr>
-        <w:ind w:left="2160" w:hanging="480"/>
+        <w:ind w:left="2160" w:hanging="360"/>
       </w:pPr>
+      <w:rPr>
+        <w:rFonts w:ascii="Wingdings" w:hAnsi="Wingdings" w:cs="Wingdings" w:hint="default"/>
+      </w:rPr>
     </w:lvl>
     <w:lvl w:ilvl="3">
       <w:numFmt w:val="bullet"/>
-      <w:lvlText w:val="–"/>
+      <w:lvlText w:val=""/>
       <w:lvlJc w:val="left"/>
       <w:pPr>
-        <w:ind w:left="2880" w:hanging="480"/>
+        <w:ind w:left="2880" w:hanging="360"/>
       </w:pPr>
+      <w:rPr>
+        <w:rFonts w:ascii="Symbol" w:hAnsi="Symbol" w:cs="Symbol" w:hint="default"/>
+      </w:rPr>
     </w:lvl>
     <w:lvl w:ilvl="4">
       <w:numFmt w:val="bullet"/>
-      <w:lvlText w:val="•"/>
+      <w:lvlText w:val="o"/>
       <w:lvlJc w:val="left"/>
       <w:pPr>
-        <w:ind w:left="3600" w:hanging="480"/>
+        <w:ind w:left="3600" w:hanging="360"/>
       </w:pPr>
+      <w:rPr>
+        <w:rFonts w:ascii="Courier New" w:hAnsi="Courier New" w:cs="Courier New" w:hint="default"/>
+      </w:rPr>
     </w:lvl>
     <w:lvl w:ilvl="5">
       <w:numFmt w:val="bullet"/>
-      <w:lvlText w:val="–"/>
+      <w:lvlText w:val=""/>
       <w:lvlJc w:val="left"/>
       <w:pPr>
-        <w:ind w:left="4320" w:hanging="480"/>
+        <w:ind w:left="4320" w:hanging="360"/>
       </w:pPr>
+      <w:rPr>
+        <w:rFonts w:ascii="Wingdings" w:hAnsi="Wingdings" w:cs="Wingdings" w:hint="default"/>
+      </w:rPr>
     </w:lvl>
     <w:lvl w:ilvl="6">
       <w:numFmt w:val="bullet"/>
-      <w:lvlText w:val="•"/>
+      <w:lvlText w:val=""/>
       <w:lvlJc w:val="left"/>
       <w:pPr>
-        <w:ind w:left="5040" w:hanging="480"/>
+        <w:ind w:left="5040" w:hanging="360"/>
       </w:pPr>
+      <w:rPr>
+        <w:rFonts w:ascii="Symbol" w:hAnsi="Symbol" w:cs="Symbol" w:hint="default"/>
+      </w:rPr>
     </w:lvl>
     <w:lvl w:ilvl="7">
       <w:numFmt w:val="bullet"/>
-      <w:lvlText w:val="–"/>
+      <w:lvlText w:val="o"/>
       <w:lvlJc w:val="left"/>
       <w:pPr>
-        <w:ind w:left="5760" w:hanging="480"/>
+        <w:ind w:left="5760" w:hanging="360"/>
       </w:pPr>
+      <w:rPr>
+        <w:rFonts w:ascii="Courier New" w:hAnsi="Courier New" w:cs="Courier New" w:hint="default"/>
+      </w:rPr>
     </w:lvl>
     <w:lvl w:ilvl="8">
       <w:numFmt w:val="bullet"/>
-      <w:lvlText w:val="•"/>
+      <w:lvlText w:val=""/>
       <w:lvlJc w:val="left"/>
       <w:pPr>
-        <w:ind w:left="6480" w:hanging="480"/>
+        <w:ind w:left="6480" w:hanging="360"/>
       </w:pPr>
+      <w:rPr>
+        <w:rFonts w:ascii="Wingdings" w:hAnsi="Wingdings" w:cs="Wingdings" w:hint="default"/>
+      </w:rPr>
     </w:lvl>
   </w:abstractNum>
   <w:abstractNum w:abstractNumId="99411">
-    <w:nsid w:val="A99411"/>
+    <w:nsid w:val="00A99411"/>
     <w:multiLevelType w:val="multilevel"/>
     <w:lvl w:ilvl="0">
       <w:start w:val="1"/>
@@ -20360,7 +20212,7 @@
       <w:lvlText w:val="%1."/>
       <w:lvlJc w:val="left"/>
       <w:pPr>
-        <w:ind w:left="720" w:hanging="480"/>
+        <w:ind w:left="720" w:hanging="360"/>
       </w:pPr>
     </w:lvl>
     <w:lvl w:ilvl="1">
@@ -20369,7 +20221,7 @@
       <w:lvlText w:val="%2."/>
       <w:lvlJc w:val="left"/>
       <w:pPr>
-        <w:ind w:left="1440" w:hanging="480"/>
+        <w:ind w:left="1440" w:hanging="360"/>
       </w:pPr>
     </w:lvl>
     <w:lvl w:ilvl="2">
@@ -20378,7 +20230,7 @@
       <w:lvlText w:val="%3."/>
       <w:lvlJc w:val="left"/>
       <w:pPr>
-        <w:ind w:left="2160" w:hanging="480"/>
+        <w:ind w:left="2160" w:hanging="360"/>
       </w:pPr>
     </w:lvl>
     <w:lvl w:ilvl="3">
@@ -20387,7 +20239,7 @@
       <w:lvlText w:val="%4."/>
       <w:lvlJc w:val="left"/>
       <w:pPr>
-        <w:ind w:left="2880" w:hanging="480"/>
+        <w:ind w:left="2880" w:hanging="360"/>
       </w:pPr>
     </w:lvl>
     <w:lvl w:ilvl="4">
@@ -20396,7 +20248,7 @@
       <w:lvlText w:val="%5."/>
       <w:lvlJc w:val="left"/>
       <w:pPr>
-        <w:ind w:left="3600" w:hanging="480"/>
+        <w:ind w:left="3600" w:hanging="360"/>
       </w:pPr>
     </w:lvl>
     <w:lvl w:ilvl="5">
@@ -20405,7 +20257,7 @@
       <w:lvlText w:val="%6."/>
       <w:lvlJc w:val="left"/>
       <w:pPr>
-        <w:ind w:left="4320" w:hanging="480"/>
+        <w:ind w:left="4320" w:hanging="360"/>
       </w:pPr>
     </w:lvl>
     <w:lvl w:ilvl="6">
@@ -20414,7 +20266,7 @@
       <w:lvlText w:val="%7."/>
       <w:lvlJc w:val="left"/>
       <w:pPr>
-        <w:ind w:left="5040" w:hanging="480"/>
+        <w:ind w:left="5040" w:hanging="360"/>
       </w:pPr>
     </w:lvl>
     <w:lvl w:ilvl="7">
@@ -20423,7 +20275,7 @@
       <w:lvlText w:val="%8."/>
       <w:lvlJc w:val="left"/>
       <w:pPr>
-        <w:ind w:left="5760" w:hanging="480"/>
+        <w:ind w:left="5760" w:hanging="360"/>
       </w:pPr>
     </w:lvl>
     <w:lvl w:ilvl="8">
@@ -20432,7 +20284,7 @@
       <w:lvlText w:val="%9."/>
       <w:lvlJc w:val="left"/>
       <w:pPr>
-        <w:ind w:left="6480" w:hanging="480"/>
+        <w:ind w:left="6480" w:hanging="360"/>
       </w:pPr>
     </w:lvl>
   </w:abstractNum>
@@ -21200,8 +21052,8 @@
     <w:name w:val="KeywordTok"/>
     <w:basedOn w:val="VerbatimChar"/>
     <w:rPr>
+      <w:b/>
       <w:color w:val="007020"/>
-      <w:b/>
     </w:rPr>
   </w:style>
   <w:style w:type="character" w:customStyle="1" w:styleId="DataTypeTok">
@@ -21278,42 +21130,42 @@
     <w:name w:val="ImportTok"/>
     <w:basedOn w:val="VerbatimChar"/>
     <w:rPr>
+      <w:b/>
       <w:color w:val="008000"/>
-      <w:b/>
     </w:rPr>
   </w:style>
   <w:style w:type="character" w:customStyle="1" w:styleId="CommentTok">
     <w:name w:val="CommentTok"/>
     <w:basedOn w:val="VerbatimChar"/>
     <w:rPr>
+      <w:i/>
       <w:color w:val="60a0b0"/>
-      <w:i/>
     </w:rPr>
   </w:style>
   <w:style w:type="character" w:customStyle="1" w:styleId="DocumentationTok">
     <w:name w:val="DocumentationTok"/>
     <w:basedOn w:val="VerbatimChar"/>
     <w:rPr>
+      <w:i/>
       <w:color w:val="ba2121"/>
-      <w:i/>
     </w:rPr>
   </w:style>
   <w:style w:type="character" w:customStyle="1" w:styleId="AnnotationTok">
     <w:name w:val="AnnotationTok"/>
     <w:basedOn w:val="VerbatimChar"/>
     <w:rPr>
-      <w:color w:val="60a0b0"/>
       <w:b/>
       <w:i/>
+      <w:color w:val="60a0b0"/>
     </w:rPr>
   </w:style>
   <w:style w:type="character" w:customStyle="1" w:styleId="CommentVarTok">
     <w:name w:val="CommentVarTok"/>
     <w:basedOn w:val="VerbatimChar"/>
     <w:rPr>
-      <w:color w:val="60a0b0"/>
       <w:b/>
       <w:i/>
+      <w:color w:val="60a0b0"/>
     </w:rPr>
   </w:style>
   <w:style w:type="character" w:customStyle="1" w:styleId="OtherTok">
@@ -21341,8 +21193,8 @@
     <w:name w:val="ControlFlowTok"/>
     <w:basedOn w:val="VerbatimChar"/>
     <w:rPr>
+      <w:b/>
       <w:color w:val="007020"/>
-      <w:b/>
     </w:rPr>
   </w:style>
   <w:style w:type="character" w:customStyle="1" w:styleId="OperatorTok">
@@ -21387,34 +21239,34 @@
     <w:name w:val="InformationTok"/>
     <w:basedOn w:val="VerbatimChar"/>
     <w:rPr>
-      <w:color w:val="60a0b0"/>
       <w:b/>
       <w:i/>
+      <w:color w:val="60a0b0"/>
     </w:rPr>
   </w:style>
   <w:style w:type="character" w:customStyle="1" w:styleId="WarningTok">
     <w:name w:val="WarningTok"/>
     <w:basedOn w:val="VerbatimChar"/>
     <w:rPr>
-      <w:color w:val="60a0b0"/>
       <w:b/>
       <w:i/>
+      <w:color w:val="60a0b0"/>
     </w:rPr>
   </w:style>
   <w:style w:type="character" w:customStyle="1" w:styleId="AlertTok">
     <w:name w:val="AlertTok"/>
     <w:basedOn w:val="VerbatimChar"/>
     <w:rPr>
+      <w:b/>
       <w:color w:val="ff0000"/>
-      <w:b/>
     </w:rPr>
   </w:style>
   <w:style w:type="character" w:customStyle="1" w:styleId="ErrorTok">
     <w:name w:val="ErrorTok"/>
     <w:basedOn w:val="VerbatimChar"/>
     <w:rPr>
+      <w:b/>
       <w:color w:val="ff0000"/>
-      <w:b/>
     </w:rPr>
   </w:style>
   <w:style w:type="character" w:customStyle="1" w:styleId="NormalTok">

--- a/docs/exports/05-CIRCLE-CHANGES.docx
+++ b/docs/exports/05-CIRCLE-CHANGES.docx
@@ -30,8 +30,8 @@
       </w:r>
       <w:r>
         <w:rPr>
+          <w:bCs/>
           <w:b/>
-          <w:bCs/>
         </w:rPr>
         <w:t xml:space="preserve">Circle</w:t>
       </w:r>
@@ -41,7 +41,7 @@
       <w:r>
         <w:t xml:space="preserve">(</w:t>
       </w:r>
-      <w:hyperlink r:id="rId18">
+      <w:hyperlink r:id="rId20">
         <w:r>
           <w:rPr>
             <w:rStyle w:val="Hyperlink"/>
@@ -69,21 +69,21 @@
       </w:r>
       <w:r>
         <w:rPr>
+          <w:bCs/>
           <w:b/>
+        </w:rPr>
+        <w:t xml:space="preserve">fork</w:t>
+      </w:r>
+      <w:r>
+        <w:t xml:space="preserve">, pulled in as a</w:t>
+      </w:r>
+      <w:r>
+        <w:t xml:space="preserve"> </w:t>
+      </w:r>
+      <w:r>
+        <w:rPr>
           <w:bCs/>
-        </w:rPr>
-        <w:t xml:space="preserve">fork</w:t>
-      </w:r>
-      <w:r>
-        <w:t xml:space="preserve">, pulled in as a</w:t>
-      </w:r>
-      <w:r>
-        <w:t xml:space="preserve"> </w:t>
-      </w:r>
-      <w:r>
-        <w:rPr>
           <w:b/>
-          <w:bCs/>
         </w:rPr>
         <w:t xml:space="preserve">git submodule</w:t>
       </w:r>
@@ -93,72 +93,72 @@
     </w:p>
     <w:p>
       <w:pPr>
-        <w:pStyle w:val="Compact"/>
         <w:numPr>
           <w:ilvl w:val="0"/>
           <w:numId w:val="1001"/>
         </w:numPr>
+        <w:pStyle w:val="Compact"/>
       </w:pPr>
       <w:r>
         <w:rPr>
+          <w:bCs/>
           <w:b/>
+        </w:rPr>
+        <w:t xml:space="preserve">Submodule:</w:t>
+      </w:r>
+      <w:r>
+        <w:t xml:space="preserve"> </w:t>
+      </w:r>
+      <w:r>
+        <w:rPr>
+          <w:rStyle w:val="VerbatimChar"/>
+        </w:rPr>
+        <w:t xml:space="preserve">circle/</w:t>
+      </w:r>
+      <w:r>
+        <w:t xml:space="preserve"> </w:t>
+      </w:r>
+      <w:r>
+        <w:t xml:space="preserve">→</w:t>
+      </w:r>
+      <w:r>
+        <w:t xml:space="preserve"> </w:t>
+      </w:r>
+      <w:r>
+        <w:rPr>
+          <w:rStyle w:val="VerbatimChar"/>
+        </w:rPr>
+        <w:t xml:space="preserve">https://github.com/stephaneweg/circle.git</w:t>
+      </w:r>
+      <w:r>
+        <w:t xml:space="preserve"> </w:t>
+      </w:r>
+      <w:r>
+        <w:t xml:space="preserve">(</w:t>
+      </w:r>
+      <w:r>
+        <w:rPr>
+          <w:rStyle w:val="VerbatimChar"/>
+        </w:rPr>
+        <w:t xml:space="preserve">.gitmodules</w:t>
+      </w:r>
+      <w:r>
+        <w:t xml:space="preserve">),</w:t>
+      </w:r>
+      <w:r>
+        <w:t xml:space="preserve"> </w:t>
+      </w:r>
+      <w:r>
+        <w:t xml:space="preserve">branch</w:t>
+      </w:r>
+      <w:r>
+        <w:t xml:space="preserve"> </w:t>
+      </w:r>
+      <w:r>
+        <w:rPr>
+          <w:rStyle w:val="VerbatimChar"/>
           <w:bCs/>
-        </w:rPr>
-        <w:t xml:space="preserve">Submodule:</w:t>
-      </w:r>
-      <w:r>
-        <w:t xml:space="preserve"> </w:t>
-      </w:r>
-      <w:r>
-        <w:rPr>
-          <w:rStyle w:val="VerbatimChar"/>
-        </w:rPr>
-        <w:t xml:space="preserve">circle/</w:t>
-      </w:r>
-      <w:r>
-        <w:t xml:space="preserve"> </w:t>
-      </w:r>
-      <w:r>
-        <w:t xml:space="preserve">→</w:t>
-      </w:r>
-      <w:r>
-        <w:t xml:space="preserve"> </w:t>
-      </w:r>
-      <w:r>
-        <w:rPr>
-          <w:rStyle w:val="VerbatimChar"/>
-        </w:rPr>
-        <w:t xml:space="preserve">https://github.com/stephaneweg/circle.git</w:t>
-      </w:r>
-      <w:r>
-        <w:t xml:space="preserve"> </w:t>
-      </w:r>
-      <w:r>
-        <w:t xml:space="preserve">(</w:t>
-      </w:r>
-      <w:r>
-        <w:rPr>
-          <w:rStyle w:val="VerbatimChar"/>
-        </w:rPr>
-        <w:t xml:space="preserve">.gitmodules</w:t>
-      </w:r>
-      <w:r>
-        <w:t xml:space="preserve">),</w:t>
-      </w:r>
-      <w:r>
-        <w:t xml:space="preserve"> </w:t>
-      </w:r>
-      <w:r>
-        <w:t xml:space="preserve">branch</w:t>
-      </w:r>
-      <w:r>
-        <w:t xml:space="preserve"> </w:t>
-      </w:r>
-      <w:r>
-        <w:rPr>
-          <w:rStyle w:val="VerbatimChar"/>
           <w:b/>
-          <w:bCs/>
         </w:rPr>
         <w:t xml:space="preserve">onyx</w:t>
       </w:r>
@@ -168,39 +168,39 @@
     </w:p>
     <w:p>
       <w:pPr>
-        <w:pStyle w:val="Compact"/>
         <w:numPr>
           <w:ilvl w:val="0"/>
           <w:numId w:val="1001"/>
         </w:numPr>
+        <w:pStyle w:val="Compact"/>
       </w:pPr>
       <w:r>
         <w:rPr>
+          <w:bCs/>
           <w:b/>
+        </w:rPr>
+        <w:t xml:space="preserve">Upstream base:</w:t>
+      </w:r>
+      <w:r>
+        <w:t xml:space="preserve"> </w:t>
+      </w:r>
+      <w:r>
+        <w:rPr>
+          <w:rStyle w:val="VerbatimChar"/>
+        </w:rPr>
+        <w:t xml:space="preserve">https://github.com/rsta2/circle.git</w:t>
+      </w:r>
+      <w:r>
+        <w:t xml:space="preserve">, tag</w:t>
+      </w:r>
+      <w:r>
+        <w:t xml:space="preserve"> </w:t>
+      </w:r>
+      <w:r>
+        <w:rPr>
+          <w:rStyle w:val="VerbatimChar"/>
           <w:bCs/>
-        </w:rPr>
-        <w:t xml:space="preserve">Upstream base:</w:t>
-      </w:r>
-      <w:r>
-        <w:t xml:space="preserve"> </w:t>
-      </w:r>
-      <w:r>
-        <w:rPr>
-          <w:rStyle w:val="VerbatimChar"/>
-        </w:rPr>
-        <w:t xml:space="preserve">https://github.com/rsta2/circle.git</w:t>
-      </w:r>
-      <w:r>
-        <w:t xml:space="preserve">, tag</w:t>
-      </w:r>
-      <w:r>
-        <w:t xml:space="preserve"> </w:t>
-      </w:r>
-      <w:r>
-        <w:rPr>
-          <w:rStyle w:val="VerbatimChar"/>
           <w:b/>
-          <w:bCs/>
         </w:rPr>
         <w:t xml:space="preserve">Step51.1.1</w:t>
       </w:r>
@@ -242,8 +242,8 @@
       </w:r>
       <w:r>
         <w:rPr>
+          <w:iCs/>
           <w:i/>
-          <w:iCs/>
         </w:rPr>
         <w:t xml:space="preserve">Upstream merges</w:t>
       </w:r>
@@ -256,11 +256,11 @@
     </w:p>
     <w:p>
       <w:pPr>
-        <w:pStyle w:val="Compact"/>
         <w:numPr>
           <w:ilvl w:val="0"/>
           <w:numId w:val="1001"/>
         </w:numPr>
+        <w:pStyle w:val="Compact"/>
       </w:pPr>
       <w:r>
         <w:t xml:space="preserve">The superproject pins a specific fork commit;</w:t>
@@ -480,48 +480,48 @@
       </w:pPr>
       <w:r>
         <w:rPr>
+          <w:bCs/>
           <w:b/>
+        </w:rPr>
+        <w:t xml:space="preserve">Design rule.</w:t>
+      </w:r>
+      <w:r>
+        <w:t xml:space="preserve"> </w:t>
+      </w:r>
+      <w:r>
+        <w:t xml:space="preserve">Patch Circle as little as possible. When a change can be header-only (no</w:t>
+      </w:r>
+      <w:r>
+        <w:t xml:space="preserve"> </w:t>
+      </w:r>
+      <w:r>
+        <w:t xml:space="preserve">library rebuild), it is. Anything that can live in our own kernel instead (for example the</w:t>
+      </w:r>
+      <w:r>
+        <w:t xml:space="preserve"> </w:t>
+      </w:r>
+      <w:r>
+        <w:t xml:space="preserve">cooked-mouse changed-button handling, done in</w:t>
+      </w:r>
+      <w:r>
+        <w:t xml:space="preserve"> </w:t>
+      </w:r>
+      <w:r>
+        <w:rPr>
+          <w:rStyle w:val="VerbatimChar"/>
+        </w:rPr>
+        <w:t xml:space="preserve">kernel/</w:t>
+      </w:r>
+      <w:r>
+        <w:t xml:space="preserve">'s mouse stub) is</w:t>
+      </w:r>
+      <w:r>
+        <w:t xml:space="preserve"> </w:t>
+      </w:r>
+      <w:r>
+        <w:rPr>
           <w:bCs/>
-        </w:rPr>
-        <w:t xml:space="preserve">Design rule.</w:t>
-      </w:r>
-      <w:r>
-        <w:t xml:space="preserve"> </w:t>
-      </w:r>
-      <w:r>
-        <w:t xml:space="preserve">Patch Circle as little as possible. When a change can be header-only (no</w:t>
-      </w:r>
-      <w:r>
-        <w:t xml:space="preserve"> </w:t>
-      </w:r>
-      <w:r>
-        <w:t xml:space="preserve">library rebuild), it is. Anything that can live in our own kernel instead (for example the</w:t>
-      </w:r>
-      <w:r>
-        <w:t xml:space="preserve"> </w:t>
-      </w:r>
-      <w:r>
-        <w:t xml:space="preserve">cooked-mouse changed-button handling, done in</w:t>
-      </w:r>
-      <w:r>
-        <w:t xml:space="preserve"> </w:t>
-      </w:r>
-      <w:r>
-        <w:rPr>
-          <w:rStyle w:val="VerbatimChar"/>
-        </w:rPr>
-        <w:t xml:space="preserve">kernel/</w:t>
-      </w:r>
-      <w:r>
-        <w:t xml:space="preserve">'s mouse stub) is</w:t>
-      </w:r>
-      <w:r>
-        <w:t xml:space="preserve"> </w:t>
-      </w:r>
-      <w:r>
-        <w:rPr>
           <w:b/>
-          <w:bCs/>
         </w:rPr>
         <w:t xml:space="preserve">not</w:t>
       </w:r>
@@ -552,7 +552,7 @@
         <w:t xml:space="preserve">"Onyx" — cosmetic only.</w:t>
       </w:r>
     </w:p>
-    <w:bookmarkStart w:id="19" w:name="summary"/>
+    <w:bookmarkStart w:id="21" w:name="summary"/>
     <w:p>
       <w:pPr>
         <w:pStyle w:val="Heading2"/>
@@ -566,6 +566,7 @@
         <w:tblStyle w:val="Table"/>
         <w:tblW w:type="auto" w:w="0"/>
         <w:tblLook w:firstRow="1" w:lastRow="0" w:firstColumn="0" w:lastColumn="0" w:noHBand="0" w:noVBand="0" w:val="0020"/>
+        <w:jc w:val="start"/>
       </w:tblPr>
       <w:tblGrid>
         <w:gridCol w:w="1980"/>
@@ -575,13 +576,14 @@
       </w:tblGrid>
       <w:tr>
         <w:trPr>
-          <w:tblHeader w:val="on"/>
+          <w:tblHeader w:val="true"/>
         </w:trPr>
         <w:tc>
           <w:tcPr/>
           <w:p>
             <w:pPr>
               <w:pStyle w:val="Compact"/>
+              <w:jc w:val="left"/>
             </w:pPr>
             <w:r>
               <w:t xml:space="preserve">#</w:t>
@@ -593,6 +595,7 @@
           <w:p>
             <w:pPr>
               <w:pStyle w:val="Compact"/>
+              <w:jc w:val="left"/>
             </w:pPr>
             <w:r>
               <w:t xml:space="preserve">Patch</w:t>
@@ -604,6 +607,7 @@
           <w:p>
             <w:pPr>
               <w:pStyle w:val="Compact"/>
+              <w:jc w:val="left"/>
             </w:pPr>
             <w:r>
               <w:t xml:space="preserve">Files touched</w:t>
@@ -615,6 +619,7 @@
           <w:p>
             <w:pPr>
               <w:pStyle w:val="Compact"/>
+              <w:jc w:val="left"/>
             </w:pPr>
             <w:r>
               <w:t xml:space="preserve">Rebuild</w:t>
@@ -628,6 +633,7 @@
           <w:p>
             <w:pPr>
               <w:pStyle w:val="Compact"/>
+              <w:jc w:val="left"/>
             </w:pPr>
             <w:r>
               <w:t xml:space="preserve">1</w:t>
@@ -639,6 +645,7 @@
           <w:p>
             <w:pPr>
               <w:pStyle w:val="Compact"/>
+              <w:jc w:val="left"/>
             </w:pPr>
             <w:r>
               <w:t xml:space="preserve">Keyboard map</w:t>
@@ -648,8 +655,8 @@
             </w:r>
             <w:r>
               <w:rPr>
+                <w:bCs/>
                 <w:b/>
-                <w:bCs/>
               </w:rPr>
               <w:t xml:space="preserve">decoupled</w:t>
             </w:r>
@@ -681,6 +688,7 @@
           <w:p>
             <w:pPr>
               <w:pStyle w:val="Compact"/>
+              <w:jc w:val="left"/>
             </w:pPr>
             <w:r>
               <w:rPr>
@@ -749,6 +757,7 @@
           <w:p>
             <w:pPr>
               <w:pStyle w:val="Compact"/>
+              <w:jc w:val="left"/>
             </w:pPr>
             <w:r>
               <w:rPr>
@@ -783,6 +792,7 @@
           <w:p>
             <w:pPr>
               <w:pStyle w:val="Compact"/>
+              <w:jc w:val="left"/>
             </w:pPr>
             <w:r>
               <w:t xml:space="preserve">2</w:t>
@@ -794,6 +804,7 @@
           <w:p>
             <w:pPr>
               <w:pStyle w:val="Compact"/>
+              <w:jc w:val="left"/>
             </w:pPr>
             <w:r>
               <w:t xml:space="preserve">Heap</w:t>
@@ -803,8 +814,8 @@
             </w:r>
             <w:r>
               <w:rPr>
+                <w:bCs/>
                 <w:b/>
-                <w:bCs/>
               </w:rPr>
               <w:t xml:space="preserve">large-block reuse</w:t>
             </w:r>
@@ -821,6 +832,7 @@
           <w:p>
             <w:pPr>
               <w:pStyle w:val="Compact"/>
+              <w:jc w:val="left"/>
             </w:pPr>
             <w:r>
               <w:rPr>
@@ -847,6 +859,7 @@
           <w:p>
             <w:pPr>
               <w:pStyle w:val="Compact"/>
+              <w:jc w:val="left"/>
             </w:pPr>
             <w:r>
               <w:rPr>
@@ -863,6 +876,7 @@
           <w:p>
             <w:pPr>
               <w:pStyle w:val="Compact"/>
+              <w:jc w:val="left"/>
             </w:pPr>
             <w:r>
               <w:t xml:space="preserve">3</w:t>
@@ -874,11 +888,12 @@
           <w:p>
             <w:pPr>
               <w:pStyle w:val="Compact"/>
+              <w:jc w:val="left"/>
             </w:pPr>
             <w:r>
               <w:rPr>
+                <w:bCs/>
                 <w:b/>
-                <w:bCs/>
               </w:rPr>
               <w:t xml:space="preserve">Free-space accounting</w:t>
             </w:r>
@@ -910,6 +925,7 @@
           <w:p>
             <w:pPr>
               <w:pStyle w:val="Compact"/>
+              <w:jc w:val="left"/>
             </w:pPr>
             <w:r>
               <w:rPr>
@@ -936,6 +952,7 @@
           <w:p>
             <w:pPr>
               <w:pStyle w:val="Compact"/>
+              <w:jc w:val="left"/>
             </w:pPr>
             <w:r>
               <w:rPr>
@@ -970,6 +987,7 @@
           <w:p>
             <w:pPr>
               <w:pStyle w:val="Compact"/>
+              <w:jc w:val="left"/>
             </w:pPr>
             <w:r>
               <w:t xml:space="preserve">4</w:t>
@@ -981,11 +999,12 @@
           <w:p>
             <w:pPr>
               <w:pStyle w:val="Compact"/>
+              <w:jc w:val="left"/>
             </w:pPr>
             <w:r>
               <w:rPr>
+                <w:bCs/>
                 <w:b/>
-                <w:bCs/>
               </w:rPr>
               <w:t xml:space="preserve">Multi-core enabled</w:t>
             </w:r>
@@ -1011,6 +1030,7 @@
           <w:p>
             <w:pPr>
               <w:pStyle w:val="Compact"/>
+              <w:jc w:val="left"/>
             </w:pPr>
             <w:r>
               <w:rPr>
@@ -1025,11 +1045,12 @@
           <w:p>
             <w:pPr>
               <w:pStyle w:val="Compact"/>
+              <w:jc w:val="left"/>
             </w:pPr>
             <w:r>
               <w:rPr>
+                <w:bCs/>
                 <w:b/>
-                <w:bCs/>
               </w:rPr>
               <w:t xml:space="preserve">every library</w:t>
             </w:r>
@@ -1048,6 +1069,7 @@
           <w:p>
             <w:pPr>
               <w:pStyle w:val="Compact"/>
+              <w:jc w:val="left"/>
             </w:pPr>
             <w:r>
               <w:t xml:space="preserve">5</w:t>
@@ -1059,11 +1081,12 @@
           <w:p>
             <w:pPr>
               <w:pStyle w:val="Compact"/>
+              <w:jc w:val="left"/>
             </w:pPr>
             <w:r>
               <w:rPr>
+                <w:bCs/>
                 <w:b/>
-                <w:bCs/>
               </w:rPr>
               <w:t xml:space="preserve">Shift + navigation keys</w:t>
             </w:r>
@@ -1116,6 +1139,7 @@
           <w:p>
             <w:pPr>
               <w:pStyle w:val="Compact"/>
+              <w:jc w:val="left"/>
             </w:pPr>
             <w:r>
               <w:rPr>
@@ -1130,6 +1154,7 @@
           <w:p>
             <w:pPr>
               <w:pStyle w:val="Compact"/>
+              <w:jc w:val="left"/>
             </w:pPr>
             <w:r>
               <w:rPr>
@@ -1179,6 +1204,7 @@
           <w:p>
             <w:pPr>
               <w:pStyle w:val="Compact"/>
+              <w:jc w:val="left"/>
             </w:pPr>
             <w:r>
               <w:t xml:space="preserve">6</w:t>
@@ -1190,11 +1216,12 @@
           <w:p>
             <w:pPr>
               <w:pStyle w:val="Compact"/>
+              <w:jc w:val="left"/>
             </w:pPr>
             <w:r>
               <w:rPr>
+                <w:bCs/>
                 <w:b/>
-                <w:bCs/>
               </w:rPr>
               <w:t xml:space="preserve">Partial display update</w:t>
             </w:r>
@@ -1220,6 +1247,7 @@
           <w:p>
             <w:pPr>
               <w:pStyle w:val="Compact"/>
+              <w:jc w:val="left"/>
             </w:pPr>
             <w:r>
               <w:rPr>
@@ -1234,6 +1262,7 @@
           <w:p>
             <w:pPr>
               <w:pStyle w:val="Compact"/>
+              <w:jc w:val="left"/>
             </w:pPr>
             <w:r>
               <w:rPr>
@@ -1250,6 +1279,7 @@
           <w:p>
             <w:pPr>
               <w:pStyle w:val="Compact"/>
+              <w:jc w:val="left"/>
             </w:pPr>
             <w:r>
               <w:t xml:space="preserve">7</w:t>
@@ -1261,11 +1291,12 @@
           <w:p>
             <w:pPr>
               <w:pStyle w:val="Compact"/>
+              <w:jc w:val="left"/>
             </w:pPr>
             <w:r>
               <w:rPr>
+                <w:bCs/>
                 <w:b/>
-                <w:bCs/>
               </w:rPr>
               <w:t xml:space="preserve">Yielding SD waits</w:t>
             </w:r>
@@ -1279,6 +1310,7 @@
           <w:p>
             <w:pPr>
               <w:pStyle w:val="Compact"/>
+              <w:jc w:val="left"/>
             </w:pPr>
             <w:r>
               <w:rPr>
@@ -1305,6 +1337,7 @@
           <w:p>
             <w:pPr>
               <w:pStyle w:val="Compact"/>
+              <w:jc w:val="left"/>
             </w:pPr>
             <w:r>
               <w:rPr>
@@ -1333,6 +1366,7 @@
           <w:p>
             <w:pPr>
               <w:pStyle w:val="Compact"/>
+              <w:jc w:val="left"/>
             </w:pPr>
             <w:r>
               <w:t xml:space="preserve">8</w:t>
@@ -1344,11 +1378,12 @@
           <w:p>
             <w:pPr>
               <w:pStyle w:val="Compact"/>
+              <w:jc w:val="left"/>
             </w:pPr>
             <w:r>
               <w:rPr>
+                <w:bCs/>
                 <w:b/>
-                <w:bCs/>
               </w:rPr>
               <w:t xml:space="preserve">Sector cache</w:t>
             </w:r>
@@ -1365,6 +1400,7 @@
           <w:p>
             <w:pPr>
               <w:pStyle w:val="Compact"/>
+              <w:jc w:val="left"/>
             </w:pPr>
             <w:r>
               <w:rPr>
@@ -1379,6 +1415,7 @@
           <w:p>
             <w:pPr>
               <w:pStyle w:val="Compact"/>
+              <w:jc w:val="left"/>
             </w:pPr>
             <w:r>
               <w:rPr>
@@ -1395,6 +1432,7 @@
           <w:p>
             <w:pPr>
               <w:pStyle w:val="Compact"/>
+              <w:jc w:val="left"/>
             </w:pPr>
             <w:r>
               <w:t xml:space="preserve">10</w:t>
@@ -1406,11 +1444,12 @@
           <w:p>
             <w:pPr>
               <w:pStyle w:val="Compact"/>
+              <w:jc w:val="left"/>
             </w:pPr>
             <w:r>
               <w:rPr>
+                <w:bCs/>
                 <w:b/>
-                <w:bCs/>
               </w:rPr>
               <w:t xml:space="preserve">Multi-cluster transfers</w:t>
             </w:r>
@@ -1457,6 +1496,7 @@
           <w:p>
             <w:pPr>
               <w:pStyle w:val="Compact"/>
+              <w:jc w:val="left"/>
             </w:pPr>
             <w:r>
               <w:rPr>
@@ -1471,6 +1511,7 @@
           <w:p>
             <w:pPr>
               <w:pStyle w:val="Compact"/>
+              <w:jc w:val="left"/>
             </w:pPr>
             <w:r>
               <w:rPr>
@@ -1487,6 +1528,7 @@
           <w:p>
             <w:pPr>
               <w:pStyle w:val="Compact"/>
+              <w:jc w:val="left"/>
             </w:pPr>
             <w:r>
               <w:t xml:space="preserve">9</w:t>
@@ -1498,11 +1540,12 @@
           <w:p>
             <w:pPr>
               <w:pStyle w:val="Compact"/>
+              <w:jc w:val="left"/>
             </w:pPr>
             <w:r>
               <w:rPr>
+                <w:bCs/>
                 <w:b/>
-                <w:bCs/>
               </w:rPr>
               <w:t xml:space="preserve">High Speed SD at run time</w:t>
             </w:r>
@@ -1528,6 +1571,7 @@
           <w:p>
             <w:pPr>
               <w:pStyle w:val="Compact"/>
+              <w:jc w:val="left"/>
             </w:pPr>
             <w:r>
               <w:rPr>
@@ -1542,6 +1586,7 @@
           <w:p>
             <w:pPr>
               <w:pStyle w:val="Compact"/>
+              <w:jc w:val="left"/>
             </w:pPr>
             <w:r>
               <w:rPr>
@@ -1558,6 +1603,7 @@
           <w:p>
             <w:pPr>
               <w:pStyle w:val="Compact"/>
+              <w:jc w:val="left"/>
             </w:pPr>
             <w:r>
               <w:t xml:space="preserve">11</w:t>
@@ -1569,11 +1615,12 @@
           <w:p>
             <w:pPr>
               <w:pStyle w:val="Compact"/>
+              <w:jc w:val="left"/>
             </w:pPr>
             <w:r>
               <w:rPr>
+                <w:bCs/>
                 <w:b/>
-                <w:bCs/>
               </w:rPr>
               <w:t xml:space="preserve">FatFs fast seek</w:t>
             </w:r>
@@ -1614,6 +1661,7 @@
           <w:p>
             <w:pPr>
               <w:pStyle w:val="Compact"/>
+              <w:jc w:val="left"/>
             </w:pPr>
             <w:r>
               <w:rPr>
@@ -1628,6 +1676,7 @@
           <w:p>
             <w:pPr>
               <w:pStyle w:val="Compact"/>
+              <w:jc w:val="left"/>
             </w:pPr>
             <w:r>
               <w:rPr>
@@ -1665,6 +1714,7 @@
           <w:p>
             <w:pPr>
               <w:pStyle w:val="Compact"/>
+              <w:jc w:val="left"/>
             </w:pPr>
             <w:r>
               <w:t xml:space="preserve">14</w:t>
@@ -1676,11 +1726,12 @@
           <w:p>
             <w:pPr>
               <w:pStyle w:val="Compact"/>
+              <w:jc w:val="left"/>
             </w:pPr>
             <w:r>
               <w:rPr>
+                <w:bCs/>
                 <w:b/>
-                <w:bCs/>
               </w:rPr>
               <w:t xml:space="preserve">DHCP restart</w:t>
             </w:r>
@@ -1697,6 +1748,7 @@
           <w:p>
             <w:pPr>
               <w:pStyle w:val="Compact"/>
+              <w:jc w:val="left"/>
             </w:pPr>
             <w:r>
               <w:rPr>
@@ -1723,6 +1775,7 @@
           <w:p>
             <w:pPr>
               <w:pStyle w:val="Compact"/>
+              <w:jc w:val="left"/>
             </w:pPr>
             <w:r>
               <w:rPr>
@@ -1745,6 +1798,7 @@
           <w:p>
             <w:pPr>
               <w:pStyle w:val="Compact"/>
+              <w:jc w:val="left"/>
             </w:pPr>
             <w:r>
               <w:t xml:space="preserve">13</w:t>
@@ -1756,11 +1810,12 @@
           <w:p>
             <w:pPr>
               <w:pStyle w:val="Compact"/>
+              <w:jc w:val="left"/>
             </w:pPr>
             <w:r>
               <w:rPr>
+                <w:bCs/>
                 <w:b/>
-                <w:bCs/>
               </w:rPr>
               <w:t xml:space="preserve">The SD card's partitions as volumes</w:t>
             </w:r>
@@ -1808,8 +1863,8 @@
             </w:r>
             <w:r>
               <w:rPr>
+                <w:bCs/>
                 <w:b/>
-                <w:bCs/>
               </w:rPr>
               <w:t xml:space="preserve">exFAT</w:t>
             </w:r>
@@ -1826,6 +1881,7 @@
           <w:p>
             <w:pPr>
               <w:pStyle w:val="Compact"/>
+              <w:jc w:val="left"/>
             </w:pPr>
             <w:r>
               <w:rPr>
@@ -1864,6 +1920,7 @@
           <w:p>
             <w:pPr>
               <w:pStyle w:val="Compact"/>
+              <w:jc w:val="left"/>
             </w:pPr>
             <w:r>
               <w:rPr>
@@ -1898,6 +1955,7 @@
           <w:p>
             <w:pPr>
               <w:pStyle w:val="Compact"/>
+              <w:jc w:val="left"/>
             </w:pPr>
             <w:r>
               <w:t xml:space="preserve">17</w:t>
@@ -1909,11 +1967,12 @@
           <w:p>
             <w:pPr>
               <w:pStyle w:val="Compact"/>
+              <w:jc w:val="left"/>
             </w:pPr>
             <w:r>
               <w:rPr>
+                <w:bCs/>
                 <w:b/>
-                <w:bCs/>
               </w:rPr>
               <w:t xml:space="preserve">The host name set after the constructor</w:t>
             </w:r>
@@ -1963,6 +2022,7 @@
           <w:p>
             <w:pPr>
               <w:pStyle w:val="Compact"/>
+              <w:jc w:val="left"/>
             </w:pPr>
             <w:r>
               <w:rPr>
@@ -1977,6 +2037,7 @@
           <w:p>
             <w:pPr>
               <w:pStyle w:val="Compact"/>
+              <w:jc w:val="left"/>
             </w:pPr>
             <w:r>
               <w:t xml:space="preserve">none (inline) — the kernel</w:t>
@@ -1990,6 +2051,7 @@
           <w:p>
             <w:pPr>
               <w:pStyle w:val="Compact"/>
+              <w:jc w:val="left"/>
             </w:pPr>
             <w:r>
               <w:t xml:space="preserve">7b</w:t>
@@ -2001,11 +2063,12 @@
           <w:p>
             <w:pPr>
               <w:pStyle w:val="Compact"/>
+              <w:jc w:val="left"/>
             </w:pPr>
             <w:r>
               <w:rPr>
+                <w:bCs/>
                 <w:b/>
-                <w:bCs/>
               </w:rPr>
               <w:t xml:space="preserve">Yielding SD waits, many short ones</w:t>
             </w:r>
@@ -2034,6 +2097,7 @@
           <w:p>
             <w:pPr>
               <w:pStyle w:val="Compact"/>
+              <w:jc w:val="left"/>
             </w:pPr>
             <w:r>
               <w:rPr>
@@ -2048,6 +2112,7 @@
           <w:p>
             <w:pPr>
               <w:pStyle w:val="Compact"/>
+              <w:jc w:val="left"/>
             </w:pPr>
             <w:r>
               <w:rPr>
@@ -2064,6 +2129,7 @@
           <w:p>
             <w:pPr>
               <w:pStyle w:val="Compact"/>
+              <w:jc w:val="left"/>
             </w:pPr>
             <w:r>
               <w:t xml:space="preserve">20</w:t>
@@ -2075,11 +2141,12 @@
           <w:p>
             <w:pPr>
               <w:pStyle w:val="Compact"/>
+              <w:jc w:val="left"/>
             </w:pPr>
             <w:r>
               <w:rPr>
+                <w:bCs/>
                 <w:b/>
-                <w:bCs/>
               </w:rPr>
               <w:t xml:space="preserve">TCP: real duplicate ACKs only</w:t>
             </w:r>
@@ -2096,6 +2163,7 @@
           <w:p>
             <w:pPr>
               <w:pStyle w:val="Compact"/>
+              <w:jc w:val="left"/>
             </w:pPr>
             <w:r>
               <w:rPr>
@@ -2110,6 +2178,7 @@
           <w:p>
             <w:pPr>
               <w:pStyle w:val="Compact"/>
+              <w:jc w:val="left"/>
             </w:pPr>
             <w:r>
               <w:rPr>
@@ -2126,6 +2195,7 @@
           <w:p>
             <w:pPr>
               <w:pStyle w:val="Compact"/>
+              <w:jc w:val="left"/>
             </w:pPr>
             <w:r>
               <w:t xml:space="preserve">21</w:t>
@@ -2137,11 +2207,12 @@
           <w:p>
             <w:pPr>
               <w:pStyle w:val="Compact"/>
+              <w:jc w:val="left"/>
             </w:pPr>
             <w:r>
               <w:rPr>
+                <w:bCs/>
                 <w:b/>
-                <w:bCs/>
               </w:rPr>
               <w:t xml:space="preserve">TCP: RTO 1 s initial</w:t>
             </w:r>
@@ -2158,6 +2229,7 @@
           <w:p>
             <w:pPr>
               <w:pStyle w:val="Compact"/>
+              <w:jc w:val="left"/>
             </w:pPr>
             <w:r>
               <w:rPr>
@@ -2196,6 +2268,7 @@
           <w:p>
             <w:pPr>
               <w:pStyle w:val="Compact"/>
+              <w:jc w:val="left"/>
             </w:pPr>
             <w:r>
               <w:rPr>
@@ -2212,6 +2285,7 @@
           <w:p>
             <w:pPr>
               <w:pStyle w:val="Compact"/>
+              <w:jc w:val="left"/>
             </w:pPr>
             <w:r>
               <w:t xml:space="preserve">22</w:t>
@@ -2223,19 +2297,20 @@
           <w:p>
             <w:pPr>
               <w:pStyle w:val="Compact"/>
+              <w:jc w:val="left"/>
             </w:pPr>
             <w:r>
               <w:rPr>
                 <w:rStyle w:val="VerbatimChar"/>
+                <w:bCs/>
                 <w:b/>
-                <w:bCs/>
               </w:rPr>
               <w:t xml:space="preserve">CSocket::Send</w:t>
             </w:r>
             <w:r>
               <w:rPr>
+                <w:bCs/>
                 <w:b/>
-                <w:bCs/>
               </w:rPr>
               <w:t xml:space="preserve">'s count</w:t>
             </w:r>
@@ -2249,6 +2324,7 @@
           <w:p>
             <w:pPr>
               <w:pStyle w:val="Compact"/>
+              <w:jc w:val="left"/>
             </w:pPr>
             <w:r>
               <w:rPr>
@@ -2263,6 +2339,7 @@
           <w:p>
             <w:pPr>
               <w:pStyle w:val="Compact"/>
+              <w:jc w:val="left"/>
             </w:pPr>
             <w:r>
               <w:rPr>
@@ -2279,6 +2356,7 @@
           <w:p>
             <w:pPr>
               <w:pStyle w:val="Compact"/>
+              <w:jc w:val="left"/>
             </w:pPr>
             <w:r>
               <w:t xml:space="preserve">23</w:t>
@@ -2290,40 +2368,41 @@
           <w:p>
             <w:pPr>
               <w:pStyle w:val="Compact"/>
+              <w:jc w:val="left"/>
             </w:pPr>
             <w:r>
               <w:rPr>
+                <w:bCs/>
                 <w:b/>
-                <w:bCs/>
               </w:rPr>
               <w:t xml:space="preserve">Wi-Fi: the firmware's</w:t>
             </w:r>
             <w:r>
               <w:rPr>
+                <w:bCs/>
                 <w:b/>
-                <w:bCs/>
               </w:rPr>
               <w:t xml:space="preserve"> </w:t>
             </w:r>
             <w:r>
               <w:rPr>
                 <w:rStyle w:val="VerbatimChar"/>
+                <w:bCs/>
                 <w:b/>
-                <w:bCs/>
               </w:rPr>
               <w:t xml:space="preserve">wsec</w:t>
             </w:r>
             <w:r>
               <w:rPr>
+                <w:bCs/>
                 <w:b/>
-                <w:bCs/>
               </w:rPr>
               <w:t xml:space="preserve"> </w:t>
             </w:r>
             <w:r>
               <w:rPr>
+                <w:bCs/>
                 <w:b/>
-                <w:bCs/>
               </w:rPr>
               <w:t xml:space="preserve">from the IE's ciphers</w:t>
             </w:r>
@@ -2340,6 +2419,7 @@
           <w:p>
             <w:pPr>
               <w:pStyle w:val="Compact"/>
+              <w:jc w:val="left"/>
             </w:pPr>
             <w:r>
               <w:rPr>
@@ -2381,6 +2461,7 @@
           <w:p>
             <w:pPr>
               <w:pStyle w:val="Compact"/>
+              <w:jc w:val="left"/>
             </w:pPr>
             <w:r>
               <w:rPr>
@@ -2397,6 +2478,7 @@
           <w:p>
             <w:pPr>
               <w:pStyle w:val="Compact"/>
+              <w:jc w:val="left"/>
             </w:pPr>
             <w:r>
               <w:t xml:space="preserve">25</w:t>
@@ -2408,11 +2490,12 @@
           <w:p>
             <w:pPr>
               <w:pStyle w:val="Compact"/>
+              <w:jc w:val="left"/>
             </w:pPr>
             <w:r>
               <w:rPr>
+                <w:bCs/>
                 <w:b/>
-                <w:bCs/>
               </w:rPr>
               <w:t xml:space="preserve">TCP: a closed connection's retransmission timer</w:t>
             </w:r>
@@ -2438,6 +2521,7 @@
           <w:p>
             <w:pPr>
               <w:pStyle w:val="Compact"/>
+              <w:jc w:val="left"/>
             </w:pPr>
             <w:r>
               <w:rPr>
@@ -2452,6 +2536,7 @@
           <w:p>
             <w:pPr>
               <w:pStyle w:val="Compact"/>
+              <w:jc w:val="left"/>
             </w:pPr>
             <w:r>
               <w:rPr>
@@ -2468,6 +2553,7 @@
           <w:p>
             <w:pPr>
               <w:pStyle w:val="Compact"/>
+              <w:jc w:val="left"/>
             </w:pPr>
             <w:r>
               <w:t xml:space="preserve">26</w:t>
@@ -2479,11 +2565,12 @@
           <w:p>
             <w:pPr>
               <w:pStyle w:val="Compact"/>
+              <w:jc w:val="left"/>
             </w:pPr>
             <w:r>
               <w:rPr>
+                <w:bCs/>
                 <w:b/>
-                <w:bCs/>
               </w:rPr>
               <w:t xml:space="preserve">Wi-Fi: the chip polled</w:t>
             </w:r>
@@ -2498,8 +2585,8 @@
             </w:r>
             <w:r>
               <w:rPr>
+                <w:bCs/>
                 <w:b/>
-                <w:bCs/>
               </w:rPr>
               <w:t xml:space="preserve">a scan over both bands</w:t>
             </w:r>
@@ -2514,8 +2601,8 @@
             </w:r>
             <w:r>
               <w:rPr>
+                <w:bCs/>
                 <w:b/>
-                <w:bCs/>
               </w:rPr>
               <w:t xml:space="preserve">5 GHz preferred</w:t>
             </w:r>
@@ -2527,8 +2614,8 @@
             </w:r>
             <w:r>
               <w:rPr>
+                <w:bCs/>
                 <w:b/>
-                <w:bCs/>
               </w:rPr>
               <w:t xml:space="preserve">a frame in one SDIO command</w:t>
             </w:r>
@@ -2540,8 +2627,8 @@
             </w:r>
             <w:r>
               <w:rPr>
+                <w:bCs/>
                 <w:b/>
-                <w:bCs/>
               </w:rPr>
               <w:t xml:space="preserve">the SDIO bus at 50 MHz</w:t>
             </w:r>
@@ -2553,8 +2640,8 @@
             </w:r>
             <w:r>
               <w:rPr>
+                <w:bCs/>
                 <w:b/>
-                <w:bCs/>
               </w:rPr>
               <w:t xml:space="preserve">no A-MPDU for the frames sent</w:t>
             </w:r>
@@ -2571,6 +2658,7 @@
           <w:p>
             <w:pPr>
               <w:pStyle w:val="Compact"/>
+              <w:jc w:val="left"/>
             </w:pPr>
             <w:r>
               <w:rPr>
@@ -2609,6 +2697,7 @@
           <w:p>
             <w:pPr>
               <w:pStyle w:val="Compact"/>
+              <w:jc w:val="left"/>
             </w:pPr>
             <w:r>
               <w:rPr>
@@ -2625,6 +2714,7 @@
           <w:p>
             <w:pPr>
               <w:pStyle w:val="Compact"/>
+              <w:jc w:val="left"/>
             </w:pPr>
             <w:r>
               <w:t xml:space="preserve">27</w:t>
@@ -2636,11 +2726,12 @@
           <w:p>
             <w:pPr>
               <w:pStyle w:val="Compact"/>
+              <w:jc w:val="left"/>
             </w:pPr>
             <w:r>
               <w:rPr>
+                <w:bCs/>
                 <w:b/>
-                <w:bCs/>
               </w:rPr>
               <w:t xml:space="preserve">TCP: window scaling</w:t>
             </w:r>
@@ -2655,8 +2746,8 @@
             </w:r>
             <w:r>
               <w:rPr>
+                <w:bCs/>
                 <w:b/>
-                <w:bCs/>
               </w:rPr>
               <w:t xml:space="preserve">a receive window that follows the receive queue</w:t>
             </w:r>
@@ -2671,8 +2762,8 @@
             </w:r>
             <w:r>
               <w:rPr>
+                <w:bCs/>
                 <w:b/>
-                <w:bCs/>
               </w:rPr>
               <w:t xml:space="preserve">delayed acknowledgements</w:t>
             </w:r>
@@ -2689,6 +2780,7 @@
           <w:p>
             <w:pPr>
               <w:pStyle w:val="Compact"/>
+              <w:jc w:val="left"/>
             </w:pPr>
             <w:r>
               <w:rPr>
@@ -2727,6 +2819,7 @@
           <w:p>
             <w:pPr>
               <w:pStyle w:val="Compact"/>
+              <w:jc w:val="left"/>
             </w:pPr>
             <w:r>
               <w:rPr>
@@ -2743,6 +2836,7 @@
           <w:p>
             <w:pPr>
               <w:pStyle w:val="Compact"/>
+              <w:jc w:val="left"/>
             </w:pPr>
             <w:r>
               <w:t xml:space="preserve">28</w:t>
@@ -2754,11 +2848,12 @@
           <w:p>
             <w:pPr>
               <w:pStyle w:val="Compact"/>
+              <w:jc w:val="left"/>
             </w:pPr>
             <w:r>
               <w:rPr>
+                <w:bCs/>
                 <w:b/>
-                <w:bCs/>
               </w:rPr>
               <w:t xml:space="preserve">USB volumes</w:t>
             </w:r>
@@ -2808,6 +2903,7 @@
           <w:p>
             <w:pPr>
               <w:pStyle w:val="Compact"/>
+              <w:jc w:val="left"/>
             </w:pPr>
             <w:r>
               <w:rPr>
@@ -2882,6 +2978,7 @@
           <w:p>
             <w:pPr>
               <w:pStyle w:val="Compact"/>
+              <w:jc w:val="left"/>
             </w:pPr>
             <w:r>
               <w:rPr>
@@ -2916,6 +3013,7 @@
           <w:p>
             <w:pPr>
               <w:pStyle w:val="Compact"/>
+              <w:jc w:val="left"/>
             </w:pPr>
             <w:r>
               <w:t xml:space="preserve">29</w:t>
@@ -2927,11 +3025,12 @@
           <w:p>
             <w:pPr>
               <w:pStyle w:val="Compact"/>
+              <w:jc w:val="left"/>
             </w:pPr>
             <w:r>
               <w:rPr>
+                <w:bCs/>
                 <w:b/>
-                <w:bCs/>
               </w:rPr>
               <w:t xml:space="preserve">The Pi 5's high RAM registered once</w:t>
             </w:r>
@@ -2945,6 +3044,7 @@
           <w:p>
             <w:pPr>
               <w:pStyle w:val="Compact"/>
+              <w:jc w:val="left"/>
             </w:pPr>
             <w:r>
               <w:rPr>
@@ -2959,6 +3059,7 @@
           <w:p>
             <w:pPr>
               <w:pStyle w:val="Compact"/>
+              <w:jc w:val="left"/>
             </w:pPr>
             <w:r>
               <w:rPr>
@@ -2993,6 +3094,7 @@
           <w:p>
             <w:pPr>
               <w:pStyle w:val="Compact"/>
+              <w:jc w:val="left"/>
             </w:pPr>
             <w:r>
               <w:t xml:space="preserve">12</w:t>
@@ -3004,11 +3106,12 @@
           <w:p>
             <w:pPr>
               <w:pStyle w:val="Compact"/>
+              <w:jc w:val="left"/>
             </w:pPr>
             <w:r>
               <w:rPr>
+                <w:bCs/>
                 <w:b/>
-                <w:bCs/>
               </w:rPr>
               <w:t xml:space="preserve">2D DMA with a source stride</w:t>
             </w:r>
@@ -3023,8 +3126,8 @@
             </w:r>
             <w:r>
               <w:rPr>
+                <w:bCs/>
                 <w:b/>
-                <w:bCs/>
               </w:rPr>
               <w:t xml:space="preserve">asynchronous</w:t>
             </w:r>
@@ -3041,6 +3144,7 @@
           <w:p>
             <w:pPr>
               <w:pStyle w:val="Compact"/>
+              <w:jc w:val="left"/>
             </w:pPr>
             <w:r>
               <w:rPr>
@@ -3091,6 +3195,7 @@
           <w:p>
             <w:pPr>
               <w:pStyle w:val="Compact"/>
+              <w:jc w:val="left"/>
             </w:pPr>
             <w:r>
               <w:rPr>
@@ -3109,8 +3214,8 @@
         </w:pict>
       </w:r>
     </w:p>
-    <w:bookmarkEnd w:id="19"/>
-    <w:bookmarkStart w:id="20" w:name="Xc78cb6a76c643ee0c744e433ae9f6d63fb61e99"/>
+    <w:bookmarkEnd w:id="21"/>
+    <w:bookmarkStart w:id="22" w:name="Xc78cb6a76c643ee0c744e433ae9f6d63fb61e99"/>
     <w:p>
       <w:pPr>
         <w:pStyle w:val="Heading2"/>
@@ -3137,111 +3242,111 @@
       </w:pPr>
       <w:r>
         <w:rPr>
+          <w:bCs/>
           <w:b/>
+        </w:rPr>
+        <w:t xml:space="preserve">Why.</w:t>
+      </w:r>
+      <w:r>
+        <w:t xml:space="preserve"> </w:t>
+      </w:r>
+      <w:r>
+        <w:t xml:space="preserve">Circle's cooked-mode keyboard bakes the country maps into the binary (one selected</w:t>
+      </w:r>
+      <w:r>
+        <w:t xml:space="preserve"> </w:t>
+      </w:r>
+      <w:r>
+        <w:t xml:space="preserve">at boot via</w:t>
+      </w:r>
+      <w:r>
+        <w:t xml:space="preserve"> </w:t>
+      </w:r>
+      <w:r>
+        <w:rPr>
+          <w:rStyle w:val="VerbatimChar"/>
+        </w:rPr>
+        <w:t xml:space="preserve">keymap=</w:t>
+      </w:r>
+      <w:r>
+        <w:t xml:space="preserve">) and offers no way to change it afterwards. Onyx wants</w:t>
+      </w:r>
+      <w:r>
+        <w:t xml:space="preserve"> </w:t>
+      </w:r>
+      <w:r>
+        <w:rPr>
           <w:bCs/>
-        </w:rPr>
-        <w:t xml:space="preserve">Why.</w:t>
-      </w:r>
-      <w:r>
-        <w:t xml:space="preserve"> </w:t>
-      </w:r>
-      <w:r>
-        <w:t xml:space="preserve">Circle's cooked-mode keyboard bakes the country maps into the binary (one selected</w:t>
-      </w:r>
-      <w:r>
-        <w:t xml:space="preserve"> </w:t>
-      </w:r>
-      <w:r>
-        <w:t xml:space="preserve">at boot via</w:t>
-      </w:r>
-      <w:r>
-        <w:t xml:space="preserve"> </w:t>
-      </w:r>
-      <w:r>
-        <w:rPr>
-          <w:rStyle w:val="VerbatimChar"/>
-        </w:rPr>
-        <w:t xml:space="preserve">keymap=</w:t>
-      </w:r>
-      <w:r>
-        <w:t xml:space="preserve">) and offers no way to change it afterwards. Onyx wants</w:t>
-      </w:r>
-      <w:r>
-        <w:t xml:space="preserve"> </w:t>
-      </w:r>
-      <w:r>
-        <w:rPr>
           <w:b/>
+        </w:rPr>
+        <w:t xml:space="preserve">live</w:t>
+      </w:r>
+      <w:r>
+        <w:t xml:space="preserve"> </w:t>
+      </w:r>
+      <w:r>
+        <w:t xml:space="preserve">layout</w:t>
+      </w:r>
+      <w:r>
+        <w:t xml:space="preserve"> </w:t>
+      </w:r>
+      <w:r>
+        <w:t xml:space="preserve">switching</w:t>
+      </w:r>
+      <w:r>
+        <w:t xml:space="preserve"> </w:t>
+      </w:r>
+      <w:r>
+        <w:rPr>
+          <w:iCs/>
+          <w:i/>
+        </w:rPr>
+        <w:t xml:space="preserve">and</w:t>
+      </w:r>
+      <w:r>
+        <w:t xml:space="preserve"> </w:t>
+      </w:r>
+      <w:r>
+        <w:t xml:space="preserve">layouts that ship as</w:t>
+      </w:r>
+      <w:r>
+        <w:t xml:space="preserve"> </w:t>
+      </w:r>
+      <w:r>
+        <w:rPr>
           <w:bCs/>
-        </w:rPr>
-        <w:t xml:space="preserve">live</w:t>
-      </w:r>
-      <w:r>
-        <w:t xml:space="preserve"> </w:t>
-      </w:r>
-      <w:r>
-        <w:t xml:space="preserve">layout</w:t>
-      </w:r>
-      <w:r>
-        <w:t xml:space="preserve"> </w:t>
-      </w:r>
-      <w:r>
-        <w:t xml:space="preserve">switching</w:t>
-      </w:r>
-      <w:r>
-        <w:t xml:space="preserve"> </w:t>
-      </w:r>
-      <w:r>
-        <w:rPr>
-          <w:i/>
-          <w:iCs/>
-        </w:rPr>
-        <w:t xml:space="preserve">and</w:t>
-      </w:r>
-      <w:r>
-        <w:t xml:space="preserve"> </w:t>
-      </w:r>
-      <w:r>
-        <w:t xml:space="preserve">layouts that ship as</w:t>
-      </w:r>
-      <w:r>
-        <w:t xml:space="preserve"> </w:t>
-      </w:r>
-      <w:r>
-        <w:rPr>
           <w:b/>
+        </w:rPr>
+        <w:t xml:space="preserve">data files</w:t>
+      </w:r>
+      <w:r>
+        <w:t xml:space="preserve"> </w:t>
+      </w:r>
+      <w:r>
+        <w:t xml:space="preserve">(</w:t>
+      </w:r>
+      <w:r>
+        <w:rPr>
+          <w:rStyle w:val="VerbatimChar"/>
+        </w:rPr>
+        <w:t xml:space="preserve">SD:/etc/keymaps/*.kmap</w:t>
+      </w:r>
+      <w:r>
+        <w:t xml:space="preserve">), so a new</w:t>
+      </w:r>
+      <w:r>
+        <w:t xml:space="preserve"> </w:t>
+      </w:r>
+      <w:r>
+        <w:t xml:space="preserve">layout needs no kernel rebuild — and the kernel carries</w:t>
+      </w:r>
+      <w:r>
+        <w:t xml:space="preserve"> </w:t>
+      </w:r>
+      <w:r>
+        <w:rPr>
           <w:bCs/>
-        </w:rPr>
-        <w:t xml:space="preserve">data files</w:t>
-      </w:r>
-      <w:r>
-        <w:t xml:space="preserve"> </w:t>
-      </w:r>
-      <w:r>
-        <w:t xml:space="preserve">(</w:t>
-      </w:r>
-      <w:r>
-        <w:rPr>
-          <w:rStyle w:val="VerbatimChar"/>
-        </w:rPr>
-        <w:t xml:space="preserve">SD:/etc/keymaps/*.kmap</w:t>
-      </w:r>
-      <w:r>
-        <w:t xml:space="preserve">), so a new</w:t>
-      </w:r>
-      <w:r>
-        <w:t xml:space="preserve"> </w:t>
-      </w:r>
-      <w:r>
-        <w:t xml:space="preserve">layout needs no kernel rebuild — and the kernel carries</w:t>
-      </w:r>
-      <w:r>
-        <w:t xml:space="preserve"> </w:t>
-      </w:r>
-      <w:r>
-        <w:rPr>
           <w:b/>
-          <w:bCs/>
         </w:rPr>
         <w:t xml:space="preserve">no</w:t>
       </w:r>
@@ -3258,39 +3363,39 @@
       </w:pPr>
       <w:r>
         <w:rPr>
+          <w:bCs/>
           <w:b/>
-          <w:bCs/>
         </w:rPr>
         <w:t xml:space="preserve">What.</w:t>
       </w:r>
     </w:p>
     <w:p>
       <w:pPr>
-        <w:pStyle w:val="Compact"/>
         <w:numPr>
           <w:ilvl w:val="0"/>
           <w:numId w:val="1002"/>
         </w:numPr>
+        <w:pStyle w:val="Compact"/>
       </w:pPr>
       <w:r>
         <w:rPr>
+          <w:bCs/>
           <w:b/>
+        </w:rPr>
+        <w:t xml:space="preserve">Expose the keyboard's</w:t>
+      </w:r>
+      <w:r>
+        <w:rPr>
           <w:bCs/>
-        </w:rPr>
-        <w:t xml:space="preserve">Expose the keyboard's</w:t>
-      </w:r>
-      <w:r>
-        <w:rPr>
           <w:b/>
+        </w:rPr>
+        <w:t xml:space="preserve"> </w:t>
+      </w:r>
+      <w:r>
+        <w:rPr>
+          <w:rStyle w:val="VerbatimChar"/>
           <w:bCs/>
-        </w:rPr>
-        <w:t xml:space="preserve"> </w:t>
-      </w:r>
-      <w:r>
-        <w:rPr>
-          <w:rStyle w:val="VerbatimChar"/>
           <w:b/>
-          <w:bCs/>
         </w:rPr>
         <w:t xml:space="preserve">CKeyMap</w:t>
       </w:r>
@@ -3372,174 +3477,174 @@
     </w:p>
     <w:p>
       <w:pPr>
-        <w:pStyle w:val="Compact"/>
         <w:numPr>
           <w:ilvl w:val="0"/>
           <w:numId w:val="1002"/>
         </w:numPr>
+        <w:pStyle w:val="Compact"/>
       </w:pPr>
       <w:r>
         <w:rPr>
+          <w:bCs/>
           <w:b/>
+        </w:rPr>
+        <w:t xml:space="preserve">Drop the compiled-in maps.</w:t>
+      </w:r>
+      <w:r>
+        <w:t xml:space="preserve"> </w:t>
+      </w:r>
+      <w:r>
+        <w:rPr>
+          <w:rStyle w:val="VerbatimChar"/>
+        </w:rPr>
+        <w:t xml:space="preserve">keymap.cpp</w:t>
+      </w:r>
+      <w:r>
+        <w:t xml:space="preserve"> </w:t>
+      </w:r>
+      <w:r>
+        <w:t xml:space="preserve">no longer</w:t>
+      </w:r>
+      <w:r>
+        <w:t xml:space="preserve"> </w:t>
+      </w:r>
+      <w:r>
+        <w:rPr>
+          <w:rStyle w:val="VerbatimChar"/>
+        </w:rPr>
+        <w:t xml:space="preserve">#include</w:t>
+      </w:r>
+      <w:r>
+        <w:t xml:space="preserve">s the</w:t>
+      </w:r>
+      <w:r>
+        <w:t xml:space="preserve"> </w:t>
+      </w:r>
+      <w:r>
+        <w:rPr>
+          <w:rStyle w:val="VerbatimChar"/>
+        </w:rPr>
+        <w:t xml:space="preserve">keymap_*.h</w:t>
+      </w:r>
+      <w:r>
+        <w:t xml:space="preserve"> </w:t>
+      </w:r>
+      <w:r>
+        <w:t xml:space="preserve">tables,</w:t>
+      </w:r>
+      <w:r>
+        <w:t xml:space="preserve"> </w:t>
+      </w:r>
+      <w:r>
+        <w:t xml:space="preserve">and</w:t>
+      </w:r>
+      <w:r>
+        <w:t xml:space="preserve"> </w:t>
+      </w:r>
+      <w:r>
+        <w:rPr>
+          <w:rStyle w:val="VerbatimChar"/>
+        </w:rPr>
+        <w:t xml:space="preserve">CKeyMap</w:t>
+      </w:r>
+      <w:r>
+        <w:t xml:space="preserve"> </w:t>
+      </w:r>
+      <w:r>
+        <w:t xml:space="preserve">loses</w:t>
+      </w:r>
+      <w:r>
+        <w:t xml:space="preserve"> </w:t>
+      </w:r>
+      <w:r>
+        <w:rPr>
+          <w:rStyle w:val="VerbatimChar"/>
+        </w:rPr>
+        <w:t xml:space="preserve">s_DefaultMap[]</w:t>
+      </w:r>
+      <w:r>
+        <w:t xml:space="preserve">,</w:t>
+      </w:r>
+      <w:r>
+        <w:t xml:space="preserve"> </w:t>
+      </w:r>
+      <w:r>
+        <w:rPr>
+          <w:rStyle w:val="VerbatimChar"/>
+        </w:rPr>
+        <w:t xml:space="preserve">s_MapDirectory[]</w:t>
+      </w:r>
+      <w:r>
+        <w:t xml:space="preserve"> </w:t>
+      </w:r>
+      <w:r>
+        <w:t xml:space="preserve">and</w:t>
+      </w:r>
+      <w:r>
+        <w:t xml:space="preserve"> </w:t>
+      </w:r>
+      <w:r>
+        <w:rPr>
+          <w:rStyle w:val="VerbatimChar"/>
+        </w:rPr>
+        <w:t xml:space="preserve">LookupDefaultMap()</w:t>
+      </w:r>
+      <w:r>
+        <w:t xml:space="preserve">; the</w:t>
+      </w:r>
+      <w:r>
+        <w:t xml:space="preserve"> </w:t>
+      </w:r>
+      <w:r>
+        <w:t xml:space="preserve">constructor just zeroes the map (every entry</w:t>
+      </w:r>
+      <w:r>
+        <w:t xml:space="preserve"> </w:t>
+      </w:r>
+      <w:r>
+        <w:rPr>
+          <w:rStyle w:val="VerbatimChar"/>
+        </w:rPr>
+        <w:t xml:space="preserve">KeyNone</w:t>
+      </w:r>
+      <w:r>
+        <w:t xml:space="preserve">). The 7 stock tables</w:t>
+      </w:r>
+      <w:r>
+        <w:t xml:space="preserve"> </w:t>
+      </w:r>
+      <w:r>
+        <w:t xml:space="preserve">(</w:t>
+      </w:r>
+      <w:r>
+        <w:rPr>
+          <w:rStyle w:val="VerbatimChar"/>
+        </w:rPr>
+        <w:t xml:space="preserve">keymap_{de,dv,es,fr,it,uk,us}.h</w:t>
+      </w:r>
+      <w:r>
+        <w:t xml:space="preserve">,</w:t>
+      </w:r>
+      <w:r>
+        <w:t xml:space="preserve"> </w:t>
+      </w:r>
+      <w:r>
+        <w:rPr>
           <w:bCs/>
-        </w:rPr>
-        <w:t xml:space="preserve">Drop the compiled-in maps.</w:t>
-      </w:r>
-      <w:r>
-        <w:t xml:space="preserve"> </w:t>
-      </w:r>
-      <w:r>
-        <w:rPr>
-          <w:rStyle w:val="VerbatimChar"/>
-        </w:rPr>
-        <w:t xml:space="preserve">keymap.cpp</w:t>
-      </w:r>
-      <w:r>
-        <w:t xml:space="preserve"> </w:t>
-      </w:r>
-      <w:r>
-        <w:t xml:space="preserve">no longer</w:t>
-      </w:r>
-      <w:r>
-        <w:t xml:space="preserve"> </w:t>
-      </w:r>
-      <w:r>
-        <w:rPr>
-          <w:rStyle w:val="VerbatimChar"/>
-        </w:rPr>
-        <w:t xml:space="preserve">#include</w:t>
-      </w:r>
-      <w:r>
-        <w:t xml:space="preserve">s the</w:t>
-      </w:r>
-      <w:r>
-        <w:t xml:space="preserve"> </w:t>
-      </w:r>
-      <w:r>
-        <w:rPr>
-          <w:rStyle w:val="VerbatimChar"/>
-        </w:rPr>
-        <w:t xml:space="preserve">keymap_*.h</w:t>
-      </w:r>
-      <w:r>
-        <w:t xml:space="preserve"> </w:t>
-      </w:r>
-      <w:r>
-        <w:t xml:space="preserve">tables,</w:t>
-      </w:r>
-      <w:r>
-        <w:t xml:space="preserve"> </w:t>
-      </w:r>
-      <w:r>
-        <w:t xml:space="preserve">and</w:t>
-      </w:r>
-      <w:r>
-        <w:t xml:space="preserve"> </w:t>
-      </w:r>
-      <w:r>
-        <w:rPr>
-          <w:rStyle w:val="VerbatimChar"/>
-        </w:rPr>
-        <w:t xml:space="preserve">CKeyMap</w:t>
-      </w:r>
-      <w:r>
-        <w:t xml:space="preserve"> </w:t>
-      </w:r>
-      <w:r>
-        <w:t xml:space="preserve">loses</w:t>
-      </w:r>
-      <w:r>
-        <w:t xml:space="preserve"> </w:t>
-      </w:r>
-      <w:r>
-        <w:rPr>
-          <w:rStyle w:val="VerbatimChar"/>
-        </w:rPr>
-        <w:t xml:space="preserve">s_DefaultMap[]</w:t>
-      </w:r>
-      <w:r>
-        <w:t xml:space="preserve">,</w:t>
-      </w:r>
-      <w:r>
-        <w:t xml:space="preserve"> </w:t>
-      </w:r>
-      <w:r>
-        <w:rPr>
-          <w:rStyle w:val="VerbatimChar"/>
-        </w:rPr>
-        <w:t xml:space="preserve">s_MapDirectory[]</w:t>
-      </w:r>
-      <w:r>
-        <w:t xml:space="preserve"> </w:t>
-      </w:r>
-      <w:r>
-        <w:t xml:space="preserve">and</w:t>
-      </w:r>
-      <w:r>
-        <w:t xml:space="preserve"> </w:t>
-      </w:r>
-      <w:r>
-        <w:rPr>
-          <w:rStyle w:val="VerbatimChar"/>
-        </w:rPr>
-        <w:t xml:space="preserve">LookupDefaultMap()</w:t>
-      </w:r>
-      <w:r>
-        <w:t xml:space="preserve">; the</w:t>
-      </w:r>
-      <w:r>
-        <w:t xml:space="preserve"> </w:t>
-      </w:r>
-      <w:r>
-        <w:t xml:space="preserve">constructor just zeroes the map (every entry</w:t>
-      </w:r>
-      <w:r>
-        <w:t xml:space="preserve"> </w:t>
-      </w:r>
-      <w:r>
-        <w:rPr>
-          <w:rStyle w:val="VerbatimChar"/>
-        </w:rPr>
-        <w:t xml:space="preserve">KeyNone</w:t>
-      </w:r>
-      <w:r>
-        <w:t xml:space="preserve">). The 7 stock tables</w:t>
-      </w:r>
-      <w:r>
-        <w:t xml:space="preserve"> </w:t>
-      </w:r>
-      <w:r>
-        <w:t xml:space="preserve">(</w:t>
-      </w:r>
-      <w:r>
-        <w:rPr>
-          <w:rStyle w:val="VerbatimChar"/>
-        </w:rPr>
-        <w:t xml:space="preserve">keymap_{de,dv,es,fr,it,uk,us}.h</w:t>
-      </w:r>
-      <w:r>
-        <w:t xml:space="preserve">,</w:t>
-      </w:r>
-      <w:r>
-        <w:t xml:space="preserve"> </w:t>
-      </w:r>
-      <w:r>
-        <w:rPr>
           <w:b/>
+        </w:rPr>
+        <w:t xml:space="preserve">905 lines</w:t>
+      </w:r>
+      <w:r>
+        <w:t xml:space="preserve">) are</w:t>
+      </w:r>
+      <w:r>
+        <w:t xml:space="preserve"> </w:t>
+      </w:r>
+      <w:r>
+        <w:rPr>
           <w:bCs/>
-        </w:rPr>
-        <w:t xml:space="preserve">905 lines</w:t>
-      </w:r>
-      <w:r>
-        <w:t xml:space="preserve">) are</w:t>
-      </w:r>
-      <w:r>
-        <w:t xml:space="preserve"> </w:t>
-      </w:r>
-      <w:r>
-        <w:rPr>
           <w:b/>
-          <w:bCs/>
         </w:rPr>
         <w:t xml:space="preserve">deleted</w:t>
       </w:r>
@@ -3676,8 +3781,8 @@
       </w:r>
       <w:r>
         <w:rPr>
+          <w:bCs/>
           <w:b/>
-          <w:bCs/>
         </w:rPr>
         <w:t xml:space="preserve">20 → 40</w:t>
       </w:r>
@@ -4539,43 +4644,43 @@
       </w:pPr>
       <w:r>
         <w:rPr>
+          <w:iCs/>
           <w:i/>
+        </w:rPr>
+        <w:t xml:space="preserve">(The 7</w:t>
+      </w:r>
+      <w:r>
+        <w:rPr>
           <w:iCs/>
-        </w:rPr>
-        <w:t xml:space="preserve">(The 7</w:t>
-      </w:r>
-      <w:r>
-        <w:rPr>
           <w:i/>
+        </w:rPr>
+        <w:t xml:space="preserve"> </w:t>
+      </w:r>
+      <w:r>
+        <w:rPr>
+          <w:rStyle w:val="VerbatimChar"/>
           <w:iCs/>
-        </w:rPr>
-        <w:t xml:space="preserve"> </w:t>
-      </w:r>
-      <w:r>
-        <w:rPr>
-          <w:rStyle w:val="VerbatimChar"/>
           <w:i/>
+        </w:rPr>
+        <w:t xml:space="preserve">lib/input/keymap_*.h</w:t>
+      </w:r>
+      <w:r>
+        <w:rPr>
           <w:iCs/>
-        </w:rPr>
-        <w:t xml:space="preserve">lib/input/keymap_*.h</w:t>
-      </w:r>
-      <w:r>
-        <w:rPr>
           <w:i/>
+        </w:rPr>
+        <w:t xml:space="preserve"> </w:t>
+      </w:r>
+      <w:r>
+        <w:rPr>
           <w:iCs/>
-        </w:rPr>
-        <w:t xml:space="preserve"> </w:t>
-      </w:r>
-      <w:r>
-        <w:rPr>
           <w:i/>
-          <w:iCs/>
         </w:rPr>
         <w:t xml:space="preserve">tables are deleted — 905 lines — and not shown here.)</w:t>
       </w:r>
     </w:p>
-    <w:bookmarkEnd w:id="20"/>
-    <w:bookmarkStart w:id="21" w:name="Xcadfa65637ee829ddd50b2c4f7fdc1b265fdc27"/>
+    <w:bookmarkEnd w:id="22"/>
+    <w:bookmarkStart w:id="23" w:name="Xcadfa65637ee829ddd50b2c4f7fdc1b265fdc27"/>
     <w:p>
       <w:pPr>
         <w:pStyle w:val="Heading2"/>
@@ -4590,140 +4695,140 @@
       </w:pPr>
       <w:r>
         <w:rPr>
+          <w:bCs/>
           <w:b/>
+        </w:rPr>
+        <w:t xml:space="preserve">Why.</w:t>
+      </w:r>
+      <w:r>
+        <w:t xml:space="preserve"> </w:t>
+      </w:r>
+      <w:r>
+        <w:t xml:space="preserve">Circle's</w:t>
+      </w:r>
+      <w:r>
+        <w:t xml:space="preserve"> </w:t>
+      </w:r>
+      <w:r>
+        <w:rPr>
+          <w:rStyle w:val="VerbatimChar"/>
+        </w:rPr>
+        <w:t xml:space="preserve">CHeapAllocator</w:t>
+      </w:r>
+      <w:r>
+        <w:t xml:space="preserve"> </w:t>
+      </w:r>
+      <w:r>
+        <w:t xml:space="preserve">keeps freed blocks on per-size</w:t>
+      </w:r>
+      <w:r>
+        <w:t xml:space="preserve"> </w:t>
+      </w:r>
+      <w:r>
+        <w:rPr>
           <w:bCs/>
-        </w:rPr>
-        <w:t xml:space="preserve">Why.</w:t>
-      </w:r>
-      <w:r>
-        <w:t xml:space="preserve"> </w:t>
-      </w:r>
-      <w:r>
-        <w:t xml:space="preserve">Circle's</w:t>
-      </w:r>
-      <w:r>
-        <w:t xml:space="preserve"> </w:t>
-      </w:r>
-      <w:r>
-        <w:rPr>
-          <w:rStyle w:val="VerbatimChar"/>
-        </w:rPr>
-        <w:t xml:space="preserve">CHeapAllocator</w:t>
-      </w:r>
-      <w:r>
-        <w:t xml:space="preserve"> </w:t>
-      </w:r>
-      <w:r>
-        <w:t xml:space="preserve">keeps freed blocks on per-size</w:t>
-      </w:r>
-      <w:r>
-        <w:t xml:space="preserve"> </w:t>
-      </w:r>
-      <w:r>
-        <w:rPr>
           <w:b/>
+        </w:rPr>
+        <w:t xml:space="preserve">bucket</w:t>
+      </w:r>
+      <w:r>
+        <w:t xml:space="preserve"> </w:t>
+      </w:r>
+      <w:r>
+        <w:t xml:space="preserve">free lists, but</w:t>
+      </w:r>
+      <w:r>
+        <w:t xml:space="preserve"> </w:t>
+      </w:r>
+      <w:r>
+        <w:t xml:space="preserve">the buckets top out at</w:t>
+      </w:r>
+      <w:r>
+        <w:t xml:space="preserve"> </w:t>
+      </w:r>
+      <w:r>
+        <w:rPr>
+          <w:rStyle w:val="VerbatimChar"/>
+        </w:rPr>
+        <w:t xml:space="preserve">0x80000</w:t>
+      </w:r>
+      <w:r>
+        <w:t xml:space="preserve"> </w:t>
+      </w:r>
+      <w:r>
+        <w:t xml:space="preserve">= 512 KB. A block</w:t>
+      </w:r>
+      <w:r>
+        <w:t xml:space="preserve"> </w:t>
+      </w:r>
+      <w:r>
+        <w:rPr>
           <w:bCs/>
-        </w:rPr>
-        <w:t xml:space="preserve">bucket</w:t>
-      </w:r>
-      <w:r>
-        <w:t xml:space="preserve"> </w:t>
-      </w:r>
-      <w:r>
-        <w:t xml:space="preserve">free lists, but</w:t>
-      </w:r>
-      <w:r>
-        <w:t xml:space="preserve"> </w:t>
-      </w:r>
-      <w:r>
-        <w:t xml:space="preserve">the buckets top out at</w:t>
-      </w:r>
-      <w:r>
-        <w:t xml:space="preserve"> </w:t>
-      </w:r>
-      <w:r>
-        <w:rPr>
-          <w:rStyle w:val="VerbatimChar"/>
-        </w:rPr>
-        <w:t xml:space="preserve">0x80000</w:t>
-      </w:r>
-      <w:r>
-        <w:t xml:space="preserve"> </w:t>
-      </w:r>
-      <w:r>
-        <w:t xml:space="preserve">= 512 KB. A block</w:t>
-      </w:r>
-      <w:r>
-        <w:t xml:space="preserve"> </w:t>
-      </w:r>
-      <w:r>
-        <w:rPr>
           <w:b/>
+        </w:rPr>
+        <w:t xml:space="preserve">bigger than the top bucket cannot be</w:t>
+      </w:r>
+      <w:r>
+        <w:rPr>
           <w:bCs/>
-        </w:rPr>
-        <w:t xml:space="preserve">bigger than the top bucket cannot be</w:t>
-      </w:r>
-      <w:r>
-        <w:rPr>
           <w:b/>
+        </w:rPr>
+        <w:t xml:space="preserve"> </w:t>
+      </w:r>
+      <w:r>
+        <w:rPr>
           <w:bCs/>
-        </w:rPr>
-        <w:t xml:space="preserve"> </w:t>
-      </w:r>
-      <w:r>
-        <w:rPr>
           <w:b/>
+        </w:rPr>
+        <w:t xml:space="preserve">returned to any free list and is lost</w:t>
+      </w:r>
+      <w:r>
+        <w:t xml:space="preserve"> </w:t>
+      </w:r>
+      <w:r>
+        <w:t xml:space="preserve">on</w:t>
+      </w:r>
+      <w:r>
+        <w:t xml:space="preserve"> </w:t>
+      </w:r>
+      <w:r>
+        <w:rPr>
+          <w:rStyle w:val="VerbatimChar"/>
+        </w:rPr>
+        <w:t xml:space="preserve">Free()</w:t>
+      </w:r>
+      <w:r>
+        <w:t xml:space="preserve">. Onyx allocates large blocks routinely —</w:t>
+      </w:r>
+      <w:r>
+        <w:t xml:space="preserve"> </w:t>
+      </w:r>
+      <w:r>
+        <w:t xml:space="preserve">a window</w:t>
+      </w:r>
+      <w:r>
+        <w:t xml:space="preserve"> </w:t>
+      </w:r>
+      <w:r>
+        <w:rPr>
           <w:bCs/>
-        </w:rPr>
-        <w:t xml:space="preserve">returned to any free list and is lost</w:t>
-      </w:r>
-      <w:r>
-        <w:t xml:space="preserve"> </w:t>
-      </w:r>
-      <w:r>
-        <w:t xml:space="preserve">on</w:t>
-      </w:r>
-      <w:r>
-        <w:t xml:space="preserve"> </w:t>
-      </w:r>
-      <w:r>
-        <w:rPr>
-          <w:rStyle w:val="VerbatimChar"/>
-        </w:rPr>
-        <w:t xml:space="preserve">Free()</w:t>
-      </w:r>
-      <w:r>
-        <w:t xml:space="preserve">. Onyx allocates large blocks routinely —</w:t>
-      </w:r>
-      <w:r>
-        <w:t xml:space="preserve"> </w:t>
-      </w:r>
-      <w:r>
-        <w:t xml:space="preserve">a window</w:t>
-      </w:r>
-      <w:r>
-        <w:t xml:space="preserve"> </w:t>
-      </w:r>
-      <w:r>
-        <w:rPr>
           <w:b/>
+        </w:rPr>
+        <w:t xml:space="preserve">canvas</w:t>
+      </w:r>
+      <w:r>
+        <w:t xml:space="preserve"> </w:t>
+      </w:r>
+      <w:r>
+        <w:t xml:space="preserve">is up to ~3 MB (1024×768×4) — so</w:t>
+      </w:r>
+      <w:r>
+        <w:t xml:space="preserve"> </w:t>
+      </w:r>
+      <w:r>
+        <w:rPr>
           <w:bCs/>
-        </w:rPr>
-        <w:t xml:space="preserve">canvas</w:t>
-      </w:r>
-      <w:r>
-        <w:t xml:space="preserve"> </w:t>
-      </w:r>
-      <w:r>
-        <w:t xml:space="preserve">is up to ~3 MB (1024×768×4) — so</w:t>
-      </w:r>
-      <w:r>
-        <w:t xml:space="preserve"> </w:t>
-      </w:r>
-      <w:r>
-        <w:rPr>
           <w:b/>
-          <w:bCs/>
         </w:rPr>
         <w:t xml:space="preserve">every app launch leaked its canvas</w:t>
       </w:r>
@@ -4737,130 +4842,130 @@
       </w:pPr>
       <w:r>
         <w:rPr>
+          <w:bCs/>
           <w:b/>
+        </w:rPr>
+        <w:t xml:space="preserve">Fix.</w:t>
+      </w:r>
+      <w:r>
+        <w:t xml:space="preserve"> </w:t>
+      </w:r>
+      <w:r>
+        <w:t xml:space="preserve">Add</w:t>
+      </w:r>
+      <w:r>
+        <w:t xml:space="preserve"> </w:t>
+      </w:r>
+      <w:r>
+        <w:rPr>
           <w:bCs/>
-        </w:rPr>
-        <w:t xml:space="preserve">Fix.</w:t>
-      </w:r>
-      <w:r>
-        <w:t xml:space="preserve"> </w:t>
-      </w:r>
-      <w:r>
-        <w:t xml:space="preserve">Add</w:t>
-      </w:r>
-      <w:r>
-        <w:t xml:space="preserve"> </w:t>
-      </w:r>
-      <w:r>
-        <w:rPr>
           <w:b/>
+        </w:rPr>
+        <w:t xml:space="preserve">power-of-two "large" free lists</w:t>
+      </w:r>
+      <w:r>
+        <w:t xml:space="preserve"> </w:t>
+      </w:r>
+      <w:r>
+        <w:t xml:space="preserve">alongside the buckets: a too-big block is</w:t>
+      </w:r>
+      <w:r>
+        <w:t xml:space="preserve"> </w:t>
+      </w:r>
+      <w:r>
+        <w:t xml:space="preserve">rounded to its power-of-two class and pushed onto</w:t>
+      </w:r>
+      <w:r>
+        <w:t xml:space="preserve"> </w:t>
+      </w:r>
+      <w:r>
+        <w:rPr>
+          <w:rStyle w:val="VerbatimChar"/>
+        </w:rPr>
+        <w:t xml:space="preserve">m_pLargeFreeList[exp]</w:t>
+      </w:r>
+      <w:r>
+        <w:t xml:space="preserve"> </w:t>
+      </w:r>
+      <w:r>
+        <w:t xml:space="preserve">on free, and reused</w:t>
+      </w:r>
+      <w:r>
+        <w:t xml:space="preserve"> </w:t>
+      </w:r>
+      <w:r>
+        <w:t xml:space="preserve">from it on allocate. A running</w:t>
+      </w:r>
+      <w:r>
+        <w:t xml:space="preserve"> </w:t>
+      </w:r>
+      <w:r>
+        <w:rPr>
+          <w:rStyle w:val="VerbatimChar"/>
+        </w:rPr>
+        <w:t xml:space="preserve">m_nFreeListBytes</w:t>
+      </w:r>
+      <w:r>
+        <w:t xml:space="preserve"> </w:t>
+      </w:r>
+      <w:r>
+        <w:t xml:space="preserve">counter (exposed via</w:t>
+      </w:r>
+      <w:r>
+        <w:t xml:space="preserve"> </w:t>
+      </w:r>
+      <w:r>
+        <w:rPr>
+          <w:rStyle w:val="VerbatimChar"/>
+        </w:rPr>
+        <w:t xml:space="preserve">GetFreeListSpace()</w:t>
+      </w:r>
+      <w:r>
+        <w:t xml:space="preserve">)</w:t>
+      </w:r>
+      <w:r>
+        <w:t xml:space="preserve"> </w:t>
+      </w:r>
+      <w:r>
+        <w:t xml:space="preserve">feeds the</w:t>
+      </w:r>
+      <w:r>
+        <w:t xml:space="preserve"> </w:t>
+      </w:r>
+      <w:r>
+        <w:rPr>
+          <w:rStyle w:val="VerbatimChar"/>
+        </w:rPr>
+        <w:t xml:space="preserve">meminfo</w:t>
+      </w:r>
+      <w:r>
+        <w:t xml:space="preserve"> </w:t>
+      </w:r>
+      <w:r>
+        <w:t xml:space="preserve">accounting (patch 3).</w:t>
+      </w:r>
+      <w:r>
+        <w:t xml:space="preserve"> </w:t>
+      </w:r>
+      <w:r>
+        <w:rPr>
           <w:bCs/>
-        </w:rPr>
-        <w:t xml:space="preserve">power-of-two "large" free lists</w:t>
-      </w:r>
-      <w:r>
-        <w:t xml:space="preserve"> </w:t>
-      </w:r>
-      <w:r>
-        <w:t xml:space="preserve">alongside the buckets: a too-big block is</w:t>
-      </w:r>
-      <w:r>
-        <w:t xml:space="preserve"> </w:t>
-      </w:r>
-      <w:r>
-        <w:t xml:space="preserve">rounded to its power-of-two class and pushed onto</w:t>
-      </w:r>
-      <w:r>
-        <w:t xml:space="preserve"> </w:t>
-      </w:r>
-      <w:r>
-        <w:rPr>
-          <w:rStyle w:val="VerbatimChar"/>
-        </w:rPr>
-        <w:t xml:space="preserve">m_pLargeFreeList[exp]</w:t>
-      </w:r>
-      <w:r>
-        <w:t xml:space="preserve"> </w:t>
-      </w:r>
-      <w:r>
-        <w:t xml:space="preserve">on free, and reused</w:t>
-      </w:r>
-      <w:r>
-        <w:t xml:space="preserve"> </w:t>
-      </w:r>
-      <w:r>
-        <w:t xml:space="preserve">from it on allocate. A running</w:t>
-      </w:r>
-      <w:r>
-        <w:t xml:space="preserve"> </w:t>
-      </w:r>
-      <w:r>
-        <w:rPr>
-          <w:rStyle w:val="VerbatimChar"/>
-        </w:rPr>
-        <w:t xml:space="preserve">m_nFreeListBytes</w:t>
-      </w:r>
-      <w:r>
-        <w:t xml:space="preserve"> </w:t>
-      </w:r>
-      <w:r>
-        <w:t xml:space="preserve">counter (exposed via</w:t>
-      </w:r>
-      <w:r>
-        <w:t xml:space="preserve"> </w:t>
-      </w:r>
-      <w:r>
-        <w:rPr>
-          <w:rStyle w:val="VerbatimChar"/>
-        </w:rPr>
-        <w:t xml:space="preserve">GetFreeListSpace()</w:t>
-      </w:r>
-      <w:r>
-        <w:t xml:space="preserve">)</w:t>
-      </w:r>
-      <w:r>
-        <w:t xml:space="preserve"> </w:t>
-      </w:r>
-      <w:r>
-        <w:t xml:space="preserve">feeds the</w:t>
-      </w:r>
-      <w:r>
-        <w:t xml:space="preserve"> </w:t>
-      </w:r>
-      <w:r>
-        <w:rPr>
-          <w:rStyle w:val="VerbatimChar"/>
-        </w:rPr>
-        <w:t xml:space="preserve">meminfo</w:t>
-      </w:r>
-      <w:r>
-        <w:t xml:space="preserve"> </w:t>
-      </w:r>
-      <w:r>
-        <w:t xml:space="preserve">accounting (patch 3).</w:t>
-      </w:r>
-      <w:r>
-        <w:t xml:space="preserve"> </w:t>
-      </w:r>
-      <w:r>
-        <w:rPr>
           <w:b/>
+        </w:rPr>
+        <w:t xml:space="preserve">Rebuild</w:t>
+      </w:r>
+      <w:r>
+        <w:rPr>
           <w:bCs/>
-        </w:rPr>
-        <w:t xml:space="preserve">Rebuild</w:t>
-      </w:r>
-      <w:r>
-        <w:rPr>
           <w:b/>
+        </w:rPr>
+        <w:t xml:space="preserve"> </w:t>
+      </w:r>
+      <w:r>
+        <w:rPr>
+          <w:rStyle w:val="VerbatimChar"/>
           <w:bCs/>
-        </w:rPr>
-        <w:t xml:space="preserve"> </w:t>
-      </w:r>
-      <w:r>
-        <w:rPr>
-          <w:rStyle w:val="VerbatimChar"/>
           <w:b/>
-          <w:bCs/>
         </w:rPr>
         <w:t xml:space="preserve">libcircle</w:t>
       </w:r>
@@ -5743,8 +5848,8 @@
         <w:t xml:space="preserve"> #endif</w:t>
       </w:r>
     </w:p>
-    <w:bookmarkEnd w:id="21"/>
-    <w:bookmarkStart w:id="22" w:name="Xe044a6cbda454138ee080bd94a2f3f3807b3c4f"/>
+    <w:bookmarkEnd w:id="23"/>
+    <w:bookmarkStart w:id="24" w:name="Xe044a6cbda454138ee080bd94a2f3f3807b3c4f"/>
     <w:p>
       <w:pPr>
         <w:pStyle w:val="Heading2"/>
@@ -5774,8 +5879,8 @@
       </w:pPr>
       <w:r>
         <w:rPr>
+          <w:bCs/>
           <w:b/>
-          <w:bCs/>
         </w:rPr>
         <w:t xml:space="preserve">Why.</w:t>
       </w:r>
@@ -5811,8 +5916,8 @@
       </w:r>
       <w:r>
         <w:rPr>
+          <w:iCs/>
           <w:i/>
-          <w:iCs/>
         </w:rPr>
         <w:t xml:space="preserve">and</w:t>
       </w:r>
@@ -6390,8 +6495,8 @@
         </w:pict>
       </w:r>
     </w:p>
-    <w:bookmarkEnd w:id="22"/>
-    <w:bookmarkStart w:id="25" w:name="Xe90ed3e77ce1968eb553f8c11b1c4bf0b525579"/>
+    <w:bookmarkEnd w:id="24"/>
+    <w:bookmarkStart w:id="27" w:name="Xe90ed3e77ce1968eb553f8c11b1c4bf0b525579"/>
     <w:p>
       <w:pPr>
         <w:pStyle w:val="Heading2"/>
@@ -6448,8 +6553,8 @@
       </w:r>
       <w:r>
         <w:rPr>
+          <w:bCs/>
           <w:b/>
-          <w:bCs/>
         </w:rPr>
         <w:t xml:space="preserve">sound producer</w:t>
       </w:r>
@@ -6468,7 +6573,7 @@
       <w:r>
         <w:t xml:space="preserve"> </w:t>
       </w:r>
-      <w:hyperlink r:id="rId23">
+      <w:hyperlink r:id="rId25">
         <w:r>
           <w:rPr>
             <w:rStyle w:val="Hyperlink"/>
@@ -6524,8 +6629,8 @@
       </w:r>
       <w:r>
         <w:rPr>
+          <w:bCs/>
           <w:b/>
-          <w:bCs/>
         </w:rPr>
         <w:t xml:space="preserve">every</w:t>
       </w:r>
@@ -6592,7 +6697,7 @@
       <w:r>
         <w:t xml:space="preserve"> </w:t>
       </w:r>
-      <w:hyperlink r:id="rId24">
+      <w:hyperlink r:id="rId26">
         <w:r>
           <w:rPr>
             <w:rStyle w:val="Hyperlink"/>
@@ -6604,8 +6709,8 @@
         <w:t xml:space="preserve">.</w:t>
       </w:r>
     </w:p>
-    <w:bookmarkEnd w:id="25"/>
-    <w:bookmarkStart w:id="26" w:name="X36e16af9fbcd5407b79394449ee975570647d24"/>
+    <w:bookmarkEnd w:id="27"/>
+    <w:bookmarkStart w:id="28" w:name="X36e16af9fbcd5407b79394449ee975570647d24"/>
     <w:p>
       <w:pPr>
         <w:pStyle w:val="Heading2"/>
@@ -6626,65 +6731,65 @@
       </w:r>
       <w:r>
         <w:rPr>
+          <w:bCs/>
           <w:b/>
+        </w:rPr>
+        <w:t xml:space="preserve">Ctrl</w:t>
+      </w:r>
+      <w:r>
+        <w:t xml:space="preserve"> </w:t>
+      </w:r>
+      <w:r>
+        <w:t xml:space="preserve">variants of the navigation keys (</w:t>
+      </w:r>
+      <w:r>
+        <w:rPr>
+          <w:rStyle w:val="VerbatimChar"/>
+        </w:rPr>
+        <w:t xml:space="preserve">KeyCtrlUp</w:t>
+      </w:r>
+      <w:r>
+        <w:t xml:space="preserve"> </w:t>
+      </w:r>
+      <w:r>
+        <w:t xml:space="preserve">… →</w:t>
+      </w:r>
+      <w:r>
+        <w:t xml:space="preserve"> </w:t>
+      </w:r>
+      <w:r>
+        <w:rPr>
+          <w:rStyle w:val="VerbatimChar"/>
+        </w:rPr>
+        <w:t xml:space="preserve">ESC[1;5A</w:t>
+      </w:r>
+      <w:r>
+        <w:t xml:space="preserve"> </w:t>
+      </w:r>
+      <w:r>
+        <w:t xml:space="preserve">…); Shift + an arrow produced nothing. The patch adds eight special keys</w:t>
+      </w:r>
+      <w:r>
+        <w:t xml:space="preserve"> </w:t>
+      </w:r>
+      <w:r>
+        <w:rPr>
           <w:bCs/>
-        </w:rPr>
-        <w:t xml:space="preserve">Ctrl</w:t>
-      </w:r>
-      <w:r>
-        <w:t xml:space="preserve"> </w:t>
-      </w:r>
-      <w:r>
-        <w:t xml:space="preserve">variants of the navigation keys (</w:t>
-      </w:r>
-      <w:r>
-        <w:rPr>
-          <w:rStyle w:val="VerbatimChar"/>
-        </w:rPr>
-        <w:t xml:space="preserve">KeyCtrlUp</w:t>
-      </w:r>
-      <w:r>
-        <w:t xml:space="preserve"> </w:t>
-      </w:r>
-      <w:r>
-        <w:t xml:space="preserve">… →</w:t>
-      </w:r>
-      <w:r>
-        <w:t xml:space="preserve"> </w:t>
-      </w:r>
-      <w:r>
-        <w:rPr>
-          <w:rStyle w:val="VerbatimChar"/>
-        </w:rPr>
-        <w:t xml:space="preserve">ESC[1;5A</w:t>
-      </w:r>
-      <w:r>
-        <w:t xml:space="preserve"> </w:t>
-      </w:r>
-      <w:r>
-        <w:t xml:space="preserve">…); Shift + an arrow produced nothing. The patch adds eight special keys</w:t>
-      </w:r>
-      <w:r>
-        <w:t xml:space="preserve"> </w:t>
-      </w:r>
-      <w:r>
-        <w:rPr>
           <w:b/>
+        </w:rPr>
+        <w:t xml:space="preserve">at</w:t>
+      </w:r>
+      <w:r>
+        <w:rPr>
           <w:bCs/>
-        </w:rPr>
-        <w:t xml:space="preserve">at</w:t>
-      </w:r>
-      <w:r>
-        <w:rPr>
           <w:b/>
+        </w:rPr>
+        <w:t xml:space="preserve"> </w:t>
+      </w:r>
+      <w:r>
+        <w:rPr>
           <w:bCs/>
-        </w:rPr>
-        <w:t xml:space="preserve"> </w:t>
-      </w:r>
-      <w:r>
-        <w:rPr>
           <w:b/>
-          <w:bCs/>
         </w:rPr>
         <w:t xml:space="preserve">the end</w:t>
       </w:r>
@@ -6748,6 +6853,7 @@
         <w:tblStyle w:val="Table"/>
         <w:tblW w:type="auto" w:w="0"/>
         <w:tblLook w:firstRow="1" w:lastRow="0" w:firstColumn="0" w:lastColumn="0" w:noHBand="0" w:noVBand="0" w:val="0020"/>
+        <w:jc w:val="start"/>
       </w:tblPr>
       <w:tblGrid>
         <w:gridCol w:w="3960"/>
@@ -6755,13 +6861,14 @@
       </w:tblGrid>
       <w:tr>
         <w:trPr>
-          <w:tblHeader w:val="on"/>
+          <w:tblHeader w:val="true"/>
         </w:trPr>
         <w:tc>
           <w:tcPr/>
           <w:p>
             <w:pPr>
               <w:pStyle w:val="Compact"/>
+              <w:jc w:val="left"/>
             </w:pPr>
             <w:r>
               <w:t xml:space="preserve">Key</w:t>
@@ -6773,6 +6880,7 @@
           <w:p>
             <w:pPr>
               <w:pStyle w:val="Compact"/>
+              <w:jc w:val="left"/>
             </w:pPr>
             <w:r>
               <w:t xml:space="preserve">String</w:t>
@@ -6786,6 +6894,7 @@
           <w:p>
             <w:pPr>
               <w:pStyle w:val="Compact"/>
+              <w:jc w:val="left"/>
             </w:pPr>
             <w:r>
               <w:rPr>
@@ -6815,6 +6924,7 @@
           <w:p>
             <w:pPr>
               <w:pStyle w:val="Compact"/>
+              <w:jc w:val="left"/>
             </w:pPr>
             <w:r>
               <w:rPr>
@@ -6846,6 +6956,7 @@
           <w:p>
             <w:pPr>
               <w:pStyle w:val="Compact"/>
+              <w:jc w:val="left"/>
             </w:pPr>
             <w:r>
               <w:rPr>
@@ -6875,6 +6986,7 @@
           <w:p>
             <w:pPr>
               <w:pStyle w:val="Compact"/>
+              <w:jc w:val="left"/>
             </w:pPr>
             <w:r>
               <w:rPr>
@@ -6906,6 +7018,7 @@
           <w:p>
             <w:pPr>
               <w:pStyle w:val="Compact"/>
+              <w:jc w:val="left"/>
             </w:pPr>
             <w:r>
               <w:rPr>
@@ -6965,6 +7078,7 @@
           <w:p>
             <w:pPr>
               <w:pStyle w:val="Compact"/>
+              <w:jc w:val="left"/>
             </w:pPr>
             <w:r>
               <w:rPr>
@@ -7078,8 +7192,8 @@
       </w:r>
       <w:r>
         <w:rPr>
+          <w:bCs/>
           <w:b/>
-          <w:bCs/>
         </w:rPr>
         <w:t xml:space="preserve">Shift</w:t>
       </w:r>
@@ -7195,8 +7309,8 @@
         <w:t xml:space="preserve">).</w:t>
       </w:r>
     </w:p>
-    <w:bookmarkEnd w:id="26"/>
-    <w:bookmarkStart w:id="27" w:name="Xc42203c53dd705b76fb8e433f55d56aabbfe0e3"/>
+    <w:bookmarkEnd w:id="28"/>
+    <w:bookmarkStart w:id="29" w:name="Xc42203c53dd705b76fb8e433f55d56aabbfe0e3"/>
     <w:p>
       <w:pPr>
         <w:pStyle w:val="Heading2"/>
@@ -7400,8 +7514,8 @@
         <w:t xml:space="preserve">.</w:t>
       </w:r>
     </w:p>
-    <w:bookmarkEnd w:id="27"/>
-    <w:bookmarkStart w:id="28" w:name="X4bf2a80724076a5cb798fdaf251311199e52f64"/>
+    <w:bookmarkEnd w:id="29"/>
+    <w:bookmarkStart w:id="30" w:name="X4bf2a80724076a5cb798fdaf251311199e52f64"/>
     <w:p>
       <w:pPr>
         <w:pStyle w:val="Heading2"/>
@@ -7479,8 +7593,8 @@
       </w:r>
       <w:r>
         <w:rPr>
+          <w:bCs/>
           <w:b/>
-          <w:bCs/>
         </w:rPr>
         <w:t xml:space="preserve">weak</w:t>
       </w:r>
@@ -7493,11 +7607,11 @@
     </w:p>
     <w:p>
       <w:pPr>
-        <w:pStyle w:val="Compact"/>
         <w:numPr>
           <w:ilvl w:val="0"/>
           <w:numId w:val="1003"/>
         </w:numPr>
+        <w:pStyle w:val="Compact"/>
       </w:pPr>
       <w:r>
         <w:rPr>
@@ -7586,11 +7700,11 @@
     </w:p>
     <w:p>
       <w:pPr>
-        <w:pStyle w:val="Compact"/>
         <w:numPr>
           <w:ilvl w:val="0"/>
           <w:numId w:val="1003"/>
         </w:numPr>
+        <w:pStyle w:val="Compact"/>
       </w:pPr>
       <w:r>
         <w:rPr>
@@ -7691,8 +7805,8 @@
       </w:pPr>
       <w:r>
         <w:rPr>
+          <w:bCs/>
           <w:b/>
-          <w:bCs/>
         </w:rPr>
         <w:t xml:space="preserve">7b (2026-10-01): many short waits.</w:t>
       </w:r>
@@ -7865,8 +7979,8 @@
         <w:t xml:space="preserve">Circle behaves as upstream.</w:t>
       </w:r>
     </w:p>
-    <w:bookmarkEnd w:id="28"/>
-    <w:bookmarkStart w:id="29" w:name="Xa837feb77b85d6e2331a596638abd582b72a5fe"/>
+    <w:bookmarkEnd w:id="30"/>
+    <w:bookmarkStart w:id="31" w:name="Xa837feb77b85d6e2331a596638abd582b72a5fe"/>
     <w:p>
       <w:pPr>
         <w:pStyle w:val="Heading2"/>
@@ -7929,36 +8043,36 @@
       </w:r>
       <w:r>
         <w:rPr>
+          <w:bCs/>
           <w:b/>
+        </w:rPr>
+        <w:t xml:space="preserve">single-sector reads</w:t>
+      </w:r>
+      <w:r>
+        <w:t xml:space="preserve"> </w:t>
+      </w:r>
+      <w:r>
+        <w:t xml:space="preserve">in a</w:t>
+      </w:r>
+      <w:r>
+        <w:t xml:space="preserve"> </w:t>
+      </w:r>
+      <w:r>
+        <w:t xml:space="preserve">direct-mapped cache (2048 slots x 512 bytes = 1 MB, allocated on first use; key = sector</w:t>
+      </w:r>
+      <w:r>
+        <w:t xml:space="preserve"> </w:t>
+      </w:r>
+      <w:r>
+        <w:t xml:space="preserve">and drive).</w:t>
+      </w:r>
+      <w:r>
+        <w:t xml:space="preserve"> </w:t>
+      </w:r>
+      <w:r>
+        <w:rPr>
           <w:bCs/>
-        </w:rPr>
-        <w:t xml:space="preserve">single-sector reads</w:t>
-      </w:r>
-      <w:r>
-        <w:t xml:space="preserve"> </w:t>
-      </w:r>
-      <w:r>
-        <w:t xml:space="preserve">in a</w:t>
-      </w:r>
-      <w:r>
-        <w:t xml:space="preserve"> </w:t>
-      </w:r>
-      <w:r>
-        <w:t xml:space="preserve">direct-mapped cache (2048 slots x 512 bytes = 1 MB, allocated on first use; key = sector</w:t>
-      </w:r>
-      <w:r>
-        <w:t xml:space="preserve"> </w:t>
-      </w:r>
-      <w:r>
-        <w:t xml:space="preserve">and drive).</w:t>
-      </w:r>
-      <w:r>
-        <w:t xml:space="preserve"> </w:t>
-      </w:r>
-      <w:r>
-        <w:rPr>
           <w:b/>
-          <w:bCs/>
         </w:rPr>
         <w:t xml:space="preserve">Write-through</w:t>
       </w:r>
@@ -8101,8 +8215,8 @@
       </w:r>
       <w:r>
         <w:rPr>
+          <w:bCs/>
           <w:b/>
-          <w:bCs/>
         </w:rPr>
         <w:t xml:space="preserve">one per volume</w:t>
       </w:r>
@@ -8202,8 +8316,8 @@
         <w:t xml:space="preserve">cache cuts the device reads about 3.4 times.</w:t>
       </w:r>
     </w:p>
-    <w:bookmarkEnd w:id="29"/>
-    <w:bookmarkStart w:id="30" w:name="Xa660a674cf73767400f3b66c48c5262cdd90051"/>
+    <w:bookmarkEnd w:id="31"/>
+    <w:bookmarkStart w:id="32" w:name="Xa660a674cf73767400f3b66c48c5262cdd90051"/>
     <w:p>
       <w:pPr>
         <w:pStyle w:val="Heading2"/>
@@ -8240,11 +8354,11 @@
     </w:p>
     <w:p>
       <w:pPr>
-        <w:pStyle w:val="Compact"/>
         <w:numPr>
           <w:ilvl w:val="0"/>
           <w:numId w:val="1004"/>
         </w:numPr>
+        <w:pStyle w:val="Compact"/>
       </w:pPr>
       <w:r>
         <w:rPr>
@@ -8312,11 +8426,11 @@
     </w:p>
     <w:p>
       <w:pPr>
-        <w:pStyle w:val="Compact"/>
         <w:numPr>
           <w:ilvl w:val="0"/>
           <w:numId w:val="1004"/>
         </w:numPr>
+        <w:pStyle w:val="Compact"/>
       </w:pPr>
       <w:r>
         <w:t xml:space="preserve">before raising the clock, it sets the host's</w:t>
@@ -8326,8 +8440,8 @@
       </w:r>
       <w:r>
         <w:rPr>
+          <w:bCs/>
           <w:b/>
-          <w:bCs/>
         </w:rPr>
         <w:t xml:space="preserve">High Speed Enable</w:t>
       </w:r>
@@ -8373,11 +8487,11 @@
     </w:p>
     <w:p>
       <w:pPr>
-        <w:pStyle w:val="Compact"/>
         <w:numPr>
           <w:ilvl w:val="0"/>
           <w:numId w:val="1004"/>
         </w:numPr>
+        <w:pStyle w:val="Compact"/>
       </w:pPr>
       <w:r>
         <w:t xml:space="preserve">the 64-byte CMD6 status buffer is word aligned (the PIO transfer asserts it).</w:t>
@@ -8424,8 +8538,8 @@
         <w:t xml:space="preserve">misbehaves).</w:t>
       </w:r>
     </w:p>
-    <w:bookmarkEnd w:id="30"/>
-    <w:bookmarkStart w:id="31" w:name="Xa6f8579893806e894c41de9c9b2a146c2f73d02"/>
+    <w:bookmarkEnd w:id="32"/>
+    <w:bookmarkStart w:id="33" w:name="Xa6f8579893806e894c41de9c9b2a146c2f73d02"/>
     <w:p>
       <w:pPr>
         <w:pStyle w:val="Heading2"/>
@@ -8476,183 +8590,183 @@
       </w:r>
       <w:r>
         <w:rPr>
+          <w:bCs/>
           <w:b/>
+        </w:rPr>
+        <w:t xml:space="preserve">clips each transfer at the cluster boundary</w:t>
+      </w:r>
+      <w:r>
+        <w:t xml:space="preserve">: with small clusters (a card</w:t>
+      </w:r>
+      <w:r>
+        <w:t xml:space="preserve"> </w:t>
+      </w:r>
+      <w:r>
+        <w:t xml:space="preserve">formatted with 512-byte clusters) every SD command carried 512 bytes, and the commands'</w:t>
+      </w:r>
+      <w:r>
+        <w:t xml:space="preserve"> </w:t>
+      </w:r>
+      <w:r>
+        <w:t xml:space="preserve">latency (~240 µs each on the Pi 4) capped reads at 2 MB/s (</w:t>
+      </w:r>
+      <w:r>
+        <w:rPr>
+          <w:rStyle w:val="VerbatimChar"/>
+        </w:rPr>
+        <w:t xml:space="preserve">fsbench</w:t>
+      </w:r>
+      <w:r>
+        <w:t xml:space="preserve">: 1 MB = 2064 commands;</w:t>
+      </w:r>
+      <w:r>
+        <w:t xml:space="preserve"> </w:t>
+      </w:r>
+      <w:r>
+        <w:t xml:space="preserve">the data port itself moved 1 MB in 23 ms). The patch goes on across the</w:t>
+      </w:r>
+      <w:r>
+        <w:t xml:space="preserve"> </w:t>
+      </w:r>
+      <w:r>
+        <w:rPr>
           <w:bCs/>
-        </w:rPr>
-        <w:t xml:space="preserve">clips each transfer at the cluster boundary</w:t>
-      </w:r>
-      <w:r>
-        <w:t xml:space="preserve">: with small clusters (a card</w:t>
-      </w:r>
-      <w:r>
-        <w:t xml:space="preserve"> </w:t>
-      </w:r>
-      <w:r>
-        <w:t xml:space="preserve">formatted with 512-byte clusters) every SD command carried 512 bytes, and the commands'</w:t>
-      </w:r>
-      <w:r>
-        <w:t xml:space="preserve"> </w:t>
-      </w:r>
-      <w:r>
-        <w:t xml:space="preserve">latency (~240 µs each on the Pi 4) capped reads at 2 MB/s (</w:t>
-      </w:r>
-      <w:r>
-        <w:rPr>
-          <w:rStyle w:val="VerbatimChar"/>
-        </w:rPr>
-        <w:t xml:space="preserve">fsbench</w:t>
-      </w:r>
-      <w:r>
-        <w:t xml:space="preserve">: 1 MB = 2064 commands;</w:t>
-      </w:r>
-      <w:r>
-        <w:t xml:space="preserve"> </w:t>
-      </w:r>
-      <w:r>
-        <w:t xml:space="preserve">the data port itself moved 1 MB in 23 ms). The patch goes on across the</w:t>
-      </w:r>
-      <w:r>
-        <w:t xml:space="preserve"> </w:t>
-      </w:r>
-      <w:r>
-        <w:rPr>
           <w:b/>
+        </w:rPr>
+        <w:t xml:space="preserve">next clusters</w:t>
+      </w:r>
+      <w:r>
+        <w:rPr>
           <w:bCs/>
-        </w:rPr>
-        <w:t xml:space="preserve">next clusters</w:t>
-      </w:r>
-      <w:r>
-        <w:rPr>
           <w:b/>
+        </w:rPr>
+        <w:t xml:space="preserve"> </w:t>
+      </w:r>
+      <w:r>
+        <w:rPr>
           <w:bCs/>
-        </w:rPr>
-        <w:t xml:space="preserve"> </w:t>
-      </w:r>
-      <w:r>
-        <w:rPr>
           <w:b/>
+        </w:rPr>
+        <w:t xml:space="preserve">while they follow on the disk</w:t>
+      </w:r>
+      <w:r>
+        <w:t xml:space="preserve"> </w:t>
+      </w:r>
+      <w:r>
+        <w:t xml:space="preserve">(</w:t>
+      </w:r>
+      <w:r>
+        <w:rPr>
+          <w:rStyle w:val="VerbatimChar"/>
+        </w:rPr>
+        <w:t xml:space="preserve">get_fat (cl) == cl + 1</w:t>
+      </w:r>
+      <w:r>
+        <w:t xml:space="preserve"> </w:t>
+      </w:r>
+      <w:r>
+        <w:t xml:space="preserve">for a read;</w:t>
+      </w:r>
+      <w:r>
+        <w:t xml:space="preserve"> </w:t>
+      </w:r>
+      <w:r>
+        <w:rPr>
+          <w:rStyle w:val="VerbatimChar"/>
+        </w:rPr>
+        <w:t xml:space="preserve">create_chain</w:t>
+      </w:r>
+      <w:r>
+        <w:t xml:space="preserve"> </w:t>
+      </w:r>
+      <w:r>
+        <w:t xml:space="preserve">— follow</w:t>
+      </w:r>
+      <w:r>
+        <w:t xml:space="preserve"> </w:t>
+      </w:r>
+      <w:r>
+        <w:t xml:space="preserve">or allocate — for a write), up to the size asked, then sets</w:t>
+      </w:r>
+      <w:r>
+        <w:t xml:space="preserve"> </w:t>
+      </w:r>
+      <w:r>
+        <w:rPr>
+          <w:rStyle w:val="VerbatimChar"/>
+        </w:rPr>
+        <w:t xml:space="preserve">fp-&gt;clust</w:t>
+      </w:r>
+      <w:r>
+        <w:t xml:space="preserve"> </w:t>
+      </w:r>
+      <w:r>
+        <w:t xml:space="preserve">to the cluster of</w:t>
+      </w:r>
+      <w:r>
+        <w:t xml:space="preserve"> </w:t>
+      </w:r>
+      <w:r>
+        <w:t xml:space="preserve">the last sector moved, so the loop resumes exactly as before. A cluster allocated ahead</w:t>
+      </w:r>
+      <w:r>
+        <w:t xml:space="preserve"> </w:t>
+      </w:r>
+      <w:r>
+        <w:t xml:space="preserve">that does not follow simply stays in the chain (the next turn finds it, as it would have</w:t>
+      </w:r>
+      <w:r>
+        <w:t xml:space="preserve"> </w:t>
+      </w:r>
+      <w:r>
+        <w:t xml:space="preserve">allocated it). Not with FastSeek (</w:t>
+      </w:r>
+      <w:r>
+        <w:rPr>
+          <w:rStyle w:val="VerbatimChar"/>
+        </w:rPr>
+        <w:t xml:space="preserve">cltbl</w:t>
+      </w:r>
+      <w:r>
+        <w:t xml:space="preserve">). The allocation order is unchanged:</w:t>
+      </w:r>
+      <w:r>
+        <w:t xml:space="preserve"> </w:t>
+      </w:r>
+      <w:r>
+        <w:rPr>
+          <w:rStyle w:val="VerbatimChar"/>
+        </w:rPr>
+        <w:t xml:space="preserve">run_fs_test.sh</w:t>
+      </w:r>
+      <w:r>
+        <w:t xml:space="preserve"> </w:t>
+      </w:r>
+      <w:r>
+        <w:t xml:space="preserve">gets the</w:t>
+      </w:r>
+      <w:r>
+        <w:t xml:space="preserve"> </w:t>
+      </w:r>
+      <w:r>
+        <w:rPr>
           <w:bCs/>
-        </w:rPr>
-        <w:t xml:space="preserve">while they follow on the disk</w:t>
-      </w:r>
-      <w:r>
-        <w:t xml:space="preserve"> </w:t>
-      </w:r>
-      <w:r>
-        <w:t xml:space="preserve">(</w:t>
-      </w:r>
-      <w:r>
-        <w:rPr>
-          <w:rStyle w:val="VerbatimChar"/>
-        </w:rPr>
-        <w:t xml:space="preserve">get_fat (cl) == cl + 1</w:t>
-      </w:r>
-      <w:r>
-        <w:t xml:space="preserve"> </w:t>
-      </w:r>
-      <w:r>
-        <w:t xml:space="preserve">for a read;</w:t>
-      </w:r>
-      <w:r>
-        <w:t xml:space="preserve"> </w:t>
-      </w:r>
-      <w:r>
-        <w:rPr>
-          <w:rStyle w:val="VerbatimChar"/>
-        </w:rPr>
-        <w:t xml:space="preserve">create_chain</w:t>
-      </w:r>
-      <w:r>
-        <w:t xml:space="preserve"> </w:t>
-      </w:r>
-      <w:r>
-        <w:t xml:space="preserve">— follow</w:t>
-      </w:r>
-      <w:r>
-        <w:t xml:space="preserve"> </w:t>
-      </w:r>
-      <w:r>
-        <w:t xml:space="preserve">or allocate — for a write), up to the size asked, then sets</w:t>
-      </w:r>
-      <w:r>
-        <w:t xml:space="preserve"> </w:t>
-      </w:r>
-      <w:r>
-        <w:rPr>
-          <w:rStyle w:val="VerbatimChar"/>
-        </w:rPr>
-        <w:t xml:space="preserve">fp-&gt;clust</w:t>
-      </w:r>
-      <w:r>
-        <w:t xml:space="preserve"> </w:t>
-      </w:r>
-      <w:r>
-        <w:t xml:space="preserve">to the cluster of</w:t>
-      </w:r>
-      <w:r>
-        <w:t xml:space="preserve"> </w:t>
-      </w:r>
-      <w:r>
-        <w:t xml:space="preserve">the last sector moved, so the loop resumes exactly as before. A cluster allocated ahead</w:t>
-      </w:r>
-      <w:r>
-        <w:t xml:space="preserve"> </w:t>
-      </w:r>
-      <w:r>
-        <w:t xml:space="preserve">that does not follow simply stays in the chain (the next turn finds it, as it would have</w:t>
-      </w:r>
-      <w:r>
-        <w:t xml:space="preserve"> </w:t>
-      </w:r>
-      <w:r>
-        <w:t xml:space="preserve">allocated it). Not with FastSeek (</w:t>
-      </w:r>
-      <w:r>
-        <w:rPr>
-          <w:rStyle w:val="VerbatimChar"/>
-        </w:rPr>
-        <w:t xml:space="preserve">cltbl</w:t>
-      </w:r>
-      <w:r>
-        <w:t xml:space="preserve">). The allocation order is unchanged:</w:t>
-      </w:r>
-      <w:r>
-        <w:t xml:space="preserve"> </w:t>
-      </w:r>
-      <w:r>
-        <w:rPr>
-          <w:rStyle w:val="VerbatimChar"/>
-        </w:rPr>
-        <w:t xml:space="preserve">run_fs_test.sh</w:t>
-      </w:r>
-      <w:r>
-        <w:t xml:space="preserve"> </w:t>
-      </w:r>
-      <w:r>
-        <w:t xml:space="preserve">gets the</w:t>
-      </w:r>
-      <w:r>
-        <w:t xml:space="preserve"> </w:t>
-      </w:r>
-      <w:r>
-        <w:rPr>
           <w:b/>
+        </w:rPr>
+        <w:t xml:space="preserve">same disk image as upstream's</w:t>
+      </w:r>
+      <w:r>
+        <w:rPr>
           <w:bCs/>
-        </w:rPr>
-        <w:t xml:space="preserve">same disk image as upstream's</w:t>
-      </w:r>
-      <w:r>
-        <w:rPr>
           <w:b/>
+        </w:rPr>
+        <w:t xml:space="preserve"> </w:t>
+      </w:r>
+      <w:r>
+        <w:rPr>
+          <w:rStyle w:val="VerbatimChar"/>
           <w:bCs/>
-        </w:rPr>
-        <w:t xml:space="preserve"> </w:t>
-      </w:r>
-      <w:r>
-        <w:rPr>
-          <w:rStyle w:val="VerbatimChar"/>
           <w:b/>
-          <w:bCs/>
         </w:rPr>
         <w:t xml:space="preserve">ff.c</w:t>
       </w:r>
@@ -8666,8 +8780,8 @@
         <w:t xml:space="preserve">fewer reads and 6 x fewer writes on 512-byte clusters.</w:t>
       </w:r>
     </w:p>
-    <w:bookmarkEnd w:id="31"/>
-    <w:bookmarkStart w:id="32" w:name="X8b2707a52b92c37472c6bcaa5f835fdd2f44e38"/>
+    <w:bookmarkEnd w:id="33"/>
+    <w:bookmarkStart w:id="34" w:name="X8b2707a52b92c37472c6bcaa5f835fdd2f44e38"/>
     <w:p>
       <w:pPr>
         <w:pStyle w:val="Heading2"/>
@@ -8697,10 +8811,140 @@
       </w:r>
       <w:r>
         <w:rPr>
+          <w:bCs/>
           <w:b/>
+        </w:rPr>
+        <w:t xml:space="preserve">1</w:t>
+      </w:r>
+      <w:r>
+        <w:t xml:space="preserve">:</w:t>
+      </w:r>
+      <w:r>
+        <w:t xml:space="preserve"> </w:t>
+      </w:r>
+      <w:r>
+        <w:rPr>
+          <w:rStyle w:val="VerbatimChar"/>
+        </w:rPr>
+        <w:t xml:space="preserve">f_lseek</w:t>
+      </w:r>
+      <w:r>
+        <w:t xml:space="preserve"> </w:t>
+      </w:r>
+      <w:r>
+        <w:t xml:space="preserve">can use a file's</w:t>
+      </w:r>
+      <w:r>
+        <w:t xml:space="preserve"> </w:t>
+      </w:r>
+      <w:r>
+        <w:rPr>
           <w:bCs/>
-        </w:rPr>
-        <w:t xml:space="preserve">1</w:t>
+          <w:b/>
+        </w:rPr>
+        <w:t xml:space="preserve">cluster map</w:t>
+      </w:r>
+      <w:r>
+        <w:t xml:space="preserve"> </w:t>
+      </w:r>
+      <w:r>
+        <w:t xml:space="preserve">(</w:t>
+      </w:r>
+      <w:r>
+        <w:rPr>
+          <w:rStyle w:val="VerbatimChar"/>
+        </w:rPr>
+        <w:t xml:space="preserve">FIL.cltbl</w:t>
+      </w:r>
+      <w:r>
+        <w:t xml:space="preserve">) instead of</w:t>
+      </w:r>
+      <w:r>
+        <w:t xml:space="preserve"> </w:t>
+      </w:r>
+      <w:r>
+        <w:t xml:space="preserve">walking the FAT chain from the start at each backward seek. The kernel's</w:t>
+      </w:r>
+      <w:r>
+        <w:t xml:space="preserve"> </w:t>
+      </w:r>
+      <w:r>
+        <w:rPr>
+          <w:rStyle w:val="VerbatimChar"/>
+        </w:rPr>
+        <w:t xml:space="preserve">kapi_seek</w:t>
+      </w:r>
+      <w:r>
+        <w:t xml:space="preserve"> </w:t>
+      </w:r>
+      <w:r>
+        <w:t xml:space="preserve">(ABI v57)</w:t>
+      </w:r>
+      <w:r>
+        <w:t xml:space="preserve"> </w:t>
+      </w:r>
+      <w:r>
+        <w:t xml:space="preserve">builds it at the first seek of a file bigger than 4 MB (</w:t>
+      </w:r>
+      <w:r>
+        <w:rPr>
+          <w:rStyle w:val="VerbatimChar"/>
+        </w:rPr>
+        <w:t xml:space="preserve">f_lseek (fp, CREATE_LINKMAP)</w:t>
+      </w:r>
+      <w:r>
+        <w:t xml:space="preserve">, the</w:t>
+      </w:r>
+      <w:r>
+        <w:t xml:space="preserve"> </w:t>
+      </w:r>
+      <w:r>
+        <w:t xml:space="preserve">table grown once if the file is fragmented) and</w:t>
+      </w:r>
+      <w:r>
+        <w:t xml:space="preserve"> </w:t>
+      </w:r>
+      <w:r>
+        <w:rPr>
+          <w:rStyle w:val="VerbatimChar"/>
+        </w:rPr>
+        <w:t xml:space="preserve">kapi_close</w:t>
+      </w:r>
+      <w:r>
+        <w:t xml:space="preserve"> </w:t>
+      </w:r>
+      <w:r>
+        <w:t xml:space="preserve">frees it: a GameCube disc image</w:t>
+      </w:r>
+      <w:r>
+        <w:t xml:space="preserve"> </w:t>
+      </w:r>
+      <w:r>
+        <w:t xml:space="preserve">(1.4 GB) is then read anywhere at once. The option adds</w:t>
+      </w:r>
+      <w:r>
+        <w:t xml:space="preserve"> </w:t>
+      </w:r>
+      <w:r>
+        <w:rPr>
+          <w:rStyle w:val="VerbatimChar"/>
+        </w:rPr>
+        <w:t xml:space="preserve">cltbl</w:t>
+      </w:r>
+      <w:r>
+        <w:t xml:space="preserve"> </w:t>
+      </w:r>
+      <w:r>
+        <w:t xml:space="preserve">to</w:t>
+      </w:r>
+      <w:r>
+        <w:t xml:space="preserve"> </w:t>
+      </w:r>
+      <w:r>
+        <w:rPr>
+          <w:rStyle w:val="VerbatimChar"/>
+        </w:rPr>
+        <w:t xml:space="preserve">FIL</w:t>
       </w:r>
       <w:r>
         <w:t xml:space="preserve">:</w:t>
@@ -8710,152 +8954,22 @@
       </w:r>
       <w:r>
         <w:rPr>
-          <w:rStyle w:val="VerbatimChar"/>
-        </w:rPr>
-        <w:t xml:space="preserve">f_lseek</w:t>
-      </w:r>
-      <w:r>
-        <w:t xml:space="preserve"> </w:t>
-      </w:r>
-      <w:r>
-        <w:t xml:space="preserve">can use a file's</w:t>
-      </w:r>
-      <w:r>
-        <w:t xml:space="preserve"> </w:t>
-      </w:r>
-      <w:r>
-        <w:rPr>
+          <w:bCs/>
           <w:b/>
+        </w:rPr>
+        <w:t xml:space="preserve">the kernel must be</w:t>
+      </w:r>
+      <w:r>
+        <w:rPr>
           <w:bCs/>
-        </w:rPr>
-        <w:t xml:space="preserve">cluster map</w:t>
-      </w:r>
-      <w:r>
-        <w:t xml:space="preserve"> </w:t>
-      </w:r>
-      <w:r>
-        <w:t xml:space="preserve">(</w:t>
-      </w:r>
-      <w:r>
-        <w:rPr>
-          <w:rStyle w:val="VerbatimChar"/>
-        </w:rPr>
-        <w:t xml:space="preserve">FIL.cltbl</w:t>
-      </w:r>
-      <w:r>
-        <w:t xml:space="preserve">) instead of</w:t>
-      </w:r>
-      <w:r>
-        <w:t xml:space="preserve"> </w:t>
-      </w:r>
-      <w:r>
-        <w:t xml:space="preserve">walking the FAT chain from the start at each backward seek. The kernel's</w:t>
-      </w:r>
-      <w:r>
-        <w:t xml:space="preserve"> </w:t>
-      </w:r>
-      <w:r>
-        <w:rPr>
-          <w:rStyle w:val="VerbatimChar"/>
-        </w:rPr>
-        <w:t xml:space="preserve">kapi_seek</w:t>
-      </w:r>
-      <w:r>
-        <w:t xml:space="preserve"> </w:t>
-      </w:r>
-      <w:r>
-        <w:t xml:space="preserve">(ABI v57)</w:t>
-      </w:r>
-      <w:r>
-        <w:t xml:space="preserve"> </w:t>
-      </w:r>
-      <w:r>
-        <w:t xml:space="preserve">builds it at the first seek of a file bigger than 4 MB (</w:t>
-      </w:r>
-      <w:r>
-        <w:rPr>
-          <w:rStyle w:val="VerbatimChar"/>
-        </w:rPr>
-        <w:t xml:space="preserve">f_lseek (fp, CREATE_LINKMAP)</w:t>
-      </w:r>
-      <w:r>
-        <w:t xml:space="preserve">, the</w:t>
-      </w:r>
-      <w:r>
-        <w:t xml:space="preserve"> </w:t>
-      </w:r>
-      <w:r>
-        <w:t xml:space="preserve">table grown once if the file is fragmented) and</w:t>
-      </w:r>
-      <w:r>
-        <w:t xml:space="preserve"> </w:t>
-      </w:r>
-      <w:r>
-        <w:rPr>
-          <w:rStyle w:val="VerbatimChar"/>
-        </w:rPr>
-        <w:t xml:space="preserve">kapi_close</w:t>
-      </w:r>
-      <w:r>
-        <w:t xml:space="preserve"> </w:t>
-      </w:r>
-      <w:r>
-        <w:t xml:space="preserve">frees it: a GameCube disc image</w:t>
-      </w:r>
-      <w:r>
-        <w:t xml:space="preserve"> </w:t>
-      </w:r>
-      <w:r>
-        <w:t xml:space="preserve">(1.4 GB) is then read anywhere at once. The option adds</w:t>
-      </w:r>
-      <w:r>
-        <w:t xml:space="preserve"> </w:t>
-      </w:r>
-      <w:r>
-        <w:rPr>
-          <w:rStyle w:val="VerbatimChar"/>
-        </w:rPr>
-        <w:t xml:space="preserve">cltbl</w:t>
-      </w:r>
-      <w:r>
-        <w:t xml:space="preserve"> </w:t>
-      </w:r>
-      <w:r>
-        <w:t xml:space="preserve">to</w:t>
-      </w:r>
-      <w:r>
-        <w:t xml:space="preserve"> </w:t>
-      </w:r>
-      <w:r>
-        <w:rPr>
-          <w:rStyle w:val="VerbatimChar"/>
-        </w:rPr>
-        <w:t xml:space="preserve">FIL</w:t>
-      </w:r>
-      <w:r>
-        <w:t xml:space="preserve">:</w:t>
-      </w:r>
-      <w:r>
-        <w:t xml:space="preserve"> </w:t>
-      </w:r>
-      <w:r>
-        <w:rPr>
           <w:b/>
+        </w:rPr>
+        <w:t xml:space="preserve"> </w:t>
+      </w:r>
+      <w:r>
+        <w:rPr>
           <w:bCs/>
-        </w:rPr>
-        <w:t xml:space="preserve">the kernel must be</w:t>
-      </w:r>
-      <w:r>
-        <w:rPr>
           <w:b/>
-          <w:bCs/>
-        </w:rPr>
-        <w:t xml:space="preserve"> </w:t>
-      </w:r>
-      <w:r>
-        <w:rPr>
-          <w:b/>
-          <w:bCs/>
         </w:rPr>
         <w:t xml:space="preserve">rebuilt clean</w:t>
       </w:r>
@@ -8878,8 +8992,8 @@
         <w:t xml:space="preserve">.</w:t>
       </w:r>
     </w:p>
-    <w:bookmarkEnd w:id="32"/>
-    <w:bookmarkStart w:id="33" w:name="X330426d72e7e9dbce5c0a322585d81328aa505a"/>
+    <w:bookmarkEnd w:id="34"/>
+    <w:bookmarkStart w:id="35" w:name="X330426d72e7e9dbce5c0a322585d81328aa505a"/>
     <w:p>
       <w:pPr>
         <w:pStyle w:val="Heading2"/>
@@ -8894,66 +9008,66 @@
       </w:pPr>
       <w:r>
         <w:rPr>
+          <w:bCs/>
           <w:b/>
+        </w:rPr>
+        <w:t xml:space="preserve">Why.</w:t>
+      </w:r>
+      <w:r>
+        <w:t xml:space="preserve"> </w:t>
+      </w:r>
+      <w:r>
+        <w:t xml:space="preserve">Circle's</w:t>
+      </w:r>
+      <w:r>
+        <w:t xml:space="preserve"> </w:t>
+      </w:r>
+      <w:r>
+        <w:rPr>
+          <w:rStyle w:val="VerbatimChar"/>
+        </w:rPr>
+        <w:t xml:space="preserve">SetupMemCopy2D</w:t>
+      </w:r>
+      <w:r>
+        <w:t xml:space="preserve"> </w:t>
+      </w:r>
+      <w:r>
+        <w:t xml:space="preserve">only knows a destination stride: the source must be one</w:t>
+      </w:r>
+      <w:r>
+        <w:t xml:space="preserve"> </w:t>
+      </w:r>
+      <w:r>
+        <w:t xml:space="preserve">contiguous block. So patch 6 gathered each damaged rectangle's rows into a buffer with the CPU</w:t>
+      </w:r>
+      <w:r>
+        <w:t xml:space="preserve"> </w:t>
+      </w:r>
+      <w:r>
+        <w:t xml:space="preserve">(a copy as big as the DMA's) before the frame buffer's DMA copied it to the screen, and</w:t>
+      </w:r>
+      <w:r>
+        <w:t xml:space="preserve"> </w:t>
+      </w:r>
+      <w:r>
+        <w:rPr>
+          <w:rStyle w:val="VerbatimChar"/>
+        </w:rPr>
+        <w:t xml:space="preserve">SetArea</w:t>
+      </w:r>
+      <w:r>
+        <w:t xml:space="preserve"> </w:t>
+      </w:r>
+      <w:r>
+        <w:t xml:space="preserve">then</w:t>
+      </w:r>
+      <w:r>
+        <w:t xml:space="preserve"> </w:t>
+      </w:r>
+      <w:r>
+        <w:rPr>
           <w:bCs/>
-        </w:rPr>
-        <w:t xml:space="preserve">Why.</w:t>
-      </w:r>
-      <w:r>
-        <w:t xml:space="preserve"> </w:t>
-      </w:r>
-      <w:r>
-        <w:t xml:space="preserve">Circle's</w:t>
-      </w:r>
-      <w:r>
-        <w:t xml:space="preserve"> </w:t>
-      </w:r>
-      <w:r>
-        <w:rPr>
-          <w:rStyle w:val="VerbatimChar"/>
-        </w:rPr>
-        <w:t xml:space="preserve">SetupMemCopy2D</w:t>
-      </w:r>
-      <w:r>
-        <w:t xml:space="preserve"> </w:t>
-      </w:r>
-      <w:r>
-        <w:t xml:space="preserve">only knows a destination stride: the source must be one</w:t>
-      </w:r>
-      <w:r>
-        <w:t xml:space="preserve"> </w:t>
-      </w:r>
-      <w:r>
-        <w:t xml:space="preserve">contiguous block. So patch 6 gathered each damaged rectangle's rows into a buffer with the CPU</w:t>
-      </w:r>
-      <w:r>
-        <w:t xml:space="preserve"> </w:t>
-      </w:r>
-      <w:r>
-        <w:t xml:space="preserve">(a copy as big as the DMA's) before the frame buffer's DMA copied it to the screen, and</w:t>
-      </w:r>
-      <w:r>
-        <w:t xml:space="preserve"> </w:t>
-      </w:r>
-      <w:r>
-        <w:rPr>
-          <w:rStyle w:val="VerbatimChar"/>
-        </w:rPr>
-        <w:t xml:space="preserve">SetArea</w:t>
-      </w:r>
-      <w:r>
-        <w:t xml:space="preserve"> </w:t>
-      </w:r>
-      <w:r>
-        <w:t xml:space="preserve">then</w:t>
-      </w:r>
-      <w:r>
-        <w:t xml:space="preserve"> </w:t>
-      </w:r>
-      <w:r>
-        <w:rPr>
           <w:b/>
-          <w:bCs/>
         </w:rPr>
         <w:t xml:space="preserve">busy-waited</w:t>
       </w:r>
@@ -8976,8 +9090,8 @@
       </w:pPr>
       <w:r>
         <w:rPr>
+          <w:bCs/>
           <w:b/>
-          <w:bCs/>
         </w:rPr>
         <w:t xml:space="preserve">What.</w:t>
       </w:r>
@@ -9766,8 +9880,8 @@
       </w:pPr>
       <w:r>
         <w:rPr>
+          <w:bCs/>
           <w:b/>
-          <w:bCs/>
         </w:rPr>
         <w:t xml:space="preserve">Polled, without the interrupt.</w:t>
       </w:r>
@@ -10292,8 +10406,8 @@
         <w:t xml:space="preserve">).</w:t>
       </w:r>
     </w:p>
-    <w:bookmarkEnd w:id="33"/>
-    <w:bookmarkStart w:id="34" w:name="Xf0fb017ed00f80e726cb7832b47664679f378b6"/>
+    <w:bookmarkEnd w:id="35"/>
+    <w:bookmarkStart w:id="36" w:name="Xf0fb017ed00f80e726cb7832b47664679f378b6"/>
     <w:p>
       <w:pPr>
         <w:pStyle w:val="Heading2"/>
@@ -10308,8 +10422,8 @@
       </w:pPr>
       <w:r>
         <w:rPr>
+          <w:bCs/>
           <w:b/>
-          <w:bCs/>
         </w:rPr>
         <w:t xml:space="preserve">Why.</w:t>
       </w:r>
@@ -10365,19 +10479,19 @@
       </w:pPr>
       <w:r>
         <w:rPr>
+          <w:bCs/>
           <w:b/>
-          <w:bCs/>
         </w:rPr>
         <w:t xml:space="preserve">What.</w:t>
       </w:r>
     </w:p>
     <w:p>
       <w:pPr>
-        <w:pStyle w:val="Compact"/>
         <w:numPr>
           <w:ilvl w:val="0"/>
           <w:numId w:val="1005"/>
         </w:numPr>
+        <w:pStyle w:val="Compact"/>
       </w:pPr>
       <w:r>
         <w:rPr>
@@ -10511,11 +10625,11 @@
     </w:p>
     <w:p>
       <w:pPr>
-        <w:pStyle w:val="Compact"/>
         <w:numPr>
           <w:ilvl w:val="0"/>
           <w:numId w:val="1005"/>
         </w:numPr>
+        <w:pStyle w:val="Compact"/>
       </w:pPr>
       <w:r>
         <w:rPr>
@@ -10622,8 +10736,8 @@
       <w:r>
         <w:rPr>
           <w:rStyle w:val="VerbatimChar"/>
+          <w:bCs/>
           <w:b/>
-          <w:bCs/>
         </w:rPr>
         <w:t xml:space="preserve">VolToPart</w:t>
       </w:r>
@@ -10656,8 +10770,8 @@
       </w:r>
       <w:r>
         <w:rPr>
+          <w:iCs/>
           <w:i/>
-          <w:iCs/>
         </w:rPr>
         <w:t xml:space="preserve">auto</w:t>
       </w:r>
@@ -10751,11 +10865,11 @@
     </w:p>
     <w:p>
       <w:pPr>
-        <w:pStyle w:val="Compact"/>
         <w:numPr>
           <w:ilvl w:val="0"/>
           <w:numId w:val="1005"/>
         </w:numPr>
+        <w:pStyle w:val="Compact"/>
       </w:pPr>
       <w:r>
         <w:rPr>
@@ -10771,8 +10885,8 @@
       </w:r>
       <w:r>
         <w:rPr>
+          <w:bCs/>
           <w:b/>
-          <w:bCs/>
         </w:rPr>
         <w:t xml:space="preserve">write</w:t>
       </w:r>
@@ -10810,174 +10924,174 @@
       </w:pPr>
       <w:r>
         <w:rPr>
+          <w:bCs/>
           <w:b/>
+        </w:rPr>
+        <w:t xml:space="preserve">Rebuild everything that includes</w:t>
+      </w:r>
+      <w:r>
+        <w:rPr>
           <w:bCs/>
-        </w:rPr>
-        <w:t xml:space="preserve">Rebuild everything that includes</w:t>
-      </w:r>
-      <w:r>
-        <w:rPr>
           <w:b/>
+        </w:rPr>
+        <w:t xml:space="preserve"> </w:t>
+      </w:r>
+      <w:r>
+        <w:rPr>
+          <w:rStyle w:val="VerbatimChar"/>
           <w:bCs/>
-        </w:rPr>
-        <w:t xml:space="preserve"> </w:t>
-      </w:r>
-      <w:r>
-        <w:rPr>
-          <w:rStyle w:val="VerbatimChar"/>
           <w:b/>
+        </w:rPr>
+        <w:t xml:space="preserve">ff.h</w:t>
+      </w:r>
+      <w:r>
+        <w:t xml:space="preserve"> </w:t>
+      </w:r>
+      <w:r>
+        <w:t xml:space="preserve">after changing</w:t>
+      </w:r>
+      <w:r>
+        <w:t xml:space="preserve"> </w:t>
+      </w:r>
+      <w:r>
+        <w:rPr>
+          <w:rStyle w:val="VerbatimChar"/>
+        </w:rPr>
+        <w:t xml:space="preserve">ffconf.h</w:t>
+      </w:r>
+      <w:r>
+        <w:t xml:space="preserve">:</w:t>
+      </w:r>
+      <w:r>
+        <w:t xml:space="preserve"> </w:t>
+      </w:r>
+      <w:r>
+        <w:rPr>
+          <w:rStyle w:val="VerbatimChar"/>
+        </w:rPr>
+        <w:t xml:space="preserve">FF_FS_EXFAT</w:t>
+      </w:r>
+      <w:r>
+        <w:t xml:space="preserve"> </w:t>
+      </w:r>
+      <w:r>
+        <w:t xml:space="preserve">makes</w:t>
+      </w:r>
+      <w:r>
+        <w:t xml:space="preserve"> </w:t>
+      </w:r>
+      <w:r>
+        <w:rPr>
+          <w:rStyle w:val="VerbatimChar"/>
+        </w:rPr>
+        <w:t xml:space="preserve">FSIZE_t</w:t>
+      </w:r>
+      <w:r>
+        <w:t xml:space="preserve"> </w:t>
+      </w:r>
+      <w:r>
+        <w:t xml:space="preserve">64-bit, so</w:t>
+      </w:r>
+      <w:r>
+        <w:t xml:space="preserve"> </w:t>
+      </w:r>
+      <w:r>
+        <w:rPr>
+          <w:rStyle w:val="VerbatimChar"/>
+        </w:rPr>
+        <w:t xml:space="preserve">FIL</w:t>
+      </w:r>
+      <w:r>
+        <w:t xml:space="preserve"> </w:t>
+      </w:r>
+      <w:r>
+        <w:t xml:space="preserve">/</w:t>
+      </w:r>
+      <w:r>
+        <w:t xml:space="preserve"> </w:t>
+      </w:r>
+      <w:r>
+        <w:rPr>
+          <w:rStyle w:val="VerbatimChar"/>
+        </w:rPr>
+        <w:t xml:space="preserve">FATFS</w:t>
+      </w:r>
+      <w:r>
+        <w:t xml:space="preserve"> </w:t>
+      </w:r>
+      <w:r>
+        <w:t xml:space="preserve">/</w:t>
+      </w:r>
+      <w:r>
+        <w:t xml:space="preserve"> </w:t>
+      </w:r>
+      <w:r>
+        <w:rPr>
+          <w:rStyle w:val="VerbatimChar"/>
+        </w:rPr>
+        <w:t xml:space="preserve">FILINFO</w:t>
+      </w:r>
+      <w:r>
+        <w:t xml:space="preserve"> </w:t>
+      </w:r>
+      <w:r>
+        <w:t xml:space="preserve">grow. Besides</w:t>
+      </w:r>
+      <w:r>
+        <w:t xml:space="preserve"> </w:t>
+      </w:r>
+      <w:r>
+        <w:rPr>
+          <w:rStyle w:val="VerbatimChar"/>
+        </w:rPr>
+        <w:t xml:space="preserve">libfatfs</w:t>
+      </w:r>
+      <w:r>
+        <w:t xml:space="preserve"> </w:t>
+      </w:r>
+      <w:r>
+        <w:t xml:space="preserve">and the kernel (clean),</w:t>
+      </w:r>
+      <w:r>
+        <w:t xml:space="preserve"> </w:t>
+      </w:r>
+      <w:r>
+        <w:t xml:space="preserve">that is</w:t>
+      </w:r>
+      <w:r>
+        <w:t xml:space="preserve"> </w:t>
+      </w:r>
+      <w:r>
+        <w:rPr>
+          <w:rStyle w:val="VerbatimChar"/>
           <w:bCs/>
-        </w:rPr>
-        <w:t xml:space="preserve">ff.h</w:t>
-      </w:r>
-      <w:r>
-        <w:t xml:space="preserve"> </w:t>
-      </w:r>
-      <w:r>
-        <w:t xml:space="preserve">after changing</w:t>
-      </w:r>
-      <w:r>
-        <w:t xml:space="preserve"> </w:t>
-      </w:r>
-      <w:r>
-        <w:rPr>
-          <w:rStyle w:val="VerbatimChar"/>
-        </w:rPr>
-        <w:t xml:space="preserve">ffconf.h</w:t>
-      </w:r>
-      <w:r>
-        <w:t xml:space="preserve">:</w:t>
-      </w:r>
-      <w:r>
-        <w:t xml:space="preserve"> </w:t>
-      </w:r>
-      <w:r>
-        <w:rPr>
-          <w:rStyle w:val="VerbatimChar"/>
-        </w:rPr>
-        <w:t xml:space="preserve">FF_FS_EXFAT</w:t>
-      </w:r>
-      <w:r>
-        <w:t xml:space="preserve"> </w:t>
-      </w:r>
-      <w:r>
-        <w:t xml:space="preserve">makes</w:t>
-      </w:r>
-      <w:r>
-        <w:t xml:space="preserve"> </w:t>
-      </w:r>
-      <w:r>
-        <w:rPr>
-          <w:rStyle w:val="VerbatimChar"/>
-        </w:rPr>
-        <w:t xml:space="preserve">FSIZE_t</w:t>
-      </w:r>
-      <w:r>
-        <w:t xml:space="preserve"> </w:t>
-      </w:r>
-      <w:r>
-        <w:t xml:space="preserve">64-bit, so</w:t>
-      </w:r>
-      <w:r>
-        <w:t xml:space="preserve"> </w:t>
-      </w:r>
-      <w:r>
-        <w:rPr>
-          <w:rStyle w:val="VerbatimChar"/>
-        </w:rPr>
-        <w:t xml:space="preserve">FIL</w:t>
-      </w:r>
-      <w:r>
-        <w:t xml:space="preserve"> </w:t>
-      </w:r>
-      <w:r>
-        <w:t xml:space="preserve">/</w:t>
-      </w:r>
-      <w:r>
-        <w:t xml:space="preserve"> </w:t>
-      </w:r>
-      <w:r>
-        <w:rPr>
-          <w:rStyle w:val="VerbatimChar"/>
-        </w:rPr>
-        <w:t xml:space="preserve">FATFS</w:t>
-      </w:r>
-      <w:r>
-        <w:t xml:space="preserve"> </w:t>
-      </w:r>
-      <w:r>
-        <w:t xml:space="preserve">/</w:t>
-      </w:r>
-      <w:r>
-        <w:t xml:space="preserve"> </w:t>
-      </w:r>
-      <w:r>
-        <w:rPr>
-          <w:rStyle w:val="VerbatimChar"/>
-        </w:rPr>
-        <w:t xml:space="preserve">FILINFO</w:t>
-      </w:r>
-      <w:r>
-        <w:t xml:space="preserve"> </w:t>
-      </w:r>
-      <w:r>
-        <w:t xml:space="preserve">grow. Besides</w:t>
-      </w:r>
-      <w:r>
-        <w:t xml:space="preserve"> </w:t>
-      </w:r>
-      <w:r>
-        <w:rPr>
-          <w:rStyle w:val="VerbatimChar"/>
-        </w:rPr>
-        <w:t xml:space="preserve">libfatfs</w:t>
-      </w:r>
-      <w:r>
-        <w:t xml:space="preserve"> </w:t>
-      </w:r>
-      <w:r>
-        <w:t xml:space="preserve">and the kernel (clean),</w:t>
-      </w:r>
-      <w:r>
-        <w:t xml:space="preserve"> </w:t>
-      </w:r>
-      <w:r>
-        <w:t xml:space="preserve">that is</w:t>
-      </w:r>
-      <w:r>
-        <w:t xml:space="preserve"> </w:t>
-      </w:r>
-      <w:r>
-        <w:rPr>
-          <w:rStyle w:val="VerbatimChar"/>
           <w:b/>
+        </w:rPr>
+        <w:t xml:space="preserve">addon/wlan</w:t>
+      </w:r>
+      <w:r>
+        <w:t xml:space="preserve"> </w:t>
+      </w:r>
+      <w:r>
+        <w:t xml:space="preserve">(</w:t>
+      </w:r>
+      <w:r>
+        <w:rPr>
+          <w:rStyle w:val="VerbatimChar"/>
+        </w:rPr>
+        <w:t xml:space="preserve">libwlan.a</w:t>
+      </w:r>
+      <w:r>
+        <w:t xml:space="preserve">: the Wi-Fi firmware is read through FatFs) and</w:t>
+      </w:r>
+      <w:r>
+        <w:t xml:space="preserve"> </w:t>
+      </w:r>
+      <w:r>
+        <w:rPr>
+          <w:rStyle w:val="VerbatimChar"/>
           <w:bCs/>
-        </w:rPr>
-        <w:t xml:space="preserve">addon/wlan</w:t>
-      </w:r>
-      <w:r>
-        <w:t xml:space="preserve"> </w:t>
-      </w:r>
-      <w:r>
-        <w:t xml:space="preserve">(</w:t>
-      </w:r>
-      <w:r>
-        <w:rPr>
-          <w:rStyle w:val="VerbatimChar"/>
-        </w:rPr>
-        <w:t xml:space="preserve">libwlan.a</w:t>
-      </w:r>
-      <w:r>
-        <w:t xml:space="preserve">: the Wi-Fi firmware is read through FatFs) and</w:t>
-      </w:r>
-      <w:r>
-        <w:t xml:space="preserve"> </w:t>
-      </w:r>
-      <w:r>
-        <w:rPr>
-          <w:rStyle w:val="VerbatimChar"/>
           <w:b/>
-          <w:bCs/>
         </w:rPr>
         <w:t xml:space="preserve">addon/wlan/hostap/wpa_supplicant</w:t>
       </w:r>
@@ -11108,8 +11222,8 @@
       </w:r>
       <w:r>
         <w:rPr>
+          <w:bCs/>
           <w:b/>
-          <w:bCs/>
         </w:rPr>
         <w:t xml:space="preserve">and exFAT</w:t>
       </w:r>
@@ -11183,8 +11297,8 @@
         <w:t xml:space="preserve">absent.</w:t>
       </w:r>
     </w:p>
-    <w:bookmarkEnd w:id="34"/>
-    <w:bookmarkStart w:id="35" w:name="X6ee0ec30b8cf0723378aacb4afbb991f97906bf"/>
+    <w:bookmarkEnd w:id="36"/>
+    <w:bookmarkStart w:id="37" w:name="X6ee0ec30b8cf0723378aacb4afbb991f97906bf"/>
     <w:p>
       <w:pPr>
         <w:pStyle w:val="Heading2"/>
@@ -11199,8 +11313,8 @@
       </w:pPr>
       <w:r>
         <w:rPr>
+          <w:bCs/>
           <w:b/>
-          <w:bCs/>
         </w:rPr>
         <w:t xml:space="preserve">Why.</w:t>
       </w:r>
@@ -11253,8 +11367,8 @@
       </w:pPr>
       <w:r>
         <w:rPr>
+          <w:bCs/>
           <w:b/>
-          <w:bCs/>
         </w:rPr>
         <w:t xml:space="preserve">What.</w:t>
       </w:r>
@@ -11328,8 +11442,8 @@
       </w:r>
       <w:r>
         <w:rPr>
+          <w:bCs/>
           <w:b/>
-          <w:bCs/>
         </w:rPr>
         <w:t xml:space="preserve">without touching hostap</w:t>
       </w:r>
@@ -11445,8 +11559,8 @@
         <w:t xml:space="preserve">.</w:t>
       </w:r>
     </w:p>
-    <w:bookmarkEnd w:id="35"/>
-    <w:bookmarkStart w:id="36" w:name="not-a-patch-build-configuration"/>
+    <w:bookmarkEnd w:id="37"/>
+    <w:bookmarkStart w:id="38" w:name="not-a-patch-build-configuration"/>
     <w:p>
       <w:pPr>
         <w:pStyle w:val="Heading2"/>
@@ -11467,28 +11581,28 @@
       </w:r>
       <w:r>
         <w:rPr>
+          <w:bCs/>
           <w:b/>
+        </w:rPr>
+        <w:t xml:space="preserve">configure option</w:t>
+      </w:r>
+      <w:r>
+        <w:t xml:space="preserve">, not a source change: Onyx renders 32-bit</w:t>
+      </w:r>
+      <w:r>
+        <w:t xml:space="preserve"> </w:t>
+      </w:r>
+      <w:r>
+        <w:t xml:space="preserve">pixels, so Circle must be configured with</w:t>
+      </w:r>
+      <w:r>
+        <w:t xml:space="preserve"> </w:t>
+      </w:r>
+      <w:r>
+        <w:rPr>
+          <w:rStyle w:val="VerbatimChar"/>
           <w:bCs/>
-        </w:rPr>
-        <w:t xml:space="preserve">configure option</w:t>
-      </w:r>
-      <w:r>
-        <w:t xml:space="preserve">, not a source change: Onyx renders 32-bit</w:t>
-      </w:r>
-      <w:r>
-        <w:t xml:space="preserve"> </w:t>
-      </w:r>
-      <w:r>
-        <w:t xml:space="preserve">pixels, so Circle must be configured with</w:t>
-      </w:r>
-      <w:r>
-        <w:t xml:space="preserve"> </w:t>
-      </w:r>
-      <w:r>
-        <w:rPr>
-          <w:rStyle w:val="VerbatimChar"/>
           <w:b/>
-          <w:bCs/>
         </w:rPr>
         <w:t xml:space="preserve">DEPTH=32</w:t>
       </w:r>
@@ -11589,7 +11703,7 @@
       <w:r>
         <w:t xml:space="preserve"> </w:t>
       </w:r>
-      <w:hyperlink r:id="rId24">
+      <w:hyperlink r:id="rId26">
         <w:r>
           <w:rPr>
             <w:rStyle w:val="Hyperlink"/>
@@ -11604,8 +11718,8 @@
         <w:t xml:space="preserve">for the full Circle build.</w:t>
       </w:r>
     </w:p>
-    <w:bookmarkEnd w:id="36"/>
-    <w:bookmarkStart w:id="37" w:name="Xdfd002b3deb945a2f734f8087f469418225b702"/>
+    <w:bookmarkEnd w:id="38"/>
+    <w:bookmarkStart w:id="39" w:name="Xdfd002b3deb945a2f734f8087f469418225b702"/>
     <w:p>
       <w:pPr>
         <w:pStyle w:val="Heading2"/>
@@ -11620,8 +11734,8 @@
       </w:pPr>
       <w:r>
         <w:rPr>
+          <w:bCs/>
           <w:b/>
-          <w:bCs/>
         </w:rPr>
         <w:t xml:space="preserve">Why.</w:t>
       </w:r>
@@ -11659,8 +11773,8 @@
       </w:pPr>
       <w:r>
         <w:rPr>
+          <w:bCs/>
           <w:b/>
-          <w:bCs/>
         </w:rPr>
         <w:t xml:space="preserve">What.</w:t>
       </w:r>
@@ -11822,7 +11936,7 @@
       <w:r>
         <w:t xml:space="preserve"> </w:t>
       </w:r>
-      <w:hyperlink r:id="rId23">
+      <w:hyperlink r:id="rId25">
         <w:r>
           <w:rPr>
             <w:rStyle w:val="Hyperlink"/>
@@ -11834,8 +11948,8 @@
         <w:t xml:space="preserve">.</w:t>
       </w:r>
     </w:p>
-    <w:bookmarkEnd w:id="37"/>
-    <w:bookmarkStart w:id="38" w:name="X3ad4d1ce61751f823a9cc804c0040cf09423fda"/>
+    <w:bookmarkEnd w:id="39"/>
+    <w:bookmarkStart w:id="40" w:name="X3ad4d1ce61751f823a9cc804c0040cf09423fda"/>
     <w:p>
       <w:pPr>
         <w:pStyle w:val="Heading2"/>
@@ -11850,8 +11964,8 @@
       </w:pPr>
       <w:r>
         <w:rPr>
+          <w:bCs/>
           <w:b/>
-          <w:bCs/>
         </w:rPr>
         <w:t xml:space="preserve">Why.</w:t>
       </w:r>
@@ -11940,8 +12054,8 @@
       </w:pPr>
       <w:r>
         <w:rPr>
+          <w:bCs/>
           <w:b/>
-          <w:bCs/>
         </w:rPr>
         <w:t xml:space="preserve">What.</w:t>
       </w:r>
@@ -12012,8 +12126,8 @@
         <w:t xml:space="preserve">then returns 0 (that peer not accepted) and listens again. The same bug is in upstream Circle.</w:t>
       </w:r>
     </w:p>
-    <w:bookmarkEnd w:id="38"/>
-    <w:bookmarkStart w:id="39" w:name="Xcfe3557fab0037011a8e5e516a3230d76314b2f"/>
+    <w:bookmarkEnd w:id="40"/>
+    <w:bookmarkStart w:id="41" w:name="Xcfe3557fab0037011a8e5e516a3230d76314b2f"/>
     <w:p>
       <w:pPr>
         <w:pStyle w:val="Heading2"/>
@@ -12028,8 +12142,8 @@
       </w:pPr>
       <w:r>
         <w:rPr>
+          <w:bCs/>
           <w:b/>
-          <w:bCs/>
         </w:rPr>
         <w:t xml:space="preserve">Why.</w:t>
       </w:r>
@@ -12106,8 +12220,8 @@
       </w:pPr>
       <w:r>
         <w:rPr>
+          <w:bCs/>
           <w:b/>
-          <w:bCs/>
         </w:rPr>
         <w:t xml:space="preserve">What.</w:t>
       </w:r>
@@ -12172,8 +12286,8 @@
         <w:t xml:space="preserve">makes the DHCP client with the name). Header only: no library to rebuild.</w:t>
       </w:r>
     </w:p>
-    <w:bookmarkEnd w:id="39"/>
-    <w:bookmarkStart w:id="40" w:name="Xbda264401b6a3ae19bb7f0c1f37dc9b855e5fea"/>
+    <w:bookmarkEnd w:id="41"/>
+    <w:bookmarkStart w:id="42" w:name="Xbda264401b6a3ae19bb7f0c1f37dc9b855e5fea"/>
     <w:p>
       <w:pPr>
         <w:pStyle w:val="Heading2"/>
@@ -12188,8 +12302,8 @@
       </w:pPr>
       <w:r>
         <w:rPr>
+          <w:bCs/>
           <w:b/>
-          <w:bCs/>
         </w:rPr>
         <w:t xml:space="preserve">Why.</w:t>
       </w:r>
@@ -12227,8 +12341,8 @@
       </w:pPr>
       <w:r>
         <w:rPr>
+          <w:bCs/>
           <w:b/>
-          <w:bCs/>
         </w:rPr>
         <w:t xml:space="preserve">What.</w:t>
       </w:r>
@@ -12278,8 +12392,8 @@
         <w:t xml:space="preserve">, docs/02.)</w:t>
       </w:r>
     </w:p>
-    <w:bookmarkEnd w:id="40"/>
-    <w:bookmarkStart w:id="41" w:name="Xc0013075c1900d9de2c4d1f353aa364a5e9d693"/>
+    <w:bookmarkEnd w:id="42"/>
+    <w:bookmarkStart w:id="43" w:name="Xc0013075c1900d9de2c4d1f353aa364a5e9d693"/>
     <w:p>
       <w:pPr>
         <w:pStyle w:val="Heading2"/>
@@ -12294,8 +12408,8 @@
       </w:pPr>
       <w:r>
         <w:rPr>
+          <w:bCs/>
           <w:b/>
-          <w:bCs/>
         </w:rPr>
         <w:t xml:space="preserve">Why.</w:t>
       </w:r>
@@ -12324,8 +12438,8 @@
       </w:pPr>
       <w:r>
         <w:rPr>
+          <w:bCs/>
           <w:b/>
-          <w:bCs/>
         </w:rPr>
         <w:t xml:space="preserve">What.</w:t>
       </w:r>
@@ -12375,8 +12489,8 @@
         <w:t xml:space="preserve">.</w:t>
       </w:r>
     </w:p>
-    <w:bookmarkEnd w:id="41"/>
-    <w:bookmarkStart w:id="42" w:name="Xf9a0ebfa397fd33f82261fcc151baeefa8bcfe6"/>
+    <w:bookmarkEnd w:id="43"/>
+    <w:bookmarkStart w:id="44" w:name="Xf9a0ebfa397fd33f82261fcc151baeefa8bcfe6"/>
     <w:p>
       <w:pPr>
         <w:pStyle w:val="Heading2"/>
@@ -12391,73 +12505,73 @@
       </w:pPr>
       <w:r>
         <w:rPr>
+          <w:bCs/>
           <w:b/>
+        </w:rPr>
+        <w:t xml:space="preserve">Why.</w:t>
+      </w:r>
+      <w:r>
+        <w:t xml:space="preserve"> </w:t>
+      </w:r>
+      <w:r>
+        <w:rPr>
+          <w:rStyle w:val="VerbatimChar"/>
+        </w:rPr>
+        <w:t xml:space="preserve">CTCPConnection::PacketReceived</w:t>
+      </w:r>
+      <w:r>
+        <w:t xml:space="preserve"> </w:t>
+      </w:r>
+      <w:r>
+        <w:t xml:space="preserve">counted</w:t>
+      </w:r>
+      <w:r>
+        <w:t xml:space="preserve"> </w:t>
+      </w:r>
+      <w:r>
+        <w:rPr>
           <w:bCs/>
-        </w:rPr>
-        <w:t xml:space="preserve">Why.</w:t>
-      </w:r>
-      <w:r>
-        <w:t xml:space="preserve"> </w:t>
-      </w:r>
-      <w:r>
-        <w:rPr>
-          <w:rStyle w:val="VerbatimChar"/>
-        </w:rPr>
-        <w:t xml:space="preserve">CTCPConnection::PacketReceived</w:t>
-      </w:r>
-      <w:r>
-        <w:t xml:space="preserve"> </w:t>
-      </w:r>
-      <w:r>
-        <w:t xml:space="preserve">counted</w:t>
-      </w:r>
-      <w:r>
-        <w:t xml:space="preserve"> </w:t>
-      </w:r>
-      <w:r>
-        <w:rPr>
           <w:b/>
+        </w:rPr>
+        <w:t xml:space="preserve">every</w:t>
+      </w:r>
+      <w:r>
+        <w:t xml:space="preserve"> </w:t>
+      </w:r>
+      <w:r>
+        <w:t xml:space="preserve">segment whose ACK did not advance as</w:t>
+      </w:r>
+      <w:r>
+        <w:t xml:space="preserve"> </w:t>
+      </w:r>
+      <w:r>
+        <w:t xml:space="preserve">a duplicate ACK — the peer's own data segments too, and ACKs with nothing in flight, window</w:t>
+      </w:r>
+      <w:r>
+        <w:t xml:space="preserve"> </w:t>
+      </w:r>
+      <w:r>
+        <w:t xml:space="preserve">updates — and the count was reset only by an advancing ACK. The remote desktop client (Onyx</w:t>
+      </w:r>
+      <w:r>
+        <w:t xml:space="preserve"> </w:t>
+      </w:r>
+      <w:r>
+        <w:t xml:space="preserve">Remote) sends small messages (READY, the pointer's moves) while the Pi streams the screen: three</w:t>
+      </w:r>
+      <w:r>
+        <w:t xml:space="preserve"> </w:t>
+      </w:r>
+      <w:r>
+        <w:t xml:space="preserve">in a row between two ACKs started a</w:t>
+      </w:r>
+      <w:r>
+        <w:t xml:space="preserve"> </w:t>
+      </w:r>
+      <w:r>
+        <w:rPr>
           <w:bCs/>
-        </w:rPr>
-        <w:t xml:space="preserve">every</w:t>
-      </w:r>
-      <w:r>
-        <w:t xml:space="preserve"> </w:t>
-      </w:r>
-      <w:r>
-        <w:t xml:space="preserve">segment whose ACK did not advance as</w:t>
-      </w:r>
-      <w:r>
-        <w:t xml:space="preserve"> </w:t>
-      </w:r>
-      <w:r>
-        <w:t xml:space="preserve">a duplicate ACK — the peer's own data segments too, and ACKs with nothing in flight, window</w:t>
-      </w:r>
-      <w:r>
-        <w:t xml:space="preserve"> </w:t>
-      </w:r>
-      <w:r>
-        <w:t xml:space="preserve">updates — and the count was reset only by an advancing ACK. The remote desktop client (Onyx</w:t>
-      </w:r>
-      <w:r>
-        <w:t xml:space="preserve"> </w:t>
-      </w:r>
-      <w:r>
-        <w:t xml:space="preserve">Remote) sends small messages (READY, the pointer's moves) while the Pi streams the screen: three</w:t>
-      </w:r>
-      <w:r>
-        <w:t xml:space="preserve"> </w:t>
-      </w:r>
-      <w:r>
-        <w:t xml:space="preserve">in a row between two ACKs started a</w:t>
-      </w:r>
-      <w:r>
-        <w:t xml:space="preserve"> </w:t>
-      </w:r>
-      <w:r>
-        <w:rPr>
           <w:b/>
-          <w:bCs/>
         </w:rPr>
         <w:t xml:space="preserve">spurious fast retransmit + fast recovery</w:t>
       </w:r>
@@ -12480,8 +12594,8 @@
       </w:pPr>
       <w:r>
         <w:rPr>
+          <w:bCs/>
           <w:b/>
-          <w:bCs/>
         </w:rPr>
         <w:t xml:space="preserve">What.</w:t>
       </w:r>
@@ -12564,8 +12678,8 @@
         <w:t xml:space="preserve">retransmit and fast recovery (NewReno) are unchanged otherwise. The same bug is in upstream.</w:t>
       </w:r>
     </w:p>
-    <w:bookmarkEnd w:id="42"/>
-    <w:bookmarkStart w:id="43" w:name="Xd413a785463241a47e02c7544d35a67d2f87931"/>
+    <w:bookmarkEnd w:id="44"/>
+    <w:bookmarkStart w:id="45" w:name="Xd413a785463241a47e02c7544d35a67d2f87931"/>
     <w:p>
       <w:pPr>
         <w:pStyle w:val="Heading2"/>
@@ -12580,8 +12694,8 @@
       </w:pPr>
       <w:r>
         <w:rPr>
+          <w:bCs/>
           <w:b/>
-          <w:bCs/>
         </w:rPr>
         <w:t xml:space="preserve">Why.</w:t>
       </w:r>
@@ -12625,19 +12739,19 @@
       </w:pPr>
       <w:r>
         <w:rPr>
+          <w:bCs/>
           <w:b/>
-          <w:bCs/>
         </w:rPr>
         <w:t xml:space="preserve">What.</w:t>
       </w:r>
     </w:p>
     <w:p>
       <w:pPr>
-        <w:pStyle w:val="Compact"/>
         <w:numPr>
           <w:ilvl w:val="0"/>
           <w:numId w:val="1006"/>
         </w:numPr>
+        <w:pStyle w:val="Compact"/>
       </w:pPr>
       <w:r>
         <w:rPr>
@@ -12671,8 +12785,8 @@
       </w:r>
       <w:r>
         <w:rPr>
+          <w:bCs/>
           <w:b/>
-          <w:bCs/>
         </w:rPr>
         <w:t xml:space="preserve">1 s</w:t>
       </w:r>
@@ -12724,16 +12838,16 @@
     </w:p>
     <w:p>
       <w:pPr>
-        <w:pStyle w:val="Compact"/>
         <w:numPr>
           <w:ilvl w:val="0"/>
           <w:numId w:val="1006"/>
         </w:numPr>
+        <w:pStyle w:val="Compact"/>
       </w:pPr>
       <w:r>
         <w:rPr>
+          <w:bCs/>
           <w:b/>
-          <w:bCs/>
         </w:rPr>
         <w:t xml:space="preserve">Karn's algorithm</w:t>
       </w:r>
@@ -12788,11 +12902,11 @@
     </w:p>
     <w:p>
       <w:pPr>
-        <w:pStyle w:val="Compact"/>
         <w:numPr>
           <w:ilvl w:val="0"/>
           <w:numId w:val="1006"/>
         </w:numPr>
+        <w:pStyle w:val="Compact"/>
       </w:pPr>
       <w:r>
         <w:rPr>
@@ -12830,11 +12944,11 @@
     </w:p>
     <w:p>
       <w:pPr>
-        <w:pStyle w:val="Compact"/>
         <w:numPr>
           <w:ilvl w:val="0"/>
           <w:numId w:val="1006"/>
         </w:numPr>
+        <w:pStyle w:val="Compact"/>
       </w:pPr>
       <w:r>
         <w:t xml:space="preserve">After a SYN retransmitted, RFC 6298 (5.7) wants the data phase to start at 3 s: the RTO is</w:t>
@@ -12846,8 +12960,8 @@
         <w:t xml:space="preserve">then the backed-off one (≥ 2 s) until the first sample — close enough, left as is.</w:t>
       </w:r>
     </w:p>
-    <w:bookmarkEnd w:id="43"/>
-    <w:bookmarkStart w:id="44" w:name="X97b7e16d9994faa5ec60a080680eb3530af1086"/>
+    <w:bookmarkEnd w:id="45"/>
+    <w:bookmarkStart w:id="46" w:name="X97b7e16d9994faa5ec60a080680eb3530af1086"/>
     <w:p>
       <w:pPr>
         <w:pStyle w:val="Heading2"/>
@@ -12874,94 +12988,94 @@
       </w:pPr>
       <w:r>
         <w:rPr>
+          <w:bCs/>
           <w:b/>
+        </w:rPr>
+        <w:t xml:space="preserve">Why.</w:t>
+      </w:r>
+      <w:r>
+        <w:t xml:space="preserve"> </w:t>
+      </w:r>
+      <w:r>
+        <w:rPr>
+          <w:rStyle w:val="VerbatimChar"/>
+        </w:rPr>
+        <w:t xml:space="preserve">CSocket::Send</w:t>
+      </w:r>
+      <w:r>
+        <w:t xml:space="preserve"> </w:t>
+      </w:r>
+      <w:r>
+        <w:t xml:space="preserve">cuts a buffer into MSS-sized chunks and queues them one by one; when</w:t>
+      </w:r>
+      <w:r>
+        <w:t xml:space="preserve"> </w:t>
+      </w:r>
+      <w:r>
+        <w:t xml:space="preserve">the connection's queue stays full past the send timeout (Onyx sets 5 s), a chunk fails — and</w:t>
+      </w:r>
+      <w:r>
+        <w:t xml:space="preserve"> </w:t>
+      </w:r>
+      <w:r>
+        <w:rPr>
+          <w:rStyle w:val="VerbatimChar"/>
+        </w:rPr>
+        <w:t xml:space="preserve">Send</w:t>
+      </w:r>
+      <w:r>
+        <w:t xml:space="preserve"> </w:t>
+      </w:r>
+      <w:r>
+        <w:t xml:space="preserve">answered the</w:t>
+      </w:r>
+      <w:r>
+        <w:t xml:space="preserve"> </w:t>
+      </w:r>
+      <w:r>
+        <w:rPr>
           <w:bCs/>
-        </w:rPr>
-        <w:t xml:space="preserve">Why.</w:t>
-      </w:r>
-      <w:r>
-        <w:t xml:space="preserve"> </w:t>
-      </w:r>
-      <w:r>
-        <w:rPr>
-          <w:rStyle w:val="VerbatimChar"/>
-        </w:rPr>
-        <w:t xml:space="preserve">CSocket::Send</w:t>
-      </w:r>
-      <w:r>
-        <w:t xml:space="preserve"> </w:t>
-      </w:r>
-      <w:r>
-        <w:t xml:space="preserve">cuts a buffer into MSS-sized chunks and queues them one by one; when</w:t>
-      </w:r>
-      <w:r>
-        <w:t xml:space="preserve"> </w:t>
-      </w:r>
-      <w:r>
-        <w:t xml:space="preserve">the connection's queue stays full past the send timeout (Onyx sets 5 s), a chunk fails — and</w:t>
-      </w:r>
-      <w:r>
-        <w:t xml:space="preserve"> </w:t>
-      </w:r>
-      <w:r>
-        <w:rPr>
-          <w:rStyle w:val="VerbatimChar"/>
-        </w:rPr>
-        <w:t xml:space="preserve">Send</w:t>
-      </w:r>
-      <w:r>
-        <w:t xml:space="preserve"> </w:t>
-      </w:r>
-      <w:r>
-        <w:t xml:space="preserve">answered the</w:t>
-      </w:r>
-      <w:r>
-        <w:t xml:space="preserve"> </w:t>
-      </w:r>
-      <w:r>
-        <w:rPr>
           <w:b/>
+        </w:rPr>
+        <w:t xml:space="preserve">error</w:t>
+      </w:r>
+      <w:r>
+        <w:t xml:space="preserve">, although the chunks before it were queued and would be sent. The</w:t>
+      </w:r>
+      <w:r>
+        <w:t xml:space="preserve"> </w:t>
+      </w:r>
+      <w:r>
+        <w:t xml:space="preserve">kernel's</w:t>
+      </w:r>
+      <w:r>
+        <w:t xml:space="preserve"> </w:t>
+      </w:r>
+      <w:r>
+        <w:rPr>
+          <w:rStyle w:val="VerbatimChar"/>
+        </w:rPr>
+        <w:t xml:space="preserve">NetTcpSend</w:t>
+      </w:r>
+      <w:r>
+        <w:t xml:space="preserve"> </w:t>
+      </w:r>
+      <w:r>
+        <w:t xml:space="preserve">(32 KB requests) then counted none of that request, and an app sending "the</w:t>
+      </w:r>
+      <w:r>
+        <w:t xml:space="preserve"> </w:t>
+      </w:r>
+      <w:r>
+        <w:t xml:space="preserve">rest" again put those bytes</w:t>
+      </w:r>
+      <w:r>
+        <w:t xml:space="preserve"> </w:t>
+      </w:r>
+      <w:r>
+        <w:rPr>
           <w:bCs/>
-        </w:rPr>
-        <w:t xml:space="preserve">error</w:t>
-      </w:r>
-      <w:r>
-        <w:t xml:space="preserve">, although the chunks before it were queued and would be sent. The</w:t>
-      </w:r>
-      <w:r>
-        <w:t xml:space="preserve"> </w:t>
-      </w:r>
-      <w:r>
-        <w:t xml:space="preserve">kernel's</w:t>
-      </w:r>
-      <w:r>
-        <w:t xml:space="preserve"> </w:t>
-      </w:r>
-      <w:r>
-        <w:rPr>
-          <w:rStyle w:val="VerbatimChar"/>
-        </w:rPr>
-        <w:t xml:space="preserve">NetTcpSend</w:t>
-      </w:r>
-      <w:r>
-        <w:t xml:space="preserve"> </w:t>
-      </w:r>
-      <w:r>
-        <w:t xml:space="preserve">(32 KB requests) then counted none of that request, and an app sending "the</w:t>
-      </w:r>
-      <w:r>
-        <w:t xml:space="preserve"> </w:t>
-      </w:r>
-      <w:r>
-        <w:t xml:space="preserve">rest" again put those bytes</w:t>
-      </w:r>
-      <w:r>
-        <w:t xml:space="preserve"> </w:t>
-      </w:r>
-      <w:r>
-        <w:rPr>
           <w:b/>
-          <w:bCs/>
         </w:rPr>
         <w:t xml:space="preserve">twice</w:t>
       </w:r>
@@ -12984,8 +13098,8 @@
       </w:pPr>
       <w:r>
         <w:rPr>
+          <w:bCs/>
           <w:b/>
-          <w:bCs/>
         </w:rPr>
         <w:t xml:space="preserve">What.</w:t>
       </w:r>
@@ -13068,8 +13182,8 @@
       </w:pPr>
       <w:r>
         <w:rPr>
+          <w:bCs/>
           <w:b/>
-          <w:bCs/>
         </w:rPr>
         <w:t xml:space="preserve">Test</w:t>
       </w:r>
@@ -13191,8 +13305,8 @@
         <w:t xml:space="preserve">after a timeout. Against the unpatched sources it fails 15 of its 25 checks.</w:t>
       </w:r>
     </w:p>
-    <w:bookmarkEnd w:id="44"/>
-    <w:bookmarkStart w:id="45" w:name="Xe85a9b7a6bc1a3cc3d37d5de62445234a8ca0b5"/>
+    <w:bookmarkEnd w:id="46"/>
+    <w:bookmarkStart w:id="47" w:name="Xe85a9b7a6bc1a3cc3d37d5de62445234a8ca0b5"/>
     <w:p>
       <w:pPr>
         <w:pStyle w:val="Heading2"/>
@@ -13219,8 +13333,8 @@
       </w:pPr>
       <w:r>
         <w:rPr>
+          <w:bCs/>
           <w:b/>
-          <w:bCs/>
         </w:rPr>
         <w:t xml:space="preserve">Why.</w:t>
       </w:r>
@@ -13309,8 +13423,8 @@
       </w:pPr>
       <w:r>
         <w:rPr>
+          <w:bCs/>
           <w:b/>
-          <w:bCs/>
         </w:rPr>
         <w:t xml:space="preserve">What</w:t>
       </w:r>
@@ -13477,8 +13591,8 @@
       </w:pPr>
       <w:r>
         <w:rPr>
+          <w:bCs/>
           <w:b/>
-          <w:bCs/>
         </w:rPr>
         <w:t xml:space="preserve">Test</w:t>
       </w:r>
@@ -13513,8 +13627,8 @@
         <w:t xml:space="preserve">): 25/25.</w:t>
       </w:r>
     </w:p>
-    <w:bookmarkEnd w:id="45"/>
-    <w:bookmarkStart w:id="46" w:name="X05a0d63b7a571f8f4ae4df4b26aa9c2ab76bc63"/>
+    <w:bookmarkEnd w:id="47"/>
+    <w:bookmarkStart w:id="48" w:name="X05a0d63b7a571f8f4ae4df4b26aa9c2ab76bc63"/>
     <w:p>
       <w:pPr>
         <w:pStyle w:val="Heading2"/>
@@ -13541,8 +13655,8 @@
       </w:pPr>
       <w:r>
         <w:rPr>
+          <w:bCs/>
           <w:b/>
-          <w:bCs/>
         </w:rPr>
         <w:t xml:space="preserve">Why.</w:t>
       </w:r>
@@ -13676,8 +13790,8 @@
       </w:pPr>
       <w:r>
         <w:rPr>
+          <w:bCs/>
           <w:b/>
-          <w:bCs/>
         </w:rPr>
         <w:t xml:space="preserve">What.</w:t>
       </w:r>
@@ -13727,8 +13841,8 @@
       </w:pPr>
       <w:r>
         <w:rPr>
+          <w:bCs/>
           <w:b/>
-          <w:bCs/>
         </w:rPr>
         <w:t xml:space="preserve">Test</w:t>
       </w:r>
@@ -13751,8 +13865,8 @@
         <w:t xml:space="preserve">on the Pi (the OOM kill twice, each run ending where it started).</w:t>
       </w:r>
     </w:p>
-    <w:bookmarkEnd w:id="46"/>
-    <w:bookmarkStart w:id="47" w:name="Xb5c99da24b7f0ee63941bb06323e6faeb6570fc"/>
+    <w:bookmarkEnd w:id="48"/>
+    <w:bookmarkStart w:id="49" w:name="Xb5c99da24b7f0ee63941bb06323e6faeb6570fc"/>
     <w:p>
       <w:pPr>
         <w:pStyle w:val="Heading2"/>
@@ -13767,52 +13881,52 @@
       </w:pPr>
       <w:r>
         <w:rPr>
+          <w:bCs/>
           <w:b/>
+        </w:rPr>
+        <w:t xml:space="preserve">Why.</w:t>
+      </w:r>
+      <w:r>
+        <w:t xml:space="preserve"> </w:t>
+      </w:r>
+      <w:r>
+        <w:t xml:space="preserve">The Pi restarted by itself under network load (a video streamed by the WebKit browser, an</w:t>
+      </w:r>
+      <w:r>
+        <w:t xml:space="preserve"> </w:t>
+      </w:r>
+      <w:r>
+        <w:t xml:space="preserve">FTP upload of 100 MB and the remote desktop at once; a telnet client gone while output flowed was</w:t>
+      </w:r>
+      <w:r>
+        <w:t xml:space="preserve"> </w:t>
+      </w:r>
+      <w:r>
+        <w:t xml:space="preserve">enough):</w:t>
+      </w:r>
+      <w:r>
+        <w:t xml:space="preserve"> </w:t>
+      </w:r>
+      <w:r>
+        <w:rPr>
+          <w:rStyle w:val="VerbatimChar"/>
+        </w:rPr>
+        <w:t xml:space="preserve">SD:/etc/lastcrash.txt</w:t>
+      </w:r>
+      <w:r>
+        <w:t xml:space="preserve"> </w:t>
+      </w:r>
+      <w:r>
+        <w:t xml:space="preserve">said</w:t>
+      </w:r>
+      <w:r>
+        <w:t xml:space="preserve"> </w:t>
+      </w:r>
+      <w:r>
+        <w:rPr>
+          <w:rStyle w:val="VerbatimChar"/>
           <w:bCs/>
-        </w:rPr>
-        <w:t xml:space="preserve">Why.</w:t>
-      </w:r>
-      <w:r>
-        <w:t xml:space="preserve"> </w:t>
-      </w:r>
-      <w:r>
-        <w:t xml:space="preserve">The Pi restarted by itself under network load (a video streamed by the WebKit browser, an</w:t>
-      </w:r>
-      <w:r>
-        <w:t xml:space="preserve"> </w:t>
-      </w:r>
-      <w:r>
-        <w:t xml:space="preserve">FTP upload of 100 MB and the remote desktop at once; a telnet client gone while output flowed was</w:t>
-      </w:r>
-      <w:r>
-        <w:t xml:space="preserve"> </w:t>
-      </w:r>
-      <w:r>
-        <w:t xml:space="preserve">enough):</w:t>
-      </w:r>
-      <w:r>
-        <w:t xml:space="preserve"> </w:t>
-      </w:r>
-      <w:r>
-        <w:rPr>
-          <w:rStyle w:val="VerbatimChar"/>
-        </w:rPr>
-        <w:t xml:space="preserve">SD:/etc/lastcrash.txt</w:t>
-      </w:r>
-      <w:r>
-        <w:t xml:space="preserve"> </w:t>
-      </w:r>
-      <w:r>
-        <w:t xml:space="preserve">said</w:t>
-      </w:r>
-      <w:r>
-        <w:t xml:space="preserve"> </w:t>
-      </w:r>
-      <w:r>
-        <w:rPr>
-          <w:rStyle w:val="VerbatimChar"/>
           <w:b/>
-          <w:bCs/>
         </w:rPr>
         <w:t xml:space="preserve">A kernel panic: tcp: Unexpected state 0 at line 1922</w:t>
       </w:r>
@@ -13958,8 +14072,8 @@
       </w:pPr>
       <w:r>
         <w:rPr>
+          <w:bCs/>
           <w:b/>
-          <w:bCs/>
         </w:rPr>
         <w:t xml:space="preserve">What.</w:t>
       </w:r>
@@ -13978,11 +14092,11 @@
     </w:p>
     <w:p>
       <w:pPr>
-        <w:pStyle w:val="Compact"/>
         <w:numPr>
           <w:ilvl w:val="0"/>
           <w:numId w:val="1007"/>
         </w:numPr>
+        <w:pStyle w:val="Compact"/>
       </w:pPr>
       <w:r>
         <w:t xml:space="preserve">every path of</w:t>
@@ -14038,11 +14152,11 @@
     </w:p>
     <w:p>
       <w:pPr>
-        <w:pStyle w:val="Compact"/>
         <w:numPr>
           <w:ilvl w:val="0"/>
           <w:numId w:val="1007"/>
         </w:numPr>
+        <w:pStyle w:val="Compact"/>
       </w:pPr>
       <w:r>
         <w:rPr>
@@ -14149,11 +14263,11 @@
     </w:p>
     <w:p>
       <w:pPr>
-        <w:pStyle w:val="Compact"/>
         <w:numPr>
           <w:ilvl w:val="0"/>
           <w:numId w:val="1007"/>
         </w:numPr>
+        <w:pStyle w:val="Compact"/>
       </w:pPr>
       <w:r>
         <w:t xml:space="preserve">a reset (and the SYN case) also sets</w:t>
@@ -14183,8 +14297,8 @@
       </w:pPr>
       <w:r>
         <w:rPr>
+          <w:bCs/>
           <w:b/>
-          <w:bCs/>
         </w:rPr>
         <w:t xml:space="preserve">Test</w:t>
       </w:r>
@@ -14198,8 +14312,8 @@
         <w:t xml:space="preserve">opened and dropped: no panic since (it came within minutes before).</w:t>
       </w:r>
     </w:p>
-    <w:bookmarkEnd w:id="47"/>
-    <w:bookmarkStart w:id="49" w:name="X45fa6b281b627f6876b855217f501eb56bb897f"/>
+    <w:bookmarkEnd w:id="49"/>
+    <w:bookmarkStart w:id="51" w:name="X45fa6b281b627f6876b855217f501eb56bb897f"/>
     <w:p>
       <w:pPr>
         <w:pStyle w:val="Heading2"/>
@@ -14295,8 +14409,8 @@
       </w:r>
       <w:r>
         <w:rPr>
+          <w:bCs/>
           <w:b/>
-          <w:bCs/>
         </w:rPr>
         <w:t xml:space="preserve">not</w:t>
       </w:r>
@@ -14313,75 +14427,75 @@
       </w:pPr>
       <w:r>
         <w:rPr>
+          <w:bCs/>
           <w:b/>
+        </w:rPr>
+        <w:t xml:space="preserve">1. The chip polled (</w:t>
+      </w:r>
+      <w:r>
+        <w:rPr>
+          <w:rStyle w:val="VerbatimChar"/>
           <w:bCs/>
-        </w:rPr>
-        <w:t xml:space="preserve">1. The chip polled (</w:t>
-      </w:r>
-      <w:r>
-        <w:rPr>
-          <w:rStyle w:val="VerbatimChar"/>
           <w:b/>
+        </w:rPr>
+        <w:t xml:space="preserve">onyx_wlpoll</w:t>
+      </w:r>
+      <w:r>
+        <w:rPr>
           <w:bCs/>
-        </w:rPr>
-        <w:t xml:space="preserve">onyx_wlpoll</w:t>
-      </w:r>
-      <w:r>
-        <w:rPr>
           <w:b/>
+        </w:rPr>
+        <w:t xml:space="preserve">).</w:t>
+      </w:r>
+      <w:r>
+        <w:t xml:space="preserve"> </w:t>
+      </w:r>
+      <w:r>
+        <w:t xml:space="preserve">The receive loop (</w:t>
+      </w:r>
+      <w:r>
+        <w:rPr>
+          <w:rStyle w:val="VerbatimChar"/>
+        </w:rPr>
+        <w:t xml:space="preserve">rproc</w:t>
+      </w:r>
+      <w:r>
+        <w:t xml:space="preserve">) read frames until the chip had</w:t>
+      </w:r>
+      <w:r>
+        <w:t xml:space="preserve"> </w:t>
+      </w:r>
+      <w:r>
+        <w:t xml:space="preserve">none, then slept in</w:t>
+      </w:r>
+      <w:r>
+        <w:t xml:space="preserve"> </w:t>
+      </w:r>
+      <w:r>
+        <w:rPr>
+          <w:rStyle w:val="VerbatimChar"/>
+        </w:rPr>
+        <w:t xml:space="preserve">intwait</w:t>
+      </w:r>
+      <w:r>
+        <w:t xml:space="preserve"> </w:t>
+      </w:r>
+      <w:r>
+        <w:t xml:space="preserve">until the SDIO card interrupt. That interrupt comes late: measured</w:t>
+      </w:r>
+      <w:r>
+        <w:t xml:space="preserve"> </w:t>
+      </w:r>
+      <w:r>
+        <w:t xml:space="preserve">on a Pi 4 under a steady stream,</w:t>
+      </w:r>
+      <w:r>
+        <w:t xml:space="preserve"> </w:t>
+      </w:r>
+      <w:r>
+        <w:rPr>
           <w:bCs/>
-        </w:rPr>
-        <w:t xml:space="preserve">).</w:t>
-      </w:r>
-      <w:r>
-        <w:t xml:space="preserve"> </w:t>
-      </w:r>
-      <w:r>
-        <w:t xml:space="preserve">The receive loop (</w:t>
-      </w:r>
-      <w:r>
-        <w:rPr>
-          <w:rStyle w:val="VerbatimChar"/>
-        </w:rPr>
-        <w:t xml:space="preserve">rproc</w:t>
-      </w:r>
-      <w:r>
-        <w:t xml:space="preserve">) read frames until the chip had</w:t>
-      </w:r>
-      <w:r>
-        <w:t xml:space="preserve"> </w:t>
-      </w:r>
-      <w:r>
-        <w:t xml:space="preserve">none, then slept in</w:t>
-      </w:r>
-      <w:r>
-        <w:t xml:space="preserve"> </w:t>
-      </w:r>
-      <w:r>
-        <w:rPr>
-          <w:rStyle w:val="VerbatimChar"/>
-        </w:rPr>
-        <w:t xml:space="preserve">intwait</w:t>
-      </w:r>
-      <w:r>
-        <w:t xml:space="preserve"> </w:t>
-      </w:r>
-      <w:r>
-        <w:t xml:space="preserve">until the SDIO card interrupt. That interrupt comes late: measured</w:t>
-      </w:r>
-      <w:r>
-        <w:t xml:space="preserve"> </w:t>
-      </w:r>
-      <w:r>
-        <w:t xml:space="preserve">on a Pi 4 under a steady stream,</w:t>
-      </w:r>
-      <w:r>
-        <w:t xml:space="preserve"> </w:t>
-      </w:r>
-      <w:r>
-        <w:rPr>
           <w:b/>
-          <w:bCs/>
         </w:rPr>
         <w:t xml:space="preserve">2.5 to 5 ms a wait, 80 % of the reader's time</w:t>
       </w:r>
@@ -14521,8 +14635,8 @@
       </w:pPr>
       <w:r>
         <w:rPr>
+          <w:bCs/>
           <w:b/>
-          <w:bCs/>
         </w:rPr>
         <w:t xml:space="preserve">2. A scan over both bands, the networks probed by name.</w:t>
       </w:r>
@@ -14683,23 +14797,23 @@
       </w:pPr>
       <w:r>
         <w:rPr>
+          <w:bCs/>
           <w:b/>
+        </w:rPr>
+        <w:t xml:space="preserve">3. 5 GHz preferred (</w:t>
+      </w:r>
+      <w:r>
+        <w:rPr>
+          <w:rStyle w:val="VerbatimChar"/>
           <w:bCs/>
-        </w:rPr>
-        <w:t xml:space="preserve">3. 5 GHz preferred (</w:t>
-      </w:r>
-      <w:r>
-        <w:rPr>
-          <w:rStyle w:val="VerbatimChar"/>
           <w:b/>
+        </w:rPr>
+        <w:t xml:space="preserve">onyx_scan_5g_bias</w:t>
+      </w:r>
+      <w:r>
+        <w:rPr>
           <w:bCs/>
-        </w:rPr>
-        <w:t xml:space="preserve">onyx_scan_5g_bias</w:t>
-      </w:r>
-      <w:r>
-        <w:rPr>
           <w:b/>
-          <w:bCs/>
         </w:rPr>
         <w:t xml:space="preserve">).</w:t>
       </w:r>
@@ -14925,23 +15039,23 @@
       </w:pPr>
       <w:r>
         <w:rPr>
+          <w:bCs/>
           <w:b/>
+        </w:rPr>
+        <w:t xml:space="preserve">4. The frames' path (</w:t>
+      </w:r>
+      <w:r>
+        <w:rPr>
+          <w:rStyle w:val="VerbatimChar"/>
           <w:bCs/>
-        </w:rPr>
-        <w:t xml:space="preserve">4. The frames' path (</w:t>
-      </w:r>
-      <w:r>
-        <w:rPr>
-          <w:rStyle w:val="VerbatimChar"/>
           <w:b/>
+        </w:rPr>
+        <w:t xml:space="preserve">onyx_wlfast</w:t>
+      </w:r>
+      <w:r>
+        <w:rPr>
           <w:bCs/>
-        </w:rPr>
-        <w:t xml:space="preserve">onyx_wlfast</w:t>
-      </w:r>
-      <w:r>
-        <w:rPr>
           <w:b/>
-          <w:bCs/>
         </w:rPr>
         <w:t xml:space="preserve">, a bit each; the kernel sets 31).</w:t>
       </w:r>
@@ -14960,16 +15074,16 @@
     </w:p>
     <w:p>
       <w:pPr>
-        <w:pStyle w:val="Compact"/>
         <w:numPr>
           <w:ilvl w:val="0"/>
           <w:numId w:val="1008"/>
         </w:numPr>
+        <w:pStyle w:val="Compact"/>
       </w:pPr>
       <w:r>
         <w:rPr>
+          <w:iCs/>
           <w:i/>
-          <w:iCs/>
         </w:rPr>
         <w:t xml:space="preserve">bit 1 — one command a transfer</w:t>
       </w:r>
@@ -15030,16 +15144,16 @@
     </w:p>
     <w:p>
       <w:pPr>
-        <w:pStyle w:val="Compact"/>
         <w:numPr>
           <w:ilvl w:val="0"/>
           <w:numId w:val="1008"/>
         </w:numPr>
+        <w:pStyle w:val="Compact"/>
       </w:pPr>
       <w:r>
         <w:rPr>
+          <w:iCs/>
           <w:i/>
-          <w:iCs/>
         </w:rPr>
         <w:t xml:space="preserve">bit 2 — the next frame read whole</w:t>
       </w:r>
@@ -15082,16 +15196,16 @@
     </w:p>
     <w:p>
       <w:pPr>
-        <w:pStyle w:val="Compact"/>
         <w:numPr>
           <w:ilvl w:val="0"/>
           <w:numId w:val="1008"/>
         </w:numPr>
+        <w:pStyle w:val="Compact"/>
       </w:pPr>
       <w:r>
         <w:rPr>
+          <w:iCs/>
           <w:i/>
-          <w:iCs/>
         </w:rPr>
         <w:t xml:space="preserve">bit 4 — the frames' locks without a yield</w:t>
       </w:r>
@@ -15230,16 +15344,16 @@
     </w:p>
     <w:p>
       <w:pPr>
-        <w:pStyle w:val="Compact"/>
         <w:numPr>
           <w:ilvl w:val="0"/>
           <w:numId w:val="1008"/>
         </w:numPr>
+        <w:pStyle w:val="Compact"/>
       </w:pPr>
       <w:r>
         <w:rPr>
+          <w:iCs/>
           <w:i/>
-          <w:iCs/>
         </w:rPr>
         <w:t xml:space="preserve">bit 8 — the bus at 50 MHz</w:t>
       </w:r>
@@ -15285,16 +15399,16 @@
     </w:p>
     <w:p>
       <w:pPr>
-        <w:pStyle w:val="Compact"/>
         <w:numPr>
           <w:ilvl w:val="0"/>
           <w:numId w:val="1008"/>
         </w:numPr>
+        <w:pStyle w:val="Compact"/>
       </w:pPr>
       <w:r>
         <w:rPr>
+          <w:iCs/>
           <w:i/>
-          <w:iCs/>
         </w:rPr>
         <w:t xml:space="preserve">bit 16 — the controller's registers written without a wait</w:t>
       </w:r>
@@ -15350,8 +15464,8 @@
       </w:r>
       <w:r>
         <w:rPr>
+          <w:bCs/>
           <w:b/>
-          <w:bCs/>
         </w:rPr>
         <w:t xml:space="preserve">93 µs</w:t>
       </w:r>
@@ -15368,8 +15482,8 @@
       </w:pPr>
       <w:r>
         <w:rPr>
+          <w:bCs/>
           <w:b/>
-          <w:bCs/>
         </w:rPr>
         <w:t xml:space="preserve">Receive glomming was tried and taken out.</w:t>
       </w:r>
@@ -15399,8 +15513,8 @@
       </w:r>
       <w:r>
         <w:rPr>
+          <w:iCs/>
           <w:i/>
-          <w:iCs/>
         </w:rPr>
         <w:t xml:space="preserve">sent</w:t>
       </w:r>
@@ -15447,8 +15561,8 @@
       </w:pPr>
       <w:r>
         <w:rPr>
+          <w:bCs/>
           <w:b/>
-          <w:bCs/>
         </w:rPr>
         <w:t xml:space="preserve">Measured</w:t>
       </w:r>
@@ -15485,6 +15599,7 @@
         <w:tblStyle w:val="Table"/>
         <w:tblW w:type="auto" w:w="0"/>
         <w:tblLook w:firstRow="1" w:lastRow="0" w:firstColumn="0" w:lastColumn="0" w:noHBand="0" w:noVBand="0" w:val="0020"/>
+        <w:jc w:val="start"/>
       </w:tblPr>
       <w:tblGrid>
         <w:gridCol w:w="1980"/>
@@ -15494,7 +15609,7 @@
       </w:tblGrid>
       <w:tr>
         <w:trPr>
-          <w:tblHeader w:val="on"/>
+          <w:tblHeader w:val="true"/>
         </w:trPr>
         <w:tc>
           <w:tcPr/>
@@ -15509,6 +15624,7 @@
           <w:p>
             <w:pPr>
               <w:pStyle w:val="Compact"/>
+              <w:jc w:val="left"/>
             </w:pPr>
             <w:r>
               <w:t xml:space="preserve">echo round trip</w:t>
@@ -15520,6 +15636,7 @@
           <w:p>
             <w:pPr>
               <w:pStyle w:val="Compact"/>
+              <w:jc w:val="left"/>
             </w:pPr>
             <w:r>
               <w:t xml:space="preserve">the Pi sends</w:t>
@@ -15531,6 +15648,7 @@
           <w:p>
             <w:pPr>
               <w:pStyle w:val="Compact"/>
+              <w:jc w:val="left"/>
             </w:pPr>
             <w:r>
               <w:t xml:space="preserve">the Pi receives</w:t>
@@ -15544,6 +15662,7 @@
           <w:p>
             <w:pPr>
               <w:pStyle w:val="Compact"/>
+              <w:jc w:val="left"/>
             </w:pPr>
             <w:r>
               <w:t xml:space="preserve">before</w:t>
@@ -15555,6 +15674,7 @@
           <w:p>
             <w:pPr>
               <w:pStyle w:val="Compact"/>
+              <w:jc w:val="left"/>
             </w:pPr>
             <w:r>
               <w:t xml:space="preserve">10.4 ms</w:t>
@@ -15566,6 +15686,7 @@
           <w:p>
             <w:pPr>
               <w:pStyle w:val="Compact"/>
+              <w:jc w:val="left"/>
             </w:pPr>
             <w:r>
               <w:t xml:space="preserve">795 KB/s</w:t>
@@ -15577,6 +15698,7 @@
           <w:p>
             <w:pPr>
               <w:pStyle w:val="Compact"/>
+              <w:jc w:val="left"/>
             </w:pPr>
             <w:r>
               <w:t xml:space="preserve">504 KB/s</w:t>
@@ -15590,6 +15712,7 @@
           <w:p>
             <w:pPr>
               <w:pStyle w:val="Compact"/>
+              <w:jc w:val="left"/>
             </w:pPr>
             <w:r>
               <w:t xml:space="preserve">the IPI (kernel)</w:t>
@@ -15601,6 +15724,7 @@
           <w:p>
             <w:pPr>
               <w:pStyle w:val="Compact"/>
+              <w:jc w:val="left"/>
             </w:pPr>
             <w:r>
               <w:t xml:space="preserve">2.8 ms</w:t>
@@ -15612,6 +15736,7 @@
           <w:p>
             <w:pPr>
               <w:pStyle w:val="Compact"/>
+              <w:jc w:val="left"/>
             </w:pPr>
             <w:r>
               <w:t xml:space="preserve">1128 KB/s</w:t>
@@ -15623,6 +15748,7 @@
           <w:p>
             <w:pPr>
               <w:pStyle w:val="Compact"/>
+              <w:jc w:val="left"/>
             </w:pPr>
             <w:r>
               <w:t xml:space="preserve">1008 KB/s</w:t>
@@ -15636,6 +15762,7 @@
           <w:p>
             <w:pPr>
               <w:pStyle w:val="Compact"/>
+              <w:jc w:val="left"/>
             </w:pPr>
             <w:r>
               <w:t xml:space="preserve">+ the chip polled</w:t>
@@ -15647,6 +15774,7 @@
           <w:p>
             <w:pPr>
               <w:pStyle w:val="Compact"/>
+              <w:jc w:val="left"/>
             </w:pPr>
             <w:r>
               <w:t xml:space="preserve">2.8 ms</w:t>
@@ -15658,6 +15786,7 @@
           <w:p>
             <w:pPr>
               <w:pStyle w:val="Compact"/>
+              <w:jc w:val="left"/>
             </w:pPr>
             <w:r>
               <w:t xml:space="preserve">3.3 MB/s</w:t>
@@ -15669,6 +15798,7 @@
           <w:p>
             <w:pPr>
               <w:pStyle w:val="Compact"/>
+              <w:jc w:val="left"/>
             </w:pPr>
             <w:r>
               <w:t xml:space="preserve">1 MB/s</w:t>
@@ -15682,6 +15812,7 @@
           <w:p>
             <w:pPr>
               <w:pStyle w:val="Compact"/>
+              <w:jc w:val="left"/>
             </w:pPr>
             <w:r>
               <w:t xml:space="preserve">+ 5 GHz (VHT, 80 MHz, link 195–292 Mbit/s)</w:t>
@@ -15693,6 +15824,7 @@
           <w:p>
             <w:pPr>
               <w:pStyle w:val="Compact"/>
+              <w:jc w:val="left"/>
             </w:pPr>
             <w:r>
               <w:t xml:space="preserve">2.2 ms</w:t>
@@ -15704,6 +15836,7 @@
           <w:p>
             <w:pPr>
               <w:pStyle w:val="Compact"/>
+              <w:jc w:val="left"/>
             </w:pPr>
             <w:r>
               <w:t xml:space="preserve">4.3 MB/s</w:t>
@@ -15715,6 +15848,7 @@
           <w:p>
             <w:pPr>
               <w:pStyle w:val="Compact"/>
+              <w:jc w:val="left"/>
             </w:pPr>
             <w:r>
               <w:t xml:space="preserve">4.4 MB/s</w:t>
@@ -15728,6 +15862,7 @@
           <w:p>
             <w:pPr>
               <w:pStyle w:val="Compact"/>
+              <w:jc w:val="left"/>
             </w:pPr>
             <w:r>
               <w:t xml:space="preserve">+ TCP window scaling (§27)</w:t>
@@ -15739,6 +15874,7 @@
           <w:p>
             <w:pPr>
               <w:pStyle w:val="Compact"/>
+              <w:jc w:val="left"/>
             </w:pPr>
             <w:r>
               <w:t xml:space="preserve">2.3 ms</w:t>
@@ -15750,6 +15886,7 @@
           <w:p>
             <w:pPr>
               <w:pStyle w:val="Compact"/>
+              <w:jc w:val="left"/>
             </w:pPr>
             <w:r>
               <w:t xml:space="preserve">6.6 MB/s</w:t>
@@ -15761,6 +15898,7 @@
           <w:p>
             <w:pPr>
               <w:pStyle w:val="Compact"/>
+              <w:jc w:val="left"/>
             </w:pPr>
             <w:r>
               <w:t xml:space="preserve">4.6 MB/s</w:t>
@@ -15774,6 +15912,7 @@
           <w:p>
             <w:pPr>
               <w:pStyle w:val="Compact"/>
+              <w:jc w:val="left"/>
             </w:pPr>
             <w:r>
               <w:t xml:space="preserve">+ one command a frame, the locks</w:t>
@@ -15785,6 +15924,7 @@
           <w:p>
             <w:pPr>
               <w:pStyle w:val="Compact"/>
+              <w:jc w:val="left"/>
             </w:pPr>
             <w:r>
               <w:t xml:space="preserve">2.3 ms</w:t>
@@ -15796,6 +15936,7 @@
           <w:p>
             <w:pPr>
               <w:pStyle w:val="Compact"/>
+              <w:jc w:val="left"/>
             </w:pPr>
             <w:r>
               <w:t xml:space="preserve">6.4 MB/s</w:t>
@@ -15807,6 +15948,7 @@
           <w:p>
             <w:pPr>
               <w:pStyle w:val="Compact"/>
+              <w:jc w:val="left"/>
             </w:pPr>
             <w:r>
               <w:t xml:space="preserve">5.5 MB/s</w:t>
@@ -15820,6 +15962,7 @@
           <w:p>
             <w:pPr>
               <w:pStyle w:val="Compact"/>
+              <w:jc w:val="left"/>
             </w:pPr>
             <w:r>
               <w:t xml:space="preserve">+ the bus at 50 MHz</w:t>
@@ -15831,6 +15974,7 @@
           <w:p>
             <w:pPr>
               <w:pStyle w:val="Compact"/>
+              <w:jc w:val="left"/>
             </w:pPr>
             <w:r>
               <w:t xml:space="preserve">2.2 ms</w:t>
@@ -15842,6 +15986,7 @@
           <w:p>
             <w:pPr>
               <w:pStyle w:val="Compact"/>
+              <w:jc w:val="left"/>
             </w:pPr>
             <w:r>
               <w:t xml:space="preserve">7.5–8.1 MB/s</w:t>
@@ -15853,6 +15998,7 @@
           <w:p>
             <w:pPr>
               <w:pStyle w:val="Compact"/>
+              <w:jc w:val="left"/>
             </w:pPr>
             <w:r>
               <w:t xml:space="preserve">6–7 MB/s</w:t>
@@ -15866,6 +16012,7 @@
           <w:p>
             <w:pPr>
               <w:pStyle w:val="Compact"/>
+              <w:jc w:val="left"/>
             </w:pPr>
             <w:r>
               <w:t xml:space="preserve">+ the registers written without a wait</w:t>
@@ -15877,6 +16024,7 @@
           <w:p>
             <w:pPr>
               <w:pStyle w:val="Compact"/>
+              <w:jc w:val="left"/>
             </w:pPr>
             <w:r>
               <w:t xml:space="preserve">2.1 ms</w:t>
@@ -15888,6 +16036,7 @@
           <w:p>
             <w:pPr>
               <w:pStyle w:val="Compact"/>
+              <w:jc w:val="left"/>
             </w:pPr>
             <w:r>
               <w:t xml:space="preserve">8–9.5 MB/s</w:t>
@@ -15899,11 +16048,12 @@
           <w:p>
             <w:pPr>
               <w:pStyle w:val="Compact"/>
+              <w:jc w:val="left"/>
             </w:pPr>
             <w:r>
               <w:rPr>
+                <w:bCs/>
                 <w:b/>
-                <w:bCs/>
               </w:rPr>
               <w:t xml:space="preserve">8.7 MB/s</w:t>
             </w:r>
@@ -15949,8 +16099,8 @@
       </w:pPr>
       <w:r>
         <w:rPr>
+          <w:bCs/>
           <w:b/>
-          <w:bCs/>
         </w:rPr>
         <w:t xml:space="preserve">What limits it now</w:t>
       </w:r>
@@ -16027,80 +16177,80 @@
       </w:pPr>
       <w:r>
         <w:rPr>
+          <w:bCs/>
           <w:b/>
+        </w:rPr>
+        <w:t xml:space="preserve">5. The frames sent are not aggregated (</w:t>
+      </w:r>
+      <w:r>
+        <w:rPr>
+          <w:rStyle w:val="VerbatimChar"/>
           <w:bCs/>
-        </w:rPr>
-        <w:t xml:space="preserve">5. The frames sent are not aggregated (</w:t>
-      </w:r>
-      <w:r>
-        <w:rPr>
-          <w:rStyle w:val="VerbatimChar"/>
           <w:b/>
+        </w:rPr>
+        <w:t xml:space="preserve">onyx_wl_ampdu_tx = 0</w:t>
+      </w:r>
+      <w:r>
+        <w:rPr>
           <w:bCs/>
-        </w:rPr>
-        <w:t xml:space="preserve">onyx_wl_ampdu_tx = 0</w:t>
-      </w:r>
-      <w:r>
-        <w:rPr>
           <w:b/>
+        </w:rPr>
+        <w:t xml:space="preserve">: the firmware's</w:t>
+      </w:r>
+      <w:r>
+        <w:rPr>
           <w:bCs/>
-        </w:rPr>
-        <w:t xml:space="preserve">: the firmware's</w:t>
-      </w:r>
-      <w:r>
-        <w:rPr>
           <w:b/>
+        </w:rPr>
+        <w:t xml:space="preserve"> </w:t>
+      </w:r>
+      <w:r>
+        <w:rPr>
+          <w:rStyle w:val="VerbatimChar"/>
           <w:bCs/>
-        </w:rPr>
-        <w:t xml:space="preserve"> </w:t>
-      </w:r>
-      <w:r>
-        <w:rPr>
-          <w:rStyle w:val="VerbatimChar"/>
           <w:b/>
+        </w:rPr>
+        <w:t xml:space="preserve">ampdu_tx</w:t>
+      </w:r>
+      <w:r>
+        <w:rPr>
           <w:bCs/>
-        </w:rPr>
-        <w:t xml:space="preserve">ampdu_tx</w:t>
-      </w:r>
-      <w:r>
-        <w:rPr>
           <w:b/>
+        </w:rPr>
+        <w:t xml:space="preserve">).</w:t>
+      </w:r>
+      <w:r>
+        <w:t xml:space="preserve"> </w:t>
+      </w:r>
+      <w:r>
+        <w:t xml:space="preserve">The symptom was the user's:</w:t>
+      </w:r>
+      <w:r>
+        <w:t xml:space="preserve"> </w:t>
+      </w:r>
+      <w:r>
+        <w:rPr>
+          <w:iCs/>
+          <w:i/>
+        </w:rPr>
+        <w:t xml:space="preserve">while the browser loads a page, the remote desktop freezes</w:t>
+      </w:r>
+      <w:r>
+        <w:t xml:space="preserve">. Measured:</w:t>
+      </w:r>
+      <w:r>
+        <w:t xml:space="preserve"> </w:t>
+      </w:r>
+      <w:r>
+        <w:t xml:space="preserve">during a download from the internet the PC's pings of the Pi lost 20 % of their answers, and</w:t>
+      </w:r>
+      <w:r>
+        <w:t xml:space="preserve"> </w:t>
+      </w:r>
+      <w:r>
+        <w:rPr>
           <w:bCs/>
-        </w:rPr>
-        <w:t xml:space="preserve">).</w:t>
-      </w:r>
-      <w:r>
-        <w:t xml:space="preserve"> </w:t>
-      </w:r>
-      <w:r>
-        <w:t xml:space="preserve">The symptom was the user's:</w:t>
-      </w:r>
-      <w:r>
-        <w:t xml:space="preserve"> </w:t>
-      </w:r>
-      <w:r>
-        <w:rPr>
-          <w:i/>
-          <w:iCs/>
-        </w:rPr>
-        <w:t xml:space="preserve">while the browser loads a page, the remote desktop freezes</w:t>
-      </w:r>
-      <w:r>
-        <w:t xml:space="preserve">. Measured:</w:t>
-      </w:r>
-      <w:r>
-        <w:t xml:space="preserve"> </w:t>
-      </w:r>
-      <w:r>
-        <w:t xml:space="preserve">during a download from the internet the PC's pings of the Pi lost 20 % of their answers, and</w:t>
-      </w:r>
-      <w:r>
-        <w:t xml:space="preserve"> </w:t>
-      </w:r>
-      <w:r>
-        <w:rPr>
           <w:b/>
-          <w:bCs/>
         </w:rPr>
         <w:t xml:space="preserve">50 to 75 % during a download limited to 1 MB/s</w:t>
       </w:r>
@@ -16125,11 +16275,11 @@
     </w:p>
     <w:p>
       <w:pPr>
-        <w:pStyle w:val="Compact"/>
         <w:numPr>
           <w:ilvl w:val="0"/>
           <w:numId w:val="1009"/>
         </w:numPr>
+        <w:pStyle w:val="Compact"/>
       </w:pPr>
       <w:r>
         <w:t xml:space="preserve">the Pi's network core is never held (its longest scheduler round in 5 s: 0.65 ms);</w:t>
@@ -16137,11 +16287,11 @@
     </w:p>
     <w:p>
       <w:pPr>
-        <w:pStyle w:val="Compact"/>
         <w:numPr>
           <w:ilvl w:val="0"/>
           <w:numId w:val="1009"/>
         </w:numPr>
+        <w:pStyle w:val="Compact"/>
       </w:pPr>
       <w:r>
         <w:t xml:space="preserve">the Pi</w:t>
@@ -16151,8 +16301,8 @@
       </w:r>
       <w:r>
         <w:rPr>
+          <w:bCs/>
           <w:b/>
-          <w:bCs/>
         </w:rPr>
         <w:t xml:space="preserve">receives every request and writes every answer to the chip</w:t>
       </w:r>
@@ -16171,11 +16321,11 @@
     </w:p>
     <w:p>
       <w:pPr>
-        <w:pStyle w:val="Compact"/>
         <w:numPr>
           <w:ilvl w:val="0"/>
           <w:numId w:val="1009"/>
         </w:numPr>
+        <w:pStyle w:val="Compact"/>
       </w:pPr>
       <w:r>
         <w:t xml:space="preserve">the PC receives a third of them (Windows' counters: no damaged packet, just fewer), and the</w:t>
@@ -16191,22 +16341,22 @@
       </w:r>
       <w:r>
         <w:rPr>
+          <w:bCs/>
           <w:b/>
+        </w:rPr>
+        <w:t xml:space="preserve">what the</w:t>
+      </w:r>
+      <w:r>
+        <w:rPr>
           <w:bCs/>
-        </w:rPr>
-        <w:t xml:space="preserve">what the</w:t>
-      </w:r>
-      <w:r>
-        <w:rPr>
           <w:b/>
+        </w:rPr>
+        <w:t xml:space="preserve"> </w:t>
+      </w:r>
+      <w:r>
+        <w:rPr>
           <w:bCs/>
-        </w:rPr>
-        <w:t xml:space="preserve"> </w:t>
-      </w:r>
-      <w:r>
-        <w:rPr>
           <w:b/>
-          <w:bCs/>
         </w:rPr>
         <w:t xml:space="preserve">Pi sends</w:t>
       </w:r>
@@ -16225,11 +16375,11 @@
     </w:p>
     <w:p>
       <w:pPr>
-        <w:pStyle w:val="Compact"/>
         <w:numPr>
           <w:ilvl w:val="0"/>
           <w:numId w:val="1009"/>
         </w:numPr>
+        <w:pStyle w:val="Compact"/>
       </w:pPr>
       <w:r>
         <w:t xml:space="preserve">the firmware counts them as sent and acknowledged (its</w:t>
@@ -16287,22 +16437,22 @@
       <w:r>
         <w:rPr>
           <w:rStyle w:val="VerbatimChar"/>
+          <w:bCs/>
           <w:b/>
+        </w:rPr>
+        <w:t xml:space="preserve">ampdu_tx</w:t>
+      </w:r>
+      <w:r>
+        <w:rPr>
           <w:bCs/>
-        </w:rPr>
-        <w:t xml:space="preserve">ampdu_tx</w:t>
-      </w:r>
-      <w:r>
-        <w:rPr>
           <w:b/>
+        </w:rPr>
+        <w:t xml:space="preserve"> </w:t>
+      </w:r>
+      <w:r>
+        <w:rPr>
           <w:bCs/>
-        </w:rPr>
-        <w:t xml:space="preserve"> </w:t>
-      </w:r>
-      <w:r>
-        <w:rPr>
           <w:b/>
-          <w:bCs/>
         </w:rPr>
         <w:t xml:space="preserve">0 — none lost</w:t>
       </w:r>
@@ -16378,6 +16528,7 @@
         <w:tblStyle w:val="Table"/>
         <w:tblW w:type="auto" w:w="0"/>
         <w:tblLook w:firstRow="1" w:lastRow="0" w:firstColumn="0" w:lastColumn="0" w:noHBand="0" w:noVBand="0" w:val="0020"/>
+        <w:jc w:val="start"/>
       </w:tblPr>
       <w:tblGrid>
         <w:gridCol w:w="1320"/>
@@ -16389,13 +16540,14 @@
       </w:tblGrid>
       <w:tr>
         <w:trPr>
-          <w:tblHeader w:val="on"/>
+          <w:tblHeader w:val="true"/>
         </w:trPr>
         <w:tc>
           <w:tcPr/>
           <w:p>
             <w:pPr>
               <w:pStyle w:val="Compact"/>
+              <w:jc w:val="left"/>
             </w:pPr>
             <w:r>
               <w:t xml:space="preserve">the kernel's defaults now</w:t>
@@ -16407,6 +16559,7 @@
           <w:p>
             <w:pPr>
               <w:pStyle w:val="Compact"/>
+              <w:jc w:val="left"/>
             </w:pPr>
             <w:r>
               <w:t xml:space="preserve">the Pi receives</w:t>
@@ -16418,6 +16571,7 @@
           <w:p>
             <w:pPr>
               <w:pStyle w:val="Compact"/>
+              <w:jc w:val="left"/>
             </w:pPr>
             <w:r>
               <w:t xml:space="preserve">the Pi sends</w:t>
@@ -16429,6 +16583,7 @@
           <w:p>
             <w:pPr>
               <w:pStyle w:val="Compact"/>
+              <w:jc w:val="left"/>
             </w:pPr>
             <w:r>
               <w:t xml:space="preserve">from the internet</w:t>
@@ -16440,6 +16595,7 @@
           <w:p>
             <w:pPr>
               <w:pStyle w:val="Compact"/>
+              <w:jc w:val="left"/>
             </w:pPr>
             <w:r>
               <w:t xml:space="preserve">the PC's pings lost during a download</w:t>
@@ -16451,6 +16607,7 @@
           <w:p>
             <w:pPr>
               <w:pStyle w:val="Compact"/>
+              <w:jc w:val="left"/>
             </w:pPr>
             <w:r>
               <w:t xml:space="preserve">an echo during a download</w:t>
@@ -16464,6 +16621,7 @@
           <w:p>
             <w:pPr>
               <w:pStyle w:val="Compact"/>
+              <w:jc w:val="left"/>
             </w:pPr>
             <w:r>
               <w:t xml:space="preserve">A-MPDU on what is sent (the table above's last row)</w:t>
@@ -16475,6 +16633,7 @@
           <w:p>
             <w:pPr>
               <w:pStyle w:val="Compact"/>
+              <w:jc w:val="left"/>
             </w:pPr>
             <w:r>
               <w:t xml:space="preserve">8.7 MB/s</w:t>
@@ -16486,6 +16645,7 @@
           <w:p>
             <w:pPr>
               <w:pStyle w:val="Compact"/>
+              <w:jc w:val="left"/>
             </w:pPr>
             <w:r>
               <w:t xml:space="preserve">8–9.5 MB/s</w:t>
@@ -16497,6 +16657,7 @@
           <w:p>
             <w:pPr>
               <w:pStyle w:val="Compact"/>
+              <w:jc w:val="left"/>
             </w:pPr>
             <w:r>
               <w:t xml:space="preserve">7–9 MB/s</w:t>
@@ -16508,6 +16669,7 @@
           <w:p>
             <w:pPr>
               <w:pStyle w:val="Compact"/>
+              <w:jc w:val="left"/>
             </w:pPr>
             <w:r>
               <w:t xml:space="preserve">20–75 %</w:t>
@@ -16519,6 +16681,7 @@
           <w:p>
             <w:pPr>
               <w:pStyle w:val="Compact"/>
+              <w:jc w:val="left"/>
             </w:pPr>
             <w:r>
               <w:t xml:space="preserve">up to 7 s</w:t>
@@ -16532,6 +16695,7 @@
           <w:p>
             <w:pPr>
               <w:pStyle w:val="Compact"/>
+              <w:jc w:val="left"/>
             </w:pPr>
             <w:r>
               <w:t xml:space="preserve">no A-MPDU on what is sent, an acknowledgement for 8 segments</w:t>
@@ -16543,6 +16707,7 @@
           <w:p>
             <w:pPr>
               <w:pStyle w:val="Compact"/>
+              <w:jc w:val="left"/>
             </w:pPr>
             <w:r>
               <w:t xml:space="preserve">3.8–4.8 MB/s</w:t>
@@ -16554,6 +16719,7 @@
           <w:p>
             <w:pPr>
               <w:pStyle w:val="Compact"/>
+              <w:jc w:val="left"/>
             </w:pPr>
             <w:r>
               <w:t xml:space="preserve">1.3–1.7 MB/s</w:t>
@@ -16565,6 +16731,7 @@
           <w:p>
             <w:pPr>
               <w:pStyle w:val="Compact"/>
+              <w:jc w:val="left"/>
             </w:pPr>
             <w:r>
               <w:t xml:space="preserve">5.6–5.9 MB/s</w:t>
@@ -16576,11 +16743,12 @@
           <w:p>
             <w:pPr>
               <w:pStyle w:val="Compact"/>
+              <w:jc w:val="left"/>
             </w:pPr>
             <w:r>
               <w:rPr>
+                <w:bCs/>
                 <w:b/>
-                <w:bCs/>
               </w:rPr>
               <w:t xml:space="preserve">0 %</w:t>
             </w:r>
@@ -16591,11 +16759,12 @@
           <w:p>
             <w:pPr>
               <w:pStyle w:val="Compact"/>
+              <w:jc w:val="left"/>
             </w:pPr>
             <w:r>
               <w:rPr>
+                <w:bCs/>
                 <w:b/>
-                <w:bCs/>
               </w:rPr>
               <w:t xml:space="preserve">77 ms at worst</w:t>
             </w:r>
@@ -16608,11 +16777,12 @@
           <w:p>
             <w:pPr>
               <w:pStyle w:val="Compact"/>
+              <w:jc w:val="left"/>
             </w:pPr>
             <w:r>
               <w:rPr>
+                <w:bCs/>
                 <w:b/>
-                <w:bCs/>
               </w:rPr>
               <w:t xml:space="preserve">+ frame bursting</w:t>
             </w:r>
@@ -16638,6 +16808,7 @@
           <w:p>
             <w:pPr>
               <w:pStyle w:val="Compact"/>
+              <w:jc w:val="left"/>
             </w:pPr>
             <w:r>
               <w:t xml:space="preserve">4 MB/s</w:t>
@@ -16649,11 +16820,12 @@
           <w:p>
             <w:pPr>
               <w:pStyle w:val="Compact"/>
+              <w:jc w:val="left"/>
             </w:pPr>
             <w:r>
               <w:rPr>
+                <w:bCs/>
                 <w:b/>
-                <w:bCs/>
               </w:rPr>
               <w:t xml:space="preserve">3.1 MB/s</w:t>
             </w:r>
@@ -16664,6 +16836,7 @@
           <w:p>
             <w:pPr>
               <w:pStyle w:val="Compact"/>
+              <w:jc w:val="left"/>
             </w:pPr>
             <w:r>
               <w:t xml:space="preserve">6.5 MB/s</w:t>
@@ -16675,11 +16848,12 @@
           <w:p>
             <w:pPr>
               <w:pStyle w:val="Compact"/>
+              <w:jc w:val="left"/>
             </w:pPr>
             <w:r>
               <w:rPr>
+                <w:bCs/>
                 <w:b/>
-                <w:bCs/>
               </w:rPr>
               <w:t xml:space="preserve">0 %</w:t>
             </w:r>
@@ -16690,6 +16864,7 @@
           <w:p>
             <w:pPr>
               <w:pStyle w:val="Compact"/>
+              <w:jc w:val="left"/>
             </w:pPr>
             <w:r>
               <w:t xml:space="preserve">0.3 s at worst</w:t>
@@ -16797,8 +16972,8 @@
       </w:r>
       <w:r>
         <w:rPr>
+          <w:bCs/>
           <w:b/>
-          <w:bCs/>
         </w:rPr>
         <w:t xml:space="preserve">To do</w:t>
       </w:r>
@@ -16818,8 +16993,8 @@
       </w:pPr>
       <w:r>
         <w:rPr>
+          <w:bCs/>
           <w:b/>
-          <w:bCs/>
         </w:rPr>
         <w:t xml:space="preserve">Trying such a change</w:t>
       </w:r>
@@ -16840,8 +17015,8 @@
       </w:r>
       <w:r>
         <w:rPr>
+          <w:iCs/>
           <w:i/>
-          <w:iCs/>
         </w:rPr>
         <w:t xml:space="preserve">A trial</w:t>
       </w:r>
@@ -16855,7 +17030,7 @@
         <w:t xml:space="preserve">the default.</w:t>
       </w:r>
     </w:p>
-    <w:bookmarkStart w:id="48" w:name="Xa5755b6bf13599e464ba894c09a3af1f003346a"/>
+    <w:bookmarkStart w:id="50" w:name="Xa5755b6bf13599e464ba894c09a3af1f003346a"/>
     <w:p>
       <w:pPr>
         <w:pStyle w:val="Heading3"/>
@@ -16891,8 +17066,8 @@
       </w:r>
       <w:r>
         <w:rPr>
+          <w:iCs/>
           <w:i/>
-          <w:iCs/>
         </w:rPr>
         <w:t xml:space="preserve">The network core sleeps when the network is quiet</w:t>
       </w:r>
@@ -16955,8 +17130,8 @@
       <w:r>
         <w:rPr>
           <w:rStyle w:val="VerbatimChar"/>
+          <w:bCs/>
           <w:b/>
-          <w:bCs/>
         </w:rPr>
         <w:t xml:space="preserve">sdiocardintrpending (arm)</w:t>
       </w:r>
@@ -17069,9 +17244,9 @@
         <w:t xml:space="preserve">gives the controller's registers to the kernel's statistics line.</w:t>
       </w:r>
     </w:p>
-    <w:bookmarkEnd w:id="48"/>
-    <w:bookmarkEnd w:id="49"/>
-    <w:bookmarkStart w:id="50" w:name="X38dc706e8124a7b81ffa3def12d2cd46abfaccc"/>
+    <w:bookmarkEnd w:id="50"/>
+    <w:bookmarkEnd w:id="51"/>
+    <w:bookmarkStart w:id="52" w:name="X38dc706e8124a7b81ffa3def12d2cd46abfaccc"/>
     <w:p>
       <w:pPr>
         <w:pStyle w:val="Heading2"/>
@@ -17086,8 +17261,8 @@
       </w:pPr>
       <w:r>
         <w:rPr>
+          <w:bCs/>
           <w:b/>
-          <w:bCs/>
         </w:rPr>
         <w:t xml:space="preserve">Why.</w:t>
       </w:r>
@@ -17134,8 +17309,8 @@
       </w:pPr>
       <w:r>
         <w:rPr>
+          <w:bCs/>
           <w:b/>
-          <w:bCs/>
         </w:rPr>
         <w:t xml:space="preserve">What.</w:t>
       </w:r>
@@ -17169,16 +17344,16 @@
     </w:p>
     <w:p>
       <w:pPr>
-        <w:pStyle w:val="Compact"/>
         <w:numPr>
           <w:ilvl w:val="0"/>
           <w:numId w:val="1010"/>
         </w:numPr>
+        <w:pStyle w:val="Compact"/>
       </w:pPr>
       <w:r>
         <w:rPr>
+          <w:bCs/>
           <w:b/>
-          <w:bCs/>
         </w:rPr>
         <w:t xml:space="preserve">the option</w:t>
       </w:r>
@@ -17257,16 +17432,16 @@
     </w:p>
     <w:p>
       <w:pPr>
-        <w:pStyle w:val="Compact"/>
         <w:numPr>
           <w:ilvl w:val="0"/>
           <w:numId w:val="1010"/>
         </w:numPr>
+        <w:pStyle w:val="Compact"/>
       </w:pPr>
       <w:r>
         <w:rPr>
+          <w:bCs/>
           <w:b/>
-          <w:bCs/>
         </w:rPr>
         <w:t xml:space="preserve">the window</w:t>
       </w:r>
@@ -17315,11 +17490,11 @@
     </w:p>
     <w:p>
       <w:pPr>
-        <w:pStyle w:val="Compact"/>
         <w:numPr>
           <w:ilvl w:val="0"/>
           <w:numId w:val="1010"/>
         </w:numPr>
+        <w:pStyle w:val="Compact"/>
       </w:pPr>
       <w:r>
         <w:t xml:space="preserve">the transmit threshold (when</w:t>
@@ -17348,11 +17523,11 @@
     </w:p>
     <w:p>
       <w:pPr>
-        <w:pStyle w:val="Compact"/>
         <w:numPr>
           <w:ilvl w:val="0"/>
           <w:numId w:val="1010"/>
         </w:numPr>
+        <w:pStyle w:val="Compact"/>
       </w:pPr>
       <w:r>
         <w:rPr>
@@ -17369,16 +17544,16 @@
     </w:p>
     <w:p>
       <w:pPr>
-        <w:pStyle w:val="Compact"/>
         <w:numPr>
           <w:ilvl w:val="0"/>
           <w:numId w:val="1010"/>
         </w:numPr>
+        <w:pStyle w:val="Compact"/>
       </w:pPr>
       <w:r>
         <w:rPr>
+          <w:bCs/>
           <w:b/>
-          <w:bCs/>
         </w:rPr>
         <w:t xml:space="preserve">delayed acknowledgements</w:t>
       </w:r>
@@ -17493,11 +17668,11 @@
     </w:p>
     <w:p>
       <w:pPr>
-        <w:pStyle w:val="Compact"/>
         <w:numPr>
           <w:ilvl w:val="0"/>
           <w:numId w:val="1010"/>
         </w:numPr>
+        <w:pStyle w:val="Compact"/>
       </w:pPr>
       <w:r>
         <w:t xml:space="preserve">(</w:t>
@@ -17536,8 +17711,8 @@
       </w:pPr>
       <w:r>
         <w:rPr>
+          <w:bCs/>
           <w:b/>
-          <w:bCs/>
         </w:rPr>
         <w:t xml:space="preserve">Measured</w:t>
       </w:r>
@@ -17551,8 +17726,8 @@
         <w:t xml:space="preserve">Cloudflare 2.2–2.8 → 6.0 MB/s with §26's fast path.</w:t>
       </w:r>
     </w:p>
-    <w:bookmarkEnd w:id="50"/>
-    <w:bookmarkStart w:id="51" w:name="X86c2349c79ffdcde14d6746f7bae0e2917b346b"/>
+    <w:bookmarkEnd w:id="52"/>
+    <w:bookmarkStart w:id="53" w:name="X86c2349c79ffdcde14d6746f7bae0e2917b346b"/>
     <w:p>
       <w:pPr>
         <w:pStyle w:val="Heading2"/>
@@ -17567,8 +17742,8 @@
       </w:pPr>
       <w:r>
         <w:rPr>
+          <w:bCs/>
           <w:b/>
-          <w:bCs/>
         </w:rPr>
         <w:t xml:space="preserve">Why.</w:t>
       </w:r>
@@ -17669,19 +17844,19 @@
       </w:pPr>
       <w:r>
         <w:rPr>
+          <w:bCs/>
           <w:b/>
-          <w:bCs/>
         </w:rPr>
         <w:t xml:space="preserve">What.</w:t>
       </w:r>
     </w:p>
     <w:p>
       <w:pPr>
-        <w:pStyle w:val="Compact"/>
         <w:numPr>
           <w:ilvl w:val="0"/>
           <w:numId w:val="1011"/>
         </w:numPr>
+        <w:pStyle w:val="Compact"/>
       </w:pPr>
       <w:r>
         <w:rPr>
@@ -17698,22 +17873,22 @@
       <w:r>
         <w:rPr>
           <w:rStyle w:val="VerbatimChar"/>
+          <w:bCs/>
           <w:b/>
+        </w:rPr>
+        <w:t xml:space="preserve">FF_USE_MKFS 1</w:t>
+      </w:r>
+      <w:r>
+        <w:t xml:space="preserve">,</w:t>
+      </w:r>
+      <w:r>
+        <w:t xml:space="preserve"> </w:t>
+      </w:r>
+      <w:r>
+        <w:rPr>
+          <w:rStyle w:val="VerbatimChar"/>
           <w:bCs/>
-        </w:rPr>
-        <w:t xml:space="preserve">FF_USE_MKFS 1</w:t>
-      </w:r>
-      <w:r>
-        <w:t xml:space="preserve">,</w:t>
-      </w:r>
-      <w:r>
-        <w:t xml:space="preserve"> </w:t>
-      </w:r>
-      <w:r>
-        <w:rPr>
-          <w:rStyle w:val="VerbatimChar"/>
           <w:b/>
-          <w:bCs/>
         </w:rPr>
         <w:t xml:space="preserve">FF_USE_LABEL 1</w:t>
       </w:r>
@@ -17795,11 +17970,11 @@
     </w:p>
     <w:p>
       <w:pPr>
-        <w:pStyle w:val="Compact"/>
         <w:numPr>
           <w:ilvl w:val="0"/>
           <w:numId w:val="1011"/>
         </w:numPr>
+        <w:pStyle w:val="Compact"/>
       </w:pPr>
       <w:r>
         <w:rPr>
@@ -17822,79 +17997,79 @@
       <w:r>
         <w:rPr>
           <w:rStyle w:val="VerbatimChar"/>
+          <w:bCs/>
           <w:b/>
+        </w:rPr>
+        <w:t xml:space="preserve">validate</w:t>
+      </w:r>
+      <w:r>
+        <w:t xml:space="preserve"> </w:t>
+      </w:r>
+      <w:r>
+        <w:t xml:space="preserve">tests the object</w:t>
+      </w:r>
+      <w:r>
+        <w:t xml:space="preserve"> </w:t>
+      </w:r>
+      <w:r>
+        <w:t xml:space="preserve">again once the lock is held (</w:t>
+      </w:r>
+      <w:r>
+        <w:rPr>
+          <w:rStyle w:val="VerbatimChar"/>
+        </w:rPr>
+        <w:t xml:space="preserve">fs_type</w:t>
+      </w:r>
+      <w:r>
+        <w:t xml:space="preserve">,</w:t>
+      </w:r>
+      <w:r>
+        <w:t xml:space="preserve"> </w:t>
+      </w:r>
+      <w:r>
+        <w:rPr>
+          <w:rStyle w:val="VerbatimChar"/>
+        </w:rPr>
+        <w:t xml:space="preserve">id</w:t>
+      </w:r>
+      <w:r>
+        <w:t xml:space="preserve">; before, only the drive's status): a write on a volume</w:t>
+      </w:r>
+      <w:r>
+        <w:t xml:space="preserve"> </w:t>
+      </w:r>
+      <w:r>
+        <w:t xml:space="preserve">unmounted meanwhile was carried out on the stale</w:t>
+      </w:r>
+      <w:r>
+        <w:t xml:space="preserve"> </w:t>
+      </w:r>
+      <w:r>
+        <w:rPr>
+          <w:rStyle w:val="VerbatimChar"/>
+        </w:rPr>
+        <w:t xml:space="preserve">FATFS</w:t>
+      </w:r>
+      <w:r>
+        <w:t xml:space="preserve"> </w:t>
+      </w:r>
+      <w:r>
+        <w:t xml:space="preserve">— on an ejected stick still plugged in, written to</w:t>
+      </w:r>
+      <w:r>
+        <w:t xml:space="preserve"> </w:t>
+      </w:r>
+      <w:r>
+        <w:t xml:space="preserve">it behind the user's back.</w:t>
+      </w:r>
+      <w:r>
+        <w:t xml:space="preserve"> </w:t>
+      </w:r>
+      <w:r>
+        <w:rPr>
+          <w:rStyle w:val="VerbatimChar"/>
           <w:bCs/>
-        </w:rPr>
-        <w:t xml:space="preserve">validate</w:t>
-      </w:r>
-      <w:r>
-        <w:t xml:space="preserve"> </w:t>
-      </w:r>
-      <w:r>
-        <w:t xml:space="preserve">tests the object</w:t>
-      </w:r>
-      <w:r>
-        <w:t xml:space="preserve"> </w:t>
-      </w:r>
-      <w:r>
-        <w:t xml:space="preserve">again once the lock is held (</w:t>
-      </w:r>
-      <w:r>
-        <w:rPr>
-          <w:rStyle w:val="VerbatimChar"/>
-        </w:rPr>
-        <w:t xml:space="preserve">fs_type</w:t>
-      </w:r>
-      <w:r>
-        <w:t xml:space="preserve">,</w:t>
-      </w:r>
-      <w:r>
-        <w:t xml:space="preserve"> </w:t>
-      </w:r>
-      <w:r>
-        <w:rPr>
-          <w:rStyle w:val="VerbatimChar"/>
-        </w:rPr>
-        <w:t xml:space="preserve">id</w:t>
-      </w:r>
-      <w:r>
-        <w:t xml:space="preserve">; before, only the drive's status): a write on a volume</w:t>
-      </w:r>
-      <w:r>
-        <w:t xml:space="preserve"> </w:t>
-      </w:r>
-      <w:r>
-        <w:t xml:space="preserve">unmounted meanwhile was carried out on the stale</w:t>
-      </w:r>
-      <w:r>
-        <w:t xml:space="preserve"> </w:t>
-      </w:r>
-      <w:r>
-        <w:rPr>
-          <w:rStyle w:val="VerbatimChar"/>
-        </w:rPr>
-        <w:t xml:space="preserve">FATFS</w:t>
-      </w:r>
-      <w:r>
-        <w:t xml:space="preserve"> </w:t>
-      </w:r>
-      <w:r>
-        <w:t xml:space="preserve">— on an ejected stick still plugged in, written to</w:t>
-      </w:r>
-      <w:r>
-        <w:t xml:space="preserve"> </w:t>
-      </w:r>
-      <w:r>
-        <w:t xml:space="preserve">it behind the user's back.</w:t>
-      </w:r>
-      <w:r>
-        <w:t xml:space="preserve"> </w:t>
-      </w:r>
-      <w:r>
-        <w:rPr>
-          <w:rStyle w:val="VerbatimChar"/>
           <w:b/>
-          <w:bCs/>
         </w:rPr>
         <w:t xml:space="preserve">mount_volume</w:t>
       </w:r>
@@ -17964,11 +18139,11 @@
     </w:p>
     <w:p>
       <w:pPr>
-        <w:pStyle w:val="Compact"/>
         <w:numPr>
           <w:ilvl w:val="0"/>
           <w:numId w:val="1011"/>
         </w:numPr>
+        <w:pStyle w:val="Compact"/>
       </w:pPr>
       <w:r>
         <w:rPr>
@@ -18069,192 +18244,192 @@
     </w:p>
     <w:p>
       <w:pPr>
-        <w:pStyle w:val="Compact"/>
         <w:numPr>
           <w:ilvl w:val="0"/>
           <w:numId w:val="1011"/>
         </w:numPr>
+        <w:pStyle w:val="Compact"/>
       </w:pPr>
       <w:r>
         <w:rPr>
+          <w:bCs/>
           <w:b/>
+        </w:rPr>
+        <w:t xml:space="preserve">The USB devices' partitions</w:t>
+      </w:r>
+      <w:r>
+        <w:t xml:space="preserve"> </w:t>
+      </w:r>
+      <w:r>
+        <w:t xml:space="preserve">(the user's naming, 2026-10-06):</w:t>
+      </w:r>
+      <w:r>
+        <w:t xml:space="preserve"> </w:t>
+      </w:r>
+      <w:r>
+        <w:rPr>
+          <w:rStyle w:val="VerbatimChar"/>
+        </w:rPr>
+        <w:t xml:space="preserve">ffconf.h</w:t>
+      </w:r>
+      <w:r>
+        <w:t xml:space="preserve"> </w:t>
+      </w:r>
+      <w:r>
+        <w:rPr>
+          <w:rStyle w:val="VerbatimChar"/>
           <w:bCs/>
-        </w:rPr>
-        <w:t xml:space="preserve">The USB devices' partitions</w:t>
-      </w:r>
-      <w:r>
-        <w:t xml:space="preserve"> </w:t>
-      </w:r>
-      <w:r>
-        <w:t xml:space="preserve">(the user's naming, 2026-10-06):</w:t>
-      </w:r>
-      <w:r>
-        <w:t xml:space="preserve"> </w:t>
-      </w:r>
-      <w:r>
-        <w:rPr>
-          <w:rStyle w:val="VerbatimChar"/>
-        </w:rPr>
-        <w:t xml:space="preserve">ffconf.h</w:t>
-      </w:r>
-      <w:r>
-        <w:t xml:space="preserve"> </w:t>
-      </w:r>
-      <w:r>
-        <w:rPr>
-          <w:rStyle w:val="VerbatimChar"/>
           <w:b/>
+        </w:rPr>
+        <w:t xml:space="preserve">FF_VOLUMES 21</w:t>
+      </w:r>
+      <w:r>
+        <w:t xml:space="preserve">, the strings</w:t>
+      </w:r>
+      <w:r>
+        <w:t xml:space="preserve"> </w:t>
+      </w:r>
+      <w:r>
+        <w:rPr>
+          <w:rStyle w:val="VerbatimChar"/>
+        </w:rPr>
+        <w:t xml:space="preserve">"SD","SD1","SD2","SD3", "USB1","USB1P1".."USB1P4", "USB2",.., "USB3",.."USB3P4", "FD","NVME"</w:t>
+      </w:r>
+      <w:r>
+        <w:t xml:space="preserve">;</w:t>
+      </w:r>
+      <w:r>
+        <w:t xml:space="preserve"> </w:t>
+      </w:r>
+      <w:r>
+        <w:rPr>
+          <w:rStyle w:val="VerbatimChar"/>
+        </w:rPr>
+        <w:t xml:space="preserve">diskio.cpp</w:t>
+      </w:r>
+      <w:r>
+        <w:t xml:space="preserve">'s</w:t>
+      </w:r>
+      <w:r>
+        <w:t xml:space="preserve"> </w:t>
+      </w:r>
+      <w:r>
+        <w:rPr>
+          <w:rStyle w:val="VerbatimChar"/>
           <w:bCs/>
-        </w:rPr>
-        <w:t xml:space="preserve">FF_VOLUMES 21</w:t>
-      </w:r>
-      <w:r>
-        <w:t xml:space="preserve">, the strings</w:t>
-      </w:r>
-      <w:r>
-        <w:t xml:space="preserve"> </w:t>
-      </w:r>
-      <w:r>
-        <w:rPr>
-          <w:rStyle w:val="VerbatimChar"/>
-        </w:rPr>
-        <w:t xml:space="preserve">"SD","SD1","SD2","SD3", "USB1","USB1P1".."USB1P4", "USB2",.., "USB3",.."USB3P4", "FD","NVME"</w:t>
-      </w:r>
-      <w:r>
-        <w:t xml:space="preserve">;</w:t>
-      </w:r>
-      <w:r>
-        <w:t xml:space="preserve"> </w:t>
-      </w:r>
-      <w:r>
-        <w:rPr>
-          <w:rStyle w:val="VerbatimChar"/>
-        </w:rPr>
-        <w:t xml:space="preserve">diskio.cpp</w:t>
-      </w:r>
-      <w:r>
-        <w:t xml:space="preserve">'s</w:t>
-      </w:r>
-      <w:r>
-        <w:t xml:space="preserve"> </w:t>
-      </w:r>
-      <w:r>
-        <w:rPr>
-          <w:rStyle w:val="VerbatimChar"/>
           <w:b/>
+        </w:rPr>
+        <w:t xml:space="preserve">VolToPart</w:t>
+      </w:r>
+      <w:r>
+        <w:t xml:space="preserve">:</w:t>
+      </w:r>
+      <w:r>
+        <w:t xml:space="preserve"> </w:t>
+      </w:r>
+      <w:r>
+        <w:rPr>
+          <w:rStyle w:val="VerbatimChar"/>
+        </w:rPr>
+        <w:t xml:space="preserve">USBn</w:t>
+      </w:r>
+      <w:r>
+        <w:t xml:space="preserve"> </w:t>
+      </w:r>
+      <w:r>
+        <w:t xml:space="preserve">=</w:t>
+      </w:r>
+      <w:r>
+        <w:t xml:space="preserve"> </w:t>
+      </w:r>
+      <w:r>
+        <w:rPr>
+          <w:rStyle w:val="VerbatimChar"/>
+        </w:rPr>
+        <w:t xml:space="preserve">{n, 0}</w:t>
+      </w:r>
+      <w:r>
+        <w:t xml:space="preserve"> </w:t>
+      </w:r>
+      <w:r>
+        <w:t xml:space="preserve">(the device whole: its first FAT volume, a superfloppy or its only</w:t>
+      </w:r>
+      <w:r>
+        <w:t xml:space="preserve"> </w:t>
+      </w:r>
+      <w:r>
+        <w:t xml:space="preserve">partition),</w:t>
+      </w:r>
+      <w:r>
+        <w:t xml:space="preserve"> </w:t>
+      </w:r>
+      <w:r>
+        <w:rPr>
+          <w:rStyle w:val="VerbatimChar"/>
+        </w:rPr>
+        <w:t xml:space="preserve">USBnPm</w:t>
+      </w:r>
+      <w:r>
+        <w:t xml:space="preserve"> </w:t>
+      </w:r>
+      <w:r>
+        <w:t xml:space="preserve">=</w:t>
+      </w:r>
+      <w:r>
+        <w:t xml:space="preserve"> </w:t>
+      </w:r>
+      <w:r>
+        <w:rPr>
+          <w:rStyle w:val="VerbatimChar"/>
+        </w:rPr>
+        <w:t xml:space="preserve">{n, m}</w:t>
+      </w:r>
+      <w:r>
+        <w:t xml:space="preserve"> </w:t>
+      </w:r>
+      <w:r>
+        <w:t xml:space="preserve">(MBR partition m). The kernel mounts one or the other by the device's</w:t>
+      </w:r>
+      <w:r>
+        <w:t xml:space="preserve"> </w:t>
+      </w:r>
+      <w:r>
+        <w:t xml:space="preserve">sector 0 (docs/02 §18).</w:t>
+      </w:r>
+      <w:r>
+        <w:t xml:space="preserve"> </w:t>
+      </w:r>
+      <w:r>
+        <w:rPr>
+          <w:rStyle w:val="VerbatimChar"/>
+        </w:rPr>
+        <w:t xml:space="preserve">ff.c</w:t>
+      </w:r>
+      <w:r>
+        <w:t xml:space="preserve">: its check</w:t>
+      </w:r>
+      <w:r>
+        <w:t xml:space="preserve"> </w:t>
+      </w:r>
+      <w:r>
+        <w:rPr>
+          <w:rStyle w:val="VerbatimChar"/>
           <w:bCs/>
-        </w:rPr>
-        <w:t xml:space="preserve">VolToPart</w:t>
-      </w:r>
-      <w:r>
-        <w:t xml:space="preserve">:</w:t>
-      </w:r>
-      <w:r>
-        <w:t xml:space="preserve"> </w:t>
-      </w:r>
-      <w:r>
-        <w:rPr>
-          <w:rStyle w:val="VerbatimChar"/>
-        </w:rPr>
-        <w:t xml:space="preserve">USBn</w:t>
-      </w:r>
-      <w:r>
-        <w:t xml:space="preserve"> </w:t>
-      </w:r>
-      <w:r>
-        <w:t xml:space="preserve">=</w:t>
-      </w:r>
-      <w:r>
-        <w:t xml:space="preserve"> </w:t>
-      </w:r>
-      <w:r>
-        <w:rPr>
-          <w:rStyle w:val="VerbatimChar"/>
-        </w:rPr>
-        <w:t xml:space="preserve">{n, 0}</w:t>
-      </w:r>
-      <w:r>
-        <w:t xml:space="preserve"> </w:t>
-      </w:r>
-      <w:r>
-        <w:t xml:space="preserve">(the device whole: its first FAT volume, a superfloppy or its only</w:t>
-      </w:r>
-      <w:r>
-        <w:t xml:space="preserve"> </w:t>
-      </w:r>
-      <w:r>
-        <w:t xml:space="preserve">partition),</w:t>
-      </w:r>
-      <w:r>
-        <w:t xml:space="preserve"> </w:t>
-      </w:r>
-      <w:r>
-        <w:rPr>
-          <w:rStyle w:val="VerbatimChar"/>
-        </w:rPr>
-        <w:t xml:space="preserve">USBnPm</w:t>
-      </w:r>
-      <w:r>
-        <w:t xml:space="preserve"> </w:t>
-      </w:r>
-      <w:r>
-        <w:t xml:space="preserve">=</w:t>
-      </w:r>
-      <w:r>
-        <w:t xml:space="preserve"> </w:t>
-      </w:r>
-      <w:r>
-        <w:rPr>
-          <w:rStyle w:val="VerbatimChar"/>
-        </w:rPr>
-        <w:t xml:space="preserve">{n, m}</w:t>
-      </w:r>
-      <w:r>
-        <w:t xml:space="preserve"> </w:t>
-      </w:r>
-      <w:r>
-        <w:t xml:space="preserve">(MBR partition m). The kernel mounts one or the other by the device's</w:t>
-      </w:r>
-      <w:r>
-        <w:t xml:space="preserve"> </w:t>
-      </w:r>
-      <w:r>
-        <w:t xml:space="preserve">sector 0 (docs/02 §18).</w:t>
-      </w:r>
-      <w:r>
-        <w:t xml:space="preserve"> </w:t>
-      </w:r>
-      <w:r>
-        <w:rPr>
-          <w:rStyle w:val="VerbatimChar"/>
-        </w:rPr>
-        <w:t xml:space="preserve">ff.c</w:t>
-      </w:r>
-      <w:r>
-        <w:t xml:space="preserve">: its check</w:t>
-      </w:r>
-      <w:r>
-        <w:t xml:space="preserve"> </w:t>
-      </w:r>
-      <w:r>
-        <w:rPr>
-          <w:rStyle w:val="VerbatimChar"/>
           <w:b/>
+        </w:rPr>
+        <w:t xml:space="preserve">FF_VOLUMES &lt;= 10</w:t>
+      </w:r>
+      <w:r>
+        <w:rPr>
           <w:bCs/>
-        </w:rPr>
-        <w:t xml:space="preserve">FF_VOLUMES &lt;= 10</w:t>
-      </w:r>
-      <w:r>
-        <w:rPr>
           <w:b/>
+        </w:rPr>
+        <w:t xml:space="preserve"> </w:t>
+      </w:r>
+      <w:r>
+        <w:rPr>
           <w:bCs/>
-        </w:rPr>
-        <w:t xml:space="preserve"> </w:t>
-      </w:r>
-      <w:r>
-        <w:rPr>
           <w:b/>
-          <w:bCs/>
         </w:rPr>
         <w:t xml:space="preserve">lifted to 32</w:t>
       </w:r>
@@ -18342,11 +18517,11 @@
     </w:p>
     <w:p>
       <w:pPr>
-        <w:pStyle w:val="Compact"/>
         <w:numPr>
           <w:ilvl w:val="0"/>
           <w:numId w:val="1011"/>
         </w:numPr>
+        <w:pStyle w:val="Compact"/>
       </w:pPr>
       <w:r>
         <w:rPr>
@@ -18372,8 +18547,8 @@
       <w:r>
         <w:rPr>
           <w:rStyle w:val="VerbatimChar"/>
+          <w:bCs/>
           <w:b/>
-          <w:bCs/>
         </w:rPr>
         <w:t xml:space="preserve">OnyxDriverPoll</w:t>
       </w:r>
@@ -18458,11 +18633,11 @@
     </w:p>
     <w:p>
       <w:pPr>
-        <w:pStyle w:val="Compact"/>
         <w:numPr>
           <w:ilvl w:val="0"/>
           <w:numId w:val="1011"/>
         </w:numPr>
+        <w:pStyle w:val="Compact"/>
       </w:pPr>
       <w:r>
         <w:rPr>
@@ -18479,53 +18654,53 @@
       <w:r>
         <w:rPr>
           <w:rStyle w:val="VerbatimChar"/>
+          <w:bCs/>
           <w:b/>
+        </w:rPr>
+        <w:t xml:space="preserve">IOCtl (DEVICE_IOCTL_SYNC)</w:t>
+      </w:r>
+      <w:r>
+        <w:t xml:space="preserve"> </w:t>
+      </w:r>
+      <w:r>
+        <w:t xml:space="preserve">— FatFs'</w:t>
+      </w:r>
+      <w:r>
+        <w:t xml:space="preserve"> </w:t>
+      </w:r>
+      <w:r>
+        <w:rPr>
+          <w:rStyle w:val="VerbatimChar"/>
+        </w:rPr>
+        <w:t xml:space="preserve">CTRL_SYNC</w:t>
+      </w:r>
+      <w:r>
+        <w:t xml:space="preserve"> </w:t>
+      </w:r>
+      <w:r>
+        <w:t xml:space="preserve">— sends</w:t>
+      </w:r>
+      <w:r>
+        <w:t xml:space="preserve"> </w:t>
+      </w:r>
+      <w:r>
+        <w:rPr>
           <w:bCs/>
-        </w:rPr>
-        <w:t xml:space="preserve">IOCtl (DEVICE_IOCTL_SYNC)</w:t>
-      </w:r>
-      <w:r>
-        <w:t xml:space="preserve"> </w:t>
-      </w:r>
-      <w:r>
-        <w:t xml:space="preserve">— FatFs'</w:t>
-      </w:r>
-      <w:r>
-        <w:t xml:space="preserve"> </w:t>
-      </w:r>
-      <w:r>
-        <w:rPr>
-          <w:rStyle w:val="VerbatimChar"/>
-        </w:rPr>
-        <w:t xml:space="preserve">CTRL_SYNC</w:t>
-      </w:r>
-      <w:r>
-        <w:t xml:space="preserve"> </w:t>
-      </w:r>
-      <w:r>
-        <w:t xml:space="preserve">— sends</w:t>
-      </w:r>
-      <w:r>
-        <w:t xml:space="preserve"> </w:t>
-      </w:r>
-      <w:r>
-        <w:rPr>
           <w:b/>
+        </w:rPr>
+        <w:t xml:space="preserve">SCSI SYNCHRONIZE CACHE</w:t>
+      </w:r>
+      <w:r>
+        <w:rPr>
           <w:bCs/>
-        </w:rPr>
-        <w:t xml:space="preserve">SCSI SYNCHRONIZE CACHE</w:t>
-      </w:r>
-      <w:r>
-        <w:rPr>
           <w:b/>
+        </w:rPr>
+        <w:t xml:space="preserve"> </w:t>
+      </w:r>
+      <w:r>
+        <w:rPr>
           <w:bCs/>
-        </w:rPr>
-        <w:t xml:space="preserve"> </w:t>
-      </w:r>
-      <w:r>
-        <w:rPr>
           <w:b/>
-          <w:bCs/>
         </w:rPr>
         <w:t xml:space="preserve">(10)</w:t>
       </w:r>
@@ -18548,8 +18723,8 @@
       </w:pPr>
       <w:r>
         <w:rPr>
+          <w:bCs/>
           <w:b/>
-          <w:bCs/>
         </w:rPr>
         <w:t xml:space="preserve">Tested</w:t>
       </w:r>
@@ -18701,8 +18876,8 @@
         <w:t xml:space="preserve">on the Pi yet (docs/HANDOFF.md).</w:t>
       </w:r>
     </w:p>
-    <w:bookmarkEnd w:id="51"/>
-    <w:bookmarkStart w:id="52" w:name="Xd21c8187c9b2e113014a6d9327d1f9e06605a33"/>
+    <w:bookmarkEnd w:id="53"/>
+    <w:bookmarkStart w:id="54" w:name="Xd21c8187c9b2e113014a6d9327d1f9e06605a33"/>
     <w:p>
       <w:pPr>
         <w:pStyle w:val="Heading2"/>
@@ -18717,90 +18892,90 @@
       </w:pPr>
       <w:r>
         <w:rPr>
+          <w:bCs/>
           <w:b/>
+        </w:rPr>
+        <w:t xml:space="preserve">Why.</w:t>
+      </w:r>
+      <w:r>
+        <w:t xml:space="preserve"> </w:t>
+      </w:r>
+      <w:r>
+        <w:t xml:space="preserve">On the Pi 5 (</w:t>
+      </w:r>
+      <w:r>
+        <w:rPr>
+          <w:rStyle w:val="VerbatimChar"/>
+        </w:rPr>
+        <w:t xml:space="preserve">RASPPI = 5</w:t>
+      </w:r>
+      <w:r>
+        <w:t xml:space="preserve">)</w:t>
+      </w:r>
+      <w:r>
+        <w:t xml:space="preserve"> </w:t>
+      </w:r>
+      <w:r>
+        <w:rPr>
+          <w:rStyle w:val="VerbatimChar"/>
+        </w:rPr>
+        <w:t xml:space="preserve">MEM_HIGHMEM_END</w:t>
+      </w:r>
+      <w:r>
+        <w:t xml:space="preserve"> </w:t>
+      </w:r>
+      <w:r>
+        <w:t xml:space="preserve">is 8 GB and the RAM is one block (the I/O is above</w:t>
+      </w:r>
+      <w:r>
+        <w:t xml:space="preserve"> </w:t>
+      </w:r>
+      <w:r>
+        <w:t xml:space="preserve">64 GB, no hole at 3-4 GB):</w:t>
+      </w:r>
+      <w:r>
+        <w:t xml:space="preserve"> </w:t>
+      </w:r>
+      <w:r>
+        <w:rPr>
+          <w:rStyle w:val="VerbatimChar"/>
+        </w:rPr>
+        <w:t xml:space="preserve">SetupHighMem</w:t>
+      </w:r>
+      <w:r>
+        <w:t xml:space="preserve"> </w:t>
+      </w:r>
+      <w:r>
+        <w:t xml:space="preserve">already makes seg0 = [1 GB, min (RAM, 8 GB)). Onyx's</w:t>
+      </w:r>
+      <w:r>
+        <w:t xml:space="preserve"> </w:t>
+      </w:r>
+      <w:r>
+        <w:rPr>
+          <w:rStyle w:val="VerbatimChar"/>
+        </w:rPr>
+        <w:t xml:space="preserve">SetupHighMemAbove4G</w:t>
+      </w:r>
+      <w:r>
+        <w:t xml:space="preserve"> </w:t>
+      </w:r>
+      <w:r>
+        <w:t xml:space="preserve">(§15 and the high-memory patch) then found nothing above 8 GB in the device tree and its</w:t>
+      </w:r>
+      <w:r>
+        <w:t xml:space="preserve"> </w:t>
+      </w:r>
+      <w:r>
+        <w:t xml:space="preserve">fallback (B) registered [4 GB, 8 GB)</w:t>
+      </w:r>
+      <w:r>
+        <w:t xml:space="preserve"> </w:t>
+      </w:r>
+      <w:r>
+        <w:rPr>
           <w:bCs/>
-        </w:rPr>
-        <w:t xml:space="preserve">Why.</w:t>
-      </w:r>
-      <w:r>
-        <w:t xml:space="preserve"> </w:t>
-      </w:r>
-      <w:r>
-        <w:t xml:space="preserve">On the Pi 5 (</w:t>
-      </w:r>
-      <w:r>
-        <w:rPr>
-          <w:rStyle w:val="VerbatimChar"/>
-        </w:rPr>
-        <w:t xml:space="preserve">RASPPI = 5</w:t>
-      </w:r>
-      <w:r>
-        <w:t xml:space="preserve">)</w:t>
-      </w:r>
-      <w:r>
-        <w:t xml:space="preserve"> </w:t>
-      </w:r>
-      <w:r>
-        <w:rPr>
-          <w:rStyle w:val="VerbatimChar"/>
-        </w:rPr>
-        <w:t xml:space="preserve">MEM_HIGHMEM_END</w:t>
-      </w:r>
-      <w:r>
-        <w:t xml:space="preserve"> </w:t>
-      </w:r>
-      <w:r>
-        <w:t xml:space="preserve">is 8 GB and the RAM is one block (the I/O is above</w:t>
-      </w:r>
-      <w:r>
-        <w:t xml:space="preserve"> </w:t>
-      </w:r>
-      <w:r>
-        <w:t xml:space="preserve">64 GB, no hole at 3-4 GB):</w:t>
-      </w:r>
-      <w:r>
-        <w:t xml:space="preserve"> </w:t>
-      </w:r>
-      <w:r>
-        <w:rPr>
-          <w:rStyle w:val="VerbatimChar"/>
-        </w:rPr>
-        <w:t xml:space="preserve">SetupHighMem</w:t>
-      </w:r>
-      <w:r>
-        <w:t xml:space="preserve"> </w:t>
-      </w:r>
-      <w:r>
-        <w:t xml:space="preserve">already makes seg0 = [1 GB, min (RAM, 8 GB)). Onyx's</w:t>
-      </w:r>
-      <w:r>
-        <w:t xml:space="preserve"> </w:t>
-      </w:r>
-      <w:r>
-        <w:rPr>
-          <w:rStyle w:val="VerbatimChar"/>
-        </w:rPr>
-        <w:t xml:space="preserve">SetupHighMemAbove4G</w:t>
-      </w:r>
-      <w:r>
-        <w:t xml:space="preserve"> </w:t>
-      </w:r>
-      <w:r>
-        <w:t xml:space="preserve">(§15 and the high-memory patch) then found nothing above 8 GB in the device tree and its</w:t>
-      </w:r>
-      <w:r>
-        <w:t xml:space="preserve"> </w:t>
-      </w:r>
-      <w:r>
-        <w:t xml:space="preserve">fallback (B) registered [4 GB, 8 GB)</w:t>
-      </w:r>
-      <w:r>
-        <w:t xml:space="preserve"> </w:t>
-      </w:r>
-      <w:r>
-        <w:rPr>
           <w:b/>
-          <w:bCs/>
         </w:rPr>
         <w:t xml:space="preserve">a second time</w:t>
       </w:r>
@@ -18820,207 +18995,207 @@
       </w:pPr>
       <w:r>
         <w:rPr>
+          <w:bCs/>
           <w:b/>
+        </w:rPr>
+        <w:t xml:space="preserve">What.</w:t>
+      </w:r>
+      <w:r>
+        <w:t xml:space="preserve"> </w:t>
+      </w:r>
+      <w:r>
+        <w:rPr>
+          <w:rStyle w:val="VerbatimChar"/>
+        </w:rPr>
+        <w:t xml:space="preserve">lib/memory64.cpp</w:t>
+      </w:r>
+      <w:r>
+        <w:t xml:space="preserve">, under</w:t>
+      </w:r>
+      <w:r>
+        <w:t xml:space="preserve"> </w:t>
+      </w:r>
+      <w:r>
+        <w:rPr>
+          <w:rStyle w:val="VerbatimChar"/>
+        </w:rPr>
+        <w:t xml:space="preserve">#if RASPPI &gt;= 5</w:t>
+      </w:r>
+      <w:r>
+        <w:t xml:space="preserve">:</w:t>
+      </w:r>
+      <w:r>
+        <w:t xml:space="preserve"> </w:t>
+      </w:r>
+      <w:r>
+        <w:rPr>
+          <w:rStyle w:val="VerbatimChar"/>
+        </w:rPr>
+        <w:t xml:space="preserve">SetupHighMem</w:t>
+      </w:r>
+      <w:r>
+        <w:t xml:space="preserve"> </w:t>
+      </w:r>
+      <w:r>
+        <w:t xml:space="preserve">takes the crash record's 64 KB</w:t>
+      </w:r>
+      <w:r>
+        <w:t xml:space="preserve"> </w:t>
+      </w:r>
+      <w:r>
+        <w:t xml:space="preserve">(</w:t>
+      </w:r>
+      <w:r>
+        <w:rPr>
+          <w:rStyle w:val="VerbatimChar"/>
+        </w:rPr>
+        <w:t xml:space="preserve">ONYX_CRASH_AREA_SIZE</w:t>
+      </w:r>
+      <w:r>
+        <w:t xml:space="preserve">,</w:t>
+      </w:r>
+      <w:r>
+        <w:t xml:space="preserve"> </w:t>
+      </w:r>
+      <w:r>
+        <w:rPr>
+          <w:rStyle w:val="VerbatimChar"/>
+        </w:rPr>
+        <w:t xml:space="preserve">g_ulOnyxCrashArea</w:t>
+      </w:r>
+      <w:r>
+        <w:t xml:space="preserve">) from seg0's top, and</w:t>
+      </w:r>
+      <w:r>
+        <w:t xml:space="preserve"> </w:t>
+      </w:r>
+      <w:r>
+        <w:rPr>
+          <w:rStyle w:val="VerbatimChar"/>
+        </w:rPr>
+        <w:t xml:space="preserve">SetupHighMemAbove4G</w:t>
+      </w:r>
+      <w:r>
+        <w:t xml:space="preserve"> </w:t>
+      </w:r>
+      <w:r>
+        <w:t xml:space="preserve">is not called. RAM</w:t>
+      </w:r>
+      <w:r>
+        <w:t xml:space="preserve"> </w:t>
+      </w:r>
+      <w:r>
+        <w:t xml:space="preserve">above 8 GB (a 16 GB board) stays unused until the Pi 5's user window moves above it (docs/PI5-PORT.md §5.2,</w:t>
+      </w:r>
+      <w:r>
+        <w:t xml:space="preserve"> </w:t>
+      </w:r>
+      <w:r>
+        <w:t xml:space="preserve">policy B).</w:t>
+      </w:r>
+      <w:r>
+        <w:t xml:space="preserve"> </w:t>
+      </w:r>
+      <w:r>
+        <w:rPr>
+          <w:rStyle w:val="VerbatimChar"/>
+        </w:rPr>
+        <w:t xml:space="preserve">g_ulOnyxCrashArea</w:t>
+      </w:r>
+      <w:r>
+        <w:t xml:space="preserve"> </w:t>
+      </w:r>
+      <w:r>
+        <w:t xml:space="preserve">is defined before</w:t>
+      </w:r>
+      <w:r>
+        <w:t xml:space="preserve"> </w:t>
+      </w:r>
+      <w:r>
+        <w:rPr>
+          <w:rStyle w:val="VerbatimChar"/>
+        </w:rPr>
+        <w:t xml:space="preserve">SetupHighMem</w:t>
+      </w:r>
+      <w:r>
+        <w:t xml:space="preserve"> </w:t>
+      </w:r>
+      <w:r>
+        <w:t xml:space="preserve">now. The Pi 4's code is unchanged (its object</w:t>
+      </w:r>
+      <w:r>
+        <w:t xml:space="preserve"> </w:t>
+      </w:r>
+      <w:r>
+        <w:t xml:space="preserve">differs only by the</w:t>
+      </w:r>
+      <w:r>
+        <w:t xml:space="preserve"> </w:t>
+      </w:r>
+      <w:r>
+        <w:rPr>
+          <w:rStyle w:val="VerbatimChar"/>
+        </w:rPr>
+        <w:t xml:space="preserve">assert</w:t>
+      </w:r>
+      <w:r>
+        <w:t xml:space="preserve"> </w:t>
+      </w:r>
+      <w:r>
+        <w:t xml:space="preserve">line numbers). Fork commit</w:t>
+      </w:r>
+      <w:r>
+        <w:t xml:space="preserve"> </w:t>
+      </w:r>
+      <w:r>
+        <w:rPr>
+          <w:rStyle w:val="VerbatimChar"/>
+        </w:rPr>
+        <w:t xml:space="preserve">065871f9</w:t>
+      </w:r>
+      <w:r>
+        <w:t xml:space="preserve">; built in</w:t>
+      </w:r>
+      <w:r>
+        <w:t xml:space="preserve"> </w:t>
+      </w:r>
+      <w:r>
+        <w:rPr>
+          <w:rStyle w:val="VerbatimChar"/>
+        </w:rPr>
+        <w:t xml:space="preserve">circle5/</w:t>
+      </w:r>
+      <w:r>
+        <w:t xml:space="preserve"> </w:t>
+      </w:r>
+      <w:r>
+        <w:t xml:space="preserve">by</w:t>
+      </w:r>
+      <w:r>
+        <w:t xml:space="preserve"> </w:t>
+      </w:r>
+      <w:r>
+        <w:rPr>
+          <w:rStyle w:val="VerbatimChar"/>
+        </w:rPr>
+        <w:t xml:space="preserve">tools/pi5/circle5.sh</w:t>
+      </w:r>
+      <w:r>
+        <w:t xml:space="preserve">.</w:t>
+      </w:r>
+      <w:r>
+        <w:t xml:space="preserve"> </w:t>
+      </w:r>
+      <w:r>
+        <w:rPr>
           <w:bCs/>
-        </w:rPr>
-        <w:t xml:space="preserve">What.</w:t>
-      </w:r>
-      <w:r>
-        <w:t xml:space="preserve"> </w:t>
-      </w:r>
-      <w:r>
-        <w:rPr>
-          <w:rStyle w:val="VerbatimChar"/>
-        </w:rPr>
-        <w:t xml:space="preserve">lib/memory64.cpp</w:t>
-      </w:r>
-      <w:r>
-        <w:t xml:space="preserve">, under</w:t>
-      </w:r>
-      <w:r>
-        <w:t xml:space="preserve"> </w:t>
-      </w:r>
-      <w:r>
-        <w:rPr>
-          <w:rStyle w:val="VerbatimChar"/>
-        </w:rPr>
-        <w:t xml:space="preserve">#if RASPPI &gt;= 5</w:t>
-      </w:r>
-      <w:r>
-        <w:t xml:space="preserve">:</w:t>
-      </w:r>
-      <w:r>
-        <w:t xml:space="preserve"> </w:t>
-      </w:r>
-      <w:r>
-        <w:rPr>
-          <w:rStyle w:val="VerbatimChar"/>
-        </w:rPr>
-        <w:t xml:space="preserve">SetupHighMem</w:t>
-      </w:r>
-      <w:r>
-        <w:t xml:space="preserve"> </w:t>
-      </w:r>
-      <w:r>
-        <w:t xml:space="preserve">takes the crash record's 64 KB</w:t>
-      </w:r>
-      <w:r>
-        <w:t xml:space="preserve"> </w:t>
-      </w:r>
-      <w:r>
-        <w:t xml:space="preserve">(</w:t>
-      </w:r>
-      <w:r>
-        <w:rPr>
-          <w:rStyle w:val="VerbatimChar"/>
-        </w:rPr>
-        <w:t xml:space="preserve">ONYX_CRASH_AREA_SIZE</w:t>
-      </w:r>
-      <w:r>
-        <w:t xml:space="preserve">,</w:t>
-      </w:r>
-      <w:r>
-        <w:t xml:space="preserve"> </w:t>
-      </w:r>
-      <w:r>
-        <w:rPr>
-          <w:rStyle w:val="VerbatimChar"/>
-        </w:rPr>
-        <w:t xml:space="preserve">g_ulOnyxCrashArea</w:t>
-      </w:r>
-      <w:r>
-        <w:t xml:space="preserve">) from seg0's top, and</w:t>
-      </w:r>
-      <w:r>
-        <w:t xml:space="preserve"> </w:t>
-      </w:r>
-      <w:r>
-        <w:rPr>
-          <w:rStyle w:val="VerbatimChar"/>
-        </w:rPr>
-        <w:t xml:space="preserve">SetupHighMemAbove4G</w:t>
-      </w:r>
-      <w:r>
-        <w:t xml:space="preserve"> </w:t>
-      </w:r>
-      <w:r>
-        <w:t xml:space="preserve">is not called. RAM</w:t>
-      </w:r>
-      <w:r>
-        <w:t xml:space="preserve"> </w:t>
-      </w:r>
-      <w:r>
-        <w:t xml:space="preserve">above 8 GB (a 16 GB board) stays unused until the Pi 5's user window moves above it (docs/PI5-PORT.md §5.2,</w:t>
-      </w:r>
-      <w:r>
-        <w:t xml:space="preserve"> </w:t>
-      </w:r>
-      <w:r>
-        <w:t xml:space="preserve">policy B).</w:t>
-      </w:r>
-      <w:r>
-        <w:t xml:space="preserve"> </w:t>
-      </w:r>
-      <w:r>
-        <w:rPr>
-          <w:rStyle w:val="VerbatimChar"/>
-        </w:rPr>
-        <w:t xml:space="preserve">g_ulOnyxCrashArea</w:t>
-      </w:r>
-      <w:r>
-        <w:t xml:space="preserve"> </w:t>
-      </w:r>
-      <w:r>
-        <w:t xml:space="preserve">is defined before</w:t>
-      </w:r>
-      <w:r>
-        <w:t xml:space="preserve"> </w:t>
-      </w:r>
-      <w:r>
-        <w:rPr>
-          <w:rStyle w:val="VerbatimChar"/>
-        </w:rPr>
-        <w:t xml:space="preserve">SetupHighMem</w:t>
-      </w:r>
-      <w:r>
-        <w:t xml:space="preserve"> </w:t>
-      </w:r>
-      <w:r>
-        <w:t xml:space="preserve">now. The Pi 4's code is unchanged (its object</w:t>
-      </w:r>
-      <w:r>
-        <w:t xml:space="preserve"> </w:t>
-      </w:r>
-      <w:r>
-        <w:t xml:space="preserve">differs only by the</w:t>
-      </w:r>
-      <w:r>
-        <w:t xml:space="preserve"> </w:t>
-      </w:r>
-      <w:r>
-        <w:rPr>
-          <w:rStyle w:val="VerbatimChar"/>
-        </w:rPr>
-        <w:t xml:space="preserve">assert</w:t>
-      </w:r>
-      <w:r>
-        <w:t xml:space="preserve"> </w:t>
-      </w:r>
-      <w:r>
-        <w:t xml:space="preserve">line numbers). Fork commit</w:t>
-      </w:r>
-      <w:r>
-        <w:t xml:space="preserve"> </w:t>
-      </w:r>
-      <w:r>
-        <w:rPr>
-          <w:rStyle w:val="VerbatimChar"/>
-        </w:rPr>
-        <w:t xml:space="preserve">065871f9</w:t>
-      </w:r>
-      <w:r>
-        <w:t xml:space="preserve">; built in</w:t>
-      </w:r>
-      <w:r>
-        <w:t xml:space="preserve"> </w:t>
-      </w:r>
-      <w:r>
-        <w:rPr>
-          <w:rStyle w:val="VerbatimChar"/>
-        </w:rPr>
-        <w:t xml:space="preserve">circle5/</w:t>
-      </w:r>
-      <w:r>
-        <w:t xml:space="preserve"> </w:t>
-      </w:r>
-      <w:r>
-        <w:t xml:space="preserve">by</w:t>
-      </w:r>
-      <w:r>
-        <w:t xml:space="preserve"> </w:t>
-      </w:r>
-      <w:r>
-        <w:rPr>
-          <w:rStyle w:val="VerbatimChar"/>
-        </w:rPr>
-        <w:t xml:space="preserve">tools/pi5/circle5.sh</w:t>
-      </w:r>
-      <w:r>
-        <w:t xml:space="preserve">.</w:t>
-      </w:r>
-      <w:r>
-        <w:t xml:space="preserve"> </w:t>
-      </w:r>
-      <w:r>
-        <w:rPr>
           <w:b/>
-          <w:bCs/>
         </w:rPr>
         <w:t xml:space="preserve">Not tested on a Pi 5 yet.</w:t>
       </w:r>
     </w:p>
-    <w:bookmarkEnd w:id="52"/>
-    <w:bookmarkStart w:id="53" w:name="Xbe51fd1a252362a28046ce5c066f62ff02bcefc"/>
+    <w:bookmarkEnd w:id="54"/>
+    <w:bookmarkStart w:id="55" w:name="Xbe51fd1a252362a28046ce5c066f62ff02bcefc"/>
     <w:p>
       <w:pPr>
         <w:pStyle w:val="Heading2"/>
@@ -19035,8 +19210,8 @@
       </w:pPr>
       <w:r>
         <w:rPr>
+          <w:bCs/>
           <w:b/>
-          <w:bCs/>
         </w:rPr>
         <w:t xml:space="preserve">Why.</w:t>
       </w:r>
@@ -19122,155 +19297,155 @@
       </w:pPr>
       <w:r>
         <w:rPr>
+          <w:bCs/>
           <w:b/>
+        </w:rPr>
+        <w:t xml:space="preserve">What.</w:t>
+      </w:r>
+      <w:r>
+        <w:t xml:space="preserve"> </w:t>
+      </w:r>
+      <w:r>
+        <w:rPr>
+          <w:rStyle w:val="VerbatimChar"/>
+        </w:rPr>
+        <w:t xml:space="preserve">CNetDeviceLayer::SetDeviceType (TNetDeviceType)</w:t>
+      </w:r>
+      <w:r>
+        <w:t xml:space="preserve"> </w:t>
+      </w:r>
+      <w:r>
+        <w:t xml:space="preserve">(</w:t>
+      </w:r>
+      <w:r>
+        <w:rPr>
+          <w:rStyle w:val="VerbatimChar"/>
+        </w:rPr>
+        <w:t xml:space="preserve">include/circle/net/netdevlayer.h</w:t>
+      </w:r>
+      <w:r>
+        <w:t xml:space="preserve">,</w:t>
+      </w:r>
+      <w:r>
+        <w:t xml:space="preserve"> </w:t>
+      </w:r>
+      <w:r>
+        <w:rPr>
+          <w:rStyle w:val="VerbatimChar"/>
+        </w:rPr>
+        <w:t xml:space="preserve">lib/net/netdevlayer.cpp</w:t>
+      </w:r>
+      <w:r>
+        <w:t xml:space="preserve">): the type set and the device forgotten, so the next</w:t>
+      </w:r>
+      <w:r>
+        <w:t xml:space="preserve"> </w:t>
+      </w:r>
+      <w:r>
+        <w:rPr>
+          <w:rStyle w:val="VerbatimChar"/>
+        </w:rPr>
+        <w:t xml:space="preserve">Process ()</w:t>
+      </w:r>
+      <w:r>
+        <w:t xml:space="preserve"> </w:t>
+      </w:r>
+      <w:r>
+        <w:t xml:space="preserve">looks it up again.</w:t>
+      </w:r>
+      <w:r>
+        <w:t xml:space="preserve"> </w:t>
+      </w:r>
+      <w:r>
+        <w:t xml:space="preserve">Called before the link is up (</w:t>
+      </w:r>
+      <w:r>
+        <w:rPr>
+          <w:rStyle w:val="VerbatimChar"/>
+        </w:rPr>
+        <w:t xml:space="preserve">CNetSubSystem::Process</w:t>
+      </w:r>
+      <w:r>
+        <w:t xml:space="preserve"> </w:t>
+      </w:r>
+      <w:r>
+        <w:t xml:space="preserve">starts the DHCP client on the first device running), so no</w:t>
+      </w:r>
+      <w:r>
+        <w:t xml:space="preserve"> </w:t>
+      </w:r>
+      <w:r>
+        <w:t xml:space="preserve">address was asked on the other one. The kernel (</w:t>
+      </w:r>
+      <w:r>
+        <w:rPr>
+          <w:rStyle w:val="VerbatimChar"/>
+        </w:rPr>
+        <w:t xml:space="preserve">kernel/kernel.cpp</w:t>
+      </w:r>
+      <w:r>
+        <w:t xml:space="preserve">,</w:t>
+      </w:r>
+      <w:r>
+        <w:t xml:space="preserve"> </w:t>
+      </w:r>
+      <w:r>
+        <w:rPr>
+          <w:rStyle w:val="VerbatimChar"/>
+        </w:rPr>
+        <w:t xml:space="preserve">CNetBringupTask</w:t>
+      </w:r>
+      <w:r>
+        <w:t xml:space="preserve">) calls it through</w:t>
+      </w:r>
+      <w:r>
+        <w:t xml:space="preserve"> </w:t>
+      </w:r>
+      <w:r>
+        <w:rPr>
+          <w:rStyle w:val="VerbatimChar"/>
+        </w:rPr>
+        <w:t xml:space="preserve">GetNetDeviceLayer ()</w:t>
+      </w:r>
+      <w:r>
+        <w:t xml:space="preserve">. Unused with</w:t>
+      </w:r>
+      <w:r>
+        <w:t xml:space="preserve"> </w:t>
+      </w:r>
+      <w:r>
+        <w:rPr>
+          <w:rStyle w:val="VerbatimChar"/>
+        </w:rPr>
+        <w:t xml:space="preserve">network = wlan</w:t>
+      </w:r>
+      <w:r>
+        <w:t xml:space="preserve"> </w:t>
+      </w:r>
+      <w:r>
+        <w:t xml:space="preserve">(the Pi 4's default): the Pi 4 runs as before.</w:t>
+      </w:r>
+      <w:r>
+        <w:t xml:space="preserve"> </w:t>
+      </w:r>
+      <w:r>
+        <w:rPr>
           <w:bCs/>
-        </w:rPr>
-        <w:t xml:space="preserve">What.</w:t>
-      </w:r>
-      <w:r>
-        <w:t xml:space="preserve"> </w:t>
-      </w:r>
-      <w:r>
-        <w:rPr>
-          <w:rStyle w:val="VerbatimChar"/>
-        </w:rPr>
-        <w:t xml:space="preserve">CNetDeviceLayer::SetDeviceType (TNetDeviceType)</w:t>
-      </w:r>
-      <w:r>
-        <w:t xml:space="preserve"> </w:t>
-      </w:r>
-      <w:r>
-        <w:t xml:space="preserve">(</w:t>
-      </w:r>
-      <w:r>
-        <w:rPr>
-          <w:rStyle w:val="VerbatimChar"/>
-        </w:rPr>
-        <w:t xml:space="preserve">include/circle/net/netdevlayer.h</w:t>
-      </w:r>
-      <w:r>
-        <w:t xml:space="preserve">,</w:t>
-      </w:r>
-      <w:r>
-        <w:t xml:space="preserve"> </w:t>
-      </w:r>
-      <w:r>
-        <w:rPr>
-          <w:rStyle w:val="VerbatimChar"/>
-        </w:rPr>
-        <w:t xml:space="preserve">lib/net/netdevlayer.cpp</w:t>
-      </w:r>
-      <w:r>
-        <w:t xml:space="preserve">): the type set and the device forgotten, so the next</w:t>
-      </w:r>
-      <w:r>
-        <w:t xml:space="preserve"> </w:t>
-      </w:r>
-      <w:r>
-        <w:rPr>
-          <w:rStyle w:val="VerbatimChar"/>
-        </w:rPr>
-        <w:t xml:space="preserve">Process ()</w:t>
-      </w:r>
-      <w:r>
-        <w:t xml:space="preserve"> </w:t>
-      </w:r>
-      <w:r>
-        <w:t xml:space="preserve">looks it up again.</w:t>
-      </w:r>
-      <w:r>
-        <w:t xml:space="preserve"> </w:t>
-      </w:r>
-      <w:r>
-        <w:t xml:space="preserve">Called before the link is up (</w:t>
-      </w:r>
-      <w:r>
-        <w:rPr>
-          <w:rStyle w:val="VerbatimChar"/>
-        </w:rPr>
-        <w:t xml:space="preserve">CNetSubSystem::Process</w:t>
-      </w:r>
-      <w:r>
-        <w:t xml:space="preserve"> </w:t>
-      </w:r>
-      <w:r>
-        <w:t xml:space="preserve">starts the DHCP client on the first device running), so no</w:t>
-      </w:r>
-      <w:r>
-        <w:t xml:space="preserve"> </w:t>
-      </w:r>
-      <w:r>
-        <w:t xml:space="preserve">address was asked on the other one. The kernel (</w:t>
-      </w:r>
-      <w:r>
-        <w:rPr>
-          <w:rStyle w:val="VerbatimChar"/>
-        </w:rPr>
-        <w:t xml:space="preserve">kernel/kernel.cpp</w:t>
-      </w:r>
-      <w:r>
-        <w:t xml:space="preserve">,</w:t>
-      </w:r>
-      <w:r>
-        <w:t xml:space="preserve"> </w:t>
-      </w:r>
-      <w:r>
-        <w:rPr>
-          <w:rStyle w:val="VerbatimChar"/>
-        </w:rPr>
-        <w:t xml:space="preserve">CNetBringupTask</w:t>
-      </w:r>
-      <w:r>
-        <w:t xml:space="preserve">) calls it through</w:t>
-      </w:r>
-      <w:r>
-        <w:t xml:space="preserve"> </w:t>
-      </w:r>
-      <w:r>
-        <w:rPr>
-          <w:rStyle w:val="VerbatimChar"/>
-        </w:rPr>
-        <w:t xml:space="preserve">GetNetDeviceLayer ()</w:t>
-      </w:r>
-      <w:r>
-        <w:t xml:space="preserve">. Unused with</w:t>
-      </w:r>
-      <w:r>
-        <w:t xml:space="preserve"> </w:t>
-      </w:r>
-      <w:r>
-        <w:rPr>
-          <w:rStyle w:val="VerbatimChar"/>
-        </w:rPr>
-        <w:t xml:space="preserve">network = wlan</w:t>
-      </w:r>
-      <w:r>
-        <w:t xml:space="preserve"> </w:t>
-      </w:r>
-      <w:r>
-        <w:t xml:space="preserve">(the Pi 4's default): the Pi 4 runs as before.</w:t>
-      </w:r>
-      <w:r>
-        <w:t xml:space="preserve"> </w:t>
-      </w:r>
-      <w:r>
-        <w:rPr>
           <w:b/>
+        </w:rPr>
+        <w:t xml:space="preserve">Not tested on</w:t>
+      </w:r>
+      <w:r>
+        <w:rPr>
           <w:bCs/>
-        </w:rPr>
-        <w:t xml:space="preserve">Not tested on</w:t>
-      </w:r>
-      <w:r>
-        <w:rPr>
           <w:b/>
+        </w:rPr>
+        <w:t xml:space="preserve"> </w:t>
+      </w:r>
+      <w:r>
+        <w:rPr>
           <w:bCs/>
-        </w:rPr>
-        <w:t xml:space="preserve"> </w:t>
-      </w:r>
-      <w:r>
-        <w:rPr>
           <w:b/>
-          <w:bCs/>
         </w:rPr>
         <w:t xml:space="preserve">a board yet.</w:t>
       </w:r>
@@ -19293,14 +19468,14 @@
         <w:t xml:space="preserve">.</w:t>
       </w:r>
     </w:p>
-    <w:bookmarkEnd w:id="53"/>
-    <w:bookmarkStart w:id="55" w:name="contributions-to-upstream-circle"/>
+    <w:bookmarkEnd w:id="55"/>
+    <w:bookmarkStart w:id="56" w:name="X8aa92c889f4c9b063edbffec923a29eebd3a78c"/>
     <w:p>
       <w:pPr>
         <w:pStyle w:val="Heading2"/>
       </w:pPr>
       <w:r>
-        <w:t xml:space="preserve">Contributions to upstream Circle</w:t>
+        <w:t xml:space="preserve">31. The Pi 5's presented pixels made opaque</w:t>
       </w:r>
     </w:p>
     <w:p>
@@ -19308,6 +19483,296 @@
         <w:pStyle w:val="FirstParagraph"/>
       </w:pPr>
       <w:r>
+        <w:rPr>
+          <w:bCs/>
+          <w:b/>
+        </w:rPr>
+        <w:t xml:space="preserve">Why.</w:t>
+      </w:r>
+      <w:r>
+        <w:t xml:space="preserve"> </w:t>
+      </w:r>
+      <w:r>
+        <w:t xml:space="preserve">The first test on a board (a Pi 500, 2026-10-09, a tester's report): the boot log showed, then the</w:t>
+      </w:r>
+      <w:r>
+        <w:t xml:space="preserve"> </w:t>
+      </w:r>
+      <w:r>
+        <w:t xml:space="preserve">screen went black when the desktop came, the ACT LED still blinking (the kernel alive). Onyx's pixels are</w:t>
+      </w:r>
+      <w:r>
+        <w:t xml:space="preserve"> </w:t>
+      </w:r>
+      <w:r>
+        <w:rPr>
+          <w:rStyle w:val="VerbatimChar"/>
+        </w:rPr>
+        <w:t xml:space="preserve">0x00RRGGBB</w:t>
+      </w:r>
+      <w:r>
+        <w:t xml:space="preserve"> </w:t>
+      </w:r>
+      <w:r>
+        <w:t xml:space="preserve">(the alpha byte 0) and the Pi 5's display takes the alpha: the log's text, Circle's colours with alpha</w:t>
+      </w:r>
+      <w:r>
+        <w:t xml:space="preserve"> </w:t>
+      </w:r>
+      <w:r>
+        <w:t xml:space="preserve">255, showed; the desktop, alpha 0, was transparent.</w:t>
+      </w:r>
+      <w:r>
+        <w:t xml:space="preserve"> </w:t>
+      </w:r>
+      <w:r>
+        <w:rPr>
+          <w:rStyle w:val="VerbatimChar"/>
+        </w:rPr>
+        <w:t xml:space="preserve">framebuffer_ignore_alpha=1</w:t>
+      </w:r>
+      <w:r>
+        <w:t xml:space="preserve"> </w:t>
+      </w:r>
+      <w:r>
+        <w:t xml:space="preserve">in</w:t>
+      </w:r>
+      <w:r>
+        <w:t xml:space="preserve"> </w:t>
+      </w:r>
+      <w:r>
+        <w:rPr>
+          <w:rStyle w:val="VerbatimChar"/>
+        </w:rPr>
+        <w:t xml:space="preserve">config.txt</w:t>
+      </w:r>
+      <w:r>
+        <w:t xml:space="preserve"> </w:t>
+      </w:r>
+      <w:r>
+        <w:t xml:space="preserve">(on the Pi 5's</w:t>
+      </w:r>
+      <w:r>
+        <w:t xml:space="preserve"> </w:t>
+      </w:r>
+      <w:r>
+        <w:t xml:space="preserve">card) was not honoured there.</w:t>
+      </w:r>
+    </w:p>
+    <w:p>
+      <w:pPr>
+        <w:pStyle w:val="BodyText"/>
+      </w:pPr>
+      <w:r>
+        <w:rPr>
+          <w:bCs/>
+          <w:b/>
+        </w:rPr>
+        <w:t xml:space="preserve">What.</w:t>
+      </w:r>
+      <w:r>
+        <w:t xml:space="preserve"> </w:t>
+      </w:r>
+      <w:r>
+        <w:rPr>
+          <w:rStyle w:val="VerbatimChar"/>
+        </w:rPr>
+        <w:t xml:space="preserve">C2DGraphics::Opaque</w:t>
+      </w:r>
+      <w:r>
+        <w:t xml:space="preserve"> </w:t>
+      </w:r>
+      <w:r>
+        <w:t xml:space="preserve">(</w:t>
+      </w:r>
+      <w:r>
+        <w:rPr>
+          <w:rStyle w:val="VerbatimChar"/>
+        </w:rPr>
+        <w:t xml:space="preserve">include/circle/2dgraphics.h</w:t>
+      </w:r>
+      <w:r>
+        <w:t xml:space="preserve">,</w:t>
+      </w:r>
+      <w:r>
+        <w:t xml:space="preserve"> </w:t>
+      </w:r>
+      <w:r>
+        <w:rPr>
+          <w:rStyle w:val="VerbatimChar"/>
+        </w:rPr>
+        <w:t xml:space="preserve">lib/2dgraphics.cpp</w:t>
+      </w:r>
+      <w:r>
+        <w:t xml:space="preserve">,</w:t>
+      </w:r>
+      <w:r>
+        <w:t xml:space="preserve"> </w:t>
+      </w:r>
+      <w:r>
+        <w:rPr>
+          <w:rStyle w:val="VerbatimChar"/>
+        </w:rPr>
+        <w:t xml:space="preserve">#if RASPPI &gt;= 5 &amp;&amp; DEPTH == 32</w:t>
+      </w:r>
+      <w:r>
+        <w:t xml:space="preserve">): the rectangle's alpha bytes set to 0xFF in the off-screen buffer before it is sent (</w:t>
+      </w:r>
+      <w:r>
+        <w:rPr>
+          <w:rStyle w:val="VerbatimChar"/>
+        </w:rPr>
+        <w:t xml:space="preserve">UpdateDisplay</w:t>
+      </w:r>
+      <w:r>
+        <w:t xml:space="preserve">, the</w:t>
+      </w:r>
+      <w:r>
+        <w:t xml:space="preserve"> </w:t>
+      </w:r>
+      <w:r>
+        <w:t xml:space="preserve">partial</w:t>
+      </w:r>
+      <w:r>
+        <w:t xml:space="preserve"> </w:t>
+      </w:r>
+      <w:r>
+        <w:rPr>
+          <w:rStyle w:val="VerbatimChar"/>
+        </w:rPr>
+        <w:t xml:space="preserve">UpdateDisplay</w:t>
+      </w:r>
+      <w:r>
+        <w:t xml:space="preserve">,</w:t>
+      </w:r>
+      <w:r>
+        <w:t xml:space="preserve"> </w:t>
+      </w:r>
+      <w:r>
+        <w:rPr>
+          <w:rStyle w:val="VerbatimChar"/>
+        </w:rPr>
+        <w:t xml:space="preserve">UpdateDisplayAsync</w:t>
+      </w:r>
+      <w:r>
+        <w:t xml:space="preserve">,</w:t>
+      </w:r>
+      <w:r>
+        <w:t xml:space="preserve"> </w:t>
+      </w:r>
+      <w:r>
+        <w:rPr>
+          <w:rStyle w:val="VerbatimChar"/>
+        </w:rPr>
+        <w:t xml:space="preserve">UpdateDisplayStart</w:t>
+      </w:r>
+      <w:r>
+        <w:t xml:space="preserve">) -- one pass over the presented rows, before</w:t>
+      </w:r>
+      <w:r>
+        <w:t xml:space="preserve"> </w:t>
+      </w:r>
+      <w:r>
+        <w:t xml:space="preserve">the DMA cleans them from the cache. The Pi 4 is unchanged. With it, the kernel's direct mode (</w:t>
+      </w:r>
+      <w:r>
+        <w:rPr>
+          <w:rStyle w:val="VerbatimChar"/>
+        </w:rPr>
+        <w:t xml:space="preserve">fullscreen_direct</w:t>
+      </w:r>
+      <w:r>
+        <w:t xml:space="preserve">:</w:t>
+      </w:r>
+      <w:r>
+        <w:t xml:space="preserve"> </w:t>
+      </w:r>
+      <w:r>
+        <w:t xml:space="preserve">a program writing the displayed framebuffer itself, n64emu and gcemu) is off on the Pi 5 (</w:t>
+      </w:r>
+      <w:r>
+        <w:rPr>
+          <w:rStyle w:val="VerbatimChar"/>
+        </w:rPr>
+        <w:t xml:space="preserve">MapScreen</w:t>
+      </w:r>
+      <w:r>
+        <w:t xml:space="preserve"> </w:t>
+      </w:r>
+      <w:r>
+        <w:t xml:space="preserve">gives 0: the</w:t>
+      </w:r>
+      <w:r>
+        <w:t xml:space="preserve"> </w:t>
+      </w:r>
+      <w:r>
+        <w:t xml:space="preserve">programs present through</w:t>
+      </w:r>
+      <w:r>
+        <w:t xml:space="preserve"> </w:t>
+      </w:r>
+      <w:r>
+        <w:rPr>
+          <w:rStyle w:val="VerbatimChar"/>
+        </w:rPr>
+        <w:t xml:space="preserve">fullscreen_begin</w:t>
+      </w:r>
+      <w:r>
+        <w:t xml:space="preserve"> </w:t>
+      </w:r>
+      <w:r>
+        <w:t xml:space="preserve">/</w:t>
+      </w:r>
+      <w:r>
+        <w:t xml:space="preserve"> </w:t>
+      </w:r>
+      <w:r>
+        <w:rPr>
+          <w:rStyle w:val="VerbatimChar"/>
+        </w:rPr>
+        <w:t xml:space="preserve">present_fb</w:t>
+      </w:r>
+      <w:r>
+        <w:t xml:space="preserve">). Fork commit</w:t>
+      </w:r>
+      <w:r>
+        <w:t xml:space="preserve"> </w:t>
+      </w:r>
+      <w:r>
+        <w:rPr>
+          <w:rStyle w:val="VerbatimChar"/>
+        </w:rPr>
+        <w:t xml:space="preserve">9266885b</w:t>
+      </w:r>
+      <w:r>
+        <w:t xml:space="preserve">.</w:t>
+      </w:r>
+      <w:r>
+        <w:t xml:space="preserve"> </w:t>
+      </w:r>
+      <w:r>
+        <w:rPr>
+          <w:bCs/>
+          <w:b/>
+        </w:rPr>
+        <w:t xml:space="preserve">Not tested on a board yet.</w:t>
+      </w:r>
+    </w:p>
+    <w:bookmarkEnd w:id="56"/>
+    <w:bookmarkStart w:id="58" w:name="contributions-to-upstream-circle"/>
+    <w:p>
+      <w:pPr>
+        <w:pStyle w:val="Heading2"/>
+      </w:pPr>
+      <w:r>
+        <w:t xml:space="preserve">Contributions to upstream Circle</w:t>
+      </w:r>
+    </w:p>
+    <w:p>
+      <w:pPr>
+        <w:pStyle w:val="FirstParagraph"/>
+      </w:pPr>
+      <w:r>
         <w:t xml:space="preserve">The fork's changes useful to every Circle user are prepared as clean pull-request branches on</w:t>
       </w:r>
       <w:r>
@@ -19361,7 +19826,7 @@
       <w:r>
         <w:t xml:space="preserve"> </w:t>
       </w:r>
-      <w:hyperlink r:id="rId54">
+      <w:hyperlink r:id="rId57">
         <w:r>
           <w:rPr>
             <w:rStyle w:val="VerbatimChar"/>
@@ -19373,8 +19838,8 @@
         <w:t xml:space="preserve">.</w:t>
       </w:r>
     </w:p>
-    <w:bookmarkEnd w:id="55"/>
-    <w:bookmarkStart w:id="56" w:name="upstream-merges"/>
+    <w:bookmarkEnd w:id="58"/>
+    <w:bookmarkStart w:id="59" w:name="upstream-merges"/>
     <w:p>
       <w:pPr>
         <w:pStyle w:val="Heading2"/>
@@ -19389,100 +19854,134 @@
       </w:pPr>
       <w:r>
         <w:rPr>
+          <w:bCs/>
           <w:b/>
+        </w:rPr>
+        <w:t xml:space="preserve">2026-10-09: Circle 51.1 and 51.1.1</w:t>
+      </w:r>
+      <w:r>
+        <w:t xml:space="preserve"> </w:t>
+      </w:r>
+      <w:r>
+        <w:t xml:space="preserve">(84 upstream commits after</w:t>
+      </w:r>
+      <w:r>
+        <w:t xml:space="preserve"> </w:t>
+      </w:r>
+      <w:r>
+        <w:rPr>
+          <w:rStyle w:val="VerbatimChar"/>
+        </w:rPr>
+        <w:t xml:space="preserve">Step51</w:t>
+      </w:r>
+      <w:r>
+        <w:t xml:space="preserve">, merge</w:t>
+      </w:r>
+      <w:r>
+        <w:t xml:space="preserve"> </w:t>
+      </w:r>
+      <w:r>
+        <w:rPr>
+          <w:rStyle w:val="VerbatimChar"/>
+        </w:rPr>
+        <w:t xml:space="preserve">c06e5a52</w:t>
+      </w:r>
+      <w:r>
+        <w:t xml:space="preserve">). What Onyx gains:</w:t>
+      </w:r>
+      <w:r>
+        <w:t xml:space="preserve"> </w:t>
+      </w:r>
+      <w:r>
+        <w:t xml:space="preserve">the xHCI endpoint recovered from Halted after a transfer error (#704: the Pi 4's and the Pi 5's USB); transient HID</w:t>
+      </w:r>
+      <w:r>
+        <w:t xml:space="preserve"> </w:t>
+      </w:r>
+      <w:r>
+        <w:t xml:space="preserve">report errors tolerated, a generic HID mouse-shaped report taken as a mouse (#693); the 8BitDo controllers,</w:t>
+      </w:r>
+      <w:r>
+        <w:t xml:space="preserve"> </w:t>
+      </w:r>
+      <w:r>
+        <w:t xml:space="preserve">keyboards and Wireless Adapter 2, the Xbox 360 wireless receiver (and clones); Wi-Fi: the eero 7 routers (#696) and</w:t>
+      </w:r>
+      <w:r>
+        <w:t xml:space="preserve"> </w:t>
+      </w:r>
+      <w:r>
+        <w:t xml:space="preserve">the hidden networks (hostap at</w:t>
+      </w:r>
+      <w:r>
+        <w:t xml:space="preserve"> </w:t>
+      </w:r>
+      <w:r>
+        <w:rPr>
+          <w:rStyle w:val="VerbatimChar"/>
+        </w:rPr>
+        <w:t xml:space="preserve">circle-step51.1</w:t>
+      </w:r>
+      <w:r>
+        <w:t xml:space="preserve">); FatFs R0.16 patch 2 (the Onyx patches merged automatically:</w:t>
+      </w:r>
+      <w:r>
+        <w:t xml:space="preserve"> </w:t>
+      </w:r>
+      <w:r>
+        <w:rPr>
+          <w:rStyle w:val="VerbatimChar"/>
+        </w:rPr>
+        <w:t xml:space="preserve">tools/tests/run_fs_test.sh</w:t>
+      </w:r>
+      <w:r>
+        <w:t xml:space="preserve"> </w:t>
+      </w:r>
+      <w:r>
+        <w:t xml:space="preserve">passes); the lost wake-up of</w:t>
+      </w:r>
+      <w:r>
+        <w:t xml:space="preserve"> </w:t>
+      </w:r>
+      <w:r>
+        <w:rPr>
+          <w:rStyle w:val="VerbatimChar"/>
+        </w:rPr>
+        <w:t xml:space="preserve">CSynchronizationEvent</w:t>
+      </w:r>
+      <w:r>
+        <w:t xml:space="preserve"> </w:t>
+      </w:r>
+      <w:r>
+        <w:t xml:space="preserve">(</w:t>
+      </w:r>
+      <w:r>
+        <w:rPr>
+          <w:rStyle w:val="VerbatimChar"/>
+        </w:rPr>
+        <w:t xml:space="preserve">BlockTask</w:t>
+      </w:r>
+      <w:r>
+        <w:t xml:space="preserve"> </w:t>
+      </w:r>
+      <w:r>
+        <w:t xml:space="preserve">checks the state under</w:t>
+      </w:r>
+      <w:r>
+        <w:t xml:space="preserve"> </w:t>
+      </w:r>
+      <w:r>
+        <w:t xml:space="preserve">its lock) —</w:t>
+      </w:r>
+      <w:r>
+        <w:t xml:space="preserve"> </w:t>
+      </w:r>
+      <w:r>
+        <w:rPr>
           <w:bCs/>
-        </w:rPr>
-        <w:t xml:space="preserve">2026-10-09: Circle 51.1 and 51.1.1</w:t>
-      </w:r>
-      <w:r>
-        <w:t xml:space="preserve"> </w:t>
-      </w:r>
-      <w:r>
-        <w:t xml:space="preserve">(84 upstream commits after</w:t>
-      </w:r>
-      <w:r>
-        <w:t xml:space="preserve"> </w:t>
-      </w:r>
-      <w:r>
-        <w:rPr>
-          <w:rStyle w:val="VerbatimChar"/>
-        </w:rPr>
-        <w:t xml:space="preserve">Step51</w:t>
-      </w:r>
-      <w:r>
-        <w:t xml:space="preserve">, merge</w:t>
-      </w:r>
-      <w:r>
-        <w:t xml:space="preserve"> </w:t>
-      </w:r>
-      <w:r>
-        <w:rPr>
-          <w:rStyle w:val="VerbatimChar"/>
-        </w:rPr>
-        <w:t xml:space="preserve">c06e5a52</w:t>
-      </w:r>
-      <w:r>
-        <w:t xml:space="preserve">). What Onyx gains:</w:t>
-      </w:r>
-      <w:r>
-        <w:t xml:space="preserve"> </w:t>
-      </w:r>
-      <w:r>
-        <w:t xml:space="preserve">the xHCI endpoint recovered from Halted after a transfer error (#704: the Pi 4's and the Pi 5's USB); transient HID</w:t>
-      </w:r>
-      <w:r>
-        <w:t xml:space="preserve"> </w:t>
-      </w:r>
-      <w:r>
-        <w:t xml:space="preserve">report errors tolerated, a generic HID mouse-shaped report taken as a mouse (#693); the 8BitDo controllers,</w:t>
-      </w:r>
-      <w:r>
-        <w:t xml:space="preserve"> </w:t>
-      </w:r>
-      <w:r>
-        <w:t xml:space="preserve">keyboards and Wireless Adapter 2, the Xbox 360 wireless receiver (and clones); Wi-Fi: the eero 7 routers (#696) and</w:t>
-      </w:r>
-      <w:r>
-        <w:t xml:space="preserve"> </w:t>
-      </w:r>
-      <w:r>
-        <w:t xml:space="preserve">the hidden networks (hostap at</w:t>
-      </w:r>
-      <w:r>
-        <w:t xml:space="preserve"> </w:t>
-      </w:r>
-      <w:r>
-        <w:rPr>
-          <w:rStyle w:val="VerbatimChar"/>
-        </w:rPr>
-        <w:t xml:space="preserve">circle-step51.1</w:t>
-      </w:r>
-      <w:r>
-        <w:t xml:space="preserve">); FatFs R0.16 patch 2 (the Onyx patches merged automatically:</w:t>
-      </w:r>
-      <w:r>
-        <w:t xml:space="preserve"> </w:t>
-      </w:r>
-      <w:r>
-        <w:rPr>
-          <w:rStyle w:val="VerbatimChar"/>
-        </w:rPr>
-        <w:t xml:space="preserve">tools/tests/run_fs_test.sh</w:t>
-      </w:r>
-      <w:r>
-        <w:t xml:space="preserve"> </w:t>
-      </w:r>
-      <w:r>
-        <w:t xml:space="preserve">passes); the lost wake-up of</w:t>
-      </w:r>
-      <w:r>
-        <w:t xml:space="preserve"> </w:t>
-      </w:r>
-      <w:r>
-        <w:rPr>
-          <w:rStyle w:val="VerbatimChar"/>
-        </w:rPr>
-        <w:t xml:space="preserve">CSynchronizationEvent</w:t>
+          <w:b/>
+        </w:rPr>
+        <w:t xml:space="preserve">ported into Onyx's own scheduler</w:t>
       </w:r>
       <w:r>
         <w:t xml:space="preserve"> </w:t>
@@ -19494,253 +19993,219 @@
         <w:rPr>
           <w:rStyle w:val="VerbatimChar"/>
         </w:rPr>
-        <w:t xml:space="preserve">BlockTask</w:t>
-      </w:r>
-      <w:r>
-        <w:t xml:space="preserve"> </w:t>
-      </w:r>
-      <w:r>
-        <w:t xml:space="preserve">checks the state under</w:t>
-      </w:r>
-      <w:r>
-        <w:t xml:space="preserve"> </w:t>
-      </w:r>
-      <w:r>
-        <w:t xml:space="preserve">its lock) —</w:t>
-      </w:r>
-      <w:r>
-        <w:t xml:space="preserve"> </w:t>
-      </w:r>
-      <w:r>
-        <w:rPr>
+        <w:t xml:space="preserve">kernel/sched/scheduler.cpp</w:t>
+      </w:r>
+      <w:r>
+        <w:t xml:space="preserve">,</w:t>
+      </w:r>
+      <w:r>
+        <w:t xml:space="preserve"> </w:t>
+      </w:r>
+      <w:r>
+        <w:rPr>
+          <w:rStyle w:val="VerbatimChar"/>
+        </w:rPr>
+        <w:t xml:space="preserve">kernel/compat/circle/sched/scheduler.h</w:t>
+      </w:r>
+      <w:r>
+        <w:t xml:space="preserve">:</w:t>
+      </w:r>
+      <w:r>
+        <w:t xml:space="preserve"> </w:t>
+      </w:r>
+      <w:r>
+        <w:t xml:space="preserve">it replaces Circle's); for the Pi 5: the official DSI touchscreens (</w:t>
+      </w:r>
+      <w:r>
+        <w:rPr>
+          <w:rStyle w:val="VerbatimChar"/>
+        </w:rPr>
+        <w:t xml:space="preserve">addon/rp1dsi</w:t>
+      </w:r>
+      <w:r>
+        <w:t xml:space="preserve">), the RP1's I2C buses 4 and 6.</w:t>
+      </w:r>
+      <w:r>
+        <w:t xml:space="preserve"> </w:t>
+      </w:r>
+      <w:r>
+        <w:t xml:space="preserve">Upstream's DWHCI /</w:t>
+      </w:r>
+      <w:r>
+        <w:t xml:space="preserve"> </w:t>
+      </w:r>
+      <w:r>
+        <w:rPr>
+          <w:rStyle w:val="VerbatimChar"/>
+        </w:rPr>
+        <w:t xml:space="preserve">usbboost</w:t>
+      </w:r>
+      <w:r>
+        <w:t xml:space="preserve"> </w:t>
+      </w:r>
+      <w:r>
+        <w:t xml:space="preserve">/ USB-MIDI work is for the Pi 1-3 only.</w:t>
+      </w:r>
+      <w:r>
+        <w:t xml:space="preserve"> </w:t>
+      </w:r>
+      <w:r>
+        <w:t xml:space="preserve">Three conflicts:</w:t>
+      </w:r>
+      <w:r>
+        <w:t xml:space="preserve"> </w:t>
+      </w:r>
+      <w:r>
+        <w:rPr>
+          <w:rStyle w:val="VerbatimChar"/>
+        </w:rPr>
+        <w:t xml:space="preserve">usbkeyboard.h</w:t>
+      </w:r>
+      <w:r>
+        <w:t xml:space="preserve"> </w:t>
+      </w:r>
+      <w:r>
+        <w:t xml:space="preserve">(our</w:t>
+      </w:r>
+      <w:r>
+        <w:t xml:space="preserve"> </w:t>
+      </w:r>
+      <w:r>
+        <w:rPr>
+          <w:rStyle w:val="VerbatimChar"/>
+        </w:rPr>
+        <w:t xml:space="preserve">GetKeyMap ()</w:t>
+      </w:r>
+      <w:r>
+        <w:t xml:space="preserve"> </w:t>
+      </w:r>
+      <w:r>
+        <w:t xml:space="preserve">beside upstream's protected</w:t>
+      </w:r>
+      <w:r>
+        <w:t xml:space="preserve"> </w:t>
+      </w:r>
+      <w:r>
+        <w:rPr>
+          <w:rStyle w:val="VerbatimChar"/>
+        </w:rPr>
+        <w:t xml:space="preserve">ConfigureKeyboard</w:t>
+      </w:r>
+      <w:r>
+        <w:t xml:space="preserve">),</w:t>
+      </w:r>
+      <w:r>
+        <w:t xml:space="preserve"> </w:t>
+      </w:r>
+      <w:r>
+        <w:rPr>
+          <w:rStyle w:val="VerbatimChar"/>
+        </w:rPr>
+        <w:t xml:space="preserve">ether4330.c</w:t>
+      </w:r>
+      <w:r>
+        <w:t xml:space="preserve"> </w:t>
+      </w:r>
+      <w:r>
+        <w:t xml:space="preserve">(our scan kept — both bands, the configured networks probed by name — with upstream's directed probe</w:t>
+      </w:r>
+      <w:r>
+        <w:t xml:space="preserve"> </w:t>
+      </w:r>
+      <w:r>
+        <w:t xml:space="preserve">for a hidden network added as one more name),</w:t>
+      </w:r>
+      <w:r>
+        <w:t xml:space="preserve"> </w:t>
+      </w:r>
+      <w:r>
+        <w:rPr>
+          <w:rStyle w:val="VerbatimChar"/>
+        </w:rPr>
+        <w:t xml:space="preserve">tcpconnection.cpp</w:t>
+      </w:r>
+      <w:r>
+        <w:t xml:space="preserve"> </w:t>
+      </w:r>
+      <w:r>
+        <w:t xml:space="preserve">(our duplicate-ACK test kept: patch 20, the same</w:t>
+      </w:r>
+      <w:r>
+        <w:t xml:space="preserve"> </w:t>
+      </w:r>
+      <w:r>
+        <w:t xml:space="preserve">RFC 5681 test without resetting the count on another segment). The keymap decoupling (patch 1) came through intact.</w:t>
+      </w:r>
+      <w:r>
+        <w:t xml:space="preserve"> </w:t>
+      </w:r>
+      <w:r>
+        <w:t xml:space="preserve">Tested on the PC (</w:t>
+      </w:r>
+      <w:r>
+        <w:rPr>
+          <w:rStyle w:val="VerbatimChar"/>
+        </w:rPr>
+        <w:t xml:space="preserve">run_fs_test.sh</w:t>
+      </w:r>
+      <w:r>
+        <w:t xml:space="preserve">,</w:t>
+      </w:r>
+      <w:r>
+        <w:t xml:space="preserve"> </w:t>
+      </w:r>
+      <w:r>
+        <w:rPr>
+          <w:rStyle w:val="VerbatimChar"/>
+        </w:rPr>
+        <w:t xml:space="preserve">run_circlenet_test.sh</w:t>
+      </w:r>
+      <w:r>
+        <w:t xml:space="preserve">,</w:t>
+      </w:r>
+      <w:r>
+        <w:t xml:space="preserve"> </w:t>
+      </w:r>
+      <w:r>
+        <w:rPr>
+          <w:rStyle w:val="VerbatimChar"/>
+        </w:rPr>
+        <w:t xml:space="preserve">run_ramfs_test.sh</w:t>
+      </w:r>
+      <w:r>
+        <w:t xml:space="preserve">,</w:t>
+      </w:r>
+      <w:r>
+        <w:t xml:space="preserve"> </w:t>
+      </w:r>
+      <w:r>
+        <w:rPr>
+          <w:rStyle w:val="VerbatimChar"/>
+        </w:rPr>
+        <w:t xml:space="preserve">run_gui_test.sh</w:t>
+      </w:r>
+      <w:r>
+        <w:t xml:space="preserve">,</w:t>
+      </w:r>
+      <w:r>
+        <w:t xml:space="preserve"> </w:t>
+      </w:r>
+      <w:r>
+        <w:rPr>
+          <w:rStyle w:val="VerbatimChar"/>
+        </w:rPr>
+        <w:t xml:space="preserve">run_gamepad_test.sh</w:t>
+      </w:r>
+      <w:r>
+        <w:t xml:space="preserve">).</w:t>
+      </w:r>
+      <w:r>
+        <w:t xml:space="preserve"> </w:t>
+      </w:r>
+      <w:r>
+        <w:rPr>
+          <w:bCs/>
           <w:b/>
-          <w:bCs/>
-        </w:rPr>
-        <w:t xml:space="preserve">ported into Onyx's own scheduler</w:t>
-      </w:r>
-      <w:r>
-        <w:t xml:space="preserve"> </w:t>
-      </w:r>
-      <w:r>
-        <w:t xml:space="preserve">(</w:t>
-      </w:r>
-      <w:r>
-        <w:rPr>
-          <w:rStyle w:val="VerbatimChar"/>
-        </w:rPr>
-        <w:t xml:space="preserve">kernel/sched/scheduler.cpp</w:t>
-      </w:r>
-      <w:r>
-        <w:t xml:space="preserve">,</w:t>
-      </w:r>
-      <w:r>
-        <w:t xml:space="preserve"> </w:t>
-      </w:r>
-      <w:r>
-        <w:rPr>
-          <w:rStyle w:val="VerbatimChar"/>
-        </w:rPr>
-        <w:t xml:space="preserve">kernel/compat/circle/sched/scheduler.h</w:t>
-      </w:r>
-      <w:r>
-        <w:t xml:space="preserve">:</w:t>
-      </w:r>
-      <w:r>
-        <w:t xml:space="preserve"> </w:t>
-      </w:r>
-      <w:r>
-        <w:t xml:space="preserve">it replaces Circle's); for the Pi 5: the official DSI touchscreens (</w:t>
-      </w:r>
-      <w:r>
-        <w:rPr>
-          <w:rStyle w:val="VerbatimChar"/>
-        </w:rPr>
-        <w:t xml:space="preserve">addon/rp1dsi</w:t>
-      </w:r>
-      <w:r>
-        <w:t xml:space="preserve">), the RP1's I2C buses 4 and 6.</w:t>
-      </w:r>
-      <w:r>
-        <w:t xml:space="preserve"> </w:t>
-      </w:r>
-      <w:r>
-        <w:t xml:space="preserve">Upstream's DWHCI /</w:t>
-      </w:r>
-      <w:r>
-        <w:t xml:space="preserve"> </w:t>
-      </w:r>
-      <w:r>
-        <w:rPr>
-          <w:rStyle w:val="VerbatimChar"/>
-        </w:rPr>
-        <w:t xml:space="preserve">usbboost</w:t>
-      </w:r>
-      <w:r>
-        <w:t xml:space="preserve"> </w:t>
-      </w:r>
-      <w:r>
-        <w:t xml:space="preserve">/ USB-MIDI work is for the Pi 1-3 only.</w:t>
-      </w:r>
-      <w:r>
-        <w:t xml:space="preserve"> </w:t>
-      </w:r>
-      <w:r>
-        <w:t xml:space="preserve">Three conflicts:</w:t>
-      </w:r>
-      <w:r>
-        <w:t xml:space="preserve"> </w:t>
-      </w:r>
-      <w:r>
-        <w:rPr>
-          <w:rStyle w:val="VerbatimChar"/>
-        </w:rPr>
-        <w:t xml:space="preserve">usbkeyboard.h</w:t>
-      </w:r>
-      <w:r>
-        <w:t xml:space="preserve"> </w:t>
-      </w:r>
-      <w:r>
-        <w:t xml:space="preserve">(our</w:t>
-      </w:r>
-      <w:r>
-        <w:t xml:space="preserve"> </w:t>
-      </w:r>
-      <w:r>
-        <w:rPr>
-          <w:rStyle w:val="VerbatimChar"/>
-        </w:rPr>
-        <w:t xml:space="preserve">GetKeyMap ()</w:t>
-      </w:r>
-      <w:r>
-        <w:t xml:space="preserve"> </w:t>
-      </w:r>
-      <w:r>
-        <w:t xml:space="preserve">beside upstream's protected</w:t>
-      </w:r>
-      <w:r>
-        <w:t xml:space="preserve"> </w:t>
-      </w:r>
-      <w:r>
-        <w:rPr>
-          <w:rStyle w:val="VerbatimChar"/>
-        </w:rPr>
-        <w:t xml:space="preserve">ConfigureKeyboard</w:t>
-      </w:r>
-      <w:r>
-        <w:t xml:space="preserve">),</w:t>
-      </w:r>
-      <w:r>
-        <w:t xml:space="preserve"> </w:t>
-      </w:r>
-      <w:r>
-        <w:rPr>
-          <w:rStyle w:val="VerbatimChar"/>
-        </w:rPr>
-        <w:t xml:space="preserve">ether4330.c</w:t>
-      </w:r>
-      <w:r>
-        <w:t xml:space="preserve"> </w:t>
-      </w:r>
-      <w:r>
-        <w:t xml:space="preserve">(our scan kept — both bands, the configured networks probed by name — with upstream's directed probe</w:t>
-      </w:r>
-      <w:r>
-        <w:t xml:space="preserve"> </w:t>
-      </w:r>
-      <w:r>
-        <w:t xml:space="preserve">for a hidden network added as one more name),</w:t>
-      </w:r>
-      <w:r>
-        <w:t xml:space="preserve"> </w:t>
-      </w:r>
-      <w:r>
-        <w:rPr>
-          <w:rStyle w:val="VerbatimChar"/>
-        </w:rPr>
-        <w:t xml:space="preserve">tcpconnection.cpp</w:t>
-      </w:r>
-      <w:r>
-        <w:t xml:space="preserve"> </w:t>
-      </w:r>
-      <w:r>
-        <w:t xml:space="preserve">(our duplicate-ACK test kept: patch 20, the same</w:t>
-      </w:r>
-      <w:r>
-        <w:t xml:space="preserve"> </w:t>
-      </w:r>
-      <w:r>
-        <w:t xml:space="preserve">RFC 5681 test without resetting the count on another segment). The keymap decoupling (patch 1) came through intact.</w:t>
-      </w:r>
-      <w:r>
-        <w:t xml:space="preserve"> </w:t>
-      </w:r>
-      <w:r>
-        <w:t xml:space="preserve">Tested on the PC (</w:t>
-      </w:r>
-      <w:r>
-        <w:rPr>
-          <w:rStyle w:val="VerbatimChar"/>
-        </w:rPr>
-        <w:t xml:space="preserve">run_fs_test.sh</w:t>
-      </w:r>
-      <w:r>
-        <w:t xml:space="preserve">,</w:t>
-      </w:r>
-      <w:r>
-        <w:t xml:space="preserve"> </w:t>
-      </w:r>
-      <w:r>
-        <w:rPr>
-          <w:rStyle w:val="VerbatimChar"/>
-        </w:rPr>
-        <w:t xml:space="preserve">run_circlenet_test.sh</w:t>
-      </w:r>
-      <w:r>
-        <w:t xml:space="preserve">,</w:t>
-      </w:r>
-      <w:r>
-        <w:t xml:space="preserve"> </w:t>
-      </w:r>
-      <w:r>
-        <w:rPr>
-          <w:rStyle w:val="VerbatimChar"/>
-        </w:rPr>
-        <w:t xml:space="preserve">run_ramfs_test.sh</w:t>
-      </w:r>
-      <w:r>
-        <w:t xml:space="preserve">,</w:t>
-      </w:r>
-      <w:r>
-        <w:t xml:space="preserve"> </w:t>
-      </w:r>
-      <w:r>
-        <w:rPr>
-          <w:rStyle w:val="VerbatimChar"/>
-        </w:rPr>
-        <w:t xml:space="preserve">run_gui_test.sh</w:t>
-      </w:r>
-      <w:r>
-        <w:t xml:space="preserve">,</w:t>
-      </w:r>
-      <w:r>
-        <w:t xml:space="preserve"> </w:t>
-      </w:r>
-      <w:r>
-        <w:rPr>
-          <w:rStyle w:val="VerbatimChar"/>
-        </w:rPr>
-        <w:t xml:space="preserve">run_gamepad_test.sh</w:t>
-      </w:r>
-      <w:r>
-        <w:t xml:space="preserve">).</w:t>
-      </w:r>
-      <w:r>
-        <w:t xml:space="preserve"> </w:t>
-      </w:r>
-      <w:r>
-        <w:rPr>
-          <w:b/>
-          <w:bCs/>
         </w:rPr>
         <w:t xml:space="preserve">Tested on the Pi 4 (the user, 2026-10-09):</w:t>
       </w:r>
@@ -19763,8 +20228,8 @@
         <w:t xml:space="preserve">yet: a keyboard unplugged and plugged again (its layout kept), the 8BitDo / Xbox 360 wireless devices.</w:t>
       </w:r>
     </w:p>
-    <w:bookmarkEnd w:id="56"/>
-    <w:bookmarkStart w:id="57" w:name="updating-the-fork-submodule"/>
+    <w:bookmarkEnd w:id="59"/>
+    <w:bookmarkStart w:id="60" w:name="updating-the-fork-submodule"/>
     <w:p>
       <w:pPr>
         <w:pStyle w:val="Heading2"/>
@@ -19943,7 +20408,7 @@
         <w:t xml:space="preserve">"Bump circle submodule"</w:t>
       </w:r>
     </w:p>
-    <w:bookmarkEnd w:id="57"/>
+    <w:bookmarkEnd w:id="60"/>
     <w:sectPr>
       <w:footerReference r:id="rId9" w:type="default"/>
       <w:footnotePr>
@@ -20025,14 +20490,14 @@
 <file path=word/numbering.xml><?xml version="1.0" encoding="utf-8"?>
 <w:numbering xmlns:w="http://schemas.openxmlformats.org/wordprocessingml/2006/main">
   <w:abstractNum w:abstractNumId="990">
-    <w:nsid w:val="0000A990"/>
+    <w:nsid w:val="A990"/>
     <w:multiLevelType w:val="multilevel"/>
     <w:lvl w:ilvl="0">
       <w:numFmt w:val="bullet"/>
       <w:lvlText w:val=" "/>
       <w:lvlJc w:val="left"/>
       <w:pPr>
-        <w:ind w:left="720" w:hanging="360"/>
+        <w:ind w:left="720" w:hanging="480"/>
       </w:pPr>
     </w:lvl>
     <w:lvl w:ilvl="1">
@@ -20040,7 +20505,7 @@
       <w:lvlText w:val=" "/>
       <w:lvlJc w:val="left"/>
       <w:pPr>
-        <w:ind w:left="1440" w:hanging="360"/>
+        <w:ind w:left="1440" w:hanging="480"/>
       </w:pPr>
     </w:lvl>
     <w:lvl w:ilvl="2">
@@ -20048,7 +20513,7 @@
       <w:lvlText w:val=" "/>
       <w:lvlJc w:val="left"/>
       <w:pPr>
-        <w:ind w:left="2160" w:hanging="360"/>
+        <w:ind w:left="2160" w:hanging="480"/>
       </w:pPr>
     </w:lvl>
     <w:lvl w:ilvl="3">
@@ -20056,7 +20521,7 @@
       <w:lvlText w:val=" "/>
       <w:lvlJc w:val="left"/>
       <w:pPr>
-        <w:ind w:left="2880" w:hanging="360"/>
+        <w:ind w:left="2880" w:hanging="480"/>
       </w:pPr>
     </w:lvl>
     <w:lvl w:ilvl="4">
@@ -20064,7 +20529,7 @@
       <w:lvlText w:val=" "/>
       <w:lvlJc w:val="left"/>
       <w:pPr>
-        <w:ind w:left="3600" w:hanging="360"/>
+        <w:ind w:left="3600" w:hanging="480"/>
       </w:pPr>
     </w:lvl>
     <w:lvl w:ilvl="5">
@@ -20072,7 +20537,7 @@
       <w:lvlText w:val=" "/>
       <w:lvlJc w:val="left"/>
       <w:pPr>
-        <w:ind w:left="4320" w:hanging="360"/>
+        <w:ind w:left="4320" w:hanging="480"/>
       </w:pPr>
     </w:lvl>
     <w:lvl w:ilvl="6">
@@ -20080,7 +20545,7 @@
       <w:lvlText w:val=" "/>
       <w:lvlJc w:val="left"/>
       <w:pPr>
-        <w:ind w:left="5040" w:hanging="360"/>
+        <w:ind w:left="5040" w:hanging="480"/>
       </w:pPr>
     </w:lvl>
     <w:lvl w:ilvl="7">
@@ -20088,7 +20553,7 @@
       <w:lvlText w:val=" "/>
       <w:lvlJc w:val="left"/>
       <w:pPr>
-        <w:ind w:left="5760" w:hanging="360"/>
+        <w:ind w:left="5760" w:hanging="480"/>
       </w:pPr>
     </w:lvl>
     <w:lvl w:ilvl="8">
@@ -20096,115 +20561,88 @@
       <w:lvlText w:val=" "/>
       <w:lvlJc w:val="left"/>
       <w:pPr>
-        <w:ind w:left="6480" w:hanging="360"/>
+        <w:ind w:left="6480" w:hanging="480"/>
       </w:pPr>
     </w:lvl>
   </w:abstractNum>
   <w:abstractNum w:abstractNumId="991">
-    <w:nsid w:val="0000A991"/>
+    <w:nsid w:val="A991"/>
     <w:multiLevelType w:val="multilevel"/>
     <w:lvl w:ilvl="0">
       <w:numFmt w:val="bullet"/>
-      <w:lvlText w:val=""/>
+      <w:lvlText w:val="•"/>
       <w:lvlJc w:val="left"/>
       <w:pPr>
-        <w:ind w:left="720" w:hanging="360"/>
+        <w:ind w:left="720" w:hanging="480"/>
       </w:pPr>
-      <w:rPr>
-        <w:rFonts w:ascii="Symbol" w:hAnsi="Symbol" w:cs="Symbol" w:hint="default"/>
-      </w:rPr>
     </w:lvl>
     <w:lvl w:ilvl="1">
       <w:numFmt w:val="bullet"/>
-      <w:lvlText w:val="o"/>
+      <w:lvlText w:val="–"/>
       <w:lvlJc w:val="left"/>
       <w:pPr>
-        <w:ind w:left="1440" w:hanging="360"/>
+        <w:ind w:left="1440" w:hanging="480"/>
       </w:pPr>
-      <w:rPr>
-        <w:rFonts w:ascii="Courier New" w:hAnsi="Courier New" w:cs="Courier New" w:hint="default"/>
-      </w:rPr>
     </w:lvl>
     <w:lvl w:ilvl="2">
       <w:numFmt w:val="bullet"/>
-      <w:lvlText w:val=""/>
+      <w:lvlText w:val="•"/>
       <w:lvlJc w:val="left"/>
       <w:pPr>
-        <w:ind w:left="2160" w:hanging="360"/>
+        <w:ind w:left="2160" w:hanging="480"/>
       </w:pPr>
-      <w:rPr>
-        <w:rFonts w:ascii="Wingdings" w:hAnsi="Wingdings" w:cs="Wingdings" w:hint="default"/>
-      </w:rPr>
     </w:lvl>
     <w:lvl w:ilvl="3">
       <w:numFmt w:val="bullet"/>
-      <w:lvlText w:val=""/>
+      <w:lvlText w:val="–"/>
       <w:lvlJc w:val="left"/>
       <w:pPr>
-        <w:ind w:left="2880" w:hanging="360"/>
+        <w:ind w:left="2880" w:hanging="480"/>
       </w:pPr>
-      <w:rPr>
-        <w:rFonts w:ascii="Symbol" w:hAnsi="Symbol" w:cs="Symbol" w:hint="default"/>
-      </w:rPr>
     </w:lvl>
     <w:lvl w:ilvl="4">
       <w:numFmt w:val="bullet"/>
-      <w:lvlText w:val="o"/>
+      <w:lvlText w:val="•"/>
       <w:lvlJc w:val="left"/>
       <w:pPr>
-        <w:ind w:left="3600" w:hanging="360"/>
+        <w:ind w:left="3600" w:hanging="480"/>
       </w:pPr>
-      <w:rPr>
-        <w:rFonts w:ascii="Courier New" w:hAnsi="Courier New" w:cs="Courier New" w:hint="default"/>
-      </w:rPr>
     </w:lvl>
     <w:lvl w:ilvl="5">
       <w:numFmt w:val="bullet"/>
-      <w:lvlText w:val=""/>
+      <w:lvlText w:val="–"/>
       <w:lvlJc w:val="left"/>
       <w:pPr>
-        <w:ind w:left="4320" w:hanging="360"/>
+        <w:ind w:left="4320" w:hanging="480"/>
       </w:pPr>
-      <w:rPr>
-        <w:rFonts w:ascii="Wingdings" w:hAnsi="Wingdings" w:cs="Wingdings" w:hint="default"/>
-      </w:rPr>
     </w:lvl>
     <w:lvl w:ilvl="6">
       <w:numFmt w:val="bullet"/>
-      <w:lvlText w:val=""/>
+      <w:lvlText w:val="•"/>
       <w:lvlJc w:val="left"/>
       <w:pPr>
-        <w:ind w:left="5040" w:hanging="360"/>
+        <w:ind w:left="5040" w:hanging="480"/>
       </w:pPr>
-      <w:rPr>
-        <w:rFonts w:ascii="Symbol" w:hAnsi="Symbol" w:cs="Symbol" w:hint="default"/>
-      </w:rPr>
     </w:lvl>
     <w:lvl w:ilvl="7">
       <w:numFmt w:val="bullet"/>
-      <w:lvlText w:val="o"/>
+      <w:lvlText w:val="–"/>
       <w:lvlJc w:val="left"/>
       <w:pPr>
-        <w:ind w:left="5760" w:hanging="360"/>
+        <w:ind w:left="5760" w:hanging="480"/>
       </w:pPr>
-      <w:rPr>
-        <w:rFonts w:ascii="Courier New" w:hAnsi="Courier New" w:cs="Courier New" w:hint="default"/>
-      </w:rPr>
     </w:lvl>
     <w:lvl w:ilvl="8">
       <w:numFmt w:val="bullet"/>
-      <w:lvlText w:val=""/>
+      <w:lvlText w:val="•"/>
       <w:lvlJc w:val="left"/>
       <w:pPr>
-        <w:ind w:left="6480" w:hanging="360"/>
+        <w:ind w:left="6480" w:hanging="480"/>
       </w:pPr>
-      <w:rPr>
-        <w:rFonts w:ascii="Wingdings" w:hAnsi="Wingdings" w:cs="Wingdings" w:hint="default"/>
-      </w:rPr>
     </w:lvl>
   </w:abstractNum>
   <w:abstractNum w:abstractNumId="99411">
-    <w:nsid w:val="00A99411"/>
+    <w:nsid w:val="A99411"/>
     <w:multiLevelType w:val="multilevel"/>
     <w:lvl w:ilvl="0">
       <w:start w:val="1"/>
@@ -20212,7 +20650,7 @@
       <w:lvlText w:val="%1."/>
       <w:lvlJc w:val="left"/>
       <w:pPr>
-        <w:ind w:left="720" w:hanging="360"/>
+        <w:ind w:left="720" w:hanging="480"/>
       </w:pPr>
     </w:lvl>
     <w:lvl w:ilvl="1">
@@ -20221,7 +20659,7 @@
       <w:lvlText w:val="%2."/>
       <w:lvlJc w:val="left"/>
       <w:pPr>
-        <w:ind w:left="1440" w:hanging="360"/>
+        <w:ind w:left="1440" w:hanging="480"/>
       </w:pPr>
     </w:lvl>
     <w:lvl w:ilvl="2">
@@ -20230,7 +20668,7 @@
       <w:lvlText w:val="%3."/>
       <w:lvlJc w:val="left"/>
       <w:pPr>
-        <w:ind w:left="2160" w:hanging="360"/>
+        <w:ind w:left="2160" w:hanging="480"/>
       </w:pPr>
     </w:lvl>
     <w:lvl w:ilvl="3">
@@ -20239,7 +20677,7 @@
       <w:lvlText w:val="%4."/>
       <w:lvlJc w:val="left"/>
       <w:pPr>
-        <w:ind w:left="2880" w:hanging="360"/>
+        <w:ind w:left="2880" w:hanging="480"/>
       </w:pPr>
     </w:lvl>
     <w:lvl w:ilvl="4">
@@ -20248,7 +20686,7 @@
       <w:lvlText w:val="%5."/>
       <w:lvlJc w:val="left"/>
       <w:pPr>
-        <w:ind w:left="3600" w:hanging="360"/>
+        <w:ind w:left="3600" w:hanging="480"/>
       </w:pPr>
     </w:lvl>
     <w:lvl w:ilvl="5">
@@ -20257,7 +20695,7 @@
       <w:lvlText w:val="%6."/>
       <w:lvlJc w:val="left"/>
       <w:pPr>
-        <w:ind w:left="4320" w:hanging="360"/>
+        <w:ind w:left="4320" w:hanging="480"/>
       </w:pPr>
     </w:lvl>
     <w:lvl w:ilvl="6">
@@ -20266,7 +20704,7 @@
       <w:lvlText w:val="%7."/>
       <w:lvlJc w:val="left"/>
       <w:pPr>
-        <w:ind w:left="5040" w:hanging="360"/>
+        <w:ind w:left="5040" w:hanging="480"/>
       </w:pPr>
     </w:lvl>
     <w:lvl w:ilvl="7">
@@ -20275,7 +20713,7 @@
       <w:lvlText w:val="%8."/>
       <w:lvlJc w:val="left"/>
       <w:pPr>
-        <w:ind w:left="5760" w:hanging="360"/>
+        <w:ind w:left="5760" w:hanging="480"/>
       </w:pPr>
     </w:lvl>
     <w:lvl w:ilvl="8">
@@ -20284,7 +20722,7 @@
       <w:lvlText w:val="%9."/>
       <w:lvlJc w:val="left"/>
       <w:pPr>
-        <w:ind w:left="6480" w:hanging="360"/>
+        <w:ind w:left="6480" w:hanging="480"/>
       </w:pPr>
     </w:lvl>
   </w:abstractNum>
@@ -21052,8 +21490,8 @@
     <w:name w:val="KeywordTok"/>
     <w:basedOn w:val="VerbatimChar"/>
     <w:rPr>
+      <w:color w:val="007020"/>
       <w:b/>
-      <w:color w:val="007020"/>
     </w:rPr>
   </w:style>
   <w:style w:type="character" w:customStyle="1" w:styleId="DataTypeTok">
@@ -21130,42 +21568,42 @@
     <w:name w:val="ImportTok"/>
     <w:basedOn w:val="VerbatimChar"/>
     <w:rPr>
+      <w:color w:val="008000"/>
       <w:b/>
-      <w:color w:val="008000"/>
     </w:rPr>
   </w:style>
   <w:style w:type="character" w:customStyle="1" w:styleId="CommentTok">
     <w:name w:val="CommentTok"/>
     <w:basedOn w:val="VerbatimChar"/>
     <w:rPr>
+      <w:color w:val="60a0b0"/>
       <w:i/>
-      <w:color w:val="60a0b0"/>
     </w:rPr>
   </w:style>
   <w:style w:type="character" w:customStyle="1" w:styleId="DocumentationTok">
     <w:name w:val="DocumentationTok"/>
     <w:basedOn w:val="VerbatimChar"/>
     <w:rPr>
+      <w:color w:val="ba2121"/>
       <w:i/>
-      <w:color w:val="ba2121"/>
     </w:rPr>
   </w:style>
   <w:style w:type="character" w:customStyle="1" w:styleId="AnnotationTok">
     <w:name w:val="AnnotationTok"/>
     <w:basedOn w:val="VerbatimChar"/>
     <w:rPr>
+      <w:color w:val="60a0b0"/>
       <w:b/>
       <w:i/>
-      <w:color w:val="60a0b0"/>
     </w:rPr>
   </w:style>
   <w:style w:type="character" w:customStyle="1" w:styleId="CommentVarTok">
     <w:name w:val="CommentVarTok"/>
     <w:basedOn w:val="VerbatimChar"/>
     <w:rPr>
+      <w:color w:val="60a0b0"/>
       <w:b/>
       <w:i/>
-      <w:color w:val="60a0b0"/>
     </w:rPr>
   </w:style>
   <w:style w:type="character" w:customStyle="1" w:styleId="OtherTok">
@@ -21193,8 +21631,8 @@
     <w:name w:val="ControlFlowTok"/>
     <w:basedOn w:val="VerbatimChar"/>
     <w:rPr>
+      <w:color w:val="007020"/>
       <w:b/>
-      <w:color w:val="007020"/>
     </w:rPr>
   </w:style>
   <w:style w:type="character" w:customStyle="1" w:styleId="OperatorTok">
@@ -21239,34 +21677,34 @@
     <w:name w:val="InformationTok"/>
     <w:basedOn w:val="VerbatimChar"/>
     <w:rPr>
+      <w:color w:val="60a0b0"/>
       <w:b/>
       <w:i/>
-      <w:color w:val="60a0b0"/>
     </w:rPr>
   </w:style>
   <w:style w:type="character" w:customStyle="1" w:styleId="WarningTok">
     <w:name w:val="WarningTok"/>
     <w:basedOn w:val="VerbatimChar"/>
     <w:rPr>
+      <w:color w:val="60a0b0"/>
       <w:b/>
       <w:i/>
-      <w:color w:val="60a0b0"/>
     </w:rPr>
   </w:style>
   <w:style w:type="character" w:customStyle="1" w:styleId="AlertTok">
     <w:name w:val="AlertTok"/>
     <w:basedOn w:val="VerbatimChar"/>
     <w:rPr>
+      <w:color w:val="ff0000"/>
       <w:b/>
-      <w:color w:val="ff0000"/>
     </w:rPr>
   </w:style>
   <w:style w:type="character" w:customStyle="1" w:styleId="ErrorTok">
     <w:name w:val="ErrorTok"/>
     <w:basedOn w:val="VerbatimChar"/>
     <w:rPr>
+      <w:color w:val="ff0000"/>
       <w:b/>
-      <w:color w:val="ff0000"/>
     </w:rPr>
   </w:style>
   <w:style w:type="character" w:customStyle="1" w:styleId="NormalTok">

--- a/docs/exports/05-CIRCLE-CHANGES.docx
+++ b/docs/exports/05-CIRCLE-CHANGES.docx
@@ -19759,13 +19759,13 @@
       </w:r>
     </w:p>
     <w:bookmarkEnd w:id="56"/>
-    <w:bookmarkStart w:id="58" w:name="contributions-to-upstream-circle"/>
+    <w:bookmarkStart w:id="57" w:name="Xbc59334efe595b8bb7c39661a2eb28019729b4a"/>
     <w:p>
       <w:pPr>
         <w:pStyle w:val="Heading2"/>
       </w:pPr>
       <w:r>
-        <w:t xml:space="preserve">Contributions to upstream Circle</w:t>
+        <w:t xml:space="preserve">32. The Japanese keyboards' Ro and Yen keys</w:t>
       </w:r>
     </w:p>
     <w:p>
@@ -19773,6 +19773,188 @@
         <w:pStyle w:val="FirstParagraph"/>
       </w:pPr>
       <w:r>
+        <w:rPr>
+          <w:bCs/>
+          <w:b/>
+        </w:rPr>
+        <w:t xml:space="preserve">Why.</w:t>
+      </w:r>
+      <w:r>
+        <w:t xml:space="preserve"> </w:t>
+      </w:r>
+      <w:r>
+        <w:t xml:space="preserve">A Japanese (JIS) keyboard -- the Raspberry Pi 500's and keyboard's</w:t>
+      </w:r>
+      <w:r>
+        <w:t xml:space="preserve"> </w:t>
+      </w:r>
+      <w:r>
+        <w:rPr>
+          <w:rStyle w:val="VerbatimChar"/>
+        </w:rPr>
+        <w:t xml:space="preserve">JP</w:t>
+      </w:r>
+      <w:r>
+        <w:t xml:space="preserve"> </w:t>
+      </w:r>
+      <w:r>
+        <w:t xml:space="preserve">variant -- has two keys past the</w:t>
+      </w:r>
+      <w:r>
+        <w:t xml:space="preserve"> </w:t>
+      </w:r>
+      <w:r>
+        <w:t xml:space="preserve">layout table's 128 rows: Ro (</w:t>
+      </w:r>
+      <w:r>
+        <w:rPr>
+          <w:rStyle w:val="VerbatimChar"/>
+        </w:rPr>
+        <w:t xml:space="preserve">\ _</w:t>
+      </w:r>
+      <w:r>
+        <w:t xml:space="preserve">, USB usage 0x87, International1) and Yen (</w:t>
+      </w:r>
+      <w:r>
+        <w:rPr>
+          <w:rStyle w:val="VerbatimChar"/>
+        </w:rPr>
+        <w:t xml:space="preserve">¥ |</w:t>
+      </w:r>
+      <w:r>
+        <w:t xml:space="preserve">, 0x89, International3);</w:t>
+      </w:r>
+      <w:r>
+        <w:t xml:space="preserve"> </w:t>
+      </w:r>
+      <w:r>
+        <w:rPr>
+          <w:rStyle w:val="VerbatimChar"/>
+        </w:rPr>
+        <w:t xml:space="preserve">CKeyMap::Translate</w:t>
+      </w:r>
+      <w:r>
+        <w:t xml:space="preserve"> </w:t>
+      </w:r>
+      <w:r>
+        <w:t xml:space="preserve">dropped them.</w:t>
+      </w:r>
+    </w:p>
+    <w:p>
+      <w:pPr>
+        <w:pStyle w:val="BodyText"/>
+      </w:pPr>
+      <w:r>
+        <w:rPr>
+          <w:bCs/>
+          <w:b/>
+        </w:rPr>
+        <w:t xml:space="preserve">What.</w:t>
+      </w:r>
+      <w:r>
+        <w:t xml:space="preserve"> </w:t>
+      </w:r>
+      <w:r>
+        <w:rPr>
+          <w:rStyle w:val="VerbatimChar"/>
+        </w:rPr>
+        <w:t xml:space="preserve">lib/input/keymap.cpp</w:t>
+      </w:r>
+      <w:r>
+        <w:t xml:space="preserve">,</w:t>
+      </w:r>
+      <w:r>
+        <w:t xml:space="preserve"> </w:t>
+      </w:r>
+      <w:r>
+        <w:rPr>
+          <w:rStyle w:val="VerbatimChar"/>
+        </w:rPr>
+        <w:t xml:space="preserve">CKeyMap::Translate</w:t>
+      </w:r>
+      <w:r>
+        <w:t xml:space="preserve">: 0x87 is taken at row 0x7D and 0x89 at 0x7E (Paste and</w:t>
+      </w:r>
+      <w:r>
+        <w:t xml:space="preserve"> </w:t>
+      </w:r>
+      <w:r>
+        <w:t xml:space="preserve">Find, which no layout maps), where</w:t>
+      </w:r>
+      <w:r>
+        <w:t xml:space="preserve"> </w:t>
+      </w:r>
+      <w:r>
+        <w:rPr>
+          <w:rStyle w:val="VerbatimChar"/>
+        </w:rPr>
+        <w:t xml:space="preserve">SD:/etc/keymaps/JP.kmap</w:t>
+      </w:r>
+      <w:r>
+        <w:t xml:space="preserve"> </w:t>
+      </w:r>
+      <w:r>
+        <w:t xml:space="preserve">has them. The raw keys (</w:t>
+      </w:r>
+      <w:r>
+        <w:rPr>
+          <w:rStyle w:val="VerbatimChar"/>
+        </w:rPr>
+        <w:t xml:space="preserve">kapi_key_held</w:t>
+      </w:r>
+      <w:r>
+        <w:t xml:space="preserve">, the games)</w:t>
+      </w:r>
+      <w:r>
+        <w:t xml:space="preserve"> </w:t>
+      </w:r>
+      <w:r>
+        <w:t xml:space="preserve">are unchanged. Not the keymap decoupling of §1 (its skill re-applies that one after an upstream merge: check this</w:t>
+      </w:r>
+      <w:r>
+        <w:t xml:space="preserve"> </w:t>
+      </w:r>
+      <w:r>
+        <w:t xml:space="preserve">fold is still there too). Fork commit</w:t>
+      </w:r>
+      <w:r>
+        <w:t xml:space="preserve"> </w:t>
+      </w:r>
+      <w:r>
+        <w:rPr>
+          <w:rStyle w:val="VerbatimChar"/>
+        </w:rPr>
+        <w:t xml:space="preserve">9a9180ba</w:t>
+      </w:r>
+      <w:r>
+        <w:t xml:space="preserve">.</w:t>
+      </w:r>
+      <w:r>
+        <w:t xml:space="preserve"> </w:t>
+      </w:r>
+      <w:r>
+        <w:rPr>
+          <w:bCs/>
+          <w:b/>
+        </w:rPr>
+        <w:t xml:space="preserve">Not tested on a Japanese keyboard yet.</w:t>
+      </w:r>
+    </w:p>
+    <w:bookmarkEnd w:id="57"/>
+    <w:bookmarkStart w:id="59" w:name="contributions-to-upstream-circle"/>
+    <w:p>
+      <w:pPr>
+        <w:pStyle w:val="Heading2"/>
+      </w:pPr>
+      <w:r>
+        <w:t xml:space="preserve">Contributions to upstream Circle</w:t>
+      </w:r>
+    </w:p>
+    <w:p>
+      <w:pPr>
+        <w:pStyle w:val="FirstParagraph"/>
+      </w:pPr>
+      <w:r>
         <w:t xml:space="preserve">The fork's changes useful to every Circle user are prepared as clean pull-request branches on</w:t>
       </w:r>
       <w:r>
@@ -19826,7 +20008,7 @@
       <w:r>
         <w:t xml:space="preserve"> </w:t>
       </w:r>
-      <w:hyperlink r:id="rId57">
+      <w:hyperlink r:id="rId58">
         <w:r>
           <w:rPr>
             <w:rStyle w:val="VerbatimChar"/>
@@ -19838,8 +20020,8 @@
         <w:t xml:space="preserve">.</w:t>
       </w:r>
     </w:p>
-    <w:bookmarkEnd w:id="58"/>
-    <w:bookmarkStart w:id="59" w:name="upstream-merges"/>
+    <w:bookmarkEnd w:id="59"/>
+    <w:bookmarkStart w:id="60" w:name="upstream-merges"/>
     <w:p>
       <w:pPr>
         <w:pStyle w:val="Heading2"/>
@@ -20228,8 +20410,8 @@
         <w:t xml:space="preserve">yet: a keyboard unplugged and plugged again (its layout kept), the 8BitDo / Xbox 360 wireless devices.</w:t>
       </w:r>
     </w:p>
-    <w:bookmarkEnd w:id="59"/>
-    <w:bookmarkStart w:id="60" w:name="updating-the-fork-submodule"/>
+    <w:bookmarkEnd w:id="60"/>
+    <w:bookmarkStart w:id="61" w:name="updating-the-fork-submodule"/>
     <w:p>
       <w:pPr>
         <w:pStyle w:val="Heading2"/>
@@ -20408,7 +20590,7 @@
         <w:t xml:space="preserve">"Bump circle submodule"</w:t>
       </w:r>
     </w:p>
-    <w:bookmarkEnd w:id="60"/>
+    <w:bookmarkEnd w:id="61"/>
     <w:sectPr>
       <w:footerReference r:id="rId9" w:type="default"/>
       <w:footnotePr>

--- a/docs/exports/05-CIRCLE-CHANGES.docx
+++ b/docs/exports/05-CIRCLE-CHANGES.docx
@@ -19755,7 +19755,116 @@
           <w:bCs/>
           <w:b/>
         </w:rPr>
-        <w:t xml:space="preserve">Not tested on a board yet.</w:t>
+        <w:t xml:space="preserve">Switchable</w:t>
+      </w:r>
+      <w:r>
+        <w:t xml:space="preserve"> </w:t>
+      </w:r>
+      <w:r>
+        <w:t xml:space="preserve">(2026-10-10):</w:t>
+      </w:r>
+      <w:r>
+        <w:t xml:space="preserve"> </w:t>
+      </w:r>
+      <w:r>
+        <w:rPr>
+          <w:rStyle w:val="VerbatimChar"/>
+        </w:rPr>
+        <w:t xml:space="preserve">C2DGraphics::s_bOnyxOpaque</w:t>
+      </w:r>
+      <w:r>
+        <w:t xml:space="preserve"> </w:t>
+      </w:r>
+      <w:r>
+        <w:t xml:space="preserve">(default TRUE), set from the kernel's</w:t>
+      </w:r>
+      <w:r>
+        <w:t xml:space="preserve"> </w:t>
+      </w:r>
+      <w:r>
+        <w:rPr>
+          <w:rStyle w:val="VerbatimChar"/>
+        </w:rPr>
+        <w:t xml:space="preserve">cmdline.txt</w:t>
+      </w:r>
+      <w:r>
+        <w:t xml:space="preserve"> </w:t>
+      </w:r>
+      <w:r>
+        <w:rPr>
+          <w:rStyle w:val="VerbatimChar"/>
+        </w:rPr>
+        <w:t xml:space="preserve">opaque=</w:t>
+      </w:r>
+      <w:r>
+        <w:t xml:space="preserve"> </w:t>
+      </w:r>
+      <w:r>
+        <w:t xml:space="preserve">-- the tester found that the Pi 500's latest bootloader</w:t>
+      </w:r>
+      <w:r>
+        <w:t xml:space="preserve"> </w:t>
+      </w:r>
+      <w:r>
+        <w:t xml:space="preserve">honours</w:t>
+      </w:r>
+      <w:r>
+        <w:t xml:space="preserve"> </w:t>
+      </w:r>
+      <w:r>
+        <w:rPr>
+          <w:rStyle w:val="VerbatimChar"/>
+        </w:rPr>
+        <w:t xml:space="preserve">framebuffer_ignore_alpha=1</w:t>
+      </w:r>
+      <w:r>
+        <w:t xml:space="preserve"> </w:t>
+      </w:r>
+      <w:r>
+        <w:t xml:space="preserve">(Raspberry Pi OS also works around it in software);</w:t>
+      </w:r>
+      <w:r>
+        <w:t xml:space="preserve"> </w:t>
+      </w:r>
+      <w:r>
+        <w:rPr>
+          <w:rStyle w:val="VerbatimChar"/>
+        </w:rPr>
+        <w:t xml:space="preserve">opaque=0</w:t>
+      </w:r>
+      <w:r>
+        <w:t xml:space="preserve"> </w:t>
+      </w:r>
+      <w:r>
+        <w:t xml:space="preserve">skips the pass and</w:t>
+      </w:r>
+      <w:r>
+        <w:t xml:space="preserve"> </w:t>
+      </w:r>
+      <w:r>
+        <w:t xml:space="preserve">gives the direct mode back. The Display applet has the check box. Fork commit</w:t>
+      </w:r>
+      <w:r>
+        <w:t xml:space="preserve"> </w:t>
+      </w:r>
+      <w:r>
+        <w:rPr>
+          <w:rStyle w:val="VerbatimChar"/>
+        </w:rPr>
+        <w:t xml:space="preserve">b47451c6</w:t>
+      </w:r>
+      <w:r>
+        <w:t xml:space="preserve">.</w:t>
+      </w:r>
+      <w:r>
+        <w:t xml:space="preserve"> </w:t>
+      </w:r>
+      <w:r>
+        <w:rPr>
+          <w:bCs/>
+          <w:b/>
+        </w:rPr>
+        <w:t xml:space="preserve">Tested on a Pi 500 (2026-10-10): the desktop shows.</w:t>
       </w:r>
     </w:p>
     <w:bookmarkEnd w:id="56"/>

--- a/docs/exports/05-CIRCLE-CHANGES.docx
+++ b/docs/exports/05-CIRCLE-CHANGES.docx
@@ -3097,6 +3097,169 @@
                 <w:rStyle w:val="VerbatimChar"/>
               </w:rPr>
               <w:t xml:space="preserve">libcircle</w:t>
+            </w:r>
+          </w:p>
+        </w:tc>
+      </w:tr>
+      <w:tr>
+        <w:tc>
+          <w:tcPr/>
+          <w:p>
+            <w:pPr>
+              <w:pStyle w:val="Compact"/>
+            </w:pPr>
+            <w:r>
+              <w:t xml:space="preserve">37</w:t>
+            </w:r>
+          </w:p>
+        </w:tc>
+        <w:tc>
+          <w:tcPr/>
+          <w:p>
+            <w:pPr>
+              <w:pStyle w:val="Compact"/>
+            </w:pPr>
+            <w:r>
+              <w:rPr>
+                <w:b/>
+                <w:bCs/>
+              </w:rPr>
+              <w:t xml:space="preserve">The log's events timed since boot</w:t>
+            </w:r>
+            <w:r>
+              <w:t xml:space="preserve"> </w:t>
+            </w:r>
+            <w:r>
+              <w:t xml:space="preserve">(</w:t>
+            </w:r>
+            <w:r>
+              <w:rPr>
+                <w:rStyle w:val="VerbatimChar"/>
+              </w:rPr>
+              <w:t xml:space="preserve">ReadEvent</w:t>
+            </w:r>
+            <w:r>
+              <w:t xml:space="preserve">'s overload with</w:t>
+            </w:r>
+            <w:r>
+              <w:t xml:space="preserve"> </w:t>
+            </w:r>
+            <w:r>
+              <w:rPr>
+                <w:rStyle w:val="VerbatimChar"/>
+              </w:rPr>
+              <w:t xml:space="preserve">u64 *pUptimeMicros</w:t>
+            </w:r>
+            <w:r>
+              <w:t xml:space="preserve">, the system timer) and</w:t>
+            </w:r>
+            <w:r>
+              <w:t xml:space="preserve"> </w:t>
+            </w:r>
+            <w:r>
+              <w:rPr>
+                <w:b/>
+                <w:bCs/>
+              </w:rPr>
+              <w:t xml:space="preserve">1024 events kept</w:t>
+            </w:r>
+            <w:r>
+              <w:t xml:space="preserve"> </w:t>
+            </w:r>
+            <w:r>
+              <w:t xml:space="preserve">(</w:t>
+            </w:r>
+            <w:r>
+              <w:rPr>
+                <w:rStyle w:val="VerbatimChar"/>
+              </w:rPr>
+              <w:t xml:space="preserve">LOG_QUEUE_SIZE</w:t>
+            </w:r>
+            <w:r>
+              <w:t xml:space="preserve">, 50 upstream):</w:t>
+            </w:r>
+            <w:r>
+              <w:t xml:space="preserve"> </w:t>
+            </w:r>
+            <w:r>
+              <w:rPr>
+                <w:rStyle w:val="VerbatimChar"/>
+              </w:rPr>
+              <w:t xml:space="preserve">kmsg</w:t>
+            </w:r>
+            <w:r>
+              <w:t xml:space="preserve"> </w:t>
+            </w:r>
+            <w:r>
+              <w:t xml:space="preserve">shows a whole boot, timed (kapi v100</w:t>
+            </w:r>
+            <w:r>
+              <w:t xml:space="preserve"> </w:t>
+            </w:r>
+            <w:r>
+              <w:rPr>
+                <w:rStyle w:val="VerbatimChar"/>
+              </w:rPr>
+              <w:t xml:space="preserve">klog_read_at</w:t>
+            </w:r>
+            <w:r>
+              <w:t xml:space="preserve">)</w:t>
+            </w:r>
+          </w:p>
+        </w:tc>
+        <w:tc>
+          <w:tcPr/>
+          <w:p>
+            <w:pPr>
+              <w:pStyle w:val="Compact"/>
+            </w:pPr>
+            <w:r>
+              <w:rPr>
+                <w:rStyle w:val="VerbatimChar"/>
+              </w:rPr>
+              <w:t xml:space="preserve">include/circle/logger.h</w:t>
+            </w:r>
+            <w:r>
+              <w:t xml:space="preserve">,</w:t>
+            </w:r>
+            <w:r>
+              <w:t xml:space="preserve"> </w:t>
+            </w:r>
+            <w:r>
+              <w:rPr>
+                <w:rStyle w:val="VerbatimChar"/>
+              </w:rPr>
+              <w:t xml:space="preserve">lib/logger.cpp</w:t>
+            </w:r>
+          </w:p>
+        </w:tc>
+        <w:tc>
+          <w:tcPr/>
+          <w:p>
+            <w:pPr>
+              <w:pStyle w:val="Compact"/>
+            </w:pPr>
+            <w:r>
+              <w:rPr>
+                <w:b/>
+                <w:bCs/>
+              </w:rPr>
+              <w:t xml:space="preserve">every library</w:t>
+            </w:r>
+            <w:r>
+              <w:t xml:space="preserve"> </w:t>
+            </w:r>
+            <w:r>
+              <w:t xml:space="preserve">(</w:t>
+            </w:r>
+            <w:r>
+              <w:rPr>
+                <w:rStyle w:val="VerbatimChar"/>
+              </w:rPr>
+              <w:t xml:space="preserve">CLogger</w:t>
+            </w:r>
+            <w:r>
+              <w:t xml:space="preserve">'s size) + the kernel</w:t>
             </w:r>
           </w:p>
         </w:tc>
@@ -19875,13 +20038,13 @@
       </w:r>
     </w:p>
     <w:bookmarkEnd w:id="55"/>
-    <w:bookmarkStart w:id="57" w:name="contributions-to-upstream-circle"/>
+    <w:bookmarkStart w:id="56" w:name="X8679c54d2d7c0a14e51012381722c4212651b20"/>
     <w:p>
       <w:pPr>
         <w:pStyle w:val="Heading2"/>
       </w:pPr>
       <w:r>
-        <w:t xml:space="preserve">Contributions to upstream Circle</w:t>
+        <w:t xml:space="preserve">33. The Pi 4's DWC OTG controller as a host beside the xHCI (the USB-C socket)</w:t>
       </w:r>
     </w:p>
     <w:p>
@@ -19889,6 +20052,1886 @@
         <w:pStyle w:val="FirstParagraph"/>
       </w:pPr>
       <w:r>
+        <w:rPr>
+          <w:b/>
+          <w:bCs/>
+        </w:rPr>
+        <w:t xml:space="preserve">Why.</w:t>
+      </w:r>
+      <w:r>
+        <w:t xml:space="preserve"> </w:t>
+      </w:r>
+      <w:r>
+        <w:t xml:space="preserve">The keyboard of the</w:t>
+      </w:r>
+      <w:r>
+        <w:t xml:space="preserve"> </w:t>
+      </w:r>
+      <w:r>
+        <w:rPr>
+          <w:b/>
+          <w:bCs/>
+        </w:rPr>
+        <w:t xml:space="preserve">Waveshare PocketTerm35</w:t>
+      </w:r>
+      <w:r>
+        <w:t xml:space="preserve"> </w:t>
+      </w:r>
+      <w:r>
+        <w:t xml:space="preserve">(an RP2040, an ordinary USB HID keyboard that</w:t>
+      </w:r>
+      <w:r>
+        <w:t xml:space="preserve"> </w:t>
+      </w:r>
+      <w:r>
+        <w:rPr>
+          <w:rStyle w:val="VerbatimChar"/>
+        </w:rPr>
+        <w:t xml:space="preserve">CUSBKeyboard</w:t>
+      </w:r>
+      <w:r>
+        <w:t xml:space="preserve"> </w:t>
+      </w:r>
+      <w:r>
+        <w:t xml:space="preserve">takes) is wired to the Pi 4's</w:t>
+      </w:r>
+      <w:r>
+        <w:t xml:space="preserve"> </w:t>
+      </w:r>
+      <w:r>
+        <w:rPr>
+          <w:b/>
+          <w:bCs/>
+        </w:rPr>
+        <w:t xml:space="preserve">USB-C socket</w:t>
+      </w:r>
+      <w:r>
+        <w:t xml:space="preserve">. On a Pi 4 B that socket is the</w:t>
+      </w:r>
+      <w:r>
+        <w:t xml:space="preserve"> </w:t>
+      </w:r>
+      <w:r>
+        <w:rPr>
+          <w:b/>
+          <w:bCs/>
+        </w:rPr>
+        <w:t xml:space="preserve">DWC OTG</w:t>
+      </w:r>
+      <w:r>
+        <w:t xml:space="preserve"> </w:t>
+      </w:r>
+      <w:r>
+        <w:t xml:space="preserve">controller's (Linux:</w:t>
+      </w:r>
+      <w:r>
+        <w:t xml:space="preserve"> </w:t>
+      </w:r>
+      <w:r>
+        <w:rPr>
+          <w:rStyle w:val="VerbatimChar"/>
+        </w:rPr>
+        <w:t xml:space="preserve">dtoverlay=dwc2,dr_mode=host</w:t>
+      </w:r>
+      <w:r>
+        <w:t xml:space="preserve">, the maker's instructions). Upstream builds the DWC host driver (</w:t>
+      </w:r>
+      <w:r>
+        <w:rPr>
+          <w:rStyle w:val="VerbatimChar"/>
+        </w:rPr>
+        <w:t xml:space="preserve">CDWHCIDevice</w:t>
+      </w:r>
+      <w:r>
+        <w:t xml:space="preserve">) for the</w:t>
+      </w:r>
+      <w:r>
+        <w:t xml:space="preserve"> </w:t>
+      </w:r>
+      <w:r>
+        <w:t xml:space="preserve">Pi 1-3 only, and the USB library chooses xHCI or DWHCI when it is built (</w:t>
+      </w:r>
+      <w:r>
+        <w:rPr>
+          <w:rStyle w:val="VerbatimChar"/>
+        </w:rPr>
+        <w:t xml:space="preserve">RASPPI &lt;= 3</w:t>
+      </w:r>
+      <w:r>
+        <w:t xml:space="preserve"> </w:t>
+      </w:r>
+      <w:r>
+        <w:t xml:space="preserve">/</w:t>
+      </w:r>
+      <w:r>
+        <w:t xml:space="preserve"> </w:t>
+      </w:r>
+      <w:r>
+        <w:rPr>
+          <w:rStyle w:val="VerbatimChar"/>
+        </w:rPr>
+        <w:t xml:space="preserve">&gt;= 4</w:t>
+      </w:r>
+      <w:r>
+        <w:t xml:space="preserve">).</w:t>
+      </w:r>
+    </w:p>
+    <w:p>
+      <w:pPr>
+        <w:pStyle w:val="BodyText"/>
+      </w:pPr>
+      <w:r>
+        <w:rPr>
+          <w:b/>
+          <w:bCs/>
+        </w:rPr>
+        <w:t xml:space="preserve">What.</w:t>
+      </w:r>
+    </w:p>
+    <w:p>
+      <w:pPr>
+        <w:pStyle w:val="Compact"/>
+        <w:numPr>
+          <w:ilvl w:val="0"/>
+          <w:numId w:val="1012"/>
+        </w:numPr>
+      </w:pPr>
+      <w:r>
+        <w:rPr>
+          <w:rStyle w:val="VerbatimChar"/>
+        </w:rPr>
+        <w:t xml:space="preserve">sysconfig.h</w:t>
+      </w:r>
+      <w:r>
+        <w:t xml:space="preserve">:</w:t>
+      </w:r>
+      <w:r>
+        <w:t xml:space="preserve"> </w:t>
+      </w:r>
+      <w:r>
+        <w:rPr>
+          <w:rStyle w:val="VerbatimChar"/>
+        </w:rPr>
+        <w:t xml:space="preserve">USB_HCI_DWHCI</w:t>
+      </w:r>
+      <w:r>
+        <w:t xml:space="preserve"> </w:t>
+      </w:r>
+      <w:r>
+        <w:t xml:space="preserve">/</w:t>
+      </w:r>
+      <w:r>
+        <w:t xml:space="preserve"> </w:t>
+      </w:r>
+      <w:r>
+        <w:rPr>
+          <w:rStyle w:val="VerbatimChar"/>
+        </w:rPr>
+        <w:t xml:space="preserve">USB_HCI_XHCI</w:t>
+      </w:r>
+      <w:r>
+        <w:t xml:space="preserve">, what the library is built for --</w:t>
+      </w:r>
+      <w:r>
+        <w:t xml:space="preserve"> </w:t>
+      </w:r>
+      <w:r>
+        <w:rPr>
+          <w:b/>
+          <w:bCs/>
+        </w:rPr>
+        <w:t xml:space="preserve">both on the Pi 4</w:t>
+      </w:r>
+      <w:r>
+        <w:t xml:space="preserve"> </w:t>
+      </w:r>
+      <w:r>
+        <w:t xml:space="preserve">(without</w:t>
+      </w:r>
+      <w:r>
+        <w:t xml:space="preserve"> </w:t>
+      </w:r>
+      <w:r>
+        <w:rPr>
+          <w:rStyle w:val="VerbatimChar"/>
+        </w:rPr>
+        <w:t xml:space="preserve">USE_XHCI_INTERNAL</w:t>
+      </w:r>
+      <w:r>
+        <w:t xml:space="preserve">).</w:t>
+      </w:r>
+      <w:r>
+        <w:t xml:space="preserve"> </w:t>
+      </w:r>
+      <w:r>
+        <w:rPr>
+          <w:rStyle w:val="VerbatimChar"/>
+        </w:rPr>
+        <w:t xml:space="preserve">CUSBHostController::IsXHCI ()</w:t>
+      </w:r>
+      <w:r>
+        <w:t xml:space="preserve"> </w:t>
+      </w:r>
+      <w:r>
+        <w:t xml:space="preserve">(TRUE in</w:t>
+      </w:r>
+      <w:r>
+        <w:t xml:space="preserve"> </w:t>
+      </w:r>
+      <w:r>
+        <w:rPr>
+          <w:rStyle w:val="VerbatimChar"/>
+        </w:rPr>
+        <w:t xml:space="preserve">CXHCIDevice</w:t>
+      </w:r>
+      <w:r>
+        <w:t xml:space="preserve">) and</w:t>
+      </w:r>
+      <w:r>
+        <w:t xml:space="preserve"> </w:t>
+      </w:r>
+      <w:r>
+        <w:rPr>
+          <w:rStyle w:val="VerbatimChar"/>
+        </w:rPr>
+        <w:t xml:space="preserve">USB_HOST_IS_XHCI (host)</w:t>
+      </w:r>
+      <w:r>
+        <w:t xml:space="preserve">: the</w:t>
+      </w:r>
+      <w:r>
+        <w:t xml:space="preserve"> </w:t>
+      </w:r>
+      <w:r>
+        <w:t xml:space="preserve">library asks a device's host which one it is where it chose by the board --</w:t>
+      </w:r>
+      <w:r>
+        <w:t xml:space="preserve"> </w:t>
+      </w:r>
+      <w:r>
+        <w:rPr>
+          <w:rStyle w:val="VerbatimChar"/>
+        </w:rPr>
+        <w:t xml:space="preserve">usbdevice</w:t>
+      </w:r>
+      <w:r>
+        <w:t xml:space="preserve"> </w:t>
+      </w:r>
+      <w:r>
+        <w:t xml:space="preserve">(the address from the pool</w:t>
+      </w:r>
+      <w:r>
+        <w:t xml:space="preserve"> </w:t>
+      </w:r>
+      <w:r>
+        <w:t xml:space="preserve">on a DWHCI device, the slot on an xHCI one;</w:t>
+      </w:r>
+      <w:r>
+        <w:t xml:space="preserve"> </w:t>
+      </w:r>
+      <w:r>
+        <w:rPr>
+          <w:rStyle w:val="VerbatimChar"/>
+        </w:rPr>
+        <w:t xml:space="preserve">EnableHubFunction ()</w:t>
+      </w:r>
+      <w:r>
+        <w:t xml:space="preserve"> </w:t>
+      </w:r>
+      <w:r>
+        <w:t xml:space="preserve">no longer pure),</w:t>
+      </w:r>
+      <w:r>
+        <w:t xml:space="preserve"> </w:t>
+      </w:r>
+      <w:r>
+        <w:rPr>
+          <w:rStyle w:val="VerbatimChar"/>
+        </w:rPr>
+        <w:t xml:space="preserve">usbendpoint</w:t>
+      </w:r>
+      <w:r>
+        <w:t xml:space="preserve"> </w:t>
+      </w:r>
+      <w:r>
+        <w:t xml:space="preserve">(the PID and</w:t>
+      </w:r>
+      <w:r>
+        <w:t xml:space="preserve"> </w:t>
+      </w:r>
+      <w:r>
+        <w:t xml:space="preserve">interval of a DWHCI endpoint, the</w:t>
+      </w:r>
+      <w:r>
+        <w:t xml:space="preserve"> </w:t>
+      </w:r>
+      <w:r>
+        <w:rPr>
+          <w:rStyle w:val="VerbatimChar"/>
+        </w:rPr>
+        <w:t xml:space="preserve">CXHCIEndpoint</w:t>
+      </w:r>
+      <w:r>
+        <w:t xml:space="preserve"> </w:t>
+      </w:r>
+      <w:r>
+        <w:t xml:space="preserve">of an xHCI one),</w:t>
+      </w:r>
+      <w:r>
+        <w:t xml:space="preserve"> </w:t>
+      </w:r>
+      <w:r>
+        <w:rPr>
+          <w:rStyle w:val="VerbatimChar"/>
+        </w:rPr>
+        <w:t xml:space="preserve">usbstandardhub</w:t>
+      </w:r>
+      <w:r>
+        <w:t xml:space="preserve"> </w:t>
+      </w:r>
+      <w:r>
+        <w:t xml:space="preserve">(the child's class),</w:t>
+      </w:r>
+      <w:r>
+        <w:t xml:space="preserve"> </w:t>
+      </w:r>
+      <w:r>
+        <w:rPr>
+          <w:rStyle w:val="VerbatimChar"/>
+        </w:rPr>
+        <w:t xml:space="preserve">usbstring</w:t>
+      </w:r>
+      <w:r>
+        <w:t xml:space="preserve"> </w:t>
+      </w:r>
+      <w:r>
+        <w:t xml:space="preserve">(the long request on xHCI),</w:t>
+      </w:r>
+      <w:r>
+        <w:t xml:space="preserve"> </w:t>
+      </w:r>
+      <w:r>
+        <w:rPr>
+          <w:rStyle w:val="VerbatimChar"/>
+        </w:rPr>
+        <w:t xml:space="preserve">usbserialhost</w:t>
+      </w:r>
+      <w:r>
+        <w:t xml:space="preserve">,</w:t>
+      </w:r>
+      <w:r>
+        <w:t xml:space="preserve"> </w:t>
+      </w:r>
+      <w:r>
+        <w:rPr>
+          <w:rStyle w:val="VerbatimChar"/>
+        </w:rPr>
+        <w:t xml:space="preserve">usbaudiostreaming</w:t>
+      </w:r>
+      <w:r>
+        <w:t xml:space="preserve">,</w:t>
+      </w:r>
+      <w:r>
+        <w:t xml:space="preserve"> </w:t>
+      </w:r>
+      <w:r>
+        <w:rPr>
+          <w:rStyle w:val="VerbatimChar"/>
+        </w:rPr>
+        <w:t xml:space="preserve">usbfloppydevice</w:t>
+      </w:r>
+      <w:r>
+        <w:t xml:space="preserve">;</w:t>
+      </w:r>
+      <w:r>
+        <w:t xml:space="preserve"> </w:t>
+      </w:r>
+      <w:r>
+        <w:rPr>
+          <w:rStyle w:val="VerbatimChar"/>
+        </w:rPr>
+        <w:t xml:space="preserve">CDWHCIRootPort::GetPortID ()</w:t>
+      </w:r>
+      <w:r>
+        <w:t xml:space="preserve"> </w:t>
+      </w:r>
+      <w:r>
+        <w:t xml:space="preserve">= 1. The Pi 1-3 and the Pi 5 build as before.</w:t>
+      </w:r>
+    </w:p>
+    <w:p>
+      <w:pPr>
+        <w:pStyle w:val="Compact"/>
+        <w:numPr>
+          <w:ilvl w:val="0"/>
+          <w:numId w:val="1012"/>
+        </w:numPr>
+      </w:pPr>
+      <w:r>
+        <w:rPr>
+          <w:rStyle w:val="VerbatimChar"/>
+        </w:rPr>
+        <w:t xml:space="preserve">CUSBHCIDevice</w:t>
+      </w:r>
+      <w:r>
+        <w:t xml:space="preserve"> </w:t>
+      </w:r>
+      <w:r>
+        <w:t xml:space="preserve">is</w:t>
+      </w:r>
+      <w:r>
+        <w:t xml:space="preserve"> </w:t>
+      </w:r>
+      <w:r>
+        <w:rPr>
+          <w:rStyle w:val="VerbatimChar"/>
+          <w:b/>
+          <w:bCs/>
+        </w:rPr>
+        <w:t xml:space="preserve">CUSBSubSystem</w:t>
+      </w:r>
+      <w:r>
+        <w:t xml:space="preserve"> </w:t>
+      </w:r>
+      <w:r>
+        <w:t xml:space="preserve">on the Pi 4 (</w:t>
+      </w:r>
+      <w:r>
+        <w:rPr>
+          <w:rStyle w:val="VerbatimChar"/>
+        </w:rPr>
+        <w:t xml:space="preserve">usbhcidevice.h</w:t>
+      </w:r>
+      <w:r>
+        <w:t xml:space="preserve">,</w:t>
+      </w:r>
+      <w:r>
+        <w:t xml:space="preserve"> </w:t>
+      </w:r>
+      <w:r>
+        <w:rPr>
+          <w:rStyle w:val="VerbatimChar"/>
+        </w:rPr>
+        <w:t xml:space="preserve">lib/usb/Makefile</w:t>
+      </w:r>
+      <w:r>
+        <w:t xml:space="preserve">: the DWHCI and the</w:t>
+      </w:r>
+      <w:r>
+        <w:t xml:space="preserve"> </w:t>
+      </w:r>
+      <w:r>
+        <w:t xml:space="preserve">subsystem built for the Pi 4): the VL805's xHCI, and the</w:t>
+      </w:r>
+      <w:r>
+        <w:t xml:space="preserve"> </w:t>
+      </w:r>
+      <w:r>
+        <w:rPr>
+          <w:rStyle w:val="VerbatimChar"/>
+        </w:rPr>
+        <w:t xml:space="preserve">CDWHCIDevice</w:t>
+      </w:r>
+      <w:r>
+        <w:t xml:space="preserve"> </w:t>
+      </w:r>
+      <w:r>
+        <w:t xml:space="preserve">made in</w:t>
+      </w:r>
+      <w:r>
+        <w:t xml:space="preserve"> </w:t>
+      </w:r>
+      <w:r>
+        <w:rPr>
+          <w:rStyle w:val="VerbatimChar"/>
+        </w:rPr>
+        <w:t xml:space="preserve">Initialize ()</w:t>
+      </w:r>
+      <w:r>
+        <w:t xml:space="preserve"> </w:t>
+      </w:r>
+      <w:r>
+        <w:t xml:space="preserve">after</w:t>
+      </w:r>
+      <w:r>
+        <w:t xml:space="preserve"> </w:t>
+      </w:r>
+      <w:r>
+        <w:rPr>
+          <w:rStyle w:val="VerbatimChar"/>
+        </w:rPr>
+        <w:t xml:space="preserve">EnableDWHCI ()</w:t>
+      </w:r>
+      <w:r>
+        <w:t xml:space="preserve">; its failure is a warning, the USB-A sockets keep working.</w:t>
+      </w:r>
+    </w:p>
+    <w:p>
+      <w:pPr>
+        <w:pStyle w:val="Compact"/>
+        <w:numPr>
+          <w:ilvl w:val="0"/>
+          <w:numId w:val="1012"/>
+        </w:numPr>
+      </w:pPr>
+      <w:r>
+        <w:rPr>
+          <w:rStyle w:val="VerbatimChar"/>
+        </w:rPr>
+        <w:t xml:space="preserve">dwhcidevice.cpp</w:t>
+      </w:r>
+      <w:r>
+        <w:t xml:space="preserve">,</w:t>
+      </w:r>
+      <w:r>
+        <w:t xml:space="preserve"> </w:t>
+      </w:r>
+      <w:r>
+        <w:rPr>
+          <w:rStyle w:val="VerbatimChar"/>
+        </w:rPr>
+        <w:t xml:space="preserve">InitCore ()</w:t>
+      </w:r>
+      <w:r>
+        <w:t xml:space="preserve">, Pi 4: the host mode</w:t>
+      </w:r>
+      <w:r>
+        <w:t xml:space="preserve"> </w:t>
+      </w:r>
+      <w:r>
+        <w:rPr>
+          <w:b/>
+          <w:bCs/>
+        </w:rPr>
+        <w:t xml:space="preserve">forced</w:t>
+      </w:r>
+      <w:r>
+        <w:t xml:space="preserve"> </w:t>
+      </w:r>
+      <w:r>
+        <w:t xml:space="preserve">(</w:t>
+      </w:r>
+      <w:r>
+        <w:rPr>
+          <w:rStyle w:val="VerbatimChar"/>
+        </w:rPr>
+        <w:t xml:space="preserve">DWHCI_CORE_USB_CFG_FORCE_HOST_MODE</w:t>
+      </w:r>
+      <w:r>
+        <w:t xml:space="preserve">, bit 29),</w:t>
+      </w:r>
+      <w:r>
+        <w:t xml:space="preserve"> </w:t>
+      </w:r>
+      <w:r>
+        <w:t xml:space="preserve">then waited for (</w:t>
+      </w:r>
+      <w:r>
+        <w:rPr>
+          <w:rStyle w:val="VerbatimChar"/>
+        </w:rPr>
+        <w:t xml:space="preserve">CUR_MODE_HOST</w:t>
+      </w:r>
+      <w:r>
+        <w:t xml:space="preserve">, 200 ms at most) -- the USB-C socket has no ID pin saying "host". Its DMA uses</w:t>
+      </w:r>
+      <w:r>
+        <w:t xml:space="preserve"> </w:t>
+      </w:r>
+      <w:r>
+        <w:rPr>
+          <w:rStyle w:val="VerbatimChar"/>
+        </w:rPr>
+        <w:t xml:space="preserve">BUS_ADDRESS</w:t>
+      </w:r>
+      <w:r>
+        <w:t xml:space="preserve"> </w:t>
+      </w:r>
+      <w:r>
+        <w:t xml:space="preserve">(the first GB,</w:t>
+      </w:r>
+      <w:r>
+        <w:t xml:space="preserve"> </w:t>
+      </w:r>
+      <w:r>
+        <w:rPr>
+          <w:rStyle w:val="VerbatimChar"/>
+        </w:rPr>
+        <w:t xml:space="preserve">HEAP_LOW</w:t>
+      </w:r>
+      <w:r>
+        <w:t xml:space="preserve"> </w:t>
+      </w:r>
+      <w:r>
+        <w:t xml:space="preserve">buffers), as the gadget driver does on the Pi 4.</w:t>
+      </w:r>
+    </w:p>
+    <w:p>
+      <w:pPr>
+        <w:pStyle w:val="FirstParagraph"/>
+      </w:pPr>
+      <w:r>
+        <w:t xml:space="preserve">The kernel calls</w:t>
+      </w:r>
+      <w:r>
+        <w:t xml:space="preserve"> </w:t>
+      </w:r>
+      <w:r>
+        <w:rPr>
+          <w:rStyle w:val="VerbatimChar"/>
+        </w:rPr>
+        <w:t xml:space="preserve">EnableDWHCI ()</w:t>
+      </w:r>
+      <w:r>
+        <w:t xml:space="preserve"> </w:t>
+      </w:r>
+      <w:r>
+        <w:t xml:space="preserve">for</w:t>
+      </w:r>
+      <w:r>
+        <w:t xml:space="preserve"> </w:t>
+      </w:r>
+      <w:r>
+        <w:rPr>
+          <w:rStyle w:val="VerbatimChar"/>
+        </w:rPr>
+        <w:t xml:space="preserve">cmdline.txt usbc=1</w:t>
+      </w:r>
+      <w:r>
+        <w:t xml:space="preserve"> </w:t>
+      </w:r>
+      <w:r>
+        <w:t xml:space="preserve">(docs/02 §1, docs/04</w:t>
+      </w:r>
+      <w:r>
+        <w:t xml:space="preserve"> </w:t>
+      </w:r>
+      <w:r>
+        <w:rPr>
+          <w:rStyle w:val="VerbatimChar"/>
+        </w:rPr>
+        <w:t xml:space="preserve">cmdline.txt</w:t>
+      </w:r>
+      <w:r>
+        <w:t xml:space="preserve">). USB audio on the</w:t>
+      </w:r>
+      <w:r>
+        <w:t xml:space="preserve"> </w:t>
+      </w:r>
+      <w:r>
+        <w:t xml:space="preserve">DWHCI is not supported (</w:t>
+      </w:r>
+      <w:r>
+        <w:rPr>
+          <w:rStyle w:val="VerbatimChar"/>
+        </w:rPr>
+        <w:t xml:space="preserve">usbsoundbasedevice</w:t>
+      </w:r>
+      <w:r>
+        <w:t xml:space="preserve"> </w:t>
+      </w:r>
+      <w:r>
+        <w:t xml:space="preserve">is xHCI's). Fork commit</w:t>
+      </w:r>
+      <w:r>
+        <w:t xml:space="preserve"> </w:t>
+      </w:r>
+      <w:r>
+        <w:rPr>
+          <w:rStyle w:val="VerbatimChar"/>
+        </w:rPr>
+        <w:t xml:space="preserve">1ba908d7</w:t>
+      </w:r>
+      <w:r>
+        <w:t xml:space="preserve">.</w:t>
+      </w:r>
+      <w:r>
+        <w:t xml:space="preserve"> </w:t>
+      </w:r>
+      <w:r>
+        <w:rPr>
+          <w:b/>
+          <w:bCs/>
+        </w:rPr>
+        <w:t xml:space="preserve">Tried on the device</w:t>
+      </w:r>
+      <w:r>
+        <w:t xml:space="preserve"> </w:t>
+      </w:r>
+      <w:r>
+        <w:t xml:space="preserve">(2026-10-26): the keyboard types, with §34 and §35.</w:t>
+      </w:r>
+    </w:p>
+    <w:p>
+      <w:pPr>
+        <w:pStyle w:val="BodyText"/>
+      </w:pPr>
+      <w:r>
+        <w:rPr>
+          <w:i/>
+          <w:iCs/>
+        </w:rPr>
+        <w:t xml:space="preserve">History:</w:t>
+      </w:r>
+      <w:r>
+        <w:t xml:space="preserve"> </w:t>
+      </w:r>
+      <w:r>
+        <w:t xml:space="preserve">a first try the same morning drove the SoC's</w:t>
+      </w:r>
+      <w:r>
+        <w:t xml:space="preserve"> </w:t>
+      </w:r>
+      <w:r>
+        <w:rPr>
+          <w:b/>
+          <w:bCs/>
+        </w:rPr>
+        <w:t xml:space="preserve">internal xHCI</w:t>
+      </w:r>
+      <w:r>
+        <w:t xml:space="preserve"> </w:t>
+      </w:r>
+      <w:r>
+        <w:t xml:space="preserve">instead (</w:t>
+      </w:r>
+      <w:r>
+        <w:rPr>
+          <w:rStyle w:val="VerbatimChar"/>
+        </w:rPr>
+        <w:t xml:space="preserve">config.txt otg_mode=1</w:t>
+      </w:r>
+      <w:r>
+        <w:t xml:space="preserve">, fork</w:t>
+      </w:r>
+      <w:r>
+        <w:t xml:space="preserve"> </w:t>
+      </w:r>
+      <w:r>
+        <w:rPr>
+          <w:rStyle w:val="VerbatimChar"/>
+        </w:rPr>
+        <w:t xml:space="preserve">af3c5667</w:t>
+      </w:r>
+      <w:r>
+        <w:t xml:space="preserve">): the Pi 4 B hung at boot when its registers were read (that controller is the CM4's); reverted</w:t>
+      </w:r>
+      <w:r>
+        <w:t xml:space="preserve"> </w:t>
+      </w:r>
+      <w:r>
+        <w:t xml:space="preserve">(</w:t>
+      </w:r>
+      <w:r>
+        <w:rPr>
+          <w:rStyle w:val="VerbatimChar"/>
+        </w:rPr>
+        <w:t xml:space="preserve">85e3c7d7</w:t>
+      </w:r>
+      <w:r>
+        <w:t xml:space="preserve">).</w:t>
+      </w:r>
+    </w:p>
+    <w:bookmarkEnd w:id="56"/>
+    <w:bookmarkStart w:id="57" w:name="Xe25c1d886b45430da2435568e2fde697bb014f7"/>
+    <w:p>
+      <w:pPr>
+        <w:pStyle w:val="Heading2"/>
+      </w:pPr>
+      <w:r>
+        <w:t xml:space="preserve">34. A keyboard read from its HID report descriptor (a composite interface)</w:t>
+      </w:r>
+    </w:p>
+    <w:p>
+      <w:pPr>
+        <w:pStyle w:val="FirstParagraph"/>
+      </w:pPr>
+      <w:r>
+        <w:rPr>
+          <w:b/>
+          <w:bCs/>
+        </w:rPr>
+        <w:t xml:space="preserve">Why.</w:t>
+      </w:r>
+      <w:r>
+        <w:t xml:space="preserve"> </w:t>
+      </w:r>
+      <w:r>
+        <w:t xml:space="preserve">The PocketTerm35's RP2040 is not a boot keyboard: its one HID interface is</w:t>
+      </w:r>
+      <w:r>
+        <w:t xml:space="preserve"> </w:t>
+      </w:r>
+      <w:r>
+        <w:rPr>
+          <w:rStyle w:val="VerbatimChar"/>
+        </w:rPr>
+        <w:t xml:space="preserve">int3-0-0</w:t>
+      </w:r>
+      <w:r>
+        <w:t xml:space="preserve">, a</w:t>
+      </w:r>
+      <w:r>
+        <w:t xml:space="preserve"> </w:t>
+      </w:r>
+      <w:r>
+        <w:rPr>
+          <w:b/>
+          <w:bCs/>
+        </w:rPr>
+        <w:t xml:space="preserve">composite</w:t>
+      </w:r>
+      <w:r>
+        <w:t xml:space="preserve"> </w:t>
+      </w:r>
+      <w:r>
+        <w:t xml:space="preserve">report descriptor (a keyboard and a mouse at least, with report IDs). Circle's factory sent such an interface to</w:t>
+      </w:r>
+      <w:r>
+        <w:t xml:space="preserve"> </w:t>
+      </w:r>
+      <w:r>
+        <w:rPr>
+          <w:rStyle w:val="VerbatimChar"/>
+        </w:rPr>
+        <w:t xml:space="preserve">CUSBMouseDevice</w:t>
+      </w:r>
+      <w:r>
+        <w:t xml:space="preserve"> </w:t>
+      </w:r>
+      <w:r>
+        <w:t xml:space="preserve">(it saw Usage (Mouse)), which ignores the keyboard's reports -- and its</w:t>
+      </w:r>
+      <w:r>
+        <w:t xml:space="preserve"> </w:t>
+      </w:r>
+      <w:r>
+        <w:rPr>
+          <w:rStyle w:val="VerbatimChar"/>
+        </w:rPr>
+        <w:t xml:space="preserve">mouse1</w:t>
+      </w:r>
+      <w:r>
+        <w:t xml:space="preserve"> </w:t>
+      </w:r>
+      <w:r>
+        <w:t xml:space="preserve">then took the place</w:t>
+      </w:r>
+      <w:r>
+        <w:t xml:space="preserve"> </w:t>
+      </w:r>
+      <w:r>
+        <w:t xml:space="preserve">of a real USB mouse (the kernel follows</w:t>
+      </w:r>
+      <w:r>
+        <w:t xml:space="preserve"> </w:t>
+      </w:r>
+      <w:r>
+        <w:rPr>
+          <w:rStyle w:val="VerbatimChar"/>
+        </w:rPr>
+        <w:t xml:space="preserve">mouse1</w:t>
+      </w:r>
+      <w:r>
+        <w:t xml:space="preserve"> </w:t>
+      </w:r>
+      <w:r>
+        <w:t xml:space="preserve">alone).</w:t>
+      </w:r>
+    </w:p>
+    <w:p>
+      <w:pPr>
+        <w:pStyle w:val="BodyText"/>
+      </w:pPr>
+      <w:r>
+        <w:rPr>
+          <w:b/>
+          <w:bCs/>
+        </w:rPr>
+        <w:t xml:space="preserve">What.</w:t>
+      </w:r>
+    </w:p>
+    <w:p>
+      <w:pPr>
+        <w:pStyle w:val="Compact"/>
+        <w:numPr>
+          <w:ilvl w:val="0"/>
+          <w:numId w:val="1013"/>
+        </w:numPr>
+      </w:pPr>
+      <w:r>
+        <w:rPr>
+          <w:rStyle w:val="VerbatimChar"/>
+        </w:rPr>
+        <w:t xml:space="preserve">usbdevicefactory.cpp</w:t>
+      </w:r>
+      <w:r>
+        <w:t xml:space="preserve">,</w:t>
+      </w:r>
+      <w:r>
+        <w:t xml:space="preserve"> </w:t>
+      </w:r>
+      <w:r>
+        <w:rPr>
+          <w:rStyle w:val="VerbatimChar"/>
+        </w:rPr>
+        <w:t xml:space="preserve">GetGenericHIDDevice ()</w:t>
+      </w:r>
+      <w:r>
+        <w:t xml:space="preserve">: the whole report descriptor is looked at first; a Generic</w:t>
+      </w:r>
+      <w:r>
+        <w:t xml:space="preserve"> </w:t>
+      </w:r>
+      <w:r>
+        <w:t xml:space="preserve">Desktop Usage (Keyboard) makes it</w:t>
+      </w:r>
+      <w:r>
+        <w:t xml:space="preserve"> </w:t>
+      </w:r>
+      <w:r>
+        <w:rPr>
+          <w:rStyle w:val="VerbatimChar"/>
+          <w:b/>
+          <w:bCs/>
+        </w:rPr>
+        <w:t xml:space="preserve">CUSBKeyboardDevice</w:t>
+      </w:r>
+      <w:r>
+        <w:t xml:space="preserve">'s, then a Usage (Mouse)</w:t>
+      </w:r>
+      <w:r>
+        <w:t xml:space="preserve"> </w:t>
+      </w:r>
+      <w:r>
+        <w:rPr>
+          <w:rStyle w:val="VerbatimChar"/>
+        </w:rPr>
+        <w:t xml:space="preserve">CUSBMouseDevice</w:t>
+      </w:r>
+      <w:r>
+        <w:t xml:space="preserve">'s, else the</w:t>
+      </w:r>
+      <w:r>
+        <w:t xml:space="preserve"> </w:t>
+      </w:r>
+      <w:r>
+        <w:t xml:space="preserve">gamepad's (the digitizer still goes to the touch screen at once).</w:t>
+      </w:r>
+    </w:p>
+    <w:p>
+      <w:pPr>
+        <w:pStyle w:val="Compact"/>
+        <w:numPr>
+          <w:ilvl w:val="0"/>
+          <w:numId w:val="1013"/>
+        </w:numPr>
+      </w:pPr>
+      <w:r>
+        <w:rPr>
+          <w:rStyle w:val="VerbatimChar"/>
+        </w:rPr>
+        <w:t xml:space="preserve">CUSBKeyboardDevice::Configure ()</w:t>
+      </w:r>
+      <w:r>
+        <w:t xml:space="preserve">: an interface that is not a boot keyboard (subclass 1, protocol 1) is</w:t>
+      </w:r>
+      <w:r>
+        <w:t xml:space="preserve"> </w:t>
+      </w:r>
+      <w:r>
+        <w:t xml:space="preserve">configured from its report descriptor (</w:t>
+      </w:r>
+      <w:r>
+        <w:rPr>
+          <w:rStyle w:val="VerbatimChar"/>
+        </w:rPr>
+        <w:t xml:space="preserve">ConfigureFromReportDescriptor ()</w:t>
+      </w:r>
+      <w:r>
+        <w:t xml:space="preserve">): the descriptor written to the log</w:t>
+      </w:r>
+      <w:r>
+        <w:t xml:space="preserve"> </w:t>
+      </w:r>
+      <w:r>
+        <w:t xml:space="preserve">(</w:t>
+      </w:r>
+      <w:r>
+        <w:rPr>
+          <w:rStyle w:val="VerbatimChar"/>
+        </w:rPr>
+        <w:t xml:space="preserve">usbkbd</w:t>
+      </w:r>
+      <w:r>
+        <w:t xml:space="preserve">, debug, hex), its keyboard page's input fields decoded (</w:t>
+      </w:r>
+      <w:r>
+        <w:rPr>
+          <w:rStyle w:val="VerbatimChar"/>
+        </w:rPr>
+        <w:t xml:space="preserve">DecodeReportDescriptor ()</w:t>
+      </w:r>
+      <w:r>
+        <w:t xml:space="preserve">: report IDs,</w:t>
+      </w:r>
+      <w:r>
+        <w:t xml:space="preserve"> </w:t>
+      </w:r>
+      <w:r>
+        <w:t xml:space="preserve">Push / Pop, arrays and bitmaps -- NKRO --, up to 8 fields), the transfer sized for the interface's largest input</w:t>
+      </w:r>
+      <w:r>
+        <w:t xml:space="preserve"> </w:t>
+      </w:r>
+      <w:r>
+        <w:t xml:space="preserve">report, the LEDs' output report (its ID).</w:t>
+      </w:r>
+      <w:r>
+        <w:t xml:space="preserve"> </w:t>
+      </w:r>
+      <w:r>
+        <w:rPr>
+          <w:rStyle w:val="VerbatimChar"/>
+        </w:rPr>
+        <w:t xml:space="preserve">ReportHandler ()</w:t>
+      </w:r>
+      <w:r>
+        <w:t xml:space="preserve"> </w:t>
+      </w:r>
+      <w:r>
+        <w:t xml:space="preserve">turns each report of a keyboard field's ID into a</w:t>
+      </w:r>
+      <w:r>
+        <w:t xml:space="preserve"> </w:t>
+      </w:r>
+      <w:r>
+        <w:t xml:space="preserve">boot report (</w:t>
+      </w:r>
+      <w:r>
+        <w:rPr>
+          <w:rStyle w:val="VerbatimChar"/>
+        </w:rPr>
+        <w:t xml:space="preserve">TranslateReport ()</w:t>
+      </w:r>
+      <w:r>
+        <w:t xml:space="preserve">: modifiers E0-E7, six keys), then goes on as before; the interface's other</w:t>
+      </w:r>
+      <w:r>
+        <w:t xml:space="preserve"> </w:t>
+      </w:r>
+      <w:r>
+        <w:t xml:space="preserve">reports (its mouse, consumer keys) are ignored. Boot keyboards are unchanged.</w:t>
+      </w:r>
+    </w:p>
+    <w:p>
+      <w:pPr>
+        <w:pStyle w:val="FirstParagraph"/>
+      </w:pPr>
+      <w:r>
+        <w:t xml:space="preserve">Fork commit</w:t>
+      </w:r>
+      <w:r>
+        <w:t xml:space="preserve"> </w:t>
+      </w:r>
+      <w:r>
+        <w:rPr>
+          <w:rStyle w:val="VerbatimChar"/>
+        </w:rPr>
+        <w:t xml:space="preserve">d29dc22e</w:t>
+      </w:r>
+      <w:r>
+        <w:t xml:space="preserve">. Tried on the device (2026-10-26): the keyboard types. The interface's mouse and any</w:t>
+      </w:r>
+      <w:r>
+        <w:t xml:space="preserve"> </w:t>
+      </w:r>
+      <w:r>
+        <w:t xml:space="preserve">gamepad in it are not driven.</w:t>
+      </w:r>
+    </w:p>
+    <w:bookmarkEnd w:id="57"/>
+    <w:bookmarkStart w:id="58" w:name="Xbb229ead116438493d4da3a4e10dcd9c75ad893"/>
+    <w:p>
+      <w:pPr>
+        <w:pStyle w:val="Heading2"/>
+      </w:pPr>
+      <w:r>
+        <w:t xml:space="preserve">35. A full-speed device on the Pi 4's DWC OTG root port</w:t>
+      </w:r>
+    </w:p>
+    <w:p>
+      <w:pPr>
+        <w:pStyle w:val="FirstParagraph"/>
+      </w:pPr>
+      <w:r>
+        <w:rPr>
+          <w:b/>
+          <w:bCs/>
+        </w:rPr>
+        <w:t xml:space="preserve">Why.</w:t>
+      </w:r>
+      <w:r>
+        <w:t xml:space="preserve"> </w:t>
+      </w:r>
+      <w:r>
+        <w:t xml:space="preserve">With §33 and §34 the PocketTerm35's RP2040 was enumerated, but no keyboard report ever came, and the</w:t>
+      </w:r>
+      <w:r>
+        <w:t xml:space="preserve"> </w:t>
+      </w:r>
+      <w:r>
+        <w:t xml:space="preserve">device left and came back every 10-20 s; after a while a kernel panic. Three faults, found with counters in the</w:t>
+      </w:r>
+      <w:r>
+        <w:t xml:space="preserve"> </w:t>
+      </w:r>
+      <w:r>
+        <w:t xml:space="preserve">driver (2026-10-26):</w:t>
+      </w:r>
+    </w:p>
+    <w:p>
+      <w:pPr>
+        <w:pStyle w:val="Compact"/>
+        <w:numPr>
+          <w:ilvl w:val="0"/>
+          <w:numId w:val="1014"/>
+        </w:numPr>
+      </w:pPr>
+      <w:r>
+        <w:rPr>
+          <w:b/>
+          <w:bCs/>
+        </w:rPr>
+        <w:t xml:space="preserve">The periodic transfers' frame.</w:t>
+      </w:r>
+      <w:r>
+        <w:t xml:space="preserve"> </w:t>
+      </w:r>
+      <w:r>
+        <w:t xml:space="preserve">Every interrupt transfer ended in a</w:t>
+      </w:r>
+      <w:r>
+        <w:t xml:space="preserve"> </w:t>
+      </w:r>
+      <w:r>
+        <w:rPr>
+          <w:b/>
+          <w:bCs/>
+        </w:rPr>
+        <w:t xml:space="preserve">frame overrun</w:t>
+      </w:r>
+      <w:r>
+        <w:t xml:space="preserve"> </w:t>
+      </w:r>
+      <w:r>
+        <w:t xml:space="preserve">(8251 of 8254): Circle</w:t>
+      </w:r>
+      <w:r>
+        <w:t xml:space="preserve"> </w:t>
+      </w:r>
+      <w:r>
+        <w:t xml:space="preserve">scheduled it for the</w:t>
+      </w:r>
+      <w:r>
+        <w:t xml:space="preserve"> </w:t>
+      </w:r>
+      <w:r>
+        <w:rPr>
+          <w:i/>
+          <w:iCs/>
+        </w:rPr>
+        <w:t xml:space="preserve">current</w:t>
+      </w:r>
+      <w:r>
+        <w:t xml:space="preserve"> </w:t>
+      </w:r>
+      <w:r>
+        <w:t xml:space="preserve">frame (</w:t>
+      </w:r>
+      <w:r>
+        <w:rPr>
+          <w:rStyle w:val="VerbatimChar"/>
+        </w:rPr>
+        <w:t xml:space="preserve">HCCHAR.OddFrm</w:t>
+      </w:r>
+      <w:r>
+        <w:t xml:space="preserve"> </w:t>
+      </w:r>
+      <w:r>
+        <w:t xml:space="preserve">= the frame number's parity). On the Pi 1-3 the devices sit</w:t>
+      </w:r>
+      <w:r>
+        <w:t xml:space="preserve"> </w:t>
+      </w:r>
+      <w:r>
+        <w:t xml:space="preserve">behind the LAN9514's high-speed hub (split transactions); here a full-speed device is on the root port itself.</w:t>
+      </w:r>
+      <w:r>
+        <w:t xml:space="preserve"> </w:t>
+      </w:r>
+      <w:r>
+        <w:rPr>
+          <w:rStyle w:val="VerbatimChar"/>
+        </w:rPr>
+        <w:t xml:space="preserve">dwhcidevice.cpp</w:t>
+      </w:r>
+      <w:r>
+        <w:t xml:space="preserve">,</w:t>
+      </w:r>
+      <w:r>
+        <w:t xml:space="preserve"> </w:t>
+      </w:r>
+      <w:r>
+        <w:rPr>
+          <w:rStyle w:val="VerbatimChar"/>
+        </w:rPr>
+        <w:t xml:space="preserve">StartChannel ()</w:t>
+      </w:r>
+      <w:r>
+        <w:t xml:space="preserve">: the periodic transfers of a device on the root port (no split) are</w:t>
+      </w:r>
+      <w:r>
+        <w:t xml:space="preserve"> </w:t>
+      </w:r>
+      <w:r>
+        <w:t xml:space="preserve">scheduled for the</w:t>
+      </w:r>
+      <w:r>
+        <w:t xml:space="preserve"> </w:t>
+      </w:r>
+      <w:r>
+        <w:rPr>
+          <w:b/>
+          <w:bCs/>
+        </w:rPr>
+        <w:t xml:space="preserve">next</w:t>
+      </w:r>
+      <w:r>
+        <w:t xml:space="preserve"> </w:t>
+      </w:r>
+      <w:r>
+        <w:t xml:space="preserve">frame on the Pi 4 (</w:t>
+      </w:r>
+      <w:r>
+        <w:rPr>
+          <w:rStyle w:val="VerbatimChar"/>
+        </w:rPr>
+        <w:t xml:space="preserve">m_bPeriodicNextFrame</w:t>
+      </w:r>
+      <w:r>
+        <w:t xml:space="preserve">, as Linux's dwc2 puts them where they will be</w:t>
+      </w:r>
+      <w:r>
+        <w:t xml:space="preserve"> </w:t>
+      </w:r>
+      <w:r>
+        <w:t xml:space="preserve">on the wire), and 16 frame overruns in a row switch to the other frame either way.</w:t>
+      </w:r>
+    </w:p>
+    <w:p>
+      <w:pPr>
+        <w:pStyle w:val="Compact"/>
+        <w:numPr>
+          <w:ilvl w:val="0"/>
+          <w:numId w:val="1014"/>
+        </w:numPr>
+      </w:pPr>
+      <w:r>
+        <w:rPr>
+          <w:b/>
+          <w:bCs/>
+        </w:rPr>
+        <w:t xml:space="preserve">A removed device's requests.</w:t>
+      </w:r>
+      <w:r>
+        <w:t xml:space="preserve"> </w:t>
+      </w:r>
+      <w:r>
+        <w:rPr>
+          <w:rStyle w:val="VerbatimChar"/>
+        </w:rPr>
+        <w:t xml:space="preserve">CancelDeviceTransactions ()</w:t>
+      </w:r>
+      <w:r>
+        <w:t xml:space="preserve"> </w:t>
+      </w:r>
+      <w:r>
+        <w:t xml:space="preserve">aborted the device's channels, but their requests</w:t>
+      </w:r>
+      <w:r>
+        <w:t xml:space="preserve"> </w:t>
+      </w:r>
+      <w:r>
+        <w:t xml:space="preserve">completed afterwards, from the interrupt, when the device and its drivers were already deleted: the HID driver</w:t>
+      </w:r>
+      <w:r>
+        <w:t xml:space="preserve"> </w:t>
+      </w:r>
+      <w:r>
+        <w:t xml:space="preserve">touched its deleted self (the panic,</w:t>
+      </w:r>
+      <w:r>
+        <w:t xml:space="preserve"> </w:t>
+      </w:r>
+      <w:r>
+        <w:rPr>
+          <w:rStyle w:val="VerbatimChar"/>
+        </w:rPr>
+        <w:t xml:space="preserve">CUSBHIDDevice::CompletionRoutine</w:t>
+      </w:r>
+      <w:r>
+        <w:t xml:space="preserve">) and submitted its next request. The</w:t>
+      </w:r>
+      <w:r>
+        <w:t xml:space="preserve"> </w:t>
+      </w:r>
+      <w:r>
+        <w:t xml:space="preserve">device's asynchronous requests on a channel now get a completion that only frees them (</w:t>
+      </w:r>
+      <w:r>
+        <w:rPr>
+          <w:rStyle w:val="VerbatimChar"/>
+        </w:rPr>
+        <w:t xml:space="preserve">DiscardedCompletion</w:t>
+      </w:r>
+      <w:r>
+        <w:t xml:space="preserve">),</w:t>
+      </w:r>
+      <w:r>
+        <w:t xml:space="preserve"> </w:t>
+      </w:r>
+      <w:r>
+        <w:t xml:space="preserve">and the function waits for their channels (100 ms at most).</w:t>
+      </w:r>
+      <w:r>
+        <w:t xml:space="preserve"> </w:t>
+      </w:r>
+      <w:r>
+        <w:rPr>
+          <w:rStyle w:val="VerbatimChar"/>
+        </w:rPr>
+        <w:t xml:space="preserve">CUSBRequest::GetCompletionRoutine ()</w:t>
+      </w:r>
+      <w:r>
+        <w:t xml:space="preserve"> </w:t>
+      </w:r>
+      <w:r>
+        <w:t xml:space="preserve">tells a</w:t>
+      </w:r>
+      <w:r>
+        <w:t xml:space="preserve"> </w:t>
+      </w:r>
+      <w:r>
+        <w:t xml:space="preserve">blocking request (the driver's own waiter) from them.</w:t>
+      </w:r>
+    </w:p>
+    <w:p>
+      <w:pPr>
+        <w:pStyle w:val="Compact"/>
+        <w:numPr>
+          <w:ilvl w:val="0"/>
+          <w:numId w:val="1014"/>
+        </w:numPr>
+      </w:pPr>
+      <w:r>
+        <w:rPr>
+          <w:b/>
+          <w:bCs/>
+        </w:rPr>
+        <w:t xml:space="preserve">DTR.</w:t>
+      </w:r>
+      <w:r>
+        <w:t xml:space="preserve"> </w:t>
+      </w:r>
+      <w:r>
+        <w:rPr>
+          <w:rStyle w:val="VerbatimChar"/>
+        </w:rPr>
+        <w:t xml:space="preserve">CUSBSerialCDCDevice::Configure ()</w:t>
+      </w:r>
+      <w:r>
+        <w:t xml:space="preserve"> </w:t>
+      </w:r>
+      <w:r>
+        <w:t xml:space="preserve">raised DTR and RTS at once; the RP2040 (its CDC serial port beside</w:t>
+      </w:r>
+      <w:r>
+        <w:t xml:space="preserve"> </w:t>
+      </w:r>
+      <w:r>
+        <w:t xml:space="preserve">the keyboard) then took a terminal for reading it, blocked writing to a port nothing read, and its watchdog</w:t>
+      </w:r>
+      <w:r>
+        <w:t xml:space="preserve"> </w:t>
+      </w:r>
+      <w:r>
+        <w:t xml:space="preserve">restarted it (the device leaving and coming back). DTR and RTS are now raised at the port's first</w:t>
+      </w:r>
+      <w:r>
+        <w:t xml:space="preserve"> </w:t>
+      </w:r>
+      <w:r>
+        <w:rPr>
+          <w:rStyle w:val="VerbatimChar"/>
+        </w:rPr>
+        <w:t xml:space="preserve">Read ()</w:t>
+      </w:r>
+      <w:r>
+        <w:t xml:space="preserve"> </w:t>
+      </w:r>
+      <w:r>
+        <w:t xml:space="preserve">or</w:t>
+      </w:r>
+      <w:r>
+        <w:t xml:space="preserve"> </w:t>
+      </w:r>
+      <w:r>
+        <w:rPr>
+          <w:rStyle w:val="VerbatimChar"/>
+        </w:rPr>
+        <w:t xml:space="preserve">Write ()</w:t>
+      </w:r>
+      <w:r>
+        <w:t xml:space="preserve"> </w:t>
+      </w:r>
+      <w:r>
+        <w:t xml:space="preserve">(</w:t>
+      </w:r>
+      <w:r>
+        <w:rPr>
+          <w:rStyle w:val="VerbatimChar"/>
+        </w:rPr>
+        <w:t xml:space="preserve">CUSBSerialHostDevice::FirstUse ()</w:t>
+      </w:r>
+      <w:r>
+        <w:t xml:space="preserve">), as Linux does when the tty is opened.</w:t>
+      </w:r>
+    </w:p>
+    <w:p>
+      <w:pPr>
+        <w:pStyle w:val="FirstParagraph"/>
+      </w:pPr>
+      <w:r>
+        <w:t xml:space="preserve">The DWC OTG FIFOs were checked: depth 4080 words, the 3 x 1024 Circle programs fit. Fork commits</w:t>
+      </w:r>
+      <w:r>
+        <w:t xml:space="preserve"> </w:t>
+      </w:r>
+      <w:r>
+        <w:rPr>
+          <w:rStyle w:val="VerbatimChar"/>
+        </w:rPr>
+        <w:t xml:space="preserve">09cfd2a3</w:t>
+      </w:r>
+      <w:r>
+        <w:t xml:space="preserve"> </w:t>
+      </w:r>
+      <w:r>
+        <w:t xml:space="preserve">(the frame, the requests) and</w:t>
+      </w:r>
+      <w:r>
+        <w:t xml:space="preserve"> </w:t>
+      </w:r>
+      <w:r>
+        <w:rPr>
+          <w:rStyle w:val="VerbatimChar"/>
+        </w:rPr>
+        <w:t xml:space="preserve">d3e518ab</w:t>
+      </w:r>
+      <w:r>
+        <w:t xml:space="preserve"> </w:t>
+      </w:r>
+      <w:r>
+        <w:t xml:space="preserve">(DTR). Tried on the device: the keyboard types, no disconnection.</w:t>
+      </w:r>
+    </w:p>
+    <w:bookmarkEnd w:id="58"/>
+    <w:bookmarkStart w:id="59" w:name="X9d96e9f2681eb7ec7fbd4bf0f78b9c8b2e5dfbc"/>
+    <w:p>
+      <w:pPr>
+        <w:pStyle w:val="Heading2"/>
+      </w:pPr>
+      <w:r>
+        <w:t xml:space="preserve">36. A USB audio device's continuous range of rates</w:t>
+      </w:r>
+    </w:p>
+    <w:p>
+      <w:pPr>
+        <w:pStyle w:val="FirstParagraph"/>
+      </w:pPr>
+      <w:r>
+        <w:rPr>
+          <w:b/>
+          <w:bCs/>
+        </w:rPr>
+        <w:t xml:space="preserve">Why.</w:t>
+      </w:r>
+      <w:r>
+        <w:t xml:space="preserve"> </w:t>
+      </w:r>
+      <w:r>
+        <w:rPr>
+          <w:rStyle w:val="VerbatimChar"/>
+        </w:rPr>
+        <w:t xml:space="preserve">CUSBAudioStreamingDevice::Setup ()</w:t>
+      </w:r>
+      <w:r>
+        <w:t xml:space="preserve"> </w:t>
+      </w:r>
+      <w:r>
+        <w:t xml:space="preserve">checked a requested rate against the device's ranges as</w:t>
+      </w:r>
+      <w:r>
+        <w:t xml:space="preserve"> </w:t>
+      </w:r>
+      <w:r>
+        <w:rPr>
+          <w:rStyle w:val="VerbatimChar"/>
+        </w:rPr>
+        <w:t xml:space="preserve">Min &gt;= rate &amp;&amp; Max &lt;= rate</w:t>
+      </w:r>
+      <w:r>
+        <w:t xml:space="preserve">: a device with a continuous range (16 to 48 kHz) refused every rate inside it, and</w:t>
+      </w:r>
+      <w:r>
+        <w:t xml:space="preserve"> </w:t>
+      </w:r>
+      <w:r>
+        <w:t xml:space="preserve">only a range of one rate worked. PocketQI found it with a USB headset's microphone at 16 kHz.</w:t>
+      </w:r>
+    </w:p>
+    <w:p>
+      <w:pPr>
+        <w:pStyle w:val="BodyText"/>
+      </w:pPr>
+      <w:r>
+        <w:rPr>
+          <w:b/>
+          <w:bCs/>
+        </w:rPr>
+        <w:t xml:space="preserve">What.</w:t>
+      </w:r>
+      <w:r>
+        <w:t xml:space="preserve"> </w:t>
+      </w:r>
+      <w:r>
+        <w:rPr>
+          <w:rStyle w:val="VerbatimChar"/>
+        </w:rPr>
+        <w:t xml:space="preserve">lib/usb/usbaudiostreaming.cpp</w:t>
+      </w:r>
+      <w:r>
+        <w:t xml:space="preserve">:</w:t>
+      </w:r>
+      <w:r>
+        <w:t xml:space="preserve"> </w:t>
+      </w:r>
+      <w:r>
+        <w:rPr>
+          <w:rStyle w:val="VerbatimChar"/>
+        </w:rPr>
+        <w:t xml:space="preserve">Min &lt;= rate &amp;&amp; Max &gt;= rate</w:t>
+      </w:r>
+      <w:r>
+        <w:t xml:space="preserve"> </w:t>
+      </w:r>
+      <w:r>
+        <w:t xml:space="preserve">(2026-10-26, Onyx's microphone: kapi</w:t>
+      </w:r>
+      <w:r>
+        <w:t xml:space="preserve"> </w:t>
+      </w:r>
+      <w:r>
+        <w:t xml:space="preserve">v99</w:t>
+      </w:r>
+      <w:r>
+        <w:t xml:space="preserve"> </w:t>
+      </w:r>
+      <w:r>
+        <w:rPr>
+          <w:rStyle w:val="VerbatimChar"/>
+        </w:rPr>
+        <w:t xml:space="preserve">sound_input</w:t>
+      </w:r>
+      <w:r>
+        <w:t xml:space="preserve">; PocketQI's patch</w:t>
+      </w:r>
+      <w:r>
+        <w:t xml:space="preserve"> </w:t>
+      </w:r>
+      <w:r>
+        <w:rPr>
+          <w:rStyle w:val="VerbatimChar"/>
+        </w:rPr>
+        <w:t xml:space="preserve">11-usb-audio-plage</w:t>
+      </w:r>
+      <w:r>
+        <w:t xml:space="preserve">).</w:t>
+      </w:r>
+    </w:p>
+    <w:bookmarkEnd w:id="59"/>
+    <w:bookmarkStart w:id="60" w:name="Xcd4762a6edece8081127c8fa845986f1aa9c44d"/>
+    <w:p>
+      <w:pPr>
+        <w:pStyle w:val="Heading2"/>
+      </w:pPr>
+      <w:r>
+        <w:t xml:space="preserve">37. The log's events timed since boot, a whole boot kept</w:t>
+      </w:r>
+    </w:p>
+    <w:p>
+      <w:pPr>
+        <w:pStyle w:val="FirstParagraph"/>
+      </w:pPr>
+      <w:r>
+        <w:rPr>
+          <w:b/>
+          <w:bCs/>
+        </w:rPr>
+        <w:t xml:space="preserve">Why.</w:t>
+      </w:r>
+      <w:r>
+        <w:t xml:space="preserve"> </w:t>
+      </w:r>
+      <w:r>
+        <w:rPr>
+          <w:rStyle w:val="VerbatimChar"/>
+        </w:rPr>
+        <w:t xml:space="preserve">kmsg</w:t>
+      </w:r>
+      <w:r>
+        <w:t xml:space="preserve"> </w:t>
+      </w:r>
+      <w:r>
+        <w:t xml:space="preserve">(kapi</w:t>
+      </w:r>
+      <w:r>
+        <w:t xml:space="preserve"> </w:t>
+      </w:r>
+      <w:r>
+        <w:rPr>
+          <w:rStyle w:val="VerbatimChar"/>
+        </w:rPr>
+        <w:t xml:space="preserve">klog_read</w:t>
+      </w:r>
+      <w:r>
+        <w:t xml:space="preserve">) could not time a boot: Circle's events carry the wall clock only (</w:t>
+      </w:r>
+      <w:r>
+        <w:rPr>
+          <w:rStyle w:val="VerbatimChar"/>
+        </w:rPr>
+        <w:t xml:space="preserve">GetLocalTime</w:t>
+      </w:r>
+      <w:r>
+        <w:t xml:space="preserve">,</w:t>
+      </w:r>
+      <w:r>
+        <w:t xml:space="preserve"> </w:t>
+      </w:r>
+      <w:r>
+        <w:t xml:space="preserve">set later by NTP: the boot's events and the later ones do not share an origin), and the event queue kept the</w:t>
+      </w:r>
+      <w:r>
+        <w:t xml:space="preserve"> </w:t>
+      </w:r>
+      <w:r>
+        <w:t xml:space="preserve">last 50, long gone when a telnet session can start</w:t>
+      </w:r>
+      <w:r>
+        <w:t xml:space="preserve"> </w:t>
+      </w:r>
+      <w:r>
+        <w:rPr>
+          <w:rStyle w:val="VerbatimChar"/>
+        </w:rPr>
+        <w:t xml:space="preserve">kmsg</w:t>
+      </w:r>
+      <w:r>
+        <w:t xml:space="preserve"> </w:t>
+      </w:r>
+      <w:r>
+        <w:t xml:space="preserve">(the Programmez! article asked how long Onyx takes to</w:t>
+      </w:r>
+      <w:r>
+        <w:t xml:space="preserve"> </w:t>
+      </w:r>
+      <w:r>
+        <w:t xml:space="preserve">start, 2026-10-27).</w:t>
+      </w:r>
+    </w:p>
+    <w:p>
+      <w:pPr>
+        <w:pStyle w:val="BodyText"/>
+      </w:pPr>
+      <w:r>
+        <w:rPr>
+          <w:b/>
+          <w:bCs/>
+        </w:rPr>
+        <w:t xml:space="preserve">What.</w:t>
+      </w:r>
+      <w:r>
+        <w:t xml:space="preserve"> </w:t>
+      </w:r>
+      <w:r>
+        <w:rPr>
+          <w:rStyle w:val="VerbatimChar"/>
+        </w:rPr>
+        <w:t xml:space="preserve">TLogEvent</w:t>
+      </w:r>
+      <w:r>
+        <w:t xml:space="preserve"> </w:t>
+      </w:r>
+      <w:r>
+        <w:t xml:space="preserve">notes</w:t>
+      </w:r>
+      <w:r>
+        <w:t xml:space="preserve"> </w:t>
+      </w:r>
+      <w:r>
+        <w:rPr>
+          <w:rStyle w:val="VerbatimChar"/>
+        </w:rPr>
+        <w:t xml:space="preserve">CTimer::GetClockTicks64 ()</w:t>
+      </w:r>
+      <w:r>
+        <w:t xml:space="preserve"> </w:t>
+      </w:r>
+      <w:r>
+        <w:t xml:space="preserve">(microseconds since boot) as it is written; a second</w:t>
+      </w:r>
+      <w:r>
+        <w:t xml:space="preserve"> </w:t>
+      </w:r>
+      <w:r>
+        <w:rPr>
+          <w:rStyle w:val="VerbatimChar"/>
+        </w:rPr>
+        <w:t xml:space="preserve">CLogger::ReadEvent</w:t>
+      </w:r>
+      <w:r>
+        <w:t xml:space="preserve"> </w:t>
+      </w:r>
+      <w:r>
+        <w:t xml:space="preserve">returns it in</w:t>
+      </w:r>
+      <w:r>
+        <w:t xml:space="preserve"> </w:t>
+      </w:r>
+      <w:r>
+        <w:rPr>
+          <w:rStyle w:val="VerbatimChar"/>
+        </w:rPr>
+        <w:t xml:space="preserve">u64 *pUptimeMicros</w:t>
+      </w:r>
+      <w:r>
+        <w:t xml:space="preserve"> </w:t>
+      </w:r>
+      <w:r>
+        <w:t xml:space="preserve">(the upstream one is kept, it calls the new one).</w:t>
+      </w:r>
+      <w:r>
+        <w:t xml:space="preserve"> </w:t>
+      </w:r>
+      <w:r>
+        <w:rPr>
+          <w:rStyle w:val="VerbatimChar"/>
+        </w:rPr>
+        <w:t xml:space="preserve">LOG_QUEUE_SIZE</w:t>
+      </w:r>
+      <w:r>
+        <w:t xml:space="preserve"> </w:t>
+      </w:r>
+      <w:r>
+        <w:t xml:space="preserve">50 → 1024 (an event is about 270 bytes on the heap, only while it is queued: 270 KB at most).</w:t>
+      </w:r>
+      <w:r>
+        <w:t xml:space="preserve"> </w:t>
+      </w:r>
+      <w:r>
+        <w:t xml:space="preserve">The kernel's</w:t>
+      </w:r>
+      <w:r>
+        <w:t xml:space="preserve"> </w:t>
+      </w:r>
+      <w:r>
+        <w:rPr>
+          <w:rStyle w:val="VerbatimChar"/>
+        </w:rPr>
+        <w:t xml:space="preserve">kapi_klog_read_at</w:t>
+      </w:r>
+      <w:r>
+        <w:t xml:space="preserve"> </w:t>
+      </w:r>
+      <w:r>
+        <w:t xml:space="preserve">(kapi v100) passes it on;</w:t>
+      </w:r>
+      <w:r>
+        <w:t xml:space="preserve"> </w:t>
+      </w:r>
+      <w:r>
+        <w:rPr>
+          <w:rStyle w:val="VerbatimChar"/>
+        </w:rPr>
+        <w:t xml:space="preserve">kmsg</w:t>
+      </w:r>
+      <w:r>
+        <w:t xml:space="preserve"> </w:t>
+      </w:r>
+      <w:r>
+        <w:t xml:space="preserve">prints</w:t>
+      </w:r>
+      <w:r>
+        <w:t xml:space="preserve"> </w:t>
+      </w:r>
+      <w:r>
+        <w:rPr>
+          <w:rStyle w:val="VerbatimChar"/>
+        </w:rPr>
+        <w:t xml:space="preserve">[   12.345]</w:t>
+      </w:r>
+      <w:r>
+        <w:t xml:space="preserve"> </w:t>
+      </w:r>
+      <w:r>
+        <w:t xml:space="preserve">before each line. Every</w:t>
+      </w:r>
+      <w:r>
+        <w:t xml:space="preserve"> </w:t>
+      </w:r>
+      <w:r>
+        <w:t xml:space="preserve">library is rebuilt (</w:t>
+      </w:r>
+      <w:r>
+        <w:rPr>
+          <w:rStyle w:val="VerbatimChar"/>
+        </w:rPr>
+        <w:t xml:space="preserve">CLogger</w:t>
+      </w:r>
+      <w:r>
+        <w:t xml:space="preserve"> </w:t>
+      </w:r>
+      <w:r>
+        <w:t xml:space="preserve">changed size).</w:t>
+      </w:r>
+    </w:p>
+    <w:bookmarkEnd w:id="60"/>
+    <w:bookmarkStart w:id="62" w:name="contributions-to-upstream-circle"/>
+    <w:p>
+      <w:pPr>
+        <w:pStyle w:val="Heading2"/>
+      </w:pPr>
+      <w:r>
+        <w:t xml:space="preserve">Contributions to upstream Circle</w:t>
+      </w:r>
+    </w:p>
+    <w:p>
+      <w:pPr>
+        <w:pStyle w:val="FirstParagraph"/>
+      </w:pPr>
+      <w:r>
         <w:t xml:space="preserve">The fork's changes useful to every Circle user are prepared as clean pull-request branches on</w:t>
       </w:r>
       <w:r>
@@ -19942,7 +21985,7 @@
       <w:r>
         <w:t xml:space="preserve"> </w:t>
       </w:r>
-      <w:hyperlink r:id="rId56">
+      <w:hyperlink r:id="rId61">
         <w:r>
           <w:rPr>
             <w:rStyle w:val="VerbatimChar"/>
@@ -19954,8 +21997,8 @@
         <w:t xml:space="preserve">.</w:t>
       </w:r>
     </w:p>
-    <w:bookmarkEnd w:id="57"/>
-    <w:bookmarkStart w:id="58" w:name="upstream-merges"/>
+    <w:bookmarkEnd w:id="62"/>
+    <w:bookmarkStart w:id="63" w:name="upstream-merges"/>
     <w:p>
       <w:pPr>
         <w:pStyle w:val="Heading2"/>
@@ -20344,8 +22387,8 @@
         <w:t xml:space="preserve">yet: a keyboard unplugged and plugged again (its layout kept), the 8BitDo / Xbox 360 wireless devices.</w:t>
       </w:r>
     </w:p>
-    <w:bookmarkEnd w:id="58"/>
-    <w:bookmarkStart w:id="59" w:name="updating-the-fork-submodule"/>
+    <w:bookmarkEnd w:id="63"/>
+    <w:bookmarkStart w:id="64" w:name="updating-the-fork-submodule"/>
     <w:p>
       <w:pPr>
         <w:pStyle w:val="Heading2"/>
@@ -20524,7 +22567,7 @@
         <w:t xml:space="preserve">"Bump circle submodule"</w:t>
       </w:r>
     </w:p>
-    <w:bookmarkEnd w:id="59"/>
+    <w:bookmarkEnd w:id="64"/>
     <w:sectPr>
       <w:footerReference r:id="rId9" w:type="default"/>
       <w:footnotePr>
@@ -20930,6 +22973,15 @@
     <w:abstractNumId w:val="991"/>
   </w:num>
   <w:num w:numId="1011">
+    <w:abstractNumId w:val="991"/>
+  </w:num>
+  <w:num w:numId="1012">
+    <w:abstractNumId w:val="991"/>
+  </w:num>
+  <w:num w:numId="1013">
+    <w:abstractNumId w:val="991"/>
+  </w:num>
+  <w:num w:numId="1014">
     <w:abstractNumId w:val="991"/>
   </w:num>
 </w:numbering>
